--- a/CampusGuard.docx
+++ b/CampusGuard.docx
@@ -7,19 +7,238 @@
         <w:pStyle w:val="Title"/>
         <w:spacing w:after="60"/>
       </w:pPr>
+      <w:r>
+        <w:t>COS 214 Practical 5</w:t>
+      </w:r>
+    </w:p>
+    <w:p>
+      <w:pPr>
+        <w:rPr>
+          <w:b/>
+          <w:bCs/>
+          <w:szCs w:val="22"/>
+          <w:u w:val="single"/>
+          <w:lang w:val="en-GB"/>
+        </w:rPr>
+      </w:pPr>
+      <w:r>
+        <w:rPr>
+          <w:b/>
+          <w:bCs/>
+          <w:szCs w:val="22"/>
+          <w:u w:val="single"/>
+          <w:lang w:val="en-GB"/>
+        </w:rPr>
+        <w:t>Team members:</w:t>
+      </w:r>
+    </w:p>
+    <w:p>
+      <w:pPr>
+        <w:rPr>
+          <w:lang w:val="en-GB"/>
+        </w:rPr>
+      </w:pPr>
       <w:proofErr w:type="spellStart"/>
       <w:r>
-        <w:t>CampusGuard</w:t>
+        <w:rPr>
+          <w:lang w:val="en-GB"/>
+        </w:rPr>
+        <w:t>Showlon</w:t>
+      </w:r>
+      <w:proofErr w:type="spellEnd"/>
+      <w:r>
+        <w:rPr>
+          <w:lang w:val="en-GB"/>
+        </w:rPr>
+        <w:t xml:space="preserve"> Hunter - </w:t>
+      </w:r>
+      <w:proofErr w:type="spellStart"/>
+      <w:r>
+        <w:rPr>
+          <w:lang w:val="en-GB"/>
+        </w:rPr>
+        <w:t>u25502469</w:t>
       </w:r>
       <w:proofErr w:type="spellEnd"/>
     </w:p>
     <w:p>
       <w:pPr>
+        <w:rPr>
+          <w:lang w:val="en-GB"/>
+        </w:rPr>
+      </w:pPr>
+      <w:r>
+        <w:rPr>
+          <w:lang w:val="en-GB"/>
+        </w:rPr>
+        <w:t xml:space="preserve">Tamima Alam Touhid - </w:t>
+      </w:r>
+      <w:proofErr w:type="spellStart"/>
+      <w:r>
+        <w:rPr>
+          <w:lang w:val="en-GB"/>
+        </w:rPr>
+        <w:t>u24691284</w:t>
+      </w:r>
+      <w:proofErr w:type="spellEnd"/>
+    </w:p>
+    <w:p>
+      <w:pPr>
+        <w:rPr>
+          <w:lang w:val="en-GB"/>
+        </w:rPr>
+      </w:pPr>
+      <w:r>
+        <w:rPr>
+          <w:lang w:val="en-GB"/>
+        </w:rPr>
+        <w:t xml:space="preserve">Francois Venter - </w:t>
+      </w:r>
+      <w:proofErr w:type="spellStart"/>
+      <w:r>
+        <w:rPr>
+          <w:lang w:val="en-GB"/>
+        </w:rPr>
+        <w:t>u25555202</w:t>
+      </w:r>
+      <w:proofErr w:type="spellEnd"/>
+    </w:p>
+    <w:p>
+      <w:pPr>
+        <w:rPr>
+          <w:lang w:val="en-GB"/>
+        </w:rPr>
+      </w:pPr>
+    </w:p>
+    <w:p>
+      <w:pPr>
+        <w:rPr>
+          <w:b/>
+          <w:bCs/>
+          <w:szCs w:val="22"/>
+          <w:u w:val="single"/>
+          <w:lang w:val="en-GB"/>
+        </w:rPr>
+      </w:pPr>
+      <w:proofErr w:type="spellStart"/>
+      <w:r>
+        <w:rPr>
+          <w:b/>
+          <w:bCs/>
+          <w:szCs w:val="22"/>
+          <w:u w:val="single"/>
+          <w:lang w:val="en-GB"/>
+        </w:rPr>
+        <w:t>Github</w:t>
+      </w:r>
+      <w:proofErr w:type="spellEnd"/>
+      <w:r>
+        <w:rPr>
+          <w:b/>
+          <w:bCs/>
+          <w:szCs w:val="22"/>
+          <w:u w:val="single"/>
+          <w:lang w:val="en-GB"/>
+        </w:rPr>
+        <w:t xml:space="preserve"> repository link:</w:t>
+      </w:r>
+    </w:p>
+    <w:p>
+      <w:pPr>
+        <w:rPr>
+          <w:lang w:val="en-GB"/>
+        </w:rPr>
+      </w:pPr>
+      <w:hyperlink r:id="rId5" w:history="1">
+        <w:r>
+          <w:rPr>
+            <w:rStyle w:val="Hyperlink"/>
+            <w:lang w:val="en-GB"/>
+          </w:rPr>
+          <w:t>https://</w:t>
+        </w:r>
+        <w:proofErr w:type="spellStart"/>
+        <w:r>
+          <w:rPr>
+            <w:rStyle w:val="Hyperlink"/>
+            <w:lang w:val="en-GB"/>
+          </w:rPr>
+          <w:t>github.com</w:t>
+        </w:r>
+        <w:proofErr w:type="spellEnd"/>
+        <w:r>
+          <w:rPr>
+            <w:rStyle w:val="Hyperlink"/>
+            <w:lang w:val="en-GB"/>
+          </w:rPr>
+          <w:t>/</w:t>
+        </w:r>
+        <w:proofErr w:type="spellStart"/>
+        <w:r>
+          <w:rPr>
+            <w:rStyle w:val="Hyperlink"/>
+            <w:lang w:val="en-GB"/>
+          </w:rPr>
+          <w:t>u25555202</w:t>
+        </w:r>
+        <w:proofErr w:type="spellEnd"/>
+        <w:r>
+          <w:rPr>
+            <w:rStyle w:val="Hyperlink"/>
+            <w:lang w:val="en-GB"/>
+          </w:rPr>
+          <w:t>-maker/</w:t>
+        </w:r>
+        <w:proofErr w:type="spellStart"/>
+        <w:r>
+          <w:rPr>
+            <w:rStyle w:val="Hyperlink"/>
+            <w:lang w:val="en-GB"/>
+          </w:rPr>
+          <w:t>COS214-Prac5</w:t>
+        </w:r>
+        <w:proofErr w:type="spellEnd"/>
+      </w:hyperlink>
+      <w:r>
+        <w:rPr>
+          <w:lang w:val="en-GB"/>
+        </w:rPr>
+        <w:t xml:space="preserve"> </w:t>
+      </w:r>
+    </w:p>
+    <w:p>
+      <w:pPr>
+        <w:rPr>
+          <w:lang w:val="en-GB"/>
+        </w:rPr>
+      </w:pPr>
+    </w:p>
+    <w:p>
+      <w:pPr>
+        <w:pStyle w:val="Title"/>
+        <w:spacing w:after="60"/>
+        <w:rPr>
+          <w:sz w:val="52"/>
+          <w:szCs w:val="52"/>
+        </w:rPr>
+      </w:pPr>
+      <w:proofErr w:type="spellStart"/>
+      <w:r>
+        <w:rPr>
+          <w:sz w:val="52"/>
+          <w:szCs w:val="52"/>
+        </w:rPr>
+        <w:t>CampusGuard</w:t>
+      </w:r>
+      <w:proofErr w:type="spellEnd"/>
+    </w:p>
+    <w:p>
+      <w:pPr>
         <w:spacing w:after="40"/>
       </w:pPr>
       <w:r>
         <w:rPr>
-          <w:rFonts w:ascii="Calibri" w:eastAsia="Calibri" w:hAnsi="Calibri" w:cs="Calibri"/>
+          <w:rFonts w:eastAsia="Calibri" w:cs="Calibri"/>
           <w:b/>
           <w:bCs/>
           <w:color w:val="2F5496"/>
@@ -35,7 +254,13 @@
         <w:spacing w:before="320" w:after="160"/>
       </w:pPr>
       <w:r>
-        <w:t>1. System Responsibilities</w:t>
+        <w:t>1.</w:t>
+      </w:r>
+      <w:r>
+        <w:t>1.</w:t>
+      </w:r>
+      <w:r>
+        <w:t xml:space="preserve"> System Responsibilities</w:t>
       </w:r>
     </w:p>
     <w:p>
@@ -45,8 +270,7 @@
       <w:proofErr w:type="spellStart"/>
       <w:r>
         <w:rPr>
-          <w:rFonts w:ascii="Calibri" w:eastAsia="Calibri" w:hAnsi="Calibri" w:cs="Calibri"/>
-          <w:sz w:val="22"/>
+          <w:rFonts w:eastAsia="Calibri" w:cs="Calibri"/>
           <w:szCs w:val="22"/>
         </w:rPr>
         <w:t>CampusGuard</w:t>
@@ -54,8 +278,7 @@
       <w:proofErr w:type="spellEnd"/>
       <w:r>
         <w:rPr>
-          <w:rFonts w:ascii="Calibri" w:eastAsia="Calibri" w:hAnsi="Calibri" w:cs="Calibri"/>
-          <w:sz w:val="22"/>
+          <w:rFonts w:eastAsia="Calibri" w:cs="Calibri"/>
           <w:szCs w:val="22"/>
         </w:rPr>
         <w:t xml:space="preserve"> coordinates a university's response to an incident from the moment it is reported until it is resolved. Concretely, the system:</w:t>
@@ -223,6 +446,9 @@
         <w:spacing w:before="320" w:after="160"/>
       </w:pPr>
       <w:r>
+        <w:t>1.</w:t>
+      </w:r>
+      <w:r>
         <w:t>2. Class Structure Overview</w:t>
       </w:r>
     </w:p>
@@ -232,10 +458,7 @@
         <w:spacing w:before="240" w:after="120"/>
       </w:pPr>
       <w:r>
-        <w:t>2</w:t>
-      </w:r>
-      <w:r>
-        <w:t>.1 Command</w:t>
+        <w:t>Command</w:t>
       </w:r>
     </w:p>
     <w:tbl>
@@ -256,18 +479,12 @@
         <w:tblLook w:val="0000" w:firstRow="0" w:lastRow="0" w:firstColumn="0" w:lastColumn="0" w:noHBand="0" w:noVBand="0"/>
       </w:tblPr>
       <w:tblGrid>
-        <w:gridCol w:w="2192"/>
-        <w:gridCol w:w="1985"/>
-        <w:gridCol w:w="2860"/>
-        <w:gridCol w:w="2763"/>
+        <w:gridCol w:w="2278"/>
+        <w:gridCol w:w="1933"/>
+        <w:gridCol w:w="3126"/>
+        <w:gridCol w:w="2463"/>
       </w:tblGrid>
       <w:tr>
-        <w:tblPrEx>
-          <w:tblCellMar>
-            <w:top w:w="0" w:type="dxa"/>
-            <w:bottom w:w="0" w:type="dxa"/>
-          </w:tblCellMar>
-        </w:tblPrEx>
         <w:trPr>
           <w:tblHeader/>
         </w:trPr>
@@ -291,7 +508,7 @@
           <w:p>
             <w:r>
               <w:rPr>
-                <w:rFonts w:ascii="Calibri" w:eastAsia="Calibri" w:hAnsi="Calibri" w:cs="Calibri"/>
+                <w:rFonts w:eastAsia="Calibri" w:cs="Calibri"/>
                 <w:b/>
                 <w:bCs/>
                 <w:color w:val="FFFFFF"/>
@@ -320,108 +537,75 @@
           <w:p>
             <w:r>
               <w:rPr>
-                <w:rFonts w:ascii="Calibri" w:eastAsia="Calibri" w:hAnsi="Calibri" w:cs="Calibri"/>
+                <w:rFonts w:eastAsia="Calibri" w:cs="Calibri"/>
                 <w:b/>
                 <w:bCs/>
                 <w:color w:val="FFFFFF"/>
               </w:rPr>
-              <w:t>R</w:t>
-            </w:r>
-            <w:r>
-              <w:rPr>
-                <w:rFonts w:ascii="Calibri" w:eastAsia="Calibri" w:hAnsi="Calibri" w:cs="Calibri"/>
+              <w:t>Role</w:t>
+            </w:r>
+          </w:p>
+        </w:tc>
+        <w:tc>
+          <w:tcPr>
+            <w:tcW w:w="2800" w:type="dxa"/>
+            <w:tcBorders>
+              <w:top w:val="single" w:sz="2" w:space="0" w:color="BFBFBF"/>
+              <w:left w:val="single" w:sz="2" w:space="0" w:color="BFBFBF"/>
+              <w:bottom w:val="single" w:sz="2" w:space="0" w:color="BFBFBF"/>
+              <w:right w:val="single" w:sz="2" w:space="0" w:color="BFBFBF"/>
+            </w:tcBorders>
+            <w:shd w:val="clear" w:color="auto" w:fill="2F5496"/>
+            <w:tcMar>
+              <w:top w:w="80" w:type="dxa"/>
+              <w:left w:w="100" w:type="dxa"/>
+              <w:bottom w:w="80" w:type="dxa"/>
+              <w:right w:w="100" w:type="dxa"/>
+            </w:tcMar>
+          </w:tcPr>
+          <w:p>
+            <w:r>
+              <w:rPr>
+                <w:rFonts w:eastAsia="Calibri" w:cs="Calibri"/>
                 <w:b/>
                 <w:bCs/>
                 <w:color w:val="FFFFFF"/>
               </w:rPr>
-              <w:t>o</w:t>
-            </w:r>
-            <w:r>
-              <w:rPr>
-                <w:rFonts w:ascii="Calibri" w:eastAsia="Calibri" w:hAnsi="Calibri" w:cs="Calibri"/>
+              <w:t>Key members</w:t>
+            </w:r>
+          </w:p>
+        </w:tc>
+        <w:tc>
+          <w:tcPr>
+            <w:tcW w:w="2800" w:type="dxa"/>
+            <w:tcBorders>
+              <w:top w:val="single" w:sz="2" w:space="0" w:color="BFBFBF"/>
+              <w:left w:val="single" w:sz="2" w:space="0" w:color="BFBFBF"/>
+              <w:bottom w:val="single" w:sz="2" w:space="0" w:color="BFBFBF"/>
+              <w:right w:val="single" w:sz="2" w:space="0" w:color="BFBFBF"/>
+            </w:tcBorders>
+            <w:shd w:val="clear" w:color="auto" w:fill="2F5496"/>
+            <w:tcMar>
+              <w:top w:w="80" w:type="dxa"/>
+              <w:left w:w="100" w:type="dxa"/>
+              <w:bottom w:w="80" w:type="dxa"/>
+              <w:right w:w="100" w:type="dxa"/>
+            </w:tcMar>
+          </w:tcPr>
+          <w:p>
+            <w:r>
+              <w:rPr>
+                <w:rFonts w:eastAsia="Calibri" w:cs="Calibri"/>
                 <w:b/>
                 <w:bCs/>
                 <w:color w:val="FFFFFF"/>
               </w:rPr>
-              <w:t>l</w:t>
-            </w:r>
-            <w:r>
-              <w:rPr>
-                <w:rFonts w:ascii="Calibri" w:eastAsia="Calibri" w:hAnsi="Calibri" w:cs="Calibri"/>
-                <w:b/>
-                <w:bCs/>
-                <w:color w:val="FFFFFF"/>
-              </w:rPr>
-              <w:t>e</w:t>
-            </w:r>
-          </w:p>
-        </w:tc>
-        <w:tc>
-          <w:tcPr>
-            <w:tcW w:w="2800" w:type="dxa"/>
-            <w:tcBorders>
-              <w:top w:val="single" w:sz="2" w:space="0" w:color="BFBFBF"/>
-              <w:left w:val="single" w:sz="2" w:space="0" w:color="BFBFBF"/>
-              <w:bottom w:val="single" w:sz="2" w:space="0" w:color="BFBFBF"/>
-              <w:right w:val="single" w:sz="2" w:space="0" w:color="BFBFBF"/>
-            </w:tcBorders>
-            <w:shd w:val="clear" w:color="auto" w:fill="2F5496"/>
-            <w:tcMar>
-              <w:top w:w="80" w:type="dxa"/>
-              <w:left w:w="100" w:type="dxa"/>
-              <w:bottom w:w="80" w:type="dxa"/>
-              <w:right w:w="100" w:type="dxa"/>
-            </w:tcMar>
-          </w:tcPr>
-          <w:p>
-            <w:r>
-              <w:rPr>
-                <w:rFonts w:ascii="Calibri" w:eastAsia="Calibri" w:hAnsi="Calibri" w:cs="Calibri"/>
-                <w:b/>
-                <w:bCs/>
-                <w:color w:val="FFFFFF"/>
-              </w:rPr>
-              <w:t>Key members</w:t>
-            </w:r>
-          </w:p>
-        </w:tc>
-        <w:tc>
-          <w:tcPr>
-            <w:tcW w:w="2800" w:type="dxa"/>
-            <w:tcBorders>
-              <w:top w:val="single" w:sz="2" w:space="0" w:color="BFBFBF"/>
-              <w:left w:val="single" w:sz="2" w:space="0" w:color="BFBFBF"/>
-              <w:bottom w:val="single" w:sz="2" w:space="0" w:color="BFBFBF"/>
-              <w:right w:val="single" w:sz="2" w:space="0" w:color="BFBFBF"/>
-            </w:tcBorders>
-            <w:shd w:val="clear" w:color="auto" w:fill="2F5496"/>
-            <w:tcMar>
-              <w:top w:w="80" w:type="dxa"/>
-              <w:left w:w="100" w:type="dxa"/>
-              <w:bottom w:w="80" w:type="dxa"/>
-              <w:right w:w="100" w:type="dxa"/>
-            </w:tcMar>
-          </w:tcPr>
-          <w:p>
-            <w:r>
-              <w:rPr>
-                <w:rFonts w:ascii="Calibri" w:eastAsia="Calibri" w:hAnsi="Calibri" w:cs="Calibri"/>
-                <w:b/>
-                <w:bCs/>
-                <w:color w:val="FFFFFF"/>
-              </w:rPr>
               <w:t>Associations</w:t>
             </w:r>
           </w:p>
         </w:tc>
       </w:tr>
       <w:tr>
-        <w:tblPrEx>
-          <w:tblCellMar>
-            <w:top w:w="0" w:type="dxa"/>
-            <w:bottom w:w="0" w:type="dxa"/>
-          </w:tblCellMar>
-        </w:tblPrEx>
         <w:tc>
           <w:tcPr>
             <w:tcW w:w="2200" w:type="dxa"/>
@@ -441,7 +625,7 @@
           <w:p>
             <w:r>
               <w:rPr>
-                <w:rFonts w:ascii="Calibri" w:eastAsia="Calibri" w:hAnsi="Calibri" w:cs="Calibri"/>
+                <w:rFonts w:eastAsia="Calibri" w:cs="Calibri"/>
               </w:rPr>
               <w:t>Command</w:t>
             </w:r>
@@ -466,63 +650,9 @@
           <w:p>
             <w:r>
               <w:rPr>
-                <w:rFonts w:ascii="Calibri" w:eastAsia="Calibri" w:hAnsi="Calibri" w:cs="Calibri"/>
-              </w:rPr>
-              <w:t>A</w:t>
-            </w:r>
-            <w:r>
-              <w:rPr>
-                <w:rFonts w:ascii="Calibri" w:eastAsia="Calibri" w:hAnsi="Calibri" w:cs="Calibri"/>
-              </w:rPr>
-              <w:t>b</w:t>
-            </w:r>
-            <w:r>
-              <w:rPr>
-                <w:rFonts w:ascii="Calibri" w:eastAsia="Calibri" w:hAnsi="Calibri" w:cs="Calibri"/>
-              </w:rPr>
-              <w:t>s</w:t>
-            </w:r>
-            <w:r>
-              <w:rPr>
-                <w:rFonts w:ascii="Calibri" w:eastAsia="Calibri" w:hAnsi="Calibri" w:cs="Calibri"/>
-              </w:rPr>
-              <w:t>t</w:t>
-            </w:r>
-            <w:r>
-              <w:rPr>
-                <w:rFonts w:ascii="Calibri" w:eastAsia="Calibri" w:hAnsi="Calibri" w:cs="Calibri"/>
-              </w:rPr>
-              <w:t>r</w:t>
-            </w:r>
-            <w:r>
-              <w:rPr>
-                <w:rFonts w:ascii="Calibri" w:eastAsia="Calibri" w:hAnsi="Calibri" w:cs="Calibri"/>
-              </w:rPr>
-              <w:t>a</w:t>
-            </w:r>
-            <w:r>
-              <w:rPr>
-                <w:rFonts w:ascii="Calibri" w:eastAsia="Calibri" w:hAnsi="Calibri" w:cs="Calibri"/>
-              </w:rPr>
-              <w:t>c</w:t>
-            </w:r>
-            <w:r>
-              <w:rPr>
-                <w:rFonts w:ascii="Calibri" w:eastAsia="Calibri" w:hAnsi="Calibri" w:cs="Calibri"/>
-              </w:rPr>
-              <w:t>t</w:t>
-            </w:r>
-            <w:r>
-              <w:rPr>
-                <w:rFonts w:ascii="Calibri" w:eastAsia="Calibri" w:hAnsi="Calibri" w:cs="Calibri"/>
-              </w:rPr>
-              <w:t xml:space="preserve"> </w:t>
-            </w:r>
-            <w:r>
-              <w:rPr>
-                <w:rFonts w:ascii="Calibri" w:eastAsia="Calibri" w:hAnsi="Calibri" w:cs="Calibri"/>
-              </w:rPr>
-              <w:t>Command</w:t>
+                <w:rFonts w:eastAsia="Calibri" w:cs="Calibri"/>
+              </w:rPr>
+              <w:t>Abstract Command</w:t>
             </w:r>
           </w:p>
         </w:tc>
@@ -545,7 +675,7 @@
           <w:p>
             <w:r>
               <w:rPr>
-                <w:rFonts w:ascii="Calibri" w:eastAsia="Calibri" w:hAnsi="Calibri" w:cs="Calibri"/>
+                <w:rFonts w:eastAsia="Calibri" w:cs="Calibri"/>
               </w:rPr>
               <w:t>execute(), undo(), description()</w:t>
             </w:r>
@@ -570,7 +700,7 @@
           <w:p>
             <w:r>
               <w:rPr>
-                <w:rFonts w:ascii="Calibri" w:eastAsia="Calibri" w:hAnsi="Calibri" w:cs="Calibri"/>
+                <w:rFonts w:eastAsia="Calibri" w:cs="Calibri"/>
               </w:rPr>
               <w:t>—</w:t>
             </w:r>
@@ -578,12 +708,6 @@
         </w:tc>
       </w:tr>
       <w:tr>
-        <w:tblPrEx>
-          <w:tblCellMar>
-            <w:top w:w="0" w:type="dxa"/>
-            <w:bottom w:w="0" w:type="dxa"/>
-          </w:tblCellMar>
-        </w:tblPrEx>
         <w:tc>
           <w:tcPr>
             <w:tcW w:w="2200" w:type="dxa"/>
@@ -604,7 +728,7 @@
             <w:proofErr w:type="spellStart"/>
             <w:r>
               <w:rPr>
-                <w:rFonts w:ascii="Calibri" w:eastAsia="Calibri" w:hAnsi="Calibri" w:cs="Calibri"/>
+                <w:rFonts w:eastAsia="Calibri" w:cs="Calibri"/>
               </w:rPr>
               <w:t>DispatchUnitCommand</w:t>
             </w:r>
@@ -631,7 +755,7 @@
             <w:proofErr w:type="spellStart"/>
             <w:r>
               <w:rPr>
-                <w:rFonts w:ascii="Calibri" w:eastAsia="Calibri" w:hAnsi="Calibri" w:cs="Calibri"/>
+                <w:rFonts w:eastAsia="Calibri" w:cs="Calibri"/>
               </w:rPr>
               <w:t>ConcreteCommand</w:t>
             </w:r>
@@ -657,7 +781,7 @@
           <w:p>
             <w:r>
               <w:rPr>
-                <w:rFonts w:ascii="Calibri" w:eastAsia="Calibri" w:hAnsi="Calibri" w:cs="Calibri"/>
+                <w:rFonts w:eastAsia="Calibri" w:cs="Calibri"/>
               </w:rPr>
               <w:t>unit, incident, location</w:t>
             </w:r>
@@ -682,21 +806,21 @@
           <w:p>
             <w:r>
               <w:rPr>
-                <w:rFonts w:ascii="Calibri" w:eastAsia="Calibri" w:hAnsi="Calibri" w:cs="Calibri"/>
+                <w:rFonts w:eastAsia="Calibri" w:cs="Calibri"/>
               </w:rPr>
               <w:t xml:space="preserve">receiver: </w:t>
             </w:r>
             <w:proofErr w:type="spellStart"/>
             <w:r>
               <w:rPr>
-                <w:rFonts w:ascii="Calibri" w:eastAsia="Calibri" w:hAnsi="Calibri" w:cs="Calibri"/>
+                <w:rFonts w:eastAsia="Calibri" w:cs="Calibri"/>
               </w:rPr>
               <w:t>ResponseComponent</w:t>
             </w:r>
             <w:proofErr w:type="spellEnd"/>
             <w:r>
               <w:rPr>
-                <w:rFonts w:ascii="Calibri" w:eastAsia="Calibri" w:hAnsi="Calibri" w:cs="Calibri"/>
+                <w:rFonts w:eastAsia="Calibri" w:cs="Calibri"/>
               </w:rPr>
               <w:t>* (non-owning)</w:t>
             </w:r>
@@ -704,12 +828,6 @@
         </w:tc>
       </w:tr>
       <w:tr>
-        <w:tblPrEx>
-          <w:tblCellMar>
-            <w:top w:w="0" w:type="dxa"/>
-            <w:bottom w:w="0" w:type="dxa"/>
-          </w:tblCellMar>
-        </w:tblPrEx>
         <w:tc>
           <w:tcPr>
             <w:tcW w:w="2200" w:type="dxa"/>
@@ -730,7 +848,7 @@
             <w:proofErr w:type="spellStart"/>
             <w:r>
               <w:rPr>
-                <w:rFonts w:ascii="Calibri" w:eastAsia="Calibri" w:hAnsi="Calibri" w:cs="Calibri"/>
+                <w:rFonts w:eastAsia="Calibri" w:cs="Calibri"/>
               </w:rPr>
               <w:t>LockAreaCommand</w:t>
             </w:r>
@@ -757,14 +875,14 @@
             <w:proofErr w:type="spellStart"/>
             <w:r>
               <w:rPr>
-                <w:rFonts w:ascii="Calibri" w:eastAsia="Calibri" w:hAnsi="Calibri" w:cs="Calibri"/>
+                <w:rFonts w:eastAsia="Calibri" w:cs="Calibri"/>
               </w:rPr>
               <w:t>ConcreteCommand</w:t>
             </w:r>
             <w:proofErr w:type="spellEnd"/>
             <w:r>
               <w:rPr>
-                <w:rFonts w:ascii="Calibri" w:eastAsia="Calibri" w:hAnsi="Calibri" w:cs="Calibri"/>
+                <w:rFonts w:eastAsia="Calibri" w:cs="Calibri"/>
               </w:rPr>
               <w:t xml:space="preserve"> (reversible)</w:t>
             </w:r>
@@ -789,7 +907,7 @@
           <w:p>
             <w:r>
               <w:rPr>
-                <w:rFonts w:ascii="Calibri" w:eastAsia="Calibri" w:hAnsi="Calibri" w:cs="Calibri"/>
+                <w:rFonts w:eastAsia="Calibri" w:cs="Calibri"/>
               </w:rPr>
               <w:t>access, area</w:t>
             </w:r>
@@ -814,21 +932,21 @@
           <w:p>
             <w:r>
               <w:rPr>
-                <w:rFonts w:ascii="Calibri" w:eastAsia="Calibri" w:hAnsi="Calibri" w:cs="Calibri"/>
+                <w:rFonts w:eastAsia="Calibri" w:cs="Calibri"/>
               </w:rPr>
               <w:t xml:space="preserve">receiver: </w:t>
             </w:r>
             <w:proofErr w:type="spellStart"/>
             <w:r>
               <w:rPr>
-                <w:rFonts w:ascii="Calibri" w:eastAsia="Calibri" w:hAnsi="Calibri" w:cs="Calibri"/>
+                <w:rFonts w:eastAsia="Calibri" w:cs="Calibri"/>
               </w:rPr>
               <w:t>AccessControlSystem</w:t>
             </w:r>
             <w:proofErr w:type="spellEnd"/>
             <w:r>
               <w:rPr>
-                <w:rFonts w:ascii="Calibri" w:eastAsia="Calibri" w:hAnsi="Calibri" w:cs="Calibri"/>
+                <w:rFonts w:eastAsia="Calibri" w:cs="Calibri"/>
               </w:rPr>
               <w:t>* (non-owning)</w:t>
             </w:r>
@@ -836,12 +954,6 @@
         </w:tc>
       </w:tr>
       <w:tr>
-        <w:tblPrEx>
-          <w:tblCellMar>
-            <w:top w:w="0" w:type="dxa"/>
-            <w:bottom w:w="0" w:type="dxa"/>
-          </w:tblCellMar>
-        </w:tblPrEx>
         <w:tc>
           <w:tcPr>
             <w:tcW w:w="2200" w:type="dxa"/>
@@ -862,8 +974,9 @@
             <w:proofErr w:type="spellStart"/>
             <w:r>
               <w:rPr>
-                <w:rFonts w:ascii="Calibri" w:eastAsia="Calibri" w:hAnsi="Calibri" w:cs="Calibri"/>
-              </w:rPr>
+                <w:rFonts w:eastAsia="Calibri" w:cs="Calibri"/>
+              </w:rPr>
+              <w:lastRenderedPageBreak/>
               <w:t>AlertCommand</w:t>
             </w:r>
             <w:proofErr w:type="spellEnd"/>
@@ -889,7 +1002,7 @@
             <w:proofErr w:type="spellStart"/>
             <w:r>
               <w:rPr>
-                <w:rFonts w:ascii="Calibri" w:eastAsia="Calibri" w:hAnsi="Calibri" w:cs="Calibri"/>
+                <w:rFonts w:eastAsia="Calibri" w:cs="Calibri"/>
               </w:rPr>
               <w:t>ConcreteCommand</w:t>
             </w:r>
@@ -915,7 +1028,7 @@
           <w:p>
             <w:r>
               <w:rPr>
-                <w:rFonts w:ascii="Calibri" w:eastAsia="Calibri" w:hAnsi="Calibri" w:cs="Calibri"/>
+                <w:rFonts w:eastAsia="Calibri" w:cs="Calibri"/>
               </w:rPr>
               <w:t>channel, message, location</w:t>
             </w:r>
@@ -940,21 +1053,21 @@
           <w:p>
             <w:r>
               <w:rPr>
-                <w:rFonts w:ascii="Calibri" w:eastAsia="Calibri" w:hAnsi="Calibri" w:cs="Calibri"/>
+                <w:rFonts w:eastAsia="Calibri" w:cs="Calibri"/>
               </w:rPr>
               <w:t xml:space="preserve">receiver: </w:t>
             </w:r>
             <w:proofErr w:type="spellStart"/>
             <w:r>
               <w:rPr>
-                <w:rFonts w:ascii="Calibri" w:eastAsia="Calibri" w:hAnsi="Calibri" w:cs="Calibri"/>
+                <w:rFonts w:eastAsia="Calibri" w:cs="Calibri"/>
               </w:rPr>
               <w:t>CommunicationChannel</w:t>
             </w:r>
             <w:proofErr w:type="spellEnd"/>
             <w:r>
               <w:rPr>
-                <w:rFonts w:ascii="Calibri" w:eastAsia="Calibri" w:hAnsi="Calibri" w:cs="Calibri"/>
+                <w:rFonts w:eastAsia="Calibri" w:cs="Calibri"/>
               </w:rPr>
               <w:t>* (non-owning)</w:t>
             </w:r>
@@ -962,12 +1075,6 @@
         </w:tc>
       </w:tr>
       <w:tr>
-        <w:tblPrEx>
-          <w:tblCellMar>
-            <w:top w:w="0" w:type="dxa"/>
-            <w:bottom w:w="0" w:type="dxa"/>
-          </w:tblCellMar>
-        </w:tblPrEx>
         <w:tc>
           <w:tcPr>
             <w:tcW w:w="2200" w:type="dxa"/>
@@ -988,7 +1095,7 @@
             <w:proofErr w:type="spellStart"/>
             <w:r>
               <w:rPr>
-                <w:rFonts w:ascii="Calibri" w:eastAsia="Calibri" w:hAnsi="Calibri" w:cs="Calibri"/>
+                <w:rFonts w:eastAsia="Calibri" w:cs="Calibri"/>
               </w:rPr>
               <w:t>EvacuationCommand</w:t>
             </w:r>
@@ -1015,7 +1122,7 @@
             <w:proofErr w:type="spellStart"/>
             <w:r>
               <w:rPr>
-                <w:rFonts w:ascii="Calibri" w:eastAsia="Calibri" w:hAnsi="Calibri" w:cs="Calibri"/>
+                <w:rFonts w:eastAsia="Calibri" w:cs="Calibri"/>
               </w:rPr>
               <w:t>ConcreteCommand</w:t>
             </w:r>
@@ -1041,7 +1148,7 @@
           <w:p>
             <w:r>
               <w:rPr>
-                <w:rFonts w:ascii="Calibri" w:eastAsia="Calibri" w:hAnsi="Calibri" w:cs="Calibri"/>
+                <w:rFonts w:eastAsia="Calibri" w:cs="Calibri"/>
               </w:rPr>
               <w:t>facilities, area, incident</w:t>
             </w:r>
@@ -1066,21 +1173,21 @@
           <w:p>
             <w:r>
               <w:rPr>
-                <w:rFonts w:ascii="Calibri" w:eastAsia="Calibri" w:hAnsi="Calibri" w:cs="Calibri"/>
+                <w:rFonts w:eastAsia="Calibri" w:cs="Calibri"/>
               </w:rPr>
               <w:t xml:space="preserve">receiver: </w:t>
             </w:r>
             <w:proofErr w:type="spellStart"/>
             <w:r>
               <w:rPr>
-                <w:rFonts w:ascii="Calibri" w:eastAsia="Calibri" w:hAnsi="Calibri" w:cs="Calibri"/>
+                <w:rFonts w:eastAsia="Calibri" w:cs="Calibri"/>
               </w:rPr>
               <w:t>FacilitiesTeam</w:t>
             </w:r>
             <w:proofErr w:type="spellEnd"/>
             <w:r>
               <w:rPr>
-                <w:rFonts w:ascii="Calibri" w:eastAsia="Calibri" w:hAnsi="Calibri" w:cs="Calibri"/>
+                <w:rFonts w:eastAsia="Calibri" w:cs="Calibri"/>
               </w:rPr>
               <w:t>* (non-owning)</w:t>
             </w:r>
@@ -1088,12 +1195,6 @@
         </w:tc>
       </w:tr>
       <w:tr>
-        <w:tblPrEx>
-          <w:tblCellMar>
-            <w:top w:w="0" w:type="dxa"/>
-            <w:bottom w:w="0" w:type="dxa"/>
-          </w:tblCellMar>
-        </w:tblPrEx>
         <w:tc>
           <w:tcPr>
             <w:tcW w:w="2200" w:type="dxa"/>
@@ -1114,7 +1215,7 @@
             <w:proofErr w:type="spellStart"/>
             <w:r>
               <w:rPr>
-                <w:rFonts w:ascii="Calibri" w:eastAsia="Calibri" w:hAnsi="Calibri" w:cs="Calibri"/>
+                <w:rFonts w:eastAsia="Calibri" w:cs="Calibri"/>
               </w:rPr>
               <w:t>CancelCommand</w:t>
             </w:r>
@@ -1141,7 +1242,7 @@
             <w:proofErr w:type="spellStart"/>
             <w:r>
               <w:rPr>
-                <w:rFonts w:ascii="Calibri" w:eastAsia="Calibri" w:hAnsi="Calibri" w:cs="Calibri"/>
+                <w:rFonts w:eastAsia="Calibri" w:cs="Calibri"/>
               </w:rPr>
               <w:t>ConcreteCommand</w:t>
             </w:r>
@@ -1167,7 +1268,7 @@
           <w:p>
             <w:r>
               <w:rPr>
-                <w:rFonts w:ascii="Calibri" w:eastAsia="Calibri" w:hAnsi="Calibri" w:cs="Calibri"/>
+                <w:rFonts w:eastAsia="Calibri" w:cs="Calibri"/>
               </w:rPr>
               <w:t>target</w:t>
             </w:r>
@@ -1192,7 +1293,7 @@
           <w:p>
             <w:r>
               <w:rPr>
-                <w:rFonts w:ascii="Calibri" w:eastAsia="Calibri" w:hAnsi="Calibri" w:cs="Calibri"/>
+                <w:rFonts w:eastAsia="Calibri" w:cs="Calibri"/>
               </w:rPr>
               <w:t>receiver: another Command* (non-owning)</w:t>
             </w:r>
@@ -1200,12 +1301,6 @@
         </w:tc>
       </w:tr>
       <w:tr>
-        <w:tblPrEx>
-          <w:tblCellMar>
-            <w:top w:w="0" w:type="dxa"/>
-            <w:bottom w:w="0" w:type="dxa"/>
-          </w:tblCellMar>
-        </w:tblPrEx>
         <w:tc>
           <w:tcPr>
             <w:tcW w:w="2200" w:type="dxa"/>
@@ -1226,7 +1321,7 @@
             <w:proofErr w:type="spellStart"/>
             <w:r>
               <w:rPr>
-                <w:rFonts w:ascii="Calibri" w:eastAsia="Calibri" w:hAnsi="Calibri" w:cs="Calibri"/>
+                <w:rFonts w:eastAsia="Calibri" w:cs="Calibri"/>
               </w:rPr>
               <w:t>OperatorConsole</w:t>
             </w:r>
@@ -1252,7 +1347,7 @@
           <w:p>
             <w:r>
               <w:rPr>
-                <w:rFonts w:ascii="Calibri" w:eastAsia="Calibri" w:hAnsi="Calibri" w:cs="Calibri"/>
+                <w:rFonts w:eastAsia="Calibri" w:cs="Calibri"/>
               </w:rPr>
               <w:t>Invoker</w:t>
             </w:r>
@@ -1277,21 +1372,21 @@
           <w:p>
             <w:r>
               <w:rPr>
-                <w:rFonts w:ascii="Calibri" w:eastAsia="Calibri" w:hAnsi="Calibri" w:cs="Calibri"/>
+                <w:rFonts w:eastAsia="Calibri" w:cs="Calibri"/>
               </w:rPr>
               <w:t>history: vector&lt;</w:t>
             </w:r>
             <w:proofErr w:type="spellStart"/>
             <w:r>
               <w:rPr>
-                <w:rFonts w:ascii="Calibri" w:eastAsia="Calibri" w:hAnsi="Calibri" w:cs="Calibri"/>
+                <w:rFonts w:eastAsia="Calibri" w:cs="Calibri"/>
               </w:rPr>
               <w:t>unique_ptr</w:t>
             </w:r>
             <w:proofErr w:type="spellEnd"/>
             <w:r>
               <w:rPr>
-                <w:rFonts w:ascii="Calibri" w:eastAsia="Calibri" w:hAnsi="Calibri" w:cs="Calibri"/>
+                <w:rFonts w:eastAsia="Calibri" w:cs="Calibri"/>
               </w:rPr>
               <w:t>&lt;Command&gt;&gt;</w:t>
             </w:r>
@@ -1316,7 +1411,7 @@
           <w:p>
             <w:r>
               <w:rPr>
-                <w:rFonts w:ascii="Calibri" w:eastAsia="Calibri" w:hAnsi="Calibri" w:cs="Calibri"/>
+                <w:rFonts w:eastAsia="Calibri" w:cs="Calibri"/>
               </w:rPr>
               <w:t>owns every submitted Command</w:t>
             </w:r>
@@ -1330,7 +1425,7 @@
         <w:spacing w:before="240" w:after="120"/>
       </w:pPr>
       <w:r>
-        <w:t>2.2 Mediator</w:t>
+        <w:t>Mediator</w:t>
       </w:r>
     </w:p>
     <w:tbl>
@@ -1357,12 +1452,6 @@
         <w:gridCol w:w="2700"/>
       </w:tblGrid>
       <w:tr>
-        <w:tblPrEx>
-          <w:tblCellMar>
-            <w:top w:w="0" w:type="dxa"/>
-            <w:bottom w:w="0" w:type="dxa"/>
-          </w:tblCellMar>
-        </w:tblPrEx>
         <w:trPr>
           <w:tblHeader/>
         </w:trPr>
@@ -1386,12 +1475,11 @@
           <w:p>
             <w:r>
               <w:rPr>
-                <w:rFonts w:ascii="Calibri" w:eastAsia="Calibri" w:hAnsi="Calibri" w:cs="Calibri"/>
+                <w:rFonts w:eastAsia="Calibri" w:cs="Calibri"/>
                 <w:b/>
                 <w:bCs/>
                 <w:color w:val="FFFFFF"/>
               </w:rPr>
-              <w:lastRenderedPageBreak/>
               <w:t>Class</w:t>
             </w:r>
           </w:p>
@@ -1416,7 +1504,7 @@
           <w:p>
             <w:r>
               <w:rPr>
-                <w:rFonts w:ascii="Calibri" w:eastAsia="Calibri" w:hAnsi="Calibri" w:cs="Calibri"/>
+                <w:rFonts w:eastAsia="Calibri" w:cs="Calibri"/>
                 <w:b/>
                 <w:bCs/>
                 <w:color w:val="FFFFFF"/>
@@ -1445,7 +1533,7 @@
           <w:p>
             <w:r>
               <w:rPr>
-                <w:rFonts w:ascii="Calibri" w:eastAsia="Calibri" w:hAnsi="Calibri" w:cs="Calibri"/>
+                <w:rFonts w:eastAsia="Calibri" w:cs="Calibri"/>
                 <w:b/>
                 <w:bCs/>
                 <w:color w:val="FFFFFF"/>
@@ -1474,7 +1562,7 @@
           <w:p>
             <w:r>
               <w:rPr>
-                <w:rFonts w:ascii="Calibri" w:eastAsia="Calibri" w:hAnsi="Calibri" w:cs="Calibri"/>
+                <w:rFonts w:eastAsia="Calibri" w:cs="Calibri"/>
                 <w:b/>
                 <w:bCs/>
                 <w:color w:val="FFFFFF"/>
@@ -1485,12 +1573,6 @@
         </w:tc>
       </w:tr>
       <w:tr>
-        <w:tblPrEx>
-          <w:tblCellMar>
-            <w:top w:w="0" w:type="dxa"/>
-            <w:bottom w:w="0" w:type="dxa"/>
-          </w:tblCellMar>
-        </w:tblPrEx>
         <w:tc>
           <w:tcPr>
             <w:tcW w:w="2400" w:type="dxa"/>
@@ -1511,7 +1593,7 @@
             <w:proofErr w:type="spellStart"/>
             <w:r>
               <w:rPr>
-                <w:rFonts w:ascii="Calibri" w:eastAsia="Calibri" w:hAnsi="Calibri" w:cs="Calibri"/>
+                <w:rFonts w:eastAsia="Calibri" w:cs="Calibri"/>
               </w:rPr>
               <w:t>ResponseMediator</w:t>
             </w:r>
@@ -1537,7 +1619,7 @@
           <w:p>
             <w:r>
               <w:rPr>
-                <w:rFonts w:ascii="Calibri" w:eastAsia="Calibri" w:hAnsi="Calibri" w:cs="Calibri"/>
+                <w:rFonts w:eastAsia="Calibri" w:cs="Calibri"/>
               </w:rPr>
               <w:t>Mediator interface</w:t>
             </w:r>
@@ -1563,28 +1645,28 @@
             <w:proofErr w:type="spellStart"/>
             <w:r>
               <w:rPr>
-                <w:rFonts w:ascii="Calibri" w:eastAsia="Calibri" w:hAnsi="Calibri" w:cs="Calibri"/>
+                <w:rFonts w:eastAsia="Calibri" w:cs="Calibri"/>
               </w:rPr>
               <w:t>componentArrived</w:t>
             </w:r>
             <w:proofErr w:type="spellEnd"/>
             <w:r>
               <w:rPr>
-                <w:rFonts w:ascii="Calibri" w:eastAsia="Calibri" w:hAnsi="Calibri" w:cs="Calibri"/>
+                <w:rFonts w:eastAsia="Calibri" w:cs="Calibri"/>
               </w:rPr>
               <w:t xml:space="preserve">(), </w:t>
             </w:r>
             <w:proofErr w:type="spellStart"/>
             <w:r>
               <w:rPr>
-                <w:rFonts w:ascii="Calibri" w:eastAsia="Calibri" w:hAnsi="Calibri" w:cs="Calibri"/>
+                <w:rFonts w:eastAsia="Calibri" w:cs="Calibri"/>
               </w:rPr>
               <w:t>componentFinished</w:t>
             </w:r>
             <w:proofErr w:type="spellEnd"/>
             <w:r>
               <w:rPr>
-                <w:rFonts w:ascii="Calibri" w:eastAsia="Calibri" w:hAnsi="Calibri" w:cs="Calibri"/>
+                <w:rFonts w:eastAsia="Calibri" w:cs="Calibri"/>
               </w:rPr>
               <w:t>()</w:t>
             </w:r>
@@ -1609,7 +1691,7 @@
           <w:p>
             <w:r>
               <w:rPr>
-                <w:rFonts w:ascii="Calibri" w:eastAsia="Calibri" w:hAnsi="Calibri" w:cs="Calibri"/>
+                <w:rFonts w:eastAsia="Calibri" w:cs="Calibri"/>
               </w:rPr>
               <w:t>—</w:t>
             </w:r>
@@ -1617,12 +1699,6 @@
         </w:tc>
       </w:tr>
       <w:tr>
-        <w:tblPrEx>
-          <w:tblCellMar>
-            <w:top w:w="0" w:type="dxa"/>
-            <w:bottom w:w="0" w:type="dxa"/>
-          </w:tblCellMar>
-        </w:tblPrEx>
         <w:tc>
           <w:tcPr>
             <w:tcW w:w="2400" w:type="dxa"/>
@@ -1643,7 +1719,7 @@
             <w:proofErr w:type="spellStart"/>
             <w:r>
               <w:rPr>
-                <w:rFonts w:ascii="Calibri" w:eastAsia="Calibri" w:hAnsi="Calibri" w:cs="Calibri"/>
+                <w:rFonts w:eastAsia="Calibri" w:cs="Calibri"/>
               </w:rPr>
               <w:t>IncidentCoordinator</w:t>
             </w:r>
@@ -1670,7 +1746,7 @@
             <w:proofErr w:type="spellStart"/>
             <w:r>
               <w:rPr>
-                <w:rFonts w:ascii="Calibri" w:eastAsia="Calibri" w:hAnsi="Calibri" w:cs="Calibri"/>
+                <w:rFonts w:eastAsia="Calibri" w:cs="Calibri"/>
               </w:rPr>
               <w:t>ConcreteMediator</w:t>
             </w:r>
@@ -1696,14 +1772,14 @@
           <w:p>
             <w:r>
               <w:rPr>
-                <w:rFonts w:ascii="Calibri" w:eastAsia="Calibri" w:hAnsi="Calibri" w:cs="Calibri"/>
+                <w:rFonts w:eastAsia="Calibri" w:cs="Calibri"/>
               </w:rPr>
               <w:t xml:space="preserve">security, medical, facilities, </w:t>
             </w:r>
             <w:proofErr w:type="spellStart"/>
             <w:r>
               <w:rPr>
-                <w:rFonts w:ascii="Calibri" w:eastAsia="Calibri" w:hAnsi="Calibri" w:cs="Calibri"/>
+                <w:rFonts w:eastAsia="Calibri" w:cs="Calibri"/>
               </w:rPr>
               <w:t>commChannel</w:t>
             </w:r>
@@ -1729,7 +1805,7 @@
           <w:p>
             <w:r>
               <w:rPr>
-                <w:rFonts w:ascii="Calibri" w:eastAsia="Calibri" w:hAnsi="Calibri" w:cs="Calibri"/>
+                <w:rFonts w:eastAsia="Calibri" w:cs="Calibri"/>
               </w:rPr>
               <w:t>non-owning references to all colleagues + comm channel</w:t>
             </w:r>
@@ -1737,12 +1813,6 @@
         </w:tc>
       </w:tr>
       <w:tr>
-        <w:tblPrEx>
-          <w:tblCellMar>
-            <w:top w:w="0" w:type="dxa"/>
-            <w:bottom w:w="0" w:type="dxa"/>
-          </w:tblCellMar>
-        </w:tblPrEx>
         <w:tc>
           <w:tcPr>
             <w:tcW w:w="2400" w:type="dxa"/>
@@ -1763,7 +1833,7 @@
             <w:proofErr w:type="spellStart"/>
             <w:r>
               <w:rPr>
-                <w:rFonts w:ascii="Calibri" w:eastAsia="Calibri" w:hAnsi="Calibri" w:cs="Calibri"/>
+                <w:rFonts w:eastAsia="Calibri" w:cs="Calibri"/>
               </w:rPr>
               <w:t>ResponseComponent</w:t>
             </w:r>
@@ -1789,7 +1859,7 @@
           <w:p>
             <w:r>
               <w:rPr>
-                <w:rFonts w:ascii="Calibri" w:eastAsia="Calibri" w:hAnsi="Calibri" w:cs="Calibri"/>
+                <w:rFonts w:eastAsia="Calibri" w:cs="Calibri"/>
               </w:rPr>
               <w:t>Abstract Colleague</w:t>
             </w:r>
@@ -1814,21 +1884,21 @@
           <w:p>
             <w:r>
               <w:rPr>
-                <w:rFonts w:ascii="Calibri" w:eastAsia="Calibri" w:hAnsi="Calibri" w:cs="Calibri"/>
+                <w:rFonts w:eastAsia="Calibri" w:cs="Calibri"/>
               </w:rPr>
               <w:t xml:space="preserve">name, mediator, </w:t>
             </w:r>
             <w:proofErr w:type="spellStart"/>
             <w:r>
               <w:rPr>
-                <w:rFonts w:ascii="Calibri" w:eastAsia="Calibri" w:hAnsi="Calibri" w:cs="Calibri"/>
+                <w:rFonts w:eastAsia="Calibri" w:cs="Calibri"/>
               </w:rPr>
               <w:t>dispatchTo</w:t>
             </w:r>
             <w:proofErr w:type="spellEnd"/>
             <w:r>
               <w:rPr>
-                <w:rFonts w:ascii="Calibri" w:eastAsia="Calibri" w:hAnsi="Calibri" w:cs="Calibri"/>
+                <w:rFonts w:eastAsia="Calibri" w:cs="Calibri"/>
               </w:rPr>
               <w:t>()</w:t>
             </w:r>
@@ -1853,14 +1923,14 @@
           <w:p>
             <w:r>
               <w:rPr>
-                <w:rFonts w:ascii="Calibri" w:eastAsia="Calibri" w:hAnsi="Calibri" w:cs="Calibri"/>
+                <w:rFonts w:eastAsia="Calibri" w:cs="Calibri"/>
               </w:rPr>
               <w:t xml:space="preserve">non-owning reference to </w:t>
             </w:r>
             <w:proofErr w:type="spellStart"/>
             <w:r>
               <w:rPr>
-                <w:rFonts w:ascii="Calibri" w:eastAsia="Calibri" w:hAnsi="Calibri" w:cs="Calibri"/>
+                <w:rFonts w:eastAsia="Calibri" w:cs="Calibri"/>
               </w:rPr>
               <w:t>ResponseMediator</w:t>
             </w:r>
@@ -1869,12 +1939,6 @@
         </w:tc>
       </w:tr>
       <w:tr>
-        <w:tblPrEx>
-          <w:tblCellMar>
-            <w:top w:w="0" w:type="dxa"/>
-            <w:bottom w:w="0" w:type="dxa"/>
-          </w:tblCellMar>
-        </w:tblPrEx>
         <w:tc>
           <w:tcPr>
             <w:tcW w:w="2400" w:type="dxa"/>
@@ -1895,35 +1959,35 @@
             <w:proofErr w:type="spellStart"/>
             <w:r>
               <w:rPr>
-                <w:rFonts w:ascii="Calibri" w:eastAsia="Calibri" w:hAnsi="Calibri" w:cs="Calibri"/>
+                <w:rFonts w:eastAsia="Calibri" w:cs="Calibri"/>
               </w:rPr>
               <w:t>SecurityTeam</w:t>
             </w:r>
             <w:proofErr w:type="spellEnd"/>
             <w:r>
               <w:rPr>
-                <w:rFonts w:ascii="Calibri" w:eastAsia="Calibri" w:hAnsi="Calibri" w:cs="Calibri"/>
+                <w:rFonts w:eastAsia="Calibri" w:cs="Calibri"/>
               </w:rPr>
               <w:t xml:space="preserve"> / </w:t>
             </w:r>
             <w:proofErr w:type="spellStart"/>
             <w:r>
               <w:rPr>
-                <w:rFonts w:ascii="Calibri" w:eastAsia="Calibri" w:hAnsi="Calibri" w:cs="Calibri"/>
+                <w:rFonts w:eastAsia="Calibri" w:cs="Calibri"/>
               </w:rPr>
               <w:t>MedicalTeam</w:t>
             </w:r>
             <w:proofErr w:type="spellEnd"/>
             <w:r>
               <w:rPr>
-                <w:rFonts w:ascii="Calibri" w:eastAsia="Calibri" w:hAnsi="Calibri" w:cs="Calibri"/>
+                <w:rFonts w:eastAsia="Calibri" w:cs="Calibri"/>
               </w:rPr>
               <w:t xml:space="preserve"> / </w:t>
             </w:r>
             <w:proofErr w:type="spellStart"/>
             <w:r>
               <w:rPr>
-                <w:rFonts w:ascii="Calibri" w:eastAsia="Calibri" w:hAnsi="Calibri" w:cs="Calibri"/>
+                <w:rFonts w:eastAsia="Calibri" w:cs="Calibri"/>
               </w:rPr>
               <w:t>FacilitiesTeam</w:t>
             </w:r>
@@ -1950,7 +2014,7 @@
             <w:proofErr w:type="spellStart"/>
             <w:r>
               <w:rPr>
-                <w:rFonts w:ascii="Calibri" w:eastAsia="Calibri" w:hAnsi="Calibri" w:cs="Calibri"/>
+                <w:rFonts w:eastAsia="Calibri" w:cs="Calibri"/>
               </w:rPr>
               <w:t>ConcreteColleague</w:t>
             </w:r>
@@ -1976,7 +2040,7 @@
           <w:p>
             <w:r>
               <w:rPr>
-                <w:rFonts w:ascii="Calibri" w:eastAsia="Calibri" w:hAnsi="Calibri" w:cs="Calibri"/>
+                <w:rFonts w:eastAsia="Calibri" w:cs="Calibri"/>
               </w:rPr>
               <w:t>team-specific domain methods</w:t>
             </w:r>
@@ -2002,21 +2066,21 @@
             <w:proofErr w:type="spellStart"/>
             <w:r>
               <w:rPr>
-                <w:rFonts w:ascii="Calibri" w:eastAsia="Calibri" w:hAnsi="Calibri" w:cs="Calibri"/>
+                <w:rFonts w:eastAsia="Calibri" w:cs="Calibri"/>
               </w:rPr>
               <w:t>FacilitiesTeam</w:t>
             </w:r>
             <w:proofErr w:type="spellEnd"/>
             <w:r>
               <w:rPr>
-                <w:rFonts w:ascii="Calibri" w:eastAsia="Calibri" w:hAnsi="Calibri" w:cs="Calibri"/>
+                <w:rFonts w:eastAsia="Calibri" w:cs="Calibri"/>
               </w:rPr>
               <w:t xml:space="preserve"> also references </w:t>
             </w:r>
             <w:proofErr w:type="spellStart"/>
             <w:r>
               <w:rPr>
-                <w:rFonts w:ascii="Calibri" w:eastAsia="Calibri" w:hAnsi="Calibri" w:cs="Calibri"/>
+                <w:rFonts w:eastAsia="Calibri" w:cs="Calibri"/>
               </w:rPr>
               <w:t>AccessControlSystem</w:t>
             </w:r>
@@ -2031,7 +2095,7 @@
         <w:spacing w:before="240" w:after="120"/>
       </w:pPr>
       <w:r>
-        <w:t>2.3 Adapter</w:t>
+        <w:t>Adapter</w:t>
       </w:r>
     </w:p>
     <w:tbl>
@@ -2058,12 +2122,6 @@
         <w:gridCol w:w="2700"/>
       </w:tblGrid>
       <w:tr>
-        <w:tblPrEx>
-          <w:tblCellMar>
-            <w:top w:w="0" w:type="dxa"/>
-            <w:bottom w:w="0" w:type="dxa"/>
-          </w:tblCellMar>
-        </w:tblPrEx>
         <w:trPr>
           <w:tblHeader/>
         </w:trPr>
@@ -2087,7 +2145,7 @@
           <w:p>
             <w:r>
               <w:rPr>
-                <w:rFonts w:ascii="Calibri" w:eastAsia="Calibri" w:hAnsi="Calibri" w:cs="Calibri"/>
+                <w:rFonts w:eastAsia="Calibri" w:cs="Calibri"/>
                 <w:b/>
                 <w:bCs/>
                 <w:color w:val="FFFFFF"/>
@@ -2116,7 +2174,7 @@
           <w:p>
             <w:r>
               <w:rPr>
-                <w:rFonts w:ascii="Calibri" w:eastAsia="Calibri" w:hAnsi="Calibri" w:cs="Calibri"/>
+                <w:rFonts w:eastAsia="Calibri" w:cs="Calibri"/>
                 <w:b/>
                 <w:bCs/>
                 <w:color w:val="FFFFFF"/>
@@ -2145,7 +2203,7 @@
           <w:p>
             <w:r>
               <w:rPr>
-                <w:rFonts w:ascii="Calibri" w:eastAsia="Calibri" w:hAnsi="Calibri" w:cs="Calibri"/>
+                <w:rFonts w:eastAsia="Calibri" w:cs="Calibri"/>
                 <w:b/>
                 <w:bCs/>
                 <w:color w:val="FFFFFF"/>
@@ -2174,7 +2232,7 @@
           <w:p>
             <w:r>
               <w:rPr>
-                <w:rFonts w:ascii="Calibri" w:eastAsia="Calibri" w:hAnsi="Calibri" w:cs="Calibri"/>
+                <w:rFonts w:eastAsia="Calibri" w:cs="Calibri"/>
                 <w:b/>
                 <w:bCs/>
                 <w:color w:val="FFFFFF"/>
@@ -2185,12 +2243,6 @@
         </w:tc>
       </w:tr>
       <w:tr>
-        <w:tblPrEx>
-          <w:tblCellMar>
-            <w:top w:w="0" w:type="dxa"/>
-            <w:bottom w:w="0" w:type="dxa"/>
-          </w:tblCellMar>
-        </w:tblPrEx>
         <w:tc>
           <w:tcPr>
             <w:tcW w:w="2400" w:type="dxa"/>
@@ -2211,7 +2263,7 @@
             <w:proofErr w:type="spellStart"/>
             <w:r>
               <w:rPr>
-                <w:rFonts w:ascii="Calibri" w:eastAsia="Calibri" w:hAnsi="Calibri" w:cs="Calibri"/>
+                <w:rFonts w:eastAsia="Calibri" w:cs="Calibri"/>
               </w:rPr>
               <w:t>CommunicationChannel</w:t>
             </w:r>
@@ -2237,7 +2289,7 @@
           <w:p>
             <w:r>
               <w:rPr>
-                <w:rFonts w:ascii="Calibri" w:eastAsia="Calibri" w:hAnsi="Calibri" w:cs="Calibri"/>
+                <w:rFonts w:eastAsia="Calibri" w:cs="Calibri"/>
               </w:rPr>
               <w:t>Target interface</w:t>
             </w:r>
@@ -2263,14 +2315,14 @@
             <w:proofErr w:type="spellStart"/>
             <w:r>
               <w:rPr>
-                <w:rFonts w:ascii="Calibri" w:eastAsia="Calibri" w:hAnsi="Calibri" w:cs="Calibri"/>
+                <w:rFonts w:eastAsia="Calibri" w:cs="Calibri"/>
               </w:rPr>
               <w:t>sendAlert</w:t>
             </w:r>
             <w:proofErr w:type="spellEnd"/>
             <w:r>
               <w:rPr>
-                <w:rFonts w:ascii="Calibri" w:eastAsia="Calibri" w:hAnsi="Calibri" w:cs="Calibri"/>
+                <w:rFonts w:eastAsia="Calibri" w:cs="Calibri"/>
               </w:rPr>
               <w:t>(message, location)</w:t>
             </w:r>
@@ -2295,7 +2347,7 @@
           <w:p>
             <w:r>
               <w:rPr>
-                <w:rFonts w:ascii="Calibri" w:eastAsia="Calibri" w:hAnsi="Calibri" w:cs="Calibri"/>
+                <w:rFonts w:eastAsia="Calibri" w:cs="Calibri"/>
               </w:rPr>
               <w:t>—</w:t>
             </w:r>
@@ -2303,12 +2355,6 @@
         </w:tc>
       </w:tr>
       <w:tr>
-        <w:tblPrEx>
-          <w:tblCellMar>
-            <w:top w:w="0" w:type="dxa"/>
-            <w:bottom w:w="0" w:type="dxa"/>
-          </w:tblCellMar>
-        </w:tblPrEx>
         <w:tc>
           <w:tcPr>
             <w:tcW w:w="2400" w:type="dxa"/>
@@ -2329,7 +2375,7 @@
             <w:proofErr w:type="spellStart"/>
             <w:r>
               <w:rPr>
-                <w:rFonts w:ascii="Calibri" w:eastAsia="Calibri" w:hAnsi="Calibri" w:cs="Calibri"/>
+                <w:rFonts w:eastAsia="Calibri" w:cs="Calibri"/>
               </w:rPr>
               <w:t>LegacyPagerSystem</w:t>
             </w:r>
@@ -2356,7 +2402,7 @@
             <w:proofErr w:type="spellStart"/>
             <w:r>
               <w:rPr>
-                <w:rFonts w:ascii="Calibri" w:eastAsia="Calibri" w:hAnsi="Calibri" w:cs="Calibri"/>
+                <w:rFonts w:eastAsia="Calibri" w:cs="Calibri"/>
               </w:rPr>
               <w:t>Adaptee</w:t>
             </w:r>
@@ -2383,28 +2429,28 @@
             <w:proofErr w:type="spellStart"/>
             <w:r>
               <w:rPr>
-                <w:rFonts w:ascii="Calibri" w:eastAsia="Calibri" w:hAnsi="Calibri" w:cs="Calibri"/>
+                <w:rFonts w:eastAsia="Calibri" w:cs="Calibri"/>
               </w:rPr>
               <w:t>broadcastPage</w:t>
             </w:r>
             <w:proofErr w:type="spellEnd"/>
             <w:r>
               <w:rPr>
-                <w:rFonts w:ascii="Calibri" w:eastAsia="Calibri" w:hAnsi="Calibri" w:cs="Calibri"/>
+                <w:rFonts w:eastAsia="Calibri" w:cs="Calibri"/>
               </w:rPr>
               <w:t xml:space="preserve">(code, </w:t>
             </w:r>
             <w:proofErr w:type="spellStart"/>
             <w:r>
               <w:rPr>
-                <w:rFonts w:ascii="Calibri" w:eastAsia="Calibri" w:hAnsi="Calibri" w:cs="Calibri"/>
+                <w:rFonts w:eastAsia="Calibri" w:cs="Calibri"/>
               </w:rPr>
               <w:t>zoneId</w:t>
             </w:r>
             <w:proofErr w:type="spellEnd"/>
             <w:r>
               <w:rPr>
-                <w:rFonts w:ascii="Calibri" w:eastAsia="Calibri" w:hAnsi="Calibri" w:cs="Calibri"/>
+                <w:rFonts w:eastAsia="Calibri" w:cs="Calibri"/>
               </w:rPr>
               <w:t>, payload)</w:t>
             </w:r>
@@ -2429,7 +2475,7 @@
           <w:p>
             <w:r>
               <w:rPr>
-                <w:rFonts w:ascii="Calibri" w:eastAsia="Calibri" w:hAnsi="Calibri" w:cs="Calibri"/>
+                <w:rFonts w:eastAsia="Calibri" w:cs="Calibri"/>
               </w:rPr>
               <w:t>—</w:t>
             </w:r>
@@ -2437,12 +2483,6 @@
         </w:tc>
       </w:tr>
       <w:tr>
-        <w:tblPrEx>
-          <w:tblCellMar>
-            <w:top w:w="0" w:type="dxa"/>
-            <w:bottom w:w="0" w:type="dxa"/>
-          </w:tblCellMar>
-        </w:tblPrEx>
         <w:tc>
           <w:tcPr>
             <w:tcW w:w="2400" w:type="dxa"/>
@@ -2463,7 +2503,7 @@
             <w:proofErr w:type="spellStart"/>
             <w:r>
               <w:rPr>
-                <w:rFonts w:ascii="Calibri" w:eastAsia="Calibri" w:hAnsi="Calibri" w:cs="Calibri"/>
+                <w:rFonts w:eastAsia="Calibri" w:cs="Calibri"/>
               </w:rPr>
               <w:t>LegacyPagerAdapter</w:t>
             </w:r>
@@ -2489,7 +2529,7 @@
           <w:p>
             <w:r>
               <w:rPr>
-                <w:rFonts w:ascii="Calibri" w:eastAsia="Calibri" w:hAnsi="Calibri" w:cs="Calibri"/>
+                <w:rFonts w:eastAsia="Calibri" w:cs="Calibri"/>
               </w:rPr>
               <w:t>Object Adapter</w:t>
             </w:r>
@@ -2515,28 +2555,28 @@
             <w:proofErr w:type="spellStart"/>
             <w:r>
               <w:rPr>
-                <w:rFonts w:ascii="Calibri" w:eastAsia="Calibri" w:hAnsi="Calibri" w:cs="Calibri"/>
+                <w:rFonts w:eastAsia="Calibri" w:cs="Calibri"/>
               </w:rPr>
               <w:t>mapToPriorityCode</w:t>
             </w:r>
             <w:proofErr w:type="spellEnd"/>
             <w:r>
               <w:rPr>
-                <w:rFonts w:ascii="Calibri" w:eastAsia="Calibri" w:hAnsi="Calibri" w:cs="Calibri"/>
+                <w:rFonts w:eastAsia="Calibri" w:cs="Calibri"/>
               </w:rPr>
               <w:t xml:space="preserve">(), </w:t>
             </w:r>
             <w:proofErr w:type="spellStart"/>
             <w:r>
               <w:rPr>
-                <w:rFonts w:ascii="Calibri" w:eastAsia="Calibri" w:hAnsi="Calibri" w:cs="Calibri"/>
+                <w:rFonts w:eastAsia="Calibri" w:cs="Calibri"/>
               </w:rPr>
               <w:t>mapToZoneId</w:t>
             </w:r>
             <w:proofErr w:type="spellEnd"/>
             <w:r>
               <w:rPr>
-                <w:rFonts w:ascii="Calibri" w:eastAsia="Calibri" w:hAnsi="Calibri" w:cs="Calibri"/>
+                <w:rFonts w:eastAsia="Calibri" w:cs="Calibri"/>
               </w:rPr>
               <w:t>()</w:t>
             </w:r>
@@ -2561,35 +2601,35 @@
           <w:p>
             <w:r>
               <w:rPr>
-                <w:rFonts w:ascii="Calibri" w:eastAsia="Calibri" w:hAnsi="Calibri" w:cs="Calibri"/>
+                <w:rFonts w:eastAsia="Calibri" w:cs="Calibri"/>
               </w:rPr>
               <w:t xml:space="preserve">owns </w:t>
             </w:r>
             <w:proofErr w:type="spellStart"/>
             <w:r>
               <w:rPr>
-                <w:rFonts w:ascii="Calibri" w:eastAsia="Calibri" w:hAnsi="Calibri" w:cs="Calibri"/>
+                <w:rFonts w:eastAsia="Calibri" w:cs="Calibri"/>
               </w:rPr>
               <w:t>LegacyPagerSystem</w:t>
             </w:r>
             <w:proofErr w:type="spellEnd"/>
             <w:r>
               <w:rPr>
-                <w:rFonts w:ascii="Calibri" w:eastAsia="Calibri" w:hAnsi="Calibri" w:cs="Calibri"/>
+                <w:rFonts w:eastAsia="Calibri" w:cs="Calibri"/>
               </w:rPr>
               <w:t xml:space="preserve"> (</w:t>
             </w:r>
             <w:proofErr w:type="spellStart"/>
             <w:r>
               <w:rPr>
-                <w:rFonts w:ascii="Calibri" w:eastAsia="Calibri" w:hAnsi="Calibri" w:cs="Calibri"/>
+                <w:rFonts w:eastAsia="Calibri" w:cs="Calibri"/>
               </w:rPr>
               <w:t>unique_ptr</w:t>
             </w:r>
             <w:proofErr w:type="spellEnd"/>
             <w:r>
               <w:rPr>
-                <w:rFonts w:ascii="Calibri" w:eastAsia="Calibri" w:hAnsi="Calibri" w:cs="Calibri"/>
+                <w:rFonts w:eastAsia="Calibri" w:cs="Calibri"/>
               </w:rPr>
               <w:t>)</w:t>
             </w:r>
@@ -2603,7 +2643,7 @@
         <w:spacing w:before="240" w:after="120"/>
       </w:pPr>
       <w:r>
-        <w:t>2.4 Facade</w:t>
+        <w:t>Facade</w:t>
       </w:r>
     </w:p>
     <w:tbl>
@@ -2624,18 +2664,12 @@
         <w:tblLook w:val="0000" w:firstRow="0" w:lastRow="0" w:firstColumn="0" w:lastColumn="0" w:noHBand="0" w:noVBand="0"/>
       </w:tblPr>
       <w:tblGrid>
-        <w:gridCol w:w="2453"/>
-        <w:gridCol w:w="1978"/>
-        <w:gridCol w:w="2686"/>
-        <w:gridCol w:w="2683"/>
+        <w:gridCol w:w="2679"/>
+        <w:gridCol w:w="1870"/>
+        <w:gridCol w:w="2635"/>
+        <w:gridCol w:w="2616"/>
       </w:tblGrid>
       <w:tr>
-        <w:tblPrEx>
-          <w:tblCellMar>
-            <w:top w:w="0" w:type="dxa"/>
-            <w:bottom w:w="0" w:type="dxa"/>
-          </w:tblCellMar>
-        </w:tblPrEx>
         <w:trPr>
           <w:tblHeader/>
         </w:trPr>
@@ -2659,7 +2693,7 @@
           <w:p>
             <w:r>
               <w:rPr>
-                <w:rFonts w:ascii="Calibri" w:eastAsia="Calibri" w:hAnsi="Calibri" w:cs="Calibri"/>
+                <w:rFonts w:eastAsia="Calibri" w:cs="Calibri"/>
                 <w:b/>
                 <w:bCs/>
                 <w:color w:val="FFFFFF"/>
@@ -2688,7 +2722,7 @@
           <w:p>
             <w:r>
               <w:rPr>
-                <w:rFonts w:ascii="Calibri" w:eastAsia="Calibri" w:hAnsi="Calibri" w:cs="Calibri"/>
+                <w:rFonts w:eastAsia="Calibri" w:cs="Calibri"/>
                 <w:b/>
                 <w:bCs/>
                 <w:color w:val="FFFFFF"/>
@@ -2717,7 +2751,7 @@
           <w:p>
             <w:r>
               <w:rPr>
-                <w:rFonts w:ascii="Calibri" w:eastAsia="Calibri" w:hAnsi="Calibri" w:cs="Calibri"/>
+                <w:rFonts w:eastAsia="Calibri" w:cs="Calibri"/>
                 <w:b/>
                 <w:bCs/>
                 <w:color w:val="FFFFFF"/>
@@ -2746,7 +2780,7 @@
           <w:p>
             <w:r>
               <w:rPr>
-                <w:rFonts w:ascii="Calibri" w:eastAsia="Calibri" w:hAnsi="Calibri" w:cs="Calibri"/>
+                <w:rFonts w:eastAsia="Calibri" w:cs="Calibri"/>
                 <w:b/>
                 <w:bCs/>
                 <w:color w:val="FFFFFF"/>
@@ -2757,12 +2791,6 @@
         </w:tc>
       </w:tr>
       <w:tr>
-        <w:tblPrEx>
-          <w:tblCellMar>
-            <w:top w:w="0" w:type="dxa"/>
-            <w:bottom w:w="0" w:type="dxa"/>
-          </w:tblCellMar>
-        </w:tblPrEx>
         <w:tc>
           <w:tcPr>
             <w:tcW w:w="2400" w:type="dxa"/>
@@ -2783,7 +2811,7 @@
             <w:proofErr w:type="spellStart"/>
             <w:r>
               <w:rPr>
-                <w:rFonts w:ascii="Calibri" w:eastAsia="Calibri" w:hAnsi="Calibri" w:cs="Calibri"/>
+                <w:rFonts w:eastAsia="Calibri" w:cs="Calibri"/>
               </w:rPr>
               <w:t>EmergencyResponseFacade</w:t>
             </w:r>
@@ -2809,7 +2837,7 @@
           <w:p>
             <w:r>
               <w:rPr>
-                <w:rFonts w:ascii="Calibri" w:eastAsia="Calibri" w:hAnsi="Calibri" w:cs="Calibri"/>
+                <w:rFonts w:eastAsia="Calibri" w:cs="Calibri"/>
               </w:rPr>
               <w:t>Facade</w:t>
             </w:r>
@@ -2835,14 +2863,14 @@
             <w:proofErr w:type="spellStart"/>
             <w:r>
               <w:rPr>
-                <w:rFonts w:ascii="Calibri" w:eastAsia="Calibri" w:hAnsi="Calibri" w:cs="Calibri"/>
+                <w:rFonts w:eastAsia="Calibri" w:cs="Calibri"/>
               </w:rPr>
               <w:t>reportEmergency</w:t>
             </w:r>
             <w:proofErr w:type="spellEnd"/>
             <w:r>
               <w:rPr>
-                <w:rFonts w:ascii="Calibri" w:eastAsia="Calibri" w:hAnsi="Calibri" w:cs="Calibri"/>
+                <w:rFonts w:eastAsia="Calibri" w:cs="Calibri"/>
               </w:rPr>
               <w:t>(type, location)</w:t>
             </w:r>
@@ -2867,77 +2895,77 @@
           <w:p>
             <w:r>
               <w:rPr>
-                <w:rFonts w:ascii="Calibri" w:eastAsia="Calibri" w:hAnsi="Calibri" w:cs="Calibri"/>
+                <w:rFonts w:eastAsia="Calibri" w:cs="Calibri"/>
               </w:rPr>
               <w:t xml:space="preserve">owns </w:t>
             </w:r>
             <w:proofErr w:type="spellStart"/>
             <w:r>
               <w:rPr>
-                <w:rFonts w:ascii="Calibri" w:eastAsia="Calibri" w:hAnsi="Calibri" w:cs="Calibri"/>
+                <w:rFonts w:eastAsia="Calibri" w:cs="Calibri"/>
               </w:rPr>
               <w:t>AccessControlSystem</w:t>
             </w:r>
             <w:proofErr w:type="spellEnd"/>
             <w:r>
               <w:rPr>
-                <w:rFonts w:ascii="Calibri" w:eastAsia="Calibri" w:hAnsi="Calibri" w:cs="Calibri"/>
+                <w:rFonts w:eastAsia="Calibri" w:cs="Calibri"/>
               </w:rPr>
               <w:t xml:space="preserve">, </w:t>
             </w:r>
             <w:proofErr w:type="spellStart"/>
             <w:r>
               <w:rPr>
-                <w:rFonts w:ascii="Calibri" w:eastAsia="Calibri" w:hAnsi="Calibri" w:cs="Calibri"/>
+                <w:rFonts w:eastAsia="Calibri" w:cs="Calibri"/>
               </w:rPr>
               <w:t>IncidentCoordinator</w:t>
             </w:r>
             <w:proofErr w:type="spellEnd"/>
             <w:r>
               <w:rPr>
-                <w:rFonts w:ascii="Calibri" w:eastAsia="Calibri" w:hAnsi="Calibri" w:cs="Calibri"/>
+                <w:rFonts w:eastAsia="Calibri" w:cs="Calibri"/>
               </w:rPr>
               <w:t xml:space="preserve">, all three teams, </w:t>
             </w:r>
             <w:proofErr w:type="spellStart"/>
             <w:r>
               <w:rPr>
-                <w:rFonts w:ascii="Calibri" w:eastAsia="Calibri" w:hAnsi="Calibri" w:cs="Calibri"/>
+                <w:rFonts w:eastAsia="Calibri" w:cs="Calibri"/>
               </w:rPr>
               <w:t>LegacyPagerAdapter</w:t>
             </w:r>
             <w:proofErr w:type="spellEnd"/>
             <w:r>
               <w:rPr>
-                <w:rFonts w:ascii="Calibri" w:eastAsia="Calibri" w:hAnsi="Calibri" w:cs="Calibri"/>
+                <w:rFonts w:eastAsia="Calibri" w:cs="Calibri"/>
               </w:rPr>
               <w:t xml:space="preserve">, </w:t>
             </w:r>
             <w:proofErr w:type="spellStart"/>
             <w:r>
               <w:rPr>
-                <w:rFonts w:ascii="Calibri" w:eastAsia="Calibri" w:hAnsi="Calibri" w:cs="Calibri"/>
+                <w:rFonts w:eastAsia="Calibri" w:cs="Calibri"/>
               </w:rPr>
               <w:t>OperatorConsole</w:t>
             </w:r>
             <w:proofErr w:type="spellEnd"/>
             <w:r>
               <w:rPr>
-                <w:rFonts w:ascii="Calibri" w:eastAsia="Calibri" w:hAnsi="Calibri" w:cs="Calibri"/>
+                <w:rFonts w:eastAsia="Calibri" w:cs="Calibri"/>
               </w:rPr>
               <w:t xml:space="preserve">, Dashboard, </w:t>
             </w:r>
             <w:proofErr w:type="spellStart"/>
             <w:r>
               <w:rPr>
-                <w:rFonts w:ascii="Calibri" w:eastAsia="Calibri" w:hAnsi="Calibri" w:cs="Calibri"/>
+                <w:rFonts w:eastAsia="Calibri" w:cs="Calibri"/>
               </w:rPr>
               <w:t>AuditLogger</w:t>
             </w:r>
             <w:proofErr w:type="spellEnd"/>
             <w:r>
               <w:rPr>
-                <w:rFonts w:ascii="Calibri" w:eastAsia="Calibri" w:hAnsi="Calibri" w:cs="Calibri"/>
+                <w:rFonts w:eastAsia="Calibri" w:cs="Calibri"/>
               </w:rPr>
               <w:t>, and every Incident it creates</w:t>
             </w:r>
@@ -2945,12 +2973,6 @@
         </w:tc>
       </w:tr>
       <w:tr>
-        <w:tblPrEx>
-          <w:tblCellMar>
-            <w:top w:w="0" w:type="dxa"/>
-            <w:bottom w:w="0" w:type="dxa"/>
-          </w:tblCellMar>
-        </w:tblPrEx>
         <w:tc>
           <w:tcPr>
             <w:tcW w:w="2400" w:type="dxa"/>
@@ -2971,7 +2993,7 @@
             <w:proofErr w:type="spellStart"/>
             <w:r>
               <w:rPr>
-                <w:rFonts w:ascii="Calibri" w:eastAsia="Calibri" w:hAnsi="Calibri" w:cs="Calibri"/>
+                <w:rFonts w:eastAsia="Calibri" w:cs="Calibri"/>
               </w:rPr>
               <w:t>AccessControlSystem</w:t>
             </w:r>
@@ -2997,7 +3019,7 @@
           <w:p>
             <w:r>
               <w:rPr>
-                <w:rFonts w:ascii="Calibri" w:eastAsia="Calibri" w:hAnsi="Calibri" w:cs="Calibri"/>
+                <w:rFonts w:eastAsia="Calibri" w:cs="Calibri"/>
               </w:rPr>
               <w:t>Subsystem service</w:t>
             </w:r>
@@ -3023,42 +3045,42 @@
             <w:proofErr w:type="spellStart"/>
             <w:r>
               <w:rPr>
-                <w:rFonts w:ascii="Calibri" w:eastAsia="Calibri" w:hAnsi="Calibri" w:cs="Calibri"/>
+                <w:rFonts w:eastAsia="Calibri" w:cs="Calibri"/>
               </w:rPr>
               <w:t>lockArea</w:t>
             </w:r>
             <w:proofErr w:type="spellEnd"/>
             <w:r>
               <w:rPr>
-                <w:rFonts w:ascii="Calibri" w:eastAsia="Calibri" w:hAnsi="Calibri" w:cs="Calibri"/>
+                <w:rFonts w:eastAsia="Calibri" w:cs="Calibri"/>
               </w:rPr>
               <w:t xml:space="preserve">(), </w:t>
             </w:r>
             <w:proofErr w:type="spellStart"/>
             <w:r>
               <w:rPr>
-                <w:rFonts w:ascii="Calibri" w:eastAsia="Calibri" w:hAnsi="Calibri" w:cs="Calibri"/>
+                <w:rFonts w:eastAsia="Calibri" w:cs="Calibri"/>
               </w:rPr>
               <w:t>unlockArea</w:t>
             </w:r>
             <w:proofErr w:type="spellEnd"/>
             <w:r>
               <w:rPr>
-                <w:rFonts w:ascii="Calibri" w:eastAsia="Calibri" w:hAnsi="Calibri" w:cs="Calibri"/>
+                <w:rFonts w:eastAsia="Calibri" w:cs="Calibri"/>
               </w:rPr>
               <w:t xml:space="preserve">(), </w:t>
             </w:r>
             <w:proofErr w:type="spellStart"/>
             <w:r>
               <w:rPr>
-                <w:rFonts w:ascii="Calibri" w:eastAsia="Calibri" w:hAnsi="Calibri" w:cs="Calibri"/>
+                <w:rFonts w:eastAsia="Calibri" w:cs="Calibri"/>
               </w:rPr>
               <w:t>restrictArea</w:t>
             </w:r>
             <w:proofErr w:type="spellEnd"/>
             <w:r>
               <w:rPr>
-                <w:rFonts w:ascii="Calibri" w:eastAsia="Calibri" w:hAnsi="Calibri" w:cs="Calibri"/>
+                <w:rFonts w:eastAsia="Calibri" w:cs="Calibri"/>
               </w:rPr>
               <w:t>()</w:t>
             </w:r>
@@ -3083,28 +3105,28 @@
           <w:p>
             <w:r>
               <w:rPr>
-                <w:rFonts w:ascii="Calibri" w:eastAsia="Calibri" w:hAnsi="Calibri" w:cs="Calibri"/>
+                <w:rFonts w:eastAsia="Calibri" w:cs="Calibri"/>
               </w:rPr>
               <w:t xml:space="preserve">referenced (non-owning) by </w:t>
             </w:r>
             <w:proofErr w:type="spellStart"/>
             <w:r>
               <w:rPr>
-                <w:rFonts w:ascii="Calibri" w:eastAsia="Calibri" w:hAnsi="Calibri" w:cs="Calibri"/>
+                <w:rFonts w:eastAsia="Calibri" w:cs="Calibri"/>
               </w:rPr>
               <w:t>FacilitiesTeam</w:t>
             </w:r>
             <w:proofErr w:type="spellEnd"/>
             <w:r>
               <w:rPr>
-                <w:rFonts w:ascii="Calibri" w:eastAsia="Calibri" w:hAnsi="Calibri" w:cs="Calibri"/>
+                <w:rFonts w:eastAsia="Calibri" w:cs="Calibri"/>
               </w:rPr>
               <w:t xml:space="preserve"> and </w:t>
             </w:r>
             <w:proofErr w:type="spellStart"/>
             <w:r>
               <w:rPr>
-                <w:rFonts w:ascii="Calibri" w:eastAsia="Calibri" w:hAnsi="Calibri" w:cs="Calibri"/>
+                <w:rFonts w:eastAsia="Calibri" w:cs="Calibri"/>
               </w:rPr>
               <w:t>LockAreaCommand</w:t>
             </w:r>
@@ -3119,7 +3141,7 @@
         <w:spacing w:before="240" w:after="120"/>
       </w:pPr>
       <w:r>
-        <w:t xml:space="preserve">2.5 State </w:t>
+        <w:t xml:space="preserve">State </w:t>
       </w:r>
     </w:p>
     <w:tbl>
@@ -3146,12 +3168,6 @@
         <w:gridCol w:w="2700"/>
       </w:tblGrid>
       <w:tr>
-        <w:tblPrEx>
-          <w:tblCellMar>
-            <w:top w:w="0" w:type="dxa"/>
-            <w:bottom w:w="0" w:type="dxa"/>
-          </w:tblCellMar>
-        </w:tblPrEx>
         <w:trPr>
           <w:tblHeader/>
         </w:trPr>
@@ -3175,7 +3191,7 @@
           <w:p>
             <w:r>
               <w:rPr>
-                <w:rFonts w:ascii="Calibri" w:eastAsia="Calibri" w:hAnsi="Calibri" w:cs="Calibri"/>
+                <w:rFonts w:eastAsia="Calibri" w:cs="Calibri"/>
                 <w:b/>
                 <w:bCs/>
                 <w:color w:val="FFFFFF"/>
@@ -3204,7 +3220,7 @@
           <w:p>
             <w:r>
               <w:rPr>
-                <w:rFonts w:ascii="Calibri" w:eastAsia="Calibri" w:hAnsi="Calibri" w:cs="Calibri"/>
+                <w:rFonts w:eastAsia="Calibri" w:cs="Calibri"/>
                 <w:b/>
                 <w:bCs/>
                 <w:color w:val="FFFFFF"/>
@@ -3233,7 +3249,7 @@
           <w:p>
             <w:r>
               <w:rPr>
-                <w:rFonts w:ascii="Calibri" w:eastAsia="Calibri" w:hAnsi="Calibri" w:cs="Calibri"/>
+                <w:rFonts w:eastAsia="Calibri" w:cs="Calibri"/>
                 <w:b/>
                 <w:bCs/>
                 <w:color w:val="FFFFFF"/>
@@ -3262,7 +3278,7 @@
           <w:p>
             <w:r>
               <w:rPr>
-                <w:rFonts w:ascii="Calibri" w:eastAsia="Calibri" w:hAnsi="Calibri" w:cs="Calibri"/>
+                <w:rFonts w:eastAsia="Calibri" w:cs="Calibri"/>
                 <w:b/>
                 <w:bCs/>
                 <w:color w:val="FFFFFF"/>
@@ -3273,12 +3289,6 @@
         </w:tc>
       </w:tr>
       <w:tr>
-        <w:tblPrEx>
-          <w:tblCellMar>
-            <w:top w:w="0" w:type="dxa"/>
-            <w:bottom w:w="0" w:type="dxa"/>
-          </w:tblCellMar>
-        </w:tblPrEx>
         <w:tc>
           <w:tcPr>
             <w:tcW w:w="2400" w:type="dxa"/>
@@ -3299,7 +3309,7 @@
             <w:proofErr w:type="spellStart"/>
             <w:r>
               <w:rPr>
-                <w:rFonts w:ascii="Calibri" w:eastAsia="Calibri" w:hAnsi="Calibri" w:cs="Calibri"/>
+                <w:rFonts w:eastAsia="Calibri" w:cs="Calibri"/>
               </w:rPr>
               <w:t>IncidentState</w:t>
             </w:r>
@@ -3325,7 +3335,7 @@
           <w:p>
             <w:r>
               <w:rPr>
-                <w:rFonts w:ascii="Calibri" w:eastAsia="Calibri" w:hAnsi="Calibri" w:cs="Calibri"/>
+                <w:rFonts w:eastAsia="Calibri" w:cs="Calibri"/>
               </w:rPr>
               <w:t>State interface</w:t>
             </w:r>
@@ -3350,7 +3360,7 @@
           <w:p>
             <w:r>
               <w:rPr>
-                <w:rFonts w:ascii="Calibri" w:eastAsia="Calibri" w:hAnsi="Calibri" w:cs="Calibri"/>
+                <w:rFonts w:eastAsia="Calibri" w:cs="Calibri"/>
               </w:rPr>
               <w:t>dispatch(), contain(), resolve(), name()</w:t>
             </w:r>
@@ -3375,7 +3385,7 @@
           <w:p>
             <w:r>
               <w:rPr>
-                <w:rFonts w:ascii="Calibri" w:eastAsia="Calibri" w:hAnsi="Calibri" w:cs="Calibri"/>
+                <w:rFonts w:eastAsia="Calibri" w:cs="Calibri"/>
               </w:rPr>
               <w:t>—</w:t>
             </w:r>
@@ -3383,12 +3393,6 @@
         </w:tc>
       </w:tr>
       <w:tr>
-        <w:tblPrEx>
-          <w:tblCellMar>
-            <w:top w:w="0" w:type="dxa"/>
-            <w:bottom w:w="0" w:type="dxa"/>
-          </w:tblCellMar>
-        </w:tblPrEx>
         <w:tc>
           <w:tcPr>
             <w:tcW w:w="2400" w:type="dxa"/>
@@ -3409,49 +3413,49 @@
             <w:proofErr w:type="spellStart"/>
             <w:r>
               <w:rPr>
-                <w:rFonts w:ascii="Calibri" w:eastAsia="Calibri" w:hAnsi="Calibri" w:cs="Calibri"/>
+                <w:rFonts w:eastAsia="Calibri" w:cs="Calibri"/>
               </w:rPr>
               <w:t>ReportedState</w:t>
             </w:r>
             <w:proofErr w:type="spellEnd"/>
             <w:r>
               <w:rPr>
-                <w:rFonts w:ascii="Calibri" w:eastAsia="Calibri" w:hAnsi="Calibri" w:cs="Calibri"/>
+                <w:rFonts w:eastAsia="Calibri" w:cs="Calibri"/>
               </w:rPr>
               <w:t xml:space="preserve"> / </w:t>
             </w:r>
             <w:proofErr w:type="spellStart"/>
             <w:r>
               <w:rPr>
-                <w:rFonts w:ascii="Calibri" w:eastAsia="Calibri" w:hAnsi="Calibri" w:cs="Calibri"/>
+                <w:rFonts w:eastAsia="Calibri" w:cs="Calibri"/>
               </w:rPr>
               <w:t>DispatchedState</w:t>
             </w:r>
             <w:proofErr w:type="spellEnd"/>
             <w:r>
               <w:rPr>
-                <w:rFonts w:ascii="Calibri" w:eastAsia="Calibri" w:hAnsi="Calibri" w:cs="Calibri"/>
+                <w:rFonts w:eastAsia="Calibri" w:cs="Calibri"/>
               </w:rPr>
               <w:t xml:space="preserve"> / </w:t>
             </w:r>
             <w:proofErr w:type="spellStart"/>
             <w:r>
               <w:rPr>
-                <w:rFonts w:ascii="Calibri" w:eastAsia="Calibri" w:hAnsi="Calibri" w:cs="Calibri"/>
+                <w:rFonts w:eastAsia="Calibri" w:cs="Calibri"/>
               </w:rPr>
               <w:t>ContainedState</w:t>
             </w:r>
             <w:proofErr w:type="spellEnd"/>
             <w:r>
               <w:rPr>
-                <w:rFonts w:ascii="Calibri" w:eastAsia="Calibri" w:hAnsi="Calibri" w:cs="Calibri"/>
+                <w:rFonts w:eastAsia="Calibri" w:cs="Calibri"/>
               </w:rPr>
               <w:t xml:space="preserve"> / </w:t>
             </w:r>
             <w:proofErr w:type="spellStart"/>
             <w:r>
               <w:rPr>
-                <w:rFonts w:ascii="Calibri" w:eastAsia="Calibri" w:hAnsi="Calibri" w:cs="Calibri"/>
+                <w:rFonts w:eastAsia="Calibri" w:cs="Calibri"/>
               </w:rPr>
               <w:t>ResolvedState</w:t>
             </w:r>
@@ -3478,7 +3482,7 @@
             <w:proofErr w:type="spellStart"/>
             <w:r>
               <w:rPr>
-                <w:rFonts w:ascii="Calibri" w:eastAsia="Calibri" w:hAnsi="Calibri" w:cs="Calibri"/>
+                <w:rFonts w:eastAsia="Calibri" w:cs="Calibri"/>
               </w:rPr>
               <w:t>ConcreteState</w:t>
             </w:r>
@@ -3504,7 +3508,7 @@
           <w:p>
             <w:r>
               <w:rPr>
-                <w:rFonts w:ascii="Calibri" w:eastAsia="Calibri" w:hAnsi="Calibri" w:cs="Calibri"/>
+                <w:rFonts w:eastAsia="Calibri" w:cs="Calibri"/>
               </w:rPr>
               <w:t>one legal forward transition each; all others rejected</w:t>
             </w:r>
@@ -3529,7 +3533,7 @@
           <w:p>
             <w:r>
               <w:rPr>
-                <w:rFonts w:ascii="Calibri" w:eastAsia="Calibri" w:hAnsi="Calibri" w:cs="Calibri"/>
+                <w:rFonts w:eastAsia="Calibri" w:cs="Calibri"/>
               </w:rPr>
               <w:t>—</w:t>
             </w:r>
@@ -3537,12 +3541,6 @@
         </w:tc>
       </w:tr>
       <w:tr>
-        <w:tblPrEx>
-          <w:tblCellMar>
-            <w:top w:w="0" w:type="dxa"/>
-            <w:bottom w:w="0" w:type="dxa"/>
-          </w:tblCellMar>
-        </w:tblPrEx>
         <w:tc>
           <w:tcPr>
             <w:tcW w:w="2400" w:type="dxa"/>
@@ -3562,7 +3560,7 @@
           <w:p>
             <w:r>
               <w:rPr>
-                <w:rFonts w:ascii="Calibri" w:eastAsia="Calibri" w:hAnsi="Calibri" w:cs="Calibri"/>
+                <w:rFonts w:eastAsia="Calibri" w:cs="Calibri"/>
               </w:rPr>
               <w:t>Incident</w:t>
             </w:r>
@@ -3587,7 +3585,7 @@
           <w:p>
             <w:r>
               <w:rPr>
-                <w:rFonts w:ascii="Calibri" w:eastAsia="Calibri" w:hAnsi="Calibri" w:cs="Calibri"/>
+                <w:rFonts w:eastAsia="Calibri" w:cs="Calibri"/>
               </w:rPr>
               <w:t>Context</w:t>
             </w:r>
@@ -3612,35 +3610,35 @@
           <w:p>
             <w:r>
               <w:rPr>
-                <w:rFonts w:ascii="Calibri" w:eastAsia="Calibri" w:hAnsi="Calibri" w:cs="Calibri"/>
+                <w:rFonts w:eastAsia="Calibri" w:cs="Calibri"/>
               </w:rPr>
               <w:t xml:space="preserve">state: </w:t>
             </w:r>
             <w:proofErr w:type="spellStart"/>
             <w:r>
               <w:rPr>
-                <w:rFonts w:ascii="Calibri" w:eastAsia="Calibri" w:hAnsi="Calibri" w:cs="Calibri"/>
+                <w:rFonts w:eastAsia="Calibri" w:cs="Calibri"/>
               </w:rPr>
               <w:t>unique_ptr</w:t>
             </w:r>
             <w:proofErr w:type="spellEnd"/>
             <w:r>
               <w:rPr>
-                <w:rFonts w:ascii="Calibri" w:eastAsia="Calibri" w:hAnsi="Calibri" w:cs="Calibri"/>
+                <w:rFonts w:eastAsia="Calibri" w:cs="Calibri"/>
               </w:rPr>
               <w:t>&lt;</w:t>
             </w:r>
             <w:proofErr w:type="spellStart"/>
             <w:r>
               <w:rPr>
-                <w:rFonts w:ascii="Calibri" w:eastAsia="Calibri" w:hAnsi="Calibri" w:cs="Calibri"/>
+                <w:rFonts w:eastAsia="Calibri" w:cs="Calibri"/>
               </w:rPr>
               <w:t>IncidentState</w:t>
             </w:r>
             <w:proofErr w:type="spellEnd"/>
             <w:r>
               <w:rPr>
-                <w:rFonts w:ascii="Calibri" w:eastAsia="Calibri" w:hAnsi="Calibri" w:cs="Calibri"/>
+                <w:rFonts w:eastAsia="Calibri" w:cs="Calibri"/>
               </w:rPr>
               <w:t>&gt;</w:t>
             </w:r>
@@ -3665,14 +3663,14 @@
           <w:p>
             <w:r>
               <w:rPr>
-                <w:rFonts w:ascii="Calibri" w:eastAsia="Calibri" w:hAnsi="Calibri" w:cs="Calibri"/>
+                <w:rFonts w:eastAsia="Calibri" w:cs="Calibri"/>
               </w:rPr>
               <w:t xml:space="preserve">owns its current </w:t>
             </w:r>
             <w:proofErr w:type="spellStart"/>
             <w:r>
               <w:rPr>
-                <w:rFonts w:ascii="Calibri" w:eastAsia="Calibri" w:hAnsi="Calibri" w:cs="Calibri"/>
+                <w:rFonts w:eastAsia="Calibri" w:cs="Calibri"/>
               </w:rPr>
               <w:t>IncidentState</w:t>
             </w:r>
@@ -3687,8 +3685,7 @@
         <w:spacing w:before="240" w:after="120"/>
       </w:pPr>
       <w:r>
-        <w:lastRenderedPageBreak/>
-        <w:t xml:space="preserve">2.6 Observer </w:t>
+        <w:t xml:space="preserve">Observer </w:t>
       </w:r>
     </w:p>
     <w:tbl>
@@ -3715,12 +3712,6 @@
         <w:gridCol w:w="2700"/>
       </w:tblGrid>
       <w:tr>
-        <w:tblPrEx>
-          <w:tblCellMar>
-            <w:top w:w="0" w:type="dxa"/>
-            <w:bottom w:w="0" w:type="dxa"/>
-          </w:tblCellMar>
-        </w:tblPrEx>
         <w:trPr>
           <w:tblHeader/>
         </w:trPr>
@@ -3744,7 +3735,7 @@
           <w:p>
             <w:r>
               <w:rPr>
-                <w:rFonts w:ascii="Calibri" w:eastAsia="Calibri" w:hAnsi="Calibri" w:cs="Calibri"/>
+                <w:rFonts w:eastAsia="Calibri" w:cs="Calibri"/>
                 <w:b/>
                 <w:bCs/>
                 <w:color w:val="FFFFFF"/>
@@ -3773,7 +3764,7 @@
           <w:p>
             <w:r>
               <w:rPr>
-                <w:rFonts w:ascii="Calibri" w:eastAsia="Calibri" w:hAnsi="Calibri" w:cs="Calibri"/>
+                <w:rFonts w:eastAsia="Calibri" w:cs="Calibri"/>
                 <w:b/>
                 <w:bCs/>
                 <w:color w:val="FFFFFF"/>
@@ -3802,7 +3793,7 @@
           <w:p>
             <w:r>
               <w:rPr>
-                <w:rFonts w:ascii="Calibri" w:eastAsia="Calibri" w:hAnsi="Calibri" w:cs="Calibri"/>
+                <w:rFonts w:eastAsia="Calibri" w:cs="Calibri"/>
                 <w:b/>
                 <w:bCs/>
                 <w:color w:val="FFFFFF"/>
@@ -3831,7 +3822,7 @@
           <w:p>
             <w:r>
               <w:rPr>
-                <w:rFonts w:ascii="Calibri" w:eastAsia="Calibri" w:hAnsi="Calibri" w:cs="Calibri"/>
+                <w:rFonts w:eastAsia="Calibri" w:cs="Calibri"/>
                 <w:b/>
                 <w:bCs/>
                 <w:color w:val="FFFFFF"/>
@@ -3842,12 +3833,6 @@
         </w:tc>
       </w:tr>
       <w:tr>
-        <w:tblPrEx>
-          <w:tblCellMar>
-            <w:top w:w="0" w:type="dxa"/>
-            <w:bottom w:w="0" w:type="dxa"/>
-          </w:tblCellMar>
-        </w:tblPrEx>
         <w:tc>
           <w:tcPr>
             <w:tcW w:w="2400" w:type="dxa"/>
@@ -3867,7 +3852,7 @@
           <w:p>
             <w:r>
               <w:rPr>
-                <w:rFonts w:ascii="Calibri" w:eastAsia="Calibri" w:hAnsi="Calibri" w:cs="Calibri"/>
+                <w:rFonts w:eastAsia="Calibri" w:cs="Calibri"/>
               </w:rPr>
               <w:t>Observer</w:t>
             </w:r>
@@ -3892,7 +3877,7 @@
           <w:p>
             <w:r>
               <w:rPr>
-                <w:rFonts w:ascii="Calibri" w:eastAsia="Calibri" w:hAnsi="Calibri" w:cs="Calibri"/>
+                <w:rFonts w:eastAsia="Calibri" w:cs="Calibri"/>
               </w:rPr>
               <w:t>Observer interface</w:t>
             </w:r>
@@ -3917,7 +3902,7 @@
           <w:p>
             <w:r>
               <w:rPr>
-                <w:rFonts w:ascii="Calibri" w:eastAsia="Calibri" w:hAnsi="Calibri" w:cs="Calibri"/>
+                <w:rFonts w:eastAsia="Calibri" w:cs="Calibri"/>
               </w:rPr>
               <w:t>update(Incident*)</w:t>
             </w:r>
@@ -3942,7 +3927,7 @@
           <w:p>
             <w:r>
               <w:rPr>
-                <w:rFonts w:ascii="Calibri" w:eastAsia="Calibri" w:hAnsi="Calibri" w:cs="Calibri"/>
+                <w:rFonts w:eastAsia="Calibri" w:cs="Calibri"/>
               </w:rPr>
               <w:t>—</w:t>
             </w:r>
@@ -3950,12 +3935,6 @@
         </w:tc>
       </w:tr>
       <w:tr>
-        <w:tblPrEx>
-          <w:tblCellMar>
-            <w:top w:w="0" w:type="dxa"/>
-            <w:bottom w:w="0" w:type="dxa"/>
-          </w:tblCellMar>
-        </w:tblPrEx>
         <w:tc>
           <w:tcPr>
             <w:tcW w:w="2400" w:type="dxa"/>
@@ -3975,14 +3954,14 @@
           <w:p>
             <w:r>
               <w:rPr>
-                <w:rFonts w:ascii="Calibri" w:eastAsia="Calibri" w:hAnsi="Calibri" w:cs="Calibri"/>
+                <w:rFonts w:eastAsia="Calibri" w:cs="Calibri"/>
               </w:rPr>
               <w:t xml:space="preserve">Dashboard / </w:t>
             </w:r>
             <w:proofErr w:type="spellStart"/>
             <w:r>
               <w:rPr>
-                <w:rFonts w:ascii="Calibri" w:eastAsia="Calibri" w:hAnsi="Calibri" w:cs="Calibri"/>
+                <w:rFonts w:eastAsia="Calibri" w:cs="Calibri"/>
               </w:rPr>
               <w:t>AuditLogger</w:t>
             </w:r>
@@ -4009,7 +3988,7 @@
             <w:proofErr w:type="spellStart"/>
             <w:r>
               <w:rPr>
-                <w:rFonts w:ascii="Calibri" w:eastAsia="Calibri" w:hAnsi="Calibri" w:cs="Calibri"/>
+                <w:rFonts w:eastAsia="Calibri" w:cs="Calibri"/>
               </w:rPr>
               <w:t>ConcreteObserver</w:t>
             </w:r>
@@ -4035,7 +4014,7 @@
           <w:p>
             <w:r>
               <w:rPr>
-                <w:rFonts w:ascii="Calibri" w:eastAsia="Calibri" w:hAnsi="Calibri" w:cs="Calibri"/>
+                <w:rFonts w:eastAsia="Calibri" w:cs="Calibri"/>
               </w:rPr>
               <w:t>update(Incident*)</w:t>
             </w:r>
@@ -4060,7 +4039,7 @@
           <w:p>
             <w:r>
               <w:rPr>
-                <w:rFonts w:ascii="Calibri" w:eastAsia="Calibri" w:hAnsi="Calibri" w:cs="Calibri"/>
+                <w:rFonts w:eastAsia="Calibri" w:cs="Calibri"/>
               </w:rPr>
               <w:t>—</w:t>
             </w:r>
@@ -4068,12 +4047,6 @@
         </w:tc>
       </w:tr>
       <w:tr>
-        <w:tblPrEx>
-          <w:tblCellMar>
-            <w:top w:w="0" w:type="dxa"/>
-            <w:bottom w:w="0" w:type="dxa"/>
-          </w:tblCellMar>
-        </w:tblPrEx>
         <w:tc>
           <w:tcPr>
             <w:tcW w:w="2400" w:type="dxa"/>
@@ -4093,7 +4066,7 @@
           <w:p>
             <w:r>
               <w:rPr>
-                <w:rFonts w:ascii="Calibri" w:eastAsia="Calibri" w:hAnsi="Calibri" w:cs="Calibri"/>
+                <w:rFonts w:eastAsia="Calibri" w:cs="Calibri"/>
               </w:rPr>
               <w:t>Incident</w:t>
             </w:r>
@@ -4118,7 +4091,7 @@
           <w:p>
             <w:r>
               <w:rPr>
-                <w:rFonts w:ascii="Calibri" w:eastAsia="Calibri" w:hAnsi="Calibri" w:cs="Calibri"/>
+                <w:rFonts w:eastAsia="Calibri" w:cs="Calibri"/>
               </w:rPr>
               <w:t>Subject</w:t>
             </w:r>
@@ -4143,7 +4116,7 @@
           <w:p>
             <w:r>
               <w:rPr>
-                <w:rFonts w:ascii="Calibri" w:eastAsia="Calibri" w:hAnsi="Calibri" w:cs="Calibri"/>
+                <w:rFonts w:eastAsia="Calibri" w:cs="Calibri"/>
               </w:rPr>
               <w:t>observers: vector&lt;Observer*&gt;, attach(), notify()</w:t>
             </w:r>
@@ -4168,7 +4141,7 @@
           <w:p>
             <w:r>
               <w:rPr>
-                <w:rFonts w:ascii="Calibri" w:eastAsia="Calibri" w:hAnsi="Calibri" w:cs="Calibri"/>
+                <w:rFonts w:eastAsia="Calibri" w:cs="Calibri"/>
               </w:rPr>
               <w:t>non-owning references to attached Observers</w:t>
             </w:r>
@@ -4182,10 +4155,9 @@
       </w:pPr>
       <w:r>
         <w:rPr>
-          <w:rFonts w:ascii="Calibri" w:eastAsia="Calibri" w:hAnsi="Calibri" w:cs="Calibri"/>
+          <w:rFonts w:eastAsia="Calibri" w:cs="Calibri"/>
           <w:i/>
           <w:iCs/>
-          <w:sz w:val="22"/>
           <w:szCs w:val="22"/>
         </w:rPr>
         <w:t>Note that Incident deliberately plays two roles at once — State Context and Observer Subject.</w:t>
@@ -4196,6 +4168,9 @@
         <w:pStyle w:val="Heading1"/>
         <w:spacing w:before="320" w:after="160"/>
       </w:pPr>
+      <w:r>
+        <w:t>1.</w:t>
+      </w:r>
       <w:r>
         <w:t xml:space="preserve">3. </w:t>
       </w:r>
@@ -4231,12 +4206,6 @@
         <w:gridCol w:w="5800"/>
       </w:tblGrid>
       <w:tr>
-        <w:tblPrEx>
-          <w:tblCellMar>
-            <w:top w:w="0" w:type="dxa"/>
-            <w:bottom w:w="0" w:type="dxa"/>
-          </w:tblCellMar>
-        </w:tblPrEx>
         <w:trPr>
           <w:tblHeader/>
         </w:trPr>
@@ -4260,7 +4229,7 @@
           <w:p>
             <w:r>
               <w:rPr>
-                <w:rFonts w:ascii="Calibri" w:eastAsia="Calibri" w:hAnsi="Calibri" w:cs="Calibri"/>
+                <w:rFonts w:eastAsia="Calibri" w:cs="Calibri"/>
                 <w:b/>
                 <w:bCs/>
                 <w:color w:val="FFFFFF"/>
@@ -4289,7 +4258,7 @@
           <w:p>
             <w:r>
               <w:rPr>
-                <w:rFonts w:ascii="Calibri" w:eastAsia="Calibri" w:hAnsi="Calibri" w:cs="Calibri"/>
+                <w:rFonts w:eastAsia="Calibri" w:cs="Calibri"/>
                 <w:b/>
                 <w:bCs/>
                 <w:color w:val="FFFFFF"/>
@@ -4318,7 +4287,7 @@
           <w:p>
             <w:r>
               <w:rPr>
-                <w:rFonts w:ascii="Calibri" w:eastAsia="Calibri" w:hAnsi="Calibri" w:cs="Calibri"/>
+                <w:rFonts w:eastAsia="Calibri" w:cs="Calibri"/>
                 <w:b/>
                 <w:bCs/>
                 <w:color w:val="FFFFFF"/>
@@ -4329,12 +4298,6 @@
         </w:tc>
       </w:tr>
       <w:tr>
-        <w:tblPrEx>
-          <w:tblCellMar>
-            <w:top w:w="0" w:type="dxa"/>
-            <w:bottom w:w="0" w:type="dxa"/>
-          </w:tblCellMar>
-        </w:tblPrEx>
         <w:tc>
           <w:tcPr>
             <w:tcW w:w="2000" w:type="dxa"/>
@@ -4354,7 +4317,7 @@
           <w:p>
             <w:r>
               <w:rPr>
-                <w:rFonts w:ascii="Calibri" w:eastAsia="Calibri" w:hAnsi="Calibri" w:cs="Calibri"/>
+                <w:rFonts w:eastAsia="Calibri" w:cs="Calibri"/>
               </w:rPr>
               <w:t>Command</w:t>
             </w:r>
@@ -4379,7 +4342,7 @@
           <w:p>
             <w:r>
               <w:rPr>
-                <w:rFonts w:ascii="Calibri" w:eastAsia="Calibri" w:hAnsi="Calibri" w:cs="Calibri"/>
+                <w:rFonts w:eastAsia="Calibri" w:cs="Calibri"/>
               </w:rPr>
               <w:t>Command</w:t>
             </w:r>
@@ -4404,7 +4367,7 @@
           <w:p>
             <w:r>
               <w:rPr>
-                <w:rFonts w:ascii="Calibri" w:eastAsia="Calibri" w:hAnsi="Calibri" w:cs="Calibri"/>
+                <w:rFonts w:eastAsia="Calibri" w:cs="Calibri"/>
               </w:rPr>
               <w:t>Command (abstract)</w:t>
             </w:r>
@@ -4412,12 +4375,6 @@
         </w:tc>
       </w:tr>
       <w:tr>
-        <w:tblPrEx>
-          <w:tblCellMar>
-            <w:top w:w="0" w:type="dxa"/>
-            <w:bottom w:w="0" w:type="dxa"/>
-          </w:tblCellMar>
-        </w:tblPrEx>
         <w:tc>
           <w:tcPr>
             <w:tcW w:w="2000" w:type="dxa"/>
@@ -4456,7 +4413,7 @@
             <w:proofErr w:type="spellStart"/>
             <w:r>
               <w:rPr>
-                <w:rFonts w:ascii="Calibri" w:eastAsia="Calibri" w:hAnsi="Calibri" w:cs="Calibri"/>
+                <w:rFonts w:eastAsia="Calibri" w:cs="Calibri"/>
               </w:rPr>
               <w:t>ConcreteCommand</w:t>
             </w:r>
@@ -4483,63 +4440,63 @@
             <w:proofErr w:type="spellStart"/>
             <w:r>
               <w:rPr>
-                <w:rFonts w:ascii="Calibri" w:eastAsia="Calibri" w:hAnsi="Calibri" w:cs="Calibri"/>
+                <w:rFonts w:eastAsia="Calibri" w:cs="Calibri"/>
               </w:rPr>
               <w:t>DispatchUnitCommand</w:t>
             </w:r>
             <w:proofErr w:type="spellEnd"/>
             <w:r>
               <w:rPr>
-                <w:rFonts w:ascii="Calibri" w:eastAsia="Calibri" w:hAnsi="Calibri" w:cs="Calibri"/>
+                <w:rFonts w:eastAsia="Calibri" w:cs="Calibri"/>
               </w:rPr>
               <w:t xml:space="preserve">, </w:t>
             </w:r>
             <w:proofErr w:type="spellStart"/>
             <w:r>
               <w:rPr>
-                <w:rFonts w:ascii="Calibri" w:eastAsia="Calibri" w:hAnsi="Calibri" w:cs="Calibri"/>
+                <w:rFonts w:eastAsia="Calibri" w:cs="Calibri"/>
               </w:rPr>
               <w:t>LockAreaCommand</w:t>
             </w:r>
             <w:proofErr w:type="spellEnd"/>
             <w:r>
               <w:rPr>
-                <w:rFonts w:ascii="Calibri" w:eastAsia="Calibri" w:hAnsi="Calibri" w:cs="Calibri"/>
+                <w:rFonts w:eastAsia="Calibri" w:cs="Calibri"/>
               </w:rPr>
               <w:t xml:space="preserve">, </w:t>
             </w:r>
             <w:proofErr w:type="spellStart"/>
             <w:r>
               <w:rPr>
-                <w:rFonts w:ascii="Calibri" w:eastAsia="Calibri" w:hAnsi="Calibri" w:cs="Calibri"/>
+                <w:rFonts w:eastAsia="Calibri" w:cs="Calibri"/>
               </w:rPr>
               <w:t>AlertCommand</w:t>
             </w:r>
             <w:proofErr w:type="spellEnd"/>
             <w:r>
               <w:rPr>
-                <w:rFonts w:ascii="Calibri" w:eastAsia="Calibri" w:hAnsi="Calibri" w:cs="Calibri"/>
+                <w:rFonts w:eastAsia="Calibri" w:cs="Calibri"/>
               </w:rPr>
               <w:t xml:space="preserve">, </w:t>
             </w:r>
             <w:proofErr w:type="spellStart"/>
             <w:r>
               <w:rPr>
-                <w:rFonts w:ascii="Calibri" w:eastAsia="Calibri" w:hAnsi="Calibri" w:cs="Calibri"/>
+                <w:rFonts w:eastAsia="Calibri" w:cs="Calibri"/>
               </w:rPr>
               <w:t>EvacuationCommand</w:t>
             </w:r>
             <w:proofErr w:type="spellEnd"/>
             <w:r>
               <w:rPr>
-                <w:rFonts w:ascii="Calibri" w:eastAsia="Calibri" w:hAnsi="Calibri" w:cs="Calibri"/>
+                <w:rFonts w:eastAsia="Calibri" w:cs="Calibri"/>
               </w:rPr>
               <w:t xml:space="preserve">, </w:t>
             </w:r>
             <w:proofErr w:type="spellStart"/>
             <w:r>
               <w:rPr>
-                <w:rFonts w:ascii="Calibri" w:eastAsia="Calibri" w:hAnsi="Calibri" w:cs="Calibri"/>
+                <w:rFonts w:eastAsia="Calibri" w:cs="Calibri"/>
               </w:rPr>
               <w:t>CancelCommand</w:t>
             </w:r>
@@ -4548,12 +4505,6 @@
         </w:tc>
       </w:tr>
       <w:tr>
-        <w:tblPrEx>
-          <w:tblCellMar>
-            <w:top w:w="0" w:type="dxa"/>
-            <w:bottom w:w="0" w:type="dxa"/>
-          </w:tblCellMar>
-        </w:tblPrEx>
         <w:tc>
           <w:tcPr>
             <w:tcW w:w="2000" w:type="dxa"/>
@@ -4591,7 +4542,7 @@
           <w:p>
             <w:r>
               <w:rPr>
-                <w:rFonts w:ascii="Calibri" w:eastAsia="Calibri" w:hAnsi="Calibri" w:cs="Calibri"/>
+                <w:rFonts w:eastAsia="Calibri" w:cs="Calibri"/>
               </w:rPr>
               <w:t>Invoker</w:t>
             </w:r>
@@ -4617,7 +4568,7 @@
             <w:proofErr w:type="spellStart"/>
             <w:r>
               <w:rPr>
-                <w:rFonts w:ascii="Calibri" w:eastAsia="Calibri" w:hAnsi="Calibri" w:cs="Calibri"/>
+                <w:rFonts w:eastAsia="Calibri" w:cs="Calibri"/>
               </w:rPr>
               <w:t>OperatorConsole</w:t>
             </w:r>
@@ -4626,12 +4577,6 @@
         </w:tc>
       </w:tr>
       <w:tr>
-        <w:tblPrEx>
-          <w:tblCellMar>
-            <w:top w:w="0" w:type="dxa"/>
-            <w:bottom w:w="0" w:type="dxa"/>
-          </w:tblCellMar>
-        </w:tblPrEx>
         <w:tc>
           <w:tcPr>
             <w:tcW w:w="2000" w:type="dxa"/>
@@ -4669,7 +4614,7 @@
           <w:p>
             <w:r>
               <w:rPr>
-                <w:rFonts w:ascii="Calibri" w:eastAsia="Calibri" w:hAnsi="Calibri" w:cs="Calibri"/>
+                <w:rFonts w:eastAsia="Calibri" w:cs="Calibri"/>
               </w:rPr>
               <w:t>Receiver</w:t>
             </w:r>
@@ -4695,56 +4640,56 @@
             <w:proofErr w:type="spellStart"/>
             <w:r>
               <w:rPr>
-                <w:rFonts w:ascii="Calibri" w:eastAsia="Calibri" w:hAnsi="Calibri" w:cs="Calibri"/>
+                <w:rFonts w:eastAsia="Calibri" w:cs="Calibri"/>
               </w:rPr>
               <w:t>ResponseComponent</w:t>
             </w:r>
             <w:proofErr w:type="spellEnd"/>
             <w:r>
               <w:rPr>
-                <w:rFonts w:ascii="Calibri" w:eastAsia="Calibri" w:hAnsi="Calibri" w:cs="Calibri"/>
+                <w:rFonts w:eastAsia="Calibri" w:cs="Calibri"/>
               </w:rPr>
               <w:t xml:space="preserve"> subclasses, </w:t>
             </w:r>
             <w:proofErr w:type="spellStart"/>
             <w:r>
               <w:rPr>
-                <w:rFonts w:ascii="Calibri" w:eastAsia="Calibri" w:hAnsi="Calibri" w:cs="Calibri"/>
+                <w:rFonts w:eastAsia="Calibri" w:cs="Calibri"/>
               </w:rPr>
               <w:t>AccessControlSystem</w:t>
             </w:r>
             <w:proofErr w:type="spellEnd"/>
             <w:r>
               <w:rPr>
-                <w:rFonts w:ascii="Calibri" w:eastAsia="Calibri" w:hAnsi="Calibri" w:cs="Calibri"/>
+                <w:rFonts w:eastAsia="Calibri" w:cs="Calibri"/>
               </w:rPr>
               <w:t xml:space="preserve">, </w:t>
             </w:r>
             <w:proofErr w:type="spellStart"/>
             <w:r>
               <w:rPr>
-                <w:rFonts w:ascii="Calibri" w:eastAsia="Calibri" w:hAnsi="Calibri" w:cs="Calibri"/>
+                <w:rFonts w:eastAsia="Calibri" w:cs="Calibri"/>
               </w:rPr>
               <w:t>CommunicationChannel</w:t>
             </w:r>
             <w:proofErr w:type="spellEnd"/>
             <w:r>
               <w:rPr>
-                <w:rFonts w:ascii="Calibri" w:eastAsia="Calibri" w:hAnsi="Calibri" w:cs="Calibri"/>
+                <w:rFonts w:eastAsia="Calibri" w:cs="Calibri"/>
               </w:rPr>
               <w:t xml:space="preserve">, another Command (for </w:t>
             </w:r>
             <w:proofErr w:type="spellStart"/>
             <w:r>
               <w:rPr>
-                <w:rFonts w:ascii="Calibri" w:eastAsia="Calibri" w:hAnsi="Calibri" w:cs="Calibri"/>
+                <w:rFonts w:eastAsia="Calibri" w:cs="Calibri"/>
               </w:rPr>
               <w:t>CancelCommand</w:t>
             </w:r>
             <w:proofErr w:type="spellEnd"/>
             <w:r>
               <w:rPr>
-                <w:rFonts w:ascii="Calibri" w:eastAsia="Calibri" w:hAnsi="Calibri" w:cs="Calibri"/>
+                <w:rFonts w:eastAsia="Calibri" w:cs="Calibri"/>
               </w:rPr>
               <w:t>)</w:t>
             </w:r>
@@ -4752,12 +4697,6 @@
         </w:tc>
       </w:tr>
       <w:tr>
-        <w:tblPrEx>
-          <w:tblCellMar>
-            <w:top w:w="0" w:type="dxa"/>
-            <w:bottom w:w="0" w:type="dxa"/>
-          </w:tblCellMar>
-        </w:tblPrEx>
         <w:tc>
           <w:tcPr>
             <w:tcW w:w="2000" w:type="dxa"/>
@@ -4777,7 +4716,7 @@
           <w:p>
             <w:r>
               <w:rPr>
-                <w:rFonts w:ascii="Calibri" w:eastAsia="Calibri" w:hAnsi="Calibri" w:cs="Calibri"/>
+                <w:rFonts w:eastAsia="Calibri" w:cs="Calibri"/>
               </w:rPr>
               <w:t>Mediator</w:t>
             </w:r>
@@ -4802,7 +4741,7 @@
           <w:p>
             <w:r>
               <w:rPr>
-                <w:rFonts w:ascii="Calibri" w:eastAsia="Calibri" w:hAnsi="Calibri" w:cs="Calibri"/>
+                <w:rFonts w:eastAsia="Calibri" w:cs="Calibri"/>
               </w:rPr>
               <w:t>Mediator</w:t>
             </w:r>
@@ -4828,14 +4767,14 @@
             <w:proofErr w:type="spellStart"/>
             <w:r>
               <w:rPr>
-                <w:rFonts w:ascii="Calibri" w:eastAsia="Calibri" w:hAnsi="Calibri" w:cs="Calibri"/>
+                <w:rFonts w:eastAsia="Calibri" w:cs="Calibri"/>
               </w:rPr>
               <w:t>ResponseMediator</w:t>
             </w:r>
             <w:proofErr w:type="spellEnd"/>
             <w:r>
               <w:rPr>
-                <w:rFonts w:ascii="Calibri" w:eastAsia="Calibri" w:hAnsi="Calibri" w:cs="Calibri"/>
+                <w:rFonts w:eastAsia="Calibri" w:cs="Calibri"/>
               </w:rPr>
               <w:t xml:space="preserve"> (interface)</w:t>
             </w:r>
@@ -4843,12 +4782,6 @@
         </w:tc>
       </w:tr>
       <w:tr>
-        <w:tblPrEx>
-          <w:tblCellMar>
-            <w:top w:w="0" w:type="dxa"/>
-            <w:bottom w:w="0" w:type="dxa"/>
-          </w:tblCellMar>
-        </w:tblPrEx>
         <w:tc>
           <w:tcPr>
             <w:tcW w:w="2000" w:type="dxa"/>
@@ -4887,7 +4820,7 @@
             <w:proofErr w:type="spellStart"/>
             <w:r>
               <w:rPr>
-                <w:rFonts w:ascii="Calibri" w:eastAsia="Calibri" w:hAnsi="Calibri" w:cs="Calibri"/>
+                <w:rFonts w:eastAsia="Calibri" w:cs="Calibri"/>
               </w:rPr>
               <w:t>ConcreteMediator</w:t>
             </w:r>
@@ -4914,7 +4847,7 @@
             <w:proofErr w:type="spellStart"/>
             <w:r>
               <w:rPr>
-                <w:rFonts w:ascii="Calibri" w:eastAsia="Calibri" w:hAnsi="Calibri" w:cs="Calibri"/>
+                <w:rFonts w:eastAsia="Calibri" w:cs="Calibri"/>
               </w:rPr>
               <w:t>IncidentCoordinator</w:t>
             </w:r>
@@ -4923,12 +4856,6 @@
         </w:tc>
       </w:tr>
       <w:tr>
-        <w:tblPrEx>
-          <w:tblCellMar>
-            <w:top w:w="0" w:type="dxa"/>
-            <w:bottom w:w="0" w:type="dxa"/>
-          </w:tblCellMar>
-        </w:tblPrEx>
         <w:tc>
           <w:tcPr>
             <w:tcW w:w="2000" w:type="dxa"/>
@@ -4966,7 +4893,7 @@
           <w:p>
             <w:r>
               <w:rPr>
-                <w:rFonts w:ascii="Calibri" w:eastAsia="Calibri" w:hAnsi="Calibri" w:cs="Calibri"/>
+                <w:rFonts w:eastAsia="Calibri" w:cs="Calibri"/>
               </w:rPr>
               <w:t>Colleague</w:t>
             </w:r>
@@ -4992,14 +4919,14 @@
             <w:proofErr w:type="spellStart"/>
             <w:r>
               <w:rPr>
-                <w:rFonts w:ascii="Calibri" w:eastAsia="Calibri" w:hAnsi="Calibri" w:cs="Calibri"/>
+                <w:rFonts w:eastAsia="Calibri" w:cs="Calibri"/>
               </w:rPr>
               <w:t>ResponseComponent</w:t>
             </w:r>
             <w:proofErr w:type="spellEnd"/>
             <w:r>
               <w:rPr>
-                <w:rFonts w:ascii="Calibri" w:eastAsia="Calibri" w:hAnsi="Calibri" w:cs="Calibri"/>
+                <w:rFonts w:eastAsia="Calibri" w:cs="Calibri"/>
               </w:rPr>
               <w:t xml:space="preserve"> (abstract)</w:t>
             </w:r>
@@ -5007,12 +4934,6 @@
         </w:tc>
       </w:tr>
       <w:tr>
-        <w:tblPrEx>
-          <w:tblCellMar>
-            <w:top w:w="0" w:type="dxa"/>
-            <w:bottom w:w="0" w:type="dxa"/>
-          </w:tblCellMar>
-        </w:tblPrEx>
         <w:tc>
           <w:tcPr>
             <w:tcW w:w="2000" w:type="dxa"/>
@@ -5051,7 +4972,7 @@
             <w:proofErr w:type="spellStart"/>
             <w:r>
               <w:rPr>
-                <w:rFonts w:ascii="Calibri" w:eastAsia="Calibri" w:hAnsi="Calibri" w:cs="Calibri"/>
+                <w:rFonts w:eastAsia="Calibri" w:cs="Calibri"/>
               </w:rPr>
               <w:t>ConcreteColleague</w:t>
             </w:r>
@@ -5078,35 +4999,35 @@
             <w:proofErr w:type="spellStart"/>
             <w:r>
               <w:rPr>
-                <w:rFonts w:ascii="Calibri" w:eastAsia="Calibri" w:hAnsi="Calibri" w:cs="Calibri"/>
+                <w:rFonts w:eastAsia="Calibri" w:cs="Calibri"/>
               </w:rPr>
               <w:t>SecurityTeam</w:t>
             </w:r>
             <w:proofErr w:type="spellEnd"/>
             <w:r>
               <w:rPr>
-                <w:rFonts w:ascii="Calibri" w:eastAsia="Calibri" w:hAnsi="Calibri" w:cs="Calibri"/>
+                <w:rFonts w:eastAsia="Calibri" w:cs="Calibri"/>
               </w:rPr>
               <w:t xml:space="preserve">, </w:t>
             </w:r>
             <w:proofErr w:type="spellStart"/>
             <w:r>
               <w:rPr>
-                <w:rFonts w:ascii="Calibri" w:eastAsia="Calibri" w:hAnsi="Calibri" w:cs="Calibri"/>
+                <w:rFonts w:eastAsia="Calibri" w:cs="Calibri"/>
               </w:rPr>
               <w:t>MedicalTeam</w:t>
             </w:r>
             <w:proofErr w:type="spellEnd"/>
             <w:r>
               <w:rPr>
-                <w:rFonts w:ascii="Calibri" w:eastAsia="Calibri" w:hAnsi="Calibri" w:cs="Calibri"/>
+                <w:rFonts w:eastAsia="Calibri" w:cs="Calibri"/>
               </w:rPr>
               <w:t xml:space="preserve">, </w:t>
             </w:r>
             <w:proofErr w:type="spellStart"/>
             <w:r>
               <w:rPr>
-                <w:rFonts w:ascii="Calibri" w:eastAsia="Calibri" w:hAnsi="Calibri" w:cs="Calibri"/>
+                <w:rFonts w:eastAsia="Calibri" w:cs="Calibri"/>
               </w:rPr>
               <w:t>FacilitiesTeam</w:t>
             </w:r>
@@ -5115,12 +5036,6 @@
         </w:tc>
       </w:tr>
       <w:tr>
-        <w:tblPrEx>
-          <w:tblCellMar>
-            <w:top w:w="0" w:type="dxa"/>
-            <w:bottom w:w="0" w:type="dxa"/>
-          </w:tblCellMar>
-        </w:tblPrEx>
         <w:tc>
           <w:tcPr>
             <w:tcW w:w="2000" w:type="dxa"/>
@@ -5140,7 +5055,7 @@
           <w:p>
             <w:r>
               <w:rPr>
-                <w:rFonts w:ascii="Calibri" w:eastAsia="Calibri" w:hAnsi="Calibri" w:cs="Calibri"/>
+                <w:rFonts w:eastAsia="Calibri" w:cs="Calibri"/>
               </w:rPr>
               <w:t>Adapter</w:t>
             </w:r>
@@ -5165,7 +5080,7 @@
           <w:p>
             <w:r>
               <w:rPr>
-                <w:rFonts w:ascii="Calibri" w:eastAsia="Calibri" w:hAnsi="Calibri" w:cs="Calibri"/>
+                <w:rFonts w:eastAsia="Calibri" w:cs="Calibri"/>
               </w:rPr>
               <w:t>Target</w:t>
             </w:r>
@@ -5191,7 +5106,7 @@
             <w:proofErr w:type="spellStart"/>
             <w:r>
               <w:rPr>
-                <w:rFonts w:ascii="Calibri" w:eastAsia="Calibri" w:hAnsi="Calibri" w:cs="Calibri"/>
+                <w:rFonts w:eastAsia="Calibri" w:cs="Calibri"/>
               </w:rPr>
               <w:t>CommunicationChannel</w:t>
             </w:r>
@@ -5200,12 +5115,6 @@
         </w:tc>
       </w:tr>
       <w:tr>
-        <w:tblPrEx>
-          <w:tblCellMar>
-            <w:top w:w="0" w:type="dxa"/>
-            <w:bottom w:w="0" w:type="dxa"/>
-          </w:tblCellMar>
-        </w:tblPrEx>
         <w:tc>
           <w:tcPr>
             <w:tcW w:w="2000" w:type="dxa"/>
@@ -5244,7 +5153,7 @@
             <w:proofErr w:type="spellStart"/>
             <w:r>
               <w:rPr>
-                <w:rFonts w:ascii="Calibri" w:eastAsia="Calibri" w:hAnsi="Calibri" w:cs="Calibri"/>
+                <w:rFonts w:eastAsia="Calibri" w:cs="Calibri"/>
               </w:rPr>
               <w:t>Adaptee</w:t>
             </w:r>
@@ -5271,7 +5180,7 @@
             <w:proofErr w:type="spellStart"/>
             <w:r>
               <w:rPr>
-                <w:rFonts w:ascii="Calibri" w:eastAsia="Calibri" w:hAnsi="Calibri" w:cs="Calibri"/>
+                <w:rFonts w:eastAsia="Calibri" w:cs="Calibri"/>
               </w:rPr>
               <w:t>LegacyPagerSystem</w:t>
             </w:r>
@@ -5280,12 +5189,6 @@
         </w:tc>
       </w:tr>
       <w:tr>
-        <w:tblPrEx>
-          <w:tblCellMar>
-            <w:top w:w="0" w:type="dxa"/>
-            <w:bottom w:w="0" w:type="dxa"/>
-          </w:tblCellMar>
-        </w:tblPrEx>
         <w:tc>
           <w:tcPr>
             <w:tcW w:w="2000" w:type="dxa"/>
@@ -5323,7 +5226,7 @@
           <w:p>
             <w:r>
               <w:rPr>
-                <w:rFonts w:ascii="Calibri" w:eastAsia="Calibri" w:hAnsi="Calibri" w:cs="Calibri"/>
+                <w:rFonts w:eastAsia="Calibri" w:cs="Calibri"/>
               </w:rPr>
               <w:t>Adapter</w:t>
             </w:r>
@@ -5349,14 +5252,14 @@
             <w:proofErr w:type="spellStart"/>
             <w:r>
               <w:rPr>
-                <w:rFonts w:ascii="Calibri" w:eastAsia="Calibri" w:hAnsi="Calibri" w:cs="Calibri"/>
+                <w:rFonts w:eastAsia="Calibri" w:cs="Calibri"/>
               </w:rPr>
               <w:t>LegacyPagerAdapter</w:t>
             </w:r>
             <w:proofErr w:type="spellEnd"/>
             <w:r>
               <w:rPr>
-                <w:rFonts w:ascii="Calibri" w:eastAsia="Calibri" w:hAnsi="Calibri" w:cs="Calibri"/>
+                <w:rFonts w:eastAsia="Calibri" w:cs="Calibri"/>
               </w:rPr>
               <w:t xml:space="preserve"> (object adapter, composition-based)</w:t>
             </w:r>
@@ -5364,12 +5267,6 @@
         </w:tc>
       </w:tr>
       <w:tr>
-        <w:tblPrEx>
-          <w:tblCellMar>
-            <w:top w:w="0" w:type="dxa"/>
-            <w:bottom w:w="0" w:type="dxa"/>
-          </w:tblCellMar>
-        </w:tblPrEx>
         <w:tc>
           <w:tcPr>
             <w:tcW w:w="2000" w:type="dxa"/>
@@ -5389,7 +5286,7 @@
           <w:p>
             <w:r>
               <w:rPr>
-                <w:rFonts w:ascii="Calibri" w:eastAsia="Calibri" w:hAnsi="Calibri" w:cs="Calibri"/>
+                <w:rFonts w:eastAsia="Calibri" w:cs="Calibri"/>
               </w:rPr>
               <w:t>Facade</w:t>
             </w:r>
@@ -5414,7 +5311,7 @@
           <w:p>
             <w:r>
               <w:rPr>
-                <w:rFonts w:ascii="Calibri" w:eastAsia="Calibri" w:hAnsi="Calibri" w:cs="Calibri"/>
+                <w:rFonts w:eastAsia="Calibri" w:cs="Calibri"/>
               </w:rPr>
               <w:t>Facade</w:t>
             </w:r>
@@ -5440,7 +5337,7 @@
             <w:proofErr w:type="spellStart"/>
             <w:r>
               <w:rPr>
-                <w:rFonts w:ascii="Calibri" w:eastAsia="Calibri" w:hAnsi="Calibri" w:cs="Calibri"/>
+                <w:rFonts w:eastAsia="Calibri" w:cs="Calibri"/>
               </w:rPr>
               <w:t>EmergencyResponseFacade</w:t>
             </w:r>
@@ -5449,12 +5346,6 @@
         </w:tc>
       </w:tr>
       <w:tr>
-        <w:tblPrEx>
-          <w:tblCellMar>
-            <w:top w:w="0" w:type="dxa"/>
-            <w:bottom w:w="0" w:type="dxa"/>
-          </w:tblCellMar>
-        </w:tblPrEx>
         <w:tc>
           <w:tcPr>
             <w:tcW w:w="2000" w:type="dxa"/>
@@ -5492,7 +5383,7 @@
           <w:p>
             <w:r>
               <w:rPr>
-                <w:rFonts w:ascii="Calibri" w:eastAsia="Calibri" w:hAnsi="Calibri" w:cs="Calibri"/>
+                <w:rFonts w:eastAsia="Calibri" w:cs="Calibri"/>
               </w:rPr>
               <w:t>Subsystem classes</w:t>
             </w:r>
@@ -5518,91 +5409,91 @@
             <w:proofErr w:type="spellStart"/>
             <w:r>
               <w:rPr>
-                <w:rFonts w:ascii="Calibri" w:eastAsia="Calibri" w:hAnsi="Calibri" w:cs="Calibri"/>
+                <w:rFonts w:eastAsia="Calibri" w:cs="Calibri"/>
               </w:rPr>
               <w:t>AccessControlSystem</w:t>
             </w:r>
             <w:proofErr w:type="spellEnd"/>
             <w:r>
               <w:rPr>
-                <w:rFonts w:ascii="Calibri" w:eastAsia="Calibri" w:hAnsi="Calibri" w:cs="Calibri"/>
+                <w:rFonts w:eastAsia="Calibri" w:cs="Calibri"/>
               </w:rPr>
               <w:t xml:space="preserve">, </w:t>
             </w:r>
             <w:proofErr w:type="spellStart"/>
             <w:r>
               <w:rPr>
-                <w:rFonts w:ascii="Calibri" w:eastAsia="Calibri" w:hAnsi="Calibri" w:cs="Calibri"/>
+                <w:rFonts w:eastAsia="Calibri" w:cs="Calibri"/>
               </w:rPr>
               <w:t>IncidentCoordinator</w:t>
             </w:r>
             <w:proofErr w:type="spellEnd"/>
             <w:r>
               <w:rPr>
-                <w:rFonts w:ascii="Calibri" w:eastAsia="Calibri" w:hAnsi="Calibri" w:cs="Calibri"/>
+                <w:rFonts w:eastAsia="Calibri" w:cs="Calibri"/>
               </w:rPr>
               <w:t xml:space="preserve">, </w:t>
             </w:r>
             <w:proofErr w:type="spellStart"/>
             <w:r>
               <w:rPr>
-                <w:rFonts w:ascii="Calibri" w:eastAsia="Calibri" w:hAnsi="Calibri" w:cs="Calibri"/>
+                <w:rFonts w:eastAsia="Calibri" w:cs="Calibri"/>
               </w:rPr>
               <w:t>SecurityTeam</w:t>
             </w:r>
             <w:proofErr w:type="spellEnd"/>
             <w:r>
               <w:rPr>
-                <w:rFonts w:ascii="Calibri" w:eastAsia="Calibri" w:hAnsi="Calibri" w:cs="Calibri"/>
+                <w:rFonts w:eastAsia="Calibri" w:cs="Calibri"/>
               </w:rPr>
               <w:t xml:space="preserve">, </w:t>
             </w:r>
             <w:proofErr w:type="spellStart"/>
             <w:r>
               <w:rPr>
-                <w:rFonts w:ascii="Calibri" w:eastAsia="Calibri" w:hAnsi="Calibri" w:cs="Calibri"/>
+                <w:rFonts w:eastAsia="Calibri" w:cs="Calibri"/>
               </w:rPr>
               <w:t>MedicalTeam</w:t>
             </w:r>
             <w:proofErr w:type="spellEnd"/>
             <w:r>
               <w:rPr>
-                <w:rFonts w:ascii="Calibri" w:eastAsia="Calibri" w:hAnsi="Calibri" w:cs="Calibri"/>
+                <w:rFonts w:eastAsia="Calibri" w:cs="Calibri"/>
               </w:rPr>
               <w:t xml:space="preserve">, </w:t>
             </w:r>
             <w:proofErr w:type="spellStart"/>
             <w:r>
               <w:rPr>
-                <w:rFonts w:ascii="Calibri" w:eastAsia="Calibri" w:hAnsi="Calibri" w:cs="Calibri"/>
+                <w:rFonts w:eastAsia="Calibri" w:cs="Calibri"/>
               </w:rPr>
               <w:t>FacilitiesTeam</w:t>
             </w:r>
             <w:proofErr w:type="spellEnd"/>
             <w:r>
               <w:rPr>
-                <w:rFonts w:ascii="Calibri" w:eastAsia="Calibri" w:hAnsi="Calibri" w:cs="Calibri"/>
+                <w:rFonts w:eastAsia="Calibri" w:cs="Calibri"/>
               </w:rPr>
               <w:t xml:space="preserve">, </w:t>
             </w:r>
             <w:proofErr w:type="spellStart"/>
             <w:r>
               <w:rPr>
-                <w:rFonts w:ascii="Calibri" w:eastAsia="Calibri" w:hAnsi="Calibri" w:cs="Calibri"/>
+                <w:rFonts w:eastAsia="Calibri" w:cs="Calibri"/>
               </w:rPr>
               <w:t>LegacyPagerAdapter</w:t>
             </w:r>
             <w:proofErr w:type="spellEnd"/>
             <w:r>
               <w:rPr>
-                <w:rFonts w:ascii="Calibri" w:eastAsia="Calibri" w:hAnsi="Calibri" w:cs="Calibri"/>
+                <w:rFonts w:eastAsia="Calibri" w:cs="Calibri"/>
               </w:rPr>
               <w:t xml:space="preserve">, </w:t>
             </w:r>
             <w:proofErr w:type="spellStart"/>
             <w:r>
               <w:rPr>
-                <w:rFonts w:ascii="Calibri" w:eastAsia="Calibri" w:hAnsi="Calibri" w:cs="Calibri"/>
+                <w:rFonts w:eastAsia="Calibri" w:cs="Calibri"/>
               </w:rPr>
               <w:t>OperatorConsole</w:t>
             </w:r>
@@ -5611,12 +5502,6 @@
         </w:tc>
       </w:tr>
       <w:tr>
-        <w:tblPrEx>
-          <w:tblCellMar>
-            <w:top w:w="0" w:type="dxa"/>
-            <w:bottom w:w="0" w:type="dxa"/>
-          </w:tblCellMar>
-        </w:tblPrEx>
         <w:tc>
           <w:tcPr>
             <w:tcW w:w="2000" w:type="dxa"/>
@@ -5636,7 +5521,7 @@
           <w:p>
             <w:r>
               <w:rPr>
-                <w:rFonts w:ascii="Calibri" w:eastAsia="Calibri" w:hAnsi="Calibri" w:cs="Calibri"/>
+                <w:rFonts w:eastAsia="Calibri" w:cs="Calibri"/>
               </w:rPr>
               <w:t xml:space="preserve">State </w:t>
             </w:r>
@@ -5661,7 +5546,7 @@
           <w:p>
             <w:r>
               <w:rPr>
-                <w:rFonts w:ascii="Calibri" w:eastAsia="Calibri" w:hAnsi="Calibri" w:cs="Calibri"/>
+                <w:rFonts w:eastAsia="Calibri" w:cs="Calibri"/>
               </w:rPr>
               <w:t>Context</w:t>
             </w:r>
@@ -5686,7 +5571,7 @@
           <w:p>
             <w:r>
               <w:rPr>
-                <w:rFonts w:ascii="Calibri" w:eastAsia="Calibri" w:hAnsi="Calibri" w:cs="Calibri"/>
+                <w:rFonts w:eastAsia="Calibri" w:cs="Calibri"/>
               </w:rPr>
               <w:t>Incident</w:t>
             </w:r>
@@ -5694,12 +5579,6 @@
         </w:tc>
       </w:tr>
       <w:tr>
-        <w:tblPrEx>
-          <w:tblCellMar>
-            <w:top w:w="0" w:type="dxa"/>
-            <w:bottom w:w="0" w:type="dxa"/>
-          </w:tblCellMar>
-        </w:tblPrEx>
         <w:tc>
           <w:tcPr>
             <w:tcW w:w="2000" w:type="dxa"/>
@@ -5737,7 +5616,7 @@
           <w:p>
             <w:r>
               <w:rPr>
-                <w:rFonts w:ascii="Calibri" w:eastAsia="Calibri" w:hAnsi="Calibri" w:cs="Calibri"/>
+                <w:rFonts w:eastAsia="Calibri" w:cs="Calibri"/>
               </w:rPr>
               <w:t>State</w:t>
             </w:r>
@@ -5763,7 +5642,7 @@
             <w:proofErr w:type="spellStart"/>
             <w:r>
               <w:rPr>
-                <w:rFonts w:ascii="Calibri" w:eastAsia="Calibri" w:hAnsi="Calibri" w:cs="Calibri"/>
+                <w:rFonts w:eastAsia="Calibri" w:cs="Calibri"/>
               </w:rPr>
               <w:t>IncidentState</w:t>
             </w:r>
@@ -5772,12 +5651,6 @@
         </w:tc>
       </w:tr>
       <w:tr>
-        <w:tblPrEx>
-          <w:tblCellMar>
-            <w:top w:w="0" w:type="dxa"/>
-            <w:bottom w:w="0" w:type="dxa"/>
-          </w:tblCellMar>
-        </w:tblPrEx>
         <w:tc>
           <w:tcPr>
             <w:tcW w:w="2000" w:type="dxa"/>
@@ -5816,7 +5689,7 @@
             <w:proofErr w:type="spellStart"/>
             <w:r>
               <w:rPr>
-                <w:rFonts w:ascii="Calibri" w:eastAsia="Calibri" w:hAnsi="Calibri" w:cs="Calibri"/>
+                <w:rFonts w:eastAsia="Calibri" w:cs="Calibri"/>
               </w:rPr>
               <w:t>ConcreteState</w:t>
             </w:r>
@@ -5843,49 +5716,49 @@
             <w:proofErr w:type="spellStart"/>
             <w:r>
               <w:rPr>
-                <w:rFonts w:ascii="Calibri" w:eastAsia="Calibri" w:hAnsi="Calibri" w:cs="Calibri"/>
+                <w:rFonts w:eastAsia="Calibri" w:cs="Calibri"/>
               </w:rPr>
               <w:t>ReportedState</w:t>
             </w:r>
             <w:proofErr w:type="spellEnd"/>
             <w:r>
               <w:rPr>
-                <w:rFonts w:ascii="Calibri" w:eastAsia="Calibri" w:hAnsi="Calibri" w:cs="Calibri"/>
+                <w:rFonts w:eastAsia="Calibri" w:cs="Calibri"/>
               </w:rPr>
               <w:t xml:space="preserve">, </w:t>
             </w:r>
             <w:proofErr w:type="spellStart"/>
             <w:r>
               <w:rPr>
-                <w:rFonts w:ascii="Calibri" w:eastAsia="Calibri" w:hAnsi="Calibri" w:cs="Calibri"/>
+                <w:rFonts w:eastAsia="Calibri" w:cs="Calibri"/>
               </w:rPr>
               <w:t>DispatchedState</w:t>
             </w:r>
             <w:proofErr w:type="spellEnd"/>
             <w:r>
               <w:rPr>
-                <w:rFonts w:ascii="Calibri" w:eastAsia="Calibri" w:hAnsi="Calibri" w:cs="Calibri"/>
+                <w:rFonts w:eastAsia="Calibri" w:cs="Calibri"/>
               </w:rPr>
               <w:t xml:space="preserve">, </w:t>
             </w:r>
             <w:proofErr w:type="spellStart"/>
             <w:r>
               <w:rPr>
-                <w:rFonts w:ascii="Calibri" w:eastAsia="Calibri" w:hAnsi="Calibri" w:cs="Calibri"/>
+                <w:rFonts w:eastAsia="Calibri" w:cs="Calibri"/>
               </w:rPr>
               <w:t>ContainedState</w:t>
             </w:r>
             <w:proofErr w:type="spellEnd"/>
             <w:r>
               <w:rPr>
-                <w:rFonts w:ascii="Calibri" w:eastAsia="Calibri" w:hAnsi="Calibri" w:cs="Calibri"/>
+                <w:rFonts w:eastAsia="Calibri" w:cs="Calibri"/>
               </w:rPr>
               <w:t xml:space="preserve">, </w:t>
             </w:r>
             <w:proofErr w:type="spellStart"/>
             <w:r>
               <w:rPr>
-                <w:rFonts w:ascii="Calibri" w:eastAsia="Calibri" w:hAnsi="Calibri" w:cs="Calibri"/>
+                <w:rFonts w:eastAsia="Calibri" w:cs="Calibri"/>
               </w:rPr>
               <w:t>ResolvedState</w:t>
             </w:r>
@@ -5894,12 +5767,6 @@
         </w:tc>
       </w:tr>
       <w:tr>
-        <w:tblPrEx>
-          <w:tblCellMar>
-            <w:top w:w="0" w:type="dxa"/>
-            <w:bottom w:w="0" w:type="dxa"/>
-          </w:tblCellMar>
-        </w:tblPrEx>
         <w:tc>
           <w:tcPr>
             <w:tcW w:w="2000" w:type="dxa"/>
@@ -5919,7 +5786,7 @@
           <w:p>
             <w:r>
               <w:rPr>
-                <w:rFonts w:ascii="Calibri" w:eastAsia="Calibri" w:hAnsi="Calibri" w:cs="Calibri"/>
+                <w:rFonts w:eastAsia="Calibri" w:cs="Calibri"/>
               </w:rPr>
               <w:t xml:space="preserve">Observer </w:t>
             </w:r>
@@ -5944,7 +5811,7 @@
           <w:p>
             <w:r>
               <w:rPr>
-                <w:rFonts w:ascii="Calibri" w:eastAsia="Calibri" w:hAnsi="Calibri" w:cs="Calibri"/>
+                <w:rFonts w:eastAsia="Calibri" w:cs="Calibri"/>
               </w:rPr>
               <w:t>Subject</w:t>
             </w:r>
@@ -5969,7 +5836,7 @@
           <w:p>
             <w:r>
               <w:rPr>
-                <w:rFonts w:ascii="Calibri" w:eastAsia="Calibri" w:hAnsi="Calibri" w:cs="Calibri"/>
+                <w:rFonts w:eastAsia="Calibri" w:cs="Calibri"/>
               </w:rPr>
               <w:t>Incident</w:t>
             </w:r>
@@ -5977,12 +5844,6 @@
         </w:tc>
       </w:tr>
       <w:tr>
-        <w:tblPrEx>
-          <w:tblCellMar>
-            <w:top w:w="0" w:type="dxa"/>
-            <w:bottom w:w="0" w:type="dxa"/>
-          </w:tblCellMar>
-        </w:tblPrEx>
         <w:tc>
           <w:tcPr>
             <w:tcW w:w="2000" w:type="dxa"/>
@@ -6020,7 +5881,7 @@
           <w:p>
             <w:r>
               <w:rPr>
-                <w:rFonts w:ascii="Calibri" w:eastAsia="Calibri" w:hAnsi="Calibri" w:cs="Calibri"/>
+                <w:rFonts w:eastAsia="Calibri" w:cs="Calibri"/>
               </w:rPr>
               <w:t>Observer</w:t>
             </w:r>
@@ -6045,7 +5906,7 @@
           <w:p>
             <w:r>
               <w:rPr>
-                <w:rFonts w:ascii="Calibri" w:eastAsia="Calibri" w:hAnsi="Calibri" w:cs="Calibri"/>
+                <w:rFonts w:eastAsia="Calibri" w:cs="Calibri"/>
               </w:rPr>
               <w:t>Observer</w:t>
             </w:r>
@@ -6053,12 +5914,6 @@
         </w:tc>
       </w:tr>
       <w:tr>
-        <w:tblPrEx>
-          <w:tblCellMar>
-            <w:top w:w="0" w:type="dxa"/>
-            <w:bottom w:w="0" w:type="dxa"/>
-          </w:tblCellMar>
-        </w:tblPrEx>
         <w:tc>
           <w:tcPr>
             <w:tcW w:w="2000" w:type="dxa"/>
@@ -6097,7 +5952,7 @@
             <w:proofErr w:type="spellStart"/>
             <w:r>
               <w:rPr>
-                <w:rFonts w:ascii="Calibri" w:eastAsia="Calibri" w:hAnsi="Calibri" w:cs="Calibri"/>
+                <w:rFonts w:eastAsia="Calibri" w:cs="Calibri"/>
               </w:rPr>
               <w:t>ConcreteObserver</w:t>
             </w:r>
@@ -6123,14 +5978,14 @@
           <w:p>
             <w:r>
               <w:rPr>
-                <w:rFonts w:ascii="Calibri" w:eastAsia="Calibri" w:hAnsi="Calibri" w:cs="Calibri"/>
+                <w:rFonts w:eastAsia="Calibri" w:cs="Calibri"/>
               </w:rPr>
               <w:t xml:space="preserve">Dashboard, </w:t>
             </w:r>
             <w:proofErr w:type="spellStart"/>
             <w:r>
               <w:rPr>
-                <w:rFonts w:ascii="Calibri" w:eastAsia="Calibri" w:hAnsi="Calibri" w:cs="Calibri"/>
+                <w:rFonts w:eastAsia="Calibri" w:cs="Calibri"/>
               </w:rPr>
               <w:t>AuditLogger</w:t>
             </w:r>
@@ -6145,6 +6000,9 @@
         <w:spacing w:before="320" w:after="160"/>
       </w:pPr>
       <w:r>
+        <w:t>1.</w:t>
+      </w:r>
+      <w:r>
         <w:t>4. Justification for the Two Additional Patterns</w:t>
       </w:r>
     </w:p>
@@ -6154,8 +6012,13 @@
         <w:spacing w:before="240" w:after="120"/>
       </w:pPr>
       <w:r>
-        <w:lastRenderedPageBreak/>
-        <w:t>4.1 State — for Incident status</w:t>
+        <w:t xml:space="preserve">State </w:t>
+      </w:r>
+      <w:r>
+        <w:t>-</w:t>
+      </w:r>
+      <w:r>
+        <w:t xml:space="preserve"> for Incident status</w:t>
       </w:r>
     </w:p>
     <w:p>
@@ -6173,19 +6036,10 @@
       </w:pPr>
       <w:r>
         <w:rPr>
-          <w:rFonts w:ascii="Calibri" w:eastAsia="Calibri" w:hAnsi="Calibri" w:cs="Calibri"/>
-          <w:sz w:val="22"/>
+          <w:rFonts w:eastAsia="Calibri" w:cs="Calibri"/>
           <w:szCs w:val="22"/>
         </w:rPr>
-        <w:t>An incident's operational status controls which actions are currently legal — you cannot resolve an incident that hasn't been contained, or dispatch one that's already dispatched.</w:t>
-      </w:r>
-      <w:r>
-        <w:rPr>
-          <w:rFonts w:ascii="Calibri" w:eastAsia="Calibri" w:hAnsi="Calibri" w:cs="Calibri"/>
-          <w:sz w:val="22"/>
-          <w:szCs w:val="22"/>
-        </w:rPr>
-        <w:t xml:space="preserve"> The State pattern instead makes each status responsible only for its own legal transitions; adding a new status means adding one new class, not touching existing ones.</w:t>
+        <w:t>An incident's operational status controls which actions are currently legal — you cannot resolve an incident that hasn't been contained, or dispatch one that's already dispatched. The State pattern instead makes each status responsible only for its own legal transitions; adding a new status means adding one new class, not touching existing ones.</w:t>
       </w:r>
     </w:p>
     <w:p>
@@ -6194,7 +6048,13 @@
         <w:spacing w:before="240" w:after="120"/>
       </w:pPr>
       <w:r>
-        <w:t>4.2 Observer — for incident status changes</w:t>
+        <w:t xml:space="preserve">Observer </w:t>
+      </w:r>
+      <w:r>
+        <w:t>-</w:t>
+      </w:r>
+      <w:r>
+        <w:t xml:space="preserve"> for incident status changes</w:t>
       </w:r>
     </w:p>
     <w:p>
@@ -6212,8 +6072,7 @@
       </w:pPr>
       <w:r>
         <w:rPr>
-          <w:rFonts w:ascii="Calibri" w:eastAsia="Calibri" w:hAnsi="Calibri" w:cs="Calibri"/>
-          <w:sz w:val="22"/>
+          <w:rFonts w:eastAsia="Calibri" w:cs="Calibri"/>
           <w:szCs w:val="22"/>
         </w:rPr>
         <w:t>Several independent parts of the system need to react whenever an incident's status changes — a dashboard for operators, an audit log for compliance — and that list is likely to grow (e.g. an SMS notifier later). Incident should not need to know about, construct, or directly call each of these.</w:t>
@@ -6223,42 +6082,46 @@
       </w:r>
       <w:r>
         <w:rPr>
-          <w:rFonts w:ascii="Calibri" w:eastAsia="Calibri" w:hAnsi="Calibri" w:cs="Calibri"/>
-          <w:sz w:val="22"/>
+          <w:rFonts w:eastAsia="Calibri" w:cs="Calibri"/>
           <w:szCs w:val="22"/>
         </w:rPr>
-        <w:t>H</w:t>
-      </w:r>
-      <w:r>
-        <w:rPr>
-          <w:rFonts w:ascii="Calibri" w:eastAsia="Calibri" w:hAnsi="Calibri" w:cs="Calibri"/>
-          <w:sz w:val="22"/>
+        <w:t xml:space="preserve">Having Incident directly call </w:t>
+      </w:r>
+      <w:proofErr w:type="spellStart"/>
+      <w:r>
+        <w:rPr>
+          <w:rFonts w:eastAsia="Calibri" w:cs="Calibri"/>
           <w:szCs w:val="22"/>
         </w:rPr>
-        <w:t xml:space="preserve">aving Incident directly call </w:t>
+        <w:t>dashboard.update</w:t>
+      </w:r>
+      <w:proofErr w:type="spellEnd"/>
+      <w:r>
+        <w:rPr>
+          <w:rFonts w:eastAsia="Calibri" w:cs="Calibri"/>
+          <w:szCs w:val="22"/>
+        </w:rPr>
+        <w:t xml:space="preserve">() and </w:t>
       </w:r>
       <w:proofErr w:type="spellStart"/>
       <w:r>
         <w:rPr>
-          <w:rFonts w:ascii="Calibri" w:eastAsia="Calibri" w:hAnsi="Calibri" w:cs="Calibri"/>
-          <w:sz w:val="22"/>
+          <w:rFonts w:eastAsia="Calibri" w:cs="Calibri"/>
           <w:szCs w:val="22"/>
         </w:rPr>
-        <w:t>dashboard.update</w:t>
+        <w:t>logger.log</w:t>
       </w:r>
       <w:proofErr w:type="spellEnd"/>
       <w:r>
         <w:rPr>
-          <w:rFonts w:ascii="Calibri" w:eastAsia="Calibri" w:hAnsi="Calibri" w:cs="Calibri"/>
-          <w:sz w:val="22"/>
+          <w:rFonts w:eastAsia="Calibri" w:cs="Calibri"/>
           <w:szCs w:val="22"/>
         </w:rPr>
-        <w:t>() and logger.log() inline would work initially, but couples Incident to concrete reporting classes and requires editing Incident every time a new consumer of status changes is added</w:t>
-      </w:r>
-      <w:r>
-        <w:rPr>
-          <w:rFonts w:ascii="Calibri" w:eastAsia="Calibri" w:hAnsi="Calibri" w:cs="Calibri"/>
-          <w:sz w:val="22"/>
+        <w:t>() inline would work initially, but couples Incident to concrete reporting classes and requires editing Incident every time a new consumer of status changes is added</w:t>
+      </w:r>
+      <w:r>
+        <w:rPr>
+          <w:rFonts w:eastAsia="Calibri" w:cs="Calibri"/>
           <w:szCs w:val="22"/>
         </w:rPr>
         <w:t>.</w:t>
@@ -6270,7 +6133,16 @@
         <w:spacing w:before="320" w:after="160"/>
       </w:pPr>
       <w:r>
-        <w:t>5. Ownership Decisions</w:t>
+        <w:t>1.</w:t>
+      </w:r>
+      <w:r>
+        <w:t xml:space="preserve">5. Ownership </w:t>
+      </w:r>
+      <w:r>
+        <w:t xml:space="preserve">and Lifetime </w:t>
+      </w:r>
+      <w:r>
+        <w:t>Decisions</w:t>
       </w:r>
     </w:p>
     <w:tbl>
@@ -6291,17 +6163,11 @@
         <w:tblLook w:val="0000" w:firstRow="0" w:lastRow="0" w:firstColumn="0" w:lastColumn="0" w:noHBand="0" w:noVBand="0"/>
       </w:tblPr>
       <w:tblGrid>
-        <w:gridCol w:w="2453"/>
-        <w:gridCol w:w="3070"/>
-        <w:gridCol w:w="4277"/>
+        <w:gridCol w:w="2679"/>
+        <w:gridCol w:w="3020"/>
+        <w:gridCol w:w="4101"/>
       </w:tblGrid>
       <w:tr>
-        <w:tblPrEx>
-          <w:tblCellMar>
-            <w:top w:w="0" w:type="dxa"/>
-            <w:bottom w:w="0" w:type="dxa"/>
-          </w:tblCellMar>
-        </w:tblPrEx>
         <w:trPr>
           <w:tblHeader/>
         </w:trPr>
@@ -6325,7 +6191,7 @@
           <w:p>
             <w:r>
               <w:rPr>
-                <w:rFonts w:ascii="Calibri" w:eastAsia="Calibri" w:hAnsi="Calibri" w:cs="Calibri"/>
+                <w:rFonts w:eastAsia="Calibri" w:cs="Calibri"/>
                 <w:b/>
                 <w:bCs/>
                 <w:color w:val="FFFFFF"/>
@@ -6354,7 +6220,7 @@
           <w:p>
             <w:r>
               <w:rPr>
-                <w:rFonts w:ascii="Calibri" w:eastAsia="Calibri" w:hAnsi="Calibri" w:cs="Calibri"/>
+                <w:rFonts w:eastAsia="Calibri" w:cs="Calibri"/>
                 <w:b/>
                 <w:bCs/>
                 <w:color w:val="FFFFFF"/>
@@ -6364,7 +6230,7 @@
             <w:proofErr w:type="spellStart"/>
             <w:r>
               <w:rPr>
-                <w:rFonts w:ascii="Calibri" w:eastAsia="Calibri" w:hAnsi="Calibri" w:cs="Calibri"/>
+                <w:rFonts w:eastAsia="Calibri" w:cs="Calibri"/>
                 <w:b/>
                 <w:bCs/>
                 <w:color w:val="FFFFFF"/>
@@ -6374,7 +6240,7 @@
             <w:proofErr w:type="spellEnd"/>
             <w:r>
               <w:rPr>
-                <w:rFonts w:ascii="Calibri" w:eastAsia="Calibri" w:hAnsi="Calibri" w:cs="Calibri"/>
+                <w:rFonts w:eastAsia="Calibri" w:cs="Calibri"/>
                 <w:b/>
                 <w:bCs/>
                 <w:color w:val="FFFFFF"/>
@@ -6403,7 +6269,7 @@
           <w:p>
             <w:r>
               <w:rPr>
-                <w:rFonts w:ascii="Calibri" w:eastAsia="Calibri" w:hAnsi="Calibri" w:cs="Calibri"/>
+                <w:rFonts w:eastAsia="Calibri" w:cs="Calibri"/>
                 <w:b/>
                 <w:bCs/>
                 <w:color w:val="FFFFFF"/>
@@ -6414,12 +6280,6 @@
         </w:tc>
       </w:tr>
       <w:tr>
-        <w:tblPrEx>
-          <w:tblCellMar>
-            <w:top w:w="0" w:type="dxa"/>
-            <w:bottom w:w="0" w:type="dxa"/>
-          </w:tblCellMar>
-        </w:tblPrEx>
         <w:tc>
           <w:tcPr>
             <w:tcW w:w="2000" w:type="dxa"/>
@@ -6440,7 +6300,7 @@
             <w:proofErr w:type="spellStart"/>
             <w:r>
               <w:rPr>
-                <w:rFonts w:ascii="Calibri" w:eastAsia="Calibri" w:hAnsi="Calibri" w:cs="Calibri"/>
+                <w:rFonts w:eastAsia="Calibri" w:cs="Calibri"/>
               </w:rPr>
               <w:t>EmergencyResponseFacade</w:t>
             </w:r>
@@ -6467,112 +6327,112 @@
             <w:proofErr w:type="spellStart"/>
             <w:r>
               <w:rPr>
-                <w:rFonts w:ascii="Calibri" w:eastAsia="Calibri" w:hAnsi="Calibri" w:cs="Calibri"/>
+                <w:rFonts w:eastAsia="Calibri" w:cs="Calibri"/>
               </w:rPr>
               <w:t>AccessControlSystem</w:t>
             </w:r>
             <w:proofErr w:type="spellEnd"/>
             <w:r>
               <w:rPr>
-                <w:rFonts w:ascii="Calibri" w:eastAsia="Calibri" w:hAnsi="Calibri" w:cs="Calibri"/>
+                <w:rFonts w:eastAsia="Calibri" w:cs="Calibri"/>
               </w:rPr>
               <w:t xml:space="preserve">, </w:t>
             </w:r>
             <w:proofErr w:type="spellStart"/>
             <w:r>
               <w:rPr>
-                <w:rFonts w:ascii="Calibri" w:eastAsia="Calibri" w:hAnsi="Calibri" w:cs="Calibri"/>
+                <w:rFonts w:eastAsia="Calibri" w:cs="Calibri"/>
               </w:rPr>
               <w:t>IncidentCoordinator</w:t>
             </w:r>
             <w:proofErr w:type="spellEnd"/>
             <w:r>
               <w:rPr>
-                <w:rFonts w:ascii="Calibri" w:eastAsia="Calibri" w:hAnsi="Calibri" w:cs="Calibri"/>
+                <w:rFonts w:eastAsia="Calibri" w:cs="Calibri"/>
               </w:rPr>
               <w:t xml:space="preserve">, </w:t>
             </w:r>
             <w:proofErr w:type="spellStart"/>
             <w:r>
               <w:rPr>
-                <w:rFonts w:ascii="Calibri" w:eastAsia="Calibri" w:hAnsi="Calibri" w:cs="Calibri"/>
+                <w:rFonts w:eastAsia="Calibri" w:cs="Calibri"/>
               </w:rPr>
               <w:t>SecurityTeam</w:t>
             </w:r>
             <w:proofErr w:type="spellEnd"/>
             <w:r>
               <w:rPr>
-                <w:rFonts w:ascii="Calibri" w:eastAsia="Calibri" w:hAnsi="Calibri" w:cs="Calibri"/>
+                <w:rFonts w:eastAsia="Calibri" w:cs="Calibri"/>
               </w:rPr>
               <w:t xml:space="preserve">, </w:t>
             </w:r>
             <w:proofErr w:type="spellStart"/>
             <w:r>
               <w:rPr>
-                <w:rFonts w:ascii="Calibri" w:eastAsia="Calibri" w:hAnsi="Calibri" w:cs="Calibri"/>
+                <w:rFonts w:eastAsia="Calibri" w:cs="Calibri"/>
               </w:rPr>
               <w:t>MedicalTeam</w:t>
             </w:r>
             <w:proofErr w:type="spellEnd"/>
             <w:r>
               <w:rPr>
-                <w:rFonts w:ascii="Calibri" w:eastAsia="Calibri" w:hAnsi="Calibri" w:cs="Calibri"/>
+                <w:rFonts w:eastAsia="Calibri" w:cs="Calibri"/>
               </w:rPr>
               <w:t xml:space="preserve">, </w:t>
             </w:r>
             <w:proofErr w:type="spellStart"/>
             <w:r>
               <w:rPr>
-                <w:rFonts w:ascii="Calibri" w:eastAsia="Calibri" w:hAnsi="Calibri" w:cs="Calibri"/>
+                <w:rFonts w:eastAsia="Calibri" w:cs="Calibri"/>
               </w:rPr>
               <w:t>FacilitiesTeam</w:t>
             </w:r>
             <w:proofErr w:type="spellEnd"/>
             <w:r>
               <w:rPr>
-                <w:rFonts w:ascii="Calibri" w:eastAsia="Calibri" w:hAnsi="Calibri" w:cs="Calibri"/>
+                <w:rFonts w:eastAsia="Calibri" w:cs="Calibri"/>
               </w:rPr>
               <w:t xml:space="preserve">, </w:t>
             </w:r>
             <w:proofErr w:type="spellStart"/>
             <w:r>
               <w:rPr>
-                <w:rFonts w:ascii="Calibri" w:eastAsia="Calibri" w:hAnsi="Calibri" w:cs="Calibri"/>
+                <w:rFonts w:eastAsia="Calibri" w:cs="Calibri"/>
               </w:rPr>
               <w:t>LegacyPagerAdapter</w:t>
             </w:r>
             <w:proofErr w:type="spellEnd"/>
             <w:r>
               <w:rPr>
-                <w:rFonts w:ascii="Calibri" w:eastAsia="Calibri" w:hAnsi="Calibri" w:cs="Calibri"/>
+                <w:rFonts w:eastAsia="Calibri" w:cs="Calibri"/>
               </w:rPr>
               <w:t xml:space="preserve">, </w:t>
             </w:r>
             <w:proofErr w:type="spellStart"/>
             <w:r>
               <w:rPr>
-                <w:rFonts w:ascii="Calibri" w:eastAsia="Calibri" w:hAnsi="Calibri" w:cs="Calibri"/>
+                <w:rFonts w:eastAsia="Calibri" w:cs="Calibri"/>
               </w:rPr>
               <w:t>OperatorConsole</w:t>
             </w:r>
             <w:proofErr w:type="spellEnd"/>
             <w:r>
               <w:rPr>
-                <w:rFonts w:ascii="Calibri" w:eastAsia="Calibri" w:hAnsi="Calibri" w:cs="Calibri"/>
+                <w:rFonts w:eastAsia="Calibri" w:cs="Calibri"/>
               </w:rPr>
               <w:t xml:space="preserve">, Dashboard, </w:t>
             </w:r>
             <w:proofErr w:type="spellStart"/>
             <w:r>
               <w:rPr>
-                <w:rFonts w:ascii="Calibri" w:eastAsia="Calibri" w:hAnsi="Calibri" w:cs="Calibri"/>
+                <w:rFonts w:eastAsia="Calibri" w:cs="Calibri"/>
               </w:rPr>
               <w:t>AuditLogger</w:t>
             </w:r>
             <w:proofErr w:type="spellEnd"/>
             <w:r>
               <w:rPr>
-                <w:rFonts w:ascii="Calibri" w:eastAsia="Calibri" w:hAnsi="Calibri" w:cs="Calibri"/>
+                <w:rFonts w:eastAsia="Calibri" w:cs="Calibri"/>
               </w:rPr>
               <w:t>, every Incident it creates</w:t>
             </w:r>
@@ -6597,7 +6457,7 @@
           <w:p>
             <w:r>
               <w:rPr>
-                <w:rFonts w:ascii="Calibri" w:eastAsia="Calibri" w:hAnsi="Calibri" w:cs="Calibri"/>
+                <w:rFonts w:eastAsia="Calibri" w:cs="Calibri"/>
               </w:rPr>
               <w:t>The Facade is the single composition root for the whole subsystem; everything it wires together needs one clear owner, and the Facade's lifetime is the natural scope for “the campus response system.”</w:t>
             </w:r>
@@ -6605,12 +6465,6 @@
         </w:tc>
       </w:tr>
       <w:tr>
-        <w:tblPrEx>
-          <w:tblCellMar>
-            <w:top w:w="0" w:type="dxa"/>
-            <w:bottom w:w="0" w:type="dxa"/>
-          </w:tblCellMar>
-        </w:tblPrEx>
         <w:tc>
           <w:tcPr>
             <w:tcW w:w="2000" w:type="dxa"/>
@@ -6631,7 +6485,7 @@
             <w:proofErr w:type="spellStart"/>
             <w:r>
               <w:rPr>
-                <w:rFonts w:ascii="Calibri" w:eastAsia="Calibri" w:hAnsi="Calibri" w:cs="Calibri"/>
+                <w:rFonts w:eastAsia="Calibri" w:cs="Calibri"/>
               </w:rPr>
               <w:t>LegacyPagerAdapter</w:t>
             </w:r>
@@ -6658,7 +6512,7 @@
             <w:proofErr w:type="spellStart"/>
             <w:r>
               <w:rPr>
-                <w:rFonts w:ascii="Calibri" w:eastAsia="Calibri" w:hAnsi="Calibri" w:cs="Calibri"/>
+                <w:rFonts w:eastAsia="Calibri" w:cs="Calibri"/>
               </w:rPr>
               <w:t>LegacyPagerSystem</w:t>
             </w:r>
@@ -6684,7 +6538,7 @@
           <w:p>
             <w:r>
               <w:rPr>
-                <w:rFonts w:ascii="Calibri" w:eastAsia="Calibri" w:hAnsi="Calibri" w:cs="Calibri"/>
+                <w:rFonts w:eastAsia="Calibri" w:cs="Calibri"/>
               </w:rPr>
               <w:t>The adapter is the only class permitted to talk to the legacy system; nothing else should be able to reach past it, so it owns it outright.</w:t>
             </w:r>
@@ -6692,12 +6546,6 @@
         </w:tc>
       </w:tr>
       <w:tr>
-        <w:tblPrEx>
-          <w:tblCellMar>
-            <w:top w:w="0" w:type="dxa"/>
-            <w:bottom w:w="0" w:type="dxa"/>
-          </w:tblCellMar>
-        </w:tblPrEx>
         <w:tc>
           <w:tcPr>
             <w:tcW w:w="2000" w:type="dxa"/>
@@ -6717,7 +6565,7 @@
           <w:p>
             <w:r>
               <w:rPr>
-                <w:rFonts w:ascii="Calibri" w:eastAsia="Calibri" w:hAnsi="Calibri" w:cs="Calibri"/>
+                <w:rFonts w:eastAsia="Calibri" w:cs="Calibri"/>
               </w:rPr>
               <w:t>Incident</w:t>
             </w:r>
@@ -6742,14 +6590,14 @@
           <w:p>
             <w:r>
               <w:rPr>
-                <w:rFonts w:ascii="Calibri" w:eastAsia="Calibri" w:hAnsi="Calibri" w:cs="Calibri"/>
+                <w:rFonts w:eastAsia="Calibri" w:cs="Calibri"/>
               </w:rPr>
               <w:t xml:space="preserve">its current </w:t>
             </w:r>
             <w:proofErr w:type="spellStart"/>
             <w:r>
               <w:rPr>
-                <w:rFonts w:ascii="Calibri" w:eastAsia="Calibri" w:hAnsi="Calibri" w:cs="Calibri"/>
+                <w:rFonts w:eastAsia="Calibri" w:cs="Calibri"/>
               </w:rPr>
               <w:t>IncidentState</w:t>
             </w:r>
@@ -6775,21 +6623,21 @@
           <w:p>
             <w:r>
               <w:rPr>
-                <w:rFonts w:ascii="Calibri" w:eastAsia="Calibri" w:hAnsi="Calibri" w:cs="Calibri"/>
+                <w:rFonts w:eastAsia="Calibri" w:cs="Calibri"/>
               </w:rPr>
               <w:t xml:space="preserve">States are cheap, incident-specific, value-like objects with no reason to be shared; </w:t>
             </w:r>
             <w:proofErr w:type="spellStart"/>
             <w:r>
               <w:rPr>
-                <w:rFonts w:ascii="Calibri" w:eastAsia="Calibri" w:hAnsi="Calibri" w:cs="Calibri"/>
+                <w:rFonts w:eastAsia="Calibri" w:cs="Calibri"/>
               </w:rPr>
               <w:t>unique_ptr</w:t>
             </w:r>
             <w:proofErr w:type="spellEnd"/>
             <w:r>
               <w:rPr>
-                <w:rFonts w:ascii="Calibri" w:eastAsia="Calibri" w:hAnsi="Calibri" w:cs="Calibri"/>
+                <w:rFonts w:eastAsia="Calibri" w:cs="Calibri"/>
               </w:rPr>
               <w:t xml:space="preserve"> plus reset() cleanly destroys the old state when transitioning.</w:t>
             </w:r>
@@ -6797,12 +6645,6 @@
         </w:tc>
       </w:tr>
       <w:tr>
-        <w:tblPrEx>
-          <w:tblCellMar>
-            <w:top w:w="0" w:type="dxa"/>
-            <w:bottom w:w="0" w:type="dxa"/>
-          </w:tblCellMar>
-        </w:tblPrEx>
         <w:tc>
           <w:tcPr>
             <w:tcW w:w="2000" w:type="dxa"/>
@@ -6823,7 +6665,7 @@
             <w:proofErr w:type="spellStart"/>
             <w:r>
               <w:rPr>
-                <w:rFonts w:ascii="Calibri" w:eastAsia="Calibri" w:hAnsi="Calibri" w:cs="Calibri"/>
+                <w:rFonts w:eastAsia="Calibri" w:cs="Calibri"/>
               </w:rPr>
               <w:t>OperatorConsole</w:t>
             </w:r>
@@ -6849,7 +6691,7 @@
           <w:p>
             <w:r>
               <w:rPr>
-                <w:rFonts w:ascii="Calibri" w:eastAsia="Calibri" w:hAnsi="Calibri" w:cs="Calibri"/>
+                <w:rFonts w:eastAsia="Calibri" w:cs="Calibri"/>
               </w:rPr>
               <w:t>every Command submitted to it</w:t>
             </w:r>
@@ -6874,37 +6716,51 @@
           <w:p>
             <w:r>
               <w:rPr>
-                <w:rFonts w:ascii="Calibri" w:eastAsia="Calibri" w:hAnsi="Calibri" w:cs="Calibri"/>
+                <w:rFonts w:eastAsia="Calibri" w:cs="Calibri"/>
               </w:rPr>
               <w:t xml:space="preserve">Commands must stay alive after </w:t>
             </w:r>
             <w:proofErr w:type="gramStart"/>
             <w:r>
               <w:rPr>
-                <w:rFonts w:ascii="Calibri" w:eastAsia="Calibri" w:hAnsi="Calibri" w:cs="Calibri"/>
-              </w:rPr>
-              <w:t>execute</w:t>
+                <w:rFonts w:eastAsia="Calibri" w:cs="Calibri"/>
+              </w:rPr>
+              <w:t>execute(</w:t>
             </w:r>
             <w:proofErr w:type="gramEnd"/>
             <w:r>
               <w:rPr>
-                <w:rFonts w:ascii="Calibri" w:eastAsia="Calibri" w:hAnsi="Calibri" w:cs="Calibri"/>
-              </w:rPr>
-              <w:t xml:space="preserve">() so </w:t>
-            </w:r>
-            <w:proofErr w:type="spellStart"/>
-            <w:r>
-              <w:rPr>
-                <w:rFonts w:ascii="Calibri" w:eastAsia="Calibri" w:hAnsi="Calibri" w:cs="Calibri"/>
+                <w:rFonts w:eastAsia="Calibri" w:cs="Calibri"/>
+              </w:rPr>
+              <w:t xml:space="preserve">) so </w:t>
+            </w:r>
+            <w:proofErr w:type="spellStart"/>
+            <w:r>
+              <w:rPr>
+                <w:rFonts w:eastAsia="Calibri" w:cs="Calibri"/>
               </w:rPr>
               <w:t>CancelCommand</w:t>
             </w:r>
             <w:proofErr w:type="spellEnd"/>
             <w:r>
               <w:rPr>
-                <w:rFonts w:ascii="Calibri" w:eastAsia="Calibri" w:hAnsi="Calibri" w:cs="Calibri"/>
-              </w:rPr>
-              <w:t xml:space="preserve"> can later call undo() on them; the console's history is the natural, bounded lifetime for that.</w:t>
+                <w:rFonts w:eastAsia="Calibri" w:cs="Calibri"/>
+              </w:rPr>
+              <w:t xml:space="preserve"> can later call </w:t>
+            </w:r>
+            <w:proofErr w:type="gramStart"/>
+            <w:r>
+              <w:rPr>
+                <w:rFonts w:eastAsia="Calibri" w:cs="Calibri"/>
+              </w:rPr>
+              <w:t>undo(</w:t>
+            </w:r>
+            <w:proofErr w:type="gramEnd"/>
+            <w:r>
+              <w:rPr>
+                <w:rFonts w:eastAsia="Calibri" w:cs="Calibri"/>
+              </w:rPr>
+              <w:t>) on them; the console's history is the natural, bounded lifetime for that.</w:t>
             </w:r>
           </w:p>
         </w:tc>
@@ -6916,7 +6772,19 @@
         <w:spacing w:before="320" w:after="160"/>
       </w:pPr>
       <w:r>
-        <w:t>6. Where the Six Patterns Interact</w:t>
+        <w:t>1.</w:t>
+      </w:r>
+      <w:r>
+        <w:t xml:space="preserve">6. </w:t>
+      </w:r>
+      <w:r>
+        <w:t>Pattern Integration (</w:t>
+      </w:r>
+      <w:r>
+        <w:t>Where the Six Patterns Interact</w:t>
+      </w:r>
+      <w:r>
+        <w:t>)</w:t>
       </w:r>
     </w:p>
     <w:p>
@@ -6934,15 +6802,7 @@
           <w:sz w:val="22"/>
           <w:szCs w:val="22"/>
         </w:rPr>
-        <w:t>A</w:t>
-      </w:r>
-      <w:r>
-        <w:rPr>
-          <w:rFonts w:ascii="Calibri" w:eastAsia="Calibri" w:hAnsi="Calibri" w:cs="Calibri"/>
-          <w:sz w:val="22"/>
-          <w:szCs w:val="22"/>
-        </w:rPr>
-        <w:t>n operator (or the Facade, on their behalf) issues a Command (</w:t>
+        <w:t>An operator (or the Facade, on their behalf) issues a Command (</w:t>
       </w:r>
       <w:proofErr w:type="spellStart"/>
       <w:r>
@@ -7068,7 +6928,6 @@
           <w:sz w:val="22"/>
           <w:szCs w:val="22"/>
         </w:rPr>
-        <w:lastRenderedPageBreak/>
         <w:t>That alert travels through the Adapter (</w:t>
       </w:r>
       <w:proofErr w:type="spellStart"/>
@@ -7136,146 +6995,1253 @@
     </w:p>
     <w:p>
       <w:pPr>
+        <w:spacing w:after="40"/>
+        <w:rPr>
+          <w:rFonts w:eastAsia="Calibri" w:cs="Calibri"/>
+          <w:b/>
+          <w:bCs/>
+          <w:color w:val="2F5496"/>
+          <w:sz w:val="28"/>
+          <w:szCs w:val="28"/>
+        </w:rPr>
+      </w:pPr>
+    </w:p>
+    <w:p>
+      <w:pPr>
+        <w:spacing w:after="40"/>
+      </w:pPr>
+      <w:r>
+        <w:rPr>
+          <w:rFonts w:eastAsia="Calibri" w:cs="Calibri"/>
+          <w:b/>
+          <w:bCs/>
+          <w:color w:val="2F5496"/>
+          <w:sz w:val="28"/>
+          <w:szCs w:val="28"/>
+        </w:rPr>
+        <w:t xml:space="preserve">Task </w:t>
+      </w:r>
+      <w:r>
+        <w:rPr>
+          <w:rFonts w:eastAsia="Calibri" w:cs="Calibri"/>
+          <w:b/>
+          <w:bCs/>
+          <w:color w:val="2F5496"/>
+          <w:sz w:val="28"/>
+          <w:szCs w:val="28"/>
+        </w:rPr>
+        <w:t>3</w:t>
+      </w:r>
+      <w:r>
+        <w:rPr>
+          <w:rFonts w:eastAsia="Calibri" w:cs="Calibri"/>
+          <w:b/>
+          <w:bCs/>
+          <w:color w:val="2F5496"/>
+          <w:sz w:val="28"/>
+          <w:szCs w:val="28"/>
+        </w:rPr>
+        <w:t>: Two End-to-End Scenarios</w:t>
+      </w:r>
+    </w:p>
+    <w:p>
+      <w:pPr>
+        <w:pStyle w:val="Heading2"/>
+        <w:spacing w:before="240" w:after="120"/>
+      </w:pPr>
+      <w:r>
+        <w:t xml:space="preserve">Story 1 </w:t>
+      </w:r>
+      <w:r>
+        <w:t xml:space="preserve">- </w:t>
+      </w:r>
+      <w:r>
+        <w:t xml:space="preserve">Fire in the Engineering Building </w:t>
+      </w:r>
+    </w:p>
+    <w:p>
+      <w:pPr>
+        <w:rPr>
+          <w:b/>
+          <w:bCs/>
+          <w:szCs w:val="22"/>
+          <w:u w:val="single"/>
+        </w:rPr>
+      </w:pPr>
+      <w:r>
+        <w:rPr>
+          <w:b/>
+          <w:bCs/>
+          <w:szCs w:val="22"/>
+          <w:u w:val="single"/>
+        </w:rPr>
+        <w:t>Description</w:t>
+      </w:r>
+    </w:p>
+    <w:p>
+      <w:pPr>
+        <w:pStyle w:val="Heading2"/>
+        <w:spacing w:before="240" w:after="120"/>
+        <w:rPr>
+          <w:rFonts w:ascii="Calibri" w:eastAsia="Calibri" w:hAnsi="Calibri" w:cs="Calibri"/>
+          <w:color w:val="auto"/>
+          <w:sz w:val="22"/>
+          <w:szCs w:val="22"/>
+        </w:rPr>
+      </w:pPr>
+      <w:r>
+        <w:rPr>
+          <w:rFonts w:ascii="Calibri" w:eastAsia="Calibri" w:hAnsi="Calibri" w:cs="Calibri"/>
+          <w:color w:val="auto"/>
+          <w:sz w:val="22"/>
+          <w:szCs w:val="22"/>
+        </w:rPr>
+        <w:t xml:space="preserve">A fire is reported in the Engineering Building using </w:t>
+      </w:r>
+      <w:proofErr w:type="spellStart"/>
+      <w:proofErr w:type="gramStart"/>
+      <w:r>
+        <w:rPr>
+          <w:rFonts w:ascii="Calibri" w:eastAsia="Calibri" w:hAnsi="Calibri" w:cs="Calibri"/>
+          <w:color w:val="auto"/>
+          <w:sz w:val="22"/>
+          <w:szCs w:val="22"/>
+        </w:rPr>
+        <w:t>EmergencyResponseFacade</w:t>
+      </w:r>
+      <w:proofErr w:type="spellEnd"/>
+      <w:r>
+        <w:rPr>
+          <w:rFonts w:ascii="Calibri" w:eastAsia="Calibri" w:hAnsi="Calibri" w:cs="Calibri"/>
+          <w:color w:val="auto"/>
+          <w:sz w:val="22"/>
+          <w:szCs w:val="22"/>
+        </w:rPr>
+        <w:t>::</w:t>
+      </w:r>
+      <w:proofErr w:type="spellStart"/>
+      <w:r>
+        <w:rPr>
+          <w:rFonts w:ascii="Calibri" w:eastAsia="Calibri" w:hAnsi="Calibri" w:cs="Calibri"/>
+          <w:color w:val="auto"/>
+          <w:sz w:val="22"/>
+          <w:szCs w:val="22"/>
+        </w:rPr>
+        <w:t>reportEmergency</w:t>
+      </w:r>
+      <w:proofErr w:type="spellEnd"/>
+      <w:r>
+        <w:rPr>
+          <w:rFonts w:ascii="Calibri" w:eastAsia="Calibri" w:hAnsi="Calibri" w:cs="Calibri"/>
+          <w:color w:val="auto"/>
+          <w:sz w:val="22"/>
+          <w:szCs w:val="22"/>
+        </w:rPr>
+        <w:t>(</w:t>
+      </w:r>
+      <w:proofErr w:type="gramEnd"/>
+      <w:r>
+        <w:rPr>
+          <w:rFonts w:ascii="Calibri" w:eastAsia="Calibri" w:hAnsi="Calibri" w:cs="Calibri"/>
+          <w:color w:val="auto"/>
+          <w:sz w:val="22"/>
+          <w:szCs w:val="22"/>
+        </w:rPr>
+        <w:t>). The Facade coordinates the emergency workflow, commands dispatch response teams, the Incident changes state and notifies its observers, the Mediator coordinates the response teams, and alerts are sent to the legacy paging system through the Adapter.</w:t>
+      </w:r>
+    </w:p>
+    <w:p>
+      <w:pPr>
+        <w:pStyle w:val="Heading2"/>
+        <w:spacing w:before="240" w:after="120"/>
+        <w:rPr>
+          <w:rFonts w:ascii="Calibri" w:eastAsia="Calibri" w:hAnsi="Calibri" w:cs="Calibri"/>
+          <w:b/>
+          <w:bCs/>
+          <w:color w:val="auto"/>
+          <w:sz w:val="22"/>
+          <w:szCs w:val="22"/>
+          <w:u w:val="single"/>
+        </w:rPr>
+      </w:pPr>
+      <w:r>
+        <w:rPr>
+          <w:rFonts w:ascii="Calibri" w:eastAsia="Calibri" w:hAnsi="Calibri" w:cs="Calibri"/>
+          <w:b/>
+          <w:bCs/>
+          <w:color w:val="auto"/>
+          <w:sz w:val="22"/>
+          <w:szCs w:val="22"/>
+          <w:u w:val="single"/>
+        </w:rPr>
+        <w:t>Patterns demonstrated:</w:t>
+      </w:r>
+    </w:p>
+    <w:p>
+      <w:pPr>
+        <w:pStyle w:val="Heading2"/>
+        <w:spacing w:before="240" w:after="120"/>
+        <w:rPr>
+          <w:rFonts w:ascii="Calibri" w:eastAsia="Calibri" w:hAnsi="Calibri" w:cs="Calibri"/>
+          <w:color w:val="auto"/>
+          <w:sz w:val="22"/>
+          <w:szCs w:val="22"/>
+        </w:rPr>
+      </w:pPr>
+      <w:r>
+        <w:rPr>
+          <w:rFonts w:ascii="Calibri" w:eastAsia="Calibri" w:hAnsi="Calibri" w:cs="Calibri"/>
+          <w:color w:val="auto"/>
+          <w:sz w:val="22"/>
+          <w:szCs w:val="22"/>
+        </w:rPr>
+        <w:t xml:space="preserve">Façade -&gt; Command -&gt; </w:t>
+      </w:r>
+      <w:proofErr w:type="spellStart"/>
+      <w:r>
+        <w:rPr>
+          <w:rFonts w:ascii="Calibri" w:eastAsia="Calibri" w:hAnsi="Calibri" w:cs="Calibri"/>
+          <w:color w:val="auto"/>
+          <w:sz w:val="22"/>
+          <w:szCs w:val="22"/>
+        </w:rPr>
+        <w:t>Satate</w:t>
+      </w:r>
+      <w:proofErr w:type="spellEnd"/>
+      <w:r>
+        <w:rPr>
+          <w:rFonts w:ascii="Calibri" w:eastAsia="Calibri" w:hAnsi="Calibri" w:cs="Calibri"/>
+          <w:color w:val="auto"/>
+          <w:sz w:val="22"/>
+          <w:szCs w:val="22"/>
+        </w:rPr>
+        <w:t xml:space="preserve"> -&gt; Observer -&gt; Mediator -&gt; Dispatcher</w:t>
+      </w:r>
+    </w:p>
+    <w:p>
+      <w:pPr>
+        <w:pStyle w:val="Heading2"/>
+        <w:numPr>
+          <w:ilvl w:val="0"/>
+          <w:numId w:val="8"/>
+        </w:numPr>
+        <w:spacing w:before="240" w:after="120"/>
+        <w:rPr>
+          <w:rFonts w:ascii="Calibri" w:eastAsia="Calibri" w:hAnsi="Calibri" w:cs="Calibri"/>
+          <w:color w:val="000000" w:themeColor="text1"/>
+          <w:sz w:val="22"/>
+          <w:szCs w:val="22"/>
+          <w:lang w:val="en-GB"/>
+        </w:rPr>
+      </w:pPr>
+      <w:r>
+        <w:rPr>
+          <w:rFonts w:ascii="Calibri" w:eastAsia="Calibri" w:hAnsi="Calibri" w:cs="Calibri"/>
+          <w:color w:val="000000" w:themeColor="text1"/>
+          <w:sz w:val="22"/>
+          <w:szCs w:val="22"/>
+          <w:lang w:val="en-GB"/>
+        </w:rPr>
+        <w:t xml:space="preserve">Incident progresses from Reported </w:t>
+      </w:r>
+      <w:r>
+        <w:rPr>
+          <w:rFonts w:ascii="Calibri" w:eastAsia="Calibri" w:hAnsi="Calibri" w:cs="Calibri"/>
+          <w:color w:val="000000" w:themeColor="text1"/>
+          <w:sz w:val="22"/>
+          <w:szCs w:val="22"/>
+          <w:lang w:val="en-GB"/>
+        </w:rPr>
+        <w:t xml:space="preserve">-&gt; </w:t>
+      </w:r>
+      <w:r>
+        <w:rPr>
+          <w:rFonts w:ascii="Calibri" w:eastAsia="Calibri" w:hAnsi="Calibri" w:cs="Calibri"/>
+          <w:color w:val="000000" w:themeColor="text1"/>
+          <w:sz w:val="22"/>
+          <w:szCs w:val="22"/>
+          <w:lang w:val="en-GB"/>
+        </w:rPr>
+        <w:t xml:space="preserve">Dispatched </w:t>
+      </w:r>
+      <w:r>
+        <w:rPr>
+          <w:rFonts w:ascii="Calibri" w:eastAsia="Calibri" w:hAnsi="Calibri" w:cs="Calibri"/>
+          <w:color w:val="000000" w:themeColor="text1"/>
+          <w:sz w:val="22"/>
+          <w:szCs w:val="22"/>
+          <w:lang w:val="en-GB"/>
+        </w:rPr>
+        <w:t>-&gt;</w:t>
+      </w:r>
+      <w:r>
+        <w:rPr>
+          <w:rFonts w:ascii="Calibri" w:eastAsia="Calibri" w:hAnsi="Calibri" w:cs="Calibri"/>
+          <w:color w:val="000000" w:themeColor="text1"/>
+          <w:sz w:val="22"/>
+          <w:szCs w:val="22"/>
+          <w:lang w:val="en-GB"/>
+        </w:rPr>
+        <w:t xml:space="preserve"> Contained </w:t>
+      </w:r>
+      <w:r>
+        <w:rPr>
+          <w:rFonts w:ascii="Calibri" w:eastAsia="Calibri" w:hAnsi="Calibri" w:cs="Calibri"/>
+          <w:color w:val="000000" w:themeColor="text1"/>
+          <w:sz w:val="22"/>
+          <w:szCs w:val="22"/>
+          <w:lang w:val="en-GB"/>
+        </w:rPr>
+        <w:t>-&gt;</w:t>
+      </w:r>
+      <w:r>
+        <w:rPr>
+          <w:rFonts w:ascii="Calibri" w:eastAsia="Calibri" w:hAnsi="Calibri" w:cs="Calibri"/>
+          <w:color w:val="000000" w:themeColor="text1"/>
+          <w:sz w:val="22"/>
+          <w:szCs w:val="22"/>
+          <w:lang w:val="en-GB"/>
+        </w:rPr>
+        <w:t xml:space="preserve"> Resolved.</w:t>
+      </w:r>
+    </w:p>
+    <w:p>
+      <w:pPr>
+        <w:pStyle w:val="Heading2"/>
+        <w:numPr>
+          <w:ilvl w:val="0"/>
+          <w:numId w:val="8"/>
+        </w:numPr>
+        <w:spacing w:before="240" w:after="120"/>
+        <w:rPr>
+          <w:rFonts w:ascii="Calibri" w:eastAsia="Calibri" w:hAnsi="Calibri" w:cs="Calibri"/>
+          <w:color w:val="000000" w:themeColor="text1"/>
+          <w:sz w:val="22"/>
+          <w:szCs w:val="22"/>
+          <w:lang w:val="en-GB"/>
+        </w:rPr>
+      </w:pPr>
+      <w:r>
+        <w:rPr>
+          <w:rFonts w:ascii="Calibri" w:eastAsia="Calibri" w:hAnsi="Calibri" w:cs="Calibri"/>
+          <w:color w:val="000000" w:themeColor="text1"/>
+          <w:sz w:val="22"/>
+          <w:szCs w:val="22"/>
+          <w:lang w:val="en-GB"/>
+        </w:rPr>
+        <w:t>An invalid attempt to resolve an already resolved incident is rejected safely.</w:t>
+      </w:r>
+    </w:p>
+    <w:p>
+      <w:pPr>
+        <w:pStyle w:val="Heading2"/>
+        <w:spacing w:before="240" w:after="120"/>
+      </w:pPr>
+      <w:r>
+        <w:t xml:space="preserve">Story 2 </w:t>
+      </w:r>
+      <w:r>
+        <w:t>-</w:t>
+      </w:r>
+      <w:r>
+        <w:t xml:space="preserve"> </w:t>
+      </w:r>
+      <w:r>
+        <w:t>Gas Leak Evacuation in the Chemistry Lab</w:t>
+      </w:r>
+    </w:p>
+    <w:p>
+      <w:pPr>
+        <w:rPr>
+          <w:b/>
+          <w:bCs/>
+          <w:szCs w:val="22"/>
+          <w:u w:val="single"/>
+        </w:rPr>
+      </w:pPr>
+      <w:r>
+        <w:rPr>
+          <w:b/>
+          <w:bCs/>
+          <w:szCs w:val="22"/>
+          <w:u w:val="single"/>
+        </w:rPr>
+        <w:t>Description</w:t>
+      </w:r>
+    </w:p>
+    <w:p>
+      <w:pPr>
+        <w:rPr>
+          <w:b/>
+          <w:bCs/>
+          <w:szCs w:val="22"/>
+          <w:u w:val="single"/>
+        </w:rPr>
+      </w:pPr>
+    </w:p>
+    <w:p>
+      <w:pPr>
+        <w:rPr>
+          <w:rFonts w:cs="Calibri"/>
+          <w:szCs w:val="22"/>
+          <w:lang w:val="en-GB"/>
+        </w:rPr>
+      </w:pPr>
+      <w:r>
+        <w:rPr>
+          <w:rFonts w:cs="Calibri"/>
+          <w:szCs w:val="22"/>
+          <w:lang w:val="en-GB"/>
+        </w:rPr>
+        <w:t xml:space="preserve">A gas leak occurs in the Chemistry Lab. The operator directly uses </w:t>
+      </w:r>
+      <w:proofErr w:type="spellStart"/>
+      <w:r>
+        <w:rPr>
+          <w:rFonts w:cs="Calibri"/>
+          <w:szCs w:val="22"/>
+          <w:lang w:val="en-GB"/>
+        </w:rPr>
+        <w:t>OperatorConsole</w:t>
+      </w:r>
+      <w:proofErr w:type="spellEnd"/>
+      <w:r>
+        <w:rPr>
+          <w:rFonts w:cs="Calibri"/>
+          <w:szCs w:val="22"/>
+          <w:lang w:val="en-GB"/>
+        </w:rPr>
+        <w:t xml:space="preserve"> instead of the Facade. A </w:t>
+      </w:r>
+      <w:proofErr w:type="spellStart"/>
+      <w:r>
+        <w:rPr>
+          <w:rFonts w:cs="Calibri"/>
+          <w:szCs w:val="22"/>
+          <w:lang w:val="en-GB"/>
+        </w:rPr>
+        <w:t>LockAreaCommand</w:t>
+      </w:r>
+      <w:proofErr w:type="spellEnd"/>
+      <w:r>
+        <w:rPr>
+          <w:rFonts w:cs="Calibri"/>
+          <w:szCs w:val="22"/>
+          <w:lang w:val="en-GB"/>
+        </w:rPr>
+        <w:t xml:space="preserve"> locks the area, an </w:t>
+      </w:r>
+      <w:proofErr w:type="spellStart"/>
+      <w:r>
+        <w:rPr>
+          <w:rFonts w:cs="Calibri"/>
+          <w:szCs w:val="22"/>
+          <w:lang w:val="en-GB"/>
+        </w:rPr>
+        <w:t>EvacuationCommand</w:t>
+      </w:r>
+      <w:proofErr w:type="spellEnd"/>
+      <w:r>
+        <w:rPr>
+          <w:rFonts w:cs="Calibri"/>
+          <w:szCs w:val="22"/>
+          <w:lang w:val="en-GB"/>
+        </w:rPr>
+        <w:t xml:space="preserve"> causes Facilities to evacuate it, and the Mediator coordinates the handoff from Facilities to Medical. A </w:t>
+      </w:r>
+      <w:proofErr w:type="spellStart"/>
+      <w:r>
+        <w:rPr>
+          <w:rFonts w:cs="Calibri"/>
+          <w:szCs w:val="22"/>
+          <w:lang w:val="en-GB"/>
+        </w:rPr>
+        <w:t>CancelCommand</w:t>
+      </w:r>
+      <w:proofErr w:type="spellEnd"/>
+      <w:r>
+        <w:rPr>
+          <w:rFonts w:cs="Calibri"/>
+          <w:szCs w:val="22"/>
+          <w:lang w:val="en-GB"/>
+        </w:rPr>
+        <w:t xml:space="preserve"> then undoes the previous lockdown.</w:t>
+      </w:r>
+    </w:p>
+    <w:p>
+      <w:pPr>
+        <w:pStyle w:val="Heading2"/>
+        <w:spacing w:before="240" w:after="120"/>
+        <w:rPr>
+          <w:rFonts w:ascii="Calibri" w:eastAsia="Calibri" w:hAnsi="Calibri" w:cs="Calibri"/>
+          <w:b/>
+          <w:bCs/>
+          <w:color w:val="auto"/>
+          <w:sz w:val="22"/>
+          <w:szCs w:val="22"/>
+          <w:u w:val="single"/>
+        </w:rPr>
+      </w:pPr>
+      <w:r>
+        <w:rPr>
+          <w:rFonts w:ascii="Calibri" w:eastAsia="Calibri" w:hAnsi="Calibri" w:cs="Calibri"/>
+          <w:b/>
+          <w:bCs/>
+          <w:color w:val="auto"/>
+          <w:sz w:val="22"/>
+          <w:szCs w:val="22"/>
+          <w:u w:val="single"/>
+        </w:rPr>
+        <w:t>Patterns demonstrated:</w:t>
+      </w:r>
+    </w:p>
+    <w:p>
+      <w:pPr>
+        <w:rPr>
+          <w:rFonts w:cs="Calibri"/>
+          <w:szCs w:val="22"/>
+        </w:rPr>
+      </w:pPr>
+      <w:r>
+        <w:rPr>
+          <w:rFonts w:cs="Calibri"/>
+          <w:szCs w:val="22"/>
+        </w:rPr>
+        <w:t>Command, Mediator, State and Observer.</w:t>
+      </w:r>
+    </w:p>
+    <w:p>
+      <w:pPr>
+        <w:pStyle w:val="ListParagraph"/>
+        <w:numPr>
+          <w:ilvl w:val="0"/>
+          <w:numId w:val="5"/>
+        </w:numPr>
+        <w:rPr>
+          <w:rFonts w:ascii="Calibri" w:hAnsi="Calibri" w:cs="Calibri"/>
+          <w:sz w:val="22"/>
+          <w:szCs w:val="22"/>
+          <w:lang w:val="en-GB"/>
+        </w:rPr>
+      </w:pPr>
+      <w:proofErr w:type="spellStart"/>
+      <w:r>
+        <w:rPr>
+          <w:rFonts w:ascii="Calibri" w:hAnsi="Calibri" w:cs="Calibri"/>
+          <w:sz w:val="22"/>
+          <w:szCs w:val="22"/>
+          <w:lang w:val="en-GB"/>
+        </w:rPr>
+        <w:t>CancelCommand</w:t>
+      </w:r>
+      <w:proofErr w:type="spellEnd"/>
+      <w:r>
+        <w:rPr>
+          <w:rFonts w:ascii="Calibri" w:hAnsi="Calibri" w:cs="Calibri"/>
+          <w:sz w:val="22"/>
+          <w:szCs w:val="22"/>
+          <w:lang w:val="en-GB"/>
+        </w:rPr>
+        <w:t xml:space="preserve"> demonstrates </w:t>
+      </w:r>
+      <w:proofErr w:type="gramStart"/>
+      <w:r>
+        <w:rPr>
+          <w:rFonts w:ascii="Calibri" w:hAnsi="Calibri" w:cs="Calibri"/>
+          <w:sz w:val="22"/>
+          <w:szCs w:val="22"/>
+          <w:lang w:val="en-GB"/>
+        </w:rPr>
+        <w:t>undo(</w:t>
+      </w:r>
+      <w:proofErr w:type="gramEnd"/>
+      <w:r>
+        <w:rPr>
+          <w:rFonts w:ascii="Calibri" w:hAnsi="Calibri" w:cs="Calibri"/>
+          <w:sz w:val="22"/>
+          <w:szCs w:val="22"/>
+          <w:lang w:val="en-GB"/>
+        </w:rPr>
+        <w:t>).</w:t>
+      </w:r>
+    </w:p>
+    <w:p>
+      <w:pPr>
+        <w:pStyle w:val="ListParagraph"/>
+        <w:numPr>
+          <w:ilvl w:val="0"/>
+          <w:numId w:val="5"/>
+        </w:numPr>
+        <w:rPr>
+          <w:rFonts w:ascii="Calibri" w:hAnsi="Calibri" w:cs="Calibri"/>
+          <w:sz w:val="22"/>
+          <w:szCs w:val="22"/>
+          <w:lang w:val="en-GB"/>
+        </w:rPr>
+      </w:pPr>
+      <w:r>
+        <w:rPr>
+          <w:rFonts w:ascii="Calibri" w:hAnsi="Calibri" w:cs="Calibri"/>
+          <w:sz w:val="22"/>
+          <w:szCs w:val="22"/>
+          <w:lang w:val="en-GB"/>
+        </w:rPr>
+        <w:t>Attempting to resolve the incident while it is only Dispatched is rejected.</w:t>
+      </w:r>
+    </w:p>
+    <w:p>
+      <w:pPr>
+        <w:pStyle w:val="ListParagraph"/>
+        <w:numPr>
+          <w:ilvl w:val="0"/>
+          <w:numId w:val="5"/>
+        </w:numPr>
+        <w:rPr>
+          <w:rFonts w:ascii="Calibri" w:hAnsi="Calibri" w:cs="Calibri"/>
+        </w:rPr>
+      </w:pPr>
+      <w:r>
+        <w:rPr>
+          <w:rFonts w:ascii="Calibri" w:hAnsi="Calibri" w:cs="Calibri"/>
+          <w:sz w:val="22"/>
+          <w:szCs w:val="22"/>
+          <w:lang w:val="en-GB"/>
+        </w:rPr>
+        <w:t xml:space="preserve">The incident is then correctly contained and </w:t>
+      </w:r>
+      <w:r>
+        <w:rPr>
+          <w:rFonts w:ascii="Calibri" w:hAnsi="Calibri" w:cs="Calibri"/>
+          <w:lang w:val="en-GB"/>
+        </w:rPr>
+        <w:t>resolved.</w:t>
+      </w:r>
+    </w:p>
+    <w:p>
+      <w:pPr>
+        <w:spacing w:after="140"/>
+      </w:pPr>
+    </w:p>
+    <w:p>
+      <w:pPr>
+        <w:spacing w:after="40"/>
+      </w:pPr>
+      <w:r>
+        <w:rPr>
+          <w:rFonts w:eastAsia="Calibri" w:cs="Calibri"/>
+          <w:b/>
+          <w:bCs/>
+          <w:color w:val="2F5496"/>
+          <w:sz w:val="28"/>
+          <w:szCs w:val="28"/>
+        </w:rPr>
+        <w:t xml:space="preserve">Task 4 </w:t>
+      </w:r>
+      <w:r>
+        <w:rPr>
+          <w:rFonts w:eastAsia="Calibri" w:cs="Calibri"/>
+          <w:b/>
+          <w:bCs/>
+          <w:color w:val="2F5496"/>
+          <w:sz w:val="28"/>
+          <w:szCs w:val="28"/>
+        </w:rPr>
+        <w:t>-</w:t>
+      </w:r>
+      <w:r>
+        <w:rPr>
+          <w:rFonts w:eastAsia="Calibri" w:cs="Calibri"/>
+          <w:b/>
+          <w:bCs/>
+          <w:color w:val="2F5496"/>
+          <w:sz w:val="28"/>
+          <w:szCs w:val="28"/>
+        </w:rPr>
+        <w:t xml:space="preserve"> UML and Behavioural Diagrams</w:t>
+      </w:r>
+    </w:p>
+    <w:p>
+      <w:pPr>
         <w:pStyle w:val="Heading1"/>
         <w:spacing w:before="320" w:after="160"/>
       </w:pPr>
       <w:r>
-        <w:t>7. Two End-to-End Scenarios (Task 3 Summary)</w:t>
+        <w:t>4.1 Final UML Class Diagram</w:t>
       </w:r>
     </w:p>
     <w:p>
       <w:pPr>
-        <w:pStyle w:val="Heading2"/>
-        <w:spacing w:before="240" w:after="120"/>
-      </w:pPr>
-      <w:r>
-        <w:t>Story 1 — Fire in the Engineering Building (Facade-driven)</w:t>
+        <w:pStyle w:val="Heading1"/>
+        <w:spacing w:before="320" w:after="160"/>
+        <w:rPr>
+          <w:lang w:val="en-GB"/>
+        </w:rPr>
+      </w:pPr>
+      <w:r>
+        <w:rPr>
+          <w:lang w:val="en-GB"/>
+        </w:rPr>
+        <w:t xml:space="preserve">4.2 Sequence Diagram </w:t>
+      </w:r>
+      <w:r>
+        <w:rPr>
+          <w:lang w:val="en-GB"/>
+        </w:rPr>
+        <w:t>-</w:t>
+      </w:r>
+      <w:r>
+        <w:rPr>
+          <w:lang w:val="en-GB"/>
+        </w:rPr>
+        <w:t xml:space="preserve"> Scenario 1</w:t>
       </w:r>
     </w:p>
     <w:p>
       <w:pPr>
-        <w:spacing w:after="140"/>
-      </w:pPr>
-      <w:r>
-        <w:rPr>
-          <w:rFonts w:ascii="Calibri" w:eastAsia="Calibri" w:hAnsi="Calibri" w:cs="Calibri"/>
-          <w:sz w:val="22"/>
-          <w:szCs w:val="22"/>
-        </w:rPr>
-        <w:t xml:space="preserve">A single </w:t>
-      </w:r>
-      <w:proofErr w:type="spellStart"/>
-      <w:r>
-        <w:rPr>
-          <w:rFonts w:ascii="Calibri" w:eastAsia="Calibri" w:hAnsi="Calibri" w:cs="Calibri"/>
-          <w:sz w:val="22"/>
-          <w:szCs w:val="22"/>
-        </w:rPr>
-        <w:t>reportEmergency</w:t>
-      </w:r>
-      <w:proofErr w:type="spellEnd"/>
-      <w:r>
-        <w:rPr>
-          <w:rFonts w:ascii="Calibri" w:eastAsia="Calibri" w:hAnsi="Calibri" w:cs="Calibri"/>
-          <w:sz w:val="22"/>
-          <w:szCs w:val="22"/>
-        </w:rPr>
-        <w:t>() call touches all six patterns in one flow: Facade → Command → State → Observer → Mediator → Adapter. The incident is then driven through containment and resolution, including two invalid-state attempts that are rejected without crashing.</w:t>
+        <w:pStyle w:val="Heading1"/>
+        <w:spacing w:before="320" w:after="160"/>
+        <w:rPr>
+          <w:lang w:val="en-GB"/>
+        </w:rPr>
+      </w:pPr>
+      <w:r>
+        <w:rPr>
+          <w:lang w:val="en-GB"/>
+        </w:rPr>
+        <w:t xml:space="preserve">4.3 Sequence Diagram </w:t>
+      </w:r>
+      <w:r>
+        <w:rPr>
+          <w:lang w:val="en-GB"/>
+        </w:rPr>
+        <w:t>-</w:t>
+      </w:r>
+      <w:r>
+        <w:rPr>
+          <w:lang w:val="en-GB"/>
+        </w:rPr>
+        <w:t xml:space="preserve"> Scenario 2</w:t>
       </w:r>
     </w:p>
     <w:p>
       <w:pPr>
-        <w:pStyle w:val="Heading2"/>
-        <w:spacing w:before="240" w:after="120"/>
-      </w:pPr>
-      <w:r>
-        <w:t>Story 2 — Gas leak evacuation (operator-driven, bypassing the Facade)</w:t>
+        <w:pStyle w:val="Heading1"/>
+        <w:spacing w:before="320" w:after="160"/>
+        <w:rPr>
+          <w:lang w:val="en-GB"/>
+        </w:rPr>
+      </w:pPr>
+      <w:r>
+        <w:rPr>
+          <w:lang w:val="en-GB"/>
+        </w:rPr>
+        <w:t>4.4 Additional Behavioural Diagram</w:t>
       </w:r>
     </w:p>
     <w:p>
       <w:pPr>
+        <w:pStyle w:val="Heading1"/>
+        <w:spacing w:before="320" w:after="160"/>
+      </w:pPr>
+    </w:p>
+    <w:p>
+      <w:pPr>
+        <w:spacing w:after="40"/>
+      </w:pPr>
+      <w:r>
+        <w:rPr>
+          <w:rFonts w:eastAsia="Calibri" w:cs="Calibri"/>
+          <w:b/>
+          <w:bCs/>
+          <w:color w:val="2F5496"/>
+          <w:sz w:val="28"/>
+          <w:szCs w:val="28"/>
+        </w:rPr>
+        <w:t>Tas</w:t>
+      </w:r>
+      <w:r>
+        <w:rPr>
+          <w:rFonts w:eastAsia="Calibri" w:cs="Calibri"/>
+          <w:b/>
+          <w:bCs/>
+          <w:color w:val="2F5496"/>
+          <w:sz w:val="28"/>
+          <w:szCs w:val="28"/>
+        </w:rPr>
+        <w:t xml:space="preserve">k </w:t>
+      </w:r>
+      <w:r>
+        <w:rPr>
+          <w:rFonts w:eastAsia="Calibri" w:cs="Calibri"/>
+          <w:b/>
+          <w:bCs/>
+          <w:color w:val="2F5496"/>
+          <w:sz w:val="28"/>
+          <w:szCs w:val="28"/>
+        </w:rPr>
+        <w:t xml:space="preserve">5 </w:t>
+      </w:r>
+      <w:r>
+        <w:rPr>
+          <w:rFonts w:eastAsia="Calibri" w:cs="Calibri"/>
+          <w:b/>
+          <w:bCs/>
+          <w:color w:val="2F5496"/>
+          <w:sz w:val="28"/>
+          <w:szCs w:val="28"/>
+        </w:rPr>
+        <w:t xml:space="preserve">- </w:t>
+      </w:r>
+      <w:r>
+        <w:rPr>
+          <w:rFonts w:eastAsia="Calibri" w:cs="Calibri"/>
+          <w:b/>
+          <w:bCs/>
+          <w:color w:val="2F5496"/>
+          <w:sz w:val="28"/>
+          <w:szCs w:val="28"/>
+        </w:rPr>
+        <w:t>Engineering Quality</w:t>
+      </w:r>
+    </w:p>
+    <w:p>
+      <w:pPr>
         <w:spacing w:after="140"/>
-      </w:pPr>
-      <w:r>
-        <w:rPr>
-          <w:rFonts w:ascii="Calibri" w:eastAsia="Calibri" w:hAnsi="Calibri" w:cs="Calibri"/>
-          <w:sz w:val="22"/>
-          <w:szCs w:val="22"/>
-        </w:rPr>
-        <w:t xml:space="preserve">An operator uses </w:t>
+        <w:rPr>
+          <w:color w:val="0070C0"/>
+          <w:sz w:val="32"/>
+          <w:szCs w:val="32"/>
+          <w:lang w:val="en-GB"/>
+        </w:rPr>
+      </w:pPr>
+      <w:r>
+        <w:rPr>
+          <w:color w:val="0070C0"/>
+          <w:sz w:val="32"/>
+          <w:szCs w:val="32"/>
+          <w:lang w:val="en-GB"/>
+        </w:rPr>
+        <w:t xml:space="preserve">5.2 </w:t>
       </w:r>
       <w:proofErr w:type="spellStart"/>
       <w:r>
         <w:rPr>
-          <w:rFonts w:ascii="Calibri" w:eastAsia="Calibri" w:hAnsi="Calibri" w:cs="Calibri"/>
-          <w:sz w:val="22"/>
-          <w:szCs w:val="22"/>
-        </w:rPr>
-        <w:t>OperatorConsole</w:t>
+          <w:color w:val="0070C0"/>
+          <w:sz w:val="32"/>
+          <w:szCs w:val="32"/>
+          <w:lang w:val="en-GB"/>
+        </w:rPr>
+        <w:t>Dockerfile</w:t>
       </w:r>
       <w:proofErr w:type="spellEnd"/>
-      <w:r>
-        <w:rPr>
-          <w:rFonts w:ascii="Calibri" w:eastAsia="Calibri" w:hAnsi="Calibri" w:cs="Calibri"/>
-          <w:sz w:val="22"/>
-          <w:szCs w:val="22"/>
-        </w:rPr>
-        <w:t xml:space="preserve"> directly, issuing a </w:t>
+    </w:p>
+    <w:p>
+      <w:pPr>
+        <w:rPr>
+          <w:lang w:val="en-GB"/>
+        </w:rPr>
+      </w:pPr>
+      <w:r>
+        <w:t xml:space="preserve">The </w:t>
       </w:r>
       <w:proofErr w:type="spellStart"/>
       <w:r>
-        <w:rPr>
-          <w:rFonts w:ascii="Calibri" w:eastAsia="Calibri" w:hAnsi="Calibri" w:cs="Calibri"/>
-          <w:sz w:val="22"/>
-          <w:szCs w:val="22"/>
-        </w:rPr>
-        <w:t>LockAreaCommand</w:t>
+        <w:t>Dockerfile</w:t>
       </w:r>
       <w:proofErr w:type="spellEnd"/>
       <w:r>
-        <w:rPr>
-          <w:rFonts w:ascii="Calibri" w:eastAsia="Calibri" w:hAnsi="Calibri" w:cs="Calibri"/>
-          <w:sz w:val="22"/>
-          <w:szCs w:val="22"/>
-        </w:rPr>
-        <w:t xml:space="preserve">, an </w:t>
+        <w:t xml:space="preserve"> creates an Ubuntu-based environment and installs the tools required to build, debug and analyse </w:t>
       </w:r>
       <w:proofErr w:type="spellStart"/>
       <w:r>
-        <w:rPr>
-          <w:rFonts w:ascii="Calibri" w:eastAsia="Calibri" w:hAnsi="Calibri" w:cs="Calibri"/>
-          <w:sz w:val="22"/>
-          <w:szCs w:val="22"/>
-        </w:rPr>
-        <w:t>EvacuationCommand</w:t>
+        <w:t>CampusGuard</w:t>
       </w:r>
       <w:proofErr w:type="spellEnd"/>
       <w:r>
-        <w:rPr>
-          <w:rFonts w:ascii="Calibri" w:eastAsia="Calibri" w:hAnsi="Calibri" w:cs="Calibri"/>
-          <w:sz w:val="22"/>
-          <w:szCs w:val="22"/>
-        </w:rPr>
-        <w:t xml:space="preserve"> (whose completion the Mediator hands off from Facilities to Medical), and a </w:t>
+        <w:t xml:space="preserve">, including g++, make, </w:t>
       </w:r>
       <w:proofErr w:type="spellStart"/>
       <w:r>
-        <w:rPr>
-          <w:rFonts w:ascii="Calibri" w:eastAsia="Calibri" w:hAnsi="Calibri" w:cs="Calibri"/>
-          <w:sz w:val="22"/>
-          <w:szCs w:val="22"/>
-        </w:rPr>
-        <w:t>CancelCommand</w:t>
+        <w:t>GDB</w:t>
       </w:r>
       <w:proofErr w:type="spellEnd"/>
       <w:r>
-        <w:rPr>
-          <w:rFonts w:ascii="Calibri" w:eastAsia="Calibri" w:hAnsi="Calibri" w:cs="Calibri"/>
-          <w:sz w:val="22"/>
-          <w:szCs w:val="22"/>
-        </w:rPr>
-        <w:t xml:space="preserve"> that undoes the earlier lock — plus a second invalid-operation case (resolving an incident that hasn't been contained). This shows every component the Facade wraps in Story 1 is independently usable on its own.</w:t>
-      </w:r>
+        <w:t xml:space="preserve"> and </w:t>
+      </w:r>
+      <w:proofErr w:type="spellStart"/>
+      <w:r>
+        <w:t>Valgrind</w:t>
+      </w:r>
+      <w:proofErr w:type="spellEnd"/>
+      <w:r>
+        <w:t xml:space="preserve">. The project files are copied into the container and compiled using the </w:t>
+      </w:r>
+      <w:proofErr w:type="spellStart"/>
+      <w:r>
+        <w:t>Makefile</w:t>
+      </w:r>
+      <w:proofErr w:type="spellEnd"/>
+      <w:r>
+        <w:t xml:space="preserve">. When the container starts, the </w:t>
+      </w:r>
+      <w:proofErr w:type="spellStart"/>
+      <w:r>
+        <w:t>campusguard</w:t>
+      </w:r>
+      <w:proofErr w:type="spellEnd"/>
+      <w:r>
+        <w:t xml:space="preserve"> executable automatically runs the two demonstration scenarios.</w:t>
+      </w:r>
+    </w:p>
+    <w:p>
+      <w:pPr>
+        <w:spacing w:after="140"/>
+        <w:rPr>
+          <w:color w:val="0070C0"/>
+          <w:sz w:val="32"/>
+          <w:szCs w:val="32"/>
+          <w:lang w:val="en-GB"/>
+        </w:rPr>
+      </w:pPr>
+      <w:r>
+        <w:rPr>
+          <w:color w:val="0070C0"/>
+          <w:sz w:val="32"/>
+          <w:szCs w:val="32"/>
+          <w:lang w:val="en-GB"/>
+        </w:rPr>
+        <w:t>5.3 docker-</w:t>
+      </w:r>
+      <w:proofErr w:type="spellStart"/>
+      <w:r>
+        <w:rPr>
+          <w:color w:val="0070C0"/>
+          <w:sz w:val="32"/>
+          <w:szCs w:val="32"/>
+          <w:lang w:val="en-GB"/>
+        </w:rPr>
+        <w:t>compose.yml</w:t>
+      </w:r>
+      <w:proofErr w:type="spellEnd"/>
+    </w:p>
+    <w:p>
+      <w:pPr>
+        <w:rPr>
+          <w:lang w:val="en-GB"/>
+        </w:rPr>
+      </w:pPr>
+      <w:r>
+        <w:t xml:space="preserve">Docker Compose builds the </w:t>
+      </w:r>
+      <w:proofErr w:type="spellStart"/>
+      <w:r>
+        <w:t>CampusGuard</w:t>
+      </w:r>
+      <w:proofErr w:type="spellEnd"/>
+      <w:r>
+        <w:t xml:space="preserve"> image using the </w:t>
+      </w:r>
+      <w:proofErr w:type="spellStart"/>
+      <w:r>
+        <w:t>Dockerfile</w:t>
+      </w:r>
+      <w:proofErr w:type="spellEnd"/>
+      <w:r>
+        <w:t xml:space="preserve"> in the project directory and creates the </w:t>
+      </w:r>
+      <w:proofErr w:type="spellStart"/>
+      <w:r>
+        <w:t>campusguard</w:t>
+      </w:r>
+      <w:proofErr w:type="spellEnd"/>
+      <w:r>
+        <w:t xml:space="preserve"> container.</w:t>
+      </w:r>
+    </w:p>
+    <w:p>
+      <w:pPr>
+        <w:spacing w:after="140"/>
+        <w:rPr>
+          <w:color w:val="0070C0"/>
+          <w:sz w:val="32"/>
+          <w:szCs w:val="32"/>
+        </w:rPr>
+      </w:pPr>
+      <w:r>
+        <w:rPr>
+          <w:color w:val="0070C0"/>
+          <w:sz w:val="32"/>
+          <w:szCs w:val="32"/>
+          <w:lang w:val="en-GB"/>
+        </w:rPr>
+        <w:t xml:space="preserve">5.4 </w:t>
+      </w:r>
+      <w:r>
+        <w:rPr>
+          <w:color w:val="0070C0"/>
+          <w:sz w:val="32"/>
+          <w:szCs w:val="32"/>
+        </w:rPr>
+        <w:t>Docker Run Instructions</w:t>
+      </w:r>
+    </w:p>
+    <w:p>
+      <w:pPr>
+        <w:rPr>
+          <w:rFonts w:ascii="Courier New" w:hAnsi="Courier New" w:cs="Courier New"/>
+          <w:b/>
+          <w:bCs/>
+          <w:lang w:val="en-GB"/>
+        </w:rPr>
+      </w:pPr>
+      <w:r>
+        <w:rPr>
+          <w:rFonts w:ascii="Courier New" w:hAnsi="Courier New" w:cs="Courier New"/>
+          <w:b/>
+          <w:bCs/>
+          <w:lang w:val="en-GB"/>
+        </w:rPr>
+        <w:t xml:space="preserve">docker compose up </w:t>
+      </w:r>
+      <w:r>
+        <w:rPr>
+          <w:rFonts w:ascii="Courier New" w:hAnsi="Courier New" w:cs="Courier New"/>
+          <w:b/>
+          <w:bCs/>
+          <w:lang w:val="en-GB"/>
+        </w:rPr>
+        <w:t>–</w:t>
+      </w:r>
+      <w:r>
+        <w:rPr>
+          <w:rFonts w:ascii="Courier New" w:hAnsi="Courier New" w:cs="Courier New"/>
+          <w:b/>
+          <w:bCs/>
+          <w:lang w:val="en-GB"/>
+        </w:rPr>
+        <w:t>build</w:t>
+      </w:r>
+    </w:p>
+    <w:p>
+      <w:pPr>
+        <w:rPr>
+          <w:lang w:val="en-GB"/>
+        </w:rPr>
+      </w:pPr>
+      <w:r>
+        <w:rPr>
+          <w:lang w:val="en-GB"/>
+        </w:rPr>
+        <w:t xml:space="preserve">This builds the Docker image, compiles the complete </w:t>
+      </w:r>
+      <w:proofErr w:type="spellStart"/>
+      <w:r>
+        <w:rPr>
+          <w:lang w:val="en-GB"/>
+        </w:rPr>
+        <w:t>CampusGuard</w:t>
+      </w:r>
+      <w:proofErr w:type="spellEnd"/>
+      <w:r>
+        <w:rPr>
+          <w:lang w:val="en-GB"/>
+        </w:rPr>
+        <w:t xml:space="preserve"> application and starts the container. The application then automatically executes both end-to-end scenarios.</w:t>
+      </w:r>
+    </w:p>
+    <w:p>
+      <w:pPr>
+        <w:rPr>
+          <w:lang w:val="en-GB"/>
+        </w:rPr>
+      </w:pPr>
+    </w:p>
+    <w:p>
+      <w:pPr>
+        <w:rPr>
+          <w:lang w:val="en-GB"/>
+        </w:rPr>
+      </w:pPr>
+      <w:r>
+        <w:rPr>
+          <w:lang w:val="en-GB"/>
+        </w:rPr>
+        <w:t xml:space="preserve">Remove container: </w:t>
+      </w:r>
+      <w:r>
+        <w:rPr>
+          <w:rFonts w:ascii="Courier New" w:hAnsi="Courier New" w:cs="Courier New"/>
+          <w:b/>
+          <w:bCs/>
+          <w:lang w:val="en-GB"/>
+        </w:rPr>
+        <w:t>docker compose down</w:t>
+      </w:r>
+    </w:p>
+    <w:p>
+      <w:pPr>
+        <w:spacing w:after="140"/>
+        <w:rPr>
+          <w:color w:val="0070C0"/>
+          <w:sz w:val="32"/>
+          <w:szCs w:val="32"/>
+          <w:lang w:val="en-GB"/>
+        </w:rPr>
+      </w:pPr>
+      <w:r>
+        <w:rPr>
+          <w:color w:val="0070C0"/>
+          <w:sz w:val="32"/>
+          <w:szCs w:val="32"/>
+          <w:lang w:val="en-GB"/>
+        </w:rPr>
+        <w:t xml:space="preserve">5.5 </w:t>
+      </w:r>
+      <w:proofErr w:type="spellStart"/>
+      <w:r>
+        <w:rPr>
+          <w:color w:val="0070C0"/>
+          <w:sz w:val="32"/>
+          <w:szCs w:val="32"/>
+          <w:lang w:val="en-GB"/>
+        </w:rPr>
+        <w:t>Valgrind</w:t>
+      </w:r>
+      <w:proofErr w:type="spellEnd"/>
+      <w:r>
+        <w:rPr>
+          <w:color w:val="0070C0"/>
+          <w:sz w:val="32"/>
+          <w:szCs w:val="32"/>
+          <w:lang w:val="en-GB"/>
+        </w:rPr>
+        <w:t xml:space="preserve"> Evidence</w:t>
+      </w:r>
+    </w:p>
+    <w:p>
+      <w:pPr>
+        <w:spacing w:after="140"/>
+        <w:rPr>
+          <w:color w:val="0070C0"/>
+          <w:sz w:val="32"/>
+          <w:szCs w:val="32"/>
+          <w:lang w:val="en-GB"/>
+        </w:rPr>
+      </w:pPr>
+      <w:r>
+        <w:rPr>
+          <w:color w:val="0070C0"/>
+          <w:sz w:val="32"/>
+          <w:szCs w:val="32"/>
+          <w:lang w:val="en-GB"/>
+        </w:rPr>
+        <w:t xml:space="preserve">5.6 </w:t>
+      </w:r>
+      <w:proofErr w:type="spellStart"/>
+      <w:r>
+        <w:rPr>
+          <w:color w:val="0070C0"/>
+          <w:sz w:val="32"/>
+          <w:szCs w:val="32"/>
+          <w:lang w:val="en-GB"/>
+        </w:rPr>
+        <w:t>GDB</w:t>
+      </w:r>
+      <w:proofErr w:type="spellEnd"/>
+      <w:r>
+        <w:rPr>
+          <w:color w:val="0070C0"/>
+          <w:sz w:val="32"/>
+          <w:szCs w:val="32"/>
+          <w:lang w:val="en-GB"/>
+        </w:rPr>
+        <w:t xml:space="preserve"> Investigation</w:t>
+      </w:r>
+    </w:p>
+    <w:p>
+      <w:pPr>
+        <w:spacing w:after="140"/>
+        <w:rPr>
+          <w:color w:val="0070C0"/>
+          <w:sz w:val="32"/>
+          <w:szCs w:val="32"/>
+          <w:lang w:val="en-GB"/>
+        </w:rPr>
+      </w:pPr>
+    </w:p>
+    <w:p>
+      <w:pPr>
+        <w:spacing w:after="140"/>
+        <w:rPr>
+          <w:b/>
+          <w:bCs/>
+          <w:color w:val="215E99" w:themeColor="text2" w:themeTint="BF"/>
+          <w:sz w:val="28"/>
+          <w:szCs w:val="28"/>
+          <w:lang w:val="en-GB"/>
+        </w:rPr>
+      </w:pPr>
+      <w:r>
+        <w:rPr>
+          <w:b/>
+          <w:bCs/>
+          <w:color w:val="215E99" w:themeColor="text2" w:themeTint="BF"/>
+          <w:sz w:val="28"/>
+          <w:szCs w:val="28"/>
+          <w:lang w:val="en-GB"/>
+        </w:rPr>
+        <w:t>Collaboration reflection</w:t>
+      </w:r>
+    </w:p>
+    <w:p>
+      <w:pPr>
+        <w:spacing w:after="140"/>
+        <w:rPr>
+          <w:rFonts w:eastAsia="Calibri" w:cs="Calibri"/>
+          <w:b/>
+          <w:bCs/>
+          <w:color w:val="2F5496"/>
+          <w:sz w:val="28"/>
+          <w:szCs w:val="28"/>
+          <w:lang w:val="en-GB"/>
+        </w:rPr>
+      </w:pPr>
+      <w:r>
+        <w:rPr>
+          <w:rFonts w:eastAsia="Calibri" w:cs="Calibri"/>
+          <w:b/>
+          <w:bCs/>
+          <w:color w:val="2F5496"/>
+          <w:sz w:val="28"/>
+          <w:szCs w:val="28"/>
+        </w:rPr>
+        <w:t>C</w:t>
+      </w:r>
+      <w:r>
+        <w:rPr>
+          <w:rFonts w:eastAsia="Calibri" w:cs="Calibri"/>
+          <w:b/>
+          <w:bCs/>
+          <w:color w:val="2F5496"/>
+          <w:sz w:val="28"/>
+          <w:szCs w:val="28"/>
+        </w:rPr>
+        <w:t>ontribution statement</w:t>
+      </w:r>
+    </w:p>
+    <w:p>
+      <w:pPr>
+        <w:spacing w:after="140"/>
+        <w:rPr>
+          <w:rFonts w:eastAsia="Calibri" w:cs="Calibri"/>
+          <w:b/>
+          <w:bCs/>
+          <w:color w:val="2F5496"/>
+          <w:sz w:val="28"/>
+          <w:szCs w:val="28"/>
+          <w:lang w:val="en-GB"/>
+        </w:rPr>
+      </w:pPr>
     </w:p>
     <w:p>
       <w:pPr>
@@ -7295,6 +8261,231 @@
 <file path=word/numbering.xml><?xml version="1.0" encoding="utf-8"?>
 <w:numbering xmlns:wpc="http://schemas.microsoft.com/office/word/2010/wordprocessingCanvas" xmlns:cx="http://schemas.microsoft.com/office/drawing/2014/chartex" xmlns:cx1="http://schemas.microsoft.com/office/drawing/2015/9/8/chartex" xmlns:cx2="http://schemas.microsoft.com/office/drawing/2015/10/21/chartex" xmlns:cx3="http://schemas.microsoft.com/office/drawing/2016/5/9/chartex" xmlns:cx4="http://schemas.microsoft.com/office/drawing/2016/5/10/chartex" xmlns:cx5="http://schemas.microsoft.com/office/drawing/2016/5/11/chartex" xmlns:cx6="http://schemas.microsoft.com/office/drawing/2016/5/12/chartex" xmlns:cx7="http://schemas.microsoft.com/office/drawing/2016/5/13/chartex" xmlns:cx8="http://schemas.microsoft.com/office/drawing/2016/5/14/chartex" xmlns:mc="http://schemas.openxmlformats.org/markup-compatibility/2006" xmlns:aink="http://schemas.microsoft.com/office/drawing/2016/ink" xmlns:am3d="http://schemas.microsoft.com/office/drawing/2017/model3d" xmlns:o="urn:schemas-microsoft-com:office:office" xmlns:oel="http://schemas.microsoft.com/office/2019/extlst" xmlns:r="http://schemas.openxmlformats.org/officeDocument/2006/relationships" xmlns:m="http://schemas.openxmlformats.org/officeDocument/2006/math" xmlns:v="urn:schemas-microsoft-com:vml" xmlns:wp14="http://schemas.microsoft.com/office/word/2010/wordprocessingDrawing" xmlns:wp="http://schemas.openxmlformats.org/drawingml/2006/wordprocessingDrawing" xmlns:w10="urn:schemas-microsoft-com:office:word" xmlns:w="http://schemas.openxmlformats.org/wordprocessingml/2006/main" xmlns:w14="http://schemas.microsoft.com/office/word/2010/wordml" xmlns:w15="http://schemas.microsoft.com/office/word/2012/wordml" xmlns:w16cex="http://schemas.microsoft.com/office/word/2018/wordml/cex" xmlns:w16cid="http://schemas.microsoft.com/office/word/2016/wordml/cid" xmlns:w16="http://schemas.microsoft.com/office/word/2018/wordml" xmlns:w16du="http://schemas.microsoft.com/office/word/2023/wordml/word16du" xmlns:w16sdtdh="http://schemas.microsoft.com/office/word/2020/wordml/sdtdatahash" xmlns:w16sdtfl="http://schemas.microsoft.com/office/word/2024/wordml/sdtformatlock" xmlns:w16se="http://schemas.microsoft.com/office/word/2015/wordml/symex" xmlns:wpg="http://schemas.microsoft.com/office/word/2010/wordprocessingGroup" xmlns:wpi="http://schemas.microsoft.com/office/word/2010/wordprocessingInk" xmlns:wne="http://schemas.microsoft.com/office/word/2006/wordml" xmlns:wps="http://schemas.microsoft.com/office/word/2010/wordprocessingShape" mc:Ignorable="w14 w15 w16se w16cid w16 w16cex w16sdtdh w16sdtfl w16du wp14">
   <w:abstractNum w:abstractNumId="0" w15:restartNumberingAfterBreak="0">
+    <w:nsid w:val="21B54726"/>
+    <w:multiLevelType w:val="hybridMultilevel"/>
+    <w:tmpl w:val="D2EE83D2"/>
+    <w:lvl w:ilvl="0" w:tplc="ACA2403C">
+      <w:numFmt w:val="bullet"/>
+      <w:lvlText w:val=""/>
+      <w:lvlJc w:val="left"/>
+      <w:pPr>
+        <w:ind w:left="720" w:hanging="360"/>
+      </w:pPr>
+      <w:rPr>
+        <w:rFonts w:ascii="Calibri" w:eastAsia="Calibri" w:hAnsi="Calibri" w:cs="Calibri" w:hint="default"/>
+      </w:rPr>
+    </w:lvl>
+    <w:lvl w:ilvl="1" w:tplc="08090003" w:tentative="1">
+      <w:start w:val="1"/>
+      <w:numFmt w:val="bullet"/>
+      <w:lvlText w:val="o"/>
+      <w:lvlJc w:val="left"/>
+      <w:pPr>
+        <w:ind w:left="1440" w:hanging="360"/>
+      </w:pPr>
+      <w:rPr>
+        <w:rFonts w:ascii="Courier New" w:hAnsi="Courier New" w:cs="Courier New" w:hint="default"/>
+      </w:rPr>
+    </w:lvl>
+    <w:lvl w:ilvl="2" w:tplc="08090005" w:tentative="1">
+      <w:start w:val="1"/>
+      <w:numFmt w:val="bullet"/>
+      <w:lvlText w:val=""/>
+      <w:lvlJc w:val="left"/>
+      <w:pPr>
+        <w:ind w:left="2160" w:hanging="360"/>
+      </w:pPr>
+      <w:rPr>
+        <w:rFonts w:ascii="Wingdings" w:hAnsi="Wingdings" w:hint="default"/>
+      </w:rPr>
+    </w:lvl>
+    <w:lvl w:ilvl="3" w:tplc="08090001" w:tentative="1">
+      <w:start w:val="1"/>
+      <w:numFmt w:val="bullet"/>
+      <w:lvlText w:val=""/>
+      <w:lvlJc w:val="left"/>
+      <w:pPr>
+        <w:ind w:left="2880" w:hanging="360"/>
+      </w:pPr>
+      <w:rPr>
+        <w:rFonts w:ascii="Symbol" w:hAnsi="Symbol" w:hint="default"/>
+      </w:rPr>
+    </w:lvl>
+    <w:lvl w:ilvl="4" w:tplc="08090003" w:tentative="1">
+      <w:start w:val="1"/>
+      <w:numFmt w:val="bullet"/>
+      <w:lvlText w:val="o"/>
+      <w:lvlJc w:val="left"/>
+      <w:pPr>
+        <w:ind w:left="3600" w:hanging="360"/>
+      </w:pPr>
+      <w:rPr>
+        <w:rFonts w:ascii="Courier New" w:hAnsi="Courier New" w:cs="Courier New" w:hint="default"/>
+      </w:rPr>
+    </w:lvl>
+    <w:lvl w:ilvl="5" w:tplc="08090005" w:tentative="1">
+      <w:start w:val="1"/>
+      <w:numFmt w:val="bullet"/>
+      <w:lvlText w:val=""/>
+      <w:lvlJc w:val="left"/>
+      <w:pPr>
+        <w:ind w:left="4320" w:hanging="360"/>
+      </w:pPr>
+      <w:rPr>
+        <w:rFonts w:ascii="Wingdings" w:hAnsi="Wingdings" w:hint="default"/>
+      </w:rPr>
+    </w:lvl>
+    <w:lvl w:ilvl="6" w:tplc="08090001" w:tentative="1">
+      <w:start w:val="1"/>
+      <w:numFmt w:val="bullet"/>
+      <w:lvlText w:val=""/>
+      <w:lvlJc w:val="left"/>
+      <w:pPr>
+        <w:ind w:left="5040" w:hanging="360"/>
+      </w:pPr>
+      <w:rPr>
+        <w:rFonts w:ascii="Symbol" w:hAnsi="Symbol" w:hint="default"/>
+      </w:rPr>
+    </w:lvl>
+    <w:lvl w:ilvl="7" w:tplc="08090003" w:tentative="1">
+      <w:start w:val="1"/>
+      <w:numFmt w:val="bullet"/>
+      <w:lvlText w:val="o"/>
+      <w:lvlJc w:val="left"/>
+      <w:pPr>
+        <w:ind w:left="5760" w:hanging="360"/>
+      </w:pPr>
+      <w:rPr>
+        <w:rFonts w:ascii="Courier New" w:hAnsi="Courier New" w:cs="Courier New" w:hint="default"/>
+      </w:rPr>
+    </w:lvl>
+    <w:lvl w:ilvl="8" w:tplc="08090005" w:tentative="1">
+      <w:start w:val="1"/>
+      <w:numFmt w:val="bullet"/>
+      <w:lvlText w:val=""/>
+      <w:lvlJc w:val="left"/>
+      <w:pPr>
+        <w:ind w:left="6480" w:hanging="360"/>
+      </w:pPr>
+      <w:rPr>
+        <w:rFonts w:ascii="Wingdings" w:hAnsi="Wingdings" w:hint="default"/>
+      </w:rPr>
+    </w:lvl>
+  </w:abstractNum>
+  <w:abstractNum w:abstractNumId="1" w15:restartNumberingAfterBreak="0">
+    <w:nsid w:val="307D5B02"/>
+    <w:multiLevelType w:val="hybridMultilevel"/>
+    <w:tmpl w:val="2CCE5A2C"/>
+    <w:lvl w:ilvl="0" w:tplc="08090001">
+      <w:start w:val="1"/>
+      <w:numFmt w:val="bullet"/>
+      <w:lvlText w:val=""/>
+      <w:lvlJc w:val="left"/>
+      <w:pPr>
+        <w:ind w:left="1080" w:hanging="360"/>
+      </w:pPr>
+      <w:rPr>
+        <w:rFonts w:ascii="Symbol" w:hAnsi="Symbol" w:hint="default"/>
+      </w:rPr>
+    </w:lvl>
+    <w:lvl w:ilvl="1" w:tplc="08090003" w:tentative="1">
+      <w:start w:val="1"/>
+      <w:numFmt w:val="bullet"/>
+      <w:lvlText w:val="o"/>
+      <w:lvlJc w:val="left"/>
+      <w:pPr>
+        <w:ind w:left="1800" w:hanging="360"/>
+      </w:pPr>
+      <w:rPr>
+        <w:rFonts w:ascii="Courier New" w:hAnsi="Courier New" w:cs="Courier New" w:hint="default"/>
+      </w:rPr>
+    </w:lvl>
+    <w:lvl w:ilvl="2" w:tplc="08090005" w:tentative="1">
+      <w:start w:val="1"/>
+      <w:numFmt w:val="bullet"/>
+      <w:lvlText w:val=""/>
+      <w:lvlJc w:val="left"/>
+      <w:pPr>
+        <w:ind w:left="2520" w:hanging="360"/>
+      </w:pPr>
+      <w:rPr>
+        <w:rFonts w:ascii="Wingdings" w:hAnsi="Wingdings" w:hint="default"/>
+      </w:rPr>
+    </w:lvl>
+    <w:lvl w:ilvl="3" w:tplc="08090001" w:tentative="1">
+      <w:start w:val="1"/>
+      <w:numFmt w:val="bullet"/>
+      <w:lvlText w:val=""/>
+      <w:lvlJc w:val="left"/>
+      <w:pPr>
+        <w:ind w:left="3240" w:hanging="360"/>
+      </w:pPr>
+      <w:rPr>
+        <w:rFonts w:ascii="Symbol" w:hAnsi="Symbol" w:hint="default"/>
+      </w:rPr>
+    </w:lvl>
+    <w:lvl w:ilvl="4" w:tplc="08090003" w:tentative="1">
+      <w:start w:val="1"/>
+      <w:numFmt w:val="bullet"/>
+      <w:lvlText w:val="o"/>
+      <w:lvlJc w:val="left"/>
+      <w:pPr>
+        <w:ind w:left="3960" w:hanging="360"/>
+      </w:pPr>
+      <w:rPr>
+        <w:rFonts w:ascii="Courier New" w:hAnsi="Courier New" w:cs="Courier New" w:hint="default"/>
+      </w:rPr>
+    </w:lvl>
+    <w:lvl w:ilvl="5" w:tplc="08090005" w:tentative="1">
+      <w:start w:val="1"/>
+      <w:numFmt w:val="bullet"/>
+      <w:lvlText w:val=""/>
+      <w:lvlJc w:val="left"/>
+      <w:pPr>
+        <w:ind w:left="4680" w:hanging="360"/>
+      </w:pPr>
+      <w:rPr>
+        <w:rFonts w:ascii="Wingdings" w:hAnsi="Wingdings" w:hint="default"/>
+      </w:rPr>
+    </w:lvl>
+    <w:lvl w:ilvl="6" w:tplc="08090001" w:tentative="1">
+      <w:start w:val="1"/>
+      <w:numFmt w:val="bullet"/>
+      <w:lvlText w:val=""/>
+      <w:lvlJc w:val="left"/>
+      <w:pPr>
+        <w:ind w:left="5400" w:hanging="360"/>
+      </w:pPr>
+      <w:rPr>
+        <w:rFonts w:ascii="Symbol" w:hAnsi="Symbol" w:hint="default"/>
+      </w:rPr>
+    </w:lvl>
+    <w:lvl w:ilvl="7" w:tplc="08090003" w:tentative="1">
+      <w:start w:val="1"/>
+      <w:numFmt w:val="bullet"/>
+      <w:lvlText w:val="o"/>
+      <w:lvlJc w:val="left"/>
+      <w:pPr>
+        <w:ind w:left="6120" w:hanging="360"/>
+      </w:pPr>
+      <w:rPr>
+        <w:rFonts w:ascii="Courier New" w:hAnsi="Courier New" w:cs="Courier New" w:hint="default"/>
+      </w:rPr>
+    </w:lvl>
+    <w:lvl w:ilvl="8" w:tplc="08090005" w:tentative="1">
+      <w:start w:val="1"/>
+      <w:numFmt w:val="bullet"/>
+      <w:lvlText w:val=""/>
+      <w:lvlJc w:val="left"/>
+      <w:pPr>
+        <w:ind w:left="6840" w:hanging="360"/>
+      </w:pPr>
+      <w:rPr>
+        <w:rFonts w:ascii="Wingdings" w:hAnsi="Wingdings" w:hint="default"/>
+      </w:rPr>
+    </w:lvl>
+  </w:abstractNum>
+  <w:abstractNum w:abstractNumId="2" w15:restartNumberingAfterBreak="0">
     <w:nsid w:val="35C92D57"/>
     <w:multiLevelType w:val="hybridMultilevel"/>
     <w:tmpl w:val="1E6CA0D0"/>
@@ -7352,7 +8543,458 @@
       <w:lvlJc w:val="left"/>
     </w:lvl>
   </w:abstractNum>
-  <w:abstractNum w:abstractNumId="1" w15:restartNumberingAfterBreak="0">
+  <w:abstractNum w:abstractNumId="3" w15:restartNumberingAfterBreak="0">
+    <w:nsid w:val="3729589D"/>
+    <w:multiLevelType w:val="hybridMultilevel"/>
+    <w:tmpl w:val="AB80D972"/>
+    <w:lvl w:ilvl="0" w:tplc="08090001">
+      <w:start w:val="1"/>
+      <w:numFmt w:val="bullet"/>
+      <w:lvlText w:val=""/>
+      <w:lvlJc w:val="left"/>
+      <w:pPr>
+        <w:ind w:left="720" w:hanging="360"/>
+      </w:pPr>
+      <w:rPr>
+        <w:rFonts w:ascii="Symbol" w:hAnsi="Symbol" w:hint="default"/>
+      </w:rPr>
+    </w:lvl>
+    <w:lvl w:ilvl="1" w:tplc="08090003" w:tentative="1">
+      <w:start w:val="1"/>
+      <w:numFmt w:val="bullet"/>
+      <w:lvlText w:val="o"/>
+      <w:lvlJc w:val="left"/>
+      <w:pPr>
+        <w:ind w:left="1440" w:hanging="360"/>
+      </w:pPr>
+      <w:rPr>
+        <w:rFonts w:ascii="Courier New" w:hAnsi="Courier New" w:cs="Courier New" w:hint="default"/>
+      </w:rPr>
+    </w:lvl>
+    <w:lvl w:ilvl="2" w:tplc="08090005" w:tentative="1">
+      <w:start w:val="1"/>
+      <w:numFmt w:val="bullet"/>
+      <w:lvlText w:val=""/>
+      <w:lvlJc w:val="left"/>
+      <w:pPr>
+        <w:ind w:left="2160" w:hanging="360"/>
+      </w:pPr>
+      <w:rPr>
+        <w:rFonts w:ascii="Wingdings" w:hAnsi="Wingdings" w:hint="default"/>
+      </w:rPr>
+    </w:lvl>
+    <w:lvl w:ilvl="3" w:tplc="08090001" w:tentative="1">
+      <w:start w:val="1"/>
+      <w:numFmt w:val="bullet"/>
+      <w:lvlText w:val=""/>
+      <w:lvlJc w:val="left"/>
+      <w:pPr>
+        <w:ind w:left="2880" w:hanging="360"/>
+      </w:pPr>
+      <w:rPr>
+        <w:rFonts w:ascii="Symbol" w:hAnsi="Symbol" w:hint="default"/>
+      </w:rPr>
+    </w:lvl>
+    <w:lvl w:ilvl="4" w:tplc="08090003" w:tentative="1">
+      <w:start w:val="1"/>
+      <w:numFmt w:val="bullet"/>
+      <w:lvlText w:val="o"/>
+      <w:lvlJc w:val="left"/>
+      <w:pPr>
+        <w:ind w:left="3600" w:hanging="360"/>
+      </w:pPr>
+      <w:rPr>
+        <w:rFonts w:ascii="Courier New" w:hAnsi="Courier New" w:cs="Courier New" w:hint="default"/>
+      </w:rPr>
+    </w:lvl>
+    <w:lvl w:ilvl="5" w:tplc="08090005" w:tentative="1">
+      <w:start w:val="1"/>
+      <w:numFmt w:val="bullet"/>
+      <w:lvlText w:val=""/>
+      <w:lvlJc w:val="left"/>
+      <w:pPr>
+        <w:ind w:left="4320" w:hanging="360"/>
+      </w:pPr>
+      <w:rPr>
+        <w:rFonts w:ascii="Wingdings" w:hAnsi="Wingdings" w:hint="default"/>
+      </w:rPr>
+    </w:lvl>
+    <w:lvl w:ilvl="6" w:tplc="08090001" w:tentative="1">
+      <w:start w:val="1"/>
+      <w:numFmt w:val="bullet"/>
+      <w:lvlText w:val=""/>
+      <w:lvlJc w:val="left"/>
+      <w:pPr>
+        <w:ind w:left="5040" w:hanging="360"/>
+      </w:pPr>
+      <w:rPr>
+        <w:rFonts w:ascii="Symbol" w:hAnsi="Symbol" w:hint="default"/>
+      </w:rPr>
+    </w:lvl>
+    <w:lvl w:ilvl="7" w:tplc="08090003" w:tentative="1">
+      <w:start w:val="1"/>
+      <w:numFmt w:val="bullet"/>
+      <w:lvlText w:val="o"/>
+      <w:lvlJc w:val="left"/>
+      <w:pPr>
+        <w:ind w:left="5760" w:hanging="360"/>
+      </w:pPr>
+      <w:rPr>
+        <w:rFonts w:ascii="Courier New" w:hAnsi="Courier New" w:cs="Courier New" w:hint="default"/>
+      </w:rPr>
+    </w:lvl>
+    <w:lvl w:ilvl="8" w:tplc="08090005" w:tentative="1">
+      <w:start w:val="1"/>
+      <w:numFmt w:val="bullet"/>
+      <w:lvlText w:val=""/>
+      <w:lvlJc w:val="left"/>
+      <w:pPr>
+        <w:ind w:left="6480" w:hanging="360"/>
+      </w:pPr>
+      <w:rPr>
+        <w:rFonts w:ascii="Wingdings" w:hAnsi="Wingdings" w:hint="default"/>
+      </w:rPr>
+    </w:lvl>
+  </w:abstractNum>
+  <w:abstractNum w:abstractNumId="4" w15:restartNumberingAfterBreak="0">
+    <w:nsid w:val="49120525"/>
+    <w:multiLevelType w:val="hybridMultilevel"/>
+    <w:tmpl w:val="0E9A6F04"/>
+    <w:lvl w:ilvl="0" w:tplc="08090001">
+      <w:start w:val="1"/>
+      <w:numFmt w:val="bullet"/>
+      <w:lvlText w:val=""/>
+      <w:lvlJc w:val="left"/>
+      <w:pPr>
+        <w:ind w:left="1080" w:hanging="360"/>
+      </w:pPr>
+      <w:rPr>
+        <w:rFonts w:ascii="Symbol" w:hAnsi="Symbol" w:hint="default"/>
+      </w:rPr>
+    </w:lvl>
+    <w:lvl w:ilvl="1" w:tplc="08090003" w:tentative="1">
+      <w:start w:val="1"/>
+      <w:numFmt w:val="bullet"/>
+      <w:lvlText w:val="o"/>
+      <w:lvlJc w:val="left"/>
+      <w:pPr>
+        <w:ind w:left="1800" w:hanging="360"/>
+      </w:pPr>
+      <w:rPr>
+        <w:rFonts w:ascii="Courier New" w:hAnsi="Courier New" w:cs="Courier New" w:hint="default"/>
+      </w:rPr>
+    </w:lvl>
+    <w:lvl w:ilvl="2" w:tplc="08090005" w:tentative="1">
+      <w:start w:val="1"/>
+      <w:numFmt w:val="bullet"/>
+      <w:lvlText w:val=""/>
+      <w:lvlJc w:val="left"/>
+      <w:pPr>
+        <w:ind w:left="2520" w:hanging="360"/>
+      </w:pPr>
+      <w:rPr>
+        <w:rFonts w:ascii="Wingdings" w:hAnsi="Wingdings" w:hint="default"/>
+      </w:rPr>
+    </w:lvl>
+    <w:lvl w:ilvl="3" w:tplc="08090001" w:tentative="1">
+      <w:start w:val="1"/>
+      <w:numFmt w:val="bullet"/>
+      <w:lvlText w:val=""/>
+      <w:lvlJc w:val="left"/>
+      <w:pPr>
+        <w:ind w:left="3240" w:hanging="360"/>
+      </w:pPr>
+      <w:rPr>
+        <w:rFonts w:ascii="Symbol" w:hAnsi="Symbol" w:hint="default"/>
+      </w:rPr>
+    </w:lvl>
+    <w:lvl w:ilvl="4" w:tplc="08090003" w:tentative="1">
+      <w:start w:val="1"/>
+      <w:numFmt w:val="bullet"/>
+      <w:lvlText w:val="o"/>
+      <w:lvlJc w:val="left"/>
+      <w:pPr>
+        <w:ind w:left="3960" w:hanging="360"/>
+      </w:pPr>
+      <w:rPr>
+        <w:rFonts w:ascii="Courier New" w:hAnsi="Courier New" w:cs="Courier New" w:hint="default"/>
+      </w:rPr>
+    </w:lvl>
+    <w:lvl w:ilvl="5" w:tplc="08090005" w:tentative="1">
+      <w:start w:val="1"/>
+      <w:numFmt w:val="bullet"/>
+      <w:lvlText w:val=""/>
+      <w:lvlJc w:val="left"/>
+      <w:pPr>
+        <w:ind w:left="4680" w:hanging="360"/>
+      </w:pPr>
+      <w:rPr>
+        <w:rFonts w:ascii="Wingdings" w:hAnsi="Wingdings" w:hint="default"/>
+      </w:rPr>
+    </w:lvl>
+    <w:lvl w:ilvl="6" w:tplc="08090001" w:tentative="1">
+      <w:start w:val="1"/>
+      <w:numFmt w:val="bullet"/>
+      <w:lvlText w:val=""/>
+      <w:lvlJc w:val="left"/>
+      <w:pPr>
+        <w:ind w:left="5400" w:hanging="360"/>
+      </w:pPr>
+      <w:rPr>
+        <w:rFonts w:ascii="Symbol" w:hAnsi="Symbol" w:hint="default"/>
+      </w:rPr>
+    </w:lvl>
+    <w:lvl w:ilvl="7" w:tplc="08090003" w:tentative="1">
+      <w:start w:val="1"/>
+      <w:numFmt w:val="bullet"/>
+      <w:lvlText w:val="o"/>
+      <w:lvlJc w:val="left"/>
+      <w:pPr>
+        <w:ind w:left="6120" w:hanging="360"/>
+      </w:pPr>
+      <w:rPr>
+        <w:rFonts w:ascii="Courier New" w:hAnsi="Courier New" w:cs="Courier New" w:hint="default"/>
+      </w:rPr>
+    </w:lvl>
+    <w:lvl w:ilvl="8" w:tplc="08090005" w:tentative="1">
+      <w:start w:val="1"/>
+      <w:numFmt w:val="bullet"/>
+      <w:lvlText w:val=""/>
+      <w:lvlJc w:val="left"/>
+      <w:pPr>
+        <w:ind w:left="6840" w:hanging="360"/>
+      </w:pPr>
+      <w:rPr>
+        <w:rFonts w:ascii="Wingdings" w:hAnsi="Wingdings" w:hint="default"/>
+      </w:rPr>
+    </w:lvl>
+  </w:abstractNum>
+  <w:abstractNum w:abstractNumId="5" w15:restartNumberingAfterBreak="0">
+    <w:nsid w:val="5BA45EE4"/>
+    <w:multiLevelType w:val="hybridMultilevel"/>
+    <w:tmpl w:val="210C24FA"/>
+    <w:lvl w:ilvl="0" w:tplc="08090001">
+      <w:start w:val="1"/>
+      <w:numFmt w:val="bullet"/>
+      <w:lvlText w:val=""/>
+      <w:lvlJc w:val="left"/>
+      <w:pPr>
+        <w:ind w:left="1080" w:hanging="360"/>
+      </w:pPr>
+      <w:rPr>
+        <w:rFonts w:ascii="Symbol" w:hAnsi="Symbol" w:hint="default"/>
+      </w:rPr>
+    </w:lvl>
+    <w:lvl w:ilvl="1" w:tplc="08090003" w:tentative="1">
+      <w:start w:val="1"/>
+      <w:numFmt w:val="bullet"/>
+      <w:lvlText w:val="o"/>
+      <w:lvlJc w:val="left"/>
+      <w:pPr>
+        <w:ind w:left="1800" w:hanging="360"/>
+      </w:pPr>
+      <w:rPr>
+        <w:rFonts w:ascii="Courier New" w:hAnsi="Courier New" w:cs="Courier New" w:hint="default"/>
+      </w:rPr>
+    </w:lvl>
+    <w:lvl w:ilvl="2" w:tplc="08090005" w:tentative="1">
+      <w:start w:val="1"/>
+      <w:numFmt w:val="bullet"/>
+      <w:lvlText w:val=""/>
+      <w:lvlJc w:val="left"/>
+      <w:pPr>
+        <w:ind w:left="2520" w:hanging="360"/>
+      </w:pPr>
+      <w:rPr>
+        <w:rFonts w:ascii="Wingdings" w:hAnsi="Wingdings" w:hint="default"/>
+      </w:rPr>
+    </w:lvl>
+    <w:lvl w:ilvl="3" w:tplc="08090001" w:tentative="1">
+      <w:start w:val="1"/>
+      <w:numFmt w:val="bullet"/>
+      <w:lvlText w:val=""/>
+      <w:lvlJc w:val="left"/>
+      <w:pPr>
+        <w:ind w:left="3240" w:hanging="360"/>
+      </w:pPr>
+      <w:rPr>
+        <w:rFonts w:ascii="Symbol" w:hAnsi="Symbol" w:hint="default"/>
+      </w:rPr>
+    </w:lvl>
+    <w:lvl w:ilvl="4" w:tplc="08090003" w:tentative="1">
+      <w:start w:val="1"/>
+      <w:numFmt w:val="bullet"/>
+      <w:lvlText w:val="o"/>
+      <w:lvlJc w:val="left"/>
+      <w:pPr>
+        <w:ind w:left="3960" w:hanging="360"/>
+      </w:pPr>
+      <w:rPr>
+        <w:rFonts w:ascii="Courier New" w:hAnsi="Courier New" w:cs="Courier New" w:hint="default"/>
+      </w:rPr>
+    </w:lvl>
+    <w:lvl w:ilvl="5" w:tplc="08090005" w:tentative="1">
+      <w:start w:val="1"/>
+      <w:numFmt w:val="bullet"/>
+      <w:lvlText w:val=""/>
+      <w:lvlJc w:val="left"/>
+      <w:pPr>
+        <w:ind w:left="4680" w:hanging="360"/>
+      </w:pPr>
+      <w:rPr>
+        <w:rFonts w:ascii="Wingdings" w:hAnsi="Wingdings" w:hint="default"/>
+      </w:rPr>
+    </w:lvl>
+    <w:lvl w:ilvl="6" w:tplc="08090001" w:tentative="1">
+      <w:start w:val="1"/>
+      <w:numFmt w:val="bullet"/>
+      <w:lvlText w:val=""/>
+      <w:lvlJc w:val="left"/>
+      <w:pPr>
+        <w:ind w:left="5400" w:hanging="360"/>
+      </w:pPr>
+      <w:rPr>
+        <w:rFonts w:ascii="Symbol" w:hAnsi="Symbol" w:hint="default"/>
+      </w:rPr>
+    </w:lvl>
+    <w:lvl w:ilvl="7" w:tplc="08090003" w:tentative="1">
+      <w:start w:val="1"/>
+      <w:numFmt w:val="bullet"/>
+      <w:lvlText w:val="o"/>
+      <w:lvlJc w:val="left"/>
+      <w:pPr>
+        <w:ind w:left="6120" w:hanging="360"/>
+      </w:pPr>
+      <w:rPr>
+        <w:rFonts w:ascii="Courier New" w:hAnsi="Courier New" w:cs="Courier New" w:hint="default"/>
+      </w:rPr>
+    </w:lvl>
+    <w:lvl w:ilvl="8" w:tplc="08090005" w:tentative="1">
+      <w:start w:val="1"/>
+      <w:numFmt w:val="bullet"/>
+      <w:lvlText w:val=""/>
+      <w:lvlJc w:val="left"/>
+      <w:pPr>
+        <w:ind w:left="6840" w:hanging="360"/>
+      </w:pPr>
+      <w:rPr>
+        <w:rFonts w:ascii="Wingdings" w:hAnsi="Wingdings" w:hint="default"/>
+      </w:rPr>
+    </w:lvl>
+  </w:abstractNum>
+  <w:abstractNum w:abstractNumId="6" w15:restartNumberingAfterBreak="0">
+    <w:nsid w:val="5C1023F6"/>
+    <w:multiLevelType w:val="hybridMultilevel"/>
+    <w:tmpl w:val="8FC85936"/>
+    <w:lvl w:ilvl="0" w:tplc="ACA2403C">
+      <w:numFmt w:val="bullet"/>
+      <w:lvlText w:val=""/>
+      <w:lvlJc w:val="left"/>
+      <w:pPr>
+        <w:ind w:left="1080" w:hanging="360"/>
+      </w:pPr>
+      <w:rPr>
+        <w:rFonts w:ascii="Calibri" w:eastAsia="Calibri" w:hAnsi="Calibri" w:cs="Calibri" w:hint="default"/>
+      </w:rPr>
+    </w:lvl>
+    <w:lvl w:ilvl="1" w:tplc="08090003" w:tentative="1">
+      <w:start w:val="1"/>
+      <w:numFmt w:val="bullet"/>
+      <w:lvlText w:val="o"/>
+      <w:lvlJc w:val="left"/>
+      <w:pPr>
+        <w:ind w:left="1800" w:hanging="360"/>
+      </w:pPr>
+      <w:rPr>
+        <w:rFonts w:ascii="Courier New" w:hAnsi="Courier New" w:cs="Courier New" w:hint="default"/>
+      </w:rPr>
+    </w:lvl>
+    <w:lvl w:ilvl="2" w:tplc="08090005" w:tentative="1">
+      <w:start w:val="1"/>
+      <w:numFmt w:val="bullet"/>
+      <w:lvlText w:val=""/>
+      <w:lvlJc w:val="left"/>
+      <w:pPr>
+        <w:ind w:left="2520" w:hanging="360"/>
+      </w:pPr>
+      <w:rPr>
+        <w:rFonts w:ascii="Wingdings" w:hAnsi="Wingdings" w:hint="default"/>
+      </w:rPr>
+    </w:lvl>
+    <w:lvl w:ilvl="3" w:tplc="08090001" w:tentative="1">
+      <w:start w:val="1"/>
+      <w:numFmt w:val="bullet"/>
+      <w:lvlText w:val=""/>
+      <w:lvlJc w:val="left"/>
+      <w:pPr>
+        <w:ind w:left="3240" w:hanging="360"/>
+      </w:pPr>
+      <w:rPr>
+        <w:rFonts w:ascii="Symbol" w:hAnsi="Symbol" w:hint="default"/>
+      </w:rPr>
+    </w:lvl>
+    <w:lvl w:ilvl="4" w:tplc="08090003" w:tentative="1">
+      <w:start w:val="1"/>
+      <w:numFmt w:val="bullet"/>
+      <w:lvlText w:val="o"/>
+      <w:lvlJc w:val="left"/>
+      <w:pPr>
+        <w:ind w:left="3960" w:hanging="360"/>
+      </w:pPr>
+      <w:rPr>
+        <w:rFonts w:ascii="Courier New" w:hAnsi="Courier New" w:cs="Courier New" w:hint="default"/>
+      </w:rPr>
+    </w:lvl>
+    <w:lvl w:ilvl="5" w:tplc="08090005" w:tentative="1">
+      <w:start w:val="1"/>
+      <w:numFmt w:val="bullet"/>
+      <w:lvlText w:val=""/>
+      <w:lvlJc w:val="left"/>
+      <w:pPr>
+        <w:ind w:left="4680" w:hanging="360"/>
+      </w:pPr>
+      <w:rPr>
+        <w:rFonts w:ascii="Wingdings" w:hAnsi="Wingdings" w:hint="default"/>
+      </w:rPr>
+    </w:lvl>
+    <w:lvl w:ilvl="6" w:tplc="08090001" w:tentative="1">
+      <w:start w:val="1"/>
+      <w:numFmt w:val="bullet"/>
+      <w:lvlText w:val=""/>
+      <w:lvlJc w:val="left"/>
+      <w:pPr>
+        <w:ind w:left="5400" w:hanging="360"/>
+      </w:pPr>
+      <w:rPr>
+        <w:rFonts w:ascii="Symbol" w:hAnsi="Symbol" w:hint="default"/>
+      </w:rPr>
+    </w:lvl>
+    <w:lvl w:ilvl="7" w:tplc="08090003" w:tentative="1">
+      <w:start w:val="1"/>
+      <w:numFmt w:val="bullet"/>
+      <w:lvlText w:val="o"/>
+      <w:lvlJc w:val="left"/>
+      <w:pPr>
+        <w:ind w:left="6120" w:hanging="360"/>
+      </w:pPr>
+      <w:rPr>
+        <w:rFonts w:ascii="Courier New" w:hAnsi="Courier New" w:cs="Courier New" w:hint="default"/>
+      </w:rPr>
+    </w:lvl>
+    <w:lvl w:ilvl="8" w:tplc="08090005" w:tentative="1">
+      <w:start w:val="1"/>
+      <w:numFmt w:val="bullet"/>
+      <w:lvlText w:val=""/>
+      <w:lvlJc w:val="left"/>
+      <w:pPr>
+        <w:ind w:left="6840" w:hanging="360"/>
+      </w:pPr>
+      <w:rPr>
+        <w:rFonts w:ascii="Wingdings" w:hAnsi="Wingdings" w:hint="default"/>
+      </w:rPr>
+    </w:lvl>
+  </w:abstractNum>
+  <w:abstractNum w:abstractNumId="7" w15:restartNumberingAfterBreak="0">
     <w:nsid w:val="73A84525"/>
     <w:multiLevelType w:val="hybridMultilevel"/>
     <w:tmpl w:val="47CA7FCA"/>
@@ -7438,11 +9080,145 @@
       </w:pPr>
     </w:lvl>
   </w:abstractNum>
+  <w:abstractNum w:abstractNumId="8" w15:restartNumberingAfterBreak="0">
+    <w:nsid w:val="79F0499F"/>
+    <w:multiLevelType w:val="hybridMultilevel"/>
+    <w:tmpl w:val="234C7D48"/>
+    <w:lvl w:ilvl="0" w:tplc="08090001">
+      <w:start w:val="1"/>
+      <w:numFmt w:val="bullet"/>
+      <w:lvlText w:val=""/>
+      <w:lvlJc w:val="left"/>
+      <w:pPr>
+        <w:ind w:left="720" w:hanging="360"/>
+      </w:pPr>
+      <w:rPr>
+        <w:rFonts w:ascii="Symbol" w:hAnsi="Symbol" w:hint="default"/>
+      </w:rPr>
+    </w:lvl>
+    <w:lvl w:ilvl="1" w:tplc="08090003" w:tentative="1">
+      <w:start w:val="1"/>
+      <w:numFmt w:val="bullet"/>
+      <w:lvlText w:val="o"/>
+      <w:lvlJc w:val="left"/>
+      <w:pPr>
+        <w:ind w:left="1440" w:hanging="360"/>
+      </w:pPr>
+      <w:rPr>
+        <w:rFonts w:ascii="Courier New" w:hAnsi="Courier New" w:cs="Courier New" w:hint="default"/>
+      </w:rPr>
+    </w:lvl>
+    <w:lvl w:ilvl="2" w:tplc="08090005" w:tentative="1">
+      <w:start w:val="1"/>
+      <w:numFmt w:val="bullet"/>
+      <w:lvlText w:val=""/>
+      <w:lvlJc w:val="left"/>
+      <w:pPr>
+        <w:ind w:left="2160" w:hanging="360"/>
+      </w:pPr>
+      <w:rPr>
+        <w:rFonts w:ascii="Wingdings" w:hAnsi="Wingdings" w:hint="default"/>
+      </w:rPr>
+    </w:lvl>
+    <w:lvl w:ilvl="3" w:tplc="08090001" w:tentative="1">
+      <w:start w:val="1"/>
+      <w:numFmt w:val="bullet"/>
+      <w:lvlText w:val=""/>
+      <w:lvlJc w:val="left"/>
+      <w:pPr>
+        <w:ind w:left="2880" w:hanging="360"/>
+      </w:pPr>
+      <w:rPr>
+        <w:rFonts w:ascii="Symbol" w:hAnsi="Symbol" w:hint="default"/>
+      </w:rPr>
+    </w:lvl>
+    <w:lvl w:ilvl="4" w:tplc="08090003" w:tentative="1">
+      <w:start w:val="1"/>
+      <w:numFmt w:val="bullet"/>
+      <w:lvlText w:val="o"/>
+      <w:lvlJc w:val="left"/>
+      <w:pPr>
+        <w:ind w:left="3600" w:hanging="360"/>
+      </w:pPr>
+      <w:rPr>
+        <w:rFonts w:ascii="Courier New" w:hAnsi="Courier New" w:cs="Courier New" w:hint="default"/>
+      </w:rPr>
+    </w:lvl>
+    <w:lvl w:ilvl="5" w:tplc="08090005" w:tentative="1">
+      <w:start w:val="1"/>
+      <w:numFmt w:val="bullet"/>
+      <w:lvlText w:val=""/>
+      <w:lvlJc w:val="left"/>
+      <w:pPr>
+        <w:ind w:left="4320" w:hanging="360"/>
+      </w:pPr>
+      <w:rPr>
+        <w:rFonts w:ascii="Wingdings" w:hAnsi="Wingdings" w:hint="default"/>
+      </w:rPr>
+    </w:lvl>
+    <w:lvl w:ilvl="6" w:tplc="08090001" w:tentative="1">
+      <w:start w:val="1"/>
+      <w:numFmt w:val="bullet"/>
+      <w:lvlText w:val=""/>
+      <w:lvlJc w:val="left"/>
+      <w:pPr>
+        <w:ind w:left="5040" w:hanging="360"/>
+      </w:pPr>
+      <w:rPr>
+        <w:rFonts w:ascii="Symbol" w:hAnsi="Symbol" w:hint="default"/>
+      </w:rPr>
+    </w:lvl>
+    <w:lvl w:ilvl="7" w:tplc="08090003" w:tentative="1">
+      <w:start w:val="1"/>
+      <w:numFmt w:val="bullet"/>
+      <w:lvlText w:val="o"/>
+      <w:lvlJc w:val="left"/>
+      <w:pPr>
+        <w:ind w:left="5760" w:hanging="360"/>
+      </w:pPr>
+      <w:rPr>
+        <w:rFonts w:ascii="Courier New" w:hAnsi="Courier New" w:cs="Courier New" w:hint="default"/>
+      </w:rPr>
+    </w:lvl>
+    <w:lvl w:ilvl="8" w:tplc="08090005" w:tentative="1">
+      <w:start w:val="1"/>
+      <w:numFmt w:val="bullet"/>
+      <w:lvlText w:val=""/>
+      <w:lvlJc w:val="left"/>
+      <w:pPr>
+        <w:ind w:left="6480" w:hanging="360"/>
+      </w:pPr>
+      <w:rPr>
+        <w:rFonts w:ascii="Wingdings" w:hAnsi="Wingdings" w:hint="default"/>
+      </w:rPr>
+    </w:lvl>
+  </w:abstractNum>
   <w:num w:numId="1" w16cid:durableId="742793830">
-    <w:abstractNumId w:val="1"/>
+    <w:abstractNumId w:val="7"/>
     <w:lvlOverride w:ilvl="0">
       <w:startOverride w:val="1"/>
     </w:lvlOverride>
+  </w:num>
+  <w:num w:numId="2" w16cid:durableId="819153435">
+    <w:abstractNumId w:val="3"/>
+  </w:num>
+  <w:num w:numId="3" w16cid:durableId="99221682">
+    <w:abstractNumId w:val="0"/>
+  </w:num>
+  <w:num w:numId="4" w16cid:durableId="1045565092">
+    <w:abstractNumId w:val="6"/>
+  </w:num>
+  <w:num w:numId="5" w16cid:durableId="1141850083">
+    <w:abstractNumId w:val="1"/>
+  </w:num>
+  <w:num w:numId="6" w16cid:durableId="451241867">
+    <w:abstractNumId w:val="8"/>
+  </w:num>
+  <w:num w:numId="7" w16cid:durableId="1775394109">
+    <w:abstractNumId w:val="4"/>
+  </w:num>
+  <w:num w:numId="8" w16cid:durableId="1840193383">
+    <w:abstractNumId w:val="5"/>
   </w:num>
 </w:numbering>
 </file>
@@ -7839,9 +9615,15 @@
   <w:style w:type="paragraph" w:default="1" w:styleId="Normal">
     <w:name w:val="Normal"/>
     <w:qFormat/>
+    <w:rsid w:val="00FF30A5"/>
+    <w:rPr>
+      <w:rFonts w:ascii="Calibri" w:hAnsi="Calibri"/>
+      <w:sz w:val="22"/>
+    </w:rPr>
   </w:style>
   <w:style w:type="paragraph" w:styleId="Heading1">
     <w:name w:val="heading 1"/>
+    <w:link w:val="Heading1Char"/>
     <w:uiPriority w:val="9"/>
     <w:qFormat/>
     <w:pPr>
@@ -7855,6 +9637,7 @@
   </w:style>
   <w:style w:type="paragraph" w:styleId="Heading2">
     <w:name w:val="heading 2"/>
+    <w:link w:val="Heading2Char"/>
     <w:uiPriority w:val="9"/>
     <w:unhideWhenUsed/>
     <w:qFormat/>
@@ -7925,7 +9708,6 @@
   <w:style w:type="character" w:default="1" w:styleId="DefaultParagraphFont">
     <w:name w:val="Default Paragraph Font"/>
     <w:uiPriority w:val="1"/>
-    <w:semiHidden/>
     <w:unhideWhenUsed/>
   </w:style>
   <w:style w:type="table" w:default="1" w:styleId="TableNormal">
@@ -8031,6 +9813,42 @@
     <w:rPr>
       <w:sz w:val="20"/>
       <w:szCs w:val="20"/>
+    </w:rPr>
+  </w:style>
+  <w:style w:type="character" w:styleId="UnresolvedMention">
+    <w:name w:val="Unresolved Mention"/>
+    <w:basedOn w:val="DefaultParagraphFont"/>
+    <w:uiPriority w:val="99"/>
+    <w:semiHidden/>
+    <w:unhideWhenUsed/>
+    <w:rsid w:val="00470181"/>
+    <w:rPr>
+      <w:color w:val="605E5C"/>
+      <w:shd w:val="clear" w:color="auto" w:fill="E1DFDD"/>
+    </w:rPr>
+  </w:style>
+  <w:style w:type="character" w:customStyle="1" w:styleId="Heading2Char">
+    <w:name w:val="Heading 2 Char"/>
+    <w:basedOn w:val="DefaultParagraphFont"/>
+    <w:link w:val="Heading2"/>
+    <w:uiPriority w:val="9"/>
+    <w:rsid w:val="00470181"/>
+    <w:rPr>
+      <w:color w:val="2E74B5"/>
+      <w:sz w:val="26"/>
+      <w:szCs w:val="26"/>
+    </w:rPr>
+  </w:style>
+  <w:style w:type="character" w:customStyle="1" w:styleId="Heading1Char">
+    <w:name w:val="Heading 1 Char"/>
+    <w:basedOn w:val="DefaultParagraphFont"/>
+    <w:link w:val="Heading1"/>
+    <w:uiPriority w:val="9"/>
+    <w:rsid w:val="004C3AB0"/>
+    <w:rPr>
+      <w:color w:val="2E74B5"/>
+      <w:sz w:val="32"/>
+      <w:szCs w:val="32"/>
     </w:rPr>
   </w:style>
 </w:styles>

--- a/CampusGuard.docx
+++ b/CampusGuard.docx
@@ -3709,10 +3709,10 @@
         <w:tblLook w:val="0000" w:firstRow="0" w:lastRow="0" w:firstColumn="0" w:lastColumn="0" w:noHBand="0" w:noVBand="0"/>
       </w:tblPr>
       <w:tblGrid>
-        <w:gridCol w:w="2400"/>
-        <w:gridCol w:w="2000"/>
-        <w:gridCol w:w="2700"/>
-        <w:gridCol w:w="2700"/>
+        <w:gridCol w:w="1560"/>
+        <w:gridCol w:w="1780"/>
+        <w:gridCol w:w="4776"/>
+        <w:gridCol w:w="1684"/>
       </w:tblGrid>
       <w:tr>
         <w:tblPrEx>
@@ -3919,7 +3919,19 @@
               <w:rPr>
                 <w:rFonts w:ascii="Calibri" w:eastAsia="Calibri" w:hAnsi="Calibri" w:cs="Calibri"/>
               </w:rPr>
-              <w:t>update(Incident*)</w:t>
+              <w:t>update(</w:t>
+            </w:r>
+            <w:r>
+              <w:rPr>
+                <w:rFonts w:ascii="Calibri" w:eastAsia="Calibri" w:hAnsi="Calibri" w:cs="Calibri"/>
+              </w:rPr>
+              <w:t>Subject</w:t>
+            </w:r>
+            <w:r>
+              <w:rPr>
+                <w:rFonts w:ascii="Calibri" w:eastAsia="Calibri" w:hAnsi="Calibri" w:cs="Calibri"/>
+              </w:rPr>
+              <w:t>*)</w:t>
             </w:r>
           </w:p>
         </w:tc>
@@ -4037,7 +4049,19 @@
               <w:rPr>
                 <w:rFonts w:ascii="Calibri" w:eastAsia="Calibri" w:hAnsi="Calibri" w:cs="Calibri"/>
               </w:rPr>
-              <w:t>update(Incident*)</w:t>
+              <w:t>update(</w:t>
+            </w:r>
+            <w:r>
+              <w:rPr>
+                <w:rFonts w:ascii="Calibri" w:eastAsia="Calibri" w:hAnsi="Calibri" w:cs="Calibri"/>
+              </w:rPr>
+              <w:t>Subject</w:t>
+            </w:r>
+            <w:r>
+              <w:rPr>
+                <w:rFonts w:ascii="Calibri" w:eastAsia="Calibri" w:hAnsi="Calibri" w:cs="Calibri"/>
+              </w:rPr>
+              <w:t>*)</w:t>
             </w:r>
           </w:p>
         </w:tc>
@@ -4116,12 +4140,20 @@
             </w:tcMar>
           </w:tcPr>
           <w:p>
+            <w:proofErr w:type="spellStart"/>
+            <w:r>
+              <w:rPr>
+                <w:rFonts w:ascii="Calibri" w:eastAsia="Calibri" w:hAnsi="Calibri" w:cs="Calibri"/>
+              </w:rPr>
+              <w:t>Concrete</w:t>
+            </w:r>
             <w:r>
               <w:rPr>
                 <w:rFonts w:ascii="Calibri" w:eastAsia="Calibri" w:hAnsi="Calibri" w:cs="Calibri"/>
               </w:rPr>
               <w:t>Subject</w:t>
             </w:r>
+            <w:proofErr w:type="spellEnd"/>
           </w:p>
         </w:tc>
         <w:tc>
@@ -4145,7 +4177,7 @@
               <w:rPr>
                 <w:rFonts w:ascii="Calibri" w:eastAsia="Calibri" w:hAnsi="Calibri" w:cs="Calibri"/>
               </w:rPr>
-              <w:t>observers: vector&lt;Observer*&gt;, attach(), notify()</w:t>
+              <w:t>inherits attach/detach/notify from Subject; adds status, id, type, location</w:t>
             </w:r>
           </w:p>
         </w:tc>
@@ -4170,7 +4202,143 @@
               <w:rPr>
                 <w:rFonts w:ascii="Calibri" w:eastAsia="Calibri" w:hAnsi="Calibri" w:cs="Calibri"/>
               </w:rPr>
-              <w:t>non-owning references to attached Observers</w:t>
+              <w:t>—</w:t>
+            </w:r>
+          </w:p>
+        </w:tc>
+      </w:tr>
+      <w:tr>
+        <w:tblPrEx>
+          <w:tblCellMar>
+            <w:top w:w="0" w:type="dxa"/>
+            <w:bottom w:w="0" w:type="dxa"/>
+          </w:tblCellMar>
+        </w:tblPrEx>
+        <w:tc>
+          <w:tcPr>
+            <w:tcW w:w="2400" w:type="dxa"/>
+            <w:tcBorders>
+              <w:top w:val="single" w:sz="2" w:space="0" w:color="BFBFBF"/>
+              <w:left w:val="single" w:sz="2" w:space="0" w:color="BFBFBF"/>
+              <w:bottom w:val="single" w:sz="2" w:space="0" w:color="BFBFBF"/>
+              <w:right w:val="single" w:sz="2" w:space="0" w:color="BFBFBF"/>
+            </w:tcBorders>
+            <w:tcMar>
+              <w:top w:w="80" w:type="dxa"/>
+              <w:left w:w="100" w:type="dxa"/>
+              <w:bottom w:w="80" w:type="dxa"/>
+              <w:right w:w="100" w:type="dxa"/>
+            </w:tcMar>
+          </w:tcPr>
+          <w:p>
+            <w:pPr>
+              <w:rPr>
+                <w:rFonts w:ascii="Calibri" w:eastAsia="Calibri" w:hAnsi="Calibri" w:cs="Calibri"/>
+              </w:rPr>
+            </w:pPr>
+            <w:r>
+              <w:rPr>
+                <w:rFonts w:ascii="Calibri" w:eastAsia="Calibri" w:hAnsi="Calibri" w:cs="Calibri"/>
+              </w:rPr>
+              <w:t>Subject</w:t>
+            </w:r>
+          </w:p>
+        </w:tc>
+        <w:tc>
+          <w:tcPr>
+            <w:tcW w:w="2000" w:type="dxa"/>
+            <w:tcBorders>
+              <w:top w:val="single" w:sz="2" w:space="0" w:color="BFBFBF"/>
+              <w:left w:val="single" w:sz="2" w:space="0" w:color="BFBFBF"/>
+              <w:bottom w:val="single" w:sz="2" w:space="0" w:color="BFBFBF"/>
+              <w:right w:val="single" w:sz="2" w:space="0" w:color="BFBFBF"/>
+            </w:tcBorders>
+            <w:tcMar>
+              <w:top w:w="80" w:type="dxa"/>
+              <w:left w:w="100" w:type="dxa"/>
+              <w:bottom w:w="80" w:type="dxa"/>
+              <w:right w:w="100" w:type="dxa"/>
+            </w:tcMar>
+          </w:tcPr>
+          <w:p>
+            <w:pPr>
+              <w:rPr>
+                <w:rFonts w:ascii="Calibri" w:eastAsia="Calibri" w:hAnsi="Calibri" w:cs="Calibri"/>
+              </w:rPr>
+            </w:pPr>
+            <w:r>
+              <w:rPr>
+                <w:rFonts w:ascii="Calibri" w:eastAsia="Calibri" w:hAnsi="Calibri" w:cs="Calibri"/>
+              </w:rPr>
+              <w:t>Subject</w:t>
+            </w:r>
+          </w:p>
+        </w:tc>
+        <w:tc>
+          <w:tcPr>
+            <w:tcW w:w="2700" w:type="dxa"/>
+            <w:tcBorders>
+              <w:top w:val="single" w:sz="2" w:space="0" w:color="BFBFBF"/>
+              <w:left w:val="single" w:sz="2" w:space="0" w:color="BFBFBF"/>
+              <w:bottom w:val="single" w:sz="2" w:space="0" w:color="BFBFBF"/>
+              <w:right w:val="single" w:sz="2" w:space="0" w:color="BFBFBF"/>
+            </w:tcBorders>
+            <w:tcMar>
+              <w:top w:w="80" w:type="dxa"/>
+              <w:left w:w="100" w:type="dxa"/>
+              <w:bottom w:w="80" w:type="dxa"/>
+              <w:right w:w="100" w:type="dxa"/>
+            </w:tcMar>
+          </w:tcPr>
+          <w:p>
+            <w:pPr>
+              <w:rPr>
+                <w:rFonts w:ascii="Calibri" w:eastAsia="Calibri" w:hAnsi="Calibri" w:cs="Calibri"/>
+              </w:rPr>
+            </w:pPr>
+            <w:proofErr w:type="spellStart"/>
+            <w:r>
+              <w:rPr>
+                <w:rFonts w:ascii="Calibri" w:eastAsia="Calibri" w:hAnsi="Calibri" w:cs="Calibri"/>
+              </w:rPr>
+              <w:t>Observers:vector</w:t>
+            </w:r>
+            <w:proofErr w:type="spellEnd"/>
+            <w:r>
+              <w:rPr>
+                <w:rFonts w:ascii="Calibri" w:eastAsia="Calibri" w:hAnsi="Calibri" w:cs="Calibri"/>
+              </w:rPr>
+              <w:t>&lt;Observers*&gt;,attach(),detach(),notify()</w:t>
+            </w:r>
+          </w:p>
+        </w:tc>
+        <w:tc>
+          <w:tcPr>
+            <w:tcW w:w="2700" w:type="dxa"/>
+            <w:tcBorders>
+              <w:top w:val="single" w:sz="2" w:space="0" w:color="BFBFBF"/>
+              <w:left w:val="single" w:sz="2" w:space="0" w:color="BFBFBF"/>
+              <w:bottom w:val="single" w:sz="2" w:space="0" w:color="BFBFBF"/>
+              <w:right w:val="single" w:sz="2" w:space="0" w:color="BFBFBF"/>
+            </w:tcBorders>
+            <w:tcMar>
+              <w:top w:w="80" w:type="dxa"/>
+              <w:left w:w="100" w:type="dxa"/>
+              <w:bottom w:w="80" w:type="dxa"/>
+              <w:right w:w="100" w:type="dxa"/>
+            </w:tcMar>
+          </w:tcPr>
+          <w:p>
+            <w:pPr>
+              <w:rPr>
+                <w:rFonts w:ascii="Calibri" w:eastAsia="Calibri" w:hAnsi="Calibri" w:cs="Calibri"/>
+              </w:rPr>
+            </w:pPr>
+            <w:r>
+              <w:rPr>
+                <w:rFonts w:ascii="Calibri" w:eastAsia="Calibri" w:hAnsi="Calibri" w:cs="Calibri"/>
+              </w:rPr>
+              <w:t>Non-owning references to attached Observers</w:t>
             </w:r>
           </w:p>
         </w:tc>
@@ -5971,6 +6139,100 @@
               <w:rPr>
                 <w:rFonts w:ascii="Calibri" w:eastAsia="Calibri" w:hAnsi="Calibri" w:cs="Calibri"/>
               </w:rPr>
+              <w:t>Subject</w:t>
+            </w:r>
+          </w:p>
+        </w:tc>
+      </w:tr>
+      <w:tr>
+        <w:tblPrEx>
+          <w:tblCellMar>
+            <w:top w:w="0" w:type="dxa"/>
+            <w:bottom w:w="0" w:type="dxa"/>
+          </w:tblCellMar>
+        </w:tblPrEx>
+        <w:tc>
+          <w:tcPr>
+            <w:tcW w:w="2000" w:type="dxa"/>
+            <w:tcBorders>
+              <w:top w:val="single" w:sz="2" w:space="0" w:color="BFBFBF"/>
+              <w:left w:val="single" w:sz="2" w:space="0" w:color="BFBFBF"/>
+              <w:bottom w:val="single" w:sz="2" w:space="0" w:color="BFBFBF"/>
+              <w:right w:val="single" w:sz="2" w:space="0" w:color="BFBFBF"/>
+            </w:tcBorders>
+            <w:tcMar>
+              <w:top w:w="80" w:type="dxa"/>
+              <w:left w:w="100" w:type="dxa"/>
+              <w:bottom w:w="80" w:type="dxa"/>
+              <w:right w:w="100" w:type="dxa"/>
+            </w:tcMar>
+          </w:tcPr>
+          <w:p>
+            <w:pPr>
+              <w:rPr>
+                <w:rFonts w:ascii="Calibri" w:eastAsia="Calibri" w:hAnsi="Calibri" w:cs="Calibri"/>
+              </w:rPr>
+            </w:pPr>
+          </w:p>
+        </w:tc>
+        <w:tc>
+          <w:tcPr>
+            <w:tcW w:w="2000" w:type="dxa"/>
+            <w:tcBorders>
+              <w:top w:val="single" w:sz="2" w:space="0" w:color="BFBFBF"/>
+              <w:left w:val="single" w:sz="2" w:space="0" w:color="BFBFBF"/>
+              <w:bottom w:val="single" w:sz="2" w:space="0" w:color="BFBFBF"/>
+              <w:right w:val="single" w:sz="2" w:space="0" w:color="BFBFBF"/>
+            </w:tcBorders>
+            <w:tcMar>
+              <w:top w:w="80" w:type="dxa"/>
+              <w:left w:w="100" w:type="dxa"/>
+              <w:bottom w:w="80" w:type="dxa"/>
+              <w:right w:w="100" w:type="dxa"/>
+            </w:tcMar>
+          </w:tcPr>
+          <w:p>
+            <w:pPr>
+              <w:rPr>
+                <w:rFonts w:ascii="Calibri" w:eastAsia="Calibri" w:hAnsi="Calibri" w:cs="Calibri"/>
+              </w:rPr>
+            </w:pPr>
+            <w:proofErr w:type="spellStart"/>
+            <w:r>
+              <w:rPr>
+                <w:rFonts w:ascii="Calibri" w:eastAsia="Calibri" w:hAnsi="Calibri" w:cs="Calibri"/>
+              </w:rPr>
+              <w:t>ConcreteSubject</w:t>
+            </w:r>
+            <w:proofErr w:type="spellEnd"/>
+          </w:p>
+        </w:tc>
+        <w:tc>
+          <w:tcPr>
+            <w:tcW w:w="5800" w:type="dxa"/>
+            <w:tcBorders>
+              <w:top w:val="single" w:sz="2" w:space="0" w:color="BFBFBF"/>
+              <w:left w:val="single" w:sz="2" w:space="0" w:color="BFBFBF"/>
+              <w:bottom w:val="single" w:sz="2" w:space="0" w:color="BFBFBF"/>
+              <w:right w:val="single" w:sz="2" w:space="0" w:color="BFBFBF"/>
+            </w:tcBorders>
+            <w:tcMar>
+              <w:top w:w="80" w:type="dxa"/>
+              <w:left w:w="100" w:type="dxa"/>
+              <w:bottom w:w="80" w:type="dxa"/>
+              <w:right w:w="100" w:type="dxa"/>
+            </w:tcMar>
+          </w:tcPr>
+          <w:p>
+            <w:pPr>
+              <w:rPr>
+                <w:rFonts w:ascii="Calibri" w:eastAsia="Calibri" w:hAnsi="Calibri" w:cs="Calibri"/>
+              </w:rPr>
+            </w:pPr>
+            <w:r>
+              <w:rPr>
+                <w:rFonts w:ascii="Calibri" w:eastAsia="Calibri" w:hAnsi="Calibri" w:cs="Calibri"/>
+              </w:rPr>
               <w:t>Incident</w:t>
             </w:r>
           </w:p>
@@ -6154,7 +6416,6 @@
         <w:spacing w:before="240" w:after="120"/>
       </w:pPr>
       <w:r>
-        <w:lastRenderedPageBreak/>
         <w:t>4.1 State — for Incident status</w:t>
       </w:r>
     </w:p>
@@ -6916,6 +7177,7 @@
         <w:spacing w:before="320" w:after="160"/>
       </w:pPr>
       <w:r>
+        <w:lastRenderedPageBreak/>
         <w:t>6. Where the Six Patterns Interact</w:t>
       </w:r>
     </w:p>
@@ -7068,7 +7330,6 @@
           <w:sz w:val="22"/>
           <w:szCs w:val="22"/>
         </w:rPr>
-        <w:lastRenderedPageBreak/>
         <w:t>That alert travels through the Adapter (</w:t>
       </w:r>
       <w:proofErr w:type="spellStart"/>
@@ -7925,7 +8186,6 @@
   <w:style w:type="character" w:default="1" w:styleId="DefaultParagraphFont">
     <w:name w:val="Default Paragraph Font"/>
     <w:uiPriority w:val="1"/>
-    <w:semiHidden/>
     <w:unhideWhenUsed/>
   </w:style>
   <w:style w:type="table" w:default="1" w:styleId="TableNormal">

--- a/CampusGuard.docx
+++ b/CampusGuard.docx
@@ -7,19 +7,238 @@
         <w:pStyle w:val="Title"/>
         <w:spacing w:after="60"/>
       </w:pPr>
+      <w:r>
+        <w:t>COS 214 Practical 5</w:t>
+      </w:r>
+    </w:p>
+    <w:p>
+      <w:pPr>
+        <w:rPr>
+          <w:b/>
+          <w:bCs/>
+          <w:szCs w:val="22"/>
+          <w:u w:val="single"/>
+          <w:lang w:val="en-GB"/>
+        </w:rPr>
+      </w:pPr>
+      <w:r>
+        <w:rPr>
+          <w:b/>
+          <w:bCs/>
+          <w:szCs w:val="22"/>
+          <w:u w:val="single"/>
+          <w:lang w:val="en-GB"/>
+        </w:rPr>
+        <w:t>Team members:</w:t>
+      </w:r>
+    </w:p>
+    <w:p>
+      <w:pPr>
+        <w:rPr>
+          <w:lang w:val="en-GB"/>
+        </w:rPr>
+      </w:pPr>
       <w:proofErr w:type="spellStart"/>
       <w:r>
-        <w:t>CampusGuard</w:t>
+        <w:rPr>
+          <w:lang w:val="en-GB"/>
+        </w:rPr>
+        <w:t>Showlon</w:t>
+      </w:r>
+      <w:proofErr w:type="spellEnd"/>
+      <w:r>
+        <w:rPr>
+          <w:lang w:val="en-GB"/>
+        </w:rPr>
+        <w:t xml:space="preserve"> Hunter - </w:t>
+      </w:r>
+      <w:proofErr w:type="spellStart"/>
+      <w:r>
+        <w:rPr>
+          <w:lang w:val="en-GB"/>
+        </w:rPr>
+        <w:t>u25502469</w:t>
       </w:r>
       <w:proofErr w:type="spellEnd"/>
     </w:p>
     <w:p>
       <w:pPr>
+        <w:rPr>
+          <w:lang w:val="en-GB"/>
+        </w:rPr>
+      </w:pPr>
+      <w:r>
+        <w:rPr>
+          <w:lang w:val="en-GB"/>
+        </w:rPr>
+        <w:t xml:space="preserve">Tamima Alam Touhid - </w:t>
+      </w:r>
+      <w:proofErr w:type="spellStart"/>
+      <w:r>
+        <w:rPr>
+          <w:lang w:val="en-GB"/>
+        </w:rPr>
+        <w:t>u24691284</w:t>
+      </w:r>
+      <w:proofErr w:type="spellEnd"/>
+    </w:p>
+    <w:p>
+      <w:pPr>
+        <w:rPr>
+          <w:lang w:val="en-GB"/>
+        </w:rPr>
+      </w:pPr>
+      <w:r>
+        <w:rPr>
+          <w:lang w:val="en-GB"/>
+        </w:rPr>
+        <w:t xml:space="preserve">Francois Venter - </w:t>
+      </w:r>
+      <w:proofErr w:type="spellStart"/>
+      <w:r>
+        <w:rPr>
+          <w:lang w:val="en-GB"/>
+        </w:rPr>
+        <w:t>u25555202</w:t>
+      </w:r>
+      <w:proofErr w:type="spellEnd"/>
+    </w:p>
+    <w:p>
+      <w:pPr>
+        <w:rPr>
+          <w:lang w:val="en-GB"/>
+        </w:rPr>
+      </w:pPr>
+    </w:p>
+    <w:p>
+      <w:pPr>
+        <w:rPr>
+          <w:b/>
+          <w:bCs/>
+          <w:szCs w:val="22"/>
+          <w:u w:val="single"/>
+          <w:lang w:val="en-GB"/>
+        </w:rPr>
+      </w:pPr>
+      <w:proofErr w:type="spellStart"/>
+      <w:r>
+        <w:rPr>
+          <w:b/>
+          <w:bCs/>
+          <w:szCs w:val="22"/>
+          <w:u w:val="single"/>
+          <w:lang w:val="en-GB"/>
+        </w:rPr>
+        <w:t>Github</w:t>
+      </w:r>
+      <w:proofErr w:type="spellEnd"/>
+      <w:r>
+        <w:rPr>
+          <w:b/>
+          <w:bCs/>
+          <w:szCs w:val="22"/>
+          <w:u w:val="single"/>
+          <w:lang w:val="en-GB"/>
+        </w:rPr>
+        <w:t xml:space="preserve"> repository link:</w:t>
+      </w:r>
+    </w:p>
+    <w:p>
+      <w:pPr>
+        <w:rPr>
+          <w:lang w:val="en-GB"/>
+        </w:rPr>
+      </w:pPr>
+      <w:hyperlink r:id="rId5" w:history="1">
+        <w:r>
+          <w:rPr>
+            <w:rStyle w:val="Hyperlink"/>
+            <w:lang w:val="en-GB"/>
+          </w:rPr>
+          <w:t>https://</w:t>
+        </w:r>
+        <w:proofErr w:type="spellStart"/>
+        <w:r>
+          <w:rPr>
+            <w:rStyle w:val="Hyperlink"/>
+            <w:lang w:val="en-GB"/>
+          </w:rPr>
+          <w:t>github.com</w:t>
+        </w:r>
+        <w:proofErr w:type="spellEnd"/>
+        <w:r>
+          <w:rPr>
+            <w:rStyle w:val="Hyperlink"/>
+            <w:lang w:val="en-GB"/>
+          </w:rPr>
+          <w:t>/</w:t>
+        </w:r>
+        <w:proofErr w:type="spellStart"/>
+        <w:r>
+          <w:rPr>
+            <w:rStyle w:val="Hyperlink"/>
+            <w:lang w:val="en-GB"/>
+          </w:rPr>
+          <w:t>u25555202</w:t>
+        </w:r>
+        <w:proofErr w:type="spellEnd"/>
+        <w:r>
+          <w:rPr>
+            <w:rStyle w:val="Hyperlink"/>
+            <w:lang w:val="en-GB"/>
+          </w:rPr>
+          <w:t>-maker/</w:t>
+        </w:r>
+        <w:proofErr w:type="spellStart"/>
+        <w:r>
+          <w:rPr>
+            <w:rStyle w:val="Hyperlink"/>
+            <w:lang w:val="en-GB"/>
+          </w:rPr>
+          <w:t>COS214-Prac5</w:t>
+        </w:r>
+        <w:proofErr w:type="spellEnd"/>
+      </w:hyperlink>
+      <w:r>
+        <w:rPr>
+          <w:lang w:val="en-GB"/>
+        </w:rPr>
+        <w:t xml:space="preserve"> </w:t>
+      </w:r>
+    </w:p>
+    <w:p>
+      <w:pPr>
+        <w:rPr>
+          <w:lang w:val="en-GB"/>
+        </w:rPr>
+      </w:pPr>
+    </w:p>
+    <w:p>
+      <w:pPr>
+        <w:pStyle w:val="Title"/>
+        <w:spacing w:after="60"/>
+        <w:rPr>
+          <w:sz w:val="52"/>
+          <w:szCs w:val="52"/>
+        </w:rPr>
+      </w:pPr>
+      <w:proofErr w:type="spellStart"/>
+      <w:r>
+        <w:rPr>
+          <w:sz w:val="52"/>
+          <w:szCs w:val="52"/>
+        </w:rPr>
+        <w:t>CampusGuard</w:t>
+      </w:r>
+      <w:proofErr w:type="spellEnd"/>
+    </w:p>
+    <w:p>
+      <w:pPr>
         <w:spacing w:after="40"/>
       </w:pPr>
       <w:r>
         <w:rPr>
-          <w:rFonts w:ascii="Calibri" w:eastAsia="Calibri" w:hAnsi="Calibri" w:cs="Calibri"/>
+          <w:rFonts w:eastAsia="Calibri" w:cs="Calibri"/>
           <w:b/>
           <w:bCs/>
           <w:color w:val="2F5496"/>
@@ -35,7 +254,13 @@
         <w:spacing w:before="320" w:after="160"/>
       </w:pPr>
       <w:r>
-        <w:t>1. System Responsibilities</w:t>
+        <w:t>1.</w:t>
+      </w:r>
+      <w:r>
+        <w:t>1.</w:t>
+      </w:r>
+      <w:r>
+        <w:t xml:space="preserve"> System Responsibilities</w:t>
       </w:r>
     </w:p>
     <w:p>
@@ -45,8 +270,7 @@
       <w:proofErr w:type="spellStart"/>
       <w:r>
         <w:rPr>
-          <w:rFonts w:ascii="Calibri" w:eastAsia="Calibri" w:hAnsi="Calibri" w:cs="Calibri"/>
-          <w:sz w:val="22"/>
+          <w:rFonts w:eastAsia="Calibri" w:cs="Calibri"/>
           <w:szCs w:val="22"/>
         </w:rPr>
         <w:t>CampusGuard</w:t>
@@ -54,8 +278,7 @@
       <w:proofErr w:type="spellEnd"/>
       <w:r>
         <w:rPr>
-          <w:rFonts w:ascii="Calibri" w:eastAsia="Calibri" w:hAnsi="Calibri" w:cs="Calibri"/>
-          <w:sz w:val="22"/>
+          <w:rFonts w:eastAsia="Calibri" w:cs="Calibri"/>
           <w:szCs w:val="22"/>
         </w:rPr>
         <w:t xml:space="preserve"> coordinates a university's response to an incident from the moment it is reported until it is resolved. Concretely, the system:</w:t>
@@ -223,6 +446,9 @@
         <w:spacing w:before="320" w:after="160"/>
       </w:pPr>
       <w:r>
+        <w:t>1.</w:t>
+      </w:r>
+      <w:r>
         <w:t>2. Class Structure Overview</w:t>
       </w:r>
     </w:p>
@@ -232,10 +458,7 @@
         <w:spacing w:before="240" w:after="120"/>
       </w:pPr>
       <w:r>
-        <w:t>2</w:t>
-      </w:r>
-      <w:r>
-        <w:t>.1 Command</w:t>
+        <w:t>Command</w:t>
       </w:r>
     </w:p>
     <w:tbl>
@@ -256,18 +479,12 @@
         <w:tblLook w:val="0000" w:firstRow="0" w:lastRow="0" w:firstColumn="0" w:lastColumn="0" w:noHBand="0" w:noVBand="0"/>
       </w:tblPr>
       <w:tblGrid>
-        <w:gridCol w:w="2192"/>
-        <w:gridCol w:w="1985"/>
-        <w:gridCol w:w="2860"/>
-        <w:gridCol w:w="2763"/>
+        <w:gridCol w:w="2278"/>
+        <w:gridCol w:w="1933"/>
+        <w:gridCol w:w="3126"/>
+        <w:gridCol w:w="2463"/>
       </w:tblGrid>
       <w:tr>
-        <w:tblPrEx>
-          <w:tblCellMar>
-            <w:top w:w="0" w:type="dxa"/>
-            <w:bottom w:w="0" w:type="dxa"/>
-          </w:tblCellMar>
-        </w:tblPrEx>
         <w:trPr>
           <w:tblHeader/>
         </w:trPr>
@@ -291,7 +508,7 @@
           <w:p>
             <w:r>
               <w:rPr>
-                <w:rFonts w:ascii="Calibri" w:eastAsia="Calibri" w:hAnsi="Calibri" w:cs="Calibri"/>
+                <w:rFonts w:eastAsia="Calibri" w:cs="Calibri"/>
                 <w:b/>
                 <w:bCs/>
                 <w:color w:val="FFFFFF"/>
@@ -320,108 +537,75 @@
           <w:p>
             <w:r>
               <w:rPr>
-                <w:rFonts w:ascii="Calibri" w:eastAsia="Calibri" w:hAnsi="Calibri" w:cs="Calibri"/>
+                <w:rFonts w:eastAsia="Calibri" w:cs="Calibri"/>
                 <w:b/>
                 <w:bCs/>
                 <w:color w:val="FFFFFF"/>
               </w:rPr>
-              <w:t>R</w:t>
-            </w:r>
-            <w:r>
-              <w:rPr>
-                <w:rFonts w:ascii="Calibri" w:eastAsia="Calibri" w:hAnsi="Calibri" w:cs="Calibri"/>
+              <w:t>Role</w:t>
+            </w:r>
+          </w:p>
+        </w:tc>
+        <w:tc>
+          <w:tcPr>
+            <w:tcW w:w="2800" w:type="dxa"/>
+            <w:tcBorders>
+              <w:top w:val="single" w:sz="2" w:space="0" w:color="BFBFBF"/>
+              <w:left w:val="single" w:sz="2" w:space="0" w:color="BFBFBF"/>
+              <w:bottom w:val="single" w:sz="2" w:space="0" w:color="BFBFBF"/>
+              <w:right w:val="single" w:sz="2" w:space="0" w:color="BFBFBF"/>
+            </w:tcBorders>
+            <w:shd w:val="clear" w:color="auto" w:fill="2F5496"/>
+            <w:tcMar>
+              <w:top w:w="80" w:type="dxa"/>
+              <w:left w:w="100" w:type="dxa"/>
+              <w:bottom w:w="80" w:type="dxa"/>
+              <w:right w:w="100" w:type="dxa"/>
+            </w:tcMar>
+          </w:tcPr>
+          <w:p>
+            <w:r>
+              <w:rPr>
+                <w:rFonts w:eastAsia="Calibri" w:cs="Calibri"/>
                 <w:b/>
                 <w:bCs/>
                 <w:color w:val="FFFFFF"/>
               </w:rPr>
-              <w:t>o</w:t>
-            </w:r>
-            <w:r>
-              <w:rPr>
-                <w:rFonts w:ascii="Calibri" w:eastAsia="Calibri" w:hAnsi="Calibri" w:cs="Calibri"/>
+              <w:t>Key members</w:t>
+            </w:r>
+          </w:p>
+        </w:tc>
+        <w:tc>
+          <w:tcPr>
+            <w:tcW w:w="2800" w:type="dxa"/>
+            <w:tcBorders>
+              <w:top w:val="single" w:sz="2" w:space="0" w:color="BFBFBF"/>
+              <w:left w:val="single" w:sz="2" w:space="0" w:color="BFBFBF"/>
+              <w:bottom w:val="single" w:sz="2" w:space="0" w:color="BFBFBF"/>
+              <w:right w:val="single" w:sz="2" w:space="0" w:color="BFBFBF"/>
+            </w:tcBorders>
+            <w:shd w:val="clear" w:color="auto" w:fill="2F5496"/>
+            <w:tcMar>
+              <w:top w:w="80" w:type="dxa"/>
+              <w:left w:w="100" w:type="dxa"/>
+              <w:bottom w:w="80" w:type="dxa"/>
+              <w:right w:w="100" w:type="dxa"/>
+            </w:tcMar>
+          </w:tcPr>
+          <w:p>
+            <w:r>
+              <w:rPr>
+                <w:rFonts w:eastAsia="Calibri" w:cs="Calibri"/>
                 <w:b/>
                 <w:bCs/>
                 <w:color w:val="FFFFFF"/>
               </w:rPr>
-              <w:t>l</w:t>
-            </w:r>
-            <w:r>
-              <w:rPr>
-                <w:rFonts w:ascii="Calibri" w:eastAsia="Calibri" w:hAnsi="Calibri" w:cs="Calibri"/>
-                <w:b/>
-                <w:bCs/>
-                <w:color w:val="FFFFFF"/>
-              </w:rPr>
-              <w:t>e</w:t>
-            </w:r>
-          </w:p>
-        </w:tc>
-        <w:tc>
-          <w:tcPr>
-            <w:tcW w:w="2800" w:type="dxa"/>
-            <w:tcBorders>
-              <w:top w:val="single" w:sz="2" w:space="0" w:color="BFBFBF"/>
-              <w:left w:val="single" w:sz="2" w:space="0" w:color="BFBFBF"/>
-              <w:bottom w:val="single" w:sz="2" w:space="0" w:color="BFBFBF"/>
-              <w:right w:val="single" w:sz="2" w:space="0" w:color="BFBFBF"/>
-            </w:tcBorders>
-            <w:shd w:val="clear" w:color="auto" w:fill="2F5496"/>
-            <w:tcMar>
-              <w:top w:w="80" w:type="dxa"/>
-              <w:left w:w="100" w:type="dxa"/>
-              <w:bottom w:w="80" w:type="dxa"/>
-              <w:right w:w="100" w:type="dxa"/>
-            </w:tcMar>
-          </w:tcPr>
-          <w:p>
-            <w:r>
-              <w:rPr>
-                <w:rFonts w:ascii="Calibri" w:eastAsia="Calibri" w:hAnsi="Calibri" w:cs="Calibri"/>
-                <w:b/>
-                <w:bCs/>
-                <w:color w:val="FFFFFF"/>
-              </w:rPr>
-              <w:t>Key members</w:t>
-            </w:r>
-          </w:p>
-        </w:tc>
-        <w:tc>
-          <w:tcPr>
-            <w:tcW w:w="2800" w:type="dxa"/>
-            <w:tcBorders>
-              <w:top w:val="single" w:sz="2" w:space="0" w:color="BFBFBF"/>
-              <w:left w:val="single" w:sz="2" w:space="0" w:color="BFBFBF"/>
-              <w:bottom w:val="single" w:sz="2" w:space="0" w:color="BFBFBF"/>
-              <w:right w:val="single" w:sz="2" w:space="0" w:color="BFBFBF"/>
-            </w:tcBorders>
-            <w:shd w:val="clear" w:color="auto" w:fill="2F5496"/>
-            <w:tcMar>
-              <w:top w:w="80" w:type="dxa"/>
-              <w:left w:w="100" w:type="dxa"/>
-              <w:bottom w:w="80" w:type="dxa"/>
-              <w:right w:w="100" w:type="dxa"/>
-            </w:tcMar>
-          </w:tcPr>
-          <w:p>
-            <w:r>
-              <w:rPr>
-                <w:rFonts w:ascii="Calibri" w:eastAsia="Calibri" w:hAnsi="Calibri" w:cs="Calibri"/>
-                <w:b/>
-                <w:bCs/>
-                <w:color w:val="FFFFFF"/>
-              </w:rPr>
               <w:t>Associations</w:t>
             </w:r>
           </w:p>
         </w:tc>
       </w:tr>
       <w:tr>
-        <w:tblPrEx>
-          <w:tblCellMar>
-            <w:top w:w="0" w:type="dxa"/>
-            <w:bottom w:w="0" w:type="dxa"/>
-          </w:tblCellMar>
-        </w:tblPrEx>
         <w:tc>
           <w:tcPr>
             <w:tcW w:w="2200" w:type="dxa"/>
@@ -441,7 +625,7 @@
           <w:p>
             <w:r>
               <w:rPr>
-                <w:rFonts w:ascii="Calibri" w:eastAsia="Calibri" w:hAnsi="Calibri" w:cs="Calibri"/>
+                <w:rFonts w:eastAsia="Calibri" w:cs="Calibri"/>
               </w:rPr>
               <w:t>Command</w:t>
             </w:r>
@@ -466,63 +650,9 @@
           <w:p>
             <w:r>
               <w:rPr>
-                <w:rFonts w:ascii="Calibri" w:eastAsia="Calibri" w:hAnsi="Calibri" w:cs="Calibri"/>
-              </w:rPr>
-              <w:t>A</w:t>
-            </w:r>
-            <w:r>
-              <w:rPr>
-                <w:rFonts w:ascii="Calibri" w:eastAsia="Calibri" w:hAnsi="Calibri" w:cs="Calibri"/>
-              </w:rPr>
-              <w:t>b</w:t>
-            </w:r>
-            <w:r>
-              <w:rPr>
-                <w:rFonts w:ascii="Calibri" w:eastAsia="Calibri" w:hAnsi="Calibri" w:cs="Calibri"/>
-              </w:rPr>
-              <w:t>s</w:t>
-            </w:r>
-            <w:r>
-              <w:rPr>
-                <w:rFonts w:ascii="Calibri" w:eastAsia="Calibri" w:hAnsi="Calibri" w:cs="Calibri"/>
-              </w:rPr>
-              <w:t>t</w:t>
-            </w:r>
-            <w:r>
-              <w:rPr>
-                <w:rFonts w:ascii="Calibri" w:eastAsia="Calibri" w:hAnsi="Calibri" w:cs="Calibri"/>
-              </w:rPr>
-              <w:t>r</w:t>
-            </w:r>
-            <w:r>
-              <w:rPr>
-                <w:rFonts w:ascii="Calibri" w:eastAsia="Calibri" w:hAnsi="Calibri" w:cs="Calibri"/>
-              </w:rPr>
-              <w:t>a</w:t>
-            </w:r>
-            <w:r>
-              <w:rPr>
-                <w:rFonts w:ascii="Calibri" w:eastAsia="Calibri" w:hAnsi="Calibri" w:cs="Calibri"/>
-              </w:rPr>
-              <w:t>c</w:t>
-            </w:r>
-            <w:r>
-              <w:rPr>
-                <w:rFonts w:ascii="Calibri" w:eastAsia="Calibri" w:hAnsi="Calibri" w:cs="Calibri"/>
-              </w:rPr>
-              <w:t>t</w:t>
-            </w:r>
-            <w:r>
-              <w:rPr>
-                <w:rFonts w:ascii="Calibri" w:eastAsia="Calibri" w:hAnsi="Calibri" w:cs="Calibri"/>
-              </w:rPr>
-              <w:t xml:space="preserve"> </w:t>
-            </w:r>
-            <w:r>
-              <w:rPr>
-                <w:rFonts w:ascii="Calibri" w:eastAsia="Calibri" w:hAnsi="Calibri" w:cs="Calibri"/>
-              </w:rPr>
-              <w:t>Command</w:t>
+                <w:rFonts w:eastAsia="Calibri" w:cs="Calibri"/>
+              </w:rPr>
+              <w:t>Abstract Command</w:t>
             </w:r>
           </w:p>
         </w:tc>
@@ -545,7 +675,7 @@
           <w:p>
             <w:r>
               <w:rPr>
-                <w:rFonts w:ascii="Calibri" w:eastAsia="Calibri" w:hAnsi="Calibri" w:cs="Calibri"/>
+                <w:rFonts w:eastAsia="Calibri" w:cs="Calibri"/>
               </w:rPr>
               <w:t>execute(), undo(), description()</w:t>
             </w:r>
@@ -570,7 +700,7 @@
           <w:p>
             <w:r>
               <w:rPr>
-                <w:rFonts w:ascii="Calibri" w:eastAsia="Calibri" w:hAnsi="Calibri" w:cs="Calibri"/>
+                <w:rFonts w:eastAsia="Calibri" w:cs="Calibri"/>
               </w:rPr>
               <w:t>—</w:t>
             </w:r>
@@ -578,12 +708,6 @@
         </w:tc>
       </w:tr>
       <w:tr>
-        <w:tblPrEx>
-          <w:tblCellMar>
-            <w:top w:w="0" w:type="dxa"/>
-            <w:bottom w:w="0" w:type="dxa"/>
-          </w:tblCellMar>
-        </w:tblPrEx>
         <w:tc>
           <w:tcPr>
             <w:tcW w:w="2200" w:type="dxa"/>
@@ -604,7 +728,7 @@
             <w:proofErr w:type="spellStart"/>
             <w:r>
               <w:rPr>
-                <w:rFonts w:ascii="Calibri" w:eastAsia="Calibri" w:hAnsi="Calibri" w:cs="Calibri"/>
+                <w:rFonts w:eastAsia="Calibri" w:cs="Calibri"/>
               </w:rPr>
               <w:t>DispatchUnitCommand</w:t>
             </w:r>
@@ -631,7 +755,7 @@
             <w:proofErr w:type="spellStart"/>
             <w:r>
               <w:rPr>
-                <w:rFonts w:ascii="Calibri" w:eastAsia="Calibri" w:hAnsi="Calibri" w:cs="Calibri"/>
+                <w:rFonts w:eastAsia="Calibri" w:cs="Calibri"/>
               </w:rPr>
               <w:t>ConcreteCommand</w:t>
             </w:r>
@@ -657,7 +781,7 @@
           <w:p>
             <w:r>
               <w:rPr>
-                <w:rFonts w:ascii="Calibri" w:eastAsia="Calibri" w:hAnsi="Calibri" w:cs="Calibri"/>
+                <w:rFonts w:eastAsia="Calibri" w:cs="Calibri"/>
               </w:rPr>
               <w:t>unit, incident, location</w:t>
             </w:r>
@@ -682,21 +806,21 @@
           <w:p>
             <w:r>
               <w:rPr>
-                <w:rFonts w:ascii="Calibri" w:eastAsia="Calibri" w:hAnsi="Calibri" w:cs="Calibri"/>
+                <w:rFonts w:eastAsia="Calibri" w:cs="Calibri"/>
               </w:rPr>
               <w:t xml:space="preserve">receiver: </w:t>
             </w:r>
             <w:proofErr w:type="spellStart"/>
             <w:r>
               <w:rPr>
-                <w:rFonts w:ascii="Calibri" w:eastAsia="Calibri" w:hAnsi="Calibri" w:cs="Calibri"/>
+                <w:rFonts w:eastAsia="Calibri" w:cs="Calibri"/>
               </w:rPr>
               <w:t>ResponseComponent</w:t>
             </w:r>
             <w:proofErr w:type="spellEnd"/>
             <w:r>
               <w:rPr>
-                <w:rFonts w:ascii="Calibri" w:eastAsia="Calibri" w:hAnsi="Calibri" w:cs="Calibri"/>
+                <w:rFonts w:eastAsia="Calibri" w:cs="Calibri"/>
               </w:rPr>
               <w:t>* (non-owning)</w:t>
             </w:r>
@@ -704,12 +828,6 @@
         </w:tc>
       </w:tr>
       <w:tr>
-        <w:tblPrEx>
-          <w:tblCellMar>
-            <w:top w:w="0" w:type="dxa"/>
-            <w:bottom w:w="0" w:type="dxa"/>
-          </w:tblCellMar>
-        </w:tblPrEx>
         <w:tc>
           <w:tcPr>
             <w:tcW w:w="2200" w:type="dxa"/>
@@ -730,7 +848,7 @@
             <w:proofErr w:type="spellStart"/>
             <w:r>
               <w:rPr>
-                <w:rFonts w:ascii="Calibri" w:eastAsia="Calibri" w:hAnsi="Calibri" w:cs="Calibri"/>
+                <w:rFonts w:eastAsia="Calibri" w:cs="Calibri"/>
               </w:rPr>
               <w:t>LockAreaCommand</w:t>
             </w:r>
@@ -757,14 +875,14 @@
             <w:proofErr w:type="spellStart"/>
             <w:r>
               <w:rPr>
-                <w:rFonts w:ascii="Calibri" w:eastAsia="Calibri" w:hAnsi="Calibri" w:cs="Calibri"/>
+                <w:rFonts w:eastAsia="Calibri" w:cs="Calibri"/>
               </w:rPr>
               <w:t>ConcreteCommand</w:t>
             </w:r>
             <w:proofErr w:type="spellEnd"/>
             <w:r>
               <w:rPr>
-                <w:rFonts w:ascii="Calibri" w:eastAsia="Calibri" w:hAnsi="Calibri" w:cs="Calibri"/>
+                <w:rFonts w:eastAsia="Calibri" w:cs="Calibri"/>
               </w:rPr>
               <w:t xml:space="preserve"> (reversible)</w:t>
             </w:r>
@@ -789,7 +907,7 @@
           <w:p>
             <w:r>
               <w:rPr>
-                <w:rFonts w:ascii="Calibri" w:eastAsia="Calibri" w:hAnsi="Calibri" w:cs="Calibri"/>
+                <w:rFonts w:eastAsia="Calibri" w:cs="Calibri"/>
               </w:rPr>
               <w:t>access, area</w:t>
             </w:r>
@@ -814,21 +932,21 @@
           <w:p>
             <w:r>
               <w:rPr>
-                <w:rFonts w:ascii="Calibri" w:eastAsia="Calibri" w:hAnsi="Calibri" w:cs="Calibri"/>
+                <w:rFonts w:eastAsia="Calibri" w:cs="Calibri"/>
               </w:rPr>
               <w:t xml:space="preserve">receiver: </w:t>
             </w:r>
             <w:proofErr w:type="spellStart"/>
             <w:r>
               <w:rPr>
-                <w:rFonts w:ascii="Calibri" w:eastAsia="Calibri" w:hAnsi="Calibri" w:cs="Calibri"/>
+                <w:rFonts w:eastAsia="Calibri" w:cs="Calibri"/>
               </w:rPr>
               <w:t>AccessControlSystem</w:t>
             </w:r>
             <w:proofErr w:type="spellEnd"/>
             <w:r>
               <w:rPr>
-                <w:rFonts w:ascii="Calibri" w:eastAsia="Calibri" w:hAnsi="Calibri" w:cs="Calibri"/>
+                <w:rFonts w:eastAsia="Calibri" w:cs="Calibri"/>
               </w:rPr>
               <w:t>* (non-owning)</w:t>
             </w:r>
@@ -836,12 +954,6 @@
         </w:tc>
       </w:tr>
       <w:tr>
-        <w:tblPrEx>
-          <w:tblCellMar>
-            <w:top w:w="0" w:type="dxa"/>
-            <w:bottom w:w="0" w:type="dxa"/>
-          </w:tblCellMar>
-        </w:tblPrEx>
         <w:tc>
           <w:tcPr>
             <w:tcW w:w="2200" w:type="dxa"/>
@@ -862,8 +974,9 @@
             <w:proofErr w:type="spellStart"/>
             <w:r>
               <w:rPr>
-                <w:rFonts w:ascii="Calibri" w:eastAsia="Calibri" w:hAnsi="Calibri" w:cs="Calibri"/>
-              </w:rPr>
+                <w:rFonts w:eastAsia="Calibri" w:cs="Calibri"/>
+              </w:rPr>
+              <w:lastRenderedPageBreak/>
               <w:t>AlertCommand</w:t>
             </w:r>
             <w:proofErr w:type="spellEnd"/>
@@ -889,7 +1002,7 @@
             <w:proofErr w:type="spellStart"/>
             <w:r>
               <w:rPr>
-                <w:rFonts w:ascii="Calibri" w:eastAsia="Calibri" w:hAnsi="Calibri" w:cs="Calibri"/>
+                <w:rFonts w:eastAsia="Calibri" w:cs="Calibri"/>
               </w:rPr>
               <w:t>ConcreteCommand</w:t>
             </w:r>
@@ -915,7 +1028,7 @@
           <w:p>
             <w:r>
               <w:rPr>
-                <w:rFonts w:ascii="Calibri" w:eastAsia="Calibri" w:hAnsi="Calibri" w:cs="Calibri"/>
+                <w:rFonts w:eastAsia="Calibri" w:cs="Calibri"/>
               </w:rPr>
               <w:t>channel, message, location</w:t>
             </w:r>
@@ -940,21 +1053,21 @@
           <w:p>
             <w:r>
               <w:rPr>
-                <w:rFonts w:ascii="Calibri" w:eastAsia="Calibri" w:hAnsi="Calibri" w:cs="Calibri"/>
+                <w:rFonts w:eastAsia="Calibri" w:cs="Calibri"/>
               </w:rPr>
               <w:t xml:space="preserve">receiver: </w:t>
             </w:r>
             <w:proofErr w:type="spellStart"/>
             <w:r>
               <w:rPr>
-                <w:rFonts w:ascii="Calibri" w:eastAsia="Calibri" w:hAnsi="Calibri" w:cs="Calibri"/>
+                <w:rFonts w:eastAsia="Calibri" w:cs="Calibri"/>
               </w:rPr>
               <w:t>CommunicationChannel</w:t>
             </w:r>
             <w:proofErr w:type="spellEnd"/>
             <w:r>
               <w:rPr>
-                <w:rFonts w:ascii="Calibri" w:eastAsia="Calibri" w:hAnsi="Calibri" w:cs="Calibri"/>
+                <w:rFonts w:eastAsia="Calibri" w:cs="Calibri"/>
               </w:rPr>
               <w:t>* (non-owning)</w:t>
             </w:r>
@@ -962,12 +1075,6 @@
         </w:tc>
       </w:tr>
       <w:tr>
-        <w:tblPrEx>
-          <w:tblCellMar>
-            <w:top w:w="0" w:type="dxa"/>
-            <w:bottom w:w="0" w:type="dxa"/>
-          </w:tblCellMar>
-        </w:tblPrEx>
         <w:tc>
           <w:tcPr>
             <w:tcW w:w="2200" w:type="dxa"/>
@@ -988,7 +1095,7 @@
             <w:proofErr w:type="spellStart"/>
             <w:r>
               <w:rPr>
-                <w:rFonts w:ascii="Calibri" w:eastAsia="Calibri" w:hAnsi="Calibri" w:cs="Calibri"/>
+                <w:rFonts w:eastAsia="Calibri" w:cs="Calibri"/>
               </w:rPr>
               <w:t>EvacuationCommand</w:t>
             </w:r>
@@ -1015,7 +1122,7 @@
             <w:proofErr w:type="spellStart"/>
             <w:r>
               <w:rPr>
-                <w:rFonts w:ascii="Calibri" w:eastAsia="Calibri" w:hAnsi="Calibri" w:cs="Calibri"/>
+                <w:rFonts w:eastAsia="Calibri" w:cs="Calibri"/>
               </w:rPr>
               <w:t>ConcreteCommand</w:t>
             </w:r>
@@ -1041,7 +1148,7 @@
           <w:p>
             <w:r>
               <w:rPr>
-                <w:rFonts w:ascii="Calibri" w:eastAsia="Calibri" w:hAnsi="Calibri" w:cs="Calibri"/>
+                <w:rFonts w:eastAsia="Calibri" w:cs="Calibri"/>
               </w:rPr>
               <w:t>facilities, area, incident</w:t>
             </w:r>
@@ -1066,21 +1173,21 @@
           <w:p>
             <w:r>
               <w:rPr>
-                <w:rFonts w:ascii="Calibri" w:eastAsia="Calibri" w:hAnsi="Calibri" w:cs="Calibri"/>
+                <w:rFonts w:eastAsia="Calibri" w:cs="Calibri"/>
               </w:rPr>
               <w:t xml:space="preserve">receiver: </w:t>
             </w:r>
             <w:proofErr w:type="spellStart"/>
             <w:r>
               <w:rPr>
-                <w:rFonts w:ascii="Calibri" w:eastAsia="Calibri" w:hAnsi="Calibri" w:cs="Calibri"/>
+                <w:rFonts w:eastAsia="Calibri" w:cs="Calibri"/>
               </w:rPr>
               <w:t>FacilitiesTeam</w:t>
             </w:r>
             <w:proofErr w:type="spellEnd"/>
             <w:r>
               <w:rPr>
-                <w:rFonts w:ascii="Calibri" w:eastAsia="Calibri" w:hAnsi="Calibri" w:cs="Calibri"/>
+                <w:rFonts w:eastAsia="Calibri" w:cs="Calibri"/>
               </w:rPr>
               <w:t>* (non-owning)</w:t>
             </w:r>
@@ -1088,12 +1195,6 @@
         </w:tc>
       </w:tr>
       <w:tr>
-        <w:tblPrEx>
-          <w:tblCellMar>
-            <w:top w:w="0" w:type="dxa"/>
-            <w:bottom w:w="0" w:type="dxa"/>
-          </w:tblCellMar>
-        </w:tblPrEx>
         <w:tc>
           <w:tcPr>
             <w:tcW w:w="2200" w:type="dxa"/>
@@ -1114,7 +1215,7 @@
             <w:proofErr w:type="spellStart"/>
             <w:r>
               <w:rPr>
-                <w:rFonts w:ascii="Calibri" w:eastAsia="Calibri" w:hAnsi="Calibri" w:cs="Calibri"/>
+                <w:rFonts w:eastAsia="Calibri" w:cs="Calibri"/>
               </w:rPr>
               <w:t>CancelCommand</w:t>
             </w:r>
@@ -1141,7 +1242,7 @@
             <w:proofErr w:type="spellStart"/>
             <w:r>
               <w:rPr>
-                <w:rFonts w:ascii="Calibri" w:eastAsia="Calibri" w:hAnsi="Calibri" w:cs="Calibri"/>
+                <w:rFonts w:eastAsia="Calibri" w:cs="Calibri"/>
               </w:rPr>
               <w:t>ConcreteCommand</w:t>
             </w:r>
@@ -1167,7 +1268,7 @@
           <w:p>
             <w:r>
               <w:rPr>
-                <w:rFonts w:ascii="Calibri" w:eastAsia="Calibri" w:hAnsi="Calibri" w:cs="Calibri"/>
+                <w:rFonts w:eastAsia="Calibri" w:cs="Calibri"/>
               </w:rPr>
               <w:t>target</w:t>
             </w:r>
@@ -1192,7 +1293,7 @@
           <w:p>
             <w:r>
               <w:rPr>
-                <w:rFonts w:ascii="Calibri" w:eastAsia="Calibri" w:hAnsi="Calibri" w:cs="Calibri"/>
+                <w:rFonts w:eastAsia="Calibri" w:cs="Calibri"/>
               </w:rPr>
               <w:t>receiver: another Command* (non-owning)</w:t>
             </w:r>
@@ -1200,12 +1301,6 @@
         </w:tc>
       </w:tr>
       <w:tr>
-        <w:tblPrEx>
-          <w:tblCellMar>
-            <w:top w:w="0" w:type="dxa"/>
-            <w:bottom w:w="0" w:type="dxa"/>
-          </w:tblCellMar>
-        </w:tblPrEx>
         <w:tc>
           <w:tcPr>
             <w:tcW w:w="2200" w:type="dxa"/>
@@ -1226,7 +1321,7 @@
             <w:proofErr w:type="spellStart"/>
             <w:r>
               <w:rPr>
-                <w:rFonts w:ascii="Calibri" w:eastAsia="Calibri" w:hAnsi="Calibri" w:cs="Calibri"/>
+                <w:rFonts w:eastAsia="Calibri" w:cs="Calibri"/>
               </w:rPr>
               <w:t>OperatorConsole</w:t>
             </w:r>
@@ -1252,7 +1347,7 @@
           <w:p>
             <w:r>
               <w:rPr>
-                <w:rFonts w:ascii="Calibri" w:eastAsia="Calibri" w:hAnsi="Calibri" w:cs="Calibri"/>
+                <w:rFonts w:eastAsia="Calibri" w:cs="Calibri"/>
               </w:rPr>
               <w:t>Invoker</w:t>
             </w:r>
@@ -1277,21 +1372,21 @@
           <w:p>
             <w:r>
               <w:rPr>
-                <w:rFonts w:ascii="Calibri" w:eastAsia="Calibri" w:hAnsi="Calibri" w:cs="Calibri"/>
+                <w:rFonts w:eastAsia="Calibri" w:cs="Calibri"/>
               </w:rPr>
               <w:t>history: vector&lt;</w:t>
             </w:r>
             <w:proofErr w:type="spellStart"/>
             <w:r>
               <w:rPr>
-                <w:rFonts w:ascii="Calibri" w:eastAsia="Calibri" w:hAnsi="Calibri" w:cs="Calibri"/>
+                <w:rFonts w:eastAsia="Calibri" w:cs="Calibri"/>
               </w:rPr>
               <w:t>unique_ptr</w:t>
             </w:r>
             <w:proofErr w:type="spellEnd"/>
             <w:r>
               <w:rPr>
-                <w:rFonts w:ascii="Calibri" w:eastAsia="Calibri" w:hAnsi="Calibri" w:cs="Calibri"/>
+                <w:rFonts w:eastAsia="Calibri" w:cs="Calibri"/>
               </w:rPr>
               <w:t>&lt;Command&gt;&gt;</w:t>
             </w:r>
@@ -1316,7 +1411,7 @@
           <w:p>
             <w:r>
               <w:rPr>
-                <w:rFonts w:ascii="Calibri" w:eastAsia="Calibri" w:hAnsi="Calibri" w:cs="Calibri"/>
+                <w:rFonts w:eastAsia="Calibri" w:cs="Calibri"/>
               </w:rPr>
               <w:t>owns every submitted Command</w:t>
             </w:r>
@@ -1330,7 +1425,7 @@
         <w:spacing w:before="240" w:after="120"/>
       </w:pPr>
       <w:r>
-        <w:t>2.2 Mediator</w:t>
+        <w:t>Mediator</w:t>
       </w:r>
     </w:p>
     <w:tbl>
@@ -1357,12 +1452,6 @@
         <w:gridCol w:w="2700"/>
       </w:tblGrid>
       <w:tr>
-        <w:tblPrEx>
-          <w:tblCellMar>
-            <w:top w:w="0" w:type="dxa"/>
-            <w:bottom w:w="0" w:type="dxa"/>
-          </w:tblCellMar>
-        </w:tblPrEx>
         <w:trPr>
           <w:tblHeader/>
         </w:trPr>
@@ -1386,12 +1475,11 @@
           <w:p>
             <w:r>
               <w:rPr>
-                <w:rFonts w:ascii="Calibri" w:eastAsia="Calibri" w:hAnsi="Calibri" w:cs="Calibri"/>
+                <w:rFonts w:eastAsia="Calibri" w:cs="Calibri"/>
                 <w:b/>
                 <w:bCs/>
                 <w:color w:val="FFFFFF"/>
               </w:rPr>
-              <w:lastRenderedPageBreak/>
               <w:t>Class</w:t>
             </w:r>
           </w:p>
@@ -1416,7 +1504,7 @@
           <w:p>
             <w:r>
               <w:rPr>
-                <w:rFonts w:ascii="Calibri" w:eastAsia="Calibri" w:hAnsi="Calibri" w:cs="Calibri"/>
+                <w:rFonts w:eastAsia="Calibri" w:cs="Calibri"/>
                 <w:b/>
                 <w:bCs/>
                 <w:color w:val="FFFFFF"/>
@@ -1445,7 +1533,7 @@
           <w:p>
             <w:r>
               <w:rPr>
-                <w:rFonts w:ascii="Calibri" w:eastAsia="Calibri" w:hAnsi="Calibri" w:cs="Calibri"/>
+                <w:rFonts w:eastAsia="Calibri" w:cs="Calibri"/>
                 <w:b/>
                 <w:bCs/>
                 <w:color w:val="FFFFFF"/>
@@ -1474,7 +1562,7 @@
           <w:p>
             <w:r>
               <w:rPr>
-                <w:rFonts w:ascii="Calibri" w:eastAsia="Calibri" w:hAnsi="Calibri" w:cs="Calibri"/>
+                <w:rFonts w:eastAsia="Calibri" w:cs="Calibri"/>
                 <w:b/>
                 <w:bCs/>
                 <w:color w:val="FFFFFF"/>
@@ -1485,12 +1573,6 @@
         </w:tc>
       </w:tr>
       <w:tr>
-        <w:tblPrEx>
-          <w:tblCellMar>
-            <w:top w:w="0" w:type="dxa"/>
-            <w:bottom w:w="0" w:type="dxa"/>
-          </w:tblCellMar>
-        </w:tblPrEx>
         <w:tc>
           <w:tcPr>
             <w:tcW w:w="2400" w:type="dxa"/>
@@ -1511,7 +1593,7 @@
             <w:proofErr w:type="spellStart"/>
             <w:r>
               <w:rPr>
-                <w:rFonts w:ascii="Calibri" w:eastAsia="Calibri" w:hAnsi="Calibri" w:cs="Calibri"/>
+                <w:rFonts w:eastAsia="Calibri" w:cs="Calibri"/>
               </w:rPr>
               <w:t>ResponseMediator</w:t>
             </w:r>
@@ -1537,7 +1619,7 @@
           <w:p>
             <w:r>
               <w:rPr>
-                <w:rFonts w:ascii="Calibri" w:eastAsia="Calibri" w:hAnsi="Calibri" w:cs="Calibri"/>
+                <w:rFonts w:eastAsia="Calibri" w:cs="Calibri"/>
               </w:rPr>
               <w:t>Mediator interface</w:t>
             </w:r>
@@ -1563,28 +1645,28 @@
             <w:proofErr w:type="spellStart"/>
             <w:r>
               <w:rPr>
-                <w:rFonts w:ascii="Calibri" w:eastAsia="Calibri" w:hAnsi="Calibri" w:cs="Calibri"/>
+                <w:rFonts w:eastAsia="Calibri" w:cs="Calibri"/>
               </w:rPr>
               <w:t>componentArrived</w:t>
             </w:r>
             <w:proofErr w:type="spellEnd"/>
             <w:r>
               <w:rPr>
-                <w:rFonts w:ascii="Calibri" w:eastAsia="Calibri" w:hAnsi="Calibri" w:cs="Calibri"/>
+                <w:rFonts w:eastAsia="Calibri" w:cs="Calibri"/>
               </w:rPr>
               <w:t xml:space="preserve">(), </w:t>
             </w:r>
             <w:proofErr w:type="spellStart"/>
             <w:r>
               <w:rPr>
-                <w:rFonts w:ascii="Calibri" w:eastAsia="Calibri" w:hAnsi="Calibri" w:cs="Calibri"/>
+                <w:rFonts w:eastAsia="Calibri" w:cs="Calibri"/>
               </w:rPr>
               <w:t>componentFinished</w:t>
             </w:r>
             <w:proofErr w:type="spellEnd"/>
             <w:r>
               <w:rPr>
-                <w:rFonts w:ascii="Calibri" w:eastAsia="Calibri" w:hAnsi="Calibri" w:cs="Calibri"/>
+                <w:rFonts w:eastAsia="Calibri" w:cs="Calibri"/>
               </w:rPr>
               <w:t>()</w:t>
             </w:r>
@@ -1609,7 +1691,7 @@
           <w:p>
             <w:r>
               <w:rPr>
-                <w:rFonts w:ascii="Calibri" w:eastAsia="Calibri" w:hAnsi="Calibri" w:cs="Calibri"/>
+                <w:rFonts w:eastAsia="Calibri" w:cs="Calibri"/>
               </w:rPr>
               <w:t>—</w:t>
             </w:r>
@@ -1617,12 +1699,6 @@
         </w:tc>
       </w:tr>
       <w:tr>
-        <w:tblPrEx>
-          <w:tblCellMar>
-            <w:top w:w="0" w:type="dxa"/>
-            <w:bottom w:w="0" w:type="dxa"/>
-          </w:tblCellMar>
-        </w:tblPrEx>
         <w:tc>
           <w:tcPr>
             <w:tcW w:w="2400" w:type="dxa"/>
@@ -1643,7 +1719,7 @@
             <w:proofErr w:type="spellStart"/>
             <w:r>
               <w:rPr>
-                <w:rFonts w:ascii="Calibri" w:eastAsia="Calibri" w:hAnsi="Calibri" w:cs="Calibri"/>
+                <w:rFonts w:eastAsia="Calibri" w:cs="Calibri"/>
               </w:rPr>
               <w:t>IncidentCoordinator</w:t>
             </w:r>
@@ -1670,7 +1746,7 @@
             <w:proofErr w:type="spellStart"/>
             <w:r>
               <w:rPr>
-                <w:rFonts w:ascii="Calibri" w:eastAsia="Calibri" w:hAnsi="Calibri" w:cs="Calibri"/>
+                <w:rFonts w:eastAsia="Calibri" w:cs="Calibri"/>
               </w:rPr>
               <w:t>ConcreteMediator</w:t>
             </w:r>
@@ -1696,14 +1772,14 @@
           <w:p>
             <w:r>
               <w:rPr>
-                <w:rFonts w:ascii="Calibri" w:eastAsia="Calibri" w:hAnsi="Calibri" w:cs="Calibri"/>
+                <w:rFonts w:eastAsia="Calibri" w:cs="Calibri"/>
               </w:rPr>
               <w:t xml:space="preserve">security, medical, facilities, </w:t>
             </w:r>
             <w:proofErr w:type="spellStart"/>
             <w:r>
               <w:rPr>
-                <w:rFonts w:ascii="Calibri" w:eastAsia="Calibri" w:hAnsi="Calibri" w:cs="Calibri"/>
+                <w:rFonts w:eastAsia="Calibri" w:cs="Calibri"/>
               </w:rPr>
               <w:t>commChannel</w:t>
             </w:r>
@@ -1729,7 +1805,7 @@
           <w:p>
             <w:r>
               <w:rPr>
-                <w:rFonts w:ascii="Calibri" w:eastAsia="Calibri" w:hAnsi="Calibri" w:cs="Calibri"/>
+                <w:rFonts w:eastAsia="Calibri" w:cs="Calibri"/>
               </w:rPr>
               <w:t>non-owning references to all colleagues + comm channel</w:t>
             </w:r>
@@ -1737,12 +1813,6 @@
         </w:tc>
       </w:tr>
       <w:tr>
-        <w:tblPrEx>
-          <w:tblCellMar>
-            <w:top w:w="0" w:type="dxa"/>
-            <w:bottom w:w="0" w:type="dxa"/>
-          </w:tblCellMar>
-        </w:tblPrEx>
         <w:tc>
           <w:tcPr>
             <w:tcW w:w="2400" w:type="dxa"/>
@@ -1763,7 +1833,7 @@
             <w:proofErr w:type="spellStart"/>
             <w:r>
               <w:rPr>
-                <w:rFonts w:ascii="Calibri" w:eastAsia="Calibri" w:hAnsi="Calibri" w:cs="Calibri"/>
+                <w:rFonts w:eastAsia="Calibri" w:cs="Calibri"/>
               </w:rPr>
               <w:t>ResponseComponent</w:t>
             </w:r>
@@ -1789,7 +1859,7 @@
           <w:p>
             <w:r>
               <w:rPr>
-                <w:rFonts w:ascii="Calibri" w:eastAsia="Calibri" w:hAnsi="Calibri" w:cs="Calibri"/>
+                <w:rFonts w:eastAsia="Calibri" w:cs="Calibri"/>
               </w:rPr>
               <w:t>Abstract Colleague</w:t>
             </w:r>
@@ -1814,21 +1884,21 @@
           <w:p>
             <w:r>
               <w:rPr>
-                <w:rFonts w:ascii="Calibri" w:eastAsia="Calibri" w:hAnsi="Calibri" w:cs="Calibri"/>
+                <w:rFonts w:eastAsia="Calibri" w:cs="Calibri"/>
               </w:rPr>
               <w:t xml:space="preserve">name, mediator, </w:t>
             </w:r>
             <w:proofErr w:type="spellStart"/>
             <w:r>
               <w:rPr>
-                <w:rFonts w:ascii="Calibri" w:eastAsia="Calibri" w:hAnsi="Calibri" w:cs="Calibri"/>
+                <w:rFonts w:eastAsia="Calibri" w:cs="Calibri"/>
               </w:rPr>
               <w:t>dispatchTo</w:t>
             </w:r>
             <w:proofErr w:type="spellEnd"/>
             <w:r>
               <w:rPr>
-                <w:rFonts w:ascii="Calibri" w:eastAsia="Calibri" w:hAnsi="Calibri" w:cs="Calibri"/>
+                <w:rFonts w:eastAsia="Calibri" w:cs="Calibri"/>
               </w:rPr>
               <w:t>()</w:t>
             </w:r>
@@ -1853,14 +1923,14 @@
           <w:p>
             <w:r>
               <w:rPr>
-                <w:rFonts w:ascii="Calibri" w:eastAsia="Calibri" w:hAnsi="Calibri" w:cs="Calibri"/>
+                <w:rFonts w:eastAsia="Calibri" w:cs="Calibri"/>
               </w:rPr>
               <w:t xml:space="preserve">non-owning reference to </w:t>
             </w:r>
             <w:proofErr w:type="spellStart"/>
             <w:r>
               <w:rPr>
-                <w:rFonts w:ascii="Calibri" w:eastAsia="Calibri" w:hAnsi="Calibri" w:cs="Calibri"/>
+                <w:rFonts w:eastAsia="Calibri" w:cs="Calibri"/>
               </w:rPr>
               <w:t>ResponseMediator</w:t>
             </w:r>
@@ -1869,12 +1939,6 @@
         </w:tc>
       </w:tr>
       <w:tr>
-        <w:tblPrEx>
-          <w:tblCellMar>
-            <w:top w:w="0" w:type="dxa"/>
-            <w:bottom w:w="0" w:type="dxa"/>
-          </w:tblCellMar>
-        </w:tblPrEx>
         <w:tc>
           <w:tcPr>
             <w:tcW w:w="2400" w:type="dxa"/>
@@ -1895,35 +1959,35 @@
             <w:proofErr w:type="spellStart"/>
             <w:r>
               <w:rPr>
-                <w:rFonts w:ascii="Calibri" w:eastAsia="Calibri" w:hAnsi="Calibri" w:cs="Calibri"/>
+                <w:rFonts w:eastAsia="Calibri" w:cs="Calibri"/>
               </w:rPr>
               <w:t>SecurityTeam</w:t>
             </w:r>
             <w:proofErr w:type="spellEnd"/>
             <w:r>
               <w:rPr>
-                <w:rFonts w:ascii="Calibri" w:eastAsia="Calibri" w:hAnsi="Calibri" w:cs="Calibri"/>
+                <w:rFonts w:eastAsia="Calibri" w:cs="Calibri"/>
               </w:rPr>
               <w:t xml:space="preserve"> / </w:t>
             </w:r>
             <w:proofErr w:type="spellStart"/>
             <w:r>
               <w:rPr>
-                <w:rFonts w:ascii="Calibri" w:eastAsia="Calibri" w:hAnsi="Calibri" w:cs="Calibri"/>
+                <w:rFonts w:eastAsia="Calibri" w:cs="Calibri"/>
               </w:rPr>
               <w:t>MedicalTeam</w:t>
             </w:r>
             <w:proofErr w:type="spellEnd"/>
             <w:r>
               <w:rPr>
-                <w:rFonts w:ascii="Calibri" w:eastAsia="Calibri" w:hAnsi="Calibri" w:cs="Calibri"/>
+                <w:rFonts w:eastAsia="Calibri" w:cs="Calibri"/>
               </w:rPr>
               <w:t xml:space="preserve"> / </w:t>
             </w:r>
             <w:proofErr w:type="spellStart"/>
             <w:r>
               <w:rPr>
-                <w:rFonts w:ascii="Calibri" w:eastAsia="Calibri" w:hAnsi="Calibri" w:cs="Calibri"/>
+                <w:rFonts w:eastAsia="Calibri" w:cs="Calibri"/>
               </w:rPr>
               <w:t>FacilitiesTeam</w:t>
             </w:r>
@@ -1950,7 +2014,7 @@
             <w:proofErr w:type="spellStart"/>
             <w:r>
               <w:rPr>
-                <w:rFonts w:ascii="Calibri" w:eastAsia="Calibri" w:hAnsi="Calibri" w:cs="Calibri"/>
+                <w:rFonts w:eastAsia="Calibri" w:cs="Calibri"/>
               </w:rPr>
               <w:t>ConcreteColleague</w:t>
             </w:r>
@@ -1976,7 +2040,7 @@
           <w:p>
             <w:r>
               <w:rPr>
-                <w:rFonts w:ascii="Calibri" w:eastAsia="Calibri" w:hAnsi="Calibri" w:cs="Calibri"/>
+                <w:rFonts w:eastAsia="Calibri" w:cs="Calibri"/>
               </w:rPr>
               <w:t>team-specific domain methods</w:t>
             </w:r>
@@ -2002,21 +2066,21 @@
             <w:proofErr w:type="spellStart"/>
             <w:r>
               <w:rPr>
-                <w:rFonts w:ascii="Calibri" w:eastAsia="Calibri" w:hAnsi="Calibri" w:cs="Calibri"/>
+                <w:rFonts w:eastAsia="Calibri" w:cs="Calibri"/>
               </w:rPr>
               <w:t>FacilitiesTeam</w:t>
             </w:r>
             <w:proofErr w:type="spellEnd"/>
             <w:r>
               <w:rPr>
-                <w:rFonts w:ascii="Calibri" w:eastAsia="Calibri" w:hAnsi="Calibri" w:cs="Calibri"/>
+                <w:rFonts w:eastAsia="Calibri" w:cs="Calibri"/>
               </w:rPr>
               <w:t xml:space="preserve"> also references </w:t>
             </w:r>
             <w:proofErr w:type="spellStart"/>
             <w:r>
               <w:rPr>
-                <w:rFonts w:ascii="Calibri" w:eastAsia="Calibri" w:hAnsi="Calibri" w:cs="Calibri"/>
+                <w:rFonts w:eastAsia="Calibri" w:cs="Calibri"/>
               </w:rPr>
               <w:t>AccessControlSystem</w:t>
             </w:r>
@@ -2031,7 +2095,7 @@
         <w:spacing w:before="240" w:after="120"/>
       </w:pPr>
       <w:r>
-        <w:t>2.3 Adapter</w:t>
+        <w:t>Adapter</w:t>
       </w:r>
     </w:p>
     <w:tbl>
@@ -2058,12 +2122,6 @@
         <w:gridCol w:w="2700"/>
       </w:tblGrid>
       <w:tr>
-        <w:tblPrEx>
-          <w:tblCellMar>
-            <w:top w:w="0" w:type="dxa"/>
-            <w:bottom w:w="0" w:type="dxa"/>
-          </w:tblCellMar>
-        </w:tblPrEx>
         <w:trPr>
           <w:tblHeader/>
         </w:trPr>
@@ -2087,7 +2145,7 @@
           <w:p>
             <w:r>
               <w:rPr>
-                <w:rFonts w:ascii="Calibri" w:eastAsia="Calibri" w:hAnsi="Calibri" w:cs="Calibri"/>
+                <w:rFonts w:eastAsia="Calibri" w:cs="Calibri"/>
                 <w:b/>
                 <w:bCs/>
                 <w:color w:val="FFFFFF"/>
@@ -2116,7 +2174,7 @@
           <w:p>
             <w:r>
               <w:rPr>
-                <w:rFonts w:ascii="Calibri" w:eastAsia="Calibri" w:hAnsi="Calibri" w:cs="Calibri"/>
+                <w:rFonts w:eastAsia="Calibri" w:cs="Calibri"/>
                 <w:b/>
                 <w:bCs/>
                 <w:color w:val="FFFFFF"/>
@@ -2145,7 +2203,7 @@
           <w:p>
             <w:r>
               <w:rPr>
-                <w:rFonts w:ascii="Calibri" w:eastAsia="Calibri" w:hAnsi="Calibri" w:cs="Calibri"/>
+                <w:rFonts w:eastAsia="Calibri" w:cs="Calibri"/>
                 <w:b/>
                 <w:bCs/>
                 <w:color w:val="FFFFFF"/>
@@ -2174,7 +2232,7 @@
           <w:p>
             <w:r>
               <w:rPr>
-                <w:rFonts w:ascii="Calibri" w:eastAsia="Calibri" w:hAnsi="Calibri" w:cs="Calibri"/>
+                <w:rFonts w:eastAsia="Calibri" w:cs="Calibri"/>
                 <w:b/>
                 <w:bCs/>
                 <w:color w:val="FFFFFF"/>
@@ -2185,12 +2243,6 @@
         </w:tc>
       </w:tr>
       <w:tr>
-        <w:tblPrEx>
-          <w:tblCellMar>
-            <w:top w:w="0" w:type="dxa"/>
-            <w:bottom w:w="0" w:type="dxa"/>
-          </w:tblCellMar>
-        </w:tblPrEx>
         <w:tc>
           <w:tcPr>
             <w:tcW w:w="2400" w:type="dxa"/>
@@ -2211,7 +2263,7 @@
             <w:proofErr w:type="spellStart"/>
             <w:r>
               <w:rPr>
-                <w:rFonts w:ascii="Calibri" w:eastAsia="Calibri" w:hAnsi="Calibri" w:cs="Calibri"/>
+                <w:rFonts w:eastAsia="Calibri" w:cs="Calibri"/>
               </w:rPr>
               <w:t>CommunicationChannel</w:t>
             </w:r>
@@ -2237,7 +2289,7 @@
           <w:p>
             <w:r>
               <w:rPr>
-                <w:rFonts w:ascii="Calibri" w:eastAsia="Calibri" w:hAnsi="Calibri" w:cs="Calibri"/>
+                <w:rFonts w:eastAsia="Calibri" w:cs="Calibri"/>
               </w:rPr>
               <w:t>Target interface</w:t>
             </w:r>
@@ -2263,14 +2315,14 @@
             <w:proofErr w:type="spellStart"/>
             <w:r>
               <w:rPr>
-                <w:rFonts w:ascii="Calibri" w:eastAsia="Calibri" w:hAnsi="Calibri" w:cs="Calibri"/>
+                <w:rFonts w:eastAsia="Calibri" w:cs="Calibri"/>
               </w:rPr>
               <w:t>sendAlert</w:t>
             </w:r>
             <w:proofErr w:type="spellEnd"/>
             <w:r>
               <w:rPr>
-                <w:rFonts w:ascii="Calibri" w:eastAsia="Calibri" w:hAnsi="Calibri" w:cs="Calibri"/>
+                <w:rFonts w:eastAsia="Calibri" w:cs="Calibri"/>
               </w:rPr>
               <w:t>(message, location)</w:t>
             </w:r>
@@ -2295,7 +2347,7 @@
           <w:p>
             <w:r>
               <w:rPr>
-                <w:rFonts w:ascii="Calibri" w:eastAsia="Calibri" w:hAnsi="Calibri" w:cs="Calibri"/>
+                <w:rFonts w:eastAsia="Calibri" w:cs="Calibri"/>
               </w:rPr>
               <w:t>—</w:t>
             </w:r>
@@ -2303,12 +2355,6 @@
         </w:tc>
       </w:tr>
       <w:tr>
-        <w:tblPrEx>
-          <w:tblCellMar>
-            <w:top w:w="0" w:type="dxa"/>
-            <w:bottom w:w="0" w:type="dxa"/>
-          </w:tblCellMar>
-        </w:tblPrEx>
         <w:tc>
           <w:tcPr>
             <w:tcW w:w="2400" w:type="dxa"/>
@@ -2329,7 +2375,7 @@
             <w:proofErr w:type="spellStart"/>
             <w:r>
               <w:rPr>
-                <w:rFonts w:ascii="Calibri" w:eastAsia="Calibri" w:hAnsi="Calibri" w:cs="Calibri"/>
+                <w:rFonts w:eastAsia="Calibri" w:cs="Calibri"/>
               </w:rPr>
               <w:t>LegacyPagerSystem</w:t>
             </w:r>
@@ -2356,7 +2402,7 @@
             <w:proofErr w:type="spellStart"/>
             <w:r>
               <w:rPr>
-                <w:rFonts w:ascii="Calibri" w:eastAsia="Calibri" w:hAnsi="Calibri" w:cs="Calibri"/>
+                <w:rFonts w:eastAsia="Calibri" w:cs="Calibri"/>
               </w:rPr>
               <w:t>Adaptee</w:t>
             </w:r>
@@ -2383,28 +2429,28 @@
             <w:proofErr w:type="spellStart"/>
             <w:r>
               <w:rPr>
-                <w:rFonts w:ascii="Calibri" w:eastAsia="Calibri" w:hAnsi="Calibri" w:cs="Calibri"/>
+                <w:rFonts w:eastAsia="Calibri" w:cs="Calibri"/>
               </w:rPr>
               <w:t>broadcastPage</w:t>
             </w:r>
             <w:proofErr w:type="spellEnd"/>
             <w:r>
               <w:rPr>
-                <w:rFonts w:ascii="Calibri" w:eastAsia="Calibri" w:hAnsi="Calibri" w:cs="Calibri"/>
+                <w:rFonts w:eastAsia="Calibri" w:cs="Calibri"/>
               </w:rPr>
               <w:t xml:space="preserve">(code, </w:t>
             </w:r>
             <w:proofErr w:type="spellStart"/>
             <w:r>
               <w:rPr>
-                <w:rFonts w:ascii="Calibri" w:eastAsia="Calibri" w:hAnsi="Calibri" w:cs="Calibri"/>
+                <w:rFonts w:eastAsia="Calibri" w:cs="Calibri"/>
               </w:rPr>
               <w:t>zoneId</w:t>
             </w:r>
             <w:proofErr w:type="spellEnd"/>
             <w:r>
               <w:rPr>
-                <w:rFonts w:ascii="Calibri" w:eastAsia="Calibri" w:hAnsi="Calibri" w:cs="Calibri"/>
+                <w:rFonts w:eastAsia="Calibri" w:cs="Calibri"/>
               </w:rPr>
               <w:t>, payload)</w:t>
             </w:r>
@@ -2429,7 +2475,7 @@
           <w:p>
             <w:r>
               <w:rPr>
-                <w:rFonts w:ascii="Calibri" w:eastAsia="Calibri" w:hAnsi="Calibri" w:cs="Calibri"/>
+                <w:rFonts w:eastAsia="Calibri" w:cs="Calibri"/>
               </w:rPr>
               <w:t>—</w:t>
             </w:r>
@@ -2437,12 +2483,6 @@
         </w:tc>
       </w:tr>
       <w:tr>
-        <w:tblPrEx>
-          <w:tblCellMar>
-            <w:top w:w="0" w:type="dxa"/>
-            <w:bottom w:w="0" w:type="dxa"/>
-          </w:tblCellMar>
-        </w:tblPrEx>
         <w:tc>
           <w:tcPr>
             <w:tcW w:w="2400" w:type="dxa"/>
@@ -2463,7 +2503,7 @@
             <w:proofErr w:type="spellStart"/>
             <w:r>
               <w:rPr>
-                <w:rFonts w:ascii="Calibri" w:eastAsia="Calibri" w:hAnsi="Calibri" w:cs="Calibri"/>
+                <w:rFonts w:eastAsia="Calibri" w:cs="Calibri"/>
               </w:rPr>
               <w:t>LegacyPagerAdapter</w:t>
             </w:r>
@@ -2489,7 +2529,7 @@
           <w:p>
             <w:r>
               <w:rPr>
-                <w:rFonts w:ascii="Calibri" w:eastAsia="Calibri" w:hAnsi="Calibri" w:cs="Calibri"/>
+                <w:rFonts w:eastAsia="Calibri" w:cs="Calibri"/>
               </w:rPr>
               <w:t>Object Adapter</w:t>
             </w:r>
@@ -2515,28 +2555,28 @@
             <w:proofErr w:type="spellStart"/>
             <w:r>
               <w:rPr>
-                <w:rFonts w:ascii="Calibri" w:eastAsia="Calibri" w:hAnsi="Calibri" w:cs="Calibri"/>
+                <w:rFonts w:eastAsia="Calibri" w:cs="Calibri"/>
               </w:rPr>
               <w:t>mapToPriorityCode</w:t>
             </w:r>
             <w:proofErr w:type="spellEnd"/>
             <w:r>
               <w:rPr>
-                <w:rFonts w:ascii="Calibri" w:eastAsia="Calibri" w:hAnsi="Calibri" w:cs="Calibri"/>
+                <w:rFonts w:eastAsia="Calibri" w:cs="Calibri"/>
               </w:rPr>
               <w:t xml:space="preserve">(), </w:t>
             </w:r>
             <w:proofErr w:type="spellStart"/>
             <w:r>
               <w:rPr>
-                <w:rFonts w:ascii="Calibri" w:eastAsia="Calibri" w:hAnsi="Calibri" w:cs="Calibri"/>
+                <w:rFonts w:eastAsia="Calibri" w:cs="Calibri"/>
               </w:rPr>
               <w:t>mapToZoneId</w:t>
             </w:r>
             <w:proofErr w:type="spellEnd"/>
             <w:r>
               <w:rPr>
-                <w:rFonts w:ascii="Calibri" w:eastAsia="Calibri" w:hAnsi="Calibri" w:cs="Calibri"/>
+                <w:rFonts w:eastAsia="Calibri" w:cs="Calibri"/>
               </w:rPr>
               <w:t>()</w:t>
             </w:r>
@@ -2561,35 +2601,35 @@
           <w:p>
             <w:r>
               <w:rPr>
-                <w:rFonts w:ascii="Calibri" w:eastAsia="Calibri" w:hAnsi="Calibri" w:cs="Calibri"/>
+                <w:rFonts w:eastAsia="Calibri" w:cs="Calibri"/>
               </w:rPr>
               <w:t xml:space="preserve">owns </w:t>
             </w:r>
             <w:proofErr w:type="spellStart"/>
             <w:r>
               <w:rPr>
-                <w:rFonts w:ascii="Calibri" w:eastAsia="Calibri" w:hAnsi="Calibri" w:cs="Calibri"/>
+                <w:rFonts w:eastAsia="Calibri" w:cs="Calibri"/>
               </w:rPr>
               <w:t>LegacyPagerSystem</w:t>
             </w:r>
             <w:proofErr w:type="spellEnd"/>
             <w:r>
               <w:rPr>
-                <w:rFonts w:ascii="Calibri" w:eastAsia="Calibri" w:hAnsi="Calibri" w:cs="Calibri"/>
+                <w:rFonts w:eastAsia="Calibri" w:cs="Calibri"/>
               </w:rPr>
               <w:t xml:space="preserve"> (</w:t>
             </w:r>
             <w:proofErr w:type="spellStart"/>
             <w:r>
               <w:rPr>
-                <w:rFonts w:ascii="Calibri" w:eastAsia="Calibri" w:hAnsi="Calibri" w:cs="Calibri"/>
+                <w:rFonts w:eastAsia="Calibri" w:cs="Calibri"/>
               </w:rPr>
               <w:t>unique_ptr</w:t>
             </w:r>
             <w:proofErr w:type="spellEnd"/>
             <w:r>
               <w:rPr>
-                <w:rFonts w:ascii="Calibri" w:eastAsia="Calibri" w:hAnsi="Calibri" w:cs="Calibri"/>
+                <w:rFonts w:eastAsia="Calibri" w:cs="Calibri"/>
               </w:rPr>
               <w:t>)</w:t>
             </w:r>
@@ -2603,7 +2643,7 @@
         <w:spacing w:before="240" w:after="120"/>
       </w:pPr>
       <w:r>
-        <w:t>2.4 Facade</w:t>
+        <w:t>Facade</w:t>
       </w:r>
     </w:p>
     <w:tbl>
@@ -2624,18 +2664,12 @@
         <w:tblLook w:val="0000" w:firstRow="0" w:lastRow="0" w:firstColumn="0" w:lastColumn="0" w:noHBand="0" w:noVBand="0"/>
       </w:tblPr>
       <w:tblGrid>
-        <w:gridCol w:w="2453"/>
-        <w:gridCol w:w="1978"/>
-        <w:gridCol w:w="2686"/>
-        <w:gridCol w:w="2683"/>
+        <w:gridCol w:w="2679"/>
+        <w:gridCol w:w="1870"/>
+        <w:gridCol w:w="2635"/>
+        <w:gridCol w:w="2616"/>
       </w:tblGrid>
       <w:tr>
-        <w:tblPrEx>
-          <w:tblCellMar>
-            <w:top w:w="0" w:type="dxa"/>
-            <w:bottom w:w="0" w:type="dxa"/>
-          </w:tblCellMar>
-        </w:tblPrEx>
         <w:trPr>
           <w:tblHeader/>
         </w:trPr>
@@ -2659,7 +2693,7 @@
           <w:p>
             <w:r>
               <w:rPr>
-                <w:rFonts w:ascii="Calibri" w:eastAsia="Calibri" w:hAnsi="Calibri" w:cs="Calibri"/>
+                <w:rFonts w:eastAsia="Calibri" w:cs="Calibri"/>
                 <w:b/>
                 <w:bCs/>
                 <w:color w:val="FFFFFF"/>
@@ -2688,7 +2722,7 @@
           <w:p>
             <w:r>
               <w:rPr>
-                <w:rFonts w:ascii="Calibri" w:eastAsia="Calibri" w:hAnsi="Calibri" w:cs="Calibri"/>
+                <w:rFonts w:eastAsia="Calibri" w:cs="Calibri"/>
                 <w:b/>
                 <w:bCs/>
                 <w:color w:val="FFFFFF"/>
@@ -2717,7 +2751,7 @@
           <w:p>
             <w:r>
               <w:rPr>
-                <w:rFonts w:ascii="Calibri" w:eastAsia="Calibri" w:hAnsi="Calibri" w:cs="Calibri"/>
+                <w:rFonts w:eastAsia="Calibri" w:cs="Calibri"/>
                 <w:b/>
                 <w:bCs/>
                 <w:color w:val="FFFFFF"/>
@@ -2746,7 +2780,7 @@
           <w:p>
             <w:r>
               <w:rPr>
-                <w:rFonts w:ascii="Calibri" w:eastAsia="Calibri" w:hAnsi="Calibri" w:cs="Calibri"/>
+                <w:rFonts w:eastAsia="Calibri" w:cs="Calibri"/>
                 <w:b/>
                 <w:bCs/>
                 <w:color w:val="FFFFFF"/>
@@ -2757,12 +2791,6 @@
         </w:tc>
       </w:tr>
       <w:tr>
-        <w:tblPrEx>
-          <w:tblCellMar>
-            <w:top w:w="0" w:type="dxa"/>
-            <w:bottom w:w="0" w:type="dxa"/>
-          </w:tblCellMar>
-        </w:tblPrEx>
         <w:tc>
           <w:tcPr>
             <w:tcW w:w="2400" w:type="dxa"/>
@@ -2783,7 +2811,7 @@
             <w:proofErr w:type="spellStart"/>
             <w:r>
               <w:rPr>
-                <w:rFonts w:ascii="Calibri" w:eastAsia="Calibri" w:hAnsi="Calibri" w:cs="Calibri"/>
+                <w:rFonts w:eastAsia="Calibri" w:cs="Calibri"/>
               </w:rPr>
               <w:t>EmergencyResponseFacade</w:t>
             </w:r>
@@ -2809,7 +2837,7 @@
           <w:p>
             <w:r>
               <w:rPr>
-                <w:rFonts w:ascii="Calibri" w:eastAsia="Calibri" w:hAnsi="Calibri" w:cs="Calibri"/>
+                <w:rFonts w:eastAsia="Calibri" w:cs="Calibri"/>
               </w:rPr>
               <w:t>Facade</w:t>
             </w:r>
@@ -2835,14 +2863,14 @@
             <w:proofErr w:type="spellStart"/>
             <w:r>
               <w:rPr>
-                <w:rFonts w:ascii="Calibri" w:eastAsia="Calibri" w:hAnsi="Calibri" w:cs="Calibri"/>
+                <w:rFonts w:eastAsia="Calibri" w:cs="Calibri"/>
               </w:rPr>
               <w:t>reportEmergency</w:t>
             </w:r>
             <w:proofErr w:type="spellEnd"/>
             <w:r>
               <w:rPr>
-                <w:rFonts w:ascii="Calibri" w:eastAsia="Calibri" w:hAnsi="Calibri" w:cs="Calibri"/>
+                <w:rFonts w:eastAsia="Calibri" w:cs="Calibri"/>
               </w:rPr>
               <w:t>(type, location)</w:t>
             </w:r>
@@ -2867,77 +2895,77 @@
           <w:p>
             <w:r>
               <w:rPr>
-                <w:rFonts w:ascii="Calibri" w:eastAsia="Calibri" w:hAnsi="Calibri" w:cs="Calibri"/>
+                <w:rFonts w:eastAsia="Calibri" w:cs="Calibri"/>
               </w:rPr>
               <w:t xml:space="preserve">owns </w:t>
             </w:r>
             <w:proofErr w:type="spellStart"/>
             <w:r>
               <w:rPr>
-                <w:rFonts w:ascii="Calibri" w:eastAsia="Calibri" w:hAnsi="Calibri" w:cs="Calibri"/>
+                <w:rFonts w:eastAsia="Calibri" w:cs="Calibri"/>
               </w:rPr>
               <w:t>AccessControlSystem</w:t>
             </w:r>
             <w:proofErr w:type="spellEnd"/>
             <w:r>
               <w:rPr>
-                <w:rFonts w:ascii="Calibri" w:eastAsia="Calibri" w:hAnsi="Calibri" w:cs="Calibri"/>
+                <w:rFonts w:eastAsia="Calibri" w:cs="Calibri"/>
               </w:rPr>
               <w:t xml:space="preserve">, </w:t>
             </w:r>
             <w:proofErr w:type="spellStart"/>
             <w:r>
               <w:rPr>
-                <w:rFonts w:ascii="Calibri" w:eastAsia="Calibri" w:hAnsi="Calibri" w:cs="Calibri"/>
+                <w:rFonts w:eastAsia="Calibri" w:cs="Calibri"/>
               </w:rPr>
               <w:t>IncidentCoordinator</w:t>
             </w:r>
             <w:proofErr w:type="spellEnd"/>
             <w:r>
               <w:rPr>
-                <w:rFonts w:ascii="Calibri" w:eastAsia="Calibri" w:hAnsi="Calibri" w:cs="Calibri"/>
+                <w:rFonts w:eastAsia="Calibri" w:cs="Calibri"/>
               </w:rPr>
               <w:t xml:space="preserve">, all three teams, </w:t>
             </w:r>
             <w:proofErr w:type="spellStart"/>
             <w:r>
               <w:rPr>
-                <w:rFonts w:ascii="Calibri" w:eastAsia="Calibri" w:hAnsi="Calibri" w:cs="Calibri"/>
+                <w:rFonts w:eastAsia="Calibri" w:cs="Calibri"/>
               </w:rPr>
               <w:t>LegacyPagerAdapter</w:t>
             </w:r>
             <w:proofErr w:type="spellEnd"/>
             <w:r>
               <w:rPr>
-                <w:rFonts w:ascii="Calibri" w:eastAsia="Calibri" w:hAnsi="Calibri" w:cs="Calibri"/>
+                <w:rFonts w:eastAsia="Calibri" w:cs="Calibri"/>
               </w:rPr>
               <w:t xml:space="preserve">, </w:t>
             </w:r>
             <w:proofErr w:type="spellStart"/>
             <w:r>
               <w:rPr>
-                <w:rFonts w:ascii="Calibri" w:eastAsia="Calibri" w:hAnsi="Calibri" w:cs="Calibri"/>
+                <w:rFonts w:eastAsia="Calibri" w:cs="Calibri"/>
               </w:rPr>
               <w:t>OperatorConsole</w:t>
             </w:r>
             <w:proofErr w:type="spellEnd"/>
             <w:r>
               <w:rPr>
-                <w:rFonts w:ascii="Calibri" w:eastAsia="Calibri" w:hAnsi="Calibri" w:cs="Calibri"/>
+                <w:rFonts w:eastAsia="Calibri" w:cs="Calibri"/>
               </w:rPr>
               <w:t xml:space="preserve">, Dashboard, </w:t>
             </w:r>
             <w:proofErr w:type="spellStart"/>
             <w:r>
               <w:rPr>
-                <w:rFonts w:ascii="Calibri" w:eastAsia="Calibri" w:hAnsi="Calibri" w:cs="Calibri"/>
+                <w:rFonts w:eastAsia="Calibri" w:cs="Calibri"/>
               </w:rPr>
               <w:t>AuditLogger</w:t>
             </w:r>
             <w:proofErr w:type="spellEnd"/>
             <w:r>
               <w:rPr>
-                <w:rFonts w:ascii="Calibri" w:eastAsia="Calibri" w:hAnsi="Calibri" w:cs="Calibri"/>
+                <w:rFonts w:eastAsia="Calibri" w:cs="Calibri"/>
               </w:rPr>
               <w:t>, and every Incident it creates</w:t>
             </w:r>
@@ -2945,12 +2973,6 @@
         </w:tc>
       </w:tr>
       <w:tr>
-        <w:tblPrEx>
-          <w:tblCellMar>
-            <w:top w:w="0" w:type="dxa"/>
-            <w:bottom w:w="0" w:type="dxa"/>
-          </w:tblCellMar>
-        </w:tblPrEx>
         <w:tc>
           <w:tcPr>
             <w:tcW w:w="2400" w:type="dxa"/>
@@ -2971,7 +2993,7 @@
             <w:proofErr w:type="spellStart"/>
             <w:r>
               <w:rPr>
-                <w:rFonts w:ascii="Calibri" w:eastAsia="Calibri" w:hAnsi="Calibri" w:cs="Calibri"/>
+                <w:rFonts w:eastAsia="Calibri" w:cs="Calibri"/>
               </w:rPr>
               <w:t>AccessControlSystem</w:t>
             </w:r>
@@ -2997,7 +3019,7 @@
           <w:p>
             <w:r>
               <w:rPr>
-                <w:rFonts w:ascii="Calibri" w:eastAsia="Calibri" w:hAnsi="Calibri" w:cs="Calibri"/>
+                <w:rFonts w:eastAsia="Calibri" w:cs="Calibri"/>
               </w:rPr>
               <w:t>Subsystem service</w:t>
             </w:r>
@@ -3023,42 +3045,42 @@
             <w:proofErr w:type="spellStart"/>
             <w:r>
               <w:rPr>
-                <w:rFonts w:ascii="Calibri" w:eastAsia="Calibri" w:hAnsi="Calibri" w:cs="Calibri"/>
+                <w:rFonts w:eastAsia="Calibri" w:cs="Calibri"/>
               </w:rPr>
               <w:t>lockArea</w:t>
             </w:r>
             <w:proofErr w:type="spellEnd"/>
             <w:r>
               <w:rPr>
-                <w:rFonts w:ascii="Calibri" w:eastAsia="Calibri" w:hAnsi="Calibri" w:cs="Calibri"/>
+                <w:rFonts w:eastAsia="Calibri" w:cs="Calibri"/>
               </w:rPr>
               <w:t xml:space="preserve">(), </w:t>
             </w:r>
             <w:proofErr w:type="spellStart"/>
             <w:r>
               <w:rPr>
-                <w:rFonts w:ascii="Calibri" w:eastAsia="Calibri" w:hAnsi="Calibri" w:cs="Calibri"/>
+                <w:rFonts w:eastAsia="Calibri" w:cs="Calibri"/>
               </w:rPr>
               <w:t>unlockArea</w:t>
             </w:r>
             <w:proofErr w:type="spellEnd"/>
             <w:r>
               <w:rPr>
-                <w:rFonts w:ascii="Calibri" w:eastAsia="Calibri" w:hAnsi="Calibri" w:cs="Calibri"/>
+                <w:rFonts w:eastAsia="Calibri" w:cs="Calibri"/>
               </w:rPr>
               <w:t xml:space="preserve">(), </w:t>
             </w:r>
             <w:proofErr w:type="spellStart"/>
             <w:r>
               <w:rPr>
-                <w:rFonts w:ascii="Calibri" w:eastAsia="Calibri" w:hAnsi="Calibri" w:cs="Calibri"/>
+                <w:rFonts w:eastAsia="Calibri" w:cs="Calibri"/>
               </w:rPr>
               <w:t>restrictArea</w:t>
             </w:r>
             <w:proofErr w:type="spellEnd"/>
             <w:r>
               <w:rPr>
-                <w:rFonts w:ascii="Calibri" w:eastAsia="Calibri" w:hAnsi="Calibri" w:cs="Calibri"/>
+                <w:rFonts w:eastAsia="Calibri" w:cs="Calibri"/>
               </w:rPr>
               <w:t>()</w:t>
             </w:r>
@@ -3083,28 +3105,28 @@
           <w:p>
             <w:r>
               <w:rPr>
-                <w:rFonts w:ascii="Calibri" w:eastAsia="Calibri" w:hAnsi="Calibri" w:cs="Calibri"/>
+                <w:rFonts w:eastAsia="Calibri" w:cs="Calibri"/>
               </w:rPr>
               <w:t xml:space="preserve">referenced (non-owning) by </w:t>
             </w:r>
             <w:proofErr w:type="spellStart"/>
             <w:r>
               <w:rPr>
-                <w:rFonts w:ascii="Calibri" w:eastAsia="Calibri" w:hAnsi="Calibri" w:cs="Calibri"/>
+                <w:rFonts w:eastAsia="Calibri" w:cs="Calibri"/>
               </w:rPr>
               <w:t>FacilitiesTeam</w:t>
             </w:r>
             <w:proofErr w:type="spellEnd"/>
             <w:r>
               <w:rPr>
-                <w:rFonts w:ascii="Calibri" w:eastAsia="Calibri" w:hAnsi="Calibri" w:cs="Calibri"/>
+                <w:rFonts w:eastAsia="Calibri" w:cs="Calibri"/>
               </w:rPr>
               <w:t xml:space="preserve"> and </w:t>
             </w:r>
             <w:proofErr w:type="spellStart"/>
             <w:r>
               <w:rPr>
-                <w:rFonts w:ascii="Calibri" w:eastAsia="Calibri" w:hAnsi="Calibri" w:cs="Calibri"/>
+                <w:rFonts w:eastAsia="Calibri" w:cs="Calibri"/>
               </w:rPr>
               <w:t>LockAreaCommand</w:t>
             </w:r>
@@ -3119,7 +3141,7 @@
         <w:spacing w:before="240" w:after="120"/>
       </w:pPr>
       <w:r>
-        <w:t xml:space="preserve">2.5 State </w:t>
+        <w:t xml:space="preserve">State </w:t>
       </w:r>
     </w:p>
     <w:tbl>
@@ -3146,12 +3168,6 @@
         <w:gridCol w:w="2700"/>
       </w:tblGrid>
       <w:tr>
-        <w:tblPrEx>
-          <w:tblCellMar>
-            <w:top w:w="0" w:type="dxa"/>
-            <w:bottom w:w="0" w:type="dxa"/>
-          </w:tblCellMar>
-        </w:tblPrEx>
         <w:trPr>
           <w:tblHeader/>
         </w:trPr>
@@ -3175,7 +3191,7 @@
           <w:p>
             <w:r>
               <w:rPr>
-                <w:rFonts w:ascii="Calibri" w:eastAsia="Calibri" w:hAnsi="Calibri" w:cs="Calibri"/>
+                <w:rFonts w:eastAsia="Calibri" w:cs="Calibri"/>
                 <w:b/>
                 <w:bCs/>
                 <w:color w:val="FFFFFF"/>
@@ -3204,7 +3220,7 @@
           <w:p>
             <w:r>
               <w:rPr>
-                <w:rFonts w:ascii="Calibri" w:eastAsia="Calibri" w:hAnsi="Calibri" w:cs="Calibri"/>
+                <w:rFonts w:eastAsia="Calibri" w:cs="Calibri"/>
                 <w:b/>
                 <w:bCs/>
                 <w:color w:val="FFFFFF"/>
@@ -3233,7 +3249,7 @@
           <w:p>
             <w:r>
               <w:rPr>
-                <w:rFonts w:ascii="Calibri" w:eastAsia="Calibri" w:hAnsi="Calibri" w:cs="Calibri"/>
+                <w:rFonts w:eastAsia="Calibri" w:cs="Calibri"/>
                 <w:b/>
                 <w:bCs/>
                 <w:color w:val="FFFFFF"/>
@@ -3262,7 +3278,7 @@
           <w:p>
             <w:r>
               <w:rPr>
-                <w:rFonts w:ascii="Calibri" w:eastAsia="Calibri" w:hAnsi="Calibri" w:cs="Calibri"/>
+                <w:rFonts w:eastAsia="Calibri" w:cs="Calibri"/>
                 <w:b/>
                 <w:bCs/>
                 <w:color w:val="FFFFFF"/>
@@ -3273,12 +3289,6 @@
         </w:tc>
       </w:tr>
       <w:tr>
-        <w:tblPrEx>
-          <w:tblCellMar>
-            <w:top w:w="0" w:type="dxa"/>
-            <w:bottom w:w="0" w:type="dxa"/>
-          </w:tblCellMar>
-        </w:tblPrEx>
         <w:tc>
           <w:tcPr>
             <w:tcW w:w="2400" w:type="dxa"/>
@@ -3299,7 +3309,7 @@
             <w:proofErr w:type="spellStart"/>
             <w:r>
               <w:rPr>
-                <w:rFonts w:ascii="Calibri" w:eastAsia="Calibri" w:hAnsi="Calibri" w:cs="Calibri"/>
+                <w:rFonts w:eastAsia="Calibri" w:cs="Calibri"/>
               </w:rPr>
               <w:t>IncidentState</w:t>
             </w:r>
@@ -3325,7 +3335,7 @@
           <w:p>
             <w:r>
               <w:rPr>
-                <w:rFonts w:ascii="Calibri" w:eastAsia="Calibri" w:hAnsi="Calibri" w:cs="Calibri"/>
+                <w:rFonts w:eastAsia="Calibri" w:cs="Calibri"/>
               </w:rPr>
               <w:t>State interface</w:t>
             </w:r>
@@ -3350,7 +3360,7 @@
           <w:p>
             <w:r>
               <w:rPr>
-                <w:rFonts w:ascii="Calibri" w:eastAsia="Calibri" w:hAnsi="Calibri" w:cs="Calibri"/>
+                <w:rFonts w:eastAsia="Calibri" w:cs="Calibri"/>
               </w:rPr>
               <w:t>dispatch(), contain(), resolve(), name()</w:t>
             </w:r>
@@ -3375,7 +3385,7 @@
           <w:p>
             <w:r>
               <w:rPr>
-                <w:rFonts w:ascii="Calibri" w:eastAsia="Calibri" w:hAnsi="Calibri" w:cs="Calibri"/>
+                <w:rFonts w:eastAsia="Calibri" w:cs="Calibri"/>
               </w:rPr>
               <w:t>—</w:t>
             </w:r>
@@ -3383,12 +3393,6 @@
         </w:tc>
       </w:tr>
       <w:tr>
-        <w:tblPrEx>
-          <w:tblCellMar>
-            <w:top w:w="0" w:type="dxa"/>
-            <w:bottom w:w="0" w:type="dxa"/>
-          </w:tblCellMar>
-        </w:tblPrEx>
         <w:tc>
           <w:tcPr>
             <w:tcW w:w="2400" w:type="dxa"/>
@@ -3409,49 +3413,49 @@
             <w:proofErr w:type="spellStart"/>
             <w:r>
               <w:rPr>
-                <w:rFonts w:ascii="Calibri" w:eastAsia="Calibri" w:hAnsi="Calibri" w:cs="Calibri"/>
+                <w:rFonts w:eastAsia="Calibri" w:cs="Calibri"/>
               </w:rPr>
               <w:t>ReportedState</w:t>
             </w:r>
             <w:proofErr w:type="spellEnd"/>
             <w:r>
               <w:rPr>
-                <w:rFonts w:ascii="Calibri" w:eastAsia="Calibri" w:hAnsi="Calibri" w:cs="Calibri"/>
+                <w:rFonts w:eastAsia="Calibri" w:cs="Calibri"/>
               </w:rPr>
               <w:t xml:space="preserve"> / </w:t>
             </w:r>
             <w:proofErr w:type="spellStart"/>
             <w:r>
               <w:rPr>
-                <w:rFonts w:ascii="Calibri" w:eastAsia="Calibri" w:hAnsi="Calibri" w:cs="Calibri"/>
+                <w:rFonts w:eastAsia="Calibri" w:cs="Calibri"/>
               </w:rPr>
               <w:t>DispatchedState</w:t>
             </w:r>
             <w:proofErr w:type="spellEnd"/>
             <w:r>
               <w:rPr>
-                <w:rFonts w:ascii="Calibri" w:eastAsia="Calibri" w:hAnsi="Calibri" w:cs="Calibri"/>
+                <w:rFonts w:eastAsia="Calibri" w:cs="Calibri"/>
               </w:rPr>
               <w:t xml:space="preserve"> / </w:t>
             </w:r>
             <w:proofErr w:type="spellStart"/>
             <w:r>
               <w:rPr>
-                <w:rFonts w:ascii="Calibri" w:eastAsia="Calibri" w:hAnsi="Calibri" w:cs="Calibri"/>
+                <w:rFonts w:eastAsia="Calibri" w:cs="Calibri"/>
               </w:rPr>
               <w:t>ContainedState</w:t>
             </w:r>
             <w:proofErr w:type="spellEnd"/>
             <w:r>
               <w:rPr>
-                <w:rFonts w:ascii="Calibri" w:eastAsia="Calibri" w:hAnsi="Calibri" w:cs="Calibri"/>
+                <w:rFonts w:eastAsia="Calibri" w:cs="Calibri"/>
               </w:rPr>
               <w:t xml:space="preserve"> / </w:t>
             </w:r>
             <w:proofErr w:type="spellStart"/>
             <w:r>
               <w:rPr>
-                <w:rFonts w:ascii="Calibri" w:eastAsia="Calibri" w:hAnsi="Calibri" w:cs="Calibri"/>
+                <w:rFonts w:eastAsia="Calibri" w:cs="Calibri"/>
               </w:rPr>
               <w:t>ResolvedState</w:t>
             </w:r>
@@ -3478,7 +3482,7 @@
             <w:proofErr w:type="spellStart"/>
             <w:r>
               <w:rPr>
-                <w:rFonts w:ascii="Calibri" w:eastAsia="Calibri" w:hAnsi="Calibri" w:cs="Calibri"/>
+                <w:rFonts w:eastAsia="Calibri" w:cs="Calibri"/>
               </w:rPr>
               <w:t>ConcreteState</w:t>
             </w:r>
@@ -3504,7 +3508,7 @@
           <w:p>
             <w:r>
               <w:rPr>
-                <w:rFonts w:ascii="Calibri" w:eastAsia="Calibri" w:hAnsi="Calibri" w:cs="Calibri"/>
+                <w:rFonts w:eastAsia="Calibri" w:cs="Calibri"/>
               </w:rPr>
               <w:t>one legal forward transition each; all others rejected</w:t>
             </w:r>
@@ -3529,7 +3533,7 @@
           <w:p>
             <w:r>
               <w:rPr>
-                <w:rFonts w:ascii="Calibri" w:eastAsia="Calibri" w:hAnsi="Calibri" w:cs="Calibri"/>
+                <w:rFonts w:eastAsia="Calibri" w:cs="Calibri"/>
               </w:rPr>
               <w:t>—</w:t>
             </w:r>
@@ -3537,12 +3541,6 @@
         </w:tc>
       </w:tr>
       <w:tr>
-        <w:tblPrEx>
-          <w:tblCellMar>
-            <w:top w:w="0" w:type="dxa"/>
-            <w:bottom w:w="0" w:type="dxa"/>
-          </w:tblCellMar>
-        </w:tblPrEx>
         <w:tc>
           <w:tcPr>
             <w:tcW w:w="2400" w:type="dxa"/>
@@ -3562,7 +3560,7 @@
           <w:p>
             <w:r>
               <w:rPr>
-                <w:rFonts w:ascii="Calibri" w:eastAsia="Calibri" w:hAnsi="Calibri" w:cs="Calibri"/>
+                <w:rFonts w:eastAsia="Calibri" w:cs="Calibri"/>
               </w:rPr>
               <w:t>Incident</w:t>
             </w:r>
@@ -3587,7 +3585,7 @@
           <w:p>
             <w:r>
               <w:rPr>
-                <w:rFonts w:ascii="Calibri" w:eastAsia="Calibri" w:hAnsi="Calibri" w:cs="Calibri"/>
+                <w:rFonts w:eastAsia="Calibri" w:cs="Calibri"/>
               </w:rPr>
               <w:t>Context</w:t>
             </w:r>
@@ -3612,35 +3610,35 @@
           <w:p>
             <w:r>
               <w:rPr>
-                <w:rFonts w:ascii="Calibri" w:eastAsia="Calibri" w:hAnsi="Calibri" w:cs="Calibri"/>
+                <w:rFonts w:eastAsia="Calibri" w:cs="Calibri"/>
               </w:rPr>
               <w:t xml:space="preserve">state: </w:t>
             </w:r>
             <w:proofErr w:type="spellStart"/>
             <w:r>
               <w:rPr>
-                <w:rFonts w:ascii="Calibri" w:eastAsia="Calibri" w:hAnsi="Calibri" w:cs="Calibri"/>
+                <w:rFonts w:eastAsia="Calibri" w:cs="Calibri"/>
               </w:rPr>
               <w:t>unique_ptr</w:t>
             </w:r>
             <w:proofErr w:type="spellEnd"/>
             <w:r>
               <w:rPr>
-                <w:rFonts w:ascii="Calibri" w:eastAsia="Calibri" w:hAnsi="Calibri" w:cs="Calibri"/>
+                <w:rFonts w:eastAsia="Calibri" w:cs="Calibri"/>
               </w:rPr>
               <w:t>&lt;</w:t>
             </w:r>
             <w:proofErr w:type="spellStart"/>
             <w:r>
               <w:rPr>
-                <w:rFonts w:ascii="Calibri" w:eastAsia="Calibri" w:hAnsi="Calibri" w:cs="Calibri"/>
+                <w:rFonts w:eastAsia="Calibri" w:cs="Calibri"/>
               </w:rPr>
               <w:t>IncidentState</w:t>
             </w:r>
             <w:proofErr w:type="spellEnd"/>
             <w:r>
               <w:rPr>
-                <w:rFonts w:ascii="Calibri" w:eastAsia="Calibri" w:hAnsi="Calibri" w:cs="Calibri"/>
+                <w:rFonts w:eastAsia="Calibri" w:cs="Calibri"/>
               </w:rPr>
               <w:t>&gt;</w:t>
             </w:r>
@@ -3665,14 +3663,14 @@
           <w:p>
             <w:r>
               <w:rPr>
-                <w:rFonts w:ascii="Calibri" w:eastAsia="Calibri" w:hAnsi="Calibri" w:cs="Calibri"/>
+                <w:rFonts w:eastAsia="Calibri" w:cs="Calibri"/>
               </w:rPr>
               <w:t xml:space="preserve">owns its current </w:t>
             </w:r>
             <w:proofErr w:type="spellStart"/>
             <w:r>
               <w:rPr>
-                <w:rFonts w:ascii="Calibri" w:eastAsia="Calibri" w:hAnsi="Calibri" w:cs="Calibri"/>
+                <w:rFonts w:eastAsia="Calibri" w:cs="Calibri"/>
               </w:rPr>
               <w:t>IncidentState</w:t>
             </w:r>
@@ -3687,8 +3685,7 @@
         <w:spacing w:before="240" w:after="120"/>
       </w:pPr>
       <w:r>
-        <w:lastRenderedPageBreak/>
-        <w:t xml:space="preserve">2.6 Observer </w:t>
+        <w:t xml:space="preserve">Observer </w:t>
       </w:r>
     </w:p>
     <w:tbl>
@@ -3709,18 +3706,12 @@
         <w:tblLook w:val="0000" w:firstRow="0" w:lastRow="0" w:firstColumn="0" w:lastColumn="0" w:noHBand="0" w:noVBand="0"/>
       </w:tblPr>
       <w:tblGrid>
-        <w:gridCol w:w="1560"/>
-        <w:gridCol w:w="1780"/>
-        <w:gridCol w:w="4776"/>
-        <w:gridCol w:w="1684"/>
+        <w:gridCol w:w="2400"/>
+        <w:gridCol w:w="2000"/>
+        <w:gridCol w:w="2700"/>
+        <w:gridCol w:w="2700"/>
       </w:tblGrid>
       <w:tr>
-        <w:tblPrEx>
-          <w:tblCellMar>
-            <w:top w:w="0" w:type="dxa"/>
-            <w:bottom w:w="0" w:type="dxa"/>
-          </w:tblCellMar>
-        </w:tblPrEx>
         <w:trPr>
           <w:tblHeader/>
         </w:trPr>
@@ -3744,7 +3735,7 @@
           <w:p>
             <w:r>
               <w:rPr>
-                <w:rFonts w:ascii="Calibri" w:eastAsia="Calibri" w:hAnsi="Calibri" w:cs="Calibri"/>
+                <w:rFonts w:eastAsia="Calibri" w:cs="Calibri"/>
                 <w:b/>
                 <w:bCs/>
                 <w:color w:val="FFFFFF"/>
@@ -3773,7 +3764,7 @@
           <w:p>
             <w:r>
               <w:rPr>
-                <w:rFonts w:ascii="Calibri" w:eastAsia="Calibri" w:hAnsi="Calibri" w:cs="Calibri"/>
+                <w:rFonts w:eastAsia="Calibri" w:cs="Calibri"/>
                 <w:b/>
                 <w:bCs/>
                 <w:color w:val="FFFFFF"/>
@@ -3802,7 +3793,7 @@
           <w:p>
             <w:r>
               <w:rPr>
-                <w:rFonts w:ascii="Calibri" w:eastAsia="Calibri" w:hAnsi="Calibri" w:cs="Calibri"/>
+                <w:rFonts w:eastAsia="Calibri" w:cs="Calibri"/>
                 <w:b/>
                 <w:bCs/>
                 <w:color w:val="FFFFFF"/>
@@ -3831,7 +3822,7 @@
           <w:p>
             <w:r>
               <w:rPr>
-                <w:rFonts w:ascii="Calibri" w:eastAsia="Calibri" w:hAnsi="Calibri" w:cs="Calibri"/>
+                <w:rFonts w:eastAsia="Calibri" w:cs="Calibri"/>
                 <w:b/>
                 <w:bCs/>
                 <w:color w:val="FFFFFF"/>
@@ -3842,12 +3833,6 @@
         </w:tc>
       </w:tr>
       <w:tr>
-        <w:tblPrEx>
-          <w:tblCellMar>
-            <w:top w:w="0" w:type="dxa"/>
-            <w:bottom w:w="0" w:type="dxa"/>
-          </w:tblCellMar>
-        </w:tblPrEx>
         <w:tc>
           <w:tcPr>
             <w:tcW w:w="2400" w:type="dxa"/>
@@ -3867,7 +3852,7 @@
           <w:p>
             <w:r>
               <w:rPr>
-                <w:rFonts w:ascii="Calibri" w:eastAsia="Calibri" w:hAnsi="Calibri" w:cs="Calibri"/>
+                <w:rFonts w:eastAsia="Calibri" w:cs="Calibri"/>
               </w:rPr>
               <w:t>Observer</w:t>
             </w:r>
@@ -3892,7 +3877,7 @@
           <w:p>
             <w:r>
               <w:rPr>
-                <w:rFonts w:ascii="Calibri" w:eastAsia="Calibri" w:hAnsi="Calibri" w:cs="Calibri"/>
+                <w:rFonts w:eastAsia="Calibri" w:cs="Calibri"/>
               </w:rPr>
               <w:t>Observer interface</w:t>
             </w:r>
@@ -3917,21 +3902,9 @@
           <w:p>
             <w:r>
               <w:rPr>
-                <w:rFonts w:ascii="Calibri" w:eastAsia="Calibri" w:hAnsi="Calibri" w:cs="Calibri"/>
-              </w:rPr>
-              <w:t>update(</w:t>
-            </w:r>
-            <w:r>
-              <w:rPr>
-                <w:rFonts w:ascii="Calibri" w:eastAsia="Calibri" w:hAnsi="Calibri" w:cs="Calibri"/>
-              </w:rPr>
-              <w:t>Subject</w:t>
-            </w:r>
-            <w:r>
-              <w:rPr>
-                <w:rFonts w:ascii="Calibri" w:eastAsia="Calibri" w:hAnsi="Calibri" w:cs="Calibri"/>
-              </w:rPr>
-              <w:t>*)</w:t>
+                <w:rFonts w:eastAsia="Calibri" w:cs="Calibri"/>
+              </w:rPr>
+              <w:t>update(Incident*)</w:t>
             </w:r>
           </w:p>
         </w:tc>
@@ -3954,7 +3927,7 @@
           <w:p>
             <w:r>
               <w:rPr>
-                <w:rFonts w:ascii="Calibri" w:eastAsia="Calibri" w:hAnsi="Calibri" w:cs="Calibri"/>
+                <w:rFonts w:eastAsia="Calibri" w:cs="Calibri"/>
               </w:rPr>
               <w:t>—</w:t>
             </w:r>
@@ -3962,12 +3935,6 @@
         </w:tc>
       </w:tr>
       <w:tr>
-        <w:tblPrEx>
-          <w:tblCellMar>
-            <w:top w:w="0" w:type="dxa"/>
-            <w:bottom w:w="0" w:type="dxa"/>
-          </w:tblCellMar>
-        </w:tblPrEx>
         <w:tc>
           <w:tcPr>
             <w:tcW w:w="2400" w:type="dxa"/>
@@ -3987,14 +3954,14 @@
           <w:p>
             <w:r>
               <w:rPr>
-                <w:rFonts w:ascii="Calibri" w:eastAsia="Calibri" w:hAnsi="Calibri" w:cs="Calibri"/>
+                <w:rFonts w:eastAsia="Calibri" w:cs="Calibri"/>
               </w:rPr>
               <w:t xml:space="preserve">Dashboard / </w:t>
             </w:r>
             <w:proofErr w:type="spellStart"/>
             <w:r>
               <w:rPr>
-                <w:rFonts w:ascii="Calibri" w:eastAsia="Calibri" w:hAnsi="Calibri" w:cs="Calibri"/>
+                <w:rFonts w:eastAsia="Calibri" w:cs="Calibri"/>
               </w:rPr>
               <w:t>AuditLogger</w:t>
             </w:r>
@@ -4021,7 +3988,7 @@
             <w:proofErr w:type="spellStart"/>
             <w:r>
               <w:rPr>
-                <w:rFonts w:ascii="Calibri" w:eastAsia="Calibri" w:hAnsi="Calibri" w:cs="Calibri"/>
+                <w:rFonts w:eastAsia="Calibri" w:cs="Calibri"/>
               </w:rPr>
               <w:t>ConcreteObserver</w:t>
             </w:r>
@@ -4047,21 +4014,9 @@
           <w:p>
             <w:r>
               <w:rPr>
-                <w:rFonts w:ascii="Calibri" w:eastAsia="Calibri" w:hAnsi="Calibri" w:cs="Calibri"/>
-              </w:rPr>
-              <w:t>update(</w:t>
-            </w:r>
-            <w:r>
-              <w:rPr>
-                <w:rFonts w:ascii="Calibri" w:eastAsia="Calibri" w:hAnsi="Calibri" w:cs="Calibri"/>
-              </w:rPr>
-              <w:t>Subject</w:t>
-            </w:r>
-            <w:r>
-              <w:rPr>
-                <w:rFonts w:ascii="Calibri" w:eastAsia="Calibri" w:hAnsi="Calibri" w:cs="Calibri"/>
-              </w:rPr>
-              <w:t>*)</w:t>
+                <w:rFonts w:eastAsia="Calibri" w:cs="Calibri"/>
+              </w:rPr>
+              <w:t>update(Incident*)</w:t>
             </w:r>
           </w:p>
         </w:tc>
@@ -4084,7 +4039,7 @@
           <w:p>
             <w:r>
               <w:rPr>
-                <w:rFonts w:ascii="Calibri" w:eastAsia="Calibri" w:hAnsi="Calibri" w:cs="Calibri"/>
+                <w:rFonts w:eastAsia="Calibri" w:cs="Calibri"/>
               </w:rPr>
               <w:t>—</w:t>
             </w:r>
@@ -4092,12 +4047,6 @@
         </w:tc>
       </w:tr>
       <w:tr>
-        <w:tblPrEx>
-          <w:tblCellMar>
-            <w:top w:w="0" w:type="dxa"/>
-            <w:bottom w:w="0" w:type="dxa"/>
-          </w:tblCellMar>
-        </w:tblPrEx>
         <w:tc>
           <w:tcPr>
             <w:tcW w:w="2400" w:type="dxa"/>
@@ -4117,7 +4066,7 @@
           <w:p>
             <w:r>
               <w:rPr>
-                <w:rFonts w:ascii="Calibri" w:eastAsia="Calibri" w:hAnsi="Calibri" w:cs="Calibri"/>
+                <w:rFonts w:eastAsia="Calibri" w:cs="Calibri"/>
               </w:rPr>
               <w:t>Incident</w:t>
             </w:r>
@@ -4140,20 +4089,12 @@
             </w:tcMar>
           </w:tcPr>
           <w:p>
-            <w:proofErr w:type="spellStart"/>
-            <w:r>
-              <w:rPr>
-                <w:rFonts w:ascii="Calibri" w:eastAsia="Calibri" w:hAnsi="Calibri" w:cs="Calibri"/>
-              </w:rPr>
-              <w:t>Concrete</w:t>
-            </w:r>
-            <w:r>
-              <w:rPr>
-                <w:rFonts w:ascii="Calibri" w:eastAsia="Calibri" w:hAnsi="Calibri" w:cs="Calibri"/>
+            <w:r>
+              <w:rPr>
+                <w:rFonts w:eastAsia="Calibri" w:cs="Calibri"/>
               </w:rPr>
               <w:t>Subject</w:t>
             </w:r>
-            <w:proofErr w:type="spellEnd"/>
           </w:p>
         </w:tc>
         <w:tc>
@@ -4175,9 +4116,9 @@
           <w:p>
             <w:r>
               <w:rPr>
-                <w:rFonts w:ascii="Calibri" w:eastAsia="Calibri" w:hAnsi="Calibri" w:cs="Calibri"/>
-              </w:rPr>
-              <w:t>inherits attach/detach/notify from Subject; adds status, id, type, location</w:t>
+                <w:rFonts w:eastAsia="Calibri" w:cs="Calibri"/>
+              </w:rPr>
+              <w:t>observers: vector&lt;Observer*&gt;, attach(), notify()</w:t>
             </w:r>
           </w:p>
         </w:tc>
@@ -4200,145 +4141,9 @@
           <w:p>
             <w:r>
               <w:rPr>
-                <w:rFonts w:ascii="Calibri" w:eastAsia="Calibri" w:hAnsi="Calibri" w:cs="Calibri"/>
-              </w:rPr>
-              <w:t>—</w:t>
-            </w:r>
-          </w:p>
-        </w:tc>
-      </w:tr>
-      <w:tr>
-        <w:tblPrEx>
-          <w:tblCellMar>
-            <w:top w:w="0" w:type="dxa"/>
-            <w:bottom w:w="0" w:type="dxa"/>
-          </w:tblCellMar>
-        </w:tblPrEx>
-        <w:tc>
-          <w:tcPr>
-            <w:tcW w:w="2400" w:type="dxa"/>
-            <w:tcBorders>
-              <w:top w:val="single" w:sz="2" w:space="0" w:color="BFBFBF"/>
-              <w:left w:val="single" w:sz="2" w:space="0" w:color="BFBFBF"/>
-              <w:bottom w:val="single" w:sz="2" w:space="0" w:color="BFBFBF"/>
-              <w:right w:val="single" w:sz="2" w:space="0" w:color="BFBFBF"/>
-            </w:tcBorders>
-            <w:tcMar>
-              <w:top w:w="80" w:type="dxa"/>
-              <w:left w:w="100" w:type="dxa"/>
-              <w:bottom w:w="80" w:type="dxa"/>
-              <w:right w:w="100" w:type="dxa"/>
-            </w:tcMar>
-          </w:tcPr>
-          <w:p>
-            <w:pPr>
-              <w:rPr>
-                <w:rFonts w:ascii="Calibri" w:eastAsia="Calibri" w:hAnsi="Calibri" w:cs="Calibri"/>
-              </w:rPr>
-            </w:pPr>
-            <w:r>
-              <w:rPr>
-                <w:rFonts w:ascii="Calibri" w:eastAsia="Calibri" w:hAnsi="Calibri" w:cs="Calibri"/>
-              </w:rPr>
-              <w:t>Subject</w:t>
-            </w:r>
-          </w:p>
-        </w:tc>
-        <w:tc>
-          <w:tcPr>
-            <w:tcW w:w="2000" w:type="dxa"/>
-            <w:tcBorders>
-              <w:top w:val="single" w:sz="2" w:space="0" w:color="BFBFBF"/>
-              <w:left w:val="single" w:sz="2" w:space="0" w:color="BFBFBF"/>
-              <w:bottom w:val="single" w:sz="2" w:space="0" w:color="BFBFBF"/>
-              <w:right w:val="single" w:sz="2" w:space="0" w:color="BFBFBF"/>
-            </w:tcBorders>
-            <w:tcMar>
-              <w:top w:w="80" w:type="dxa"/>
-              <w:left w:w="100" w:type="dxa"/>
-              <w:bottom w:w="80" w:type="dxa"/>
-              <w:right w:w="100" w:type="dxa"/>
-            </w:tcMar>
-          </w:tcPr>
-          <w:p>
-            <w:pPr>
-              <w:rPr>
-                <w:rFonts w:ascii="Calibri" w:eastAsia="Calibri" w:hAnsi="Calibri" w:cs="Calibri"/>
-              </w:rPr>
-            </w:pPr>
-            <w:r>
-              <w:rPr>
-                <w:rFonts w:ascii="Calibri" w:eastAsia="Calibri" w:hAnsi="Calibri" w:cs="Calibri"/>
-              </w:rPr>
-              <w:t>Subject</w:t>
-            </w:r>
-          </w:p>
-        </w:tc>
-        <w:tc>
-          <w:tcPr>
-            <w:tcW w:w="2700" w:type="dxa"/>
-            <w:tcBorders>
-              <w:top w:val="single" w:sz="2" w:space="0" w:color="BFBFBF"/>
-              <w:left w:val="single" w:sz="2" w:space="0" w:color="BFBFBF"/>
-              <w:bottom w:val="single" w:sz="2" w:space="0" w:color="BFBFBF"/>
-              <w:right w:val="single" w:sz="2" w:space="0" w:color="BFBFBF"/>
-            </w:tcBorders>
-            <w:tcMar>
-              <w:top w:w="80" w:type="dxa"/>
-              <w:left w:w="100" w:type="dxa"/>
-              <w:bottom w:w="80" w:type="dxa"/>
-              <w:right w:w="100" w:type="dxa"/>
-            </w:tcMar>
-          </w:tcPr>
-          <w:p>
-            <w:pPr>
-              <w:rPr>
-                <w:rFonts w:ascii="Calibri" w:eastAsia="Calibri" w:hAnsi="Calibri" w:cs="Calibri"/>
-              </w:rPr>
-            </w:pPr>
-            <w:proofErr w:type="spellStart"/>
-            <w:r>
-              <w:rPr>
-                <w:rFonts w:ascii="Calibri" w:eastAsia="Calibri" w:hAnsi="Calibri" w:cs="Calibri"/>
-              </w:rPr>
-              <w:t>Observers:vector</w:t>
-            </w:r>
-            <w:proofErr w:type="spellEnd"/>
-            <w:r>
-              <w:rPr>
-                <w:rFonts w:ascii="Calibri" w:eastAsia="Calibri" w:hAnsi="Calibri" w:cs="Calibri"/>
-              </w:rPr>
-              <w:t>&lt;Observers*&gt;,attach(),detach(),notify()</w:t>
-            </w:r>
-          </w:p>
-        </w:tc>
-        <w:tc>
-          <w:tcPr>
-            <w:tcW w:w="2700" w:type="dxa"/>
-            <w:tcBorders>
-              <w:top w:val="single" w:sz="2" w:space="0" w:color="BFBFBF"/>
-              <w:left w:val="single" w:sz="2" w:space="0" w:color="BFBFBF"/>
-              <w:bottom w:val="single" w:sz="2" w:space="0" w:color="BFBFBF"/>
-              <w:right w:val="single" w:sz="2" w:space="0" w:color="BFBFBF"/>
-            </w:tcBorders>
-            <w:tcMar>
-              <w:top w:w="80" w:type="dxa"/>
-              <w:left w:w="100" w:type="dxa"/>
-              <w:bottom w:w="80" w:type="dxa"/>
-              <w:right w:w="100" w:type="dxa"/>
-            </w:tcMar>
-          </w:tcPr>
-          <w:p>
-            <w:pPr>
-              <w:rPr>
-                <w:rFonts w:ascii="Calibri" w:eastAsia="Calibri" w:hAnsi="Calibri" w:cs="Calibri"/>
-              </w:rPr>
-            </w:pPr>
-            <w:r>
-              <w:rPr>
-                <w:rFonts w:ascii="Calibri" w:eastAsia="Calibri" w:hAnsi="Calibri" w:cs="Calibri"/>
-              </w:rPr>
-              <w:t>Non-owning references to attached Observers</w:t>
+                <w:rFonts w:eastAsia="Calibri" w:cs="Calibri"/>
+              </w:rPr>
+              <w:t>non-owning references to attached Observers</w:t>
             </w:r>
           </w:p>
         </w:tc>
@@ -4350,10 +4155,9 @@
       </w:pPr>
       <w:r>
         <w:rPr>
-          <w:rFonts w:ascii="Calibri" w:eastAsia="Calibri" w:hAnsi="Calibri" w:cs="Calibri"/>
+          <w:rFonts w:eastAsia="Calibri" w:cs="Calibri"/>
           <w:i/>
           <w:iCs/>
-          <w:sz w:val="22"/>
           <w:szCs w:val="22"/>
         </w:rPr>
         <w:t>Note that Incident deliberately plays two roles at once — State Context and Observer Subject.</w:t>
@@ -4364,6 +4168,9 @@
         <w:pStyle w:val="Heading1"/>
         <w:spacing w:before="320" w:after="160"/>
       </w:pPr>
+      <w:r>
+        <w:t>1.</w:t>
+      </w:r>
       <w:r>
         <w:t xml:space="preserve">3. </w:t>
       </w:r>
@@ -4399,12 +4206,6 @@
         <w:gridCol w:w="5800"/>
       </w:tblGrid>
       <w:tr>
-        <w:tblPrEx>
-          <w:tblCellMar>
-            <w:top w:w="0" w:type="dxa"/>
-            <w:bottom w:w="0" w:type="dxa"/>
-          </w:tblCellMar>
-        </w:tblPrEx>
         <w:trPr>
           <w:tblHeader/>
         </w:trPr>
@@ -4428,7 +4229,7 @@
           <w:p>
             <w:r>
               <w:rPr>
-                <w:rFonts w:ascii="Calibri" w:eastAsia="Calibri" w:hAnsi="Calibri" w:cs="Calibri"/>
+                <w:rFonts w:eastAsia="Calibri" w:cs="Calibri"/>
                 <w:b/>
                 <w:bCs/>
                 <w:color w:val="FFFFFF"/>
@@ -4457,7 +4258,7 @@
           <w:p>
             <w:r>
               <w:rPr>
-                <w:rFonts w:ascii="Calibri" w:eastAsia="Calibri" w:hAnsi="Calibri" w:cs="Calibri"/>
+                <w:rFonts w:eastAsia="Calibri" w:cs="Calibri"/>
                 <w:b/>
                 <w:bCs/>
                 <w:color w:val="FFFFFF"/>
@@ -4486,7 +4287,7 @@
           <w:p>
             <w:r>
               <w:rPr>
-                <w:rFonts w:ascii="Calibri" w:eastAsia="Calibri" w:hAnsi="Calibri" w:cs="Calibri"/>
+                <w:rFonts w:eastAsia="Calibri" w:cs="Calibri"/>
                 <w:b/>
                 <w:bCs/>
                 <w:color w:val="FFFFFF"/>
@@ -4497,12 +4298,6 @@
         </w:tc>
       </w:tr>
       <w:tr>
-        <w:tblPrEx>
-          <w:tblCellMar>
-            <w:top w:w="0" w:type="dxa"/>
-            <w:bottom w:w="0" w:type="dxa"/>
-          </w:tblCellMar>
-        </w:tblPrEx>
         <w:tc>
           <w:tcPr>
             <w:tcW w:w="2000" w:type="dxa"/>
@@ -4522,7 +4317,7 @@
           <w:p>
             <w:r>
               <w:rPr>
-                <w:rFonts w:ascii="Calibri" w:eastAsia="Calibri" w:hAnsi="Calibri" w:cs="Calibri"/>
+                <w:rFonts w:eastAsia="Calibri" w:cs="Calibri"/>
               </w:rPr>
               <w:t>Command</w:t>
             </w:r>
@@ -4547,7 +4342,7 @@
           <w:p>
             <w:r>
               <w:rPr>
-                <w:rFonts w:ascii="Calibri" w:eastAsia="Calibri" w:hAnsi="Calibri" w:cs="Calibri"/>
+                <w:rFonts w:eastAsia="Calibri" w:cs="Calibri"/>
               </w:rPr>
               <w:t>Command</w:t>
             </w:r>
@@ -4572,7 +4367,7 @@
           <w:p>
             <w:r>
               <w:rPr>
-                <w:rFonts w:ascii="Calibri" w:eastAsia="Calibri" w:hAnsi="Calibri" w:cs="Calibri"/>
+                <w:rFonts w:eastAsia="Calibri" w:cs="Calibri"/>
               </w:rPr>
               <w:t>Command (abstract)</w:t>
             </w:r>
@@ -4580,12 +4375,6 @@
         </w:tc>
       </w:tr>
       <w:tr>
-        <w:tblPrEx>
-          <w:tblCellMar>
-            <w:top w:w="0" w:type="dxa"/>
-            <w:bottom w:w="0" w:type="dxa"/>
-          </w:tblCellMar>
-        </w:tblPrEx>
         <w:tc>
           <w:tcPr>
             <w:tcW w:w="2000" w:type="dxa"/>
@@ -4624,7 +4413,7 @@
             <w:proofErr w:type="spellStart"/>
             <w:r>
               <w:rPr>
-                <w:rFonts w:ascii="Calibri" w:eastAsia="Calibri" w:hAnsi="Calibri" w:cs="Calibri"/>
+                <w:rFonts w:eastAsia="Calibri" w:cs="Calibri"/>
               </w:rPr>
               <w:t>ConcreteCommand</w:t>
             </w:r>
@@ -4651,63 +4440,63 @@
             <w:proofErr w:type="spellStart"/>
             <w:r>
               <w:rPr>
-                <w:rFonts w:ascii="Calibri" w:eastAsia="Calibri" w:hAnsi="Calibri" w:cs="Calibri"/>
+                <w:rFonts w:eastAsia="Calibri" w:cs="Calibri"/>
               </w:rPr>
               <w:t>DispatchUnitCommand</w:t>
             </w:r>
             <w:proofErr w:type="spellEnd"/>
             <w:r>
               <w:rPr>
-                <w:rFonts w:ascii="Calibri" w:eastAsia="Calibri" w:hAnsi="Calibri" w:cs="Calibri"/>
+                <w:rFonts w:eastAsia="Calibri" w:cs="Calibri"/>
               </w:rPr>
               <w:t xml:space="preserve">, </w:t>
             </w:r>
             <w:proofErr w:type="spellStart"/>
             <w:r>
               <w:rPr>
-                <w:rFonts w:ascii="Calibri" w:eastAsia="Calibri" w:hAnsi="Calibri" w:cs="Calibri"/>
+                <w:rFonts w:eastAsia="Calibri" w:cs="Calibri"/>
               </w:rPr>
               <w:t>LockAreaCommand</w:t>
             </w:r>
             <w:proofErr w:type="spellEnd"/>
             <w:r>
               <w:rPr>
-                <w:rFonts w:ascii="Calibri" w:eastAsia="Calibri" w:hAnsi="Calibri" w:cs="Calibri"/>
+                <w:rFonts w:eastAsia="Calibri" w:cs="Calibri"/>
               </w:rPr>
               <w:t xml:space="preserve">, </w:t>
             </w:r>
             <w:proofErr w:type="spellStart"/>
             <w:r>
               <w:rPr>
-                <w:rFonts w:ascii="Calibri" w:eastAsia="Calibri" w:hAnsi="Calibri" w:cs="Calibri"/>
+                <w:rFonts w:eastAsia="Calibri" w:cs="Calibri"/>
               </w:rPr>
               <w:t>AlertCommand</w:t>
             </w:r>
             <w:proofErr w:type="spellEnd"/>
             <w:r>
               <w:rPr>
-                <w:rFonts w:ascii="Calibri" w:eastAsia="Calibri" w:hAnsi="Calibri" w:cs="Calibri"/>
+                <w:rFonts w:eastAsia="Calibri" w:cs="Calibri"/>
               </w:rPr>
               <w:t xml:space="preserve">, </w:t>
             </w:r>
             <w:proofErr w:type="spellStart"/>
             <w:r>
               <w:rPr>
-                <w:rFonts w:ascii="Calibri" w:eastAsia="Calibri" w:hAnsi="Calibri" w:cs="Calibri"/>
+                <w:rFonts w:eastAsia="Calibri" w:cs="Calibri"/>
               </w:rPr>
               <w:t>EvacuationCommand</w:t>
             </w:r>
             <w:proofErr w:type="spellEnd"/>
             <w:r>
               <w:rPr>
-                <w:rFonts w:ascii="Calibri" w:eastAsia="Calibri" w:hAnsi="Calibri" w:cs="Calibri"/>
+                <w:rFonts w:eastAsia="Calibri" w:cs="Calibri"/>
               </w:rPr>
               <w:t xml:space="preserve">, </w:t>
             </w:r>
             <w:proofErr w:type="spellStart"/>
             <w:r>
               <w:rPr>
-                <w:rFonts w:ascii="Calibri" w:eastAsia="Calibri" w:hAnsi="Calibri" w:cs="Calibri"/>
+                <w:rFonts w:eastAsia="Calibri" w:cs="Calibri"/>
               </w:rPr>
               <w:t>CancelCommand</w:t>
             </w:r>
@@ -4716,12 +4505,6 @@
         </w:tc>
       </w:tr>
       <w:tr>
-        <w:tblPrEx>
-          <w:tblCellMar>
-            <w:top w:w="0" w:type="dxa"/>
-            <w:bottom w:w="0" w:type="dxa"/>
-          </w:tblCellMar>
-        </w:tblPrEx>
         <w:tc>
           <w:tcPr>
             <w:tcW w:w="2000" w:type="dxa"/>
@@ -4759,7 +4542,7 @@
           <w:p>
             <w:r>
               <w:rPr>
-                <w:rFonts w:ascii="Calibri" w:eastAsia="Calibri" w:hAnsi="Calibri" w:cs="Calibri"/>
+                <w:rFonts w:eastAsia="Calibri" w:cs="Calibri"/>
               </w:rPr>
               <w:t>Invoker</w:t>
             </w:r>
@@ -4785,7 +4568,7 @@
             <w:proofErr w:type="spellStart"/>
             <w:r>
               <w:rPr>
-                <w:rFonts w:ascii="Calibri" w:eastAsia="Calibri" w:hAnsi="Calibri" w:cs="Calibri"/>
+                <w:rFonts w:eastAsia="Calibri" w:cs="Calibri"/>
               </w:rPr>
               <w:t>OperatorConsole</w:t>
             </w:r>
@@ -4794,12 +4577,6 @@
         </w:tc>
       </w:tr>
       <w:tr>
-        <w:tblPrEx>
-          <w:tblCellMar>
-            <w:top w:w="0" w:type="dxa"/>
-            <w:bottom w:w="0" w:type="dxa"/>
-          </w:tblCellMar>
-        </w:tblPrEx>
         <w:tc>
           <w:tcPr>
             <w:tcW w:w="2000" w:type="dxa"/>
@@ -4837,7 +4614,7 @@
           <w:p>
             <w:r>
               <w:rPr>
-                <w:rFonts w:ascii="Calibri" w:eastAsia="Calibri" w:hAnsi="Calibri" w:cs="Calibri"/>
+                <w:rFonts w:eastAsia="Calibri" w:cs="Calibri"/>
               </w:rPr>
               <w:t>Receiver</w:t>
             </w:r>
@@ -4863,56 +4640,56 @@
             <w:proofErr w:type="spellStart"/>
             <w:r>
               <w:rPr>
-                <w:rFonts w:ascii="Calibri" w:eastAsia="Calibri" w:hAnsi="Calibri" w:cs="Calibri"/>
+                <w:rFonts w:eastAsia="Calibri" w:cs="Calibri"/>
               </w:rPr>
               <w:t>ResponseComponent</w:t>
             </w:r>
             <w:proofErr w:type="spellEnd"/>
             <w:r>
               <w:rPr>
-                <w:rFonts w:ascii="Calibri" w:eastAsia="Calibri" w:hAnsi="Calibri" w:cs="Calibri"/>
+                <w:rFonts w:eastAsia="Calibri" w:cs="Calibri"/>
               </w:rPr>
               <w:t xml:space="preserve"> subclasses, </w:t>
             </w:r>
             <w:proofErr w:type="spellStart"/>
             <w:r>
               <w:rPr>
-                <w:rFonts w:ascii="Calibri" w:eastAsia="Calibri" w:hAnsi="Calibri" w:cs="Calibri"/>
+                <w:rFonts w:eastAsia="Calibri" w:cs="Calibri"/>
               </w:rPr>
               <w:t>AccessControlSystem</w:t>
             </w:r>
             <w:proofErr w:type="spellEnd"/>
             <w:r>
               <w:rPr>
-                <w:rFonts w:ascii="Calibri" w:eastAsia="Calibri" w:hAnsi="Calibri" w:cs="Calibri"/>
+                <w:rFonts w:eastAsia="Calibri" w:cs="Calibri"/>
               </w:rPr>
               <w:t xml:space="preserve">, </w:t>
             </w:r>
             <w:proofErr w:type="spellStart"/>
             <w:r>
               <w:rPr>
-                <w:rFonts w:ascii="Calibri" w:eastAsia="Calibri" w:hAnsi="Calibri" w:cs="Calibri"/>
+                <w:rFonts w:eastAsia="Calibri" w:cs="Calibri"/>
               </w:rPr>
               <w:t>CommunicationChannel</w:t>
             </w:r>
             <w:proofErr w:type="spellEnd"/>
             <w:r>
               <w:rPr>
-                <w:rFonts w:ascii="Calibri" w:eastAsia="Calibri" w:hAnsi="Calibri" w:cs="Calibri"/>
+                <w:rFonts w:eastAsia="Calibri" w:cs="Calibri"/>
               </w:rPr>
               <w:t xml:space="preserve">, another Command (for </w:t>
             </w:r>
             <w:proofErr w:type="spellStart"/>
             <w:r>
               <w:rPr>
-                <w:rFonts w:ascii="Calibri" w:eastAsia="Calibri" w:hAnsi="Calibri" w:cs="Calibri"/>
+                <w:rFonts w:eastAsia="Calibri" w:cs="Calibri"/>
               </w:rPr>
               <w:t>CancelCommand</w:t>
             </w:r>
             <w:proofErr w:type="spellEnd"/>
             <w:r>
               <w:rPr>
-                <w:rFonts w:ascii="Calibri" w:eastAsia="Calibri" w:hAnsi="Calibri" w:cs="Calibri"/>
+                <w:rFonts w:eastAsia="Calibri" w:cs="Calibri"/>
               </w:rPr>
               <w:t>)</w:t>
             </w:r>
@@ -4920,12 +4697,6 @@
         </w:tc>
       </w:tr>
       <w:tr>
-        <w:tblPrEx>
-          <w:tblCellMar>
-            <w:top w:w="0" w:type="dxa"/>
-            <w:bottom w:w="0" w:type="dxa"/>
-          </w:tblCellMar>
-        </w:tblPrEx>
         <w:tc>
           <w:tcPr>
             <w:tcW w:w="2000" w:type="dxa"/>
@@ -4945,7 +4716,7 @@
           <w:p>
             <w:r>
               <w:rPr>
-                <w:rFonts w:ascii="Calibri" w:eastAsia="Calibri" w:hAnsi="Calibri" w:cs="Calibri"/>
+                <w:rFonts w:eastAsia="Calibri" w:cs="Calibri"/>
               </w:rPr>
               <w:t>Mediator</w:t>
             </w:r>
@@ -4970,7 +4741,7 @@
           <w:p>
             <w:r>
               <w:rPr>
-                <w:rFonts w:ascii="Calibri" w:eastAsia="Calibri" w:hAnsi="Calibri" w:cs="Calibri"/>
+                <w:rFonts w:eastAsia="Calibri" w:cs="Calibri"/>
               </w:rPr>
               <w:t>Mediator</w:t>
             </w:r>
@@ -4996,14 +4767,14 @@
             <w:proofErr w:type="spellStart"/>
             <w:r>
               <w:rPr>
-                <w:rFonts w:ascii="Calibri" w:eastAsia="Calibri" w:hAnsi="Calibri" w:cs="Calibri"/>
+                <w:rFonts w:eastAsia="Calibri" w:cs="Calibri"/>
               </w:rPr>
               <w:t>ResponseMediator</w:t>
             </w:r>
             <w:proofErr w:type="spellEnd"/>
             <w:r>
               <w:rPr>
-                <w:rFonts w:ascii="Calibri" w:eastAsia="Calibri" w:hAnsi="Calibri" w:cs="Calibri"/>
+                <w:rFonts w:eastAsia="Calibri" w:cs="Calibri"/>
               </w:rPr>
               <w:t xml:space="preserve"> (interface)</w:t>
             </w:r>
@@ -5011,12 +4782,6 @@
         </w:tc>
       </w:tr>
       <w:tr>
-        <w:tblPrEx>
-          <w:tblCellMar>
-            <w:top w:w="0" w:type="dxa"/>
-            <w:bottom w:w="0" w:type="dxa"/>
-          </w:tblCellMar>
-        </w:tblPrEx>
         <w:tc>
           <w:tcPr>
             <w:tcW w:w="2000" w:type="dxa"/>
@@ -5055,7 +4820,7 @@
             <w:proofErr w:type="spellStart"/>
             <w:r>
               <w:rPr>
-                <w:rFonts w:ascii="Calibri" w:eastAsia="Calibri" w:hAnsi="Calibri" w:cs="Calibri"/>
+                <w:rFonts w:eastAsia="Calibri" w:cs="Calibri"/>
               </w:rPr>
               <w:t>ConcreteMediator</w:t>
             </w:r>
@@ -5082,7 +4847,7 @@
             <w:proofErr w:type="spellStart"/>
             <w:r>
               <w:rPr>
-                <w:rFonts w:ascii="Calibri" w:eastAsia="Calibri" w:hAnsi="Calibri" w:cs="Calibri"/>
+                <w:rFonts w:eastAsia="Calibri" w:cs="Calibri"/>
               </w:rPr>
               <w:t>IncidentCoordinator</w:t>
             </w:r>
@@ -5091,12 +4856,6 @@
         </w:tc>
       </w:tr>
       <w:tr>
-        <w:tblPrEx>
-          <w:tblCellMar>
-            <w:top w:w="0" w:type="dxa"/>
-            <w:bottom w:w="0" w:type="dxa"/>
-          </w:tblCellMar>
-        </w:tblPrEx>
         <w:tc>
           <w:tcPr>
             <w:tcW w:w="2000" w:type="dxa"/>
@@ -5134,7 +4893,7 @@
           <w:p>
             <w:r>
               <w:rPr>
-                <w:rFonts w:ascii="Calibri" w:eastAsia="Calibri" w:hAnsi="Calibri" w:cs="Calibri"/>
+                <w:rFonts w:eastAsia="Calibri" w:cs="Calibri"/>
               </w:rPr>
               <w:t>Colleague</w:t>
             </w:r>
@@ -5160,14 +4919,14 @@
             <w:proofErr w:type="spellStart"/>
             <w:r>
               <w:rPr>
-                <w:rFonts w:ascii="Calibri" w:eastAsia="Calibri" w:hAnsi="Calibri" w:cs="Calibri"/>
+                <w:rFonts w:eastAsia="Calibri" w:cs="Calibri"/>
               </w:rPr>
               <w:t>ResponseComponent</w:t>
             </w:r>
             <w:proofErr w:type="spellEnd"/>
             <w:r>
               <w:rPr>
-                <w:rFonts w:ascii="Calibri" w:eastAsia="Calibri" w:hAnsi="Calibri" w:cs="Calibri"/>
+                <w:rFonts w:eastAsia="Calibri" w:cs="Calibri"/>
               </w:rPr>
               <w:t xml:space="preserve"> (abstract)</w:t>
             </w:r>
@@ -5175,12 +4934,6 @@
         </w:tc>
       </w:tr>
       <w:tr>
-        <w:tblPrEx>
-          <w:tblCellMar>
-            <w:top w:w="0" w:type="dxa"/>
-            <w:bottom w:w="0" w:type="dxa"/>
-          </w:tblCellMar>
-        </w:tblPrEx>
         <w:tc>
           <w:tcPr>
             <w:tcW w:w="2000" w:type="dxa"/>
@@ -5219,7 +4972,7 @@
             <w:proofErr w:type="spellStart"/>
             <w:r>
               <w:rPr>
-                <w:rFonts w:ascii="Calibri" w:eastAsia="Calibri" w:hAnsi="Calibri" w:cs="Calibri"/>
+                <w:rFonts w:eastAsia="Calibri" w:cs="Calibri"/>
               </w:rPr>
               <w:t>ConcreteColleague</w:t>
             </w:r>
@@ -5246,35 +4999,35 @@
             <w:proofErr w:type="spellStart"/>
             <w:r>
               <w:rPr>
-                <w:rFonts w:ascii="Calibri" w:eastAsia="Calibri" w:hAnsi="Calibri" w:cs="Calibri"/>
+                <w:rFonts w:eastAsia="Calibri" w:cs="Calibri"/>
               </w:rPr>
               <w:t>SecurityTeam</w:t>
             </w:r>
             <w:proofErr w:type="spellEnd"/>
             <w:r>
               <w:rPr>
-                <w:rFonts w:ascii="Calibri" w:eastAsia="Calibri" w:hAnsi="Calibri" w:cs="Calibri"/>
+                <w:rFonts w:eastAsia="Calibri" w:cs="Calibri"/>
               </w:rPr>
               <w:t xml:space="preserve">, </w:t>
             </w:r>
             <w:proofErr w:type="spellStart"/>
             <w:r>
               <w:rPr>
-                <w:rFonts w:ascii="Calibri" w:eastAsia="Calibri" w:hAnsi="Calibri" w:cs="Calibri"/>
+                <w:rFonts w:eastAsia="Calibri" w:cs="Calibri"/>
               </w:rPr>
               <w:t>MedicalTeam</w:t>
             </w:r>
             <w:proofErr w:type="spellEnd"/>
             <w:r>
               <w:rPr>
-                <w:rFonts w:ascii="Calibri" w:eastAsia="Calibri" w:hAnsi="Calibri" w:cs="Calibri"/>
+                <w:rFonts w:eastAsia="Calibri" w:cs="Calibri"/>
               </w:rPr>
               <w:t xml:space="preserve">, </w:t>
             </w:r>
             <w:proofErr w:type="spellStart"/>
             <w:r>
               <w:rPr>
-                <w:rFonts w:ascii="Calibri" w:eastAsia="Calibri" w:hAnsi="Calibri" w:cs="Calibri"/>
+                <w:rFonts w:eastAsia="Calibri" w:cs="Calibri"/>
               </w:rPr>
               <w:t>FacilitiesTeam</w:t>
             </w:r>
@@ -5283,12 +5036,6 @@
         </w:tc>
       </w:tr>
       <w:tr>
-        <w:tblPrEx>
-          <w:tblCellMar>
-            <w:top w:w="0" w:type="dxa"/>
-            <w:bottom w:w="0" w:type="dxa"/>
-          </w:tblCellMar>
-        </w:tblPrEx>
         <w:tc>
           <w:tcPr>
             <w:tcW w:w="2000" w:type="dxa"/>
@@ -5308,7 +5055,7 @@
           <w:p>
             <w:r>
               <w:rPr>
-                <w:rFonts w:ascii="Calibri" w:eastAsia="Calibri" w:hAnsi="Calibri" w:cs="Calibri"/>
+                <w:rFonts w:eastAsia="Calibri" w:cs="Calibri"/>
               </w:rPr>
               <w:t>Adapter</w:t>
             </w:r>
@@ -5333,7 +5080,7 @@
           <w:p>
             <w:r>
               <w:rPr>
-                <w:rFonts w:ascii="Calibri" w:eastAsia="Calibri" w:hAnsi="Calibri" w:cs="Calibri"/>
+                <w:rFonts w:eastAsia="Calibri" w:cs="Calibri"/>
               </w:rPr>
               <w:t>Target</w:t>
             </w:r>
@@ -5359,7 +5106,7 @@
             <w:proofErr w:type="spellStart"/>
             <w:r>
               <w:rPr>
-                <w:rFonts w:ascii="Calibri" w:eastAsia="Calibri" w:hAnsi="Calibri" w:cs="Calibri"/>
+                <w:rFonts w:eastAsia="Calibri" w:cs="Calibri"/>
               </w:rPr>
               <w:t>CommunicationChannel</w:t>
             </w:r>
@@ -5368,12 +5115,6 @@
         </w:tc>
       </w:tr>
       <w:tr>
-        <w:tblPrEx>
-          <w:tblCellMar>
-            <w:top w:w="0" w:type="dxa"/>
-            <w:bottom w:w="0" w:type="dxa"/>
-          </w:tblCellMar>
-        </w:tblPrEx>
         <w:tc>
           <w:tcPr>
             <w:tcW w:w="2000" w:type="dxa"/>
@@ -5412,7 +5153,7 @@
             <w:proofErr w:type="spellStart"/>
             <w:r>
               <w:rPr>
-                <w:rFonts w:ascii="Calibri" w:eastAsia="Calibri" w:hAnsi="Calibri" w:cs="Calibri"/>
+                <w:rFonts w:eastAsia="Calibri" w:cs="Calibri"/>
               </w:rPr>
               <w:t>Adaptee</w:t>
             </w:r>
@@ -5439,7 +5180,7 @@
             <w:proofErr w:type="spellStart"/>
             <w:r>
               <w:rPr>
-                <w:rFonts w:ascii="Calibri" w:eastAsia="Calibri" w:hAnsi="Calibri" w:cs="Calibri"/>
+                <w:rFonts w:eastAsia="Calibri" w:cs="Calibri"/>
               </w:rPr>
               <w:t>LegacyPagerSystem</w:t>
             </w:r>
@@ -5448,12 +5189,6 @@
         </w:tc>
       </w:tr>
       <w:tr>
-        <w:tblPrEx>
-          <w:tblCellMar>
-            <w:top w:w="0" w:type="dxa"/>
-            <w:bottom w:w="0" w:type="dxa"/>
-          </w:tblCellMar>
-        </w:tblPrEx>
         <w:tc>
           <w:tcPr>
             <w:tcW w:w="2000" w:type="dxa"/>
@@ -5491,7 +5226,7 @@
           <w:p>
             <w:r>
               <w:rPr>
-                <w:rFonts w:ascii="Calibri" w:eastAsia="Calibri" w:hAnsi="Calibri" w:cs="Calibri"/>
+                <w:rFonts w:eastAsia="Calibri" w:cs="Calibri"/>
               </w:rPr>
               <w:t>Adapter</w:t>
             </w:r>
@@ -5517,14 +5252,14 @@
             <w:proofErr w:type="spellStart"/>
             <w:r>
               <w:rPr>
-                <w:rFonts w:ascii="Calibri" w:eastAsia="Calibri" w:hAnsi="Calibri" w:cs="Calibri"/>
+                <w:rFonts w:eastAsia="Calibri" w:cs="Calibri"/>
               </w:rPr>
               <w:t>LegacyPagerAdapter</w:t>
             </w:r>
             <w:proofErr w:type="spellEnd"/>
             <w:r>
               <w:rPr>
-                <w:rFonts w:ascii="Calibri" w:eastAsia="Calibri" w:hAnsi="Calibri" w:cs="Calibri"/>
+                <w:rFonts w:eastAsia="Calibri" w:cs="Calibri"/>
               </w:rPr>
               <w:t xml:space="preserve"> (object adapter, composition-based)</w:t>
             </w:r>
@@ -5532,12 +5267,6 @@
         </w:tc>
       </w:tr>
       <w:tr>
-        <w:tblPrEx>
-          <w:tblCellMar>
-            <w:top w:w="0" w:type="dxa"/>
-            <w:bottom w:w="0" w:type="dxa"/>
-          </w:tblCellMar>
-        </w:tblPrEx>
         <w:tc>
           <w:tcPr>
             <w:tcW w:w="2000" w:type="dxa"/>
@@ -5557,7 +5286,7 @@
           <w:p>
             <w:r>
               <w:rPr>
-                <w:rFonts w:ascii="Calibri" w:eastAsia="Calibri" w:hAnsi="Calibri" w:cs="Calibri"/>
+                <w:rFonts w:eastAsia="Calibri" w:cs="Calibri"/>
               </w:rPr>
               <w:t>Facade</w:t>
             </w:r>
@@ -5582,7 +5311,7 @@
           <w:p>
             <w:r>
               <w:rPr>
-                <w:rFonts w:ascii="Calibri" w:eastAsia="Calibri" w:hAnsi="Calibri" w:cs="Calibri"/>
+                <w:rFonts w:eastAsia="Calibri" w:cs="Calibri"/>
               </w:rPr>
               <w:t>Facade</w:t>
             </w:r>
@@ -5608,7 +5337,7 @@
             <w:proofErr w:type="spellStart"/>
             <w:r>
               <w:rPr>
-                <w:rFonts w:ascii="Calibri" w:eastAsia="Calibri" w:hAnsi="Calibri" w:cs="Calibri"/>
+                <w:rFonts w:eastAsia="Calibri" w:cs="Calibri"/>
               </w:rPr>
               <w:t>EmergencyResponseFacade</w:t>
             </w:r>
@@ -5617,12 +5346,6 @@
         </w:tc>
       </w:tr>
       <w:tr>
-        <w:tblPrEx>
-          <w:tblCellMar>
-            <w:top w:w="0" w:type="dxa"/>
-            <w:bottom w:w="0" w:type="dxa"/>
-          </w:tblCellMar>
-        </w:tblPrEx>
         <w:tc>
           <w:tcPr>
             <w:tcW w:w="2000" w:type="dxa"/>
@@ -5660,7 +5383,7 @@
           <w:p>
             <w:r>
               <w:rPr>
-                <w:rFonts w:ascii="Calibri" w:eastAsia="Calibri" w:hAnsi="Calibri" w:cs="Calibri"/>
+                <w:rFonts w:eastAsia="Calibri" w:cs="Calibri"/>
               </w:rPr>
               <w:t>Subsystem classes</w:t>
             </w:r>
@@ -5686,91 +5409,91 @@
             <w:proofErr w:type="spellStart"/>
             <w:r>
               <w:rPr>
-                <w:rFonts w:ascii="Calibri" w:eastAsia="Calibri" w:hAnsi="Calibri" w:cs="Calibri"/>
+                <w:rFonts w:eastAsia="Calibri" w:cs="Calibri"/>
               </w:rPr>
               <w:t>AccessControlSystem</w:t>
             </w:r>
             <w:proofErr w:type="spellEnd"/>
             <w:r>
               <w:rPr>
-                <w:rFonts w:ascii="Calibri" w:eastAsia="Calibri" w:hAnsi="Calibri" w:cs="Calibri"/>
+                <w:rFonts w:eastAsia="Calibri" w:cs="Calibri"/>
               </w:rPr>
               <w:t xml:space="preserve">, </w:t>
             </w:r>
             <w:proofErr w:type="spellStart"/>
             <w:r>
               <w:rPr>
-                <w:rFonts w:ascii="Calibri" w:eastAsia="Calibri" w:hAnsi="Calibri" w:cs="Calibri"/>
+                <w:rFonts w:eastAsia="Calibri" w:cs="Calibri"/>
               </w:rPr>
               <w:t>IncidentCoordinator</w:t>
             </w:r>
             <w:proofErr w:type="spellEnd"/>
             <w:r>
               <w:rPr>
-                <w:rFonts w:ascii="Calibri" w:eastAsia="Calibri" w:hAnsi="Calibri" w:cs="Calibri"/>
+                <w:rFonts w:eastAsia="Calibri" w:cs="Calibri"/>
               </w:rPr>
               <w:t xml:space="preserve">, </w:t>
             </w:r>
             <w:proofErr w:type="spellStart"/>
             <w:r>
               <w:rPr>
-                <w:rFonts w:ascii="Calibri" w:eastAsia="Calibri" w:hAnsi="Calibri" w:cs="Calibri"/>
+                <w:rFonts w:eastAsia="Calibri" w:cs="Calibri"/>
               </w:rPr>
               <w:t>SecurityTeam</w:t>
             </w:r>
             <w:proofErr w:type="spellEnd"/>
             <w:r>
               <w:rPr>
-                <w:rFonts w:ascii="Calibri" w:eastAsia="Calibri" w:hAnsi="Calibri" w:cs="Calibri"/>
+                <w:rFonts w:eastAsia="Calibri" w:cs="Calibri"/>
               </w:rPr>
               <w:t xml:space="preserve">, </w:t>
             </w:r>
             <w:proofErr w:type="spellStart"/>
             <w:r>
               <w:rPr>
-                <w:rFonts w:ascii="Calibri" w:eastAsia="Calibri" w:hAnsi="Calibri" w:cs="Calibri"/>
+                <w:rFonts w:eastAsia="Calibri" w:cs="Calibri"/>
               </w:rPr>
               <w:t>MedicalTeam</w:t>
             </w:r>
             <w:proofErr w:type="spellEnd"/>
             <w:r>
               <w:rPr>
-                <w:rFonts w:ascii="Calibri" w:eastAsia="Calibri" w:hAnsi="Calibri" w:cs="Calibri"/>
+                <w:rFonts w:eastAsia="Calibri" w:cs="Calibri"/>
               </w:rPr>
               <w:t xml:space="preserve">, </w:t>
             </w:r>
             <w:proofErr w:type="spellStart"/>
             <w:r>
               <w:rPr>
-                <w:rFonts w:ascii="Calibri" w:eastAsia="Calibri" w:hAnsi="Calibri" w:cs="Calibri"/>
+                <w:rFonts w:eastAsia="Calibri" w:cs="Calibri"/>
               </w:rPr>
               <w:t>FacilitiesTeam</w:t>
             </w:r>
             <w:proofErr w:type="spellEnd"/>
             <w:r>
               <w:rPr>
-                <w:rFonts w:ascii="Calibri" w:eastAsia="Calibri" w:hAnsi="Calibri" w:cs="Calibri"/>
+                <w:rFonts w:eastAsia="Calibri" w:cs="Calibri"/>
               </w:rPr>
               <w:t xml:space="preserve">, </w:t>
             </w:r>
             <w:proofErr w:type="spellStart"/>
             <w:r>
               <w:rPr>
-                <w:rFonts w:ascii="Calibri" w:eastAsia="Calibri" w:hAnsi="Calibri" w:cs="Calibri"/>
+                <w:rFonts w:eastAsia="Calibri" w:cs="Calibri"/>
               </w:rPr>
               <w:t>LegacyPagerAdapter</w:t>
             </w:r>
             <w:proofErr w:type="spellEnd"/>
             <w:r>
               <w:rPr>
-                <w:rFonts w:ascii="Calibri" w:eastAsia="Calibri" w:hAnsi="Calibri" w:cs="Calibri"/>
+                <w:rFonts w:eastAsia="Calibri" w:cs="Calibri"/>
               </w:rPr>
               <w:t xml:space="preserve">, </w:t>
             </w:r>
             <w:proofErr w:type="spellStart"/>
             <w:r>
               <w:rPr>
-                <w:rFonts w:ascii="Calibri" w:eastAsia="Calibri" w:hAnsi="Calibri" w:cs="Calibri"/>
+                <w:rFonts w:eastAsia="Calibri" w:cs="Calibri"/>
               </w:rPr>
               <w:t>OperatorConsole</w:t>
             </w:r>
@@ -5779,12 +5502,6 @@
         </w:tc>
       </w:tr>
       <w:tr>
-        <w:tblPrEx>
-          <w:tblCellMar>
-            <w:top w:w="0" w:type="dxa"/>
-            <w:bottom w:w="0" w:type="dxa"/>
-          </w:tblCellMar>
-        </w:tblPrEx>
         <w:tc>
           <w:tcPr>
             <w:tcW w:w="2000" w:type="dxa"/>
@@ -5804,7 +5521,7 @@
           <w:p>
             <w:r>
               <w:rPr>
-                <w:rFonts w:ascii="Calibri" w:eastAsia="Calibri" w:hAnsi="Calibri" w:cs="Calibri"/>
+                <w:rFonts w:eastAsia="Calibri" w:cs="Calibri"/>
               </w:rPr>
               <w:t xml:space="preserve">State </w:t>
             </w:r>
@@ -5829,7 +5546,7 @@
           <w:p>
             <w:r>
               <w:rPr>
-                <w:rFonts w:ascii="Calibri" w:eastAsia="Calibri" w:hAnsi="Calibri" w:cs="Calibri"/>
+                <w:rFonts w:eastAsia="Calibri" w:cs="Calibri"/>
               </w:rPr>
               <w:t>Context</w:t>
             </w:r>
@@ -5854,7 +5571,7 @@
           <w:p>
             <w:r>
               <w:rPr>
-                <w:rFonts w:ascii="Calibri" w:eastAsia="Calibri" w:hAnsi="Calibri" w:cs="Calibri"/>
+                <w:rFonts w:eastAsia="Calibri" w:cs="Calibri"/>
               </w:rPr>
               <w:t>Incident</w:t>
             </w:r>
@@ -5862,12 +5579,6 @@
         </w:tc>
       </w:tr>
       <w:tr>
-        <w:tblPrEx>
-          <w:tblCellMar>
-            <w:top w:w="0" w:type="dxa"/>
-            <w:bottom w:w="0" w:type="dxa"/>
-          </w:tblCellMar>
-        </w:tblPrEx>
         <w:tc>
           <w:tcPr>
             <w:tcW w:w="2000" w:type="dxa"/>
@@ -5905,7 +5616,7 @@
           <w:p>
             <w:r>
               <w:rPr>
-                <w:rFonts w:ascii="Calibri" w:eastAsia="Calibri" w:hAnsi="Calibri" w:cs="Calibri"/>
+                <w:rFonts w:eastAsia="Calibri" w:cs="Calibri"/>
               </w:rPr>
               <w:t>State</w:t>
             </w:r>
@@ -5931,7 +5642,7 @@
             <w:proofErr w:type="spellStart"/>
             <w:r>
               <w:rPr>
-                <w:rFonts w:ascii="Calibri" w:eastAsia="Calibri" w:hAnsi="Calibri" w:cs="Calibri"/>
+                <w:rFonts w:eastAsia="Calibri" w:cs="Calibri"/>
               </w:rPr>
               <w:t>IncidentState</w:t>
             </w:r>
@@ -5940,12 +5651,6 @@
         </w:tc>
       </w:tr>
       <w:tr>
-        <w:tblPrEx>
-          <w:tblCellMar>
-            <w:top w:w="0" w:type="dxa"/>
-            <w:bottom w:w="0" w:type="dxa"/>
-          </w:tblCellMar>
-        </w:tblPrEx>
         <w:tc>
           <w:tcPr>
             <w:tcW w:w="2000" w:type="dxa"/>
@@ -5984,7 +5689,7 @@
             <w:proofErr w:type="spellStart"/>
             <w:r>
               <w:rPr>
-                <w:rFonts w:ascii="Calibri" w:eastAsia="Calibri" w:hAnsi="Calibri" w:cs="Calibri"/>
+                <w:rFonts w:eastAsia="Calibri" w:cs="Calibri"/>
               </w:rPr>
               <w:t>ConcreteState</w:t>
             </w:r>
@@ -6011,49 +5716,49 @@
             <w:proofErr w:type="spellStart"/>
             <w:r>
               <w:rPr>
-                <w:rFonts w:ascii="Calibri" w:eastAsia="Calibri" w:hAnsi="Calibri" w:cs="Calibri"/>
+                <w:rFonts w:eastAsia="Calibri" w:cs="Calibri"/>
               </w:rPr>
               <w:t>ReportedState</w:t>
             </w:r>
             <w:proofErr w:type="spellEnd"/>
             <w:r>
               <w:rPr>
-                <w:rFonts w:ascii="Calibri" w:eastAsia="Calibri" w:hAnsi="Calibri" w:cs="Calibri"/>
+                <w:rFonts w:eastAsia="Calibri" w:cs="Calibri"/>
               </w:rPr>
               <w:t xml:space="preserve">, </w:t>
             </w:r>
             <w:proofErr w:type="spellStart"/>
             <w:r>
               <w:rPr>
-                <w:rFonts w:ascii="Calibri" w:eastAsia="Calibri" w:hAnsi="Calibri" w:cs="Calibri"/>
+                <w:rFonts w:eastAsia="Calibri" w:cs="Calibri"/>
               </w:rPr>
               <w:t>DispatchedState</w:t>
             </w:r>
             <w:proofErr w:type="spellEnd"/>
             <w:r>
               <w:rPr>
-                <w:rFonts w:ascii="Calibri" w:eastAsia="Calibri" w:hAnsi="Calibri" w:cs="Calibri"/>
+                <w:rFonts w:eastAsia="Calibri" w:cs="Calibri"/>
               </w:rPr>
               <w:t xml:space="preserve">, </w:t>
             </w:r>
             <w:proofErr w:type="spellStart"/>
             <w:r>
               <w:rPr>
-                <w:rFonts w:ascii="Calibri" w:eastAsia="Calibri" w:hAnsi="Calibri" w:cs="Calibri"/>
+                <w:rFonts w:eastAsia="Calibri" w:cs="Calibri"/>
               </w:rPr>
               <w:t>ContainedState</w:t>
             </w:r>
             <w:proofErr w:type="spellEnd"/>
             <w:r>
               <w:rPr>
-                <w:rFonts w:ascii="Calibri" w:eastAsia="Calibri" w:hAnsi="Calibri" w:cs="Calibri"/>
+                <w:rFonts w:eastAsia="Calibri" w:cs="Calibri"/>
               </w:rPr>
               <w:t xml:space="preserve">, </w:t>
             </w:r>
             <w:proofErr w:type="spellStart"/>
             <w:r>
               <w:rPr>
-                <w:rFonts w:ascii="Calibri" w:eastAsia="Calibri" w:hAnsi="Calibri" w:cs="Calibri"/>
+                <w:rFonts w:eastAsia="Calibri" w:cs="Calibri"/>
               </w:rPr>
               <w:t>ResolvedState</w:t>
             </w:r>
@@ -6062,12 +5767,6 @@
         </w:tc>
       </w:tr>
       <w:tr>
-        <w:tblPrEx>
-          <w:tblCellMar>
-            <w:top w:w="0" w:type="dxa"/>
-            <w:bottom w:w="0" w:type="dxa"/>
-          </w:tblCellMar>
-        </w:tblPrEx>
         <w:tc>
           <w:tcPr>
             <w:tcW w:w="2000" w:type="dxa"/>
@@ -6087,7 +5786,7 @@
           <w:p>
             <w:r>
               <w:rPr>
-                <w:rFonts w:ascii="Calibri" w:eastAsia="Calibri" w:hAnsi="Calibri" w:cs="Calibri"/>
+                <w:rFonts w:eastAsia="Calibri" w:cs="Calibri"/>
               </w:rPr>
               <w:t xml:space="preserve">Observer </w:t>
             </w:r>
@@ -6112,7 +5811,7 @@
           <w:p>
             <w:r>
               <w:rPr>
-                <w:rFonts w:ascii="Calibri" w:eastAsia="Calibri" w:hAnsi="Calibri" w:cs="Calibri"/>
+                <w:rFonts w:eastAsia="Calibri" w:cs="Calibri"/>
               </w:rPr>
               <w:t>Subject</w:t>
             </w:r>
@@ -6137,20 +5836,14 @@
           <w:p>
             <w:r>
               <w:rPr>
-                <w:rFonts w:ascii="Calibri" w:eastAsia="Calibri" w:hAnsi="Calibri" w:cs="Calibri"/>
-              </w:rPr>
-              <w:t>Subject</w:t>
+                <w:rFonts w:eastAsia="Calibri" w:cs="Calibri"/>
+              </w:rPr>
+              <w:t>Incident</w:t>
             </w:r>
           </w:p>
         </w:tc>
       </w:tr>
       <w:tr>
-        <w:tblPrEx>
-          <w:tblCellMar>
-            <w:top w:w="0" w:type="dxa"/>
-            <w:bottom w:w="0" w:type="dxa"/>
-          </w:tblCellMar>
-        </w:tblPrEx>
         <w:tc>
           <w:tcPr>
             <w:tcW w:w="2000" w:type="dxa"/>
@@ -6167,13 +5860,7 @@
               <w:right w:w="100" w:type="dxa"/>
             </w:tcMar>
           </w:tcPr>
-          <w:p>
-            <w:pPr>
-              <w:rPr>
-                <w:rFonts w:ascii="Calibri" w:eastAsia="Calibri" w:hAnsi="Calibri" w:cs="Calibri"/>
-              </w:rPr>
-            </w:pPr>
-          </w:p>
+          <w:p/>
         </w:tc>
         <w:tc>
           <w:tcPr>
@@ -6192,19 +5879,12 @@
             </w:tcMar>
           </w:tcPr>
           <w:p>
-            <w:pPr>
-              <w:rPr>
-                <w:rFonts w:ascii="Calibri" w:eastAsia="Calibri" w:hAnsi="Calibri" w:cs="Calibri"/>
-              </w:rPr>
-            </w:pPr>
-            <w:proofErr w:type="spellStart"/>
-            <w:r>
-              <w:rPr>
-                <w:rFonts w:ascii="Calibri" w:eastAsia="Calibri" w:hAnsi="Calibri" w:cs="Calibri"/>
-              </w:rPr>
-              <w:t>ConcreteSubject</w:t>
-            </w:r>
-            <w:proofErr w:type="spellEnd"/>
+            <w:r>
+              <w:rPr>
+                <w:rFonts w:eastAsia="Calibri" w:cs="Calibri"/>
+              </w:rPr>
+              <w:t>Observer</w:t>
+            </w:r>
           </w:p>
         </w:tc>
         <w:tc>
@@ -6224,27 +5904,16 @@
             </w:tcMar>
           </w:tcPr>
           <w:p>
-            <w:pPr>
-              <w:rPr>
-                <w:rFonts w:ascii="Calibri" w:eastAsia="Calibri" w:hAnsi="Calibri" w:cs="Calibri"/>
-              </w:rPr>
-            </w:pPr>
-            <w:r>
-              <w:rPr>
-                <w:rFonts w:ascii="Calibri" w:eastAsia="Calibri" w:hAnsi="Calibri" w:cs="Calibri"/>
-              </w:rPr>
-              <w:t>Incident</w:t>
+            <w:r>
+              <w:rPr>
+                <w:rFonts w:eastAsia="Calibri" w:cs="Calibri"/>
+              </w:rPr>
+              <w:t>Observer</w:t>
             </w:r>
           </w:p>
         </w:tc>
       </w:tr>
       <w:tr>
-        <w:tblPrEx>
-          <w:tblCellMar>
-            <w:top w:w="0" w:type="dxa"/>
-            <w:bottom w:w="0" w:type="dxa"/>
-          </w:tblCellMar>
-        </w:tblPrEx>
         <w:tc>
           <w:tcPr>
             <w:tcW w:w="2000" w:type="dxa"/>
@@ -6280,12 +5949,14 @@
             </w:tcMar>
           </w:tcPr>
           <w:p>
-            <w:r>
-              <w:rPr>
-                <w:rFonts w:ascii="Calibri" w:eastAsia="Calibri" w:hAnsi="Calibri" w:cs="Calibri"/>
-              </w:rPr>
-              <w:t>Observer</w:t>
-            </w:r>
+            <w:proofErr w:type="spellStart"/>
+            <w:r>
+              <w:rPr>
+                <w:rFonts w:eastAsia="Calibri" w:cs="Calibri"/>
+              </w:rPr>
+              <w:t>ConcreteObserver</w:t>
+            </w:r>
+            <w:proofErr w:type="spellEnd"/>
           </w:p>
         </w:tc>
         <w:tc>
@@ -6307,92 +5978,14 @@
           <w:p>
             <w:r>
               <w:rPr>
-                <w:rFonts w:ascii="Calibri" w:eastAsia="Calibri" w:hAnsi="Calibri" w:cs="Calibri"/>
-              </w:rPr>
-              <w:t>Observer</w:t>
-            </w:r>
-          </w:p>
-        </w:tc>
-      </w:tr>
-      <w:tr>
-        <w:tblPrEx>
-          <w:tblCellMar>
-            <w:top w:w="0" w:type="dxa"/>
-            <w:bottom w:w="0" w:type="dxa"/>
-          </w:tblCellMar>
-        </w:tblPrEx>
-        <w:tc>
-          <w:tcPr>
-            <w:tcW w:w="2000" w:type="dxa"/>
-            <w:tcBorders>
-              <w:top w:val="single" w:sz="2" w:space="0" w:color="BFBFBF"/>
-              <w:left w:val="single" w:sz="2" w:space="0" w:color="BFBFBF"/>
-              <w:bottom w:val="single" w:sz="2" w:space="0" w:color="BFBFBF"/>
-              <w:right w:val="single" w:sz="2" w:space="0" w:color="BFBFBF"/>
-            </w:tcBorders>
-            <w:tcMar>
-              <w:top w:w="80" w:type="dxa"/>
-              <w:left w:w="100" w:type="dxa"/>
-              <w:bottom w:w="80" w:type="dxa"/>
-              <w:right w:w="100" w:type="dxa"/>
-            </w:tcMar>
-          </w:tcPr>
-          <w:p/>
-        </w:tc>
-        <w:tc>
-          <w:tcPr>
-            <w:tcW w:w="2000" w:type="dxa"/>
-            <w:tcBorders>
-              <w:top w:val="single" w:sz="2" w:space="0" w:color="BFBFBF"/>
-              <w:left w:val="single" w:sz="2" w:space="0" w:color="BFBFBF"/>
-              <w:bottom w:val="single" w:sz="2" w:space="0" w:color="BFBFBF"/>
-              <w:right w:val="single" w:sz="2" w:space="0" w:color="BFBFBF"/>
-            </w:tcBorders>
-            <w:tcMar>
-              <w:top w:w="80" w:type="dxa"/>
-              <w:left w:w="100" w:type="dxa"/>
-              <w:bottom w:w="80" w:type="dxa"/>
-              <w:right w:w="100" w:type="dxa"/>
-            </w:tcMar>
-          </w:tcPr>
-          <w:p>
-            <w:proofErr w:type="spellStart"/>
-            <w:r>
-              <w:rPr>
-                <w:rFonts w:ascii="Calibri" w:eastAsia="Calibri" w:hAnsi="Calibri" w:cs="Calibri"/>
-              </w:rPr>
-              <w:t>ConcreteObserver</w:t>
-            </w:r>
-            <w:proofErr w:type="spellEnd"/>
-          </w:p>
-        </w:tc>
-        <w:tc>
-          <w:tcPr>
-            <w:tcW w:w="5800" w:type="dxa"/>
-            <w:tcBorders>
-              <w:top w:val="single" w:sz="2" w:space="0" w:color="BFBFBF"/>
-              <w:left w:val="single" w:sz="2" w:space="0" w:color="BFBFBF"/>
-              <w:bottom w:val="single" w:sz="2" w:space="0" w:color="BFBFBF"/>
-              <w:right w:val="single" w:sz="2" w:space="0" w:color="BFBFBF"/>
-            </w:tcBorders>
-            <w:tcMar>
-              <w:top w:w="80" w:type="dxa"/>
-              <w:left w:w="100" w:type="dxa"/>
-              <w:bottom w:w="80" w:type="dxa"/>
-              <w:right w:w="100" w:type="dxa"/>
-            </w:tcMar>
-          </w:tcPr>
-          <w:p>
-            <w:r>
-              <w:rPr>
-                <w:rFonts w:ascii="Calibri" w:eastAsia="Calibri" w:hAnsi="Calibri" w:cs="Calibri"/>
+                <w:rFonts w:eastAsia="Calibri" w:cs="Calibri"/>
               </w:rPr>
               <w:t xml:space="preserve">Dashboard, </w:t>
             </w:r>
             <w:proofErr w:type="spellStart"/>
             <w:r>
               <w:rPr>
-                <w:rFonts w:ascii="Calibri" w:eastAsia="Calibri" w:hAnsi="Calibri" w:cs="Calibri"/>
+                <w:rFonts w:eastAsia="Calibri" w:cs="Calibri"/>
               </w:rPr>
               <w:t>AuditLogger</w:t>
             </w:r>
@@ -6407,6 +6000,9 @@
         <w:spacing w:before="320" w:after="160"/>
       </w:pPr>
       <w:r>
+        <w:t>1.</w:t>
+      </w:r>
+      <w:r>
         <w:t>4. Justification for the Two Additional Patterns</w:t>
       </w:r>
     </w:p>
@@ -6416,7 +6012,13 @@
         <w:spacing w:before="240" w:after="120"/>
       </w:pPr>
       <w:r>
-        <w:t>4.1 State — for Incident status</w:t>
+        <w:t xml:space="preserve">State </w:t>
+      </w:r>
+      <w:r>
+        <w:t>-</w:t>
+      </w:r>
+      <w:r>
+        <w:t xml:space="preserve"> for Incident status</w:t>
       </w:r>
     </w:p>
     <w:p>
@@ -6434,19 +6036,10 @@
       </w:pPr>
       <w:r>
         <w:rPr>
-          <w:rFonts w:ascii="Calibri" w:eastAsia="Calibri" w:hAnsi="Calibri" w:cs="Calibri"/>
-          <w:sz w:val="22"/>
+          <w:rFonts w:eastAsia="Calibri" w:cs="Calibri"/>
           <w:szCs w:val="22"/>
         </w:rPr>
-        <w:t>An incident's operational status controls which actions are currently legal — you cannot resolve an incident that hasn't been contained, or dispatch one that's already dispatched.</w:t>
-      </w:r>
-      <w:r>
-        <w:rPr>
-          <w:rFonts w:ascii="Calibri" w:eastAsia="Calibri" w:hAnsi="Calibri" w:cs="Calibri"/>
-          <w:sz w:val="22"/>
-          <w:szCs w:val="22"/>
-        </w:rPr>
-        <w:t xml:space="preserve"> The State pattern instead makes each status responsible only for its own legal transitions; adding a new status means adding one new class, not touching existing ones.</w:t>
+        <w:t>An incident's operational status controls which actions are currently legal — you cannot resolve an incident that hasn't been contained, or dispatch one that's already dispatched. The State pattern instead makes each status responsible only for its own legal transitions; adding a new status means adding one new class, not touching existing ones.</w:t>
       </w:r>
     </w:p>
     <w:p>
@@ -6455,7 +6048,13 @@
         <w:spacing w:before="240" w:after="120"/>
       </w:pPr>
       <w:r>
-        <w:t>4.2 Observer — for incident status changes</w:t>
+        <w:t xml:space="preserve">Observer </w:t>
+      </w:r>
+      <w:r>
+        <w:t>-</w:t>
+      </w:r>
+      <w:r>
+        <w:t xml:space="preserve"> for incident status changes</w:t>
       </w:r>
     </w:p>
     <w:p>
@@ -6473,8 +6072,7 @@
       </w:pPr>
       <w:r>
         <w:rPr>
-          <w:rFonts w:ascii="Calibri" w:eastAsia="Calibri" w:hAnsi="Calibri" w:cs="Calibri"/>
-          <w:sz w:val="22"/>
+          <w:rFonts w:eastAsia="Calibri" w:cs="Calibri"/>
           <w:szCs w:val="22"/>
         </w:rPr>
         <w:t>Several independent parts of the system need to react whenever an incident's status changes — a dashboard for operators, an audit log for compliance — and that list is likely to grow (e.g. an SMS notifier later). Incident should not need to know about, construct, or directly call each of these.</w:t>
@@ -6484,42 +6082,46 @@
       </w:r>
       <w:r>
         <w:rPr>
-          <w:rFonts w:ascii="Calibri" w:eastAsia="Calibri" w:hAnsi="Calibri" w:cs="Calibri"/>
-          <w:sz w:val="22"/>
+          <w:rFonts w:eastAsia="Calibri" w:cs="Calibri"/>
           <w:szCs w:val="22"/>
         </w:rPr>
-        <w:t>H</w:t>
-      </w:r>
-      <w:r>
-        <w:rPr>
-          <w:rFonts w:ascii="Calibri" w:eastAsia="Calibri" w:hAnsi="Calibri" w:cs="Calibri"/>
-          <w:sz w:val="22"/>
+        <w:t xml:space="preserve">Having Incident directly call </w:t>
+      </w:r>
+      <w:proofErr w:type="spellStart"/>
+      <w:r>
+        <w:rPr>
+          <w:rFonts w:eastAsia="Calibri" w:cs="Calibri"/>
           <w:szCs w:val="22"/>
         </w:rPr>
-        <w:t xml:space="preserve">aving Incident directly call </w:t>
+        <w:t>dashboard.update</w:t>
+      </w:r>
+      <w:proofErr w:type="spellEnd"/>
+      <w:r>
+        <w:rPr>
+          <w:rFonts w:eastAsia="Calibri" w:cs="Calibri"/>
+          <w:szCs w:val="22"/>
+        </w:rPr>
+        <w:t xml:space="preserve">() and </w:t>
       </w:r>
       <w:proofErr w:type="spellStart"/>
       <w:r>
         <w:rPr>
-          <w:rFonts w:ascii="Calibri" w:eastAsia="Calibri" w:hAnsi="Calibri" w:cs="Calibri"/>
-          <w:sz w:val="22"/>
+          <w:rFonts w:eastAsia="Calibri" w:cs="Calibri"/>
           <w:szCs w:val="22"/>
         </w:rPr>
-        <w:t>dashboard.update</w:t>
+        <w:t>logger.log</w:t>
       </w:r>
       <w:proofErr w:type="spellEnd"/>
       <w:r>
         <w:rPr>
-          <w:rFonts w:ascii="Calibri" w:eastAsia="Calibri" w:hAnsi="Calibri" w:cs="Calibri"/>
-          <w:sz w:val="22"/>
+          <w:rFonts w:eastAsia="Calibri" w:cs="Calibri"/>
           <w:szCs w:val="22"/>
         </w:rPr>
-        <w:t>() and logger.log() inline would work initially, but couples Incident to concrete reporting classes and requires editing Incident every time a new consumer of status changes is added</w:t>
-      </w:r>
-      <w:r>
-        <w:rPr>
-          <w:rFonts w:ascii="Calibri" w:eastAsia="Calibri" w:hAnsi="Calibri" w:cs="Calibri"/>
-          <w:sz w:val="22"/>
+        <w:t>() inline would work initially, but couples Incident to concrete reporting classes and requires editing Incident every time a new consumer of status changes is added</w:t>
+      </w:r>
+      <w:r>
+        <w:rPr>
+          <w:rFonts w:eastAsia="Calibri" w:cs="Calibri"/>
           <w:szCs w:val="22"/>
         </w:rPr>
         <w:t>.</w:t>
@@ -6531,7 +6133,16 @@
         <w:spacing w:before="320" w:after="160"/>
       </w:pPr>
       <w:r>
-        <w:t>5. Ownership Decisions</w:t>
+        <w:t>1.</w:t>
+      </w:r>
+      <w:r>
+        <w:t xml:space="preserve">5. Ownership </w:t>
+      </w:r>
+      <w:r>
+        <w:t xml:space="preserve">and Lifetime </w:t>
+      </w:r>
+      <w:r>
+        <w:t>Decisions</w:t>
       </w:r>
     </w:p>
     <w:tbl>
@@ -6552,17 +6163,11 @@
         <w:tblLook w:val="0000" w:firstRow="0" w:lastRow="0" w:firstColumn="0" w:lastColumn="0" w:noHBand="0" w:noVBand="0"/>
       </w:tblPr>
       <w:tblGrid>
-        <w:gridCol w:w="2453"/>
-        <w:gridCol w:w="3070"/>
-        <w:gridCol w:w="4277"/>
+        <w:gridCol w:w="2679"/>
+        <w:gridCol w:w="3020"/>
+        <w:gridCol w:w="4101"/>
       </w:tblGrid>
       <w:tr>
-        <w:tblPrEx>
-          <w:tblCellMar>
-            <w:top w:w="0" w:type="dxa"/>
-            <w:bottom w:w="0" w:type="dxa"/>
-          </w:tblCellMar>
-        </w:tblPrEx>
         <w:trPr>
           <w:tblHeader/>
         </w:trPr>
@@ -6586,7 +6191,7 @@
           <w:p>
             <w:r>
               <w:rPr>
-                <w:rFonts w:ascii="Calibri" w:eastAsia="Calibri" w:hAnsi="Calibri" w:cs="Calibri"/>
+                <w:rFonts w:eastAsia="Calibri" w:cs="Calibri"/>
                 <w:b/>
                 <w:bCs/>
                 <w:color w:val="FFFFFF"/>
@@ -6615,7 +6220,7 @@
           <w:p>
             <w:r>
               <w:rPr>
-                <w:rFonts w:ascii="Calibri" w:eastAsia="Calibri" w:hAnsi="Calibri" w:cs="Calibri"/>
+                <w:rFonts w:eastAsia="Calibri" w:cs="Calibri"/>
                 <w:b/>
                 <w:bCs/>
                 <w:color w:val="FFFFFF"/>
@@ -6625,7 +6230,7 @@
             <w:proofErr w:type="spellStart"/>
             <w:r>
               <w:rPr>
-                <w:rFonts w:ascii="Calibri" w:eastAsia="Calibri" w:hAnsi="Calibri" w:cs="Calibri"/>
+                <w:rFonts w:eastAsia="Calibri" w:cs="Calibri"/>
                 <w:b/>
                 <w:bCs/>
                 <w:color w:val="FFFFFF"/>
@@ -6635,7 +6240,7 @@
             <w:proofErr w:type="spellEnd"/>
             <w:r>
               <w:rPr>
-                <w:rFonts w:ascii="Calibri" w:eastAsia="Calibri" w:hAnsi="Calibri" w:cs="Calibri"/>
+                <w:rFonts w:eastAsia="Calibri" w:cs="Calibri"/>
                 <w:b/>
                 <w:bCs/>
                 <w:color w:val="FFFFFF"/>
@@ -6664,7 +6269,7 @@
           <w:p>
             <w:r>
               <w:rPr>
-                <w:rFonts w:ascii="Calibri" w:eastAsia="Calibri" w:hAnsi="Calibri" w:cs="Calibri"/>
+                <w:rFonts w:eastAsia="Calibri" w:cs="Calibri"/>
                 <w:b/>
                 <w:bCs/>
                 <w:color w:val="FFFFFF"/>
@@ -6675,12 +6280,6 @@
         </w:tc>
       </w:tr>
       <w:tr>
-        <w:tblPrEx>
-          <w:tblCellMar>
-            <w:top w:w="0" w:type="dxa"/>
-            <w:bottom w:w="0" w:type="dxa"/>
-          </w:tblCellMar>
-        </w:tblPrEx>
         <w:tc>
           <w:tcPr>
             <w:tcW w:w="2000" w:type="dxa"/>
@@ -6701,7 +6300,7 @@
             <w:proofErr w:type="spellStart"/>
             <w:r>
               <w:rPr>
-                <w:rFonts w:ascii="Calibri" w:eastAsia="Calibri" w:hAnsi="Calibri" w:cs="Calibri"/>
+                <w:rFonts w:eastAsia="Calibri" w:cs="Calibri"/>
               </w:rPr>
               <w:t>EmergencyResponseFacade</w:t>
             </w:r>
@@ -6728,112 +6327,112 @@
             <w:proofErr w:type="spellStart"/>
             <w:r>
               <w:rPr>
-                <w:rFonts w:ascii="Calibri" w:eastAsia="Calibri" w:hAnsi="Calibri" w:cs="Calibri"/>
+                <w:rFonts w:eastAsia="Calibri" w:cs="Calibri"/>
               </w:rPr>
               <w:t>AccessControlSystem</w:t>
             </w:r>
             <w:proofErr w:type="spellEnd"/>
             <w:r>
               <w:rPr>
-                <w:rFonts w:ascii="Calibri" w:eastAsia="Calibri" w:hAnsi="Calibri" w:cs="Calibri"/>
+                <w:rFonts w:eastAsia="Calibri" w:cs="Calibri"/>
               </w:rPr>
               <w:t xml:space="preserve">, </w:t>
             </w:r>
             <w:proofErr w:type="spellStart"/>
             <w:r>
               <w:rPr>
-                <w:rFonts w:ascii="Calibri" w:eastAsia="Calibri" w:hAnsi="Calibri" w:cs="Calibri"/>
+                <w:rFonts w:eastAsia="Calibri" w:cs="Calibri"/>
               </w:rPr>
               <w:t>IncidentCoordinator</w:t>
             </w:r>
             <w:proofErr w:type="spellEnd"/>
             <w:r>
               <w:rPr>
-                <w:rFonts w:ascii="Calibri" w:eastAsia="Calibri" w:hAnsi="Calibri" w:cs="Calibri"/>
+                <w:rFonts w:eastAsia="Calibri" w:cs="Calibri"/>
               </w:rPr>
               <w:t xml:space="preserve">, </w:t>
             </w:r>
             <w:proofErr w:type="spellStart"/>
             <w:r>
               <w:rPr>
-                <w:rFonts w:ascii="Calibri" w:eastAsia="Calibri" w:hAnsi="Calibri" w:cs="Calibri"/>
+                <w:rFonts w:eastAsia="Calibri" w:cs="Calibri"/>
               </w:rPr>
               <w:t>SecurityTeam</w:t>
             </w:r>
             <w:proofErr w:type="spellEnd"/>
             <w:r>
               <w:rPr>
-                <w:rFonts w:ascii="Calibri" w:eastAsia="Calibri" w:hAnsi="Calibri" w:cs="Calibri"/>
+                <w:rFonts w:eastAsia="Calibri" w:cs="Calibri"/>
               </w:rPr>
               <w:t xml:space="preserve">, </w:t>
             </w:r>
             <w:proofErr w:type="spellStart"/>
             <w:r>
               <w:rPr>
-                <w:rFonts w:ascii="Calibri" w:eastAsia="Calibri" w:hAnsi="Calibri" w:cs="Calibri"/>
+                <w:rFonts w:eastAsia="Calibri" w:cs="Calibri"/>
               </w:rPr>
               <w:t>MedicalTeam</w:t>
             </w:r>
             <w:proofErr w:type="spellEnd"/>
             <w:r>
               <w:rPr>
-                <w:rFonts w:ascii="Calibri" w:eastAsia="Calibri" w:hAnsi="Calibri" w:cs="Calibri"/>
+                <w:rFonts w:eastAsia="Calibri" w:cs="Calibri"/>
               </w:rPr>
               <w:t xml:space="preserve">, </w:t>
             </w:r>
             <w:proofErr w:type="spellStart"/>
             <w:r>
               <w:rPr>
-                <w:rFonts w:ascii="Calibri" w:eastAsia="Calibri" w:hAnsi="Calibri" w:cs="Calibri"/>
+                <w:rFonts w:eastAsia="Calibri" w:cs="Calibri"/>
               </w:rPr>
               <w:t>FacilitiesTeam</w:t>
             </w:r>
             <w:proofErr w:type="spellEnd"/>
             <w:r>
               <w:rPr>
-                <w:rFonts w:ascii="Calibri" w:eastAsia="Calibri" w:hAnsi="Calibri" w:cs="Calibri"/>
+                <w:rFonts w:eastAsia="Calibri" w:cs="Calibri"/>
               </w:rPr>
               <w:t xml:space="preserve">, </w:t>
             </w:r>
             <w:proofErr w:type="spellStart"/>
             <w:r>
               <w:rPr>
-                <w:rFonts w:ascii="Calibri" w:eastAsia="Calibri" w:hAnsi="Calibri" w:cs="Calibri"/>
+                <w:rFonts w:eastAsia="Calibri" w:cs="Calibri"/>
               </w:rPr>
               <w:t>LegacyPagerAdapter</w:t>
             </w:r>
             <w:proofErr w:type="spellEnd"/>
             <w:r>
               <w:rPr>
-                <w:rFonts w:ascii="Calibri" w:eastAsia="Calibri" w:hAnsi="Calibri" w:cs="Calibri"/>
+                <w:rFonts w:eastAsia="Calibri" w:cs="Calibri"/>
               </w:rPr>
               <w:t xml:space="preserve">, </w:t>
             </w:r>
             <w:proofErr w:type="spellStart"/>
             <w:r>
               <w:rPr>
-                <w:rFonts w:ascii="Calibri" w:eastAsia="Calibri" w:hAnsi="Calibri" w:cs="Calibri"/>
+                <w:rFonts w:eastAsia="Calibri" w:cs="Calibri"/>
               </w:rPr>
               <w:t>OperatorConsole</w:t>
             </w:r>
             <w:proofErr w:type="spellEnd"/>
             <w:r>
               <w:rPr>
-                <w:rFonts w:ascii="Calibri" w:eastAsia="Calibri" w:hAnsi="Calibri" w:cs="Calibri"/>
+                <w:rFonts w:eastAsia="Calibri" w:cs="Calibri"/>
               </w:rPr>
               <w:t xml:space="preserve">, Dashboard, </w:t>
             </w:r>
             <w:proofErr w:type="spellStart"/>
             <w:r>
               <w:rPr>
-                <w:rFonts w:ascii="Calibri" w:eastAsia="Calibri" w:hAnsi="Calibri" w:cs="Calibri"/>
+                <w:rFonts w:eastAsia="Calibri" w:cs="Calibri"/>
               </w:rPr>
               <w:t>AuditLogger</w:t>
             </w:r>
             <w:proofErr w:type="spellEnd"/>
             <w:r>
               <w:rPr>
-                <w:rFonts w:ascii="Calibri" w:eastAsia="Calibri" w:hAnsi="Calibri" w:cs="Calibri"/>
+                <w:rFonts w:eastAsia="Calibri" w:cs="Calibri"/>
               </w:rPr>
               <w:t>, every Incident it creates</w:t>
             </w:r>
@@ -6858,7 +6457,7 @@
           <w:p>
             <w:r>
               <w:rPr>
-                <w:rFonts w:ascii="Calibri" w:eastAsia="Calibri" w:hAnsi="Calibri" w:cs="Calibri"/>
+                <w:rFonts w:eastAsia="Calibri" w:cs="Calibri"/>
               </w:rPr>
               <w:t>The Facade is the single composition root for the whole subsystem; everything it wires together needs one clear owner, and the Facade's lifetime is the natural scope for “the campus response system.”</w:t>
             </w:r>
@@ -6866,12 +6465,6 @@
         </w:tc>
       </w:tr>
       <w:tr>
-        <w:tblPrEx>
-          <w:tblCellMar>
-            <w:top w:w="0" w:type="dxa"/>
-            <w:bottom w:w="0" w:type="dxa"/>
-          </w:tblCellMar>
-        </w:tblPrEx>
         <w:tc>
           <w:tcPr>
             <w:tcW w:w="2000" w:type="dxa"/>
@@ -6892,7 +6485,7 @@
             <w:proofErr w:type="spellStart"/>
             <w:r>
               <w:rPr>
-                <w:rFonts w:ascii="Calibri" w:eastAsia="Calibri" w:hAnsi="Calibri" w:cs="Calibri"/>
+                <w:rFonts w:eastAsia="Calibri" w:cs="Calibri"/>
               </w:rPr>
               <w:t>LegacyPagerAdapter</w:t>
             </w:r>
@@ -6919,7 +6512,7 @@
             <w:proofErr w:type="spellStart"/>
             <w:r>
               <w:rPr>
-                <w:rFonts w:ascii="Calibri" w:eastAsia="Calibri" w:hAnsi="Calibri" w:cs="Calibri"/>
+                <w:rFonts w:eastAsia="Calibri" w:cs="Calibri"/>
               </w:rPr>
               <w:t>LegacyPagerSystem</w:t>
             </w:r>
@@ -6945,7 +6538,7 @@
           <w:p>
             <w:r>
               <w:rPr>
-                <w:rFonts w:ascii="Calibri" w:eastAsia="Calibri" w:hAnsi="Calibri" w:cs="Calibri"/>
+                <w:rFonts w:eastAsia="Calibri" w:cs="Calibri"/>
               </w:rPr>
               <w:t>The adapter is the only class permitted to talk to the legacy system; nothing else should be able to reach past it, so it owns it outright.</w:t>
             </w:r>
@@ -6953,12 +6546,6 @@
         </w:tc>
       </w:tr>
       <w:tr>
-        <w:tblPrEx>
-          <w:tblCellMar>
-            <w:top w:w="0" w:type="dxa"/>
-            <w:bottom w:w="0" w:type="dxa"/>
-          </w:tblCellMar>
-        </w:tblPrEx>
         <w:tc>
           <w:tcPr>
             <w:tcW w:w="2000" w:type="dxa"/>
@@ -6978,7 +6565,7 @@
           <w:p>
             <w:r>
               <w:rPr>
-                <w:rFonts w:ascii="Calibri" w:eastAsia="Calibri" w:hAnsi="Calibri" w:cs="Calibri"/>
+                <w:rFonts w:eastAsia="Calibri" w:cs="Calibri"/>
               </w:rPr>
               <w:t>Incident</w:t>
             </w:r>
@@ -7003,14 +6590,14 @@
           <w:p>
             <w:r>
               <w:rPr>
-                <w:rFonts w:ascii="Calibri" w:eastAsia="Calibri" w:hAnsi="Calibri" w:cs="Calibri"/>
+                <w:rFonts w:eastAsia="Calibri" w:cs="Calibri"/>
               </w:rPr>
               <w:t xml:space="preserve">its current </w:t>
             </w:r>
             <w:proofErr w:type="spellStart"/>
             <w:r>
               <w:rPr>
-                <w:rFonts w:ascii="Calibri" w:eastAsia="Calibri" w:hAnsi="Calibri" w:cs="Calibri"/>
+                <w:rFonts w:eastAsia="Calibri" w:cs="Calibri"/>
               </w:rPr>
               <w:t>IncidentState</w:t>
             </w:r>
@@ -7036,21 +6623,21 @@
           <w:p>
             <w:r>
               <w:rPr>
-                <w:rFonts w:ascii="Calibri" w:eastAsia="Calibri" w:hAnsi="Calibri" w:cs="Calibri"/>
+                <w:rFonts w:eastAsia="Calibri" w:cs="Calibri"/>
               </w:rPr>
               <w:t xml:space="preserve">States are cheap, incident-specific, value-like objects with no reason to be shared; </w:t>
             </w:r>
             <w:proofErr w:type="spellStart"/>
             <w:r>
               <w:rPr>
-                <w:rFonts w:ascii="Calibri" w:eastAsia="Calibri" w:hAnsi="Calibri" w:cs="Calibri"/>
+                <w:rFonts w:eastAsia="Calibri" w:cs="Calibri"/>
               </w:rPr>
               <w:t>unique_ptr</w:t>
             </w:r>
             <w:proofErr w:type="spellEnd"/>
             <w:r>
               <w:rPr>
-                <w:rFonts w:ascii="Calibri" w:eastAsia="Calibri" w:hAnsi="Calibri" w:cs="Calibri"/>
+                <w:rFonts w:eastAsia="Calibri" w:cs="Calibri"/>
               </w:rPr>
               <w:t xml:space="preserve"> plus reset() cleanly destroys the old state when transitioning.</w:t>
             </w:r>
@@ -7058,12 +6645,6 @@
         </w:tc>
       </w:tr>
       <w:tr>
-        <w:tblPrEx>
-          <w:tblCellMar>
-            <w:top w:w="0" w:type="dxa"/>
-            <w:bottom w:w="0" w:type="dxa"/>
-          </w:tblCellMar>
-        </w:tblPrEx>
         <w:tc>
           <w:tcPr>
             <w:tcW w:w="2000" w:type="dxa"/>
@@ -7084,7 +6665,7 @@
             <w:proofErr w:type="spellStart"/>
             <w:r>
               <w:rPr>
-                <w:rFonts w:ascii="Calibri" w:eastAsia="Calibri" w:hAnsi="Calibri" w:cs="Calibri"/>
+                <w:rFonts w:eastAsia="Calibri" w:cs="Calibri"/>
               </w:rPr>
               <w:t>OperatorConsole</w:t>
             </w:r>
@@ -7110,7 +6691,7 @@
           <w:p>
             <w:r>
               <w:rPr>
-                <w:rFonts w:ascii="Calibri" w:eastAsia="Calibri" w:hAnsi="Calibri" w:cs="Calibri"/>
+                <w:rFonts w:eastAsia="Calibri" w:cs="Calibri"/>
               </w:rPr>
               <w:t>every Command submitted to it</w:t>
             </w:r>
@@ -7135,37 +6716,51 @@
           <w:p>
             <w:r>
               <w:rPr>
-                <w:rFonts w:ascii="Calibri" w:eastAsia="Calibri" w:hAnsi="Calibri" w:cs="Calibri"/>
+                <w:rFonts w:eastAsia="Calibri" w:cs="Calibri"/>
               </w:rPr>
               <w:t xml:space="preserve">Commands must stay alive after </w:t>
             </w:r>
             <w:proofErr w:type="gramStart"/>
             <w:r>
               <w:rPr>
-                <w:rFonts w:ascii="Calibri" w:eastAsia="Calibri" w:hAnsi="Calibri" w:cs="Calibri"/>
-              </w:rPr>
-              <w:t>execute</w:t>
+                <w:rFonts w:eastAsia="Calibri" w:cs="Calibri"/>
+              </w:rPr>
+              <w:t>execute(</w:t>
             </w:r>
             <w:proofErr w:type="gramEnd"/>
             <w:r>
               <w:rPr>
-                <w:rFonts w:ascii="Calibri" w:eastAsia="Calibri" w:hAnsi="Calibri" w:cs="Calibri"/>
-              </w:rPr>
-              <w:t xml:space="preserve">() so </w:t>
-            </w:r>
-            <w:proofErr w:type="spellStart"/>
-            <w:r>
-              <w:rPr>
-                <w:rFonts w:ascii="Calibri" w:eastAsia="Calibri" w:hAnsi="Calibri" w:cs="Calibri"/>
+                <w:rFonts w:eastAsia="Calibri" w:cs="Calibri"/>
+              </w:rPr>
+              <w:t xml:space="preserve">) so </w:t>
+            </w:r>
+            <w:proofErr w:type="spellStart"/>
+            <w:r>
+              <w:rPr>
+                <w:rFonts w:eastAsia="Calibri" w:cs="Calibri"/>
               </w:rPr>
               <w:t>CancelCommand</w:t>
             </w:r>
             <w:proofErr w:type="spellEnd"/>
             <w:r>
               <w:rPr>
-                <w:rFonts w:ascii="Calibri" w:eastAsia="Calibri" w:hAnsi="Calibri" w:cs="Calibri"/>
-              </w:rPr>
-              <w:t xml:space="preserve"> can later call undo() on them; the console's history is the natural, bounded lifetime for that.</w:t>
+                <w:rFonts w:eastAsia="Calibri" w:cs="Calibri"/>
+              </w:rPr>
+              <w:t xml:space="preserve"> can later call </w:t>
+            </w:r>
+            <w:proofErr w:type="gramStart"/>
+            <w:r>
+              <w:rPr>
+                <w:rFonts w:eastAsia="Calibri" w:cs="Calibri"/>
+              </w:rPr>
+              <w:t>undo(</w:t>
+            </w:r>
+            <w:proofErr w:type="gramEnd"/>
+            <w:r>
+              <w:rPr>
+                <w:rFonts w:eastAsia="Calibri" w:cs="Calibri"/>
+              </w:rPr>
+              <w:t>) on them; the console's history is the natural, bounded lifetime for that.</w:t>
             </w:r>
           </w:p>
         </w:tc>
@@ -7177,8 +6772,19 @@
         <w:spacing w:before="320" w:after="160"/>
       </w:pPr>
       <w:r>
-        <w:lastRenderedPageBreak/>
-        <w:t>6. Where the Six Patterns Interact</w:t>
+        <w:t>1.</w:t>
+      </w:r>
+      <w:r>
+        <w:t xml:space="preserve">6. </w:t>
+      </w:r>
+      <w:r>
+        <w:t>Pattern Integration (</w:t>
+      </w:r>
+      <w:r>
+        <w:t>Where the Six Patterns Interact</w:t>
+      </w:r>
+      <w:r>
+        <w:t>)</w:t>
       </w:r>
     </w:p>
     <w:p>
@@ -7196,15 +6802,7 @@
           <w:sz w:val="22"/>
           <w:szCs w:val="22"/>
         </w:rPr>
-        <w:t>A</w:t>
-      </w:r>
-      <w:r>
-        <w:rPr>
-          <w:rFonts w:ascii="Calibri" w:eastAsia="Calibri" w:hAnsi="Calibri" w:cs="Calibri"/>
-          <w:sz w:val="22"/>
-          <w:szCs w:val="22"/>
-        </w:rPr>
-        <w:t>n operator (or the Facade, on their behalf) issues a Command (</w:t>
+        <w:t>An operator (or the Facade, on their behalf) issues a Command (</w:t>
       </w:r>
       <w:proofErr w:type="spellStart"/>
       <w:r>
@@ -7397,146 +6995,1253 @@
     </w:p>
     <w:p>
       <w:pPr>
+        <w:spacing w:after="40"/>
+        <w:rPr>
+          <w:rFonts w:eastAsia="Calibri" w:cs="Calibri"/>
+          <w:b/>
+          <w:bCs/>
+          <w:color w:val="2F5496"/>
+          <w:sz w:val="28"/>
+          <w:szCs w:val="28"/>
+        </w:rPr>
+      </w:pPr>
+    </w:p>
+    <w:p>
+      <w:pPr>
+        <w:spacing w:after="40"/>
+      </w:pPr>
+      <w:r>
+        <w:rPr>
+          <w:rFonts w:eastAsia="Calibri" w:cs="Calibri"/>
+          <w:b/>
+          <w:bCs/>
+          <w:color w:val="2F5496"/>
+          <w:sz w:val="28"/>
+          <w:szCs w:val="28"/>
+        </w:rPr>
+        <w:t xml:space="preserve">Task </w:t>
+      </w:r>
+      <w:r>
+        <w:rPr>
+          <w:rFonts w:eastAsia="Calibri" w:cs="Calibri"/>
+          <w:b/>
+          <w:bCs/>
+          <w:color w:val="2F5496"/>
+          <w:sz w:val="28"/>
+          <w:szCs w:val="28"/>
+        </w:rPr>
+        <w:t>3</w:t>
+      </w:r>
+      <w:r>
+        <w:rPr>
+          <w:rFonts w:eastAsia="Calibri" w:cs="Calibri"/>
+          <w:b/>
+          <w:bCs/>
+          <w:color w:val="2F5496"/>
+          <w:sz w:val="28"/>
+          <w:szCs w:val="28"/>
+        </w:rPr>
+        <w:t>: Two End-to-End Scenarios</w:t>
+      </w:r>
+    </w:p>
+    <w:p>
+      <w:pPr>
+        <w:pStyle w:val="Heading2"/>
+        <w:spacing w:before="240" w:after="120"/>
+      </w:pPr>
+      <w:r>
+        <w:t xml:space="preserve">Story 1 </w:t>
+      </w:r>
+      <w:r>
+        <w:t xml:space="preserve">- </w:t>
+      </w:r>
+      <w:r>
+        <w:t xml:space="preserve">Fire in the Engineering Building </w:t>
+      </w:r>
+    </w:p>
+    <w:p>
+      <w:pPr>
+        <w:rPr>
+          <w:b/>
+          <w:bCs/>
+          <w:szCs w:val="22"/>
+          <w:u w:val="single"/>
+        </w:rPr>
+      </w:pPr>
+      <w:r>
+        <w:rPr>
+          <w:b/>
+          <w:bCs/>
+          <w:szCs w:val="22"/>
+          <w:u w:val="single"/>
+        </w:rPr>
+        <w:t>Description</w:t>
+      </w:r>
+    </w:p>
+    <w:p>
+      <w:pPr>
+        <w:pStyle w:val="Heading2"/>
+        <w:spacing w:before="240" w:after="120"/>
+        <w:rPr>
+          <w:rFonts w:ascii="Calibri" w:eastAsia="Calibri" w:hAnsi="Calibri" w:cs="Calibri"/>
+          <w:color w:val="auto"/>
+          <w:sz w:val="22"/>
+          <w:szCs w:val="22"/>
+        </w:rPr>
+      </w:pPr>
+      <w:r>
+        <w:rPr>
+          <w:rFonts w:ascii="Calibri" w:eastAsia="Calibri" w:hAnsi="Calibri" w:cs="Calibri"/>
+          <w:color w:val="auto"/>
+          <w:sz w:val="22"/>
+          <w:szCs w:val="22"/>
+        </w:rPr>
+        <w:t xml:space="preserve">A fire is reported in the Engineering Building using </w:t>
+      </w:r>
+      <w:proofErr w:type="spellStart"/>
+      <w:proofErr w:type="gramStart"/>
+      <w:r>
+        <w:rPr>
+          <w:rFonts w:ascii="Calibri" w:eastAsia="Calibri" w:hAnsi="Calibri" w:cs="Calibri"/>
+          <w:color w:val="auto"/>
+          <w:sz w:val="22"/>
+          <w:szCs w:val="22"/>
+        </w:rPr>
+        <w:t>EmergencyResponseFacade</w:t>
+      </w:r>
+      <w:proofErr w:type="spellEnd"/>
+      <w:r>
+        <w:rPr>
+          <w:rFonts w:ascii="Calibri" w:eastAsia="Calibri" w:hAnsi="Calibri" w:cs="Calibri"/>
+          <w:color w:val="auto"/>
+          <w:sz w:val="22"/>
+          <w:szCs w:val="22"/>
+        </w:rPr>
+        <w:t>::</w:t>
+      </w:r>
+      <w:proofErr w:type="spellStart"/>
+      <w:r>
+        <w:rPr>
+          <w:rFonts w:ascii="Calibri" w:eastAsia="Calibri" w:hAnsi="Calibri" w:cs="Calibri"/>
+          <w:color w:val="auto"/>
+          <w:sz w:val="22"/>
+          <w:szCs w:val="22"/>
+        </w:rPr>
+        <w:t>reportEmergency</w:t>
+      </w:r>
+      <w:proofErr w:type="spellEnd"/>
+      <w:r>
+        <w:rPr>
+          <w:rFonts w:ascii="Calibri" w:eastAsia="Calibri" w:hAnsi="Calibri" w:cs="Calibri"/>
+          <w:color w:val="auto"/>
+          <w:sz w:val="22"/>
+          <w:szCs w:val="22"/>
+        </w:rPr>
+        <w:t>(</w:t>
+      </w:r>
+      <w:proofErr w:type="gramEnd"/>
+      <w:r>
+        <w:rPr>
+          <w:rFonts w:ascii="Calibri" w:eastAsia="Calibri" w:hAnsi="Calibri" w:cs="Calibri"/>
+          <w:color w:val="auto"/>
+          <w:sz w:val="22"/>
+          <w:szCs w:val="22"/>
+        </w:rPr>
+        <w:t>). The Facade coordinates the emergency workflow, commands dispatch response teams, the Incident changes state and notifies its observers, the Mediator coordinates the response teams, and alerts are sent to the legacy paging system through the Adapter.</w:t>
+      </w:r>
+    </w:p>
+    <w:p>
+      <w:pPr>
+        <w:pStyle w:val="Heading2"/>
+        <w:spacing w:before="240" w:after="120"/>
+        <w:rPr>
+          <w:rFonts w:ascii="Calibri" w:eastAsia="Calibri" w:hAnsi="Calibri" w:cs="Calibri"/>
+          <w:b/>
+          <w:bCs/>
+          <w:color w:val="auto"/>
+          <w:sz w:val="22"/>
+          <w:szCs w:val="22"/>
+          <w:u w:val="single"/>
+        </w:rPr>
+      </w:pPr>
+      <w:r>
+        <w:rPr>
+          <w:rFonts w:ascii="Calibri" w:eastAsia="Calibri" w:hAnsi="Calibri" w:cs="Calibri"/>
+          <w:b/>
+          <w:bCs/>
+          <w:color w:val="auto"/>
+          <w:sz w:val="22"/>
+          <w:szCs w:val="22"/>
+          <w:u w:val="single"/>
+        </w:rPr>
+        <w:t>Patterns demonstrated:</w:t>
+      </w:r>
+    </w:p>
+    <w:p>
+      <w:pPr>
+        <w:pStyle w:val="Heading2"/>
+        <w:spacing w:before="240" w:after="120"/>
+        <w:rPr>
+          <w:rFonts w:ascii="Calibri" w:eastAsia="Calibri" w:hAnsi="Calibri" w:cs="Calibri"/>
+          <w:color w:val="auto"/>
+          <w:sz w:val="22"/>
+          <w:szCs w:val="22"/>
+        </w:rPr>
+      </w:pPr>
+      <w:r>
+        <w:rPr>
+          <w:rFonts w:ascii="Calibri" w:eastAsia="Calibri" w:hAnsi="Calibri" w:cs="Calibri"/>
+          <w:color w:val="auto"/>
+          <w:sz w:val="22"/>
+          <w:szCs w:val="22"/>
+        </w:rPr>
+        <w:t xml:space="preserve">Façade -&gt; Command -&gt; </w:t>
+      </w:r>
+      <w:proofErr w:type="spellStart"/>
+      <w:r>
+        <w:rPr>
+          <w:rFonts w:ascii="Calibri" w:eastAsia="Calibri" w:hAnsi="Calibri" w:cs="Calibri"/>
+          <w:color w:val="auto"/>
+          <w:sz w:val="22"/>
+          <w:szCs w:val="22"/>
+        </w:rPr>
+        <w:t>Satate</w:t>
+      </w:r>
+      <w:proofErr w:type="spellEnd"/>
+      <w:r>
+        <w:rPr>
+          <w:rFonts w:ascii="Calibri" w:eastAsia="Calibri" w:hAnsi="Calibri" w:cs="Calibri"/>
+          <w:color w:val="auto"/>
+          <w:sz w:val="22"/>
+          <w:szCs w:val="22"/>
+        </w:rPr>
+        <w:t xml:space="preserve"> -&gt; Observer -&gt; Mediator -&gt; Dispatcher</w:t>
+      </w:r>
+    </w:p>
+    <w:p>
+      <w:pPr>
+        <w:pStyle w:val="Heading2"/>
+        <w:numPr>
+          <w:ilvl w:val="0"/>
+          <w:numId w:val="8"/>
+        </w:numPr>
+        <w:spacing w:before="240" w:after="120"/>
+        <w:rPr>
+          <w:rFonts w:ascii="Calibri" w:eastAsia="Calibri" w:hAnsi="Calibri" w:cs="Calibri"/>
+          <w:color w:val="000000" w:themeColor="text1"/>
+          <w:sz w:val="22"/>
+          <w:szCs w:val="22"/>
+          <w:lang w:val="en-GB"/>
+        </w:rPr>
+      </w:pPr>
+      <w:r>
+        <w:rPr>
+          <w:rFonts w:ascii="Calibri" w:eastAsia="Calibri" w:hAnsi="Calibri" w:cs="Calibri"/>
+          <w:color w:val="000000" w:themeColor="text1"/>
+          <w:sz w:val="22"/>
+          <w:szCs w:val="22"/>
+          <w:lang w:val="en-GB"/>
+        </w:rPr>
+        <w:t xml:space="preserve">Incident progresses from Reported </w:t>
+      </w:r>
+      <w:r>
+        <w:rPr>
+          <w:rFonts w:ascii="Calibri" w:eastAsia="Calibri" w:hAnsi="Calibri" w:cs="Calibri"/>
+          <w:color w:val="000000" w:themeColor="text1"/>
+          <w:sz w:val="22"/>
+          <w:szCs w:val="22"/>
+          <w:lang w:val="en-GB"/>
+        </w:rPr>
+        <w:t xml:space="preserve">-&gt; </w:t>
+      </w:r>
+      <w:r>
+        <w:rPr>
+          <w:rFonts w:ascii="Calibri" w:eastAsia="Calibri" w:hAnsi="Calibri" w:cs="Calibri"/>
+          <w:color w:val="000000" w:themeColor="text1"/>
+          <w:sz w:val="22"/>
+          <w:szCs w:val="22"/>
+          <w:lang w:val="en-GB"/>
+        </w:rPr>
+        <w:t xml:space="preserve">Dispatched </w:t>
+      </w:r>
+      <w:r>
+        <w:rPr>
+          <w:rFonts w:ascii="Calibri" w:eastAsia="Calibri" w:hAnsi="Calibri" w:cs="Calibri"/>
+          <w:color w:val="000000" w:themeColor="text1"/>
+          <w:sz w:val="22"/>
+          <w:szCs w:val="22"/>
+          <w:lang w:val="en-GB"/>
+        </w:rPr>
+        <w:t>-&gt;</w:t>
+      </w:r>
+      <w:r>
+        <w:rPr>
+          <w:rFonts w:ascii="Calibri" w:eastAsia="Calibri" w:hAnsi="Calibri" w:cs="Calibri"/>
+          <w:color w:val="000000" w:themeColor="text1"/>
+          <w:sz w:val="22"/>
+          <w:szCs w:val="22"/>
+          <w:lang w:val="en-GB"/>
+        </w:rPr>
+        <w:t xml:space="preserve"> Contained </w:t>
+      </w:r>
+      <w:r>
+        <w:rPr>
+          <w:rFonts w:ascii="Calibri" w:eastAsia="Calibri" w:hAnsi="Calibri" w:cs="Calibri"/>
+          <w:color w:val="000000" w:themeColor="text1"/>
+          <w:sz w:val="22"/>
+          <w:szCs w:val="22"/>
+          <w:lang w:val="en-GB"/>
+        </w:rPr>
+        <w:t>-&gt;</w:t>
+      </w:r>
+      <w:r>
+        <w:rPr>
+          <w:rFonts w:ascii="Calibri" w:eastAsia="Calibri" w:hAnsi="Calibri" w:cs="Calibri"/>
+          <w:color w:val="000000" w:themeColor="text1"/>
+          <w:sz w:val="22"/>
+          <w:szCs w:val="22"/>
+          <w:lang w:val="en-GB"/>
+        </w:rPr>
+        <w:t xml:space="preserve"> Resolved.</w:t>
+      </w:r>
+    </w:p>
+    <w:p>
+      <w:pPr>
+        <w:pStyle w:val="Heading2"/>
+        <w:numPr>
+          <w:ilvl w:val="0"/>
+          <w:numId w:val="8"/>
+        </w:numPr>
+        <w:spacing w:before="240" w:after="120"/>
+        <w:rPr>
+          <w:rFonts w:ascii="Calibri" w:eastAsia="Calibri" w:hAnsi="Calibri" w:cs="Calibri"/>
+          <w:color w:val="000000" w:themeColor="text1"/>
+          <w:sz w:val="22"/>
+          <w:szCs w:val="22"/>
+          <w:lang w:val="en-GB"/>
+        </w:rPr>
+      </w:pPr>
+      <w:r>
+        <w:rPr>
+          <w:rFonts w:ascii="Calibri" w:eastAsia="Calibri" w:hAnsi="Calibri" w:cs="Calibri"/>
+          <w:color w:val="000000" w:themeColor="text1"/>
+          <w:sz w:val="22"/>
+          <w:szCs w:val="22"/>
+          <w:lang w:val="en-GB"/>
+        </w:rPr>
+        <w:t>An invalid attempt to resolve an already resolved incident is rejected safely.</w:t>
+      </w:r>
+    </w:p>
+    <w:p>
+      <w:pPr>
+        <w:pStyle w:val="Heading2"/>
+        <w:spacing w:before="240" w:after="120"/>
+      </w:pPr>
+      <w:r>
+        <w:t xml:space="preserve">Story 2 </w:t>
+      </w:r>
+      <w:r>
+        <w:t>-</w:t>
+      </w:r>
+      <w:r>
+        <w:t xml:space="preserve"> </w:t>
+      </w:r>
+      <w:r>
+        <w:t>Gas Leak Evacuation in the Chemistry Lab</w:t>
+      </w:r>
+    </w:p>
+    <w:p>
+      <w:pPr>
+        <w:rPr>
+          <w:b/>
+          <w:bCs/>
+          <w:szCs w:val="22"/>
+          <w:u w:val="single"/>
+        </w:rPr>
+      </w:pPr>
+      <w:r>
+        <w:rPr>
+          <w:b/>
+          <w:bCs/>
+          <w:szCs w:val="22"/>
+          <w:u w:val="single"/>
+        </w:rPr>
+        <w:t>Description</w:t>
+      </w:r>
+    </w:p>
+    <w:p>
+      <w:pPr>
+        <w:rPr>
+          <w:b/>
+          <w:bCs/>
+          <w:szCs w:val="22"/>
+          <w:u w:val="single"/>
+        </w:rPr>
+      </w:pPr>
+    </w:p>
+    <w:p>
+      <w:pPr>
+        <w:rPr>
+          <w:rFonts w:cs="Calibri"/>
+          <w:szCs w:val="22"/>
+          <w:lang w:val="en-GB"/>
+        </w:rPr>
+      </w:pPr>
+      <w:r>
+        <w:rPr>
+          <w:rFonts w:cs="Calibri"/>
+          <w:szCs w:val="22"/>
+          <w:lang w:val="en-GB"/>
+        </w:rPr>
+        <w:t xml:space="preserve">A gas leak occurs in the Chemistry Lab. The operator directly uses </w:t>
+      </w:r>
+      <w:proofErr w:type="spellStart"/>
+      <w:r>
+        <w:rPr>
+          <w:rFonts w:cs="Calibri"/>
+          <w:szCs w:val="22"/>
+          <w:lang w:val="en-GB"/>
+        </w:rPr>
+        <w:t>OperatorConsole</w:t>
+      </w:r>
+      <w:proofErr w:type="spellEnd"/>
+      <w:r>
+        <w:rPr>
+          <w:rFonts w:cs="Calibri"/>
+          <w:szCs w:val="22"/>
+          <w:lang w:val="en-GB"/>
+        </w:rPr>
+        <w:t xml:space="preserve"> instead of the Facade. A </w:t>
+      </w:r>
+      <w:proofErr w:type="spellStart"/>
+      <w:r>
+        <w:rPr>
+          <w:rFonts w:cs="Calibri"/>
+          <w:szCs w:val="22"/>
+          <w:lang w:val="en-GB"/>
+        </w:rPr>
+        <w:t>LockAreaCommand</w:t>
+      </w:r>
+      <w:proofErr w:type="spellEnd"/>
+      <w:r>
+        <w:rPr>
+          <w:rFonts w:cs="Calibri"/>
+          <w:szCs w:val="22"/>
+          <w:lang w:val="en-GB"/>
+        </w:rPr>
+        <w:t xml:space="preserve"> locks the area, an </w:t>
+      </w:r>
+      <w:proofErr w:type="spellStart"/>
+      <w:r>
+        <w:rPr>
+          <w:rFonts w:cs="Calibri"/>
+          <w:szCs w:val="22"/>
+          <w:lang w:val="en-GB"/>
+        </w:rPr>
+        <w:t>EvacuationCommand</w:t>
+      </w:r>
+      <w:proofErr w:type="spellEnd"/>
+      <w:r>
+        <w:rPr>
+          <w:rFonts w:cs="Calibri"/>
+          <w:szCs w:val="22"/>
+          <w:lang w:val="en-GB"/>
+        </w:rPr>
+        <w:t xml:space="preserve"> causes Facilities to evacuate it, and the Mediator coordinates the handoff from Facilities to Medical. A </w:t>
+      </w:r>
+      <w:proofErr w:type="spellStart"/>
+      <w:r>
+        <w:rPr>
+          <w:rFonts w:cs="Calibri"/>
+          <w:szCs w:val="22"/>
+          <w:lang w:val="en-GB"/>
+        </w:rPr>
+        <w:t>CancelCommand</w:t>
+      </w:r>
+      <w:proofErr w:type="spellEnd"/>
+      <w:r>
+        <w:rPr>
+          <w:rFonts w:cs="Calibri"/>
+          <w:szCs w:val="22"/>
+          <w:lang w:val="en-GB"/>
+        </w:rPr>
+        <w:t xml:space="preserve"> then undoes the previous lockdown.</w:t>
+      </w:r>
+    </w:p>
+    <w:p>
+      <w:pPr>
+        <w:pStyle w:val="Heading2"/>
+        <w:spacing w:before="240" w:after="120"/>
+        <w:rPr>
+          <w:rFonts w:ascii="Calibri" w:eastAsia="Calibri" w:hAnsi="Calibri" w:cs="Calibri"/>
+          <w:b/>
+          <w:bCs/>
+          <w:color w:val="auto"/>
+          <w:sz w:val="22"/>
+          <w:szCs w:val="22"/>
+          <w:u w:val="single"/>
+        </w:rPr>
+      </w:pPr>
+      <w:r>
+        <w:rPr>
+          <w:rFonts w:ascii="Calibri" w:eastAsia="Calibri" w:hAnsi="Calibri" w:cs="Calibri"/>
+          <w:b/>
+          <w:bCs/>
+          <w:color w:val="auto"/>
+          <w:sz w:val="22"/>
+          <w:szCs w:val="22"/>
+          <w:u w:val="single"/>
+        </w:rPr>
+        <w:t>Patterns demonstrated:</w:t>
+      </w:r>
+    </w:p>
+    <w:p>
+      <w:pPr>
+        <w:rPr>
+          <w:rFonts w:cs="Calibri"/>
+          <w:szCs w:val="22"/>
+        </w:rPr>
+      </w:pPr>
+      <w:r>
+        <w:rPr>
+          <w:rFonts w:cs="Calibri"/>
+          <w:szCs w:val="22"/>
+        </w:rPr>
+        <w:t>Command, Mediator, State and Observer.</w:t>
+      </w:r>
+    </w:p>
+    <w:p>
+      <w:pPr>
+        <w:pStyle w:val="ListParagraph"/>
+        <w:numPr>
+          <w:ilvl w:val="0"/>
+          <w:numId w:val="5"/>
+        </w:numPr>
+        <w:rPr>
+          <w:rFonts w:ascii="Calibri" w:hAnsi="Calibri" w:cs="Calibri"/>
+          <w:sz w:val="22"/>
+          <w:szCs w:val="22"/>
+          <w:lang w:val="en-GB"/>
+        </w:rPr>
+      </w:pPr>
+      <w:proofErr w:type="spellStart"/>
+      <w:r>
+        <w:rPr>
+          <w:rFonts w:ascii="Calibri" w:hAnsi="Calibri" w:cs="Calibri"/>
+          <w:sz w:val="22"/>
+          <w:szCs w:val="22"/>
+          <w:lang w:val="en-GB"/>
+        </w:rPr>
+        <w:t>CancelCommand</w:t>
+      </w:r>
+      <w:proofErr w:type="spellEnd"/>
+      <w:r>
+        <w:rPr>
+          <w:rFonts w:ascii="Calibri" w:hAnsi="Calibri" w:cs="Calibri"/>
+          <w:sz w:val="22"/>
+          <w:szCs w:val="22"/>
+          <w:lang w:val="en-GB"/>
+        </w:rPr>
+        <w:t xml:space="preserve"> demonstrates </w:t>
+      </w:r>
+      <w:proofErr w:type="gramStart"/>
+      <w:r>
+        <w:rPr>
+          <w:rFonts w:ascii="Calibri" w:hAnsi="Calibri" w:cs="Calibri"/>
+          <w:sz w:val="22"/>
+          <w:szCs w:val="22"/>
+          <w:lang w:val="en-GB"/>
+        </w:rPr>
+        <w:t>undo(</w:t>
+      </w:r>
+      <w:proofErr w:type="gramEnd"/>
+      <w:r>
+        <w:rPr>
+          <w:rFonts w:ascii="Calibri" w:hAnsi="Calibri" w:cs="Calibri"/>
+          <w:sz w:val="22"/>
+          <w:szCs w:val="22"/>
+          <w:lang w:val="en-GB"/>
+        </w:rPr>
+        <w:t>).</w:t>
+      </w:r>
+    </w:p>
+    <w:p>
+      <w:pPr>
+        <w:pStyle w:val="ListParagraph"/>
+        <w:numPr>
+          <w:ilvl w:val="0"/>
+          <w:numId w:val="5"/>
+        </w:numPr>
+        <w:rPr>
+          <w:rFonts w:ascii="Calibri" w:hAnsi="Calibri" w:cs="Calibri"/>
+          <w:sz w:val="22"/>
+          <w:szCs w:val="22"/>
+          <w:lang w:val="en-GB"/>
+        </w:rPr>
+      </w:pPr>
+      <w:r>
+        <w:rPr>
+          <w:rFonts w:ascii="Calibri" w:hAnsi="Calibri" w:cs="Calibri"/>
+          <w:sz w:val="22"/>
+          <w:szCs w:val="22"/>
+          <w:lang w:val="en-GB"/>
+        </w:rPr>
+        <w:t>Attempting to resolve the incident while it is only Dispatched is rejected.</w:t>
+      </w:r>
+    </w:p>
+    <w:p>
+      <w:pPr>
+        <w:pStyle w:val="ListParagraph"/>
+        <w:numPr>
+          <w:ilvl w:val="0"/>
+          <w:numId w:val="5"/>
+        </w:numPr>
+        <w:rPr>
+          <w:rFonts w:ascii="Calibri" w:hAnsi="Calibri" w:cs="Calibri"/>
+        </w:rPr>
+      </w:pPr>
+      <w:r>
+        <w:rPr>
+          <w:rFonts w:ascii="Calibri" w:hAnsi="Calibri" w:cs="Calibri"/>
+          <w:sz w:val="22"/>
+          <w:szCs w:val="22"/>
+          <w:lang w:val="en-GB"/>
+        </w:rPr>
+        <w:t xml:space="preserve">The incident is then correctly contained and </w:t>
+      </w:r>
+      <w:r>
+        <w:rPr>
+          <w:rFonts w:ascii="Calibri" w:hAnsi="Calibri" w:cs="Calibri"/>
+          <w:lang w:val="en-GB"/>
+        </w:rPr>
+        <w:t>resolved.</w:t>
+      </w:r>
+    </w:p>
+    <w:p>
+      <w:pPr>
+        <w:spacing w:after="140"/>
+      </w:pPr>
+    </w:p>
+    <w:p>
+      <w:pPr>
+        <w:spacing w:after="40"/>
+      </w:pPr>
+      <w:r>
+        <w:rPr>
+          <w:rFonts w:eastAsia="Calibri" w:cs="Calibri"/>
+          <w:b/>
+          <w:bCs/>
+          <w:color w:val="2F5496"/>
+          <w:sz w:val="28"/>
+          <w:szCs w:val="28"/>
+        </w:rPr>
+        <w:t xml:space="preserve">Task 4 </w:t>
+      </w:r>
+      <w:r>
+        <w:rPr>
+          <w:rFonts w:eastAsia="Calibri" w:cs="Calibri"/>
+          <w:b/>
+          <w:bCs/>
+          <w:color w:val="2F5496"/>
+          <w:sz w:val="28"/>
+          <w:szCs w:val="28"/>
+        </w:rPr>
+        <w:t>-</w:t>
+      </w:r>
+      <w:r>
+        <w:rPr>
+          <w:rFonts w:eastAsia="Calibri" w:cs="Calibri"/>
+          <w:b/>
+          <w:bCs/>
+          <w:color w:val="2F5496"/>
+          <w:sz w:val="28"/>
+          <w:szCs w:val="28"/>
+        </w:rPr>
+        <w:t xml:space="preserve"> UML and Behavioural Diagrams</w:t>
+      </w:r>
+    </w:p>
+    <w:p>
+      <w:pPr>
         <w:pStyle w:val="Heading1"/>
         <w:spacing w:before="320" w:after="160"/>
       </w:pPr>
       <w:r>
-        <w:t>7. Two End-to-End Scenarios (Task 3 Summary)</w:t>
+        <w:t>4.1 Final UML Class Diagram</w:t>
       </w:r>
     </w:p>
     <w:p>
       <w:pPr>
-        <w:pStyle w:val="Heading2"/>
-        <w:spacing w:before="240" w:after="120"/>
-      </w:pPr>
-      <w:r>
-        <w:t>Story 1 — Fire in the Engineering Building (Facade-driven)</w:t>
+        <w:pStyle w:val="Heading1"/>
+        <w:spacing w:before="320" w:after="160"/>
+        <w:rPr>
+          <w:lang w:val="en-GB"/>
+        </w:rPr>
+      </w:pPr>
+      <w:r>
+        <w:rPr>
+          <w:lang w:val="en-GB"/>
+        </w:rPr>
+        <w:t xml:space="preserve">4.2 Sequence Diagram </w:t>
+      </w:r>
+      <w:r>
+        <w:rPr>
+          <w:lang w:val="en-GB"/>
+        </w:rPr>
+        <w:t>-</w:t>
+      </w:r>
+      <w:r>
+        <w:rPr>
+          <w:lang w:val="en-GB"/>
+        </w:rPr>
+        <w:t xml:space="preserve"> Scenario 1</w:t>
       </w:r>
     </w:p>
     <w:p>
       <w:pPr>
-        <w:spacing w:after="140"/>
-      </w:pPr>
-      <w:r>
-        <w:rPr>
-          <w:rFonts w:ascii="Calibri" w:eastAsia="Calibri" w:hAnsi="Calibri" w:cs="Calibri"/>
-          <w:sz w:val="22"/>
-          <w:szCs w:val="22"/>
-        </w:rPr>
-        <w:t xml:space="preserve">A single </w:t>
-      </w:r>
-      <w:proofErr w:type="spellStart"/>
-      <w:r>
-        <w:rPr>
-          <w:rFonts w:ascii="Calibri" w:eastAsia="Calibri" w:hAnsi="Calibri" w:cs="Calibri"/>
-          <w:sz w:val="22"/>
-          <w:szCs w:val="22"/>
-        </w:rPr>
-        <w:t>reportEmergency</w:t>
-      </w:r>
-      <w:proofErr w:type="spellEnd"/>
-      <w:r>
-        <w:rPr>
-          <w:rFonts w:ascii="Calibri" w:eastAsia="Calibri" w:hAnsi="Calibri" w:cs="Calibri"/>
-          <w:sz w:val="22"/>
-          <w:szCs w:val="22"/>
-        </w:rPr>
-        <w:t>() call touches all six patterns in one flow: Facade → Command → State → Observer → Mediator → Adapter. The incident is then driven through containment and resolution, including two invalid-state attempts that are rejected without crashing.</w:t>
+        <w:pStyle w:val="Heading1"/>
+        <w:spacing w:before="320" w:after="160"/>
+        <w:rPr>
+          <w:lang w:val="en-GB"/>
+        </w:rPr>
+      </w:pPr>
+      <w:r>
+        <w:rPr>
+          <w:lang w:val="en-GB"/>
+        </w:rPr>
+        <w:t xml:space="preserve">4.3 Sequence Diagram </w:t>
+      </w:r>
+      <w:r>
+        <w:rPr>
+          <w:lang w:val="en-GB"/>
+        </w:rPr>
+        <w:t>-</w:t>
+      </w:r>
+      <w:r>
+        <w:rPr>
+          <w:lang w:val="en-GB"/>
+        </w:rPr>
+        <w:t xml:space="preserve"> Scenario 2</w:t>
       </w:r>
     </w:p>
     <w:p>
       <w:pPr>
-        <w:pStyle w:val="Heading2"/>
-        <w:spacing w:before="240" w:after="120"/>
-      </w:pPr>
-      <w:r>
-        <w:t>Story 2 — Gas leak evacuation (operator-driven, bypassing the Facade)</w:t>
+        <w:pStyle w:val="Heading1"/>
+        <w:spacing w:before="320" w:after="160"/>
+        <w:rPr>
+          <w:lang w:val="en-GB"/>
+        </w:rPr>
+      </w:pPr>
+      <w:r>
+        <w:rPr>
+          <w:lang w:val="en-GB"/>
+        </w:rPr>
+        <w:t>4.4 Additional Behavioural Diagram</w:t>
       </w:r>
     </w:p>
     <w:p>
       <w:pPr>
+        <w:pStyle w:val="Heading1"/>
+        <w:spacing w:before="320" w:after="160"/>
+      </w:pPr>
+    </w:p>
+    <w:p>
+      <w:pPr>
+        <w:spacing w:after="40"/>
+      </w:pPr>
+      <w:r>
+        <w:rPr>
+          <w:rFonts w:eastAsia="Calibri" w:cs="Calibri"/>
+          <w:b/>
+          <w:bCs/>
+          <w:color w:val="2F5496"/>
+          <w:sz w:val="28"/>
+          <w:szCs w:val="28"/>
+        </w:rPr>
+        <w:t>Tas</w:t>
+      </w:r>
+      <w:r>
+        <w:rPr>
+          <w:rFonts w:eastAsia="Calibri" w:cs="Calibri"/>
+          <w:b/>
+          <w:bCs/>
+          <w:color w:val="2F5496"/>
+          <w:sz w:val="28"/>
+          <w:szCs w:val="28"/>
+        </w:rPr>
+        <w:t xml:space="preserve">k </w:t>
+      </w:r>
+      <w:r>
+        <w:rPr>
+          <w:rFonts w:eastAsia="Calibri" w:cs="Calibri"/>
+          <w:b/>
+          <w:bCs/>
+          <w:color w:val="2F5496"/>
+          <w:sz w:val="28"/>
+          <w:szCs w:val="28"/>
+        </w:rPr>
+        <w:t xml:space="preserve">5 </w:t>
+      </w:r>
+      <w:r>
+        <w:rPr>
+          <w:rFonts w:eastAsia="Calibri" w:cs="Calibri"/>
+          <w:b/>
+          <w:bCs/>
+          <w:color w:val="2F5496"/>
+          <w:sz w:val="28"/>
+          <w:szCs w:val="28"/>
+        </w:rPr>
+        <w:t xml:space="preserve">- </w:t>
+      </w:r>
+      <w:r>
+        <w:rPr>
+          <w:rFonts w:eastAsia="Calibri" w:cs="Calibri"/>
+          <w:b/>
+          <w:bCs/>
+          <w:color w:val="2F5496"/>
+          <w:sz w:val="28"/>
+          <w:szCs w:val="28"/>
+        </w:rPr>
+        <w:t>Engineering Quality</w:t>
+      </w:r>
+    </w:p>
+    <w:p>
+      <w:pPr>
         <w:spacing w:after="140"/>
-      </w:pPr>
-      <w:r>
-        <w:rPr>
-          <w:rFonts w:ascii="Calibri" w:eastAsia="Calibri" w:hAnsi="Calibri" w:cs="Calibri"/>
-          <w:sz w:val="22"/>
-          <w:szCs w:val="22"/>
-        </w:rPr>
-        <w:t xml:space="preserve">An operator uses </w:t>
+        <w:rPr>
+          <w:color w:val="0070C0"/>
+          <w:sz w:val="32"/>
+          <w:szCs w:val="32"/>
+          <w:lang w:val="en-GB"/>
+        </w:rPr>
+      </w:pPr>
+      <w:r>
+        <w:rPr>
+          <w:color w:val="0070C0"/>
+          <w:sz w:val="32"/>
+          <w:szCs w:val="32"/>
+          <w:lang w:val="en-GB"/>
+        </w:rPr>
+        <w:t xml:space="preserve">5.2 </w:t>
       </w:r>
       <w:proofErr w:type="spellStart"/>
       <w:r>
         <w:rPr>
-          <w:rFonts w:ascii="Calibri" w:eastAsia="Calibri" w:hAnsi="Calibri" w:cs="Calibri"/>
-          <w:sz w:val="22"/>
-          <w:szCs w:val="22"/>
-        </w:rPr>
-        <w:t>OperatorConsole</w:t>
+          <w:color w:val="0070C0"/>
+          <w:sz w:val="32"/>
+          <w:szCs w:val="32"/>
+          <w:lang w:val="en-GB"/>
+        </w:rPr>
+        <w:t>Dockerfile</w:t>
       </w:r>
       <w:proofErr w:type="spellEnd"/>
-      <w:r>
-        <w:rPr>
-          <w:rFonts w:ascii="Calibri" w:eastAsia="Calibri" w:hAnsi="Calibri" w:cs="Calibri"/>
-          <w:sz w:val="22"/>
-          <w:szCs w:val="22"/>
-        </w:rPr>
-        <w:t xml:space="preserve"> directly, issuing a </w:t>
+    </w:p>
+    <w:p>
+      <w:pPr>
+        <w:rPr>
+          <w:lang w:val="en-GB"/>
+        </w:rPr>
+      </w:pPr>
+      <w:r>
+        <w:t xml:space="preserve">The </w:t>
       </w:r>
       <w:proofErr w:type="spellStart"/>
       <w:r>
-        <w:rPr>
-          <w:rFonts w:ascii="Calibri" w:eastAsia="Calibri" w:hAnsi="Calibri" w:cs="Calibri"/>
-          <w:sz w:val="22"/>
-          <w:szCs w:val="22"/>
-        </w:rPr>
-        <w:t>LockAreaCommand</w:t>
+        <w:t>Dockerfile</w:t>
       </w:r>
       <w:proofErr w:type="spellEnd"/>
       <w:r>
-        <w:rPr>
-          <w:rFonts w:ascii="Calibri" w:eastAsia="Calibri" w:hAnsi="Calibri" w:cs="Calibri"/>
-          <w:sz w:val="22"/>
-          <w:szCs w:val="22"/>
-        </w:rPr>
-        <w:t xml:space="preserve">, an </w:t>
+        <w:t xml:space="preserve"> creates an Ubuntu-based environment and installs the tools required to build, debug and analyse </w:t>
       </w:r>
       <w:proofErr w:type="spellStart"/>
       <w:r>
-        <w:rPr>
-          <w:rFonts w:ascii="Calibri" w:eastAsia="Calibri" w:hAnsi="Calibri" w:cs="Calibri"/>
-          <w:sz w:val="22"/>
-          <w:szCs w:val="22"/>
-        </w:rPr>
-        <w:t>EvacuationCommand</w:t>
+        <w:t>CampusGuard</w:t>
       </w:r>
       <w:proofErr w:type="spellEnd"/>
       <w:r>
-        <w:rPr>
-          <w:rFonts w:ascii="Calibri" w:eastAsia="Calibri" w:hAnsi="Calibri" w:cs="Calibri"/>
-          <w:sz w:val="22"/>
-          <w:szCs w:val="22"/>
-        </w:rPr>
-        <w:t xml:space="preserve"> (whose completion the Mediator hands off from Facilities to Medical), and a </w:t>
+        <w:t xml:space="preserve">, including g++, make, </w:t>
       </w:r>
       <w:proofErr w:type="spellStart"/>
       <w:r>
-        <w:rPr>
-          <w:rFonts w:ascii="Calibri" w:eastAsia="Calibri" w:hAnsi="Calibri" w:cs="Calibri"/>
-          <w:sz w:val="22"/>
-          <w:szCs w:val="22"/>
-        </w:rPr>
-        <w:t>CancelCommand</w:t>
+        <w:t>GDB</w:t>
       </w:r>
       <w:proofErr w:type="spellEnd"/>
       <w:r>
-        <w:rPr>
-          <w:rFonts w:ascii="Calibri" w:eastAsia="Calibri" w:hAnsi="Calibri" w:cs="Calibri"/>
-          <w:sz w:val="22"/>
-          <w:szCs w:val="22"/>
-        </w:rPr>
-        <w:t xml:space="preserve"> that undoes the earlier lock — plus a second invalid-operation case (resolving an incident that hasn't been contained). This shows every component the Facade wraps in Story 1 is independently usable on its own.</w:t>
-      </w:r>
+        <w:t xml:space="preserve"> and </w:t>
+      </w:r>
+      <w:proofErr w:type="spellStart"/>
+      <w:r>
+        <w:t>Valgrind</w:t>
+      </w:r>
+      <w:proofErr w:type="spellEnd"/>
+      <w:r>
+        <w:t xml:space="preserve">. The project files are copied into the container and compiled using the </w:t>
+      </w:r>
+      <w:proofErr w:type="spellStart"/>
+      <w:r>
+        <w:t>Makefile</w:t>
+      </w:r>
+      <w:proofErr w:type="spellEnd"/>
+      <w:r>
+        <w:t xml:space="preserve">. When the container starts, the </w:t>
+      </w:r>
+      <w:proofErr w:type="spellStart"/>
+      <w:r>
+        <w:t>campusguard</w:t>
+      </w:r>
+      <w:proofErr w:type="spellEnd"/>
+      <w:r>
+        <w:t xml:space="preserve"> executable automatically runs the two demonstration scenarios.</w:t>
+      </w:r>
+    </w:p>
+    <w:p>
+      <w:pPr>
+        <w:spacing w:after="140"/>
+        <w:rPr>
+          <w:color w:val="0070C0"/>
+          <w:sz w:val="32"/>
+          <w:szCs w:val="32"/>
+          <w:lang w:val="en-GB"/>
+        </w:rPr>
+      </w:pPr>
+      <w:r>
+        <w:rPr>
+          <w:color w:val="0070C0"/>
+          <w:sz w:val="32"/>
+          <w:szCs w:val="32"/>
+          <w:lang w:val="en-GB"/>
+        </w:rPr>
+        <w:t>5.3 docker-</w:t>
+      </w:r>
+      <w:proofErr w:type="spellStart"/>
+      <w:r>
+        <w:rPr>
+          <w:color w:val="0070C0"/>
+          <w:sz w:val="32"/>
+          <w:szCs w:val="32"/>
+          <w:lang w:val="en-GB"/>
+        </w:rPr>
+        <w:t>compose.yml</w:t>
+      </w:r>
+      <w:proofErr w:type="spellEnd"/>
+    </w:p>
+    <w:p>
+      <w:pPr>
+        <w:rPr>
+          <w:lang w:val="en-GB"/>
+        </w:rPr>
+      </w:pPr>
+      <w:r>
+        <w:t xml:space="preserve">Docker Compose builds the </w:t>
+      </w:r>
+      <w:proofErr w:type="spellStart"/>
+      <w:r>
+        <w:t>CampusGuard</w:t>
+      </w:r>
+      <w:proofErr w:type="spellEnd"/>
+      <w:r>
+        <w:t xml:space="preserve"> image using the </w:t>
+      </w:r>
+      <w:proofErr w:type="spellStart"/>
+      <w:r>
+        <w:t>Dockerfile</w:t>
+      </w:r>
+      <w:proofErr w:type="spellEnd"/>
+      <w:r>
+        <w:t xml:space="preserve"> in the project directory and creates the </w:t>
+      </w:r>
+      <w:proofErr w:type="spellStart"/>
+      <w:r>
+        <w:t>campusguard</w:t>
+      </w:r>
+      <w:proofErr w:type="spellEnd"/>
+      <w:r>
+        <w:t xml:space="preserve"> container.</w:t>
+      </w:r>
+    </w:p>
+    <w:p>
+      <w:pPr>
+        <w:spacing w:after="140"/>
+        <w:rPr>
+          <w:color w:val="0070C0"/>
+          <w:sz w:val="32"/>
+          <w:szCs w:val="32"/>
+        </w:rPr>
+      </w:pPr>
+      <w:r>
+        <w:rPr>
+          <w:color w:val="0070C0"/>
+          <w:sz w:val="32"/>
+          <w:szCs w:val="32"/>
+          <w:lang w:val="en-GB"/>
+        </w:rPr>
+        <w:t xml:space="preserve">5.4 </w:t>
+      </w:r>
+      <w:r>
+        <w:rPr>
+          <w:color w:val="0070C0"/>
+          <w:sz w:val="32"/>
+          <w:szCs w:val="32"/>
+        </w:rPr>
+        <w:t>Docker Run Instructions</w:t>
+      </w:r>
+    </w:p>
+    <w:p>
+      <w:pPr>
+        <w:rPr>
+          <w:rFonts w:ascii="Courier New" w:hAnsi="Courier New" w:cs="Courier New"/>
+          <w:b/>
+          <w:bCs/>
+          <w:lang w:val="en-GB"/>
+        </w:rPr>
+      </w:pPr>
+      <w:r>
+        <w:rPr>
+          <w:rFonts w:ascii="Courier New" w:hAnsi="Courier New" w:cs="Courier New"/>
+          <w:b/>
+          <w:bCs/>
+          <w:lang w:val="en-GB"/>
+        </w:rPr>
+        <w:t xml:space="preserve">docker compose up </w:t>
+      </w:r>
+      <w:r>
+        <w:rPr>
+          <w:rFonts w:ascii="Courier New" w:hAnsi="Courier New" w:cs="Courier New"/>
+          <w:b/>
+          <w:bCs/>
+          <w:lang w:val="en-GB"/>
+        </w:rPr>
+        <w:t>–</w:t>
+      </w:r>
+      <w:r>
+        <w:rPr>
+          <w:rFonts w:ascii="Courier New" w:hAnsi="Courier New" w:cs="Courier New"/>
+          <w:b/>
+          <w:bCs/>
+          <w:lang w:val="en-GB"/>
+        </w:rPr>
+        <w:t>build</w:t>
+      </w:r>
+    </w:p>
+    <w:p>
+      <w:pPr>
+        <w:rPr>
+          <w:lang w:val="en-GB"/>
+        </w:rPr>
+      </w:pPr>
+      <w:r>
+        <w:rPr>
+          <w:lang w:val="en-GB"/>
+        </w:rPr>
+        <w:t xml:space="preserve">This builds the Docker image, compiles the complete </w:t>
+      </w:r>
+      <w:proofErr w:type="spellStart"/>
+      <w:r>
+        <w:rPr>
+          <w:lang w:val="en-GB"/>
+        </w:rPr>
+        <w:t>CampusGuard</w:t>
+      </w:r>
+      <w:proofErr w:type="spellEnd"/>
+      <w:r>
+        <w:rPr>
+          <w:lang w:val="en-GB"/>
+        </w:rPr>
+        <w:t xml:space="preserve"> application and starts the container. The application then automatically executes both end-to-end scenarios.</w:t>
+      </w:r>
+    </w:p>
+    <w:p>
+      <w:pPr>
+        <w:rPr>
+          <w:lang w:val="en-GB"/>
+        </w:rPr>
+      </w:pPr>
+    </w:p>
+    <w:p>
+      <w:pPr>
+        <w:rPr>
+          <w:lang w:val="en-GB"/>
+        </w:rPr>
+      </w:pPr>
+      <w:r>
+        <w:rPr>
+          <w:lang w:val="en-GB"/>
+        </w:rPr>
+        <w:t xml:space="preserve">Remove container: </w:t>
+      </w:r>
+      <w:r>
+        <w:rPr>
+          <w:rFonts w:ascii="Courier New" w:hAnsi="Courier New" w:cs="Courier New"/>
+          <w:b/>
+          <w:bCs/>
+          <w:lang w:val="en-GB"/>
+        </w:rPr>
+        <w:t>docker compose down</w:t>
+      </w:r>
+    </w:p>
+    <w:p>
+      <w:pPr>
+        <w:spacing w:after="140"/>
+        <w:rPr>
+          <w:color w:val="0070C0"/>
+          <w:sz w:val="32"/>
+          <w:szCs w:val="32"/>
+          <w:lang w:val="en-GB"/>
+        </w:rPr>
+      </w:pPr>
+      <w:r>
+        <w:rPr>
+          <w:color w:val="0070C0"/>
+          <w:sz w:val="32"/>
+          <w:szCs w:val="32"/>
+          <w:lang w:val="en-GB"/>
+        </w:rPr>
+        <w:t xml:space="preserve">5.5 </w:t>
+      </w:r>
+      <w:proofErr w:type="spellStart"/>
+      <w:r>
+        <w:rPr>
+          <w:color w:val="0070C0"/>
+          <w:sz w:val="32"/>
+          <w:szCs w:val="32"/>
+          <w:lang w:val="en-GB"/>
+        </w:rPr>
+        <w:t>Valgrind</w:t>
+      </w:r>
+      <w:proofErr w:type="spellEnd"/>
+      <w:r>
+        <w:rPr>
+          <w:color w:val="0070C0"/>
+          <w:sz w:val="32"/>
+          <w:szCs w:val="32"/>
+          <w:lang w:val="en-GB"/>
+        </w:rPr>
+        <w:t xml:space="preserve"> Evidence</w:t>
+      </w:r>
+    </w:p>
+    <w:p>
+      <w:pPr>
+        <w:spacing w:after="140"/>
+        <w:rPr>
+          <w:color w:val="0070C0"/>
+          <w:sz w:val="32"/>
+          <w:szCs w:val="32"/>
+          <w:lang w:val="en-GB"/>
+        </w:rPr>
+      </w:pPr>
+      <w:r>
+        <w:rPr>
+          <w:color w:val="0070C0"/>
+          <w:sz w:val="32"/>
+          <w:szCs w:val="32"/>
+          <w:lang w:val="en-GB"/>
+        </w:rPr>
+        <w:t xml:space="preserve">5.6 </w:t>
+      </w:r>
+      <w:proofErr w:type="spellStart"/>
+      <w:r>
+        <w:rPr>
+          <w:color w:val="0070C0"/>
+          <w:sz w:val="32"/>
+          <w:szCs w:val="32"/>
+          <w:lang w:val="en-GB"/>
+        </w:rPr>
+        <w:t>GDB</w:t>
+      </w:r>
+      <w:proofErr w:type="spellEnd"/>
+      <w:r>
+        <w:rPr>
+          <w:color w:val="0070C0"/>
+          <w:sz w:val="32"/>
+          <w:szCs w:val="32"/>
+          <w:lang w:val="en-GB"/>
+        </w:rPr>
+        <w:t xml:space="preserve"> Investigation</w:t>
+      </w:r>
+    </w:p>
+    <w:p>
+      <w:pPr>
+        <w:spacing w:after="140"/>
+        <w:rPr>
+          <w:color w:val="0070C0"/>
+          <w:sz w:val="32"/>
+          <w:szCs w:val="32"/>
+          <w:lang w:val="en-GB"/>
+        </w:rPr>
+      </w:pPr>
+    </w:p>
+    <w:p>
+      <w:pPr>
+        <w:spacing w:after="140"/>
+        <w:rPr>
+          <w:b/>
+          <w:bCs/>
+          <w:color w:val="215E99" w:themeColor="text2" w:themeTint="BF"/>
+          <w:sz w:val="28"/>
+          <w:szCs w:val="28"/>
+          <w:lang w:val="en-GB"/>
+        </w:rPr>
+      </w:pPr>
+      <w:r>
+        <w:rPr>
+          <w:b/>
+          <w:bCs/>
+          <w:color w:val="215E99" w:themeColor="text2" w:themeTint="BF"/>
+          <w:sz w:val="28"/>
+          <w:szCs w:val="28"/>
+          <w:lang w:val="en-GB"/>
+        </w:rPr>
+        <w:t>Collaboration reflection</w:t>
+      </w:r>
+    </w:p>
+    <w:p>
+      <w:pPr>
+        <w:spacing w:after="140"/>
+        <w:rPr>
+          <w:rFonts w:eastAsia="Calibri" w:cs="Calibri"/>
+          <w:b/>
+          <w:bCs/>
+          <w:color w:val="2F5496"/>
+          <w:sz w:val="28"/>
+          <w:szCs w:val="28"/>
+          <w:lang w:val="en-GB"/>
+        </w:rPr>
+      </w:pPr>
+      <w:r>
+        <w:rPr>
+          <w:rFonts w:eastAsia="Calibri" w:cs="Calibri"/>
+          <w:b/>
+          <w:bCs/>
+          <w:color w:val="2F5496"/>
+          <w:sz w:val="28"/>
+          <w:szCs w:val="28"/>
+        </w:rPr>
+        <w:t>C</w:t>
+      </w:r>
+      <w:r>
+        <w:rPr>
+          <w:rFonts w:eastAsia="Calibri" w:cs="Calibri"/>
+          <w:b/>
+          <w:bCs/>
+          <w:color w:val="2F5496"/>
+          <w:sz w:val="28"/>
+          <w:szCs w:val="28"/>
+        </w:rPr>
+        <w:t>ontribution statement</w:t>
+      </w:r>
+    </w:p>
+    <w:p>
+      <w:pPr>
+        <w:spacing w:after="140"/>
+        <w:rPr>
+          <w:rFonts w:eastAsia="Calibri" w:cs="Calibri"/>
+          <w:b/>
+          <w:bCs/>
+          <w:color w:val="2F5496"/>
+          <w:sz w:val="28"/>
+          <w:szCs w:val="28"/>
+          <w:lang w:val="en-GB"/>
+        </w:rPr>
+      </w:pPr>
     </w:p>
     <w:p>
       <w:pPr>
@@ -7556,6 +8261,231 @@
 <file path=word/numbering.xml><?xml version="1.0" encoding="utf-8"?>
 <w:numbering xmlns:wpc="http://schemas.microsoft.com/office/word/2010/wordprocessingCanvas" xmlns:cx="http://schemas.microsoft.com/office/drawing/2014/chartex" xmlns:cx1="http://schemas.microsoft.com/office/drawing/2015/9/8/chartex" xmlns:cx2="http://schemas.microsoft.com/office/drawing/2015/10/21/chartex" xmlns:cx3="http://schemas.microsoft.com/office/drawing/2016/5/9/chartex" xmlns:cx4="http://schemas.microsoft.com/office/drawing/2016/5/10/chartex" xmlns:cx5="http://schemas.microsoft.com/office/drawing/2016/5/11/chartex" xmlns:cx6="http://schemas.microsoft.com/office/drawing/2016/5/12/chartex" xmlns:cx7="http://schemas.microsoft.com/office/drawing/2016/5/13/chartex" xmlns:cx8="http://schemas.microsoft.com/office/drawing/2016/5/14/chartex" xmlns:mc="http://schemas.openxmlformats.org/markup-compatibility/2006" xmlns:aink="http://schemas.microsoft.com/office/drawing/2016/ink" xmlns:am3d="http://schemas.microsoft.com/office/drawing/2017/model3d" xmlns:o="urn:schemas-microsoft-com:office:office" xmlns:oel="http://schemas.microsoft.com/office/2019/extlst" xmlns:r="http://schemas.openxmlformats.org/officeDocument/2006/relationships" xmlns:m="http://schemas.openxmlformats.org/officeDocument/2006/math" xmlns:v="urn:schemas-microsoft-com:vml" xmlns:wp14="http://schemas.microsoft.com/office/word/2010/wordprocessingDrawing" xmlns:wp="http://schemas.openxmlformats.org/drawingml/2006/wordprocessingDrawing" xmlns:w10="urn:schemas-microsoft-com:office:word" xmlns:w="http://schemas.openxmlformats.org/wordprocessingml/2006/main" xmlns:w14="http://schemas.microsoft.com/office/word/2010/wordml" xmlns:w15="http://schemas.microsoft.com/office/word/2012/wordml" xmlns:w16cex="http://schemas.microsoft.com/office/word/2018/wordml/cex" xmlns:w16cid="http://schemas.microsoft.com/office/word/2016/wordml/cid" xmlns:w16="http://schemas.microsoft.com/office/word/2018/wordml" xmlns:w16du="http://schemas.microsoft.com/office/word/2023/wordml/word16du" xmlns:w16sdtdh="http://schemas.microsoft.com/office/word/2020/wordml/sdtdatahash" xmlns:w16sdtfl="http://schemas.microsoft.com/office/word/2024/wordml/sdtformatlock" xmlns:w16se="http://schemas.microsoft.com/office/word/2015/wordml/symex" xmlns:wpg="http://schemas.microsoft.com/office/word/2010/wordprocessingGroup" xmlns:wpi="http://schemas.microsoft.com/office/word/2010/wordprocessingInk" xmlns:wne="http://schemas.microsoft.com/office/word/2006/wordml" xmlns:wps="http://schemas.microsoft.com/office/word/2010/wordprocessingShape" mc:Ignorable="w14 w15 w16se w16cid w16 w16cex w16sdtdh w16sdtfl w16du wp14">
   <w:abstractNum w:abstractNumId="0" w15:restartNumberingAfterBreak="0">
+    <w:nsid w:val="21B54726"/>
+    <w:multiLevelType w:val="hybridMultilevel"/>
+    <w:tmpl w:val="D2EE83D2"/>
+    <w:lvl w:ilvl="0" w:tplc="ACA2403C">
+      <w:numFmt w:val="bullet"/>
+      <w:lvlText w:val=""/>
+      <w:lvlJc w:val="left"/>
+      <w:pPr>
+        <w:ind w:left="720" w:hanging="360"/>
+      </w:pPr>
+      <w:rPr>
+        <w:rFonts w:ascii="Calibri" w:eastAsia="Calibri" w:hAnsi="Calibri" w:cs="Calibri" w:hint="default"/>
+      </w:rPr>
+    </w:lvl>
+    <w:lvl w:ilvl="1" w:tplc="08090003" w:tentative="1">
+      <w:start w:val="1"/>
+      <w:numFmt w:val="bullet"/>
+      <w:lvlText w:val="o"/>
+      <w:lvlJc w:val="left"/>
+      <w:pPr>
+        <w:ind w:left="1440" w:hanging="360"/>
+      </w:pPr>
+      <w:rPr>
+        <w:rFonts w:ascii="Courier New" w:hAnsi="Courier New" w:cs="Courier New" w:hint="default"/>
+      </w:rPr>
+    </w:lvl>
+    <w:lvl w:ilvl="2" w:tplc="08090005" w:tentative="1">
+      <w:start w:val="1"/>
+      <w:numFmt w:val="bullet"/>
+      <w:lvlText w:val=""/>
+      <w:lvlJc w:val="left"/>
+      <w:pPr>
+        <w:ind w:left="2160" w:hanging="360"/>
+      </w:pPr>
+      <w:rPr>
+        <w:rFonts w:ascii="Wingdings" w:hAnsi="Wingdings" w:hint="default"/>
+      </w:rPr>
+    </w:lvl>
+    <w:lvl w:ilvl="3" w:tplc="08090001" w:tentative="1">
+      <w:start w:val="1"/>
+      <w:numFmt w:val="bullet"/>
+      <w:lvlText w:val=""/>
+      <w:lvlJc w:val="left"/>
+      <w:pPr>
+        <w:ind w:left="2880" w:hanging="360"/>
+      </w:pPr>
+      <w:rPr>
+        <w:rFonts w:ascii="Symbol" w:hAnsi="Symbol" w:hint="default"/>
+      </w:rPr>
+    </w:lvl>
+    <w:lvl w:ilvl="4" w:tplc="08090003" w:tentative="1">
+      <w:start w:val="1"/>
+      <w:numFmt w:val="bullet"/>
+      <w:lvlText w:val="o"/>
+      <w:lvlJc w:val="left"/>
+      <w:pPr>
+        <w:ind w:left="3600" w:hanging="360"/>
+      </w:pPr>
+      <w:rPr>
+        <w:rFonts w:ascii="Courier New" w:hAnsi="Courier New" w:cs="Courier New" w:hint="default"/>
+      </w:rPr>
+    </w:lvl>
+    <w:lvl w:ilvl="5" w:tplc="08090005" w:tentative="1">
+      <w:start w:val="1"/>
+      <w:numFmt w:val="bullet"/>
+      <w:lvlText w:val=""/>
+      <w:lvlJc w:val="left"/>
+      <w:pPr>
+        <w:ind w:left="4320" w:hanging="360"/>
+      </w:pPr>
+      <w:rPr>
+        <w:rFonts w:ascii="Wingdings" w:hAnsi="Wingdings" w:hint="default"/>
+      </w:rPr>
+    </w:lvl>
+    <w:lvl w:ilvl="6" w:tplc="08090001" w:tentative="1">
+      <w:start w:val="1"/>
+      <w:numFmt w:val="bullet"/>
+      <w:lvlText w:val=""/>
+      <w:lvlJc w:val="left"/>
+      <w:pPr>
+        <w:ind w:left="5040" w:hanging="360"/>
+      </w:pPr>
+      <w:rPr>
+        <w:rFonts w:ascii="Symbol" w:hAnsi="Symbol" w:hint="default"/>
+      </w:rPr>
+    </w:lvl>
+    <w:lvl w:ilvl="7" w:tplc="08090003" w:tentative="1">
+      <w:start w:val="1"/>
+      <w:numFmt w:val="bullet"/>
+      <w:lvlText w:val="o"/>
+      <w:lvlJc w:val="left"/>
+      <w:pPr>
+        <w:ind w:left="5760" w:hanging="360"/>
+      </w:pPr>
+      <w:rPr>
+        <w:rFonts w:ascii="Courier New" w:hAnsi="Courier New" w:cs="Courier New" w:hint="default"/>
+      </w:rPr>
+    </w:lvl>
+    <w:lvl w:ilvl="8" w:tplc="08090005" w:tentative="1">
+      <w:start w:val="1"/>
+      <w:numFmt w:val="bullet"/>
+      <w:lvlText w:val=""/>
+      <w:lvlJc w:val="left"/>
+      <w:pPr>
+        <w:ind w:left="6480" w:hanging="360"/>
+      </w:pPr>
+      <w:rPr>
+        <w:rFonts w:ascii="Wingdings" w:hAnsi="Wingdings" w:hint="default"/>
+      </w:rPr>
+    </w:lvl>
+  </w:abstractNum>
+  <w:abstractNum w:abstractNumId="1" w15:restartNumberingAfterBreak="0">
+    <w:nsid w:val="307D5B02"/>
+    <w:multiLevelType w:val="hybridMultilevel"/>
+    <w:tmpl w:val="2CCE5A2C"/>
+    <w:lvl w:ilvl="0" w:tplc="08090001">
+      <w:start w:val="1"/>
+      <w:numFmt w:val="bullet"/>
+      <w:lvlText w:val=""/>
+      <w:lvlJc w:val="left"/>
+      <w:pPr>
+        <w:ind w:left="1080" w:hanging="360"/>
+      </w:pPr>
+      <w:rPr>
+        <w:rFonts w:ascii="Symbol" w:hAnsi="Symbol" w:hint="default"/>
+      </w:rPr>
+    </w:lvl>
+    <w:lvl w:ilvl="1" w:tplc="08090003" w:tentative="1">
+      <w:start w:val="1"/>
+      <w:numFmt w:val="bullet"/>
+      <w:lvlText w:val="o"/>
+      <w:lvlJc w:val="left"/>
+      <w:pPr>
+        <w:ind w:left="1800" w:hanging="360"/>
+      </w:pPr>
+      <w:rPr>
+        <w:rFonts w:ascii="Courier New" w:hAnsi="Courier New" w:cs="Courier New" w:hint="default"/>
+      </w:rPr>
+    </w:lvl>
+    <w:lvl w:ilvl="2" w:tplc="08090005" w:tentative="1">
+      <w:start w:val="1"/>
+      <w:numFmt w:val="bullet"/>
+      <w:lvlText w:val=""/>
+      <w:lvlJc w:val="left"/>
+      <w:pPr>
+        <w:ind w:left="2520" w:hanging="360"/>
+      </w:pPr>
+      <w:rPr>
+        <w:rFonts w:ascii="Wingdings" w:hAnsi="Wingdings" w:hint="default"/>
+      </w:rPr>
+    </w:lvl>
+    <w:lvl w:ilvl="3" w:tplc="08090001" w:tentative="1">
+      <w:start w:val="1"/>
+      <w:numFmt w:val="bullet"/>
+      <w:lvlText w:val=""/>
+      <w:lvlJc w:val="left"/>
+      <w:pPr>
+        <w:ind w:left="3240" w:hanging="360"/>
+      </w:pPr>
+      <w:rPr>
+        <w:rFonts w:ascii="Symbol" w:hAnsi="Symbol" w:hint="default"/>
+      </w:rPr>
+    </w:lvl>
+    <w:lvl w:ilvl="4" w:tplc="08090003" w:tentative="1">
+      <w:start w:val="1"/>
+      <w:numFmt w:val="bullet"/>
+      <w:lvlText w:val="o"/>
+      <w:lvlJc w:val="left"/>
+      <w:pPr>
+        <w:ind w:left="3960" w:hanging="360"/>
+      </w:pPr>
+      <w:rPr>
+        <w:rFonts w:ascii="Courier New" w:hAnsi="Courier New" w:cs="Courier New" w:hint="default"/>
+      </w:rPr>
+    </w:lvl>
+    <w:lvl w:ilvl="5" w:tplc="08090005" w:tentative="1">
+      <w:start w:val="1"/>
+      <w:numFmt w:val="bullet"/>
+      <w:lvlText w:val=""/>
+      <w:lvlJc w:val="left"/>
+      <w:pPr>
+        <w:ind w:left="4680" w:hanging="360"/>
+      </w:pPr>
+      <w:rPr>
+        <w:rFonts w:ascii="Wingdings" w:hAnsi="Wingdings" w:hint="default"/>
+      </w:rPr>
+    </w:lvl>
+    <w:lvl w:ilvl="6" w:tplc="08090001" w:tentative="1">
+      <w:start w:val="1"/>
+      <w:numFmt w:val="bullet"/>
+      <w:lvlText w:val=""/>
+      <w:lvlJc w:val="left"/>
+      <w:pPr>
+        <w:ind w:left="5400" w:hanging="360"/>
+      </w:pPr>
+      <w:rPr>
+        <w:rFonts w:ascii="Symbol" w:hAnsi="Symbol" w:hint="default"/>
+      </w:rPr>
+    </w:lvl>
+    <w:lvl w:ilvl="7" w:tplc="08090003" w:tentative="1">
+      <w:start w:val="1"/>
+      <w:numFmt w:val="bullet"/>
+      <w:lvlText w:val="o"/>
+      <w:lvlJc w:val="left"/>
+      <w:pPr>
+        <w:ind w:left="6120" w:hanging="360"/>
+      </w:pPr>
+      <w:rPr>
+        <w:rFonts w:ascii="Courier New" w:hAnsi="Courier New" w:cs="Courier New" w:hint="default"/>
+      </w:rPr>
+    </w:lvl>
+    <w:lvl w:ilvl="8" w:tplc="08090005" w:tentative="1">
+      <w:start w:val="1"/>
+      <w:numFmt w:val="bullet"/>
+      <w:lvlText w:val=""/>
+      <w:lvlJc w:val="left"/>
+      <w:pPr>
+        <w:ind w:left="6840" w:hanging="360"/>
+      </w:pPr>
+      <w:rPr>
+        <w:rFonts w:ascii="Wingdings" w:hAnsi="Wingdings" w:hint="default"/>
+      </w:rPr>
+    </w:lvl>
+  </w:abstractNum>
+  <w:abstractNum w:abstractNumId="2" w15:restartNumberingAfterBreak="0">
     <w:nsid w:val="35C92D57"/>
     <w:multiLevelType w:val="hybridMultilevel"/>
     <w:tmpl w:val="1E6CA0D0"/>
@@ -7613,7 +8543,458 @@
       <w:lvlJc w:val="left"/>
     </w:lvl>
   </w:abstractNum>
-  <w:abstractNum w:abstractNumId="1" w15:restartNumberingAfterBreak="0">
+  <w:abstractNum w:abstractNumId="3" w15:restartNumberingAfterBreak="0">
+    <w:nsid w:val="3729589D"/>
+    <w:multiLevelType w:val="hybridMultilevel"/>
+    <w:tmpl w:val="AB80D972"/>
+    <w:lvl w:ilvl="0" w:tplc="08090001">
+      <w:start w:val="1"/>
+      <w:numFmt w:val="bullet"/>
+      <w:lvlText w:val=""/>
+      <w:lvlJc w:val="left"/>
+      <w:pPr>
+        <w:ind w:left="720" w:hanging="360"/>
+      </w:pPr>
+      <w:rPr>
+        <w:rFonts w:ascii="Symbol" w:hAnsi="Symbol" w:hint="default"/>
+      </w:rPr>
+    </w:lvl>
+    <w:lvl w:ilvl="1" w:tplc="08090003" w:tentative="1">
+      <w:start w:val="1"/>
+      <w:numFmt w:val="bullet"/>
+      <w:lvlText w:val="o"/>
+      <w:lvlJc w:val="left"/>
+      <w:pPr>
+        <w:ind w:left="1440" w:hanging="360"/>
+      </w:pPr>
+      <w:rPr>
+        <w:rFonts w:ascii="Courier New" w:hAnsi="Courier New" w:cs="Courier New" w:hint="default"/>
+      </w:rPr>
+    </w:lvl>
+    <w:lvl w:ilvl="2" w:tplc="08090005" w:tentative="1">
+      <w:start w:val="1"/>
+      <w:numFmt w:val="bullet"/>
+      <w:lvlText w:val=""/>
+      <w:lvlJc w:val="left"/>
+      <w:pPr>
+        <w:ind w:left="2160" w:hanging="360"/>
+      </w:pPr>
+      <w:rPr>
+        <w:rFonts w:ascii="Wingdings" w:hAnsi="Wingdings" w:hint="default"/>
+      </w:rPr>
+    </w:lvl>
+    <w:lvl w:ilvl="3" w:tplc="08090001" w:tentative="1">
+      <w:start w:val="1"/>
+      <w:numFmt w:val="bullet"/>
+      <w:lvlText w:val=""/>
+      <w:lvlJc w:val="left"/>
+      <w:pPr>
+        <w:ind w:left="2880" w:hanging="360"/>
+      </w:pPr>
+      <w:rPr>
+        <w:rFonts w:ascii="Symbol" w:hAnsi="Symbol" w:hint="default"/>
+      </w:rPr>
+    </w:lvl>
+    <w:lvl w:ilvl="4" w:tplc="08090003" w:tentative="1">
+      <w:start w:val="1"/>
+      <w:numFmt w:val="bullet"/>
+      <w:lvlText w:val="o"/>
+      <w:lvlJc w:val="left"/>
+      <w:pPr>
+        <w:ind w:left="3600" w:hanging="360"/>
+      </w:pPr>
+      <w:rPr>
+        <w:rFonts w:ascii="Courier New" w:hAnsi="Courier New" w:cs="Courier New" w:hint="default"/>
+      </w:rPr>
+    </w:lvl>
+    <w:lvl w:ilvl="5" w:tplc="08090005" w:tentative="1">
+      <w:start w:val="1"/>
+      <w:numFmt w:val="bullet"/>
+      <w:lvlText w:val=""/>
+      <w:lvlJc w:val="left"/>
+      <w:pPr>
+        <w:ind w:left="4320" w:hanging="360"/>
+      </w:pPr>
+      <w:rPr>
+        <w:rFonts w:ascii="Wingdings" w:hAnsi="Wingdings" w:hint="default"/>
+      </w:rPr>
+    </w:lvl>
+    <w:lvl w:ilvl="6" w:tplc="08090001" w:tentative="1">
+      <w:start w:val="1"/>
+      <w:numFmt w:val="bullet"/>
+      <w:lvlText w:val=""/>
+      <w:lvlJc w:val="left"/>
+      <w:pPr>
+        <w:ind w:left="5040" w:hanging="360"/>
+      </w:pPr>
+      <w:rPr>
+        <w:rFonts w:ascii="Symbol" w:hAnsi="Symbol" w:hint="default"/>
+      </w:rPr>
+    </w:lvl>
+    <w:lvl w:ilvl="7" w:tplc="08090003" w:tentative="1">
+      <w:start w:val="1"/>
+      <w:numFmt w:val="bullet"/>
+      <w:lvlText w:val="o"/>
+      <w:lvlJc w:val="left"/>
+      <w:pPr>
+        <w:ind w:left="5760" w:hanging="360"/>
+      </w:pPr>
+      <w:rPr>
+        <w:rFonts w:ascii="Courier New" w:hAnsi="Courier New" w:cs="Courier New" w:hint="default"/>
+      </w:rPr>
+    </w:lvl>
+    <w:lvl w:ilvl="8" w:tplc="08090005" w:tentative="1">
+      <w:start w:val="1"/>
+      <w:numFmt w:val="bullet"/>
+      <w:lvlText w:val=""/>
+      <w:lvlJc w:val="left"/>
+      <w:pPr>
+        <w:ind w:left="6480" w:hanging="360"/>
+      </w:pPr>
+      <w:rPr>
+        <w:rFonts w:ascii="Wingdings" w:hAnsi="Wingdings" w:hint="default"/>
+      </w:rPr>
+    </w:lvl>
+  </w:abstractNum>
+  <w:abstractNum w:abstractNumId="4" w15:restartNumberingAfterBreak="0">
+    <w:nsid w:val="49120525"/>
+    <w:multiLevelType w:val="hybridMultilevel"/>
+    <w:tmpl w:val="0E9A6F04"/>
+    <w:lvl w:ilvl="0" w:tplc="08090001">
+      <w:start w:val="1"/>
+      <w:numFmt w:val="bullet"/>
+      <w:lvlText w:val=""/>
+      <w:lvlJc w:val="left"/>
+      <w:pPr>
+        <w:ind w:left="1080" w:hanging="360"/>
+      </w:pPr>
+      <w:rPr>
+        <w:rFonts w:ascii="Symbol" w:hAnsi="Symbol" w:hint="default"/>
+      </w:rPr>
+    </w:lvl>
+    <w:lvl w:ilvl="1" w:tplc="08090003" w:tentative="1">
+      <w:start w:val="1"/>
+      <w:numFmt w:val="bullet"/>
+      <w:lvlText w:val="o"/>
+      <w:lvlJc w:val="left"/>
+      <w:pPr>
+        <w:ind w:left="1800" w:hanging="360"/>
+      </w:pPr>
+      <w:rPr>
+        <w:rFonts w:ascii="Courier New" w:hAnsi="Courier New" w:cs="Courier New" w:hint="default"/>
+      </w:rPr>
+    </w:lvl>
+    <w:lvl w:ilvl="2" w:tplc="08090005" w:tentative="1">
+      <w:start w:val="1"/>
+      <w:numFmt w:val="bullet"/>
+      <w:lvlText w:val=""/>
+      <w:lvlJc w:val="left"/>
+      <w:pPr>
+        <w:ind w:left="2520" w:hanging="360"/>
+      </w:pPr>
+      <w:rPr>
+        <w:rFonts w:ascii="Wingdings" w:hAnsi="Wingdings" w:hint="default"/>
+      </w:rPr>
+    </w:lvl>
+    <w:lvl w:ilvl="3" w:tplc="08090001" w:tentative="1">
+      <w:start w:val="1"/>
+      <w:numFmt w:val="bullet"/>
+      <w:lvlText w:val=""/>
+      <w:lvlJc w:val="left"/>
+      <w:pPr>
+        <w:ind w:left="3240" w:hanging="360"/>
+      </w:pPr>
+      <w:rPr>
+        <w:rFonts w:ascii="Symbol" w:hAnsi="Symbol" w:hint="default"/>
+      </w:rPr>
+    </w:lvl>
+    <w:lvl w:ilvl="4" w:tplc="08090003" w:tentative="1">
+      <w:start w:val="1"/>
+      <w:numFmt w:val="bullet"/>
+      <w:lvlText w:val="o"/>
+      <w:lvlJc w:val="left"/>
+      <w:pPr>
+        <w:ind w:left="3960" w:hanging="360"/>
+      </w:pPr>
+      <w:rPr>
+        <w:rFonts w:ascii="Courier New" w:hAnsi="Courier New" w:cs="Courier New" w:hint="default"/>
+      </w:rPr>
+    </w:lvl>
+    <w:lvl w:ilvl="5" w:tplc="08090005" w:tentative="1">
+      <w:start w:val="1"/>
+      <w:numFmt w:val="bullet"/>
+      <w:lvlText w:val=""/>
+      <w:lvlJc w:val="left"/>
+      <w:pPr>
+        <w:ind w:left="4680" w:hanging="360"/>
+      </w:pPr>
+      <w:rPr>
+        <w:rFonts w:ascii="Wingdings" w:hAnsi="Wingdings" w:hint="default"/>
+      </w:rPr>
+    </w:lvl>
+    <w:lvl w:ilvl="6" w:tplc="08090001" w:tentative="1">
+      <w:start w:val="1"/>
+      <w:numFmt w:val="bullet"/>
+      <w:lvlText w:val=""/>
+      <w:lvlJc w:val="left"/>
+      <w:pPr>
+        <w:ind w:left="5400" w:hanging="360"/>
+      </w:pPr>
+      <w:rPr>
+        <w:rFonts w:ascii="Symbol" w:hAnsi="Symbol" w:hint="default"/>
+      </w:rPr>
+    </w:lvl>
+    <w:lvl w:ilvl="7" w:tplc="08090003" w:tentative="1">
+      <w:start w:val="1"/>
+      <w:numFmt w:val="bullet"/>
+      <w:lvlText w:val="o"/>
+      <w:lvlJc w:val="left"/>
+      <w:pPr>
+        <w:ind w:left="6120" w:hanging="360"/>
+      </w:pPr>
+      <w:rPr>
+        <w:rFonts w:ascii="Courier New" w:hAnsi="Courier New" w:cs="Courier New" w:hint="default"/>
+      </w:rPr>
+    </w:lvl>
+    <w:lvl w:ilvl="8" w:tplc="08090005" w:tentative="1">
+      <w:start w:val="1"/>
+      <w:numFmt w:val="bullet"/>
+      <w:lvlText w:val=""/>
+      <w:lvlJc w:val="left"/>
+      <w:pPr>
+        <w:ind w:left="6840" w:hanging="360"/>
+      </w:pPr>
+      <w:rPr>
+        <w:rFonts w:ascii="Wingdings" w:hAnsi="Wingdings" w:hint="default"/>
+      </w:rPr>
+    </w:lvl>
+  </w:abstractNum>
+  <w:abstractNum w:abstractNumId="5" w15:restartNumberingAfterBreak="0">
+    <w:nsid w:val="5BA45EE4"/>
+    <w:multiLevelType w:val="hybridMultilevel"/>
+    <w:tmpl w:val="210C24FA"/>
+    <w:lvl w:ilvl="0" w:tplc="08090001">
+      <w:start w:val="1"/>
+      <w:numFmt w:val="bullet"/>
+      <w:lvlText w:val=""/>
+      <w:lvlJc w:val="left"/>
+      <w:pPr>
+        <w:ind w:left="1080" w:hanging="360"/>
+      </w:pPr>
+      <w:rPr>
+        <w:rFonts w:ascii="Symbol" w:hAnsi="Symbol" w:hint="default"/>
+      </w:rPr>
+    </w:lvl>
+    <w:lvl w:ilvl="1" w:tplc="08090003" w:tentative="1">
+      <w:start w:val="1"/>
+      <w:numFmt w:val="bullet"/>
+      <w:lvlText w:val="o"/>
+      <w:lvlJc w:val="left"/>
+      <w:pPr>
+        <w:ind w:left="1800" w:hanging="360"/>
+      </w:pPr>
+      <w:rPr>
+        <w:rFonts w:ascii="Courier New" w:hAnsi="Courier New" w:cs="Courier New" w:hint="default"/>
+      </w:rPr>
+    </w:lvl>
+    <w:lvl w:ilvl="2" w:tplc="08090005" w:tentative="1">
+      <w:start w:val="1"/>
+      <w:numFmt w:val="bullet"/>
+      <w:lvlText w:val=""/>
+      <w:lvlJc w:val="left"/>
+      <w:pPr>
+        <w:ind w:left="2520" w:hanging="360"/>
+      </w:pPr>
+      <w:rPr>
+        <w:rFonts w:ascii="Wingdings" w:hAnsi="Wingdings" w:hint="default"/>
+      </w:rPr>
+    </w:lvl>
+    <w:lvl w:ilvl="3" w:tplc="08090001" w:tentative="1">
+      <w:start w:val="1"/>
+      <w:numFmt w:val="bullet"/>
+      <w:lvlText w:val=""/>
+      <w:lvlJc w:val="left"/>
+      <w:pPr>
+        <w:ind w:left="3240" w:hanging="360"/>
+      </w:pPr>
+      <w:rPr>
+        <w:rFonts w:ascii="Symbol" w:hAnsi="Symbol" w:hint="default"/>
+      </w:rPr>
+    </w:lvl>
+    <w:lvl w:ilvl="4" w:tplc="08090003" w:tentative="1">
+      <w:start w:val="1"/>
+      <w:numFmt w:val="bullet"/>
+      <w:lvlText w:val="o"/>
+      <w:lvlJc w:val="left"/>
+      <w:pPr>
+        <w:ind w:left="3960" w:hanging="360"/>
+      </w:pPr>
+      <w:rPr>
+        <w:rFonts w:ascii="Courier New" w:hAnsi="Courier New" w:cs="Courier New" w:hint="default"/>
+      </w:rPr>
+    </w:lvl>
+    <w:lvl w:ilvl="5" w:tplc="08090005" w:tentative="1">
+      <w:start w:val="1"/>
+      <w:numFmt w:val="bullet"/>
+      <w:lvlText w:val=""/>
+      <w:lvlJc w:val="left"/>
+      <w:pPr>
+        <w:ind w:left="4680" w:hanging="360"/>
+      </w:pPr>
+      <w:rPr>
+        <w:rFonts w:ascii="Wingdings" w:hAnsi="Wingdings" w:hint="default"/>
+      </w:rPr>
+    </w:lvl>
+    <w:lvl w:ilvl="6" w:tplc="08090001" w:tentative="1">
+      <w:start w:val="1"/>
+      <w:numFmt w:val="bullet"/>
+      <w:lvlText w:val=""/>
+      <w:lvlJc w:val="left"/>
+      <w:pPr>
+        <w:ind w:left="5400" w:hanging="360"/>
+      </w:pPr>
+      <w:rPr>
+        <w:rFonts w:ascii="Symbol" w:hAnsi="Symbol" w:hint="default"/>
+      </w:rPr>
+    </w:lvl>
+    <w:lvl w:ilvl="7" w:tplc="08090003" w:tentative="1">
+      <w:start w:val="1"/>
+      <w:numFmt w:val="bullet"/>
+      <w:lvlText w:val="o"/>
+      <w:lvlJc w:val="left"/>
+      <w:pPr>
+        <w:ind w:left="6120" w:hanging="360"/>
+      </w:pPr>
+      <w:rPr>
+        <w:rFonts w:ascii="Courier New" w:hAnsi="Courier New" w:cs="Courier New" w:hint="default"/>
+      </w:rPr>
+    </w:lvl>
+    <w:lvl w:ilvl="8" w:tplc="08090005" w:tentative="1">
+      <w:start w:val="1"/>
+      <w:numFmt w:val="bullet"/>
+      <w:lvlText w:val=""/>
+      <w:lvlJc w:val="left"/>
+      <w:pPr>
+        <w:ind w:left="6840" w:hanging="360"/>
+      </w:pPr>
+      <w:rPr>
+        <w:rFonts w:ascii="Wingdings" w:hAnsi="Wingdings" w:hint="default"/>
+      </w:rPr>
+    </w:lvl>
+  </w:abstractNum>
+  <w:abstractNum w:abstractNumId="6" w15:restartNumberingAfterBreak="0">
+    <w:nsid w:val="5C1023F6"/>
+    <w:multiLevelType w:val="hybridMultilevel"/>
+    <w:tmpl w:val="8FC85936"/>
+    <w:lvl w:ilvl="0" w:tplc="ACA2403C">
+      <w:numFmt w:val="bullet"/>
+      <w:lvlText w:val=""/>
+      <w:lvlJc w:val="left"/>
+      <w:pPr>
+        <w:ind w:left="1080" w:hanging="360"/>
+      </w:pPr>
+      <w:rPr>
+        <w:rFonts w:ascii="Calibri" w:eastAsia="Calibri" w:hAnsi="Calibri" w:cs="Calibri" w:hint="default"/>
+      </w:rPr>
+    </w:lvl>
+    <w:lvl w:ilvl="1" w:tplc="08090003" w:tentative="1">
+      <w:start w:val="1"/>
+      <w:numFmt w:val="bullet"/>
+      <w:lvlText w:val="o"/>
+      <w:lvlJc w:val="left"/>
+      <w:pPr>
+        <w:ind w:left="1800" w:hanging="360"/>
+      </w:pPr>
+      <w:rPr>
+        <w:rFonts w:ascii="Courier New" w:hAnsi="Courier New" w:cs="Courier New" w:hint="default"/>
+      </w:rPr>
+    </w:lvl>
+    <w:lvl w:ilvl="2" w:tplc="08090005" w:tentative="1">
+      <w:start w:val="1"/>
+      <w:numFmt w:val="bullet"/>
+      <w:lvlText w:val=""/>
+      <w:lvlJc w:val="left"/>
+      <w:pPr>
+        <w:ind w:left="2520" w:hanging="360"/>
+      </w:pPr>
+      <w:rPr>
+        <w:rFonts w:ascii="Wingdings" w:hAnsi="Wingdings" w:hint="default"/>
+      </w:rPr>
+    </w:lvl>
+    <w:lvl w:ilvl="3" w:tplc="08090001" w:tentative="1">
+      <w:start w:val="1"/>
+      <w:numFmt w:val="bullet"/>
+      <w:lvlText w:val=""/>
+      <w:lvlJc w:val="left"/>
+      <w:pPr>
+        <w:ind w:left="3240" w:hanging="360"/>
+      </w:pPr>
+      <w:rPr>
+        <w:rFonts w:ascii="Symbol" w:hAnsi="Symbol" w:hint="default"/>
+      </w:rPr>
+    </w:lvl>
+    <w:lvl w:ilvl="4" w:tplc="08090003" w:tentative="1">
+      <w:start w:val="1"/>
+      <w:numFmt w:val="bullet"/>
+      <w:lvlText w:val="o"/>
+      <w:lvlJc w:val="left"/>
+      <w:pPr>
+        <w:ind w:left="3960" w:hanging="360"/>
+      </w:pPr>
+      <w:rPr>
+        <w:rFonts w:ascii="Courier New" w:hAnsi="Courier New" w:cs="Courier New" w:hint="default"/>
+      </w:rPr>
+    </w:lvl>
+    <w:lvl w:ilvl="5" w:tplc="08090005" w:tentative="1">
+      <w:start w:val="1"/>
+      <w:numFmt w:val="bullet"/>
+      <w:lvlText w:val=""/>
+      <w:lvlJc w:val="left"/>
+      <w:pPr>
+        <w:ind w:left="4680" w:hanging="360"/>
+      </w:pPr>
+      <w:rPr>
+        <w:rFonts w:ascii="Wingdings" w:hAnsi="Wingdings" w:hint="default"/>
+      </w:rPr>
+    </w:lvl>
+    <w:lvl w:ilvl="6" w:tplc="08090001" w:tentative="1">
+      <w:start w:val="1"/>
+      <w:numFmt w:val="bullet"/>
+      <w:lvlText w:val=""/>
+      <w:lvlJc w:val="left"/>
+      <w:pPr>
+        <w:ind w:left="5400" w:hanging="360"/>
+      </w:pPr>
+      <w:rPr>
+        <w:rFonts w:ascii="Symbol" w:hAnsi="Symbol" w:hint="default"/>
+      </w:rPr>
+    </w:lvl>
+    <w:lvl w:ilvl="7" w:tplc="08090003" w:tentative="1">
+      <w:start w:val="1"/>
+      <w:numFmt w:val="bullet"/>
+      <w:lvlText w:val="o"/>
+      <w:lvlJc w:val="left"/>
+      <w:pPr>
+        <w:ind w:left="6120" w:hanging="360"/>
+      </w:pPr>
+      <w:rPr>
+        <w:rFonts w:ascii="Courier New" w:hAnsi="Courier New" w:cs="Courier New" w:hint="default"/>
+      </w:rPr>
+    </w:lvl>
+    <w:lvl w:ilvl="8" w:tplc="08090005" w:tentative="1">
+      <w:start w:val="1"/>
+      <w:numFmt w:val="bullet"/>
+      <w:lvlText w:val=""/>
+      <w:lvlJc w:val="left"/>
+      <w:pPr>
+        <w:ind w:left="6840" w:hanging="360"/>
+      </w:pPr>
+      <w:rPr>
+        <w:rFonts w:ascii="Wingdings" w:hAnsi="Wingdings" w:hint="default"/>
+      </w:rPr>
+    </w:lvl>
+  </w:abstractNum>
+  <w:abstractNum w:abstractNumId="7" w15:restartNumberingAfterBreak="0">
     <w:nsid w:val="73A84525"/>
     <w:multiLevelType w:val="hybridMultilevel"/>
     <w:tmpl w:val="47CA7FCA"/>
@@ -7699,11 +9080,145 @@
       </w:pPr>
     </w:lvl>
   </w:abstractNum>
+  <w:abstractNum w:abstractNumId="8" w15:restartNumberingAfterBreak="0">
+    <w:nsid w:val="79F0499F"/>
+    <w:multiLevelType w:val="hybridMultilevel"/>
+    <w:tmpl w:val="234C7D48"/>
+    <w:lvl w:ilvl="0" w:tplc="08090001">
+      <w:start w:val="1"/>
+      <w:numFmt w:val="bullet"/>
+      <w:lvlText w:val=""/>
+      <w:lvlJc w:val="left"/>
+      <w:pPr>
+        <w:ind w:left="720" w:hanging="360"/>
+      </w:pPr>
+      <w:rPr>
+        <w:rFonts w:ascii="Symbol" w:hAnsi="Symbol" w:hint="default"/>
+      </w:rPr>
+    </w:lvl>
+    <w:lvl w:ilvl="1" w:tplc="08090003" w:tentative="1">
+      <w:start w:val="1"/>
+      <w:numFmt w:val="bullet"/>
+      <w:lvlText w:val="o"/>
+      <w:lvlJc w:val="left"/>
+      <w:pPr>
+        <w:ind w:left="1440" w:hanging="360"/>
+      </w:pPr>
+      <w:rPr>
+        <w:rFonts w:ascii="Courier New" w:hAnsi="Courier New" w:cs="Courier New" w:hint="default"/>
+      </w:rPr>
+    </w:lvl>
+    <w:lvl w:ilvl="2" w:tplc="08090005" w:tentative="1">
+      <w:start w:val="1"/>
+      <w:numFmt w:val="bullet"/>
+      <w:lvlText w:val=""/>
+      <w:lvlJc w:val="left"/>
+      <w:pPr>
+        <w:ind w:left="2160" w:hanging="360"/>
+      </w:pPr>
+      <w:rPr>
+        <w:rFonts w:ascii="Wingdings" w:hAnsi="Wingdings" w:hint="default"/>
+      </w:rPr>
+    </w:lvl>
+    <w:lvl w:ilvl="3" w:tplc="08090001" w:tentative="1">
+      <w:start w:val="1"/>
+      <w:numFmt w:val="bullet"/>
+      <w:lvlText w:val=""/>
+      <w:lvlJc w:val="left"/>
+      <w:pPr>
+        <w:ind w:left="2880" w:hanging="360"/>
+      </w:pPr>
+      <w:rPr>
+        <w:rFonts w:ascii="Symbol" w:hAnsi="Symbol" w:hint="default"/>
+      </w:rPr>
+    </w:lvl>
+    <w:lvl w:ilvl="4" w:tplc="08090003" w:tentative="1">
+      <w:start w:val="1"/>
+      <w:numFmt w:val="bullet"/>
+      <w:lvlText w:val="o"/>
+      <w:lvlJc w:val="left"/>
+      <w:pPr>
+        <w:ind w:left="3600" w:hanging="360"/>
+      </w:pPr>
+      <w:rPr>
+        <w:rFonts w:ascii="Courier New" w:hAnsi="Courier New" w:cs="Courier New" w:hint="default"/>
+      </w:rPr>
+    </w:lvl>
+    <w:lvl w:ilvl="5" w:tplc="08090005" w:tentative="1">
+      <w:start w:val="1"/>
+      <w:numFmt w:val="bullet"/>
+      <w:lvlText w:val=""/>
+      <w:lvlJc w:val="left"/>
+      <w:pPr>
+        <w:ind w:left="4320" w:hanging="360"/>
+      </w:pPr>
+      <w:rPr>
+        <w:rFonts w:ascii="Wingdings" w:hAnsi="Wingdings" w:hint="default"/>
+      </w:rPr>
+    </w:lvl>
+    <w:lvl w:ilvl="6" w:tplc="08090001" w:tentative="1">
+      <w:start w:val="1"/>
+      <w:numFmt w:val="bullet"/>
+      <w:lvlText w:val=""/>
+      <w:lvlJc w:val="left"/>
+      <w:pPr>
+        <w:ind w:left="5040" w:hanging="360"/>
+      </w:pPr>
+      <w:rPr>
+        <w:rFonts w:ascii="Symbol" w:hAnsi="Symbol" w:hint="default"/>
+      </w:rPr>
+    </w:lvl>
+    <w:lvl w:ilvl="7" w:tplc="08090003" w:tentative="1">
+      <w:start w:val="1"/>
+      <w:numFmt w:val="bullet"/>
+      <w:lvlText w:val="o"/>
+      <w:lvlJc w:val="left"/>
+      <w:pPr>
+        <w:ind w:left="5760" w:hanging="360"/>
+      </w:pPr>
+      <w:rPr>
+        <w:rFonts w:ascii="Courier New" w:hAnsi="Courier New" w:cs="Courier New" w:hint="default"/>
+      </w:rPr>
+    </w:lvl>
+    <w:lvl w:ilvl="8" w:tplc="08090005" w:tentative="1">
+      <w:start w:val="1"/>
+      <w:numFmt w:val="bullet"/>
+      <w:lvlText w:val=""/>
+      <w:lvlJc w:val="left"/>
+      <w:pPr>
+        <w:ind w:left="6480" w:hanging="360"/>
+      </w:pPr>
+      <w:rPr>
+        <w:rFonts w:ascii="Wingdings" w:hAnsi="Wingdings" w:hint="default"/>
+      </w:rPr>
+    </w:lvl>
+  </w:abstractNum>
   <w:num w:numId="1" w16cid:durableId="742793830">
-    <w:abstractNumId w:val="1"/>
+    <w:abstractNumId w:val="7"/>
     <w:lvlOverride w:ilvl="0">
       <w:startOverride w:val="1"/>
     </w:lvlOverride>
+  </w:num>
+  <w:num w:numId="2" w16cid:durableId="819153435">
+    <w:abstractNumId w:val="3"/>
+  </w:num>
+  <w:num w:numId="3" w16cid:durableId="99221682">
+    <w:abstractNumId w:val="0"/>
+  </w:num>
+  <w:num w:numId="4" w16cid:durableId="1045565092">
+    <w:abstractNumId w:val="6"/>
+  </w:num>
+  <w:num w:numId="5" w16cid:durableId="1141850083">
+    <w:abstractNumId w:val="1"/>
+  </w:num>
+  <w:num w:numId="6" w16cid:durableId="451241867">
+    <w:abstractNumId w:val="8"/>
+  </w:num>
+  <w:num w:numId="7" w16cid:durableId="1775394109">
+    <w:abstractNumId w:val="4"/>
+  </w:num>
+  <w:num w:numId="8" w16cid:durableId="1840193383">
+    <w:abstractNumId w:val="5"/>
   </w:num>
 </w:numbering>
 </file>
@@ -8100,9 +9615,15 @@
   <w:style w:type="paragraph" w:default="1" w:styleId="Normal">
     <w:name w:val="Normal"/>
     <w:qFormat/>
+    <w:rsid w:val="00FF30A5"/>
+    <w:rPr>
+      <w:rFonts w:ascii="Calibri" w:hAnsi="Calibri"/>
+      <w:sz w:val="22"/>
+    </w:rPr>
   </w:style>
   <w:style w:type="paragraph" w:styleId="Heading1">
     <w:name w:val="heading 1"/>
+    <w:link w:val="Heading1Char"/>
     <w:uiPriority w:val="9"/>
     <w:qFormat/>
     <w:pPr>
@@ -8116,6 +9637,7 @@
   </w:style>
   <w:style w:type="paragraph" w:styleId="Heading2">
     <w:name w:val="heading 2"/>
+    <w:link w:val="Heading2Char"/>
     <w:uiPriority w:val="9"/>
     <w:unhideWhenUsed/>
     <w:qFormat/>
@@ -8291,6 +9813,42 @@
     <w:rPr>
       <w:sz w:val="20"/>
       <w:szCs w:val="20"/>
+    </w:rPr>
+  </w:style>
+  <w:style w:type="character" w:styleId="UnresolvedMention">
+    <w:name w:val="Unresolved Mention"/>
+    <w:basedOn w:val="DefaultParagraphFont"/>
+    <w:uiPriority w:val="99"/>
+    <w:semiHidden/>
+    <w:unhideWhenUsed/>
+    <w:rsid w:val="00470181"/>
+    <w:rPr>
+      <w:color w:val="605E5C"/>
+      <w:shd w:val="clear" w:color="auto" w:fill="E1DFDD"/>
+    </w:rPr>
+  </w:style>
+  <w:style w:type="character" w:customStyle="1" w:styleId="Heading2Char">
+    <w:name w:val="Heading 2 Char"/>
+    <w:basedOn w:val="DefaultParagraphFont"/>
+    <w:link w:val="Heading2"/>
+    <w:uiPriority w:val="9"/>
+    <w:rsid w:val="00470181"/>
+    <w:rPr>
+      <w:color w:val="2E74B5"/>
+      <w:sz w:val="26"/>
+      <w:szCs w:val="26"/>
+    </w:rPr>
+  </w:style>
+  <w:style w:type="character" w:customStyle="1" w:styleId="Heading1Char">
+    <w:name w:val="Heading 1 Char"/>
+    <w:basedOn w:val="DefaultParagraphFont"/>
+    <w:link w:val="Heading1"/>
+    <w:uiPriority w:val="9"/>
+    <w:rsid w:val="004C3AB0"/>
+    <w:rPr>
+      <w:color w:val="2E74B5"/>
+      <w:sz w:val="32"/>
+      <w:szCs w:val="32"/>
     </w:rPr>
   </w:style>
 </w:styles>

--- a/CampusGuard.docx
+++ b/CampusGuard.docx
@@ -38,70 +38,38 @@
           <w:lang w:val="en-GB"/>
         </w:rPr>
       </w:pPr>
-      <w:proofErr w:type="spellStart"/>
-      <w:r>
-        <w:rPr>
-          <w:lang w:val="en-GB"/>
-        </w:rPr>
-        <w:t>Showlon</w:t>
-      </w:r>
-      <w:proofErr w:type="spellEnd"/>
-      <w:r>
-        <w:rPr>
-          <w:lang w:val="en-GB"/>
-        </w:rPr>
-        <w:t xml:space="preserve"> Hunter - </w:t>
-      </w:r>
-      <w:proofErr w:type="spellStart"/>
-      <w:r>
-        <w:rPr>
-          <w:lang w:val="en-GB"/>
-        </w:rPr>
-        <w:t>u25502469</w:t>
-      </w:r>
-      <w:proofErr w:type="spellEnd"/>
-    </w:p>
-    <w:p>
-      <w:pPr>
-        <w:rPr>
-          <w:lang w:val="en-GB"/>
-        </w:rPr>
-      </w:pPr>
-      <w:r>
-        <w:rPr>
-          <w:lang w:val="en-GB"/>
-        </w:rPr>
-        <w:t xml:space="preserve">Tamima Alam Touhid - </w:t>
-      </w:r>
-      <w:proofErr w:type="spellStart"/>
-      <w:r>
-        <w:rPr>
-          <w:lang w:val="en-GB"/>
-        </w:rPr>
-        <w:t>u24691284</w:t>
-      </w:r>
-      <w:proofErr w:type="spellEnd"/>
-    </w:p>
-    <w:p>
-      <w:pPr>
-        <w:rPr>
-          <w:lang w:val="en-GB"/>
-        </w:rPr>
-      </w:pPr>
-      <w:r>
-        <w:rPr>
-          <w:lang w:val="en-GB"/>
-        </w:rPr>
-        <w:t xml:space="preserve">Francois Venter - </w:t>
-      </w:r>
-      <w:proofErr w:type="spellStart"/>
-      <w:r>
-        <w:rPr>
-          <w:lang w:val="en-GB"/>
-        </w:rPr>
-        <w:t>u25555202</w:t>
-      </w:r>
-      <w:proofErr w:type="spellEnd"/>
+      <w:r>
+        <w:rPr>
+          <w:lang w:val="en-GB"/>
+        </w:rPr>
+        <w:t>Showlon Hunter - u25502469</w:t>
+      </w:r>
+    </w:p>
+    <w:p>
+      <w:pPr>
+        <w:rPr>
+          <w:lang w:val="en-GB"/>
+        </w:rPr>
+      </w:pPr>
+      <w:r>
+        <w:rPr>
+          <w:lang w:val="en-GB"/>
+        </w:rPr>
+        <w:t>Tamima Alam Touhid - u24691284</w:t>
+      </w:r>
+    </w:p>
+    <w:p>
+      <w:pPr>
+        <w:rPr>
+          <w:lang w:val="en-GB"/>
+        </w:rPr>
+      </w:pPr>
+      <w:r>
+        <w:rPr>
+          <w:lang w:val="en-GB"/>
+        </w:rPr>
+        <w:t>Francois Venter - u25555202</w:t>
+      </w:r>
     </w:p>
     <w:p>
       <w:pPr>
@@ -120,7 +88,6 @@
           <w:lang w:val="en-GB"/>
         </w:rPr>
       </w:pPr>
-      <w:proofErr w:type="spellStart"/>
       <w:r>
         <w:rPr>
           <w:b/>
@@ -129,18 +96,7 @@
           <w:u w:val="single"/>
           <w:lang w:val="en-GB"/>
         </w:rPr>
-        <w:t>Github</w:t>
-      </w:r>
-      <w:proofErr w:type="spellEnd"/>
-      <w:r>
-        <w:rPr>
-          <w:b/>
-          <w:bCs/>
-          <w:szCs w:val="22"/>
-          <w:u w:val="single"/>
-          <w:lang w:val="en-GB"/>
-        </w:rPr>
-        <w:t xml:space="preserve"> repository link:</w:t>
+        <w:t>Github repository link:</w:t>
       </w:r>
     </w:p>
     <w:p>
@@ -155,49 +111,8 @@
             <w:rStyle w:val="Hyperlink"/>
             <w:lang w:val="en-GB"/>
           </w:rPr>
-          <w:t>https://</w:t>
+          <w:t>https://github.com/u25555202-maker/COS214-Prac5</w:t>
         </w:r>
-        <w:proofErr w:type="spellStart"/>
-        <w:r>
-          <w:rPr>
-            <w:rStyle w:val="Hyperlink"/>
-            <w:lang w:val="en-GB"/>
-          </w:rPr>
-          <w:t>github.com</w:t>
-        </w:r>
-        <w:proofErr w:type="spellEnd"/>
-        <w:r>
-          <w:rPr>
-            <w:rStyle w:val="Hyperlink"/>
-            <w:lang w:val="en-GB"/>
-          </w:rPr>
-          <w:t>/</w:t>
-        </w:r>
-        <w:proofErr w:type="spellStart"/>
-        <w:r>
-          <w:rPr>
-            <w:rStyle w:val="Hyperlink"/>
-            <w:lang w:val="en-GB"/>
-          </w:rPr>
-          <w:t>u25555202</w:t>
-        </w:r>
-        <w:proofErr w:type="spellEnd"/>
-        <w:r>
-          <w:rPr>
-            <w:rStyle w:val="Hyperlink"/>
-            <w:lang w:val="en-GB"/>
-          </w:rPr>
-          <w:t>-maker/</w:t>
-        </w:r>
-        <w:proofErr w:type="spellStart"/>
-        <w:r>
-          <w:rPr>
-            <w:rStyle w:val="Hyperlink"/>
-            <w:lang w:val="en-GB"/>
-          </w:rPr>
-          <w:t>COS214-Prac5</w:t>
-        </w:r>
-        <w:proofErr w:type="spellEnd"/>
       </w:hyperlink>
       <w:r>
         <w:rPr>
@@ -222,7 +137,6 @@
           <w:szCs w:val="52"/>
         </w:rPr>
       </w:pPr>
-      <w:proofErr w:type="spellStart"/>
       <w:r>
         <w:rPr>
           <w:sz w:val="52"/>
@@ -230,7 +144,6 @@
         </w:rPr>
         <w:t>CampusGuard</w:t>
       </w:r>
-      <w:proofErr w:type="spellEnd"/>
     </w:p>
     <w:p>
       <w:pPr>
@@ -267,21 +180,12 @@
       <w:pPr>
         <w:spacing w:after="140"/>
       </w:pPr>
-      <w:proofErr w:type="spellStart"/>
       <w:r>
         <w:rPr>
           <w:rFonts w:eastAsia="Calibri" w:cs="Calibri"/>
           <w:szCs w:val="22"/>
         </w:rPr>
-        <w:t>CampusGuard</w:t>
-      </w:r>
-      <w:proofErr w:type="spellEnd"/>
-      <w:r>
-        <w:rPr>
-          <w:rFonts w:eastAsia="Calibri" w:cs="Calibri"/>
-          <w:szCs w:val="22"/>
-        </w:rPr>
-        <w:t xml:space="preserve"> coordinates a university's response to an incident from the moment it is reported until it is resolved. Concretely, the system:</w:t>
+        <w:t>CampusGuard coordinates a university's response to an incident from the moment it is reported until it is resolved. Concretely, the system:</w:t>
       </w:r>
     </w:p>
     <w:p>
@@ -347,25 +251,13 @@
         </w:numPr>
         <w:spacing w:after="80"/>
       </w:pPr>
-      <w:proofErr w:type="spellStart"/>
-      <w:proofErr w:type="gramStart"/>
       <w:r>
         <w:rPr>
           <w:rFonts w:ascii="Calibri" w:eastAsia="Calibri" w:hAnsi="Calibri" w:cs="Calibri"/>
           <w:sz w:val="22"/>
           <w:szCs w:val="22"/>
         </w:rPr>
-        <w:t>lets</w:t>
-      </w:r>
-      <w:proofErr w:type="spellEnd"/>
-      <w:proofErr w:type="gramEnd"/>
-      <w:r>
-        <w:rPr>
-          <w:rFonts w:ascii="Calibri" w:eastAsia="Calibri" w:hAnsi="Calibri" w:cs="Calibri"/>
-          <w:sz w:val="22"/>
-          <w:szCs w:val="22"/>
-        </w:rPr>
-        <w:t xml:space="preserve"> an operator issue discrete actions (dispatch, evacuate, alert, cancel) that trigger real domain behaviour;</w:t>
+        <w:t>lets an operator issue discrete actions (dispatch, evacuate, alert, cancel) that trigger real domain behaviour;</w:t>
       </w:r>
     </w:p>
     <w:p>
@@ -401,25 +293,7 @@
           <w:sz w:val="22"/>
           <w:szCs w:val="22"/>
         </w:rPr>
-        <w:t xml:space="preserve">integrates with an existing campus paging system whose interface is incompatible with the interface </w:t>
-      </w:r>
-      <w:proofErr w:type="spellStart"/>
-      <w:r>
-        <w:rPr>
-          <w:rFonts w:ascii="Calibri" w:eastAsia="Calibri" w:hAnsi="Calibri" w:cs="Calibri"/>
-          <w:sz w:val="22"/>
-          <w:szCs w:val="22"/>
-        </w:rPr>
-        <w:t>CampusGuard's</w:t>
-      </w:r>
-      <w:proofErr w:type="spellEnd"/>
-      <w:r>
-        <w:rPr>
-          <w:rFonts w:ascii="Calibri" w:eastAsia="Calibri" w:hAnsi="Calibri" w:cs="Calibri"/>
-          <w:sz w:val="22"/>
-          <w:szCs w:val="22"/>
-        </w:rPr>
-        <w:t xml:space="preserve"> own components use; and</w:t>
+        <w:t>integrates with an existing campus paging system whose interface is incompatible with the interface CampusGuard's own components use; and</w:t>
       </w:r>
     </w:p>
     <w:p>
@@ -725,14 +599,12 @@
             </w:tcMar>
           </w:tcPr>
           <w:p>
-            <w:proofErr w:type="spellStart"/>
             <w:r>
               <w:rPr>
                 <w:rFonts w:eastAsia="Calibri" w:cs="Calibri"/>
               </w:rPr>
               <w:t>DispatchUnitCommand</w:t>
             </w:r>
-            <w:proofErr w:type="spellEnd"/>
           </w:p>
         </w:tc>
         <w:tc>
@@ -752,14 +624,12 @@
             </w:tcMar>
           </w:tcPr>
           <w:p>
-            <w:proofErr w:type="spellStart"/>
             <w:r>
               <w:rPr>
                 <w:rFonts w:eastAsia="Calibri" w:cs="Calibri"/>
               </w:rPr>
               <w:t>ConcreteCommand</w:t>
             </w:r>
-            <w:proofErr w:type="spellEnd"/>
           </w:p>
         </w:tc>
         <w:tc>
@@ -808,21 +678,7 @@
               <w:rPr>
                 <w:rFonts w:eastAsia="Calibri" w:cs="Calibri"/>
               </w:rPr>
-              <w:t xml:space="preserve">receiver: </w:t>
-            </w:r>
-            <w:proofErr w:type="spellStart"/>
-            <w:r>
-              <w:rPr>
-                <w:rFonts w:eastAsia="Calibri" w:cs="Calibri"/>
-              </w:rPr>
-              <w:t>ResponseComponent</w:t>
-            </w:r>
-            <w:proofErr w:type="spellEnd"/>
-            <w:r>
-              <w:rPr>
-                <w:rFonts w:eastAsia="Calibri" w:cs="Calibri"/>
-              </w:rPr>
-              <w:t>* (non-owning)</w:t>
+              <w:t>receiver: ResponseComponent* (non-owning)</w:t>
             </w:r>
           </w:p>
         </w:tc>
@@ -845,14 +701,12 @@
             </w:tcMar>
           </w:tcPr>
           <w:p>
-            <w:proofErr w:type="spellStart"/>
             <w:r>
               <w:rPr>
                 <w:rFonts w:eastAsia="Calibri" w:cs="Calibri"/>
               </w:rPr>
               <w:t>LockAreaCommand</w:t>
             </w:r>
-            <w:proofErr w:type="spellEnd"/>
           </w:p>
         </w:tc>
         <w:tc>
@@ -872,19 +726,11 @@
             </w:tcMar>
           </w:tcPr>
           <w:p>
-            <w:proofErr w:type="spellStart"/>
-            <w:r>
-              <w:rPr>
-                <w:rFonts w:eastAsia="Calibri" w:cs="Calibri"/>
-              </w:rPr>
-              <w:t>ConcreteCommand</w:t>
-            </w:r>
-            <w:proofErr w:type="spellEnd"/>
-            <w:r>
-              <w:rPr>
-                <w:rFonts w:eastAsia="Calibri" w:cs="Calibri"/>
-              </w:rPr>
-              <w:t xml:space="preserve"> (reversible)</w:t>
+            <w:r>
+              <w:rPr>
+                <w:rFonts w:eastAsia="Calibri" w:cs="Calibri"/>
+              </w:rPr>
+              <w:t>ConcreteCommand (reversible)</w:t>
             </w:r>
           </w:p>
         </w:tc>
@@ -934,21 +780,7 @@
               <w:rPr>
                 <w:rFonts w:eastAsia="Calibri" w:cs="Calibri"/>
               </w:rPr>
-              <w:t xml:space="preserve">receiver: </w:t>
-            </w:r>
-            <w:proofErr w:type="spellStart"/>
-            <w:r>
-              <w:rPr>
-                <w:rFonts w:eastAsia="Calibri" w:cs="Calibri"/>
-              </w:rPr>
-              <w:t>AccessControlSystem</w:t>
-            </w:r>
-            <w:proofErr w:type="spellEnd"/>
-            <w:r>
-              <w:rPr>
-                <w:rFonts w:eastAsia="Calibri" w:cs="Calibri"/>
-              </w:rPr>
-              <w:t>* (non-owning)</w:t>
+              <w:t>receiver: AccessControlSystem* (non-owning)</w:t>
             </w:r>
           </w:p>
         </w:tc>
@@ -971,7 +803,6 @@
             </w:tcMar>
           </w:tcPr>
           <w:p>
-            <w:proofErr w:type="spellStart"/>
             <w:r>
               <w:rPr>
                 <w:rFonts w:eastAsia="Calibri" w:cs="Calibri"/>
@@ -979,7 +810,6 @@
               <w:lastRenderedPageBreak/>
               <w:t>AlertCommand</w:t>
             </w:r>
-            <w:proofErr w:type="spellEnd"/>
           </w:p>
         </w:tc>
         <w:tc>
@@ -999,14 +829,12 @@
             </w:tcMar>
           </w:tcPr>
           <w:p>
-            <w:proofErr w:type="spellStart"/>
             <w:r>
               <w:rPr>
                 <w:rFonts w:eastAsia="Calibri" w:cs="Calibri"/>
               </w:rPr>
               <w:t>ConcreteCommand</w:t>
             </w:r>
-            <w:proofErr w:type="spellEnd"/>
           </w:p>
         </w:tc>
         <w:tc>
@@ -1055,21 +883,7 @@
               <w:rPr>
                 <w:rFonts w:eastAsia="Calibri" w:cs="Calibri"/>
               </w:rPr>
-              <w:t xml:space="preserve">receiver: </w:t>
-            </w:r>
-            <w:proofErr w:type="spellStart"/>
-            <w:r>
-              <w:rPr>
-                <w:rFonts w:eastAsia="Calibri" w:cs="Calibri"/>
-              </w:rPr>
-              <w:t>CommunicationChannel</w:t>
-            </w:r>
-            <w:proofErr w:type="spellEnd"/>
-            <w:r>
-              <w:rPr>
-                <w:rFonts w:eastAsia="Calibri" w:cs="Calibri"/>
-              </w:rPr>
-              <w:t>* (non-owning)</w:t>
+              <w:t>receiver: CommunicationChannel* (non-owning)</w:t>
             </w:r>
           </w:p>
         </w:tc>
@@ -1092,14 +906,12 @@
             </w:tcMar>
           </w:tcPr>
           <w:p>
-            <w:proofErr w:type="spellStart"/>
             <w:r>
               <w:rPr>
                 <w:rFonts w:eastAsia="Calibri" w:cs="Calibri"/>
               </w:rPr>
               <w:t>EvacuationCommand</w:t>
             </w:r>
-            <w:proofErr w:type="spellEnd"/>
           </w:p>
         </w:tc>
         <w:tc>
@@ -1119,14 +931,12 @@
             </w:tcMar>
           </w:tcPr>
           <w:p>
-            <w:proofErr w:type="spellStart"/>
             <w:r>
               <w:rPr>
                 <w:rFonts w:eastAsia="Calibri" w:cs="Calibri"/>
               </w:rPr>
               <w:t>ConcreteCommand</w:t>
             </w:r>
-            <w:proofErr w:type="spellEnd"/>
           </w:p>
         </w:tc>
         <w:tc>
@@ -1175,21 +985,7 @@
               <w:rPr>
                 <w:rFonts w:eastAsia="Calibri" w:cs="Calibri"/>
               </w:rPr>
-              <w:t xml:space="preserve">receiver: </w:t>
-            </w:r>
-            <w:proofErr w:type="spellStart"/>
-            <w:r>
-              <w:rPr>
-                <w:rFonts w:eastAsia="Calibri" w:cs="Calibri"/>
-              </w:rPr>
-              <w:t>FacilitiesTeam</w:t>
-            </w:r>
-            <w:proofErr w:type="spellEnd"/>
-            <w:r>
-              <w:rPr>
-                <w:rFonts w:eastAsia="Calibri" w:cs="Calibri"/>
-              </w:rPr>
-              <w:t>* (non-owning)</w:t>
+              <w:t>receiver: FacilitiesTeam* (non-owning)</w:t>
             </w:r>
           </w:p>
         </w:tc>
@@ -1212,14 +1008,12 @@
             </w:tcMar>
           </w:tcPr>
           <w:p>
-            <w:proofErr w:type="spellStart"/>
             <w:r>
               <w:rPr>
                 <w:rFonts w:eastAsia="Calibri" w:cs="Calibri"/>
               </w:rPr>
               <w:t>CancelCommand</w:t>
             </w:r>
-            <w:proofErr w:type="spellEnd"/>
           </w:p>
         </w:tc>
         <w:tc>
@@ -1239,14 +1033,12 @@
             </w:tcMar>
           </w:tcPr>
           <w:p>
-            <w:proofErr w:type="spellStart"/>
             <w:r>
               <w:rPr>
                 <w:rFonts w:eastAsia="Calibri" w:cs="Calibri"/>
               </w:rPr>
               <w:t>ConcreteCommand</w:t>
             </w:r>
-            <w:proofErr w:type="spellEnd"/>
           </w:p>
         </w:tc>
         <w:tc>
@@ -1318,14 +1110,12 @@
             </w:tcMar>
           </w:tcPr>
           <w:p>
-            <w:proofErr w:type="spellStart"/>
             <w:r>
               <w:rPr>
                 <w:rFonts w:eastAsia="Calibri" w:cs="Calibri"/>
               </w:rPr>
               <w:t>OperatorConsole</w:t>
             </w:r>
-            <w:proofErr w:type="spellEnd"/>
           </w:p>
         </w:tc>
         <w:tc>
@@ -1374,21 +1164,7 @@
               <w:rPr>
                 <w:rFonts w:eastAsia="Calibri" w:cs="Calibri"/>
               </w:rPr>
-              <w:t>history: vector&lt;</w:t>
-            </w:r>
-            <w:proofErr w:type="spellStart"/>
-            <w:r>
-              <w:rPr>
-                <w:rFonts w:eastAsia="Calibri" w:cs="Calibri"/>
-              </w:rPr>
-              <w:t>unique_ptr</w:t>
-            </w:r>
-            <w:proofErr w:type="spellEnd"/>
-            <w:r>
-              <w:rPr>
-                <w:rFonts w:eastAsia="Calibri" w:cs="Calibri"/>
-              </w:rPr>
-              <w:t>&lt;Command&gt;&gt;</w:t>
+              <w:t>history: vector&lt;unique_ptr&lt;Command&gt;&gt;</w:t>
             </w:r>
           </w:p>
         </w:tc>
@@ -1590,14 +1366,12 @@
             </w:tcMar>
           </w:tcPr>
           <w:p>
-            <w:proofErr w:type="spellStart"/>
             <w:r>
               <w:rPr>
                 <w:rFonts w:eastAsia="Calibri" w:cs="Calibri"/>
               </w:rPr>
               <w:t>ResponseMediator</w:t>
             </w:r>
-            <w:proofErr w:type="spellEnd"/>
           </w:p>
         </w:tc>
         <w:tc>
@@ -1642,33 +1416,11 @@
             </w:tcMar>
           </w:tcPr>
           <w:p>
-            <w:proofErr w:type="spellStart"/>
-            <w:r>
-              <w:rPr>
-                <w:rFonts w:eastAsia="Calibri" w:cs="Calibri"/>
-              </w:rPr>
-              <w:t>componentArrived</w:t>
-            </w:r>
-            <w:proofErr w:type="spellEnd"/>
-            <w:r>
-              <w:rPr>
-                <w:rFonts w:eastAsia="Calibri" w:cs="Calibri"/>
-              </w:rPr>
-              <w:t xml:space="preserve">(), </w:t>
-            </w:r>
-            <w:proofErr w:type="spellStart"/>
-            <w:r>
-              <w:rPr>
-                <w:rFonts w:eastAsia="Calibri" w:cs="Calibri"/>
-              </w:rPr>
-              <w:t>componentFinished</w:t>
-            </w:r>
-            <w:proofErr w:type="spellEnd"/>
-            <w:r>
-              <w:rPr>
-                <w:rFonts w:eastAsia="Calibri" w:cs="Calibri"/>
-              </w:rPr>
-              <w:t>()</w:t>
+            <w:r>
+              <w:rPr>
+                <w:rFonts w:eastAsia="Calibri" w:cs="Calibri"/>
+              </w:rPr>
+              <w:t>componentArrived(), componentFinished()</w:t>
             </w:r>
           </w:p>
         </w:tc>
@@ -1716,14 +1468,12 @@
             </w:tcMar>
           </w:tcPr>
           <w:p>
-            <w:proofErr w:type="spellStart"/>
             <w:r>
               <w:rPr>
                 <w:rFonts w:eastAsia="Calibri" w:cs="Calibri"/>
               </w:rPr>
               <w:t>IncidentCoordinator</w:t>
             </w:r>
-            <w:proofErr w:type="spellEnd"/>
           </w:p>
         </w:tc>
         <w:tc>
@@ -1743,14 +1493,12 @@
             </w:tcMar>
           </w:tcPr>
           <w:p>
-            <w:proofErr w:type="spellStart"/>
             <w:r>
               <w:rPr>
                 <w:rFonts w:eastAsia="Calibri" w:cs="Calibri"/>
               </w:rPr>
               <w:t>ConcreteMediator</w:t>
             </w:r>
-            <w:proofErr w:type="spellEnd"/>
           </w:p>
         </w:tc>
         <w:tc>
@@ -1774,16 +1522,8 @@
               <w:rPr>
                 <w:rFonts w:eastAsia="Calibri" w:cs="Calibri"/>
               </w:rPr>
-              <w:t xml:space="preserve">security, medical, facilities, </w:t>
-            </w:r>
-            <w:proofErr w:type="spellStart"/>
-            <w:r>
-              <w:rPr>
-                <w:rFonts w:eastAsia="Calibri" w:cs="Calibri"/>
-              </w:rPr>
-              <w:t>commChannel</w:t>
-            </w:r>
-            <w:proofErr w:type="spellEnd"/>
+              <w:t>security, medical, facilities, commChannel</w:t>
+            </w:r>
           </w:p>
         </w:tc>
         <w:tc>
@@ -1830,14 +1570,12 @@
             </w:tcMar>
           </w:tcPr>
           <w:p>
-            <w:proofErr w:type="spellStart"/>
             <w:r>
               <w:rPr>
                 <w:rFonts w:eastAsia="Calibri" w:cs="Calibri"/>
               </w:rPr>
               <w:t>ResponseComponent</w:t>
             </w:r>
-            <w:proofErr w:type="spellEnd"/>
           </w:p>
         </w:tc>
         <w:tc>
@@ -1886,21 +1624,7 @@
               <w:rPr>
                 <w:rFonts w:eastAsia="Calibri" w:cs="Calibri"/>
               </w:rPr>
-              <w:t xml:space="preserve">name, mediator, </w:t>
-            </w:r>
-            <w:proofErr w:type="spellStart"/>
-            <w:r>
-              <w:rPr>
-                <w:rFonts w:eastAsia="Calibri" w:cs="Calibri"/>
-              </w:rPr>
-              <w:t>dispatchTo</w:t>
-            </w:r>
-            <w:proofErr w:type="spellEnd"/>
-            <w:r>
-              <w:rPr>
-                <w:rFonts w:eastAsia="Calibri" w:cs="Calibri"/>
-              </w:rPr>
-              <w:t>()</w:t>
+              <w:t>name, mediator, dispatchTo()</w:t>
             </w:r>
           </w:p>
         </w:tc>
@@ -1925,16 +1649,8 @@
               <w:rPr>
                 <w:rFonts w:eastAsia="Calibri" w:cs="Calibri"/>
               </w:rPr>
-              <w:t xml:space="preserve">non-owning reference to </w:t>
-            </w:r>
-            <w:proofErr w:type="spellStart"/>
-            <w:r>
-              <w:rPr>
-                <w:rFonts w:eastAsia="Calibri" w:cs="Calibri"/>
-              </w:rPr>
-              <w:t>ResponseMediator</w:t>
-            </w:r>
-            <w:proofErr w:type="spellEnd"/>
+              <w:t>non-owning reference to ResponseMediator</w:t>
+            </w:r>
           </w:p>
         </w:tc>
       </w:tr>
@@ -1956,42 +1672,12 @@
             </w:tcMar>
           </w:tcPr>
           <w:p>
-            <w:proofErr w:type="spellStart"/>
-            <w:r>
-              <w:rPr>
-                <w:rFonts w:eastAsia="Calibri" w:cs="Calibri"/>
-              </w:rPr>
-              <w:t>SecurityTeam</w:t>
-            </w:r>
-            <w:proofErr w:type="spellEnd"/>
-            <w:r>
-              <w:rPr>
-                <w:rFonts w:eastAsia="Calibri" w:cs="Calibri"/>
-              </w:rPr>
-              <w:t xml:space="preserve"> / </w:t>
-            </w:r>
-            <w:proofErr w:type="spellStart"/>
-            <w:r>
-              <w:rPr>
-                <w:rFonts w:eastAsia="Calibri" w:cs="Calibri"/>
-              </w:rPr>
-              <w:t>MedicalTeam</w:t>
-            </w:r>
-            <w:proofErr w:type="spellEnd"/>
-            <w:r>
-              <w:rPr>
-                <w:rFonts w:eastAsia="Calibri" w:cs="Calibri"/>
-              </w:rPr>
-              <w:t xml:space="preserve"> / </w:t>
-            </w:r>
-            <w:proofErr w:type="spellStart"/>
-            <w:r>
-              <w:rPr>
-                <w:rFonts w:eastAsia="Calibri" w:cs="Calibri"/>
-              </w:rPr>
-              <w:t>FacilitiesTeam</w:t>
-            </w:r>
-            <w:proofErr w:type="spellEnd"/>
+            <w:r>
+              <w:rPr>
+                <w:rFonts w:eastAsia="Calibri" w:cs="Calibri"/>
+              </w:rPr>
+              <w:t>SecurityTeam / MedicalTeam / FacilitiesTeam</w:t>
+            </w:r>
           </w:p>
         </w:tc>
         <w:tc>
@@ -2011,14 +1697,12 @@
             </w:tcMar>
           </w:tcPr>
           <w:p>
-            <w:proofErr w:type="spellStart"/>
             <w:r>
               <w:rPr>
                 <w:rFonts w:eastAsia="Calibri" w:cs="Calibri"/>
               </w:rPr>
               <w:t>ConcreteColleague</w:t>
             </w:r>
-            <w:proofErr w:type="spellEnd"/>
           </w:p>
         </w:tc>
         <w:tc>
@@ -2063,28 +1747,12 @@
             </w:tcMar>
           </w:tcPr>
           <w:p>
-            <w:proofErr w:type="spellStart"/>
-            <w:r>
-              <w:rPr>
-                <w:rFonts w:eastAsia="Calibri" w:cs="Calibri"/>
-              </w:rPr>
-              <w:t>FacilitiesTeam</w:t>
-            </w:r>
-            <w:proofErr w:type="spellEnd"/>
-            <w:r>
-              <w:rPr>
-                <w:rFonts w:eastAsia="Calibri" w:cs="Calibri"/>
-              </w:rPr>
-              <w:t xml:space="preserve"> also references </w:t>
-            </w:r>
-            <w:proofErr w:type="spellStart"/>
-            <w:r>
-              <w:rPr>
-                <w:rFonts w:eastAsia="Calibri" w:cs="Calibri"/>
-              </w:rPr>
-              <w:t>AccessControlSystem</w:t>
-            </w:r>
-            <w:proofErr w:type="spellEnd"/>
+            <w:r>
+              <w:rPr>
+                <w:rFonts w:eastAsia="Calibri" w:cs="Calibri"/>
+              </w:rPr>
+              <w:t>FacilitiesTeam also references AccessControlSystem</w:t>
+            </w:r>
           </w:p>
         </w:tc>
       </w:tr>
@@ -2260,14 +1928,12 @@
             </w:tcMar>
           </w:tcPr>
           <w:p>
-            <w:proofErr w:type="spellStart"/>
             <w:r>
               <w:rPr>
                 <w:rFonts w:eastAsia="Calibri" w:cs="Calibri"/>
               </w:rPr>
               <w:t>CommunicationChannel</w:t>
             </w:r>
-            <w:proofErr w:type="spellEnd"/>
           </w:p>
         </w:tc>
         <w:tc>
@@ -2312,19 +1978,11 @@
             </w:tcMar>
           </w:tcPr>
           <w:p>
-            <w:proofErr w:type="spellStart"/>
-            <w:r>
-              <w:rPr>
-                <w:rFonts w:eastAsia="Calibri" w:cs="Calibri"/>
-              </w:rPr>
-              <w:t>sendAlert</w:t>
-            </w:r>
-            <w:proofErr w:type="spellEnd"/>
-            <w:r>
-              <w:rPr>
-                <w:rFonts w:eastAsia="Calibri" w:cs="Calibri"/>
-              </w:rPr>
-              <w:t>(message, location)</w:t>
+            <w:r>
+              <w:rPr>
+                <w:rFonts w:eastAsia="Calibri" w:cs="Calibri"/>
+              </w:rPr>
+              <w:t>sendAlert(message, location)</w:t>
             </w:r>
           </w:p>
         </w:tc>
@@ -2372,14 +2030,12 @@
             </w:tcMar>
           </w:tcPr>
           <w:p>
-            <w:proofErr w:type="spellStart"/>
             <w:r>
               <w:rPr>
                 <w:rFonts w:eastAsia="Calibri" w:cs="Calibri"/>
               </w:rPr>
               <w:t>LegacyPagerSystem</w:t>
             </w:r>
-            <w:proofErr w:type="spellEnd"/>
           </w:p>
         </w:tc>
         <w:tc>
@@ -2399,14 +2055,12 @@
             </w:tcMar>
           </w:tcPr>
           <w:p>
-            <w:proofErr w:type="spellStart"/>
             <w:r>
               <w:rPr>
                 <w:rFonts w:eastAsia="Calibri" w:cs="Calibri"/>
               </w:rPr>
               <w:t>Adaptee</w:t>
             </w:r>
-            <w:proofErr w:type="spellEnd"/>
           </w:p>
         </w:tc>
         <w:tc>
@@ -2426,33 +2080,11 @@
             </w:tcMar>
           </w:tcPr>
           <w:p>
-            <w:proofErr w:type="spellStart"/>
-            <w:r>
-              <w:rPr>
-                <w:rFonts w:eastAsia="Calibri" w:cs="Calibri"/>
-              </w:rPr>
-              <w:t>broadcastPage</w:t>
-            </w:r>
-            <w:proofErr w:type="spellEnd"/>
-            <w:r>
-              <w:rPr>
-                <w:rFonts w:eastAsia="Calibri" w:cs="Calibri"/>
-              </w:rPr>
-              <w:t xml:space="preserve">(code, </w:t>
-            </w:r>
-            <w:proofErr w:type="spellStart"/>
-            <w:r>
-              <w:rPr>
-                <w:rFonts w:eastAsia="Calibri" w:cs="Calibri"/>
-              </w:rPr>
-              <w:t>zoneId</w:t>
-            </w:r>
-            <w:proofErr w:type="spellEnd"/>
-            <w:r>
-              <w:rPr>
-                <w:rFonts w:eastAsia="Calibri" w:cs="Calibri"/>
-              </w:rPr>
-              <w:t>, payload)</w:t>
+            <w:r>
+              <w:rPr>
+                <w:rFonts w:eastAsia="Calibri" w:cs="Calibri"/>
+              </w:rPr>
+              <w:t>broadcastPage(code, zoneId, payload)</w:t>
             </w:r>
           </w:p>
         </w:tc>
@@ -2500,14 +2132,12 @@
             </w:tcMar>
           </w:tcPr>
           <w:p>
-            <w:proofErr w:type="spellStart"/>
             <w:r>
               <w:rPr>
                 <w:rFonts w:eastAsia="Calibri" w:cs="Calibri"/>
               </w:rPr>
               <w:t>LegacyPagerAdapter</w:t>
             </w:r>
-            <w:proofErr w:type="spellEnd"/>
           </w:p>
         </w:tc>
         <w:tc>
@@ -2552,33 +2182,11 @@
             </w:tcMar>
           </w:tcPr>
           <w:p>
-            <w:proofErr w:type="spellStart"/>
-            <w:r>
-              <w:rPr>
-                <w:rFonts w:eastAsia="Calibri" w:cs="Calibri"/>
-              </w:rPr>
-              <w:t>mapToPriorityCode</w:t>
-            </w:r>
-            <w:proofErr w:type="spellEnd"/>
-            <w:r>
-              <w:rPr>
-                <w:rFonts w:eastAsia="Calibri" w:cs="Calibri"/>
-              </w:rPr>
-              <w:t xml:space="preserve">(), </w:t>
-            </w:r>
-            <w:proofErr w:type="spellStart"/>
-            <w:r>
-              <w:rPr>
-                <w:rFonts w:eastAsia="Calibri" w:cs="Calibri"/>
-              </w:rPr>
-              <w:t>mapToZoneId</w:t>
-            </w:r>
-            <w:proofErr w:type="spellEnd"/>
-            <w:r>
-              <w:rPr>
-                <w:rFonts w:eastAsia="Calibri" w:cs="Calibri"/>
-              </w:rPr>
-              <w:t>()</w:t>
+            <w:r>
+              <w:rPr>
+                <w:rFonts w:eastAsia="Calibri" w:cs="Calibri"/>
+              </w:rPr>
+              <w:t>mapToPriorityCode(), mapToZoneId()</w:t>
             </w:r>
           </w:p>
         </w:tc>
@@ -2603,35 +2211,7 @@
               <w:rPr>
                 <w:rFonts w:eastAsia="Calibri" w:cs="Calibri"/>
               </w:rPr>
-              <w:t xml:space="preserve">owns </w:t>
-            </w:r>
-            <w:proofErr w:type="spellStart"/>
-            <w:r>
-              <w:rPr>
-                <w:rFonts w:eastAsia="Calibri" w:cs="Calibri"/>
-              </w:rPr>
-              <w:t>LegacyPagerSystem</w:t>
-            </w:r>
-            <w:proofErr w:type="spellEnd"/>
-            <w:r>
-              <w:rPr>
-                <w:rFonts w:eastAsia="Calibri" w:cs="Calibri"/>
-              </w:rPr>
-              <w:t xml:space="preserve"> (</w:t>
-            </w:r>
-            <w:proofErr w:type="spellStart"/>
-            <w:r>
-              <w:rPr>
-                <w:rFonts w:eastAsia="Calibri" w:cs="Calibri"/>
-              </w:rPr>
-              <w:t>unique_ptr</w:t>
-            </w:r>
-            <w:proofErr w:type="spellEnd"/>
-            <w:r>
-              <w:rPr>
-                <w:rFonts w:eastAsia="Calibri" w:cs="Calibri"/>
-              </w:rPr>
-              <w:t>)</w:t>
+              <w:t>owns LegacyPagerSystem (unique_ptr)</w:t>
             </w:r>
           </w:p>
         </w:tc>
@@ -2808,14 +2388,12 @@
             </w:tcMar>
           </w:tcPr>
           <w:p>
-            <w:proofErr w:type="spellStart"/>
             <w:r>
               <w:rPr>
                 <w:rFonts w:eastAsia="Calibri" w:cs="Calibri"/>
               </w:rPr>
               <w:t>EmergencyResponseFacade</w:t>
             </w:r>
-            <w:proofErr w:type="spellEnd"/>
           </w:p>
         </w:tc>
         <w:tc>
@@ -2860,19 +2438,11 @@
             </w:tcMar>
           </w:tcPr>
           <w:p>
-            <w:proofErr w:type="spellStart"/>
-            <w:r>
-              <w:rPr>
-                <w:rFonts w:eastAsia="Calibri" w:cs="Calibri"/>
-              </w:rPr>
-              <w:t>reportEmergency</w:t>
-            </w:r>
-            <w:proofErr w:type="spellEnd"/>
-            <w:r>
-              <w:rPr>
-                <w:rFonts w:eastAsia="Calibri" w:cs="Calibri"/>
-              </w:rPr>
-              <w:t>(type, location)</w:t>
+            <w:r>
+              <w:rPr>
+                <w:rFonts w:eastAsia="Calibri" w:cs="Calibri"/>
+              </w:rPr>
+              <w:t>reportEmergency(type, location)</w:t>
             </w:r>
           </w:p>
         </w:tc>
@@ -2897,77 +2467,7 @@
               <w:rPr>
                 <w:rFonts w:eastAsia="Calibri" w:cs="Calibri"/>
               </w:rPr>
-              <w:t xml:space="preserve">owns </w:t>
-            </w:r>
-            <w:proofErr w:type="spellStart"/>
-            <w:r>
-              <w:rPr>
-                <w:rFonts w:eastAsia="Calibri" w:cs="Calibri"/>
-              </w:rPr>
-              <w:t>AccessControlSystem</w:t>
-            </w:r>
-            <w:proofErr w:type="spellEnd"/>
-            <w:r>
-              <w:rPr>
-                <w:rFonts w:eastAsia="Calibri" w:cs="Calibri"/>
-              </w:rPr>
-              <w:t xml:space="preserve">, </w:t>
-            </w:r>
-            <w:proofErr w:type="spellStart"/>
-            <w:r>
-              <w:rPr>
-                <w:rFonts w:eastAsia="Calibri" w:cs="Calibri"/>
-              </w:rPr>
-              <w:t>IncidentCoordinator</w:t>
-            </w:r>
-            <w:proofErr w:type="spellEnd"/>
-            <w:r>
-              <w:rPr>
-                <w:rFonts w:eastAsia="Calibri" w:cs="Calibri"/>
-              </w:rPr>
-              <w:t xml:space="preserve">, all three teams, </w:t>
-            </w:r>
-            <w:proofErr w:type="spellStart"/>
-            <w:r>
-              <w:rPr>
-                <w:rFonts w:eastAsia="Calibri" w:cs="Calibri"/>
-              </w:rPr>
-              <w:t>LegacyPagerAdapter</w:t>
-            </w:r>
-            <w:proofErr w:type="spellEnd"/>
-            <w:r>
-              <w:rPr>
-                <w:rFonts w:eastAsia="Calibri" w:cs="Calibri"/>
-              </w:rPr>
-              <w:t xml:space="preserve">, </w:t>
-            </w:r>
-            <w:proofErr w:type="spellStart"/>
-            <w:r>
-              <w:rPr>
-                <w:rFonts w:eastAsia="Calibri" w:cs="Calibri"/>
-              </w:rPr>
-              <w:t>OperatorConsole</w:t>
-            </w:r>
-            <w:proofErr w:type="spellEnd"/>
-            <w:r>
-              <w:rPr>
-                <w:rFonts w:eastAsia="Calibri" w:cs="Calibri"/>
-              </w:rPr>
-              <w:t xml:space="preserve">, Dashboard, </w:t>
-            </w:r>
-            <w:proofErr w:type="spellStart"/>
-            <w:r>
-              <w:rPr>
-                <w:rFonts w:eastAsia="Calibri" w:cs="Calibri"/>
-              </w:rPr>
-              <w:t>AuditLogger</w:t>
-            </w:r>
-            <w:proofErr w:type="spellEnd"/>
-            <w:r>
-              <w:rPr>
-                <w:rFonts w:eastAsia="Calibri" w:cs="Calibri"/>
-              </w:rPr>
-              <w:t>, and every Incident it creates</w:t>
+              <w:t>owns AccessControlSystem, IncidentCoordinator, all three teams, LegacyPagerAdapter, OperatorConsole, Dashboard, AuditLogger, and every Incident it creates</w:t>
             </w:r>
           </w:p>
         </w:tc>
@@ -2990,14 +2490,12 @@
             </w:tcMar>
           </w:tcPr>
           <w:p>
-            <w:proofErr w:type="spellStart"/>
             <w:r>
               <w:rPr>
                 <w:rFonts w:eastAsia="Calibri" w:cs="Calibri"/>
               </w:rPr>
               <w:t>AccessControlSystem</w:t>
             </w:r>
-            <w:proofErr w:type="spellEnd"/>
           </w:p>
         </w:tc>
         <w:tc>
@@ -3042,47 +2540,11 @@
             </w:tcMar>
           </w:tcPr>
           <w:p>
-            <w:proofErr w:type="spellStart"/>
-            <w:r>
-              <w:rPr>
-                <w:rFonts w:eastAsia="Calibri" w:cs="Calibri"/>
-              </w:rPr>
-              <w:t>lockArea</w:t>
-            </w:r>
-            <w:proofErr w:type="spellEnd"/>
-            <w:r>
-              <w:rPr>
-                <w:rFonts w:eastAsia="Calibri" w:cs="Calibri"/>
-              </w:rPr>
-              <w:t xml:space="preserve">(), </w:t>
-            </w:r>
-            <w:proofErr w:type="spellStart"/>
-            <w:r>
-              <w:rPr>
-                <w:rFonts w:eastAsia="Calibri" w:cs="Calibri"/>
-              </w:rPr>
-              <w:t>unlockArea</w:t>
-            </w:r>
-            <w:proofErr w:type="spellEnd"/>
-            <w:r>
-              <w:rPr>
-                <w:rFonts w:eastAsia="Calibri" w:cs="Calibri"/>
-              </w:rPr>
-              <w:t xml:space="preserve">(), </w:t>
-            </w:r>
-            <w:proofErr w:type="spellStart"/>
-            <w:r>
-              <w:rPr>
-                <w:rFonts w:eastAsia="Calibri" w:cs="Calibri"/>
-              </w:rPr>
-              <w:t>restrictArea</w:t>
-            </w:r>
-            <w:proofErr w:type="spellEnd"/>
-            <w:r>
-              <w:rPr>
-                <w:rFonts w:eastAsia="Calibri" w:cs="Calibri"/>
-              </w:rPr>
-              <w:t>()</w:t>
+            <w:r>
+              <w:rPr>
+                <w:rFonts w:eastAsia="Calibri" w:cs="Calibri"/>
+              </w:rPr>
+              <w:t>lockArea(), unlockArea(), restrictArea()</w:t>
             </w:r>
           </w:p>
         </w:tc>
@@ -3107,30 +2569,8 @@
               <w:rPr>
                 <w:rFonts w:eastAsia="Calibri" w:cs="Calibri"/>
               </w:rPr>
-              <w:t xml:space="preserve">referenced (non-owning) by </w:t>
-            </w:r>
-            <w:proofErr w:type="spellStart"/>
-            <w:r>
-              <w:rPr>
-                <w:rFonts w:eastAsia="Calibri" w:cs="Calibri"/>
-              </w:rPr>
-              <w:t>FacilitiesTeam</w:t>
-            </w:r>
-            <w:proofErr w:type="spellEnd"/>
-            <w:r>
-              <w:rPr>
-                <w:rFonts w:eastAsia="Calibri" w:cs="Calibri"/>
-              </w:rPr>
-              <w:t xml:space="preserve"> and </w:t>
-            </w:r>
-            <w:proofErr w:type="spellStart"/>
-            <w:r>
-              <w:rPr>
-                <w:rFonts w:eastAsia="Calibri" w:cs="Calibri"/>
-              </w:rPr>
-              <w:t>LockAreaCommand</w:t>
-            </w:r>
-            <w:proofErr w:type="spellEnd"/>
+              <w:t>referenced (non-owning) by FacilitiesTeam and LockAreaCommand</w:t>
+            </w:r>
           </w:p>
         </w:tc>
       </w:tr>
@@ -3306,14 +2746,12 @@
             </w:tcMar>
           </w:tcPr>
           <w:p>
-            <w:proofErr w:type="spellStart"/>
             <w:r>
               <w:rPr>
                 <w:rFonts w:eastAsia="Calibri" w:cs="Calibri"/>
               </w:rPr>
               <w:t>IncidentState</w:t>
             </w:r>
-            <w:proofErr w:type="spellEnd"/>
           </w:p>
         </w:tc>
         <w:tc>
@@ -3410,56 +2848,12 @@
             </w:tcMar>
           </w:tcPr>
           <w:p>
-            <w:proofErr w:type="spellStart"/>
-            <w:r>
-              <w:rPr>
-                <w:rFonts w:eastAsia="Calibri" w:cs="Calibri"/>
-              </w:rPr>
-              <w:t>ReportedState</w:t>
-            </w:r>
-            <w:proofErr w:type="spellEnd"/>
-            <w:r>
-              <w:rPr>
-                <w:rFonts w:eastAsia="Calibri" w:cs="Calibri"/>
-              </w:rPr>
-              <w:t xml:space="preserve"> / </w:t>
-            </w:r>
-            <w:proofErr w:type="spellStart"/>
-            <w:r>
-              <w:rPr>
-                <w:rFonts w:eastAsia="Calibri" w:cs="Calibri"/>
-              </w:rPr>
-              <w:t>DispatchedState</w:t>
-            </w:r>
-            <w:proofErr w:type="spellEnd"/>
-            <w:r>
-              <w:rPr>
-                <w:rFonts w:eastAsia="Calibri" w:cs="Calibri"/>
-              </w:rPr>
-              <w:t xml:space="preserve"> / </w:t>
-            </w:r>
-            <w:proofErr w:type="spellStart"/>
-            <w:r>
-              <w:rPr>
-                <w:rFonts w:eastAsia="Calibri" w:cs="Calibri"/>
-              </w:rPr>
-              <w:t>ContainedState</w:t>
-            </w:r>
-            <w:proofErr w:type="spellEnd"/>
-            <w:r>
-              <w:rPr>
-                <w:rFonts w:eastAsia="Calibri" w:cs="Calibri"/>
-              </w:rPr>
-              <w:t xml:space="preserve"> / </w:t>
-            </w:r>
-            <w:proofErr w:type="spellStart"/>
-            <w:r>
-              <w:rPr>
-                <w:rFonts w:eastAsia="Calibri" w:cs="Calibri"/>
-              </w:rPr>
-              <w:t>ResolvedState</w:t>
-            </w:r>
-            <w:proofErr w:type="spellEnd"/>
+            <w:r>
+              <w:rPr>
+                <w:rFonts w:eastAsia="Calibri" w:cs="Calibri"/>
+              </w:rPr>
+              <w:t>ReportedState / DispatchedState / ContainedState / ResolvedState</w:t>
+            </w:r>
           </w:p>
         </w:tc>
         <w:tc>
@@ -3479,14 +2873,12 @@
             </w:tcMar>
           </w:tcPr>
           <w:p>
-            <w:proofErr w:type="spellStart"/>
             <w:r>
               <w:rPr>
                 <w:rFonts w:eastAsia="Calibri" w:cs="Calibri"/>
               </w:rPr>
               <w:t>ConcreteState</w:t>
             </w:r>
-            <w:proofErr w:type="spellEnd"/>
           </w:p>
         </w:tc>
         <w:tc>
@@ -3612,35 +3004,7 @@
               <w:rPr>
                 <w:rFonts w:eastAsia="Calibri" w:cs="Calibri"/>
               </w:rPr>
-              <w:t xml:space="preserve">state: </w:t>
-            </w:r>
-            <w:proofErr w:type="spellStart"/>
-            <w:r>
-              <w:rPr>
-                <w:rFonts w:eastAsia="Calibri" w:cs="Calibri"/>
-              </w:rPr>
-              <w:t>unique_ptr</w:t>
-            </w:r>
-            <w:proofErr w:type="spellEnd"/>
-            <w:r>
-              <w:rPr>
-                <w:rFonts w:eastAsia="Calibri" w:cs="Calibri"/>
-              </w:rPr>
-              <w:t>&lt;</w:t>
-            </w:r>
-            <w:proofErr w:type="spellStart"/>
-            <w:r>
-              <w:rPr>
-                <w:rFonts w:eastAsia="Calibri" w:cs="Calibri"/>
-              </w:rPr>
-              <w:t>IncidentState</w:t>
-            </w:r>
-            <w:proofErr w:type="spellEnd"/>
-            <w:r>
-              <w:rPr>
-                <w:rFonts w:eastAsia="Calibri" w:cs="Calibri"/>
-              </w:rPr>
-              <w:t>&gt;</w:t>
+              <w:t>state: unique_ptr&lt;IncidentState&gt;</w:t>
             </w:r>
           </w:p>
         </w:tc>
@@ -3665,16 +3029,8 @@
               <w:rPr>
                 <w:rFonts w:eastAsia="Calibri" w:cs="Calibri"/>
               </w:rPr>
-              <w:t xml:space="preserve">owns its current </w:t>
-            </w:r>
-            <w:proofErr w:type="spellStart"/>
-            <w:r>
-              <w:rPr>
-                <w:rFonts w:eastAsia="Calibri" w:cs="Calibri"/>
-              </w:rPr>
-              <w:t>IncidentState</w:t>
-            </w:r>
-            <w:proofErr w:type="spellEnd"/>
+              <w:t>owns its current IncidentState</w:t>
+            </w:r>
           </w:p>
         </w:tc>
       </w:tr>
@@ -3956,16 +3312,8 @@
               <w:rPr>
                 <w:rFonts w:eastAsia="Calibri" w:cs="Calibri"/>
               </w:rPr>
-              <w:t xml:space="preserve">Dashboard / </w:t>
-            </w:r>
-            <w:proofErr w:type="spellStart"/>
-            <w:r>
-              <w:rPr>
-                <w:rFonts w:eastAsia="Calibri" w:cs="Calibri"/>
-              </w:rPr>
-              <w:t>AuditLogger</w:t>
-            </w:r>
-            <w:proofErr w:type="spellEnd"/>
+              <w:t>Dashboard / AuditLogger</w:t>
+            </w:r>
           </w:p>
         </w:tc>
         <w:tc>
@@ -3985,14 +3333,12 @@
             </w:tcMar>
           </w:tcPr>
           <w:p>
-            <w:proofErr w:type="spellStart"/>
             <w:r>
               <w:rPr>
                 <w:rFonts w:eastAsia="Calibri" w:cs="Calibri"/>
               </w:rPr>
               <w:t>ConcreteObserver</w:t>
             </w:r>
-            <w:proofErr w:type="spellEnd"/>
           </w:p>
         </w:tc>
         <w:tc>
@@ -4172,15 +3518,7 @@
         <w:t>1.</w:t>
       </w:r>
       <w:r>
-        <w:t xml:space="preserve">3. </w:t>
-      </w:r>
-      <w:proofErr w:type="spellStart"/>
-      <w:r>
-        <w:t>GoF</w:t>
-      </w:r>
-      <w:proofErr w:type="spellEnd"/>
-      <w:r>
-        <w:t xml:space="preserve"> Participant Mapping</w:t>
+        <w:t>3. GoF Participant Mapping</w:t>
       </w:r>
     </w:p>
     <w:tbl>
@@ -4410,14 +3748,12 @@
             </w:tcMar>
           </w:tcPr>
           <w:p>
-            <w:proofErr w:type="spellStart"/>
             <w:r>
               <w:rPr>
                 <w:rFonts w:eastAsia="Calibri" w:cs="Calibri"/>
               </w:rPr>
               <w:t>ConcreteCommand</w:t>
             </w:r>
-            <w:proofErr w:type="spellEnd"/>
           </w:p>
         </w:tc>
         <w:tc>
@@ -4437,70 +3773,12 @@
             </w:tcMar>
           </w:tcPr>
           <w:p>
-            <w:proofErr w:type="spellStart"/>
-            <w:r>
-              <w:rPr>
-                <w:rFonts w:eastAsia="Calibri" w:cs="Calibri"/>
-              </w:rPr>
-              <w:t>DispatchUnitCommand</w:t>
-            </w:r>
-            <w:proofErr w:type="spellEnd"/>
-            <w:r>
-              <w:rPr>
-                <w:rFonts w:eastAsia="Calibri" w:cs="Calibri"/>
-              </w:rPr>
-              <w:t xml:space="preserve">, </w:t>
-            </w:r>
-            <w:proofErr w:type="spellStart"/>
-            <w:r>
-              <w:rPr>
-                <w:rFonts w:eastAsia="Calibri" w:cs="Calibri"/>
-              </w:rPr>
-              <w:t>LockAreaCommand</w:t>
-            </w:r>
-            <w:proofErr w:type="spellEnd"/>
-            <w:r>
-              <w:rPr>
-                <w:rFonts w:eastAsia="Calibri" w:cs="Calibri"/>
-              </w:rPr>
-              <w:t xml:space="preserve">, </w:t>
-            </w:r>
-            <w:proofErr w:type="spellStart"/>
-            <w:r>
-              <w:rPr>
-                <w:rFonts w:eastAsia="Calibri" w:cs="Calibri"/>
-              </w:rPr>
-              <w:t>AlertCommand</w:t>
-            </w:r>
-            <w:proofErr w:type="spellEnd"/>
-            <w:r>
-              <w:rPr>
-                <w:rFonts w:eastAsia="Calibri" w:cs="Calibri"/>
-              </w:rPr>
-              <w:t xml:space="preserve">, </w:t>
-            </w:r>
-            <w:proofErr w:type="spellStart"/>
-            <w:r>
-              <w:rPr>
-                <w:rFonts w:eastAsia="Calibri" w:cs="Calibri"/>
-              </w:rPr>
-              <w:t>EvacuationCommand</w:t>
-            </w:r>
-            <w:proofErr w:type="spellEnd"/>
-            <w:r>
-              <w:rPr>
-                <w:rFonts w:eastAsia="Calibri" w:cs="Calibri"/>
-              </w:rPr>
-              <w:t xml:space="preserve">, </w:t>
-            </w:r>
-            <w:proofErr w:type="spellStart"/>
-            <w:r>
-              <w:rPr>
-                <w:rFonts w:eastAsia="Calibri" w:cs="Calibri"/>
-              </w:rPr>
-              <w:t>CancelCommand</w:t>
-            </w:r>
-            <w:proofErr w:type="spellEnd"/>
+            <w:r>
+              <w:rPr>
+                <w:rFonts w:eastAsia="Calibri" w:cs="Calibri"/>
+              </w:rPr>
+              <w:t>DispatchUnitCommand, LockAreaCommand, AlertCommand, EvacuationCommand, CancelCommand</w:t>
+            </w:r>
           </w:p>
         </w:tc>
       </w:tr>
@@ -4565,14 +3843,12 @@
             </w:tcMar>
           </w:tcPr>
           <w:p>
-            <w:proofErr w:type="spellStart"/>
             <w:r>
               <w:rPr>
                 <w:rFonts w:eastAsia="Calibri" w:cs="Calibri"/>
               </w:rPr>
               <w:t>OperatorConsole</w:t>
             </w:r>
-            <w:proofErr w:type="spellEnd"/>
           </w:p>
         </w:tc>
       </w:tr>
@@ -4637,61 +3913,11 @@
             </w:tcMar>
           </w:tcPr>
           <w:p>
-            <w:proofErr w:type="spellStart"/>
-            <w:r>
-              <w:rPr>
-                <w:rFonts w:eastAsia="Calibri" w:cs="Calibri"/>
-              </w:rPr>
-              <w:t>ResponseComponent</w:t>
-            </w:r>
-            <w:proofErr w:type="spellEnd"/>
-            <w:r>
-              <w:rPr>
-                <w:rFonts w:eastAsia="Calibri" w:cs="Calibri"/>
-              </w:rPr>
-              <w:t xml:space="preserve"> subclasses, </w:t>
-            </w:r>
-            <w:proofErr w:type="spellStart"/>
-            <w:r>
-              <w:rPr>
-                <w:rFonts w:eastAsia="Calibri" w:cs="Calibri"/>
-              </w:rPr>
-              <w:t>AccessControlSystem</w:t>
-            </w:r>
-            <w:proofErr w:type="spellEnd"/>
-            <w:r>
-              <w:rPr>
-                <w:rFonts w:eastAsia="Calibri" w:cs="Calibri"/>
-              </w:rPr>
-              <w:t xml:space="preserve">, </w:t>
-            </w:r>
-            <w:proofErr w:type="spellStart"/>
-            <w:r>
-              <w:rPr>
-                <w:rFonts w:eastAsia="Calibri" w:cs="Calibri"/>
-              </w:rPr>
-              <w:t>CommunicationChannel</w:t>
-            </w:r>
-            <w:proofErr w:type="spellEnd"/>
-            <w:r>
-              <w:rPr>
-                <w:rFonts w:eastAsia="Calibri" w:cs="Calibri"/>
-              </w:rPr>
-              <w:t xml:space="preserve">, another Command (for </w:t>
-            </w:r>
-            <w:proofErr w:type="spellStart"/>
-            <w:r>
-              <w:rPr>
-                <w:rFonts w:eastAsia="Calibri" w:cs="Calibri"/>
-              </w:rPr>
-              <w:t>CancelCommand</w:t>
-            </w:r>
-            <w:proofErr w:type="spellEnd"/>
-            <w:r>
-              <w:rPr>
-                <w:rFonts w:eastAsia="Calibri" w:cs="Calibri"/>
-              </w:rPr>
-              <w:t>)</w:t>
+            <w:r>
+              <w:rPr>
+                <w:rFonts w:eastAsia="Calibri" w:cs="Calibri"/>
+              </w:rPr>
+              <w:t>ResponseComponent subclasses, AccessControlSystem, CommunicationChannel, another Command (for CancelCommand)</w:t>
             </w:r>
           </w:p>
         </w:tc>
@@ -4764,19 +3990,11 @@
             </w:tcMar>
           </w:tcPr>
           <w:p>
-            <w:proofErr w:type="spellStart"/>
-            <w:r>
-              <w:rPr>
-                <w:rFonts w:eastAsia="Calibri" w:cs="Calibri"/>
-              </w:rPr>
-              <w:t>ResponseMediator</w:t>
-            </w:r>
-            <w:proofErr w:type="spellEnd"/>
-            <w:r>
-              <w:rPr>
-                <w:rFonts w:eastAsia="Calibri" w:cs="Calibri"/>
-              </w:rPr>
-              <w:t xml:space="preserve"> (interface)</w:t>
+            <w:r>
+              <w:rPr>
+                <w:rFonts w:eastAsia="Calibri" w:cs="Calibri"/>
+              </w:rPr>
+              <w:t>ResponseMediator (interface)</w:t>
             </w:r>
           </w:p>
         </w:tc>
@@ -4817,14 +4035,12 @@
             </w:tcMar>
           </w:tcPr>
           <w:p>
-            <w:proofErr w:type="spellStart"/>
             <w:r>
               <w:rPr>
                 <w:rFonts w:eastAsia="Calibri" w:cs="Calibri"/>
               </w:rPr>
               <w:t>ConcreteMediator</w:t>
             </w:r>
-            <w:proofErr w:type="spellEnd"/>
           </w:p>
         </w:tc>
         <w:tc>
@@ -4844,14 +4060,12 @@
             </w:tcMar>
           </w:tcPr>
           <w:p>
-            <w:proofErr w:type="spellStart"/>
             <w:r>
               <w:rPr>
                 <w:rFonts w:eastAsia="Calibri" w:cs="Calibri"/>
               </w:rPr>
               <w:t>IncidentCoordinator</w:t>
             </w:r>
-            <w:proofErr w:type="spellEnd"/>
           </w:p>
         </w:tc>
       </w:tr>
@@ -4916,19 +4130,11 @@
             </w:tcMar>
           </w:tcPr>
           <w:p>
-            <w:proofErr w:type="spellStart"/>
-            <w:r>
-              <w:rPr>
-                <w:rFonts w:eastAsia="Calibri" w:cs="Calibri"/>
-              </w:rPr>
-              <w:t>ResponseComponent</w:t>
-            </w:r>
-            <w:proofErr w:type="spellEnd"/>
-            <w:r>
-              <w:rPr>
-                <w:rFonts w:eastAsia="Calibri" w:cs="Calibri"/>
-              </w:rPr>
-              <w:t xml:space="preserve"> (abstract)</w:t>
+            <w:r>
+              <w:rPr>
+                <w:rFonts w:eastAsia="Calibri" w:cs="Calibri"/>
+              </w:rPr>
+              <w:t>ResponseComponent (abstract)</w:t>
             </w:r>
           </w:p>
         </w:tc>
@@ -4969,14 +4175,12 @@
             </w:tcMar>
           </w:tcPr>
           <w:p>
-            <w:proofErr w:type="spellStart"/>
             <w:r>
               <w:rPr>
                 <w:rFonts w:eastAsia="Calibri" w:cs="Calibri"/>
               </w:rPr>
               <w:t>ConcreteColleague</w:t>
             </w:r>
-            <w:proofErr w:type="spellEnd"/>
           </w:p>
         </w:tc>
         <w:tc>
@@ -4996,42 +4200,12 @@
             </w:tcMar>
           </w:tcPr>
           <w:p>
-            <w:proofErr w:type="spellStart"/>
-            <w:r>
-              <w:rPr>
-                <w:rFonts w:eastAsia="Calibri" w:cs="Calibri"/>
-              </w:rPr>
-              <w:t>SecurityTeam</w:t>
-            </w:r>
-            <w:proofErr w:type="spellEnd"/>
-            <w:r>
-              <w:rPr>
-                <w:rFonts w:eastAsia="Calibri" w:cs="Calibri"/>
-              </w:rPr>
-              <w:t xml:space="preserve">, </w:t>
-            </w:r>
-            <w:proofErr w:type="spellStart"/>
-            <w:r>
-              <w:rPr>
-                <w:rFonts w:eastAsia="Calibri" w:cs="Calibri"/>
-              </w:rPr>
-              <w:t>MedicalTeam</w:t>
-            </w:r>
-            <w:proofErr w:type="spellEnd"/>
-            <w:r>
-              <w:rPr>
-                <w:rFonts w:eastAsia="Calibri" w:cs="Calibri"/>
-              </w:rPr>
-              <w:t xml:space="preserve">, </w:t>
-            </w:r>
-            <w:proofErr w:type="spellStart"/>
-            <w:r>
-              <w:rPr>
-                <w:rFonts w:eastAsia="Calibri" w:cs="Calibri"/>
-              </w:rPr>
-              <w:t>FacilitiesTeam</w:t>
-            </w:r>
-            <w:proofErr w:type="spellEnd"/>
+            <w:r>
+              <w:rPr>
+                <w:rFonts w:eastAsia="Calibri" w:cs="Calibri"/>
+              </w:rPr>
+              <w:t>SecurityTeam, MedicalTeam, FacilitiesTeam</w:t>
+            </w:r>
           </w:p>
         </w:tc>
       </w:tr>
@@ -5103,14 +4277,12 @@
             </w:tcMar>
           </w:tcPr>
           <w:p>
-            <w:proofErr w:type="spellStart"/>
             <w:r>
               <w:rPr>
                 <w:rFonts w:eastAsia="Calibri" w:cs="Calibri"/>
               </w:rPr>
               <w:t>CommunicationChannel</w:t>
             </w:r>
-            <w:proofErr w:type="spellEnd"/>
           </w:p>
         </w:tc>
       </w:tr>
@@ -5150,14 +4322,12 @@
             </w:tcMar>
           </w:tcPr>
           <w:p>
-            <w:proofErr w:type="spellStart"/>
             <w:r>
               <w:rPr>
                 <w:rFonts w:eastAsia="Calibri" w:cs="Calibri"/>
               </w:rPr>
               <w:t>Adaptee</w:t>
             </w:r>
-            <w:proofErr w:type="spellEnd"/>
           </w:p>
         </w:tc>
         <w:tc>
@@ -5177,14 +4347,12 @@
             </w:tcMar>
           </w:tcPr>
           <w:p>
-            <w:proofErr w:type="spellStart"/>
             <w:r>
               <w:rPr>
                 <w:rFonts w:eastAsia="Calibri" w:cs="Calibri"/>
               </w:rPr>
               <w:t>LegacyPagerSystem</w:t>
             </w:r>
-            <w:proofErr w:type="spellEnd"/>
           </w:p>
         </w:tc>
       </w:tr>
@@ -5249,19 +4417,11 @@
             </w:tcMar>
           </w:tcPr>
           <w:p>
-            <w:proofErr w:type="spellStart"/>
-            <w:r>
-              <w:rPr>
-                <w:rFonts w:eastAsia="Calibri" w:cs="Calibri"/>
-              </w:rPr>
-              <w:t>LegacyPagerAdapter</w:t>
-            </w:r>
-            <w:proofErr w:type="spellEnd"/>
-            <w:r>
-              <w:rPr>
-                <w:rFonts w:eastAsia="Calibri" w:cs="Calibri"/>
-              </w:rPr>
-              <w:t xml:space="preserve"> (object adapter, composition-based)</w:t>
+            <w:r>
+              <w:rPr>
+                <w:rFonts w:eastAsia="Calibri" w:cs="Calibri"/>
+              </w:rPr>
+              <w:t>LegacyPagerAdapter (object adapter, composition-based)</w:t>
             </w:r>
           </w:p>
         </w:tc>
@@ -5334,14 +4494,12 @@
             </w:tcMar>
           </w:tcPr>
           <w:p>
-            <w:proofErr w:type="spellStart"/>
             <w:r>
               <w:rPr>
                 <w:rFonts w:eastAsia="Calibri" w:cs="Calibri"/>
               </w:rPr>
               <w:t>EmergencyResponseFacade</w:t>
             </w:r>
-            <w:proofErr w:type="spellEnd"/>
           </w:p>
         </w:tc>
       </w:tr>
@@ -5406,98 +4564,12 @@
             </w:tcMar>
           </w:tcPr>
           <w:p>
-            <w:proofErr w:type="spellStart"/>
-            <w:r>
-              <w:rPr>
-                <w:rFonts w:eastAsia="Calibri" w:cs="Calibri"/>
-              </w:rPr>
-              <w:t>AccessControlSystem</w:t>
-            </w:r>
-            <w:proofErr w:type="spellEnd"/>
-            <w:r>
-              <w:rPr>
-                <w:rFonts w:eastAsia="Calibri" w:cs="Calibri"/>
-              </w:rPr>
-              <w:t xml:space="preserve">, </w:t>
-            </w:r>
-            <w:proofErr w:type="spellStart"/>
-            <w:r>
-              <w:rPr>
-                <w:rFonts w:eastAsia="Calibri" w:cs="Calibri"/>
-              </w:rPr>
-              <w:t>IncidentCoordinator</w:t>
-            </w:r>
-            <w:proofErr w:type="spellEnd"/>
-            <w:r>
-              <w:rPr>
-                <w:rFonts w:eastAsia="Calibri" w:cs="Calibri"/>
-              </w:rPr>
-              <w:t xml:space="preserve">, </w:t>
-            </w:r>
-            <w:proofErr w:type="spellStart"/>
-            <w:r>
-              <w:rPr>
-                <w:rFonts w:eastAsia="Calibri" w:cs="Calibri"/>
-              </w:rPr>
-              <w:t>SecurityTeam</w:t>
-            </w:r>
-            <w:proofErr w:type="spellEnd"/>
-            <w:r>
-              <w:rPr>
-                <w:rFonts w:eastAsia="Calibri" w:cs="Calibri"/>
-              </w:rPr>
-              <w:t xml:space="preserve">, </w:t>
-            </w:r>
-            <w:proofErr w:type="spellStart"/>
-            <w:r>
-              <w:rPr>
-                <w:rFonts w:eastAsia="Calibri" w:cs="Calibri"/>
-              </w:rPr>
-              <w:t>MedicalTeam</w:t>
-            </w:r>
-            <w:proofErr w:type="spellEnd"/>
-            <w:r>
-              <w:rPr>
-                <w:rFonts w:eastAsia="Calibri" w:cs="Calibri"/>
-              </w:rPr>
-              <w:t xml:space="preserve">, </w:t>
-            </w:r>
-            <w:proofErr w:type="spellStart"/>
-            <w:r>
-              <w:rPr>
-                <w:rFonts w:eastAsia="Calibri" w:cs="Calibri"/>
-              </w:rPr>
-              <w:t>FacilitiesTeam</w:t>
-            </w:r>
-            <w:proofErr w:type="spellEnd"/>
-            <w:r>
-              <w:rPr>
-                <w:rFonts w:eastAsia="Calibri" w:cs="Calibri"/>
-              </w:rPr>
-              <w:t xml:space="preserve">, </w:t>
-            </w:r>
-            <w:proofErr w:type="spellStart"/>
-            <w:r>
-              <w:rPr>
-                <w:rFonts w:eastAsia="Calibri" w:cs="Calibri"/>
-              </w:rPr>
-              <w:t>LegacyPagerAdapter</w:t>
-            </w:r>
-            <w:proofErr w:type="spellEnd"/>
-            <w:r>
-              <w:rPr>
-                <w:rFonts w:eastAsia="Calibri" w:cs="Calibri"/>
-              </w:rPr>
-              <w:t xml:space="preserve">, </w:t>
-            </w:r>
-            <w:proofErr w:type="spellStart"/>
-            <w:r>
-              <w:rPr>
-                <w:rFonts w:eastAsia="Calibri" w:cs="Calibri"/>
-              </w:rPr>
-              <w:t>OperatorConsole</w:t>
-            </w:r>
-            <w:proofErr w:type="spellEnd"/>
+            <w:r>
+              <w:rPr>
+                <w:rFonts w:eastAsia="Calibri" w:cs="Calibri"/>
+              </w:rPr>
+              <w:t>AccessControlSystem, IncidentCoordinator, SecurityTeam, MedicalTeam, FacilitiesTeam, LegacyPagerAdapter, OperatorConsole</w:t>
+            </w:r>
           </w:p>
         </w:tc>
       </w:tr>
@@ -5639,14 +4711,12 @@
             </w:tcMar>
           </w:tcPr>
           <w:p>
-            <w:proofErr w:type="spellStart"/>
             <w:r>
               <w:rPr>
                 <w:rFonts w:eastAsia="Calibri" w:cs="Calibri"/>
               </w:rPr>
               <w:t>IncidentState</w:t>
             </w:r>
-            <w:proofErr w:type="spellEnd"/>
           </w:p>
         </w:tc>
       </w:tr>
@@ -5686,14 +4756,12 @@
             </w:tcMar>
           </w:tcPr>
           <w:p>
-            <w:proofErr w:type="spellStart"/>
             <w:r>
               <w:rPr>
                 <w:rFonts w:eastAsia="Calibri" w:cs="Calibri"/>
               </w:rPr>
               <w:t>ConcreteState</w:t>
             </w:r>
-            <w:proofErr w:type="spellEnd"/>
           </w:p>
         </w:tc>
         <w:tc>
@@ -5713,56 +4781,12 @@
             </w:tcMar>
           </w:tcPr>
           <w:p>
-            <w:proofErr w:type="spellStart"/>
-            <w:r>
-              <w:rPr>
-                <w:rFonts w:eastAsia="Calibri" w:cs="Calibri"/>
-              </w:rPr>
-              <w:t>ReportedState</w:t>
-            </w:r>
-            <w:proofErr w:type="spellEnd"/>
-            <w:r>
-              <w:rPr>
-                <w:rFonts w:eastAsia="Calibri" w:cs="Calibri"/>
-              </w:rPr>
-              <w:t xml:space="preserve">, </w:t>
-            </w:r>
-            <w:proofErr w:type="spellStart"/>
-            <w:r>
-              <w:rPr>
-                <w:rFonts w:eastAsia="Calibri" w:cs="Calibri"/>
-              </w:rPr>
-              <w:t>DispatchedState</w:t>
-            </w:r>
-            <w:proofErr w:type="spellEnd"/>
-            <w:r>
-              <w:rPr>
-                <w:rFonts w:eastAsia="Calibri" w:cs="Calibri"/>
-              </w:rPr>
-              <w:t xml:space="preserve">, </w:t>
-            </w:r>
-            <w:proofErr w:type="spellStart"/>
-            <w:r>
-              <w:rPr>
-                <w:rFonts w:eastAsia="Calibri" w:cs="Calibri"/>
-              </w:rPr>
-              <w:t>ContainedState</w:t>
-            </w:r>
-            <w:proofErr w:type="spellEnd"/>
-            <w:r>
-              <w:rPr>
-                <w:rFonts w:eastAsia="Calibri" w:cs="Calibri"/>
-              </w:rPr>
-              <w:t xml:space="preserve">, </w:t>
-            </w:r>
-            <w:proofErr w:type="spellStart"/>
-            <w:r>
-              <w:rPr>
-                <w:rFonts w:eastAsia="Calibri" w:cs="Calibri"/>
-              </w:rPr>
-              <w:t>ResolvedState</w:t>
-            </w:r>
-            <w:proofErr w:type="spellEnd"/>
+            <w:r>
+              <w:rPr>
+                <w:rFonts w:eastAsia="Calibri" w:cs="Calibri"/>
+              </w:rPr>
+              <w:t>ReportedState, DispatchedState, ContainedState, ResolvedState</w:t>
+            </w:r>
           </w:p>
         </w:tc>
       </w:tr>
@@ -5949,14 +4973,12 @@
             </w:tcMar>
           </w:tcPr>
           <w:p>
-            <w:proofErr w:type="spellStart"/>
             <w:r>
               <w:rPr>
                 <w:rFonts w:eastAsia="Calibri" w:cs="Calibri"/>
               </w:rPr>
               <w:t>ConcreteObserver</w:t>
             </w:r>
-            <w:proofErr w:type="spellEnd"/>
           </w:p>
         </w:tc>
         <w:tc>
@@ -5980,16 +5002,8 @@
               <w:rPr>
                 <w:rFonts w:eastAsia="Calibri" w:cs="Calibri"/>
               </w:rPr>
-              <w:t xml:space="preserve">Dashboard, </w:t>
-            </w:r>
-            <w:proofErr w:type="spellStart"/>
-            <w:r>
-              <w:rPr>
-                <w:rFonts w:eastAsia="Calibri" w:cs="Calibri"/>
-              </w:rPr>
-              <w:t>AuditLogger</w:t>
-            </w:r>
-            <w:proofErr w:type="spellEnd"/>
+              <w:t>Dashboard, AuditLogger</w:t>
+            </w:r>
           </w:p>
         </w:tc>
       </w:tr>
@@ -6085,39 +5099,7 @@
           <w:rFonts w:eastAsia="Calibri" w:cs="Calibri"/>
           <w:szCs w:val="22"/>
         </w:rPr>
-        <w:t xml:space="preserve">Having Incident directly call </w:t>
-      </w:r>
-      <w:proofErr w:type="spellStart"/>
-      <w:r>
-        <w:rPr>
-          <w:rFonts w:eastAsia="Calibri" w:cs="Calibri"/>
-          <w:szCs w:val="22"/>
-        </w:rPr>
-        <w:t>dashboard.update</w:t>
-      </w:r>
-      <w:proofErr w:type="spellEnd"/>
-      <w:r>
-        <w:rPr>
-          <w:rFonts w:eastAsia="Calibri" w:cs="Calibri"/>
-          <w:szCs w:val="22"/>
-        </w:rPr>
-        <w:t xml:space="preserve">() and </w:t>
-      </w:r>
-      <w:proofErr w:type="spellStart"/>
-      <w:r>
-        <w:rPr>
-          <w:rFonts w:eastAsia="Calibri" w:cs="Calibri"/>
-          <w:szCs w:val="22"/>
-        </w:rPr>
-        <w:t>logger.log</w:t>
-      </w:r>
-      <w:proofErr w:type="spellEnd"/>
-      <w:r>
-        <w:rPr>
-          <w:rFonts w:eastAsia="Calibri" w:cs="Calibri"/>
-          <w:szCs w:val="22"/>
-        </w:rPr>
-        <w:t>() inline would work initially, but couples Incident to concrete reporting classes and requires editing Incident every time a new consumer of status changes is added</w:t>
+        <w:t>Having Incident directly call dashboard.update() and logger.log() inline would work initially, but couples Incident to concrete reporting classes and requires editing Incident every time a new consumer of status changes is added</w:t>
       </w:r>
       <w:r>
         <w:rPr>
@@ -6225,9 +5207,28 @@
                 <w:bCs/>
                 <w:color w:val="FFFFFF"/>
               </w:rPr>
-              <w:t xml:space="preserve">Owns (via </w:t>
-            </w:r>
-            <w:proofErr w:type="spellStart"/>
+              <w:t>Owns (via unique_ptr)</w:t>
+            </w:r>
+          </w:p>
+        </w:tc>
+        <w:tc>
+          <w:tcPr>
+            <w:tcW w:w="4600" w:type="dxa"/>
+            <w:tcBorders>
+              <w:top w:val="single" w:sz="2" w:space="0" w:color="BFBFBF"/>
+              <w:left w:val="single" w:sz="2" w:space="0" w:color="BFBFBF"/>
+              <w:bottom w:val="single" w:sz="2" w:space="0" w:color="BFBFBF"/>
+              <w:right w:val="single" w:sz="2" w:space="0" w:color="BFBFBF"/>
+            </w:tcBorders>
+            <w:shd w:val="clear" w:color="auto" w:fill="2F5496"/>
+            <w:tcMar>
+              <w:top w:w="80" w:type="dxa"/>
+              <w:left w:w="100" w:type="dxa"/>
+              <w:bottom w:w="80" w:type="dxa"/>
+              <w:right w:w="100" w:type="dxa"/>
+            </w:tcMar>
+          </w:tcPr>
+          <w:p>
             <w:r>
               <w:rPr>
                 <w:rFonts w:eastAsia="Calibri" w:cs="Calibri"/>
@@ -6235,45 +5236,6 @@
                 <w:bCs/>
                 <w:color w:val="FFFFFF"/>
               </w:rPr>
-              <w:t>unique_ptr</w:t>
-            </w:r>
-            <w:proofErr w:type="spellEnd"/>
-            <w:r>
-              <w:rPr>
-                <w:rFonts w:eastAsia="Calibri" w:cs="Calibri"/>
-                <w:b/>
-                <w:bCs/>
-                <w:color w:val="FFFFFF"/>
-              </w:rPr>
-              <w:t>)</w:t>
-            </w:r>
-          </w:p>
-        </w:tc>
-        <w:tc>
-          <w:tcPr>
-            <w:tcW w:w="4600" w:type="dxa"/>
-            <w:tcBorders>
-              <w:top w:val="single" w:sz="2" w:space="0" w:color="BFBFBF"/>
-              <w:left w:val="single" w:sz="2" w:space="0" w:color="BFBFBF"/>
-              <w:bottom w:val="single" w:sz="2" w:space="0" w:color="BFBFBF"/>
-              <w:right w:val="single" w:sz="2" w:space="0" w:color="BFBFBF"/>
-            </w:tcBorders>
-            <w:shd w:val="clear" w:color="auto" w:fill="2F5496"/>
-            <w:tcMar>
-              <w:top w:w="80" w:type="dxa"/>
-              <w:left w:w="100" w:type="dxa"/>
-              <w:bottom w:w="80" w:type="dxa"/>
-              <w:right w:w="100" w:type="dxa"/>
-            </w:tcMar>
-          </w:tcPr>
-          <w:p>
-            <w:r>
-              <w:rPr>
-                <w:rFonts w:eastAsia="Calibri" w:cs="Calibri"/>
-                <w:b/>
-                <w:bCs/>
-                <w:color w:val="FFFFFF"/>
-              </w:rPr>
               <w:t>Rationale</w:t>
             </w:r>
           </w:p>
@@ -6297,14 +5259,12 @@
             </w:tcMar>
           </w:tcPr>
           <w:p>
-            <w:proofErr w:type="spellStart"/>
             <w:r>
               <w:rPr>
                 <w:rFonts w:eastAsia="Calibri" w:cs="Calibri"/>
               </w:rPr>
               <w:t>EmergencyResponseFacade</w:t>
             </w:r>
-            <w:proofErr w:type="spellEnd"/>
           </w:p>
         </w:tc>
         <w:tc>
@@ -6324,117 +5284,11 @@
             </w:tcMar>
           </w:tcPr>
           <w:p>
-            <w:proofErr w:type="spellStart"/>
-            <w:r>
-              <w:rPr>
-                <w:rFonts w:eastAsia="Calibri" w:cs="Calibri"/>
-              </w:rPr>
-              <w:t>AccessControlSystem</w:t>
-            </w:r>
-            <w:proofErr w:type="spellEnd"/>
-            <w:r>
-              <w:rPr>
-                <w:rFonts w:eastAsia="Calibri" w:cs="Calibri"/>
-              </w:rPr>
-              <w:t xml:space="preserve">, </w:t>
-            </w:r>
-            <w:proofErr w:type="spellStart"/>
-            <w:r>
-              <w:rPr>
-                <w:rFonts w:eastAsia="Calibri" w:cs="Calibri"/>
-              </w:rPr>
-              <w:t>IncidentCoordinator</w:t>
-            </w:r>
-            <w:proofErr w:type="spellEnd"/>
-            <w:r>
-              <w:rPr>
-                <w:rFonts w:eastAsia="Calibri" w:cs="Calibri"/>
-              </w:rPr>
-              <w:t xml:space="preserve">, </w:t>
-            </w:r>
-            <w:proofErr w:type="spellStart"/>
-            <w:r>
-              <w:rPr>
-                <w:rFonts w:eastAsia="Calibri" w:cs="Calibri"/>
-              </w:rPr>
-              <w:t>SecurityTeam</w:t>
-            </w:r>
-            <w:proofErr w:type="spellEnd"/>
-            <w:r>
-              <w:rPr>
-                <w:rFonts w:eastAsia="Calibri" w:cs="Calibri"/>
-              </w:rPr>
-              <w:t xml:space="preserve">, </w:t>
-            </w:r>
-            <w:proofErr w:type="spellStart"/>
-            <w:r>
-              <w:rPr>
-                <w:rFonts w:eastAsia="Calibri" w:cs="Calibri"/>
-              </w:rPr>
-              <w:t>MedicalTeam</w:t>
-            </w:r>
-            <w:proofErr w:type="spellEnd"/>
-            <w:r>
-              <w:rPr>
-                <w:rFonts w:eastAsia="Calibri" w:cs="Calibri"/>
-              </w:rPr>
-              <w:t xml:space="preserve">, </w:t>
-            </w:r>
-            <w:proofErr w:type="spellStart"/>
-            <w:r>
-              <w:rPr>
-                <w:rFonts w:eastAsia="Calibri" w:cs="Calibri"/>
-              </w:rPr>
-              <w:t>FacilitiesTeam</w:t>
-            </w:r>
-            <w:proofErr w:type="spellEnd"/>
-            <w:r>
-              <w:rPr>
-                <w:rFonts w:eastAsia="Calibri" w:cs="Calibri"/>
-              </w:rPr>
-              <w:t xml:space="preserve">, </w:t>
-            </w:r>
-            <w:proofErr w:type="spellStart"/>
-            <w:r>
-              <w:rPr>
-                <w:rFonts w:eastAsia="Calibri" w:cs="Calibri"/>
-              </w:rPr>
-              <w:t>LegacyPagerAdapter</w:t>
-            </w:r>
-            <w:proofErr w:type="spellEnd"/>
-            <w:r>
-              <w:rPr>
-                <w:rFonts w:eastAsia="Calibri" w:cs="Calibri"/>
-              </w:rPr>
-              <w:t xml:space="preserve">, </w:t>
-            </w:r>
-            <w:proofErr w:type="spellStart"/>
-            <w:r>
-              <w:rPr>
-                <w:rFonts w:eastAsia="Calibri" w:cs="Calibri"/>
-              </w:rPr>
-              <w:t>OperatorConsole</w:t>
-            </w:r>
-            <w:proofErr w:type="spellEnd"/>
-            <w:r>
-              <w:rPr>
-                <w:rFonts w:eastAsia="Calibri" w:cs="Calibri"/>
-              </w:rPr>
-              <w:t xml:space="preserve">, Dashboard, </w:t>
-            </w:r>
-            <w:proofErr w:type="spellStart"/>
-            <w:r>
-              <w:rPr>
-                <w:rFonts w:eastAsia="Calibri" w:cs="Calibri"/>
-              </w:rPr>
-              <w:t>AuditLogger</w:t>
-            </w:r>
-            <w:proofErr w:type="spellEnd"/>
-            <w:r>
-              <w:rPr>
-                <w:rFonts w:eastAsia="Calibri" w:cs="Calibri"/>
-              </w:rPr>
-              <w:t>, every Incident it creates</w:t>
+            <w:r>
+              <w:rPr>
+                <w:rFonts w:eastAsia="Calibri" w:cs="Calibri"/>
+              </w:rPr>
+              <w:t>AccessControlSystem, IncidentCoordinator, SecurityTeam, MedicalTeam, FacilitiesTeam, LegacyPagerAdapter, OperatorConsole, Dashboard, AuditLogger, every Incident it creates</w:t>
             </w:r>
           </w:p>
         </w:tc>
@@ -6482,14 +5336,12 @@
             </w:tcMar>
           </w:tcPr>
           <w:p>
-            <w:proofErr w:type="spellStart"/>
             <w:r>
               <w:rPr>
                 <w:rFonts w:eastAsia="Calibri" w:cs="Calibri"/>
               </w:rPr>
               <w:t>LegacyPagerAdapter</w:t>
             </w:r>
-            <w:proofErr w:type="spellEnd"/>
           </w:p>
         </w:tc>
         <w:tc>
@@ -6509,14 +5361,12 @@
             </w:tcMar>
           </w:tcPr>
           <w:p>
-            <w:proofErr w:type="spellStart"/>
             <w:r>
               <w:rPr>
                 <w:rFonts w:eastAsia="Calibri" w:cs="Calibri"/>
               </w:rPr>
               <w:t>LegacyPagerSystem</w:t>
             </w:r>
-            <w:proofErr w:type="spellEnd"/>
           </w:p>
         </w:tc>
         <w:tc>
@@ -6592,16 +5442,8 @@
               <w:rPr>
                 <w:rFonts w:eastAsia="Calibri" w:cs="Calibri"/>
               </w:rPr>
-              <w:t xml:space="preserve">its current </w:t>
-            </w:r>
-            <w:proofErr w:type="spellStart"/>
-            <w:r>
-              <w:rPr>
-                <w:rFonts w:eastAsia="Calibri" w:cs="Calibri"/>
-              </w:rPr>
-              <w:t>IncidentState</w:t>
-            </w:r>
-            <w:proofErr w:type="spellEnd"/>
+              <w:t>its current IncidentState</w:t>
+            </w:r>
           </w:p>
         </w:tc>
         <w:tc>
@@ -6625,21 +5467,7 @@
               <w:rPr>
                 <w:rFonts w:eastAsia="Calibri" w:cs="Calibri"/>
               </w:rPr>
-              <w:t xml:space="preserve">States are cheap, incident-specific, value-like objects with no reason to be shared; </w:t>
-            </w:r>
-            <w:proofErr w:type="spellStart"/>
-            <w:r>
-              <w:rPr>
-                <w:rFonts w:eastAsia="Calibri" w:cs="Calibri"/>
-              </w:rPr>
-              <w:t>unique_ptr</w:t>
-            </w:r>
-            <w:proofErr w:type="spellEnd"/>
-            <w:r>
-              <w:rPr>
-                <w:rFonts w:eastAsia="Calibri" w:cs="Calibri"/>
-              </w:rPr>
-              <w:t xml:space="preserve"> plus reset() cleanly destroys the old state when transitioning.</w:t>
+              <w:t>States are cheap, incident-specific, value-like objects with no reason to be shared; unique_ptr plus reset() cleanly destroys the old state when transitioning.</w:t>
             </w:r>
           </w:p>
         </w:tc>
@@ -6662,14 +5490,12 @@
             </w:tcMar>
           </w:tcPr>
           <w:p>
-            <w:proofErr w:type="spellStart"/>
             <w:r>
               <w:rPr>
                 <w:rFonts w:eastAsia="Calibri" w:cs="Calibri"/>
               </w:rPr>
               <w:t>OperatorConsole</w:t>
             </w:r>
-            <w:proofErr w:type="spellEnd"/>
           </w:p>
         </w:tc>
         <w:tc>
@@ -6718,49 +5544,7 @@
               <w:rPr>
                 <w:rFonts w:eastAsia="Calibri" w:cs="Calibri"/>
               </w:rPr>
-              <w:t xml:space="preserve">Commands must stay alive after </w:t>
-            </w:r>
-            <w:proofErr w:type="gramStart"/>
-            <w:r>
-              <w:rPr>
-                <w:rFonts w:eastAsia="Calibri" w:cs="Calibri"/>
-              </w:rPr>
-              <w:t>execute(</w:t>
-            </w:r>
-            <w:proofErr w:type="gramEnd"/>
-            <w:r>
-              <w:rPr>
-                <w:rFonts w:eastAsia="Calibri" w:cs="Calibri"/>
-              </w:rPr>
-              <w:t xml:space="preserve">) so </w:t>
-            </w:r>
-            <w:proofErr w:type="spellStart"/>
-            <w:r>
-              <w:rPr>
-                <w:rFonts w:eastAsia="Calibri" w:cs="Calibri"/>
-              </w:rPr>
-              <w:t>CancelCommand</w:t>
-            </w:r>
-            <w:proofErr w:type="spellEnd"/>
-            <w:r>
-              <w:rPr>
-                <w:rFonts w:eastAsia="Calibri" w:cs="Calibri"/>
-              </w:rPr>
-              <w:t xml:space="preserve"> can later call </w:t>
-            </w:r>
-            <w:proofErr w:type="gramStart"/>
-            <w:r>
-              <w:rPr>
-                <w:rFonts w:eastAsia="Calibri" w:cs="Calibri"/>
-              </w:rPr>
-              <w:t>undo(</w:t>
-            </w:r>
-            <w:proofErr w:type="gramEnd"/>
-            <w:r>
-              <w:rPr>
-                <w:rFonts w:eastAsia="Calibri" w:cs="Calibri"/>
-              </w:rPr>
-              <w:t>) on them; the console's history is the natural, bounded lifetime for that.</w:t>
+              <w:t>Commands must stay alive after execute() so CancelCommand can later call undo() on them; the console's history is the natural, bounded lifetime for that.</w:t>
             </w:r>
           </w:p>
         </w:tc>
@@ -6802,25 +5586,7 @@
           <w:sz w:val="22"/>
           <w:szCs w:val="22"/>
         </w:rPr>
-        <w:t>An operator (or the Facade, on their behalf) issues a Command (</w:t>
-      </w:r>
-      <w:proofErr w:type="spellStart"/>
-      <w:r>
-        <w:rPr>
-          <w:rFonts w:ascii="Calibri" w:eastAsia="Calibri" w:hAnsi="Calibri" w:cs="Calibri"/>
-          <w:sz w:val="22"/>
-          <w:szCs w:val="22"/>
-        </w:rPr>
-        <w:t>DispatchUnitCommand</w:t>
-      </w:r>
-      <w:proofErr w:type="spellEnd"/>
-      <w:r>
-        <w:rPr>
-          <w:rFonts w:ascii="Calibri" w:eastAsia="Calibri" w:hAnsi="Calibri" w:cs="Calibri"/>
-          <w:sz w:val="22"/>
-          <w:szCs w:val="22"/>
-        </w:rPr>
-        <w:t>).</w:t>
+        <w:t>An operator (or the Facade, on their behalf) issues a Command (DispatchUnitCommand).</w:t>
       </w:r>
     </w:p>
     <w:p>
@@ -6856,61 +5622,7 @@
           <w:sz w:val="22"/>
           <w:szCs w:val="22"/>
         </w:rPr>
-        <w:t xml:space="preserve">The command's receiver (a </w:t>
-      </w:r>
-      <w:proofErr w:type="spellStart"/>
-      <w:r>
-        <w:rPr>
-          <w:rFonts w:ascii="Calibri" w:eastAsia="Calibri" w:hAnsi="Calibri" w:cs="Calibri"/>
-          <w:sz w:val="22"/>
-          <w:szCs w:val="22"/>
-        </w:rPr>
-        <w:t>ResponseComponent</w:t>
-      </w:r>
-      <w:proofErr w:type="spellEnd"/>
-      <w:r>
-        <w:rPr>
-          <w:rFonts w:ascii="Calibri" w:eastAsia="Calibri" w:hAnsi="Calibri" w:cs="Calibri"/>
-          <w:sz w:val="22"/>
-          <w:szCs w:val="22"/>
-        </w:rPr>
-        <w:t>) reports its arrival to the Mediator (</w:t>
-      </w:r>
-      <w:proofErr w:type="spellStart"/>
-      <w:r>
-        <w:rPr>
-          <w:rFonts w:ascii="Calibri" w:eastAsia="Calibri" w:hAnsi="Calibri" w:cs="Calibri"/>
-          <w:sz w:val="22"/>
-          <w:szCs w:val="22"/>
-        </w:rPr>
-        <w:t>IncidentCoordinator</w:t>
-      </w:r>
-      <w:proofErr w:type="spellEnd"/>
-      <w:r>
-        <w:rPr>
-          <w:rFonts w:ascii="Calibri" w:eastAsia="Calibri" w:hAnsi="Calibri" w:cs="Calibri"/>
-          <w:sz w:val="22"/>
-          <w:szCs w:val="22"/>
-        </w:rPr>
-        <w:t>), which — without the component knowing any other component exists — coordinates a second colleague (</w:t>
-      </w:r>
-      <w:proofErr w:type="spellStart"/>
-      <w:r>
-        <w:rPr>
-          <w:rFonts w:ascii="Calibri" w:eastAsia="Calibri" w:hAnsi="Calibri" w:cs="Calibri"/>
-          <w:sz w:val="22"/>
-          <w:szCs w:val="22"/>
-        </w:rPr>
-        <w:t>FacilitiesTeam</w:t>
-      </w:r>
-      <w:proofErr w:type="spellEnd"/>
-      <w:r>
-        <w:rPr>
-          <w:rFonts w:ascii="Calibri" w:eastAsia="Calibri" w:hAnsi="Calibri" w:cs="Calibri"/>
-          <w:sz w:val="22"/>
-          <w:szCs w:val="22"/>
-        </w:rPr>
-        <w:t xml:space="preserve"> locking the area) and sends an alert.</w:t>
+        <w:t>The command's receiver (a ResponseComponent) reports its arrival to the Mediator (IncidentCoordinator), which — without the component knowing any other component exists — coordinates a second colleague (FacilitiesTeam locking the area) and sends an alert.</w:t>
       </w:r>
     </w:p>
     <w:p>
@@ -6928,25 +5640,7 @@
           <w:sz w:val="22"/>
           <w:szCs w:val="22"/>
         </w:rPr>
-        <w:t>That alert travels through the Adapter (</w:t>
-      </w:r>
-      <w:proofErr w:type="spellStart"/>
-      <w:r>
-        <w:rPr>
-          <w:rFonts w:ascii="Calibri" w:eastAsia="Calibri" w:hAnsi="Calibri" w:cs="Calibri"/>
-          <w:sz w:val="22"/>
-          <w:szCs w:val="22"/>
-        </w:rPr>
-        <w:t>LegacyPagerAdapter</w:t>
-      </w:r>
-      <w:proofErr w:type="spellEnd"/>
-      <w:r>
-        <w:rPr>
-          <w:rFonts w:ascii="Calibri" w:eastAsia="Calibri" w:hAnsi="Calibri" w:cs="Calibri"/>
-          <w:sz w:val="22"/>
-          <w:szCs w:val="22"/>
-        </w:rPr>
-        <w:t>) to reach the incompatible legacy paging system.</w:t>
+        <w:t>That alert travels through the Adapter (LegacyPagerAdapter) to reach the incompatible legacy paging system.</w:t>
       </w:r>
     </w:p>
     <w:p>
@@ -6964,25 +5658,7 @@
           <w:sz w:val="22"/>
           <w:szCs w:val="22"/>
         </w:rPr>
-        <w:t>All of the above, for the “report an emergency” workflow, is triggered by one Facade call (</w:t>
-      </w:r>
-      <w:proofErr w:type="spellStart"/>
-      <w:r>
-        <w:rPr>
-          <w:rFonts w:ascii="Calibri" w:eastAsia="Calibri" w:hAnsi="Calibri" w:cs="Calibri"/>
-          <w:sz w:val="22"/>
-          <w:szCs w:val="22"/>
-        </w:rPr>
-        <w:t>reportEmergency</w:t>
-      </w:r>
-      <w:proofErr w:type="spellEnd"/>
-      <w:r>
-        <w:rPr>
-          <w:rFonts w:ascii="Calibri" w:eastAsia="Calibri" w:hAnsi="Calibri" w:cs="Calibri"/>
-          <w:sz w:val="22"/>
-          <w:szCs w:val="22"/>
-        </w:rPr>
-        <w:t>), while every subsystem piece it used remains independently callable</w:t>
+        <w:t>All of the above, for the “report an emergency” workflow, is triggered by one Facade call (reportEmergency), while every subsystem piece it used remains independently callable</w:t>
       </w:r>
       <w:r>
         <w:rPr>
@@ -7096,58 +5772,7 @@
           <w:sz w:val="22"/>
           <w:szCs w:val="22"/>
         </w:rPr>
-        <w:t xml:space="preserve">A fire is reported in the Engineering Building using </w:t>
-      </w:r>
-      <w:proofErr w:type="spellStart"/>
-      <w:proofErr w:type="gramStart"/>
-      <w:r>
-        <w:rPr>
-          <w:rFonts w:ascii="Calibri" w:eastAsia="Calibri" w:hAnsi="Calibri" w:cs="Calibri"/>
-          <w:color w:val="auto"/>
-          <w:sz w:val="22"/>
-          <w:szCs w:val="22"/>
-        </w:rPr>
-        <w:t>EmergencyResponseFacade</w:t>
-      </w:r>
-      <w:proofErr w:type="spellEnd"/>
-      <w:r>
-        <w:rPr>
-          <w:rFonts w:ascii="Calibri" w:eastAsia="Calibri" w:hAnsi="Calibri" w:cs="Calibri"/>
-          <w:color w:val="auto"/>
-          <w:sz w:val="22"/>
-          <w:szCs w:val="22"/>
-        </w:rPr>
-        <w:t>::</w:t>
-      </w:r>
-      <w:proofErr w:type="spellStart"/>
-      <w:r>
-        <w:rPr>
-          <w:rFonts w:ascii="Calibri" w:eastAsia="Calibri" w:hAnsi="Calibri" w:cs="Calibri"/>
-          <w:color w:val="auto"/>
-          <w:sz w:val="22"/>
-          <w:szCs w:val="22"/>
-        </w:rPr>
-        <w:t>reportEmergency</w:t>
-      </w:r>
-      <w:proofErr w:type="spellEnd"/>
-      <w:r>
-        <w:rPr>
-          <w:rFonts w:ascii="Calibri" w:eastAsia="Calibri" w:hAnsi="Calibri" w:cs="Calibri"/>
-          <w:color w:val="auto"/>
-          <w:sz w:val="22"/>
-          <w:szCs w:val="22"/>
-        </w:rPr>
-        <w:t>(</w:t>
-      </w:r>
-      <w:proofErr w:type="gramEnd"/>
-      <w:r>
-        <w:rPr>
-          <w:rFonts w:ascii="Calibri" w:eastAsia="Calibri" w:hAnsi="Calibri" w:cs="Calibri"/>
-          <w:color w:val="auto"/>
-          <w:sz w:val="22"/>
-          <w:szCs w:val="22"/>
-        </w:rPr>
-        <w:t>). The Facade coordinates the emergency workflow, commands dispatch response teams, the Incident changes state and notifies its observers, the Mediator coordinates the response teams, and alerts are sent to the legacy paging system through the Adapter.</w:t>
+        <w:t>A fire is reported in the Engineering Building using EmergencyResponseFacade::reportEmergency(). The Facade coordinates the emergency workflow, commands dispatch response teams, the Incident changes state and notifies its observers, the Mediator coordinates the response teams, and alerts are sent to the legacy paging system through the Adapter.</w:t>
       </w:r>
     </w:p>
     <w:p>
@@ -7195,27 +5820,7 @@
           <w:sz w:val="22"/>
           <w:szCs w:val="22"/>
         </w:rPr>
-        <w:t xml:space="preserve">Façade -&gt; Command -&gt; </w:t>
-      </w:r>
-      <w:proofErr w:type="spellStart"/>
-      <w:r>
-        <w:rPr>
-          <w:rFonts w:ascii="Calibri" w:eastAsia="Calibri" w:hAnsi="Calibri" w:cs="Calibri"/>
-          <w:color w:val="auto"/>
-          <w:sz w:val="22"/>
-          <w:szCs w:val="22"/>
-        </w:rPr>
-        <w:t>Satate</w:t>
-      </w:r>
-      <w:proofErr w:type="spellEnd"/>
-      <w:r>
-        <w:rPr>
-          <w:rFonts w:ascii="Calibri" w:eastAsia="Calibri" w:hAnsi="Calibri" w:cs="Calibri"/>
-          <w:color w:val="auto"/>
-          <w:sz w:val="22"/>
-          <w:szCs w:val="22"/>
-        </w:rPr>
-        <w:t xml:space="preserve"> -&gt; Observer -&gt; Mediator -&gt; Dispatcher</w:t>
+        <w:t>Façade -&gt; Command -&gt; Satate -&gt; Observer -&gt; Mediator -&gt; Dispatcher</w:t>
       </w:r>
     </w:p>
     <w:p>
@@ -7393,79 +5998,7 @@
           <w:szCs w:val="22"/>
           <w:lang w:val="en-GB"/>
         </w:rPr>
-        <w:t xml:space="preserve">A gas leak occurs in the Chemistry Lab. The operator directly uses </w:t>
-      </w:r>
-      <w:proofErr w:type="spellStart"/>
-      <w:r>
-        <w:rPr>
-          <w:rFonts w:cs="Calibri"/>
-          <w:szCs w:val="22"/>
-          <w:lang w:val="en-GB"/>
-        </w:rPr>
-        <w:t>OperatorConsole</w:t>
-      </w:r>
-      <w:proofErr w:type="spellEnd"/>
-      <w:r>
-        <w:rPr>
-          <w:rFonts w:cs="Calibri"/>
-          <w:szCs w:val="22"/>
-          <w:lang w:val="en-GB"/>
-        </w:rPr>
-        <w:t xml:space="preserve"> instead of the Facade. A </w:t>
-      </w:r>
-      <w:proofErr w:type="spellStart"/>
-      <w:r>
-        <w:rPr>
-          <w:rFonts w:cs="Calibri"/>
-          <w:szCs w:val="22"/>
-          <w:lang w:val="en-GB"/>
-        </w:rPr>
-        <w:t>LockAreaCommand</w:t>
-      </w:r>
-      <w:proofErr w:type="spellEnd"/>
-      <w:r>
-        <w:rPr>
-          <w:rFonts w:cs="Calibri"/>
-          <w:szCs w:val="22"/>
-          <w:lang w:val="en-GB"/>
-        </w:rPr>
-        <w:t xml:space="preserve"> locks the area, an </w:t>
-      </w:r>
-      <w:proofErr w:type="spellStart"/>
-      <w:r>
-        <w:rPr>
-          <w:rFonts w:cs="Calibri"/>
-          <w:szCs w:val="22"/>
-          <w:lang w:val="en-GB"/>
-        </w:rPr>
-        <w:t>EvacuationCommand</w:t>
-      </w:r>
-      <w:proofErr w:type="spellEnd"/>
-      <w:r>
-        <w:rPr>
-          <w:rFonts w:cs="Calibri"/>
-          <w:szCs w:val="22"/>
-          <w:lang w:val="en-GB"/>
-        </w:rPr>
-        <w:t xml:space="preserve"> causes Facilities to evacuate it, and the Mediator coordinates the handoff from Facilities to Medical. A </w:t>
-      </w:r>
-      <w:proofErr w:type="spellStart"/>
-      <w:r>
-        <w:rPr>
-          <w:rFonts w:cs="Calibri"/>
-          <w:szCs w:val="22"/>
-          <w:lang w:val="en-GB"/>
-        </w:rPr>
-        <w:t>CancelCommand</w:t>
-      </w:r>
-      <w:proofErr w:type="spellEnd"/>
-      <w:r>
-        <w:rPr>
-          <w:rFonts w:cs="Calibri"/>
-          <w:szCs w:val="22"/>
-          <w:lang w:val="en-GB"/>
-        </w:rPr>
-        <w:t xml:space="preserve"> then undoes the previous lockdown.</w:t>
+        <w:t>A gas leak occurs in the Chemistry Lab. The operator directly uses OperatorConsole instead of the Facade. A LockAreaCommand locks the area, an EvacuationCommand causes Facilities to evacuate it, and the Mediator coordinates the handoff from Facilities to Medical. A CancelCommand then undoes the previous lockdown.</w:t>
       </w:r>
     </w:p>
     <w:p>
@@ -7524,7 +6057,6 @@
           <w:lang w:val="en-GB"/>
         </w:rPr>
       </w:pPr>
-      <w:proofErr w:type="spellStart"/>
       <w:r>
         <w:rPr>
           <w:rFonts w:ascii="Calibri" w:hAnsi="Calibri" w:cs="Calibri"/>
@@ -7532,37 +6064,7 @@
           <w:szCs w:val="22"/>
           <w:lang w:val="en-GB"/>
         </w:rPr>
-        <w:t>CancelCommand</w:t>
-      </w:r>
-      <w:proofErr w:type="spellEnd"/>
-      <w:r>
-        <w:rPr>
-          <w:rFonts w:ascii="Calibri" w:hAnsi="Calibri" w:cs="Calibri"/>
-          <w:sz w:val="22"/>
-          <w:szCs w:val="22"/>
-          <w:lang w:val="en-GB"/>
-        </w:rPr>
-        <w:t xml:space="preserve"> demonstrates </w:t>
-      </w:r>
-      <w:proofErr w:type="gramStart"/>
-      <w:r>
-        <w:rPr>
-          <w:rFonts w:ascii="Calibri" w:hAnsi="Calibri" w:cs="Calibri"/>
-          <w:sz w:val="22"/>
-          <w:szCs w:val="22"/>
-          <w:lang w:val="en-GB"/>
-        </w:rPr>
-        <w:t>undo(</w:t>
-      </w:r>
-      <w:proofErr w:type="gramEnd"/>
-      <w:r>
-        <w:rPr>
-          <w:rFonts w:ascii="Calibri" w:hAnsi="Calibri" w:cs="Calibri"/>
-          <w:sz w:val="22"/>
-          <w:szCs w:val="22"/>
-          <w:lang w:val="en-GB"/>
-        </w:rPr>
-        <w:t>).</w:t>
+        <w:t>CancelCommand demonstrates undo().</w:t>
       </w:r>
     </w:p>
     <w:p>
@@ -7673,6 +6175,65 @@
       <w:pPr>
         <w:pStyle w:val="Heading1"/>
         <w:spacing w:before="320" w:after="160"/>
+      </w:pPr>
+      <w:r>
+        <w:rPr>
+          <w:noProof/>
+        </w:rPr>
+        <w:drawing>
+          <wp:inline distT="0" distB="0" distL="0" distR="0" wp14:anchorId="79C1874E" wp14:editId="067CF4A8">
+            <wp:extent cx="6389370" cy="6272530"/>
+            <wp:effectExtent l="0" t="0" r="0" b="0"/>
+            <wp:docPr id="626665157" name="Picture 2"/>
+            <wp:cNvGraphicFramePr>
+              <a:graphicFrameLocks xmlns:a="http://schemas.openxmlformats.org/drawingml/2006/main" noChangeAspect="1"/>
+            </wp:cNvGraphicFramePr>
+            <a:graphic xmlns:a="http://schemas.openxmlformats.org/drawingml/2006/main">
+              <a:graphicData uri="http://schemas.openxmlformats.org/drawingml/2006/picture">
+                <pic:pic xmlns:pic="http://schemas.openxmlformats.org/drawingml/2006/picture">
+                  <pic:nvPicPr>
+                    <pic:cNvPr id="0" name="Picture 2"/>
+                    <pic:cNvPicPr>
+                      <a:picLocks noChangeAspect="1" noChangeArrowheads="1"/>
+                    </pic:cNvPicPr>
+                  </pic:nvPicPr>
+                  <pic:blipFill>
+                    <a:blip r:embed="rId6" cstate="print">
+                      <a:extLst>
+                        <a:ext uri="{28A0092B-C50C-407E-A947-70E740481C1C}">
+                          <a14:useLocalDpi xmlns:a14="http://schemas.microsoft.com/office/drawing/2010/main" val="0"/>
+                        </a:ext>
+                      </a:extLst>
+                    </a:blip>
+                    <a:srcRect/>
+                    <a:stretch>
+                      <a:fillRect/>
+                    </a:stretch>
+                  </pic:blipFill>
+                  <pic:spPr bwMode="auto">
+                    <a:xfrm>
+                      <a:off x="0" y="0"/>
+                      <a:ext cx="6389370" cy="6272530"/>
+                    </a:xfrm>
+                    <a:prstGeom prst="rect">
+                      <a:avLst/>
+                    </a:prstGeom>
+                    <a:noFill/>
+                    <a:ln>
+                      <a:noFill/>
+                    </a:ln>
+                  </pic:spPr>
+                </pic:pic>
+              </a:graphicData>
+            </a:graphic>
+          </wp:inline>
+        </w:drawing>
+      </w:r>
+    </w:p>
+    <w:p>
+      <w:pPr>
+        <w:pStyle w:val="Heading1"/>
+        <w:spacing w:before="320" w:after="160"/>
         <w:rPr>
           <w:lang w:val="en-GB"/>
         </w:rPr>
@@ -7821,98 +6382,58 @@
           <w:szCs w:val="32"/>
           <w:lang w:val="en-GB"/>
         </w:rPr>
-        <w:t xml:space="preserve">5.2 </w:t>
-      </w:r>
-      <w:proofErr w:type="spellStart"/>
-      <w:r>
+        <w:t>5.2 Dockerfile</w:t>
+      </w:r>
+    </w:p>
+    <w:p>
+      <w:pPr>
+        <w:rPr>
+          <w:lang w:val="en-GB"/>
+        </w:rPr>
+      </w:pPr>
+      <w:r>
+        <w:t>The Dockerfile creates an Ubuntu-based environment and installs the tools required to build, debug and analyse CampusGuard, including g++, make, GDB and Valgrind. The project files are copied into the container and compiled using the Makefile. When the container starts, the campusguard executable automatically runs the two demonstration scenarios.</w:t>
+      </w:r>
+    </w:p>
+    <w:p>
+      <w:pPr>
+        <w:spacing w:after="140"/>
         <w:rPr>
           <w:color w:val="0070C0"/>
           <w:sz w:val="32"/>
           <w:szCs w:val="32"/>
           <w:lang w:val="en-GB"/>
         </w:rPr>
-        <w:t>Dockerfile</w:t>
-      </w:r>
-      <w:proofErr w:type="spellEnd"/>
-    </w:p>
-    <w:p>
-      <w:pPr>
-        <w:rPr>
-          <w:lang w:val="en-GB"/>
-        </w:rPr>
-      </w:pPr>
-      <w:r>
-        <w:t xml:space="preserve">The </w:t>
-      </w:r>
-      <w:proofErr w:type="spellStart"/>
-      <w:r>
-        <w:t>Dockerfile</w:t>
-      </w:r>
-      <w:proofErr w:type="spellEnd"/>
-      <w:r>
-        <w:t xml:space="preserve"> creates an Ubuntu-based environment and installs the tools required to build, debug and analyse </w:t>
-      </w:r>
-      <w:proofErr w:type="spellStart"/>
-      <w:r>
-        <w:t>CampusGuard</w:t>
-      </w:r>
-      <w:proofErr w:type="spellEnd"/>
-      <w:r>
-        <w:t xml:space="preserve">, including g++, make, </w:t>
-      </w:r>
-      <w:proofErr w:type="spellStart"/>
-      <w:r>
-        <w:t>GDB</w:t>
-      </w:r>
-      <w:proofErr w:type="spellEnd"/>
-      <w:r>
-        <w:t xml:space="preserve"> and </w:t>
-      </w:r>
-      <w:proofErr w:type="spellStart"/>
-      <w:r>
-        <w:t>Valgrind</w:t>
-      </w:r>
-      <w:proofErr w:type="spellEnd"/>
-      <w:r>
-        <w:t xml:space="preserve">. The project files are copied into the container and compiled using the </w:t>
-      </w:r>
-      <w:proofErr w:type="spellStart"/>
-      <w:r>
-        <w:t>Makefile</w:t>
-      </w:r>
-      <w:proofErr w:type="spellEnd"/>
-      <w:r>
-        <w:t xml:space="preserve">. When the container starts, the </w:t>
-      </w:r>
-      <w:proofErr w:type="spellStart"/>
-      <w:r>
-        <w:t>campusguard</w:t>
-      </w:r>
-      <w:proofErr w:type="spellEnd"/>
-      <w:r>
-        <w:t xml:space="preserve"> executable automatically runs the two demonstration scenarios.</w:t>
-      </w:r>
-    </w:p>
-    <w:p>
-      <w:pPr>
-        <w:spacing w:after="140"/>
+      </w:pPr>
+      <w:r>
         <w:rPr>
           <w:color w:val="0070C0"/>
           <w:sz w:val="32"/>
           <w:szCs w:val="32"/>
           <w:lang w:val="en-GB"/>
         </w:rPr>
-      </w:pPr>
-      <w:r>
+        <w:t>5.3 docker-compose.yml</w:t>
+      </w:r>
+    </w:p>
+    <w:p>
+      <w:pPr>
+        <w:rPr>
+          <w:lang w:val="en-GB"/>
+        </w:rPr>
+      </w:pPr>
+      <w:r>
+        <w:t>Docker Compose builds the CampusGuard image using the Dockerfile in the project directory and creates the campusguard container.</w:t>
+      </w:r>
+    </w:p>
+    <w:p>
+      <w:pPr>
+        <w:spacing w:after="140"/>
         <w:rPr>
           <w:color w:val="0070C0"/>
           <w:sz w:val="32"/>
           <w:szCs w:val="32"/>
-          <w:lang w:val="en-GB"/>
-        </w:rPr>
-        <w:t>5.3 docker-</w:t>
-      </w:r>
-      <w:proofErr w:type="spellStart"/>
+        </w:rPr>
+      </w:pPr>
       <w:r>
         <w:rPr>
           <w:color w:val="0070C0"/>
@@ -7920,69 +6441,114 @@
           <w:szCs w:val="32"/>
           <w:lang w:val="en-GB"/>
         </w:rPr>
-        <w:t>compose.yml</w:t>
-      </w:r>
-      <w:proofErr w:type="spellEnd"/>
-    </w:p>
-    <w:p>
-      <w:pPr>
-        <w:rPr>
-          <w:lang w:val="en-GB"/>
-        </w:rPr>
-      </w:pPr>
-      <w:r>
-        <w:t xml:space="preserve">Docker Compose builds the </w:t>
-      </w:r>
-      <w:proofErr w:type="spellStart"/>
-      <w:r>
-        <w:t>CampusGuard</w:t>
-      </w:r>
-      <w:proofErr w:type="spellEnd"/>
-      <w:r>
-        <w:t xml:space="preserve"> image using the </w:t>
-      </w:r>
-      <w:proofErr w:type="spellStart"/>
-      <w:r>
-        <w:t>Dockerfile</w:t>
-      </w:r>
-      <w:proofErr w:type="spellEnd"/>
-      <w:r>
-        <w:t xml:space="preserve"> in the project directory and creates the </w:t>
-      </w:r>
-      <w:proofErr w:type="spellStart"/>
-      <w:r>
-        <w:t>campusguard</w:t>
-      </w:r>
-      <w:proofErr w:type="spellEnd"/>
-      <w:r>
-        <w:t xml:space="preserve"> container.</w:t>
-      </w:r>
-    </w:p>
-    <w:p>
-      <w:pPr>
-        <w:spacing w:after="140"/>
+        <w:t xml:space="preserve">5.4 </w:t>
+      </w:r>
+      <w:r>
         <w:rPr>
           <w:color w:val="0070C0"/>
           <w:sz w:val="32"/>
           <w:szCs w:val="32"/>
         </w:rPr>
-      </w:pPr>
-      <w:r>
+        <w:t>Docker Run Instructions</w:t>
+      </w:r>
+    </w:p>
+    <w:p>
+      <w:pPr>
+        <w:rPr>
+          <w:rFonts w:ascii="Courier New" w:hAnsi="Courier New" w:cs="Courier New"/>
+          <w:b/>
+          <w:bCs/>
+          <w:lang w:val="en-GB"/>
+        </w:rPr>
+      </w:pPr>
+      <w:r>
+        <w:rPr>
+          <w:rFonts w:ascii="Courier New" w:hAnsi="Courier New" w:cs="Courier New"/>
+          <w:b/>
+          <w:bCs/>
+          <w:lang w:val="en-GB"/>
+        </w:rPr>
+        <w:t xml:space="preserve">docker compose up </w:t>
+      </w:r>
+      <w:r>
+        <w:rPr>
+          <w:rFonts w:ascii="Courier New" w:hAnsi="Courier New" w:cs="Courier New"/>
+          <w:b/>
+          <w:bCs/>
+          <w:lang w:val="en-GB"/>
+        </w:rPr>
+        <w:t>–</w:t>
+      </w:r>
+      <w:r>
+        <w:rPr>
+          <w:rFonts w:ascii="Courier New" w:hAnsi="Courier New" w:cs="Courier New"/>
+          <w:b/>
+          <w:bCs/>
+          <w:lang w:val="en-GB"/>
+        </w:rPr>
+        <w:t>build</w:t>
+      </w:r>
+    </w:p>
+    <w:p>
+      <w:pPr>
+        <w:rPr>
+          <w:lang w:val="en-GB"/>
+        </w:rPr>
+      </w:pPr>
+      <w:r>
+        <w:rPr>
+          <w:lang w:val="en-GB"/>
+        </w:rPr>
+        <w:t>This builds the Docker image, compiles the complete CampusGuard application and starts the container. The application then automatically executes both end-to-end scenarios.</w:t>
+      </w:r>
+    </w:p>
+    <w:p>
+      <w:pPr>
+        <w:rPr>
+          <w:lang w:val="en-GB"/>
+        </w:rPr>
+      </w:pPr>
+    </w:p>
+    <w:p>
+      <w:pPr>
+        <w:rPr>
+          <w:lang w:val="en-GB"/>
+        </w:rPr>
+      </w:pPr>
+      <w:r>
+        <w:rPr>
+          <w:lang w:val="en-GB"/>
+        </w:rPr>
+        <w:t xml:space="preserve">Remove container: </w:t>
+      </w:r>
+      <w:r>
+        <w:rPr>
+          <w:rFonts w:ascii="Courier New" w:hAnsi="Courier New" w:cs="Courier New"/>
+          <w:b/>
+          <w:bCs/>
+          <w:lang w:val="en-GB"/>
+        </w:rPr>
+        <w:t>docker compose down</w:t>
+      </w:r>
+    </w:p>
+    <w:p>
+      <w:pPr>
+        <w:spacing w:after="140"/>
         <w:rPr>
           <w:color w:val="0070C0"/>
           <w:sz w:val="32"/>
           <w:szCs w:val="32"/>
           <w:lang w:val="en-GB"/>
         </w:rPr>
-        <w:t xml:space="preserve">5.4 </w:t>
-      </w:r>
+      </w:pPr>
       <w:r>
         <w:rPr>
           <w:color w:val="0070C0"/>
           <w:sz w:val="32"/>
           <w:szCs w:val="32"/>
-        </w:rPr>
-        <w:t>Docker Run Instructions</w:t>
+          <w:lang w:val="en-GB"/>
+        </w:rPr>
+        <w:t>5.5 Valgrind Evidence</w:t>
       </w:r>
     </w:p>
     <w:p>
@@ -8001,17 +6567,18 @@
           <w:bCs/>
           <w:lang w:val="en-GB"/>
         </w:rPr>
-        <w:t xml:space="preserve">docker compose up </w:t>
-      </w:r>
-      <w:r>
+        <w:t>docker compose run --rm campusguard bash</w:t>
+      </w:r>
+    </w:p>
+    <w:p>
+      <w:pPr>
         <w:rPr>
           <w:rFonts w:ascii="Courier New" w:hAnsi="Courier New" w:cs="Courier New"/>
           <w:b/>
           <w:bCs/>
           <w:lang w:val="en-GB"/>
         </w:rPr>
-        <w:t>–</w:t>
-      </w:r>
+      </w:pPr>
       <w:r>
         <w:rPr>
           <w:rFonts w:ascii="Courier New" w:hAnsi="Courier New" w:cs="Courier New"/>
@@ -8019,63 +6586,7 @@
           <w:bCs/>
           <w:lang w:val="en-GB"/>
         </w:rPr>
-        <w:t>build</w:t>
-      </w:r>
-    </w:p>
-    <w:p>
-      <w:pPr>
-        <w:rPr>
-          <w:lang w:val="en-GB"/>
-        </w:rPr>
-      </w:pPr>
-      <w:r>
-        <w:rPr>
-          <w:lang w:val="en-GB"/>
-        </w:rPr>
-        <w:t xml:space="preserve">This builds the Docker image, compiles the complete </w:t>
-      </w:r>
-      <w:proofErr w:type="spellStart"/>
-      <w:r>
-        <w:rPr>
-          <w:lang w:val="en-GB"/>
-        </w:rPr>
-        <w:t>CampusGuard</w:t>
-      </w:r>
-      <w:proofErr w:type="spellEnd"/>
-      <w:r>
-        <w:rPr>
-          <w:lang w:val="en-GB"/>
-        </w:rPr>
-        <w:t xml:space="preserve"> application and starts the container. The application then automatically executes both end-to-end scenarios.</w:t>
-      </w:r>
-    </w:p>
-    <w:p>
-      <w:pPr>
-        <w:rPr>
-          <w:lang w:val="en-GB"/>
-        </w:rPr>
-      </w:pPr>
-    </w:p>
-    <w:p>
-      <w:pPr>
-        <w:rPr>
-          <w:lang w:val="en-GB"/>
-        </w:rPr>
-      </w:pPr>
-      <w:r>
-        <w:rPr>
-          <w:lang w:val="en-GB"/>
-        </w:rPr>
-        <w:t xml:space="preserve">Remove container: </w:t>
-      </w:r>
-      <w:r>
-        <w:rPr>
-          <w:rFonts w:ascii="Courier New" w:hAnsi="Courier New" w:cs="Courier New"/>
-          <w:b/>
-          <w:bCs/>
-          <w:lang w:val="en-GB"/>
-        </w:rPr>
-        <w:t>docker compose down</w:t>
+        <w:t>valgrind --leak-check=full --show-leak-kinds=all ./campusguard</w:t>
       </w:r>
     </w:p>
     <w:p>
@@ -8095,19 +6606,96 @@
           <w:szCs w:val="32"/>
           <w:lang w:val="en-GB"/>
         </w:rPr>
-        <w:t xml:space="preserve">5.5 </w:t>
-      </w:r>
-      <w:proofErr w:type="spellStart"/>
-      <w:r>
+        <w:drawing>
+          <wp:inline distT="0" distB="0" distL="0" distR="0" wp14:anchorId="3C1BB8F9" wp14:editId="0E93FDF4">
+            <wp:extent cx="5991269" cy="2400318"/>
+            <wp:effectExtent l="0" t="0" r="0" b="0"/>
+            <wp:docPr id="1333780025" name="Picture 1"/>
+            <wp:cNvGraphicFramePr>
+              <a:graphicFrameLocks xmlns:a="http://schemas.openxmlformats.org/drawingml/2006/main" noChangeAspect="1"/>
+            </wp:cNvGraphicFramePr>
+            <a:graphic xmlns:a="http://schemas.openxmlformats.org/drawingml/2006/main">
+              <a:graphicData uri="http://schemas.openxmlformats.org/drawingml/2006/picture">
+                <pic:pic xmlns:pic="http://schemas.openxmlformats.org/drawingml/2006/picture">
+                  <pic:nvPicPr>
+                    <pic:cNvPr id="1333780025" name=""/>
+                    <pic:cNvPicPr/>
+                  </pic:nvPicPr>
+                  <pic:blipFill>
+                    <a:blip r:embed="rId7"/>
+                    <a:stretch>
+                      <a:fillRect/>
+                    </a:stretch>
+                  </pic:blipFill>
+                  <pic:spPr>
+                    <a:xfrm>
+                      <a:off x="0" y="0"/>
+                      <a:ext cx="5991269" cy="2400318"/>
+                    </a:xfrm>
+                    <a:prstGeom prst="rect">
+                      <a:avLst/>
+                    </a:prstGeom>
+                  </pic:spPr>
+                </pic:pic>
+              </a:graphicData>
+            </a:graphic>
+          </wp:inline>
+        </w:drawing>
+      </w:r>
+    </w:p>
+    <w:p>
+      <w:pPr>
+        <w:rPr>
+          <w:lang w:val="en-GB"/>
+        </w:rPr>
+      </w:pPr>
+      <w:r>
+        <w:t xml:space="preserve">Valgrind was run on the final CampusGuard executable to check for memory leaks and memory-related errors. The program completed with </w:t>
+      </w:r>
+      <w:r>
+        <w:rPr>
+          <w:b/>
+          <w:bCs/>
+        </w:rPr>
+        <w:t>76 allocations and 76 frees</w:t>
+      </w:r>
+      <w:r>
+        <w:t xml:space="preserve">, with </w:t>
+      </w:r>
+      <w:r>
+        <w:rPr>
+          <w:b/>
+          <w:bCs/>
+        </w:rPr>
+        <w:t>0 bytes remaining in use at exit</w:t>
+      </w:r>
+      <w:r>
+        <w:t xml:space="preserve">. Valgrind reported that all heap blocks were freed and that no memory leaks were possible. The final error summary also reported </w:t>
+      </w:r>
+      <w:r>
+        <w:rPr>
+          <w:b/>
+          <w:bCs/>
+        </w:rPr>
+        <w:t>0 errors</w:t>
+      </w:r>
+      <w:r>
+        <w:t>.</w:t>
+      </w:r>
+    </w:p>
+    <w:p>
+      <w:pPr>
+        <w:tabs>
+          <w:tab w:val="left" w:pos="3394"/>
+        </w:tabs>
+        <w:spacing w:after="140"/>
         <w:rPr>
           <w:color w:val="0070C0"/>
           <w:sz w:val="32"/>
           <w:szCs w:val="32"/>
           <w:lang w:val="en-GB"/>
         </w:rPr>
-        <w:t>Valgrind</w:t>
-      </w:r>
-      <w:proofErr w:type="spellEnd"/>
+      </w:pPr>
       <w:r>
         <w:rPr>
           <w:color w:val="0070C0"/>
@@ -8115,39 +6703,105 @@
           <w:szCs w:val="32"/>
           <w:lang w:val="en-GB"/>
         </w:rPr>
-        <w:t xml:space="preserve"> Evidence</w:t>
-      </w:r>
-    </w:p>
-    <w:p>
-      <w:pPr>
-        <w:spacing w:after="140"/>
+        <w:t>5.6 GDB Investigation</w:t>
+      </w:r>
+      <w:r>
         <w:rPr>
           <w:color w:val="0070C0"/>
           <w:sz w:val="32"/>
           <w:szCs w:val="32"/>
           <w:lang w:val="en-GB"/>
         </w:rPr>
-      </w:pPr>
-      <w:r>
+        <w:tab/>
+      </w:r>
+    </w:p>
+    <w:p>
+      <w:pPr>
+        <w:rPr>
+          <w:lang w:val="en-GB"/>
+        </w:rPr>
+      </w:pPr>
+      <w:r>
+        <w:rPr>
+          <w:b/>
+          <w:bCs/>
+          <w:lang w:val="en-GB"/>
+        </w:rPr>
+        <w:t>Bug:</w:t>
+      </w:r>
+      <w:r>
+        <w:rPr>
+          <w:lang w:val="en-GB"/>
+        </w:rPr>
+        <w:t xml:space="preserve"> Dispatching the second response team caused an invalid state transition because the incident was already Dispatched.</w:t>
+      </w:r>
+    </w:p>
+    <w:p>
+      <w:pPr>
+        <w:rPr>
+          <w:lang w:val="en-GB"/>
+        </w:rPr>
+      </w:pPr>
+      <w:r>
+        <w:rPr>
+          <w:b/>
+          <w:bCs/>
+          <w:lang w:val="en-GB"/>
+        </w:rPr>
+        <w:t>Investigation:</w:t>
+      </w:r>
+      <w:r>
+        <w:rPr>
+          <w:lang w:val="en-GB"/>
+        </w:rPr>
+        <w:t xml:space="preserve"> A breakpoint was placed in DispatchUnitCommand::execute(). GDB showed the incident was "Reported" on the first dispatch and "Dispatched" on the second.</w:t>
+      </w:r>
+    </w:p>
+    <w:p>
+      <w:pPr>
+        <w:rPr>
+          <w:lang w:val="en-GB"/>
+        </w:rPr>
+      </w:pPr>
+      <w:r>
+        <w:rPr>
+          <w:b/>
+          <w:bCs/>
+          <w:lang w:val="en-GB"/>
+        </w:rPr>
+        <w:t>Fix:</w:t>
+      </w:r>
+      <w:r>
+        <w:rPr>
+          <w:lang w:val="en-GB"/>
+        </w:rPr>
+        <w:t xml:space="preserve"> incident-&gt;dispatch() is now only called when the incident is still Reported.</w:t>
+      </w:r>
+    </w:p>
+    <w:p>
+      <w:pPr>
+        <w:tabs>
+          <w:tab w:val="left" w:pos="3394"/>
+        </w:tabs>
+        <w:spacing w:after="140"/>
         <w:rPr>
           <w:color w:val="0070C0"/>
           <w:sz w:val="32"/>
           <w:szCs w:val="32"/>
           <w:lang w:val="en-GB"/>
         </w:rPr>
-        <w:t xml:space="preserve">5.6 </w:t>
-      </w:r>
-      <w:proofErr w:type="spellStart"/>
-      <w:r>
+      </w:pPr>
+    </w:p>
+    <w:p>
+      <w:pPr>
+        <w:spacing w:after="140"/>
         <w:rPr>
           <w:color w:val="0070C0"/>
           <w:sz w:val="32"/>
           <w:szCs w:val="32"/>
           <w:lang w:val="en-GB"/>
         </w:rPr>
-        <w:t>GDB</w:t>
-      </w:r>
-      <w:proofErr w:type="spellEnd"/>
+      </w:pPr>
       <w:r>
         <w:rPr>
           <w:color w:val="0070C0"/>
@@ -8155,7 +6809,41 @@
           <w:szCs w:val="32"/>
           <w:lang w:val="en-GB"/>
         </w:rPr>
-        <w:t xml:space="preserve"> Investigation</w:t>
+        <w:drawing>
+          <wp:inline distT="0" distB="0" distL="0" distR="0" wp14:anchorId="11B9913C" wp14:editId="170554FC">
+            <wp:extent cx="4943511" cy="1285884"/>
+            <wp:effectExtent l="0" t="0" r="9525" b="9525"/>
+            <wp:docPr id="117931929" name="Picture 1"/>
+            <wp:cNvGraphicFramePr>
+              <a:graphicFrameLocks xmlns:a="http://schemas.openxmlformats.org/drawingml/2006/main" noChangeAspect="1"/>
+            </wp:cNvGraphicFramePr>
+            <a:graphic xmlns:a="http://schemas.openxmlformats.org/drawingml/2006/main">
+              <a:graphicData uri="http://schemas.openxmlformats.org/drawingml/2006/picture">
+                <pic:pic xmlns:pic="http://schemas.openxmlformats.org/drawingml/2006/picture">
+                  <pic:nvPicPr>
+                    <pic:cNvPr id="117931929" name=""/>
+                    <pic:cNvPicPr/>
+                  </pic:nvPicPr>
+                  <pic:blipFill>
+                    <a:blip r:embed="rId8"/>
+                    <a:stretch>
+                      <a:fillRect/>
+                    </a:stretch>
+                  </pic:blipFill>
+                  <pic:spPr>
+                    <a:xfrm>
+                      <a:off x="0" y="0"/>
+                      <a:ext cx="4943511" cy="1285884"/>
+                    </a:xfrm>
+                    <a:prstGeom prst="rect">
+                      <a:avLst/>
+                    </a:prstGeom>
+                  </pic:spPr>
+                </pic:pic>
+              </a:graphicData>
+            </a:graphic>
+          </wp:inline>
+        </w:drawing>
       </w:r>
     </w:p>
     <w:p>
@@ -8168,6 +6856,49 @@
           <w:lang w:val="en-GB"/>
         </w:rPr>
       </w:pPr>
+      <w:r>
+        <w:rPr>
+          <w:color w:val="0070C0"/>
+          <w:sz w:val="32"/>
+          <w:szCs w:val="32"/>
+          <w:lang w:val="en-GB"/>
+        </w:rPr>
+        <w:drawing>
+          <wp:inline distT="0" distB="0" distL="0" distR="0" wp14:anchorId="54B0CF0C" wp14:editId="4CC098B7">
+            <wp:extent cx="6179480" cy="3063379"/>
+            <wp:effectExtent l="0" t="0" r="0" b="3810"/>
+            <wp:docPr id="1150629815" name="Picture 1"/>
+            <wp:cNvGraphicFramePr>
+              <a:graphicFrameLocks xmlns:a="http://schemas.openxmlformats.org/drawingml/2006/main" noChangeAspect="1"/>
+            </wp:cNvGraphicFramePr>
+            <a:graphic xmlns:a="http://schemas.openxmlformats.org/drawingml/2006/main">
+              <a:graphicData uri="http://schemas.openxmlformats.org/drawingml/2006/picture">
+                <pic:pic xmlns:pic="http://schemas.openxmlformats.org/drawingml/2006/picture">
+                  <pic:nvPicPr>
+                    <pic:cNvPr id="1150629815" name=""/>
+                    <pic:cNvPicPr/>
+                  </pic:nvPicPr>
+                  <pic:blipFill>
+                    <a:blip r:embed="rId9"/>
+                    <a:stretch>
+                      <a:fillRect/>
+                    </a:stretch>
+                  </pic:blipFill>
+                  <pic:spPr>
+                    <a:xfrm>
+                      <a:off x="0" y="0"/>
+                      <a:ext cx="6181522" cy="3064391"/>
+                    </a:xfrm>
+                    <a:prstGeom prst="rect">
+                      <a:avLst/>
+                    </a:prstGeom>
+                  </pic:spPr>
+                </pic:pic>
+              </a:graphicData>
+            </a:graphic>
+          </wp:inline>
+        </w:drawing>
+      </w:r>
     </w:p>
     <w:p>
       <w:pPr>
@@ -8191,6 +6922,16 @@
           <w:lang w:val="en-GB"/>
         </w:rPr>
         <w:t>Collaboration reflection</w:t>
+      </w:r>
+    </w:p>
+    <w:p>
+      <w:pPr>
+        <w:rPr>
+          <w:lang w:val="en-GB"/>
+        </w:rPr>
+      </w:pPr>
+      <w:r>
+        <w:t>The work was divided among the team based on the main areas of the project. One member focused on the system design and implementation of the six design patterns, including the class structure and pattern integration. Another member focused on the UML and behavioural diagrams, ensuring they matched the final implementation. The remaining work focused on the end-to-end scenarios and engineering quality, including main.cpp, the Makefile, Dockerfile, Docker Compose, Valgrind testing and the GDB investigation. The team then combined and reviewed the work for the final submission.</w:t>
       </w:r>
     </w:p>
     <w:p>
@@ -8203,7 +6944,6 @@
           <w:color w:val="2F5496"/>
           <w:sz w:val="28"/>
           <w:szCs w:val="28"/>
-          <w:lang w:val="en-GB"/>
         </w:rPr>
       </w:pPr>
       <w:r>
@@ -8228,10 +6968,7 @@
         </w:rPr>
         <w:t>ontribution statement</w:t>
       </w:r>
-    </w:p>
-    <w:p>
-      <w:pPr>
-        <w:spacing w:after="140"/>
+      <w:r>
         <w:rPr>
           <w:rFonts w:eastAsia="Calibri" w:cs="Calibri"/>
           <w:b/>
@@ -8239,7 +6976,110 @@
           <w:color w:val="2F5496"/>
           <w:sz w:val="28"/>
           <w:szCs w:val="28"/>
-          <w:lang w:val="en-GB"/>
+        </w:rPr>
+        <w:t>s</w:t>
+      </w:r>
+    </w:p>
+    <w:p>
+      <w:pPr>
+        <w:rPr>
+          <w:rFonts w:eastAsia="Calibri"/>
+          <w:lang w:val="en-GB"/>
+        </w:rPr>
+      </w:pPr>
+      <w:r>
+        <w:rPr>
+          <w:rFonts w:eastAsia="Calibri"/>
+          <w:lang w:val="en-GB"/>
+        </w:rPr>
+        <w:t>Showlon</w:t>
+      </w:r>
+      <w:r>
+        <w:rPr>
+          <w:rFonts w:eastAsia="Calibri"/>
+          <w:lang w:val="en-GB"/>
+        </w:rPr>
+        <w:t>:</w:t>
+      </w:r>
+      <w:r>
+        <w:rPr>
+          <w:rFonts w:eastAsia="Calibri"/>
+          <w:lang w:val="en-GB"/>
+        </w:rPr>
+        <w:br/>
+        <w:t>Contributed to the system design and implementation of the six design patterns, including the class structure and integration between the patterns.</w:t>
+      </w:r>
+    </w:p>
+    <w:p>
+      <w:pPr>
+        <w:rPr>
+          <w:rFonts w:eastAsia="Calibri"/>
+          <w:lang w:val="en-GB"/>
+        </w:rPr>
+      </w:pPr>
+      <w:r>
+        <w:rPr>
+          <w:rFonts w:eastAsia="Calibri"/>
+          <w:lang w:val="en-GB"/>
+        </w:rPr>
+        <w:t>Francois</w:t>
+      </w:r>
+      <w:r>
+        <w:rPr>
+          <w:rFonts w:eastAsia="Calibri"/>
+          <w:lang w:val="en-GB"/>
+        </w:rPr>
+        <w:t>:</w:t>
+      </w:r>
+      <w:r>
+        <w:rPr>
+          <w:rFonts w:eastAsia="Calibri"/>
+          <w:lang w:val="en-GB"/>
+        </w:rPr>
+        <w:br/>
+        <w:t>Contributed to the UML class diagram and behavioural diagrams, ensuring that the diagrams reflected the final system implementation.</w:t>
+      </w:r>
+    </w:p>
+    <w:p>
+      <w:pPr>
+        <w:rPr>
+          <w:rFonts w:eastAsia="Calibri"/>
+          <w:lang w:val="en-GB"/>
+        </w:rPr>
+      </w:pPr>
+      <w:r>
+        <w:rPr>
+          <w:rFonts w:eastAsia="Calibri"/>
+          <w:lang w:val="en-GB"/>
+        </w:rPr>
+        <w:t>Tamima</w:t>
+      </w:r>
+      <w:r>
+        <w:rPr>
+          <w:rFonts w:eastAsia="Calibri"/>
+          <w:lang w:val="en-GB"/>
+        </w:rPr>
+        <w:t>:</w:t>
+      </w:r>
+      <w:r>
+        <w:rPr>
+          <w:rFonts w:eastAsia="Calibri"/>
+          <w:lang w:val="en-GB"/>
+        </w:rPr>
+        <w:br/>
+        <w:t>Contributed to the end-to-end scenarios and engineering quality, including main.cpp, Makefile, Dockerfile, Docker Compose, Valgrind testing and the GDB investigation.</w:t>
+      </w:r>
+    </w:p>
+    <w:p>
+      <w:pPr>
+        <w:spacing w:after="140"/>
+        <w:rPr>
+          <w:rFonts w:eastAsia="Calibri" w:cs="Calibri"/>
+          <w:b/>
+          <w:bCs/>
+          <w:color w:val="2F5496"/>
+          <w:sz w:val="28"/>
+          <w:szCs w:val="28"/>
         </w:rPr>
       </w:pPr>
     </w:p>

--- a/CampusGuard.docx
+++ b/CampusGuard.docx
@@ -7,11 +7,143 @@
         <w:pStyle w:val="Title"/>
         <w:spacing w:after="60"/>
       </w:pPr>
-      <w:proofErr w:type="spellStart"/>
-      <w:r>
+      <w:r>
+        <w:t>COS 214 Practical 5</w:t>
+      </w:r>
+    </w:p>
+    <w:p>
+      <w:pPr>
+        <w:rPr>
+          <w:b/>
+          <w:bCs/>
+          <w:szCs w:val="22"/>
+          <w:u w:val="single"/>
+          <w:lang w:val="en-GB"/>
+        </w:rPr>
+      </w:pPr>
+      <w:r>
+        <w:rPr>
+          <w:b/>
+          <w:bCs/>
+          <w:szCs w:val="22"/>
+          <w:u w:val="single"/>
+          <w:lang w:val="en-GB"/>
+        </w:rPr>
+        <w:t>Team members:</w:t>
+      </w:r>
+    </w:p>
+    <w:p>
+      <w:pPr>
+        <w:rPr>
+          <w:lang w:val="en-GB"/>
+        </w:rPr>
+      </w:pPr>
+      <w:r>
+        <w:rPr>
+          <w:lang w:val="en-GB"/>
+        </w:rPr>
+        <w:t>Showlon Hunter - u25502469</w:t>
+      </w:r>
+    </w:p>
+    <w:p>
+      <w:pPr>
+        <w:rPr>
+          <w:lang w:val="en-GB"/>
+        </w:rPr>
+      </w:pPr>
+      <w:r>
+        <w:rPr>
+          <w:lang w:val="en-GB"/>
+        </w:rPr>
+        <w:t>Tamima Alam Touhid - u24691284</w:t>
+      </w:r>
+    </w:p>
+    <w:p>
+      <w:pPr>
+        <w:rPr>
+          <w:lang w:val="en-GB"/>
+        </w:rPr>
+      </w:pPr>
+      <w:r>
+        <w:rPr>
+          <w:lang w:val="en-GB"/>
+        </w:rPr>
+        <w:t>Francois Venter - u25555202</w:t>
+      </w:r>
+    </w:p>
+    <w:p>
+      <w:pPr>
+        <w:rPr>
+          <w:lang w:val="en-GB"/>
+        </w:rPr>
+      </w:pPr>
+    </w:p>
+    <w:p>
+      <w:pPr>
+        <w:rPr>
+          <w:b/>
+          <w:bCs/>
+          <w:szCs w:val="22"/>
+          <w:u w:val="single"/>
+          <w:lang w:val="en-GB"/>
+        </w:rPr>
+      </w:pPr>
+      <w:r>
+        <w:rPr>
+          <w:b/>
+          <w:bCs/>
+          <w:szCs w:val="22"/>
+          <w:u w:val="single"/>
+          <w:lang w:val="en-GB"/>
+        </w:rPr>
+        <w:t>Github repository link:</w:t>
+      </w:r>
+    </w:p>
+    <w:p>
+      <w:pPr>
+        <w:rPr>
+          <w:lang w:val="en-GB"/>
+        </w:rPr>
+      </w:pPr>
+      <w:hyperlink r:id="rId5" w:history="1">
+        <w:r>
+          <w:rPr>
+            <w:rStyle w:val="Hyperlink"/>
+            <w:lang w:val="en-GB"/>
+          </w:rPr>
+          <w:t>https://github.com/u25555202-maker/COS214-Prac5</w:t>
+        </w:r>
+      </w:hyperlink>
+      <w:r>
+        <w:rPr>
+          <w:lang w:val="en-GB"/>
+        </w:rPr>
+        <w:t xml:space="preserve"> </w:t>
+      </w:r>
+    </w:p>
+    <w:p>
+      <w:pPr>
+        <w:rPr>
+          <w:lang w:val="en-GB"/>
+        </w:rPr>
+      </w:pPr>
+    </w:p>
+    <w:p>
+      <w:pPr>
+        <w:pStyle w:val="Title"/>
+        <w:spacing w:after="60"/>
+        <w:rPr>
+          <w:sz w:val="52"/>
+          <w:szCs w:val="52"/>
+        </w:rPr>
+      </w:pPr>
+      <w:r>
+        <w:rPr>
+          <w:sz w:val="52"/>
+          <w:szCs w:val="52"/>
+        </w:rPr>
         <w:t>CampusGuard</w:t>
       </w:r>
-      <w:proofErr w:type="spellEnd"/>
     </w:p>
     <w:p>
       <w:pPr>
@@ -19,7 +151,7 @@
       </w:pPr>
       <w:r>
         <w:rPr>
-          <w:rFonts w:ascii="Calibri" w:eastAsia="Calibri" w:hAnsi="Calibri" w:cs="Calibri"/>
+          <w:rFonts w:eastAsia="Calibri" w:cs="Calibri"/>
           <w:b/>
           <w:bCs/>
           <w:color w:val="2F5496"/>
@@ -35,30 +167,25 @@
         <w:spacing w:before="320" w:after="160"/>
       </w:pPr>
       <w:r>
-        <w:t>1. System Responsibilities</w:t>
+        <w:t>1.</w:t>
+      </w:r>
+      <w:r>
+        <w:t>1.</w:t>
+      </w:r>
+      <w:r>
+        <w:t xml:space="preserve"> System Responsibilities</w:t>
       </w:r>
     </w:p>
     <w:p>
       <w:pPr>
         <w:spacing w:after="140"/>
       </w:pPr>
-      <w:proofErr w:type="spellStart"/>
-      <w:r>
-        <w:rPr>
-          <w:rFonts w:ascii="Calibri" w:eastAsia="Calibri" w:hAnsi="Calibri" w:cs="Calibri"/>
-          <w:sz w:val="22"/>
+      <w:r>
+        <w:rPr>
+          <w:rFonts w:eastAsia="Calibri" w:cs="Calibri"/>
           <w:szCs w:val="22"/>
         </w:rPr>
-        <w:t>CampusGuard</w:t>
-      </w:r>
-      <w:proofErr w:type="spellEnd"/>
-      <w:r>
-        <w:rPr>
-          <w:rFonts w:ascii="Calibri" w:eastAsia="Calibri" w:hAnsi="Calibri" w:cs="Calibri"/>
-          <w:sz w:val="22"/>
-          <w:szCs w:val="22"/>
-        </w:rPr>
-        <w:t xml:space="preserve"> coordinates a university's response to an incident from the moment it is reported until it is resolved. Concretely, the system:</w:t>
+        <w:t>CampusGuard coordinates a university's response to an incident from the moment it is reported until it is resolved. Concretely, the system:</w:t>
       </w:r>
     </w:p>
     <w:p>
@@ -124,25 +251,13 @@
         </w:numPr>
         <w:spacing w:after="80"/>
       </w:pPr>
-      <w:proofErr w:type="spellStart"/>
-      <w:proofErr w:type="gramStart"/>
       <w:r>
         <w:rPr>
           <w:rFonts w:ascii="Calibri" w:eastAsia="Calibri" w:hAnsi="Calibri" w:cs="Calibri"/>
           <w:sz w:val="22"/>
           <w:szCs w:val="22"/>
         </w:rPr>
-        <w:t>lets</w:t>
-      </w:r>
-      <w:proofErr w:type="spellEnd"/>
-      <w:proofErr w:type="gramEnd"/>
-      <w:r>
-        <w:rPr>
-          <w:rFonts w:ascii="Calibri" w:eastAsia="Calibri" w:hAnsi="Calibri" w:cs="Calibri"/>
-          <w:sz w:val="22"/>
-          <w:szCs w:val="22"/>
-        </w:rPr>
-        <w:t xml:space="preserve"> an operator issue discrete actions (dispatch, evacuate, alert, cancel) that trigger real domain behaviour;</w:t>
+        <w:t>lets an operator issue discrete actions (dispatch, evacuate, alert, cancel) that trigger real domain behaviour;</w:t>
       </w:r>
     </w:p>
     <w:p>
@@ -178,25 +293,7 @@
           <w:sz w:val="22"/>
           <w:szCs w:val="22"/>
         </w:rPr>
-        <w:t xml:space="preserve">integrates with an existing campus paging system whose interface is incompatible with the interface </w:t>
-      </w:r>
-      <w:proofErr w:type="spellStart"/>
-      <w:r>
-        <w:rPr>
-          <w:rFonts w:ascii="Calibri" w:eastAsia="Calibri" w:hAnsi="Calibri" w:cs="Calibri"/>
-          <w:sz w:val="22"/>
-          <w:szCs w:val="22"/>
-        </w:rPr>
-        <w:t>CampusGuard's</w:t>
-      </w:r>
-      <w:proofErr w:type="spellEnd"/>
-      <w:r>
-        <w:rPr>
-          <w:rFonts w:ascii="Calibri" w:eastAsia="Calibri" w:hAnsi="Calibri" w:cs="Calibri"/>
-          <w:sz w:val="22"/>
-          <w:szCs w:val="22"/>
-        </w:rPr>
-        <w:t xml:space="preserve"> own components use; and</w:t>
+        <w:t>integrates with an existing campus paging system whose interface is incompatible with the interface CampusGuard's own components use; and</w:t>
       </w:r>
     </w:p>
     <w:p>
@@ -223,6 +320,9 @@
         <w:spacing w:before="320" w:after="160"/>
       </w:pPr>
       <w:r>
+        <w:t>1.</w:t>
+      </w:r>
+      <w:r>
         <w:t>2. Class Structure Overview</w:t>
       </w:r>
     </w:p>
@@ -232,10 +332,7 @@
         <w:spacing w:before="240" w:after="120"/>
       </w:pPr>
       <w:r>
-        <w:t>2</w:t>
-      </w:r>
-      <w:r>
-        <w:t>.1 Command</w:t>
+        <w:t>Command</w:t>
       </w:r>
     </w:p>
     <w:tbl>
@@ -256,18 +353,12 @@
         <w:tblLook w:val="0000" w:firstRow="0" w:lastRow="0" w:firstColumn="0" w:lastColumn="0" w:noHBand="0" w:noVBand="0"/>
       </w:tblPr>
       <w:tblGrid>
-        <w:gridCol w:w="2192"/>
-        <w:gridCol w:w="1985"/>
-        <w:gridCol w:w="2860"/>
-        <w:gridCol w:w="2763"/>
+        <w:gridCol w:w="2278"/>
+        <w:gridCol w:w="1933"/>
+        <w:gridCol w:w="3126"/>
+        <w:gridCol w:w="2463"/>
       </w:tblGrid>
       <w:tr>
-        <w:tblPrEx>
-          <w:tblCellMar>
-            <w:top w:w="0" w:type="dxa"/>
-            <w:bottom w:w="0" w:type="dxa"/>
-          </w:tblCellMar>
-        </w:tblPrEx>
         <w:trPr>
           <w:tblHeader/>
         </w:trPr>
@@ -291,7 +382,7 @@
           <w:p>
             <w:r>
               <w:rPr>
-                <w:rFonts w:ascii="Calibri" w:eastAsia="Calibri" w:hAnsi="Calibri" w:cs="Calibri"/>
+                <w:rFonts w:eastAsia="Calibri" w:cs="Calibri"/>
                 <w:b/>
                 <w:bCs/>
                 <w:color w:val="FFFFFF"/>
@@ -320,108 +411,75 @@
           <w:p>
             <w:r>
               <w:rPr>
-                <w:rFonts w:ascii="Calibri" w:eastAsia="Calibri" w:hAnsi="Calibri" w:cs="Calibri"/>
+                <w:rFonts w:eastAsia="Calibri" w:cs="Calibri"/>
                 <w:b/>
                 <w:bCs/>
                 <w:color w:val="FFFFFF"/>
               </w:rPr>
-              <w:t>R</w:t>
-            </w:r>
-            <w:r>
-              <w:rPr>
-                <w:rFonts w:ascii="Calibri" w:eastAsia="Calibri" w:hAnsi="Calibri" w:cs="Calibri"/>
+              <w:t>Role</w:t>
+            </w:r>
+          </w:p>
+        </w:tc>
+        <w:tc>
+          <w:tcPr>
+            <w:tcW w:w="2800" w:type="dxa"/>
+            <w:tcBorders>
+              <w:top w:val="single" w:sz="2" w:space="0" w:color="BFBFBF"/>
+              <w:left w:val="single" w:sz="2" w:space="0" w:color="BFBFBF"/>
+              <w:bottom w:val="single" w:sz="2" w:space="0" w:color="BFBFBF"/>
+              <w:right w:val="single" w:sz="2" w:space="0" w:color="BFBFBF"/>
+            </w:tcBorders>
+            <w:shd w:val="clear" w:color="auto" w:fill="2F5496"/>
+            <w:tcMar>
+              <w:top w:w="80" w:type="dxa"/>
+              <w:left w:w="100" w:type="dxa"/>
+              <w:bottom w:w="80" w:type="dxa"/>
+              <w:right w:w="100" w:type="dxa"/>
+            </w:tcMar>
+          </w:tcPr>
+          <w:p>
+            <w:r>
+              <w:rPr>
+                <w:rFonts w:eastAsia="Calibri" w:cs="Calibri"/>
                 <w:b/>
                 <w:bCs/>
                 <w:color w:val="FFFFFF"/>
               </w:rPr>
-              <w:t>o</w:t>
-            </w:r>
-            <w:r>
-              <w:rPr>
-                <w:rFonts w:ascii="Calibri" w:eastAsia="Calibri" w:hAnsi="Calibri" w:cs="Calibri"/>
+              <w:t>Key members</w:t>
+            </w:r>
+          </w:p>
+        </w:tc>
+        <w:tc>
+          <w:tcPr>
+            <w:tcW w:w="2800" w:type="dxa"/>
+            <w:tcBorders>
+              <w:top w:val="single" w:sz="2" w:space="0" w:color="BFBFBF"/>
+              <w:left w:val="single" w:sz="2" w:space="0" w:color="BFBFBF"/>
+              <w:bottom w:val="single" w:sz="2" w:space="0" w:color="BFBFBF"/>
+              <w:right w:val="single" w:sz="2" w:space="0" w:color="BFBFBF"/>
+            </w:tcBorders>
+            <w:shd w:val="clear" w:color="auto" w:fill="2F5496"/>
+            <w:tcMar>
+              <w:top w:w="80" w:type="dxa"/>
+              <w:left w:w="100" w:type="dxa"/>
+              <w:bottom w:w="80" w:type="dxa"/>
+              <w:right w:w="100" w:type="dxa"/>
+            </w:tcMar>
+          </w:tcPr>
+          <w:p>
+            <w:r>
+              <w:rPr>
+                <w:rFonts w:eastAsia="Calibri" w:cs="Calibri"/>
                 <w:b/>
                 <w:bCs/>
                 <w:color w:val="FFFFFF"/>
               </w:rPr>
-              <w:t>l</w:t>
-            </w:r>
-            <w:r>
-              <w:rPr>
-                <w:rFonts w:ascii="Calibri" w:eastAsia="Calibri" w:hAnsi="Calibri" w:cs="Calibri"/>
-                <w:b/>
-                <w:bCs/>
-                <w:color w:val="FFFFFF"/>
-              </w:rPr>
-              <w:t>e</w:t>
-            </w:r>
-          </w:p>
-        </w:tc>
-        <w:tc>
-          <w:tcPr>
-            <w:tcW w:w="2800" w:type="dxa"/>
-            <w:tcBorders>
-              <w:top w:val="single" w:sz="2" w:space="0" w:color="BFBFBF"/>
-              <w:left w:val="single" w:sz="2" w:space="0" w:color="BFBFBF"/>
-              <w:bottom w:val="single" w:sz="2" w:space="0" w:color="BFBFBF"/>
-              <w:right w:val="single" w:sz="2" w:space="0" w:color="BFBFBF"/>
-            </w:tcBorders>
-            <w:shd w:val="clear" w:color="auto" w:fill="2F5496"/>
-            <w:tcMar>
-              <w:top w:w="80" w:type="dxa"/>
-              <w:left w:w="100" w:type="dxa"/>
-              <w:bottom w:w="80" w:type="dxa"/>
-              <w:right w:w="100" w:type="dxa"/>
-            </w:tcMar>
-          </w:tcPr>
-          <w:p>
-            <w:r>
-              <w:rPr>
-                <w:rFonts w:ascii="Calibri" w:eastAsia="Calibri" w:hAnsi="Calibri" w:cs="Calibri"/>
-                <w:b/>
-                <w:bCs/>
-                <w:color w:val="FFFFFF"/>
-              </w:rPr>
-              <w:t>Key members</w:t>
-            </w:r>
-          </w:p>
-        </w:tc>
-        <w:tc>
-          <w:tcPr>
-            <w:tcW w:w="2800" w:type="dxa"/>
-            <w:tcBorders>
-              <w:top w:val="single" w:sz="2" w:space="0" w:color="BFBFBF"/>
-              <w:left w:val="single" w:sz="2" w:space="0" w:color="BFBFBF"/>
-              <w:bottom w:val="single" w:sz="2" w:space="0" w:color="BFBFBF"/>
-              <w:right w:val="single" w:sz="2" w:space="0" w:color="BFBFBF"/>
-            </w:tcBorders>
-            <w:shd w:val="clear" w:color="auto" w:fill="2F5496"/>
-            <w:tcMar>
-              <w:top w:w="80" w:type="dxa"/>
-              <w:left w:w="100" w:type="dxa"/>
-              <w:bottom w:w="80" w:type="dxa"/>
-              <w:right w:w="100" w:type="dxa"/>
-            </w:tcMar>
-          </w:tcPr>
-          <w:p>
-            <w:r>
-              <w:rPr>
-                <w:rFonts w:ascii="Calibri" w:eastAsia="Calibri" w:hAnsi="Calibri" w:cs="Calibri"/>
-                <w:b/>
-                <w:bCs/>
-                <w:color w:val="FFFFFF"/>
-              </w:rPr>
               <w:t>Associations</w:t>
             </w:r>
           </w:p>
         </w:tc>
       </w:tr>
       <w:tr>
-        <w:tblPrEx>
-          <w:tblCellMar>
-            <w:top w:w="0" w:type="dxa"/>
-            <w:bottom w:w="0" w:type="dxa"/>
-          </w:tblCellMar>
-        </w:tblPrEx>
         <w:tc>
           <w:tcPr>
             <w:tcW w:w="2200" w:type="dxa"/>
@@ -441,7 +499,7 @@
           <w:p>
             <w:r>
               <w:rPr>
-                <w:rFonts w:ascii="Calibri" w:eastAsia="Calibri" w:hAnsi="Calibri" w:cs="Calibri"/>
+                <w:rFonts w:eastAsia="Calibri" w:cs="Calibri"/>
               </w:rPr>
               <w:t>Command</w:t>
             </w:r>
@@ -466,63 +524,9 @@
           <w:p>
             <w:r>
               <w:rPr>
-                <w:rFonts w:ascii="Calibri" w:eastAsia="Calibri" w:hAnsi="Calibri" w:cs="Calibri"/>
-              </w:rPr>
-              <w:t>A</w:t>
-            </w:r>
-            <w:r>
-              <w:rPr>
-                <w:rFonts w:ascii="Calibri" w:eastAsia="Calibri" w:hAnsi="Calibri" w:cs="Calibri"/>
-              </w:rPr>
-              <w:t>b</w:t>
-            </w:r>
-            <w:r>
-              <w:rPr>
-                <w:rFonts w:ascii="Calibri" w:eastAsia="Calibri" w:hAnsi="Calibri" w:cs="Calibri"/>
-              </w:rPr>
-              <w:t>s</w:t>
-            </w:r>
-            <w:r>
-              <w:rPr>
-                <w:rFonts w:ascii="Calibri" w:eastAsia="Calibri" w:hAnsi="Calibri" w:cs="Calibri"/>
-              </w:rPr>
-              <w:t>t</w:t>
-            </w:r>
-            <w:r>
-              <w:rPr>
-                <w:rFonts w:ascii="Calibri" w:eastAsia="Calibri" w:hAnsi="Calibri" w:cs="Calibri"/>
-              </w:rPr>
-              <w:t>r</w:t>
-            </w:r>
-            <w:r>
-              <w:rPr>
-                <w:rFonts w:ascii="Calibri" w:eastAsia="Calibri" w:hAnsi="Calibri" w:cs="Calibri"/>
-              </w:rPr>
-              <w:t>a</w:t>
-            </w:r>
-            <w:r>
-              <w:rPr>
-                <w:rFonts w:ascii="Calibri" w:eastAsia="Calibri" w:hAnsi="Calibri" w:cs="Calibri"/>
-              </w:rPr>
-              <w:t>c</w:t>
-            </w:r>
-            <w:r>
-              <w:rPr>
-                <w:rFonts w:ascii="Calibri" w:eastAsia="Calibri" w:hAnsi="Calibri" w:cs="Calibri"/>
-              </w:rPr>
-              <w:t>t</w:t>
-            </w:r>
-            <w:r>
-              <w:rPr>
-                <w:rFonts w:ascii="Calibri" w:eastAsia="Calibri" w:hAnsi="Calibri" w:cs="Calibri"/>
-              </w:rPr>
-              <w:t xml:space="preserve"> </w:t>
-            </w:r>
-            <w:r>
-              <w:rPr>
-                <w:rFonts w:ascii="Calibri" w:eastAsia="Calibri" w:hAnsi="Calibri" w:cs="Calibri"/>
-              </w:rPr>
-              <w:t>Command</w:t>
+                <w:rFonts w:eastAsia="Calibri" w:cs="Calibri"/>
+              </w:rPr>
+              <w:t>Abstract Command</w:t>
             </w:r>
           </w:p>
         </w:tc>
@@ -545,7 +549,7 @@
           <w:p>
             <w:r>
               <w:rPr>
-                <w:rFonts w:ascii="Calibri" w:eastAsia="Calibri" w:hAnsi="Calibri" w:cs="Calibri"/>
+                <w:rFonts w:eastAsia="Calibri" w:cs="Calibri"/>
               </w:rPr>
               <w:t>execute(), undo(), description()</w:t>
             </w:r>
@@ -570,7 +574,7 @@
           <w:p>
             <w:r>
               <w:rPr>
-                <w:rFonts w:ascii="Calibri" w:eastAsia="Calibri" w:hAnsi="Calibri" w:cs="Calibri"/>
+                <w:rFonts w:eastAsia="Calibri" w:cs="Calibri"/>
               </w:rPr>
               <w:t>—</w:t>
             </w:r>
@@ -578,12 +582,6 @@
         </w:tc>
       </w:tr>
       <w:tr>
-        <w:tblPrEx>
-          <w:tblCellMar>
-            <w:top w:w="0" w:type="dxa"/>
-            <w:bottom w:w="0" w:type="dxa"/>
-          </w:tblCellMar>
-        </w:tblPrEx>
         <w:tc>
           <w:tcPr>
             <w:tcW w:w="2200" w:type="dxa"/>
@@ -601,14 +599,12 @@
             </w:tcMar>
           </w:tcPr>
           <w:p>
-            <w:proofErr w:type="spellStart"/>
-            <w:r>
-              <w:rPr>
-                <w:rFonts w:ascii="Calibri" w:eastAsia="Calibri" w:hAnsi="Calibri" w:cs="Calibri"/>
+            <w:r>
+              <w:rPr>
+                <w:rFonts w:eastAsia="Calibri" w:cs="Calibri"/>
               </w:rPr>
               <w:t>DispatchUnitCommand</w:t>
             </w:r>
-            <w:proofErr w:type="spellEnd"/>
           </w:p>
         </w:tc>
         <w:tc>
@@ -628,14 +624,12 @@
             </w:tcMar>
           </w:tcPr>
           <w:p>
-            <w:proofErr w:type="spellStart"/>
-            <w:r>
-              <w:rPr>
-                <w:rFonts w:ascii="Calibri" w:eastAsia="Calibri" w:hAnsi="Calibri" w:cs="Calibri"/>
+            <w:r>
+              <w:rPr>
+                <w:rFonts w:eastAsia="Calibri" w:cs="Calibri"/>
               </w:rPr>
               <w:t>ConcreteCommand</w:t>
             </w:r>
-            <w:proofErr w:type="spellEnd"/>
           </w:p>
         </w:tc>
         <w:tc>
@@ -657,7 +651,7 @@
           <w:p>
             <w:r>
               <w:rPr>
-                <w:rFonts w:ascii="Calibri" w:eastAsia="Calibri" w:hAnsi="Calibri" w:cs="Calibri"/>
+                <w:rFonts w:eastAsia="Calibri" w:cs="Calibri"/>
               </w:rPr>
               <w:t>unit, incident, location</w:t>
             </w:r>
@@ -682,34 +676,14 @@
           <w:p>
             <w:r>
               <w:rPr>
-                <w:rFonts w:ascii="Calibri" w:eastAsia="Calibri" w:hAnsi="Calibri" w:cs="Calibri"/>
-              </w:rPr>
-              <w:t xml:space="preserve">receiver: </w:t>
-            </w:r>
-            <w:proofErr w:type="spellStart"/>
-            <w:r>
-              <w:rPr>
-                <w:rFonts w:ascii="Calibri" w:eastAsia="Calibri" w:hAnsi="Calibri" w:cs="Calibri"/>
-              </w:rPr>
-              <w:t>ResponseComponent</w:t>
-            </w:r>
-            <w:proofErr w:type="spellEnd"/>
-            <w:r>
-              <w:rPr>
-                <w:rFonts w:ascii="Calibri" w:eastAsia="Calibri" w:hAnsi="Calibri" w:cs="Calibri"/>
-              </w:rPr>
-              <w:t>* (non-owning)</w:t>
+                <w:rFonts w:eastAsia="Calibri" w:cs="Calibri"/>
+              </w:rPr>
+              <w:t>receiver: ResponseComponent* (non-owning)</w:t>
             </w:r>
           </w:p>
         </w:tc>
       </w:tr>
       <w:tr>
-        <w:tblPrEx>
-          <w:tblCellMar>
-            <w:top w:w="0" w:type="dxa"/>
-            <w:bottom w:w="0" w:type="dxa"/>
-          </w:tblCellMar>
-        </w:tblPrEx>
         <w:tc>
           <w:tcPr>
             <w:tcW w:w="2200" w:type="dxa"/>
@@ -727,14 +701,12 @@
             </w:tcMar>
           </w:tcPr>
           <w:p>
-            <w:proofErr w:type="spellStart"/>
-            <w:r>
-              <w:rPr>
-                <w:rFonts w:ascii="Calibri" w:eastAsia="Calibri" w:hAnsi="Calibri" w:cs="Calibri"/>
+            <w:r>
+              <w:rPr>
+                <w:rFonts w:eastAsia="Calibri" w:cs="Calibri"/>
               </w:rPr>
               <w:t>LockAreaCommand</w:t>
             </w:r>
-            <w:proofErr w:type="spellEnd"/>
           </w:p>
         </w:tc>
         <w:tc>
@@ -754,19 +726,11 @@
             </w:tcMar>
           </w:tcPr>
           <w:p>
-            <w:proofErr w:type="spellStart"/>
-            <w:r>
-              <w:rPr>
-                <w:rFonts w:ascii="Calibri" w:eastAsia="Calibri" w:hAnsi="Calibri" w:cs="Calibri"/>
-              </w:rPr>
-              <w:t>ConcreteCommand</w:t>
-            </w:r>
-            <w:proofErr w:type="spellEnd"/>
-            <w:r>
-              <w:rPr>
-                <w:rFonts w:ascii="Calibri" w:eastAsia="Calibri" w:hAnsi="Calibri" w:cs="Calibri"/>
-              </w:rPr>
-              <w:t xml:space="preserve"> (reversible)</w:t>
+            <w:r>
+              <w:rPr>
+                <w:rFonts w:eastAsia="Calibri" w:cs="Calibri"/>
+              </w:rPr>
+              <w:t>ConcreteCommand (reversible)</w:t>
             </w:r>
           </w:p>
         </w:tc>
@@ -789,7 +753,7 @@
           <w:p>
             <w:r>
               <w:rPr>
-                <w:rFonts w:ascii="Calibri" w:eastAsia="Calibri" w:hAnsi="Calibri" w:cs="Calibri"/>
+                <w:rFonts w:eastAsia="Calibri" w:cs="Calibri"/>
               </w:rPr>
               <w:t>access, area</w:t>
             </w:r>
@@ -814,34 +778,14 @@
           <w:p>
             <w:r>
               <w:rPr>
-                <w:rFonts w:ascii="Calibri" w:eastAsia="Calibri" w:hAnsi="Calibri" w:cs="Calibri"/>
-              </w:rPr>
-              <w:t xml:space="preserve">receiver: </w:t>
-            </w:r>
-            <w:proofErr w:type="spellStart"/>
-            <w:r>
-              <w:rPr>
-                <w:rFonts w:ascii="Calibri" w:eastAsia="Calibri" w:hAnsi="Calibri" w:cs="Calibri"/>
-              </w:rPr>
-              <w:t>AccessControlSystem</w:t>
-            </w:r>
-            <w:proofErr w:type="spellEnd"/>
-            <w:r>
-              <w:rPr>
-                <w:rFonts w:ascii="Calibri" w:eastAsia="Calibri" w:hAnsi="Calibri" w:cs="Calibri"/>
-              </w:rPr>
-              <w:t>* (non-owning)</w:t>
+                <w:rFonts w:eastAsia="Calibri" w:cs="Calibri"/>
+              </w:rPr>
+              <w:t>receiver: AccessControlSystem* (non-owning)</w:t>
             </w:r>
           </w:p>
         </w:tc>
       </w:tr>
       <w:tr>
-        <w:tblPrEx>
-          <w:tblCellMar>
-            <w:top w:w="0" w:type="dxa"/>
-            <w:bottom w:w="0" w:type="dxa"/>
-          </w:tblCellMar>
-        </w:tblPrEx>
         <w:tc>
           <w:tcPr>
             <w:tcW w:w="2200" w:type="dxa"/>
@@ -859,14 +803,13 @@
             </w:tcMar>
           </w:tcPr>
           <w:p>
-            <w:proofErr w:type="spellStart"/>
-            <w:r>
-              <w:rPr>
-                <w:rFonts w:ascii="Calibri" w:eastAsia="Calibri" w:hAnsi="Calibri" w:cs="Calibri"/>
-              </w:rPr>
+            <w:r>
+              <w:rPr>
+                <w:rFonts w:eastAsia="Calibri" w:cs="Calibri"/>
+              </w:rPr>
+              <w:lastRenderedPageBreak/>
               <w:t>AlertCommand</w:t>
             </w:r>
-            <w:proofErr w:type="spellEnd"/>
           </w:p>
         </w:tc>
         <w:tc>
@@ -886,14 +829,12 @@
             </w:tcMar>
           </w:tcPr>
           <w:p>
-            <w:proofErr w:type="spellStart"/>
-            <w:r>
-              <w:rPr>
-                <w:rFonts w:ascii="Calibri" w:eastAsia="Calibri" w:hAnsi="Calibri" w:cs="Calibri"/>
+            <w:r>
+              <w:rPr>
+                <w:rFonts w:eastAsia="Calibri" w:cs="Calibri"/>
               </w:rPr>
               <w:t>ConcreteCommand</w:t>
             </w:r>
-            <w:proofErr w:type="spellEnd"/>
           </w:p>
         </w:tc>
         <w:tc>
@@ -915,7 +856,7 @@
           <w:p>
             <w:r>
               <w:rPr>
-                <w:rFonts w:ascii="Calibri" w:eastAsia="Calibri" w:hAnsi="Calibri" w:cs="Calibri"/>
+                <w:rFonts w:eastAsia="Calibri" w:cs="Calibri"/>
               </w:rPr>
               <w:t>channel, message, location</w:t>
             </w:r>
@@ -940,34 +881,14 @@
           <w:p>
             <w:r>
               <w:rPr>
-                <w:rFonts w:ascii="Calibri" w:eastAsia="Calibri" w:hAnsi="Calibri" w:cs="Calibri"/>
-              </w:rPr>
-              <w:t xml:space="preserve">receiver: </w:t>
-            </w:r>
-            <w:proofErr w:type="spellStart"/>
-            <w:r>
-              <w:rPr>
-                <w:rFonts w:ascii="Calibri" w:eastAsia="Calibri" w:hAnsi="Calibri" w:cs="Calibri"/>
-              </w:rPr>
-              <w:t>CommunicationChannel</w:t>
-            </w:r>
-            <w:proofErr w:type="spellEnd"/>
-            <w:r>
-              <w:rPr>
-                <w:rFonts w:ascii="Calibri" w:eastAsia="Calibri" w:hAnsi="Calibri" w:cs="Calibri"/>
-              </w:rPr>
-              <w:t>* (non-owning)</w:t>
+                <w:rFonts w:eastAsia="Calibri" w:cs="Calibri"/>
+              </w:rPr>
+              <w:t>receiver: CommunicationChannel* (non-owning)</w:t>
             </w:r>
           </w:p>
         </w:tc>
       </w:tr>
       <w:tr>
-        <w:tblPrEx>
-          <w:tblCellMar>
-            <w:top w:w="0" w:type="dxa"/>
-            <w:bottom w:w="0" w:type="dxa"/>
-          </w:tblCellMar>
-        </w:tblPrEx>
         <w:tc>
           <w:tcPr>
             <w:tcW w:w="2200" w:type="dxa"/>
@@ -985,14 +906,12 @@
             </w:tcMar>
           </w:tcPr>
           <w:p>
-            <w:proofErr w:type="spellStart"/>
-            <w:r>
-              <w:rPr>
-                <w:rFonts w:ascii="Calibri" w:eastAsia="Calibri" w:hAnsi="Calibri" w:cs="Calibri"/>
+            <w:r>
+              <w:rPr>
+                <w:rFonts w:eastAsia="Calibri" w:cs="Calibri"/>
               </w:rPr>
               <w:t>EvacuationCommand</w:t>
             </w:r>
-            <w:proofErr w:type="spellEnd"/>
           </w:p>
         </w:tc>
         <w:tc>
@@ -1012,14 +931,12 @@
             </w:tcMar>
           </w:tcPr>
           <w:p>
-            <w:proofErr w:type="spellStart"/>
-            <w:r>
-              <w:rPr>
-                <w:rFonts w:ascii="Calibri" w:eastAsia="Calibri" w:hAnsi="Calibri" w:cs="Calibri"/>
+            <w:r>
+              <w:rPr>
+                <w:rFonts w:eastAsia="Calibri" w:cs="Calibri"/>
               </w:rPr>
               <w:t>ConcreteCommand</w:t>
             </w:r>
-            <w:proofErr w:type="spellEnd"/>
           </w:p>
         </w:tc>
         <w:tc>
@@ -1041,7 +958,7 @@
           <w:p>
             <w:r>
               <w:rPr>
-                <w:rFonts w:ascii="Calibri" w:eastAsia="Calibri" w:hAnsi="Calibri" w:cs="Calibri"/>
+                <w:rFonts w:eastAsia="Calibri" w:cs="Calibri"/>
               </w:rPr>
               <w:t>facilities, area, incident</w:t>
             </w:r>
@@ -1066,34 +983,14 @@
           <w:p>
             <w:r>
               <w:rPr>
-                <w:rFonts w:ascii="Calibri" w:eastAsia="Calibri" w:hAnsi="Calibri" w:cs="Calibri"/>
-              </w:rPr>
-              <w:t xml:space="preserve">receiver: </w:t>
-            </w:r>
-            <w:proofErr w:type="spellStart"/>
-            <w:r>
-              <w:rPr>
-                <w:rFonts w:ascii="Calibri" w:eastAsia="Calibri" w:hAnsi="Calibri" w:cs="Calibri"/>
-              </w:rPr>
-              <w:t>FacilitiesTeam</w:t>
-            </w:r>
-            <w:proofErr w:type="spellEnd"/>
-            <w:r>
-              <w:rPr>
-                <w:rFonts w:ascii="Calibri" w:eastAsia="Calibri" w:hAnsi="Calibri" w:cs="Calibri"/>
-              </w:rPr>
-              <w:t>* (non-owning)</w:t>
+                <w:rFonts w:eastAsia="Calibri" w:cs="Calibri"/>
+              </w:rPr>
+              <w:t>receiver: FacilitiesTeam* (non-owning)</w:t>
             </w:r>
           </w:p>
         </w:tc>
       </w:tr>
       <w:tr>
-        <w:tblPrEx>
-          <w:tblCellMar>
-            <w:top w:w="0" w:type="dxa"/>
-            <w:bottom w:w="0" w:type="dxa"/>
-          </w:tblCellMar>
-        </w:tblPrEx>
         <w:tc>
           <w:tcPr>
             <w:tcW w:w="2200" w:type="dxa"/>
@@ -1111,14 +1008,12 @@
             </w:tcMar>
           </w:tcPr>
           <w:p>
-            <w:proofErr w:type="spellStart"/>
-            <w:r>
-              <w:rPr>
-                <w:rFonts w:ascii="Calibri" w:eastAsia="Calibri" w:hAnsi="Calibri" w:cs="Calibri"/>
+            <w:r>
+              <w:rPr>
+                <w:rFonts w:eastAsia="Calibri" w:cs="Calibri"/>
               </w:rPr>
               <w:t>CancelCommand</w:t>
             </w:r>
-            <w:proofErr w:type="spellEnd"/>
           </w:p>
         </w:tc>
         <w:tc>
@@ -1138,14 +1033,12 @@
             </w:tcMar>
           </w:tcPr>
           <w:p>
-            <w:proofErr w:type="spellStart"/>
-            <w:r>
-              <w:rPr>
-                <w:rFonts w:ascii="Calibri" w:eastAsia="Calibri" w:hAnsi="Calibri" w:cs="Calibri"/>
+            <w:r>
+              <w:rPr>
+                <w:rFonts w:eastAsia="Calibri" w:cs="Calibri"/>
               </w:rPr>
               <w:t>ConcreteCommand</w:t>
             </w:r>
-            <w:proofErr w:type="spellEnd"/>
           </w:p>
         </w:tc>
         <w:tc>
@@ -1167,7 +1060,7 @@
           <w:p>
             <w:r>
               <w:rPr>
-                <w:rFonts w:ascii="Calibri" w:eastAsia="Calibri" w:hAnsi="Calibri" w:cs="Calibri"/>
+                <w:rFonts w:eastAsia="Calibri" w:cs="Calibri"/>
               </w:rPr>
               <w:t>target</w:t>
             </w:r>
@@ -1192,7 +1085,7 @@
           <w:p>
             <w:r>
               <w:rPr>
-                <w:rFonts w:ascii="Calibri" w:eastAsia="Calibri" w:hAnsi="Calibri" w:cs="Calibri"/>
+                <w:rFonts w:eastAsia="Calibri" w:cs="Calibri"/>
               </w:rPr>
               <w:t>receiver: another Command* (non-owning)</w:t>
             </w:r>
@@ -1200,12 +1093,6 @@
         </w:tc>
       </w:tr>
       <w:tr>
-        <w:tblPrEx>
-          <w:tblCellMar>
-            <w:top w:w="0" w:type="dxa"/>
-            <w:bottom w:w="0" w:type="dxa"/>
-          </w:tblCellMar>
-        </w:tblPrEx>
         <w:tc>
           <w:tcPr>
             <w:tcW w:w="2200" w:type="dxa"/>
@@ -1223,14 +1110,12 @@
             </w:tcMar>
           </w:tcPr>
           <w:p>
-            <w:proofErr w:type="spellStart"/>
-            <w:r>
-              <w:rPr>
-                <w:rFonts w:ascii="Calibri" w:eastAsia="Calibri" w:hAnsi="Calibri" w:cs="Calibri"/>
+            <w:r>
+              <w:rPr>
+                <w:rFonts w:eastAsia="Calibri" w:cs="Calibri"/>
               </w:rPr>
               <w:t>OperatorConsole</w:t>
             </w:r>
-            <w:proofErr w:type="spellEnd"/>
           </w:p>
         </w:tc>
         <w:tc>
@@ -1252,7 +1137,7 @@
           <w:p>
             <w:r>
               <w:rPr>
-                <w:rFonts w:ascii="Calibri" w:eastAsia="Calibri" w:hAnsi="Calibri" w:cs="Calibri"/>
+                <w:rFonts w:eastAsia="Calibri" w:cs="Calibri"/>
               </w:rPr>
               <w:t>Invoker</w:t>
             </w:r>
@@ -1277,23 +1162,9 @@
           <w:p>
             <w:r>
               <w:rPr>
-                <w:rFonts w:ascii="Calibri" w:eastAsia="Calibri" w:hAnsi="Calibri" w:cs="Calibri"/>
-              </w:rPr>
-              <w:t>history: vector&lt;</w:t>
-            </w:r>
-            <w:proofErr w:type="spellStart"/>
-            <w:r>
-              <w:rPr>
-                <w:rFonts w:ascii="Calibri" w:eastAsia="Calibri" w:hAnsi="Calibri" w:cs="Calibri"/>
-              </w:rPr>
-              <w:t>unique_ptr</w:t>
-            </w:r>
-            <w:proofErr w:type="spellEnd"/>
-            <w:r>
-              <w:rPr>
-                <w:rFonts w:ascii="Calibri" w:eastAsia="Calibri" w:hAnsi="Calibri" w:cs="Calibri"/>
-              </w:rPr>
-              <w:t>&lt;Command&gt;&gt;</w:t>
+                <w:rFonts w:eastAsia="Calibri" w:cs="Calibri"/>
+              </w:rPr>
+              <w:t>history: vector&lt;unique_ptr&lt;Command&gt;&gt;</w:t>
             </w:r>
           </w:p>
         </w:tc>
@@ -1316,7 +1187,7 @@
           <w:p>
             <w:r>
               <w:rPr>
-                <w:rFonts w:ascii="Calibri" w:eastAsia="Calibri" w:hAnsi="Calibri" w:cs="Calibri"/>
+                <w:rFonts w:eastAsia="Calibri" w:cs="Calibri"/>
               </w:rPr>
               <w:t>owns every submitted Command</w:t>
             </w:r>
@@ -1330,7 +1201,7 @@
         <w:spacing w:before="240" w:after="120"/>
       </w:pPr>
       <w:r>
-        <w:t>2.2 Mediator</w:t>
+        <w:t>Mediator</w:t>
       </w:r>
     </w:p>
     <w:tbl>
@@ -1357,12 +1228,6 @@
         <w:gridCol w:w="2700"/>
       </w:tblGrid>
       <w:tr>
-        <w:tblPrEx>
-          <w:tblCellMar>
-            <w:top w:w="0" w:type="dxa"/>
-            <w:bottom w:w="0" w:type="dxa"/>
-          </w:tblCellMar>
-        </w:tblPrEx>
         <w:trPr>
           <w:tblHeader/>
         </w:trPr>
@@ -1386,12 +1251,11 @@
           <w:p>
             <w:r>
               <w:rPr>
-                <w:rFonts w:ascii="Calibri" w:eastAsia="Calibri" w:hAnsi="Calibri" w:cs="Calibri"/>
+                <w:rFonts w:eastAsia="Calibri" w:cs="Calibri"/>
                 <w:b/>
                 <w:bCs/>
                 <w:color w:val="FFFFFF"/>
               </w:rPr>
-              <w:lastRenderedPageBreak/>
               <w:t>Class</w:t>
             </w:r>
           </w:p>
@@ -1416,7 +1280,7 @@
           <w:p>
             <w:r>
               <w:rPr>
-                <w:rFonts w:ascii="Calibri" w:eastAsia="Calibri" w:hAnsi="Calibri" w:cs="Calibri"/>
+                <w:rFonts w:eastAsia="Calibri" w:cs="Calibri"/>
                 <w:b/>
                 <w:bCs/>
                 <w:color w:val="FFFFFF"/>
@@ -1445,7 +1309,7 @@
           <w:p>
             <w:r>
               <w:rPr>
-                <w:rFonts w:ascii="Calibri" w:eastAsia="Calibri" w:hAnsi="Calibri" w:cs="Calibri"/>
+                <w:rFonts w:eastAsia="Calibri" w:cs="Calibri"/>
                 <w:b/>
                 <w:bCs/>
                 <w:color w:val="FFFFFF"/>
@@ -1474,7 +1338,7 @@
           <w:p>
             <w:r>
               <w:rPr>
-                <w:rFonts w:ascii="Calibri" w:eastAsia="Calibri" w:hAnsi="Calibri" w:cs="Calibri"/>
+                <w:rFonts w:eastAsia="Calibri" w:cs="Calibri"/>
                 <w:b/>
                 <w:bCs/>
                 <w:color w:val="FFFFFF"/>
@@ -1485,12 +1349,6 @@
         </w:tc>
       </w:tr>
       <w:tr>
-        <w:tblPrEx>
-          <w:tblCellMar>
-            <w:top w:w="0" w:type="dxa"/>
-            <w:bottom w:w="0" w:type="dxa"/>
-          </w:tblCellMar>
-        </w:tblPrEx>
         <w:tc>
           <w:tcPr>
             <w:tcW w:w="2400" w:type="dxa"/>
@@ -1508,14 +1366,12 @@
             </w:tcMar>
           </w:tcPr>
           <w:p>
-            <w:proofErr w:type="spellStart"/>
-            <w:r>
-              <w:rPr>
-                <w:rFonts w:ascii="Calibri" w:eastAsia="Calibri" w:hAnsi="Calibri" w:cs="Calibri"/>
+            <w:r>
+              <w:rPr>
+                <w:rFonts w:eastAsia="Calibri" w:cs="Calibri"/>
               </w:rPr>
               <w:t>ResponseMediator</w:t>
             </w:r>
-            <w:proofErr w:type="spellEnd"/>
           </w:p>
         </w:tc>
         <w:tc>
@@ -1537,7 +1393,7 @@
           <w:p>
             <w:r>
               <w:rPr>
-                <w:rFonts w:ascii="Calibri" w:eastAsia="Calibri" w:hAnsi="Calibri" w:cs="Calibri"/>
+                <w:rFonts w:eastAsia="Calibri" w:cs="Calibri"/>
               </w:rPr>
               <w:t>Mediator interface</w:t>
             </w:r>
@@ -1560,33 +1416,11 @@
             </w:tcMar>
           </w:tcPr>
           <w:p>
-            <w:proofErr w:type="spellStart"/>
-            <w:r>
-              <w:rPr>
-                <w:rFonts w:ascii="Calibri" w:eastAsia="Calibri" w:hAnsi="Calibri" w:cs="Calibri"/>
-              </w:rPr>
-              <w:t>componentArrived</w:t>
-            </w:r>
-            <w:proofErr w:type="spellEnd"/>
-            <w:r>
-              <w:rPr>
-                <w:rFonts w:ascii="Calibri" w:eastAsia="Calibri" w:hAnsi="Calibri" w:cs="Calibri"/>
-              </w:rPr>
-              <w:t xml:space="preserve">(), </w:t>
-            </w:r>
-            <w:proofErr w:type="spellStart"/>
-            <w:r>
-              <w:rPr>
-                <w:rFonts w:ascii="Calibri" w:eastAsia="Calibri" w:hAnsi="Calibri" w:cs="Calibri"/>
-              </w:rPr>
-              <w:t>componentFinished</w:t>
-            </w:r>
-            <w:proofErr w:type="spellEnd"/>
-            <w:r>
-              <w:rPr>
-                <w:rFonts w:ascii="Calibri" w:eastAsia="Calibri" w:hAnsi="Calibri" w:cs="Calibri"/>
-              </w:rPr>
-              <w:t>()</w:t>
+            <w:r>
+              <w:rPr>
+                <w:rFonts w:eastAsia="Calibri" w:cs="Calibri"/>
+              </w:rPr>
+              <w:t>componentArrived(), componentFinished()</w:t>
             </w:r>
           </w:p>
         </w:tc>
@@ -1609,7 +1443,7 @@
           <w:p>
             <w:r>
               <w:rPr>
-                <w:rFonts w:ascii="Calibri" w:eastAsia="Calibri" w:hAnsi="Calibri" w:cs="Calibri"/>
+                <w:rFonts w:eastAsia="Calibri" w:cs="Calibri"/>
               </w:rPr>
               <w:t>—</w:t>
             </w:r>
@@ -1617,12 +1451,6 @@
         </w:tc>
       </w:tr>
       <w:tr>
-        <w:tblPrEx>
-          <w:tblCellMar>
-            <w:top w:w="0" w:type="dxa"/>
-            <w:bottom w:w="0" w:type="dxa"/>
-          </w:tblCellMar>
-        </w:tblPrEx>
         <w:tc>
           <w:tcPr>
             <w:tcW w:w="2400" w:type="dxa"/>
@@ -1640,14 +1468,12 @@
             </w:tcMar>
           </w:tcPr>
           <w:p>
-            <w:proofErr w:type="spellStart"/>
-            <w:r>
-              <w:rPr>
-                <w:rFonts w:ascii="Calibri" w:eastAsia="Calibri" w:hAnsi="Calibri" w:cs="Calibri"/>
+            <w:r>
+              <w:rPr>
+                <w:rFonts w:eastAsia="Calibri" w:cs="Calibri"/>
               </w:rPr>
               <w:t>IncidentCoordinator</w:t>
             </w:r>
-            <w:proofErr w:type="spellEnd"/>
           </w:p>
         </w:tc>
         <w:tc>
@@ -1667,14 +1493,12 @@
             </w:tcMar>
           </w:tcPr>
           <w:p>
-            <w:proofErr w:type="spellStart"/>
-            <w:r>
-              <w:rPr>
-                <w:rFonts w:ascii="Calibri" w:eastAsia="Calibri" w:hAnsi="Calibri" w:cs="Calibri"/>
+            <w:r>
+              <w:rPr>
+                <w:rFonts w:eastAsia="Calibri" w:cs="Calibri"/>
               </w:rPr>
               <w:t>ConcreteMediator</w:t>
             </w:r>
-            <w:proofErr w:type="spellEnd"/>
           </w:p>
         </w:tc>
         <w:tc>
@@ -1696,18 +1520,10 @@
           <w:p>
             <w:r>
               <w:rPr>
-                <w:rFonts w:ascii="Calibri" w:eastAsia="Calibri" w:hAnsi="Calibri" w:cs="Calibri"/>
-              </w:rPr>
-              <w:t xml:space="preserve">security, medical, facilities, </w:t>
-            </w:r>
-            <w:proofErr w:type="spellStart"/>
-            <w:r>
-              <w:rPr>
-                <w:rFonts w:ascii="Calibri" w:eastAsia="Calibri" w:hAnsi="Calibri" w:cs="Calibri"/>
-              </w:rPr>
-              <w:t>commChannel</w:t>
-            </w:r>
-            <w:proofErr w:type="spellEnd"/>
+                <w:rFonts w:eastAsia="Calibri" w:cs="Calibri"/>
+              </w:rPr>
+              <w:t>security, medical, facilities, commChannel</w:t>
+            </w:r>
           </w:p>
         </w:tc>
         <w:tc>
@@ -1729,7 +1545,7 @@
           <w:p>
             <w:r>
               <w:rPr>
-                <w:rFonts w:ascii="Calibri" w:eastAsia="Calibri" w:hAnsi="Calibri" w:cs="Calibri"/>
+                <w:rFonts w:eastAsia="Calibri" w:cs="Calibri"/>
               </w:rPr>
               <w:t>non-owning references to all colleagues + comm channel</w:t>
             </w:r>
@@ -1737,12 +1553,6 @@
         </w:tc>
       </w:tr>
       <w:tr>
-        <w:tblPrEx>
-          <w:tblCellMar>
-            <w:top w:w="0" w:type="dxa"/>
-            <w:bottom w:w="0" w:type="dxa"/>
-          </w:tblCellMar>
-        </w:tblPrEx>
         <w:tc>
           <w:tcPr>
             <w:tcW w:w="2400" w:type="dxa"/>
@@ -1760,14 +1570,12 @@
             </w:tcMar>
           </w:tcPr>
           <w:p>
-            <w:proofErr w:type="spellStart"/>
-            <w:r>
-              <w:rPr>
-                <w:rFonts w:ascii="Calibri" w:eastAsia="Calibri" w:hAnsi="Calibri" w:cs="Calibri"/>
+            <w:r>
+              <w:rPr>
+                <w:rFonts w:eastAsia="Calibri" w:cs="Calibri"/>
               </w:rPr>
               <w:t>ResponseComponent</w:t>
             </w:r>
-            <w:proofErr w:type="spellEnd"/>
           </w:p>
         </w:tc>
         <w:tc>
@@ -1789,7 +1597,7 @@
           <w:p>
             <w:r>
               <w:rPr>
-                <w:rFonts w:ascii="Calibri" w:eastAsia="Calibri" w:hAnsi="Calibri" w:cs="Calibri"/>
+                <w:rFonts w:eastAsia="Calibri" w:cs="Calibri"/>
               </w:rPr>
               <w:t>Abstract Colleague</w:t>
             </w:r>
@@ -1814,23 +1622,9 @@
           <w:p>
             <w:r>
               <w:rPr>
-                <w:rFonts w:ascii="Calibri" w:eastAsia="Calibri" w:hAnsi="Calibri" w:cs="Calibri"/>
-              </w:rPr>
-              <w:t xml:space="preserve">name, mediator, </w:t>
-            </w:r>
-            <w:proofErr w:type="spellStart"/>
-            <w:r>
-              <w:rPr>
-                <w:rFonts w:ascii="Calibri" w:eastAsia="Calibri" w:hAnsi="Calibri" w:cs="Calibri"/>
-              </w:rPr>
-              <w:t>dispatchTo</w:t>
-            </w:r>
-            <w:proofErr w:type="spellEnd"/>
-            <w:r>
-              <w:rPr>
-                <w:rFonts w:ascii="Calibri" w:eastAsia="Calibri" w:hAnsi="Calibri" w:cs="Calibri"/>
-              </w:rPr>
-              <w:t>()</w:t>
+                <w:rFonts w:eastAsia="Calibri" w:cs="Calibri"/>
+              </w:rPr>
+              <w:t>name, mediator, dispatchTo()</w:t>
             </w:r>
           </w:p>
         </w:tc>
@@ -1853,28 +1647,14 @@
           <w:p>
             <w:r>
               <w:rPr>
-                <w:rFonts w:ascii="Calibri" w:eastAsia="Calibri" w:hAnsi="Calibri" w:cs="Calibri"/>
-              </w:rPr>
-              <w:t xml:space="preserve">non-owning reference to </w:t>
-            </w:r>
-            <w:proofErr w:type="spellStart"/>
-            <w:r>
-              <w:rPr>
-                <w:rFonts w:ascii="Calibri" w:eastAsia="Calibri" w:hAnsi="Calibri" w:cs="Calibri"/>
-              </w:rPr>
-              <w:t>ResponseMediator</w:t>
-            </w:r>
-            <w:proofErr w:type="spellEnd"/>
+                <w:rFonts w:eastAsia="Calibri" w:cs="Calibri"/>
+              </w:rPr>
+              <w:t>non-owning reference to ResponseMediator</w:t>
+            </w:r>
           </w:p>
         </w:tc>
       </w:tr>
       <w:tr>
-        <w:tblPrEx>
-          <w:tblCellMar>
-            <w:top w:w="0" w:type="dxa"/>
-            <w:bottom w:w="0" w:type="dxa"/>
-          </w:tblCellMar>
-        </w:tblPrEx>
         <w:tc>
           <w:tcPr>
             <w:tcW w:w="2400" w:type="dxa"/>
@@ -1892,42 +1672,12 @@
             </w:tcMar>
           </w:tcPr>
           <w:p>
-            <w:proofErr w:type="spellStart"/>
-            <w:r>
-              <w:rPr>
-                <w:rFonts w:ascii="Calibri" w:eastAsia="Calibri" w:hAnsi="Calibri" w:cs="Calibri"/>
-              </w:rPr>
-              <w:t>SecurityTeam</w:t>
-            </w:r>
-            <w:proofErr w:type="spellEnd"/>
-            <w:r>
-              <w:rPr>
-                <w:rFonts w:ascii="Calibri" w:eastAsia="Calibri" w:hAnsi="Calibri" w:cs="Calibri"/>
-              </w:rPr>
-              <w:t xml:space="preserve"> / </w:t>
-            </w:r>
-            <w:proofErr w:type="spellStart"/>
-            <w:r>
-              <w:rPr>
-                <w:rFonts w:ascii="Calibri" w:eastAsia="Calibri" w:hAnsi="Calibri" w:cs="Calibri"/>
-              </w:rPr>
-              <w:t>MedicalTeam</w:t>
-            </w:r>
-            <w:proofErr w:type="spellEnd"/>
-            <w:r>
-              <w:rPr>
-                <w:rFonts w:ascii="Calibri" w:eastAsia="Calibri" w:hAnsi="Calibri" w:cs="Calibri"/>
-              </w:rPr>
-              <w:t xml:space="preserve"> / </w:t>
-            </w:r>
-            <w:proofErr w:type="spellStart"/>
-            <w:r>
-              <w:rPr>
-                <w:rFonts w:ascii="Calibri" w:eastAsia="Calibri" w:hAnsi="Calibri" w:cs="Calibri"/>
-              </w:rPr>
-              <w:t>FacilitiesTeam</w:t>
-            </w:r>
-            <w:proofErr w:type="spellEnd"/>
+            <w:r>
+              <w:rPr>
+                <w:rFonts w:eastAsia="Calibri" w:cs="Calibri"/>
+              </w:rPr>
+              <w:t>SecurityTeam / MedicalTeam / FacilitiesTeam</w:t>
+            </w:r>
           </w:p>
         </w:tc>
         <w:tc>
@@ -1947,14 +1697,12 @@
             </w:tcMar>
           </w:tcPr>
           <w:p>
-            <w:proofErr w:type="spellStart"/>
-            <w:r>
-              <w:rPr>
-                <w:rFonts w:ascii="Calibri" w:eastAsia="Calibri" w:hAnsi="Calibri" w:cs="Calibri"/>
+            <w:r>
+              <w:rPr>
+                <w:rFonts w:eastAsia="Calibri" w:cs="Calibri"/>
               </w:rPr>
               <w:t>ConcreteColleague</w:t>
             </w:r>
-            <w:proofErr w:type="spellEnd"/>
           </w:p>
         </w:tc>
         <w:tc>
@@ -1976,7 +1724,7 @@
           <w:p>
             <w:r>
               <w:rPr>
-                <w:rFonts w:ascii="Calibri" w:eastAsia="Calibri" w:hAnsi="Calibri" w:cs="Calibri"/>
+                <w:rFonts w:eastAsia="Calibri" w:cs="Calibri"/>
               </w:rPr>
               <w:t>team-specific domain methods</w:t>
             </w:r>
@@ -1999,28 +1747,12 @@
             </w:tcMar>
           </w:tcPr>
           <w:p>
-            <w:proofErr w:type="spellStart"/>
-            <w:r>
-              <w:rPr>
-                <w:rFonts w:ascii="Calibri" w:eastAsia="Calibri" w:hAnsi="Calibri" w:cs="Calibri"/>
-              </w:rPr>
-              <w:t>FacilitiesTeam</w:t>
-            </w:r>
-            <w:proofErr w:type="spellEnd"/>
-            <w:r>
-              <w:rPr>
-                <w:rFonts w:ascii="Calibri" w:eastAsia="Calibri" w:hAnsi="Calibri" w:cs="Calibri"/>
-              </w:rPr>
-              <w:t xml:space="preserve"> also references </w:t>
-            </w:r>
-            <w:proofErr w:type="spellStart"/>
-            <w:r>
-              <w:rPr>
-                <w:rFonts w:ascii="Calibri" w:eastAsia="Calibri" w:hAnsi="Calibri" w:cs="Calibri"/>
-              </w:rPr>
-              <w:t>AccessControlSystem</w:t>
-            </w:r>
-            <w:proofErr w:type="spellEnd"/>
+            <w:r>
+              <w:rPr>
+                <w:rFonts w:eastAsia="Calibri" w:cs="Calibri"/>
+              </w:rPr>
+              <w:t>FacilitiesTeam also references AccessControlSystem</w:t>
+            </w:r>
           </w:p>
         </w:tc>
       </w:tr>
@@ -2031,7 +1763,7 @@
         <w:spacing w:before="240" w:after="120"/>
       </w:pPr>
       <w:r>
-        <w:t>2.3 Adapter</w:t>
+        <w:t>Adapter</w:t>
       </w:r>
     </w:p>
     <w:tbl>
@@ -2058,12 +1790,6 @@
         <w:gridCol w:w="2700"/>
       </w:tblGrid>
       <w:tr>
-        <w:tblPrEx>
-          <w:tblCellMar>
-            <w:top w:w="0" w:type="dxa"/>
-            <w:bottom w:w="0" w:type="dxa"/>
-          </w:tblCellMar>
-        </w:tblPrEx>
         <w:trPr>
           <w:tblHeader/>
         </w:trPr>
@@ -2087,7 +1813,7 @@
           <w:p>
             <w:r>
               <w:rPr>
-                <w:rFonts w:ascii="Calibri" w:eastAsia="Calibri" w:hAnsi="Calibri" w:cs="Calibri"/>
+                <w:rFonts w:eastAsia="Calibri" w:cs="Calibri"/>
                 <w:b/>
                 <w:bCs/>
                 <w:color w:val="FFFFFF"/>
@@ -2116,7 +1842,7 @@
           <w:p>
             <w:r>
               <w:rPr>
-                <w:rFonts w:ascii="Calibri" w:eastAsia="Calibri" w:hAnsi="Calibri" w:cs="Calibri"/>
+                <w:rFonts w:eastAsia="Calibri" w:cs="Calibri"/>
                 <w:b/>
                 <w:bCs/>
                 <w:color w:val="FFFFFF"/>
@@ -2145,7 +1871,7 @@
           <w:p>
             <w:r>
               <w:rPr>
-                <w:rFonts w:ascii="Calibri" w:eastAsia="Calibri" w:hAnsi="Calibri" w:cs="Calibri"/>
+                <w:rFonts w:eastAsia="Calibri" w:cs="Calibri"/>
                 <w:b/>
                 <w:bCs/>
                 <w:color w:val="FFFFFF"/>
@@ -2174,7 +1900,7 @@
           <w:p>
             <w:r>
               <w:rPr>
-                <w:rFonts w:ascii="Calibri" w:eastAsia="Calibri" w:hAnsi="Calibri" w:cs="Calibri"/>
+                <w:rFonts w:eastAsia="Calibri" w:cs="Calibri"/>
                 <w:b/>
                 <w:bCs/>
                 <w:color w:val="FFFFFF"/>
@@ -2185,12 +1911,6 @@
         </w:tc>
       </w:tr>
       <w:tr>
-        <w:tblPrEx>
-          <w:tblCellMar>
-            <w:top w:w="0" w:type="dxa"/>
-            <w:bottom w:w="0" w:type="dxa"/>
-          </w:tblCellMar>
-        </w:tblPrEx>
         <w:tc>
           <w:tcPr>
             <w:tcW w:w="2400" w:type="dxa"/>
@@ -2208,14 +1928,12 @@
             </w:tcMar>
           </w:tcPr>
           <w:p>
-            <w:proofErr w:type="spellStart"/>
-            <w:r>
-              <w:rPr>
-                <w:rFonts w:ascii="Calibri" w:eastAsia="Calibri" w:hAnsi="Calibri" w:cs="Calibri"/>
+            <w:r>
+              <w:rPr>
+                <w:rFonts w:eastAsia="Calibri" w:cs="Calibri"/>
               </w:rPr>
               <w:t>CommunicationChannel</w:t>
             </w:r>
-            <w:proofErr w:type="spellEnd"/>
           </w:p>
         </w:tc>
         <w:tc>
@@ -2237,7 +1955,7 @@
           <w:p>
             <w:r>
               <w:rPr>
-                <w:rFonts w:ascii="Calibri" w:eastAsia="Calibri" w:hAnsi="Calibri" w:cs="Calibri"/>
+                <w:rFonts w:eastAsia="Calibri" w:cs="Calibri"/>
               </w:rPr>
               <w:t>Target interface</w:t>
             </w:r>
@@ -2260,19 +1978,11 @@
             </w:tcMar>
           </w:tcPr>
           <w:p>
-            <w:proofErr w:type="spellStart"/>
-            <w:r>
-              <w:rPr>
-                <w:rFonts w:ascii="Calibri" w:eastAsia="Calibri" w:hAnsi="Calibri" w:cs="Calibri"/>
-              </w:rPr>
-              <w:t>sendAlert</w:t>
-            </w:r>
-            <w:proofErr w:type="spellEnd"/>
-            <w:r>
-              <w:rPr>
-                <w:rFonts w:ascii="Calibri" w:eastAsia="Calibri" w:hAnsi="Calibri" w:cs="Calibri"/>
-              </w:rPr>
-              <w:t>(message, location)</w:t>
+            <w:r>
+              <w:rPr>
+                <w:rFonts w:eastAsia="Calibri" w:cs="Calibri"/>
+              </w:rPr>
+              <w:t>sendAlert(message, location)</w:t>
             </w:r>
           </w:p>
         </w:tc>
@@ -2295,7 +2005,7 @@
           <w:p>
             <w:r>
               <w:rPr>
-                <w:rFonts w:ascii="Calibri" w:eastAsia="Calibri" w:hAnsi="Calibri" w:cs="Calibri"/>
+                <w:rFonts w:eastAsia="Calibri" w:cs="Calibri"/>
               </w:rPr>
               <w:t>—</w:t>
             </w:r>
@@ -2303,12 +2013,6 @@
         </w:tc>
       </w:tr>
       <w:tr>
-        <w:tblPrEx>
-          <w:tblCellMar>
-            <w:top w:w="0" w:type="dxa"/>
-            <w:bottom w:w="0" w:type="dxa"/>
-          </w:tblCellMar>
-        </w:tblPrEx>
         <w:tc>
           <w:tcPr>
             <w:tcW w:w="2400" w:type="dxa"/>
@@ -2326,14 +2030,12 @@
             </w:tcMar>
           </w:tcPr>
           <w:p>
-            <w:proofErr w:type="spellStart"/>
-            <w:r>
-              <w:rPr>
-                <w:rFonts w:ascii="Calibri" w:eastAsia="Calibri" w:hAnsi="Calibri" w:cs="Calibri"/>
+            <w:r>
+              <w:rPr>
+                <w:rFonts w:eastAsia="Calibri" w:cs="Calibri"/>
               </w:rPr>
               <w:t>LegacyPagerSystem</w:t>
             </w:r>
-            <w:proofErr w:type="spellEnd"/>
           </w:p>
         </w:tc>
         <w:tc>
@@ -2353,14 +2055,12 @@
             </w:tcMar>
           </w:tcPr>
           <w:p>
-            <w:proofErr w:type="spellStart"/>
-            <w:r>
-              <w:rPr>
-                <w:rFonts w:ascii="Calibri" w:eastAsia="Calibri" w:hAnsi="Calibri" w:cs="Calibri"/>
+            <w:r>
+              <w:rPr>
+                <w:rFonts w:eastAsia="Calibri" w:cs="Calibri"/>
               </w:rPr>
               <w:t>Adaptee</w:t>
             </w:r>
-            <w:proofErr w:type="spellEnd"/>
           </w:p>
         </w:tc>
         <w:tc>
@@ -2380,33 +2080,11 @@
             </w:tcMar>
           </w:tcPr>
           <w:p>
-            <w:proofErr w:type="spellStart"/>
-            <w:r>
-              <w:rPr>
-                <w:rFonts w:ascii="Calibri" w:eastAsia="Calibri" w:hAnsi="Calibri" w:cs="Calibri"/>
-              </w:rPr>
-              <w:t>broadcastPage</w:t>
-            </w:r>
-            <w:proofErr w:type="spellEnd"/>
-            <w:r>
-              <w:rPr>
-                <w:rFonts w:ascii="Calibri" w:eastAsia="Calibri" w:hAnsi="Calibri" w:cs="Calibri"/>
-              </w:rPr>
-              <w:t xml:space="preserve">(code, </w:t>
-            </w:r>
-            <w:proofErr w:type="spellStart"/>
-            <w:r>
-              <w:rPr>
-                <w:rFonts w:ascii="Calibri" w:eastAsia="Calibri" w:hAnsi="Calibri" w:cs="Calibri"/>
-              </w:rPr>
-              <w:t>zoneId</w:t>
-            </w:r>
-            <w:proofErr w:type="spellEnd"/>
-            <w:r>
-              <w:rPr>
-                <w:rFonts w:ascii="Calibri" w:eastAsia="Calibri" w:hAnsi="Calibri" w:cs="Calibri"/>
-              </w:rPr>
-              <w:t>, payload)</w:t>
+            <w:r>
+              <w:rPr>
+                <w:rFonts w:eastAsia="Calibri" w:cs="Calibri"/>
+              </w:rPr>
+              <w:t>broadcastPage(code, zoneId, payload)</w:t>
             </w:r>
           </w:p>
         </w:tc>
@@ -2429,7 +2107,7 @@
           <w:p>
             <w:r>
               <w:rPr>
-                <w:rFonts w:ascii="Calibri" w:eastAsia="Calibri" w:hAnsi="Calibri" w:cs="Calibri"/>
+                <w:rFonts w:eastAsia="Calibri" w:cs="Calibri"/>
               </w:rPr>
               <w:t>—</w:t>
             </w:r>
@@ -2437,12 +2115,6 @@
         </w:tc>
       </w:tr>
       <w:tr>
-        <w:tblPrEx>
-          <w:tblCellMar>
-            <w:top w:w="0" w:type="dxa"/>
-            <w:bottom w:w="0" w:type="dxa"/>
-          </w:tblCellMar>
-        </w:tblPrEx>
         <w:tc>
           <w:tcPr>
             <w:tcW w:w="2400" w:type="dxa"/>
@@ -2460,14 +2132,12 @@
             </w:tcMar>
           </w:tcPr>
           <w:p>
-            <w:proofErr w:type="spellStart"/>
-            <w:r>
-              <w:rPr>
-                <w:rFonts w:ascii="Calibri" w:eastAsia="Calibri" w:hAnsi="Calibri" w:cs="Calibri"/>
+            <w:r>
+              <w:rPr>
+                <w:rFonts w:eastAsia="Calibri" w:cs="Calibri"/>
               </w:rPr>
               <w:t>LegacyPagerAdapter</w:t>
             </w:r>
-            <w:proofErr w:type="spellEnd"/>
           </w:p>
         </w:tc>
         <w:tc>
@@ -2489,7 +2159,7 @@
           <w:p>
             <w:r>
               <w:rPr>
-                <w:rFonts w:ascii="Calibri" w:eastAsia="Calibri" w:hAnsi="Calibri" w:cs="Calibri"/>
+                <w:rFonts w:eastAsia="Calibri" w:cs="Calibri"/>
               </w:rPr>
               <w:t>Object Adapter</w:t>
             </w:r>
@@ -2512,33 +2182,11 @@
             </w:tcMar>
           </w:tcPr>
           <w:p>
-            <w:proofErr w:type="spellStart"/>
-            <w:r>
-              <w:rPr>
-                <w:rFonts w:ascii="Calibri" w:eastAsia="Calibri" w:hAnsi="Calibri" w:cs="Calibri"/>
-              </w:rPr>
-              <w:t>mapToPriorityCode</w:t>
-            </w:r>
-            <w:proofErr w:type="spellEnd"/>
-            <w:r>
-              <w:rPr>
-                <w:rFonts w:ascii="Calibri" w:eastAsia="Calibri" w:hAnsi="Calibri" w:cs="Calibri"/>
-              </w:rPr>
-              <w:t xml:space="preserve">(), </w:t>
-            </w:r>
-            <w:proofErr w:type="spellStart"/>
-            <w:r>
-              <w:rPr>
-                <w:rFonts w:ascii="Calibri" w:eastAsia="Calibri" w:hAnsi="Calibri" w:cs="Calibri"/>
-              </w:rPr>
-              <w:t>mapToZoneId</w:t>
-            </w:r>
-            <w:proofErr w:type="spellEnd"/>
-            <w:r>
-              <w:rPr>
-                <w:rFonts w:ascii="Calibri" w:eastAsia="Calibri" w:hAnsi="Calibri" w:cs="Calibri"/>
-              </w:rPr>
-              <w:t>()</w:t>
+            <w:r>
+              <w:rPr>
+                <w:rFonts w:eastAsia="Calibri" w:cs="Calibri"/>
+              </w:rPr>
+              <w:t>mapToPriorityCode(), mapToZoneId()</w:t>
             </w:r>
           </w:p>
         </w:tc>
@@ -2561,37 +2209,9 @@
           <w:p>
             <w:r>
               <w:rPr>
-                <w:rFonts w:ascii="Calibri" w:eastAsia="Calibri" w:hAnsi="Calibri" w:cs="Calibri"/>
-              </w:rPr>
-              <w:t xml:space="preserve">owns </w:t>
-            </w:r>
-            <w:proofErr w:type="spellStart"/>
-            <w:r>
-              <w:rPr>
-                <w:rFonts w:ascii="Calibri" w:eastAsia="Calibri" w:hAnsi="Calibri" w:cs="Calibri"/>
-              </w:rPr>
-              <w:t>LegacyPagerSystem</w:t>
-            </w:r>
-            <w:proofErr w:type="spellEnd"/>
-            <w:r>
-              <w:rPr>
-                <w:rFonts w:ascii="Calibri" w:eastAsia="Calibri" w:hAnsi="Calibri" w:cs="Calibri"/>
-              </w:rPr>
-              <w:t xml:space="preserve"> (</w:t>
-            </w:r>
-            <w:proofErr w:type="spellStart"/>
-            <w:r>
-              <w:rPr>
-                <w:rFonts w:ascii="Calibri" w:eastAsia="Calibri" w:hAnsi="Calibri" w:cs="Calibri"/>
-              </w:rPr>
-              <w:t>unique_ptr</w:t>
-            </w:r>
-            <w:proofErr w:type="spellEnd"/>
-            <w:r>
-              <w:rPr>
-                <w:rFonts w:ascii="Calibri" w:eastAsia="Calibri" w:hAnsi="Calibri" w:cs="Calibri"/>
-              </w:rPr>
-              <w:t>)</w:t>
+                <w:rFonts w:eastAsia="Calibri" w:cs="Calibri"/>
+              </w:rPr>
+              <w:t>owns LegacyPagerSystem (unique_ptr)</w:t>
             </w:r>
           </w:p>
         </w:tc>
@@ -2603,7 +2223,7 @@
         <w:spacing w:before="240" w:after="120"/>
       </w:pPr>
       <w:r>
-        <w:t>2.4 Facade</w:t>
+        <w:t>Facade</w:t>
       </w:r>
     </w:p>
     <w:tbl>
@@ -2624,18 +2244,12 @@
         <w:tblLook w:val="0000" w:firstRow="0" w:lastRow="0" w:firstColumn="0" w:lastColumn="0" w:noHBand="0" w:noVBand="0"/>
       </w:tblPr>
       <w:tblGrid>
-        <w:gridCol w:w="2453"/>
-        <w:gridCol w:w="1978"/>
-        <w:gridCol w:w="2686"/>
-        <w:gridCol w:w="2683"/>
+        <w:gridCol w:w="2679"/>
+        <w:gridCol w:w="1870"/>
+        <w:gridCol w:w="2635"/>
+        <w:gridCol w:w="2616"/>
       </w:tblGrid>
       <w:tr>
-        <w:tblPrEx>
-          <w:tblCellMar>
-            <w:top w:w="0" w:type="dxa"/>
-            <w:bottom w:w="0" w:type="dxa"/>
-          </w:tblCellMar>
-        </w:tblPrEx>
         <w:trPr>
           <w:tblHeader/>
         </w:trPr>
@@ -2659,7 +2273,7 @@
           <w:p>
             <w:r>
               <w:rPr>
-                <w:rFonts w:ascii="Calibri" w:eastAsia="Calibri" w:hAnsi="Calibri" w:cs="Calibri"/>
+                <w:rFonts w:eastAsia="Calibri" w:cs="Calibri"/>
                 <w:b/>
                 <w:bCs/>
                 <w:color w:val="FFFFFF"/>
@@ -2688,7 +2302,7 @@
           <w:p>
             <w:r>
               <w:rPr>
-                <w:rFonts w:ascii="Calibri" w:eastAsia="Calibri" w:hAnsi="Calibri" w:cs="Calibri"/>
+                <w:rFonts w:eastAsia="Calibri" w:cs="Calibri"/>
                 <w:b/>
                 <w:bCs/>
                 <w:color w:val="FFFFFF"/>
@@ -2717,7 +2331,7 @@
           <w:p>
             <w:r>
               <w:rPr>
-                <w:rFonts w:ascii="Calibri" w:eastAsia="Calibri" w:hAnsi="Calibri" w:cs="Calibri"/>
+                <w:rFonts w:eastAsia="Calibri" w:cs="Calibri"/>
                 <w:b/>
                 <w:bCs/>
                 <w:color w:val="FFFFFF"/>
@@ -2746,7 +2360,7 @@
           <w:p>
             <w:r>
               <w:rPr>
-                <w:rFonts w:ascii="Calibri" w:eastAsia="Calibri" w:hAnsi="Calibri" w:cs="Calibri"/>
+                <w:rFonts w:eastAsia="Calibri" w:cs="Calibri"/>
                 <w:b/>
                 <w:bCs/>
                 <w:color w:val="FFFFFF"/>
@@ -2757,12 +2371,6 @@
         </w:tc>
       </w:tr>
       <w:tr>
-        <w:tblPrEx>
-          <w:tblCellMar>
-            <w:top w:w="0" w:type="dxa"/>
-            <w:bottom w:w="0" w:type="dxa"/>
-          </w:tblCellMar>
-        </w:tblPrEx>
         <w:tc>
           <w:tcPr>
             <w:tcW w:w="2400" w:type="dxa"/>
@@ -2780,14 +2388,12 @@
             </w:tcMar>
           </w:tcPr>
           <w:p>
-            <w:proofErr w:type="spellStart"/>
-            <w:r>
-              <w:rPr>
-                <w:rFonts w:ascii="Calibri" w:eastAsia="Calibri" w:hAnsi="Calibri" w:cs="Calibri"/>
+            <w:r>
+              <w:rPr>
+                <w:rFonts w:eastAsia="Calibri" w:cs="Calibri"/>
               </w:rPr>
               <w:t>EmergencyResponseFacade</w:t>
             </w:r>
-            <w:proofErr w:type="spellEnd"/>
           </w:p>
         </w:tc>
         <w:tc>
@@ -2809,7 +2415,7 @@
           <w:p>
             <w:r>
               <w:rPr>
-                <w:rFonts w:ascii="Calibri" w:eastAsia="Calibri" w:hAnsi="Calibri" w:cs="Calibri"/>
+                <w:rFonts w:eastAsia="Calibri" w:cs="Calibri"/>
               </w:rPr>
               <w:t>Facade</w:t>
             </w:r>
@@ -2832,19 +2438,11 @@
             </w:tcMar>
           </w:tcPr>
           <w:p>
-            <w:proofErr w:type="spellStart"/>
-            <w:r>
-              <w:rPr>
-                <w:rFonts w:ascii="Calibri" w:eastAsia="Calibri" w:hAnsi="Calibri" w:cs="Calibri"/>
-              </w:rPr>
-              <w:t>reportEmergency</w:t>
-            </w:r>
-            <w:proofErr w:type="spellEnd"/>
-            <w:r>
-              <w:rPr>
-                <w:rFonts w:ascii="Calibri" w:eastAsia="Calibri" w:hAnsi="Calibri" w:cs="Calibri"/>
-              </w:rPr>
-              <w:t>(type, location)</w:t>
+            <w:r>
+              <w:rPr>
+                <w:rFonts w:eastAsia="Calibri" w:cs="Calibri"/>
+              </w:rPr>
+              <w:t>reportEmergency(type, location)</w:t>
             </w:r>
           </w:p>
         </w:tc>
@@ -2867,90 +2465,14 @@
           <w:p>
             <w:r>
               <w:rPr>
-                <w:rFonts w:ascii="Calibri" w:eastAsia="Calibri" w:hAnsi="Calibri" w:cs="Calibri"/>
-              </w:rPr>
-              <w:t xml:space="preserve">owns </w:t>
-            </w:r>
-            <w:proofErr w:type="spellStart"/>
-            <w:r>
-              <w:rPr>
-                <w:rFonts w:ascii="Calibri" w:eastAsia="Calibri" w:hAnsi="Calibri" w:cs="Calibri"/>
-              </w:rPr>
-              <w:t>AccessControlSystem</w:t>
-            </w:r>
-            <w:proofErr w:type="spellEnd"/>
-            <w:r>
-              <w:rPr>
-                <w:rFonts w:ascii="Calibri" w:eastAsia="Calibri" w:hAnsi="Calibri" w:cs="Calibri"/>
-              </w:rPr>
-              <w:t xml:space="preserve">, </w:t>
-            </w:r>
-            <w:proofErr w:type="spellStart"/>
-            <w:r>
-              <w:rPr>
-                <w:rFonts w:ascii="Calibri" w:eastAsia="Calibri" w:hAnsi="Calibri" w:cs="Calibri"/>
-              </w:rPr>
-              <w:t>IncidentCoordinator</w:t>
-            </w:r>
-            <w:proofErr w:type="spellEnd"/>
-            <w:r>
-              <w:rPr>
-                <w:rFonts w:ascii="Calibri" w:eastAsia="Calibri" w:hAnsi="Calibri" w:cs="Calibri"/>
-              </w:rPr>
-              <w:t xml:space="preserve">, all three teams, </w:t>
-            </w:r>
-            <w:proofErr w:type="spellStart"/>
-            <w:r>
-              <w:rPr>
-                <w:rFonts w:ascii="Calibri" w:eastAsia="Calibri" w:hAnsi="Calibri" w:cs="Calibri"/>
-              </w:rPr>
-              <w:t>LegacyPagerAdapter</w:t>
-            </w:r>
-            <w:proofErr w:type="spellEnd"/>
-            <w:r>
-              <w:rPr>
-                <w:rFonts w:ascii="Calibri" w:eastAsia="Calibri" w:hAnsi="Calibri" w:cs="Calibri"/>
-              </w:rPr>
-              <w:t xml:space="preserve">, </w:t>
-            </w:r>
-            <w:proofErr w:type="spellStart"/>
-            <w:r>
-              <w:rPr>
-                <w:rFonts w:ascii="Calibri" w:eastAsia="Calibri" w:hAnsi="Calibri" w:cs="Calibri"/>
-              </w:rPr>
-              <w:t>OperatorConsole</w:t>
-            </w:r>
-            <w:proofErr w:type="spellEnd"/>
-            <w:r>
-              <w:rPr>
-                <w:rFonts w:ascii="Calibri" w:eastAsia="Calibri" w:hAnsi="Calibri" w:cs="Calibri"/>
-              </w:rPr>
-              <w:t xml:space="preserve">, Dashboard, </w:t>
-            </w:r>
-            <w:proofErr w:type="spellStart"/>
-            <w:r>
-              <w:rPr>
-                <w:rFonts w:ascii="Calibri" w:eastAsia="Calibri" w:hAnsi="Calibri" w:cs="Calibri"/>
-              </w:rPr>
-              <w:t>AuditLogger</w:t>
-            </w:r>
-            <w:proofErr w:type="spellEnd"/>
-            <w:r>
-              <w:rPr>
-                <w:rFonts w:ascii="Calibri" w:eastAsia="Calibri" w:hAnsi="Calibri" w:cs="Calibri"/>
-              </w:rPr>
-              <w:t>, and every Incident it creates</w:t>
+                <w:rFonts w:eastAsia="Calibri" w:cs="Calibri"/>
+              </w:rPr>
+              <w:t>owns AccessControlSystem, IncidentCoordinator, all three teams, LegacyPagerAdapter, OperatorConsole, Dashboard, AuditLogger, and every Incident it creates</w:t>
             </w:r>
           </w:p>
         </w:tc>
       </w:tr>
       <w:tr>
-        <w:tblPrEx>
-          <w:tblCellMar>
-            <w:top w:w="0" w:type="dxa"/>
-            <w:bottom w:w="0" w:type="dxa"/>
-          </w:tblCellMar>
-        </w:tblPrEx>
         <w:tc>
           <w:tcPr>
             <w:tcW w:w="2400" w:type="dxa"/>
@@ -2968,14 +2490,12 @@
             </w:tcMar>
           </w:tcPr>
           <w:p>
-            <w:proofErr w:type="spellStart"/>
-            <w:r>
-              <w:rPr>
-                <w:rFonts w:ascii="Calibri" w:eastAsia="Calibri" w:hAnsi="Calibri" w:cs="Calibri"/>
+            <w:r>
+              <w:rPr>
+                <w:rFonts w:eastAsia="Calibri" w:cs="Calibri"/>
               </w:rPr>
               <w:t>AccessControlSystem</w:t>
             </w:r>
-            <w:proofErr w:type="spellEnd"/>
           </w:p>
         </w:tc>
         <w:tc>
@@ -2997,7 +2517,7 @@
           <w:p>
             <w:r>
               <w:rPr>
-                <w:rFonts w:ascii="Calibri" w:eastAsia="Calibri" w:hAnsi="Calibri" w:cs="Calibri"/>
+                <w:rFonts w:eastAsia="Calibri" w:cs="Calibri"/>
               </w:rPr>
               <w:t>Subsystem service</w:t>
             </w:r>
@@ -3020,47 +2540,11 @@
             </w:tcMar>
           </w:tcPr>
           <w:p>
-            <w:proofErr w:type="spellStart"/>
-            <w:r>
-              <w:rPr>
-                <w:rFonts w:ascii="Calibri" w:eastAsia="Calibri" w:hAnsi="Calibri" w:cs="Calibri"/>
-              </w:rPr>
-              <w:t>lockArea</w:t>
-            </w:r>
-            <w:proofErr w:type="spellEnd"/>
-            <w:r>
-              <w:rPr>
-                <w:rFonts w:ascii="Calibri" w:eastAsia="Calibri" w:hAnsi="Calibri" w:cs="Calibri"/>
-              </w:rPr>
-              <w:t xml:space="preserve">(), </w:t>
-            </w:r>
-            <w:proofErr w:type="spellStart"/>
-            <w:r>
-              <w:rPr>
-                <w:rFonts w:ascii="Calibri" w:eastAsia="Calibri" w:hAnsi="Calibri" w:cs="Calibri"/>
-              </w:rPr>
-              <w:t>unlockArea</w:t>
-            </w:r>
-            <w:proofErr w:type="spellEnd"/>
-            <w:r>
-              <w:rPr>
-                <w:rFonts w:ascii="Calibri" w:eastAsia="Calibri" w:hAnsi="Calibri" w:cs="Calibri"/>
-              </w:rPr>
-              <w:t xml:space="preserve">(), </w:t>
-            </w:r>
-            <w:proofErr w:type="spellStart"/>
-            <w:r>
-              <w:rPr>
-                <w:rFonts w:ascii="Calibri" w:eastAsia="Calibri" w:hAnsi="Calibri" w:cs="Calibri"/>
-              </w:rPr>
-              <w:t>restrictArea</w:t>
-            </w:r>
-            <w:proofErr w:type="spellEnd"/>
-            <w:r>
-              <w:rPr>
-                <w:rFonts w:ascii="Calibri" w:eastAsia="Calibri" w:hAnsi="Calibri" w:cs="Calibri"/>
-              </w:rPr>
-              <w:t>()</w:t>
+            <w:r>
+              <w:rPr>
+                <w:rFonts w:eastAsia="Calibri" w:cs="Calibri"/>
+              </w:rPr>
+              <w:t>lockArea(), unlockArea(), restrictArea()</w:t>
             </w:r>
           </w:p>
         </w:tc>
@@ -3083,32 +2567,10 @@
           <w:p>
             <w:r>
               <w:rPr>
-                <w:rFonts w:ascii="Calibri" w:eastAsia="Calibri" w:hAnsi="Calibri" w:cs="Calibri"/>
-              </w:rPr>
-              <w:t xml:space="preserve">referenced (non-owning) by </w:t>
-            </w:r>
-            <w:proofErr w:type="spellStart"/>
-            <w:r>
-              <w:rPr>
-                <w:rFonts w:ascii="Calibri" w:eastAsia="Calibri" w:hAnsi="Calibri" w:cs="Calibri"/>
-              </w:rPr>
-              <w:t>FacilitiesTeam</w:t>
-            </w:r>
-            <w:proofErr w:type="spellEnd"/>
-            <w:r>
-              <w:rPr>
-                <w:rFonts w:ascii="Calibri" w:eastAsia="Calibri" w:hAnsi="Calibri" w:cs="Calibri"/>
-              </w:rPr>
-              <w:t xml:space="preserve"> and </w:t>
-            </w:r>
-            <w:proofErr w:type="spellStart"/>
-            <w:r>
-              <w:rPr>
-                <w:rFonts w:ascii="Calibri" w:eastAsia="Calibri" w:hAnsi="Calibri" w:cs="Calibri"/>
-              </w:rPr>
-              <w:t>LockAreaCommand</w:t>
-            </w:r>
-            <w:proofErr w:type="spellEnd"/>
+                <w:rFonts w:eastAsia="Calibri" w:cs="Calibri"/>
+              </w:rPr>
+              <w:t>referenced (non-owning) by FacilitiesTeam and LockAreaCommand</w:t>
+            </w:r>
           </w:p>
         </w:tc>
       </w:tr>
@@ -3119,7 +2581,7 @@
         <w:spacing w:before="240" w:after="120"/>
       </w:pPr>
       <w:r>
-        <w:t xml:space="preserve">2.5 State </w:t>
+        <w:t xml:space="preserve">State </w:t>
       </w:r>
     </w:p>
     <w:tbl>
@@ -3146,12 +2608,6 @@
         <w:gridCol w:w="2700"/>
       </w:tblGrid>
       <w:tr>
-        <w:tblPrEx>
-          <w:tblCellMar>
-            <w:top w:w="0" w:type="dxa"/>
-            <w:bottom w:w="0" w:type="dxa"/>
-          </w:tblCellMar>
-        </w:tblPrEx>
         <w:trPr>
           <w:tblHeader/>
         </w:trPr>
@@ -3175,7 +2631,7 @@
           <w:p>
             <w:r>
               <w:rPr>
-                <w:rFonts w:ascii="Calibri" w:eastAsia="Calibri" w:hAnsi="Calibri" w:cs="Calibri"/>
+                <w:rFonts w:eastAsia="Calibri" w:cs="Calibri"/>
                 <w:b/>
                 <w:bCs/>
                 <w:color w:val="FFFFFF"/>
@@ -3204,7 +2660,7 @@
           <w:p>
             <w:r>
               <w:rPr>
-                <w:rFonts w:ascii="Calibri" w:eastAsia="Calibri" w:hAnsi="Calibri" w:cs="Calibri"/>
+                <w:rFonts w:eastAsia="Calibri" w:cs="Calibri"/>
                 <w:b/>
                 <w:bCs/>
                 <w:color w:val="FFFFFF"/>
@@ -3233,7 +2689,7 @@
           <w:p>
             <w:r>
               <w:rPr>
-                <w:rFonts w:ascii="Calibri" w:eastAsia="Calibri" w:hAnsi="Calibri" w:cs="Calibri"/>
+                <w:rFonts w:eastAsia="Calibri" w:cs="Calibri"/>
                 <w:b/>
                 <w:bCs/>
                 <w:color w:val="FFFFFF"/>
@@ -3262,7 +2718,7 @@
           <w:p>
             <w:r>
               <w:rPr>
-                <w:rFonts w:ascii="Calibri" w:eastAsia="Calibri" w:hAnsi="Calibri" w:cs="Calibri"/>
+                <w:rFonts w:eastAsia="Calibri" w:cs="Calibri"/>
                 <w:b/>
                 <w:bCs/>
                 <w:color w:val="FFFFFF"/>
@@ -3273,12 +2729,6 @@
         </w:tc>
       </w:tr>
       <w:tr>
-        <w:tblPrEx>
-          <w:tblCellMar>
-            <w:top w:w="0" w:type="dxa"/>
-            <w:bottom w:w="0" w:type="dxa"/>
-          </w:tblCellMar>
-        </w:tblPrEx>
         <w:tc>
           <w:tcPr>
             <w:tcW w:w="2400" w:type="dxa"/>
@@ -3296,14 +2746,12 @@
             </w:tcMar>
           </w:tcPr>
           <w:p>
-            <w:proofErr w:type="spellStart"/>
-            <w:r>
-              <w:rPr>
-                <w:rFonts w:ascii="Calibri" w:eastAsia="Calibri" w:hAnsi="Calibri" w:cs="Calibri"/>
+            <w:r>
+              <w:rPr>
+                <w:rFonts w:eastAsia="Calibri" w:cs="Calibri"/>
               </w:rPr>
               <w:t>IncidentState</w:t>
             </w:r>
-            <w:proofErr w:type="spellEnd"/>
           </w:p>
         </w:tc>
         <w:tc>
@@ -3325,7 +2773,7 @@
           <w:p>
             <w:r>
               <w:rPr>
-                <w:rFonts w:ascii="Calibri" w:eastAsia="Calibri" w:hAnsi="Calibri" w:cs="Calibri"/>
+                <w:rFonts w:eastAsia="Calibri" w:cs="Calibri"/>
               </w:rPr>
               <w:t>State interface</w:t>
             </w:r>
@@ -3350,7 +2798,7 @@
           <w:p>
             <w:r>
               <w:rPr>
-                <w:rFonts w:ascii="Calibri" w:eastAsia="Calibri" w:hAnsi="Calibri" w:cs="Calibri"/>
+                <w:rFonts w:eastAsia="Calibri" w:cs="Calibri"/>
               </w:rPr>
               <w:t>dispatch(), contain(), resolve(), name()</w:t>
             </w:r>
@@ -3375,7 +2823,7 @@
           <w:p>
             <w:r>
               <w:rPr>
-                <w:rFonts w:ascii="Calibri" w:eastAsia="Calibri" w:hAnsi="Calibri" w:cs="Calibri"/>
+                <w:rFonts w:eastAsia="Calibri" w:cs="Calibri"/>
               </w:rPr>
               <w:t>—</w:t>
             </w:r>
@@ -3383,12 +2831,6 @@
         </w:tc>
       </w:tr>
       <w:tr>
-        <w:tblPrEx>
-          <w:tblCellMar>
-            <w:top w:w="0" w:type="dxa"/>
-            <w:bottom w:w="0" w:type="dxa"/>
-          </w:tblCellMar>
-        </w:tblPrEx>
         <w:tc>
           <w:tcPr>
             <w:tcW w:w="2400" w:type="dxa"/>
@@ -3406,56 +2848,12 @@
             </w:tcMar>
           </w:tcPr>
           <w:p>
-            <w:proofErr w:type="spellStart"/>
-            <w:r>
-              <w:rPr>
-                <w:rFonts w:ascii="Calibri" w:eastAsia="Calibri" w:hAnsi="Calibri" w:cs="Calibri"/>
-              </w:rPr>
-              <w:t>ReportedState</w:t>
-            </w:r>
-            <w:proofErr w:type="spellEnd"/>
-            <w:r>
-              <w:rPr>
-                <w:rFonts w:ascii="Calibri" w:eastAsia="Calibri" w:hAnsi="Calibri" w:cs="Calibri"/>
-              </w:rPr>
-              <w:t xml:space="preserve"> / </w:t>
-            </w:r>
-            <w:proofErr w:type="spellStart"/>
-            <w:r>
-              <w:rPr>
-                <w:rFonts w:ascii="Calibri" w:eastAsia="Calibri" w:hAnsi="Calibri" w:cs="Calibri"/>
-              </w:rPr>
-              <w:t>DispatchedState</w:t>
-            </w:r>
-            <w:proofErr w:type="spellEnd"/>
-            <w:r>
-              <w:rPr>
-                <w:rFonts w:ascii="Calibri" w:eastAsia="Calibri" w:hAnsi="Calibri" w:cs="Calibri"/>
-              </w:rPr>
-              <w:t xml:space="preserve"> / </w:t>
-            </w:r>
-            <w:proofErr w:type="spellStart"/>
-            <w:r>
-              <w:rPr>
-                <w:rFonts w:ascii="Calibri" w:eastAsia="Calibri" w:hAnsi="Calibri" w:cs="Calibri"/>
-              </w:rPr>
-              <w:t>ContainedState</w:t>
-            </w:r>
-            <w:proofErr w:type="spellEnd"/>
-            <w:r>
-              <w:rPr>
-                <w:rFonts w:ascii="Calibri" w:eastAsia="Calibri" w:hAnsi="Calibri" w:cs="Calibri"/>
-              </w:rPr>
-              <w:t xml:space="preserve"> / </w:t>
-            </w:r>
-            <w:proofErr w:type="spellStart"/>
-            <w:r>
-              <w:rPr>
-                <w:rFonts w:ascii="Calibri" w:eastAsia="Calibri" w:hAnsi="Calibri" w:cs="Calibri"/>
-              </w:rPr>
-              <w:t>ResolvedState</w:t>
-            </w:r>
-            <w:proofErr w:type="spellEnd"/>
+            <w:r>
+              <w:rPr>
+                <w:rFonts w:eastAsia="Calibri" w:cs="Calibri"/>
+              </w:rPr>
+              <w:t>ReportedState / DispatchedState / ContainedState / ResolvedState</w:t>
+            </w:r>
           </w:p>
         </w:tc>
         <w:tc>
@@ -3475,14 +2873,12 @@
             </w:tcMar>
           </w:tcPr>
           <w:p>
-            <w:proofErr w:type="spellStart"/>
-            <w:r>
-              <w:rPr>
-                <w:rFonts w:ascii="Calibri" w:eastAsia="Calibri" w:hAnsi="Calibri" w:cs="Calibri"/>
+            <w:r>
+              <w:rPr>
+                <w:rFonts w:eastAsia="Calibri" w:cs="Calibri"/>
               </w:rPr>
               <w:t>ConcreteState</w:t>
             </w:r>
-            <w:proofErr w:type="spellEnd"/>
           </w:p>
         </w:tc>
         <w:tc>
@@ -3504,7 +2900,7 @@
           <w:p>
             <w:r>
               <w:rPr>
-                <w:rFonts w:ascii="Calibri" w:eastAsia="Calibri" w:hAnsi="Calibri" w:cs="Calibri"/>
+                <w:rFonts w:eastAsia="Calibri" w:cs="Calibri"/>
               </w:rPr>
               <w:t>one legal forward transition each; all others rejected</w:t>
             </w:r>
@@ -3529,7 +2925,7 @@
           <w:p>
             <w:r>
               <w:rPr>
-                <w:rFonts w:ascii="Calibri" w:eastAsia="Calibri" w:hAnsi="Calibri" w:cs="Calibri"/>
+                <w:rFonts w:eastAsia="Calibri" w:cs="Calibri"/>
               </w:rPr>
               <w:t>—</w:t>
             </w:r>
@@ -3537,12 +2933,6 @@
         </w:tc>
       </w:tr>
       <w:tr>
-        <w:tblPrEx>
-          <w:tblCellMar>
-            <w:top w:w="0" w:type="dxa"/>
-            <w:bottom w:w="0" w:type="dxa"/>
-          </w:tblCellMar>
-        </w:tblPrEx>
         <w:tc>
           <w:tcPr>
             <w:tcW w:w="2400" w:type="dxa"/>
@@ -3562,7 +2952,7 @@
           <w:p>
             <w:r>
               <w:rPr>
-                <w:rFonts w:ascii="Calibri" w:eastAsia="Calibri" w:hAnsi="Calibri" w:cs="Calibri"/>
+                <w:rFonts w:eastAsia="Calibri" w:cs="Calibri"/>
               </w:rPr>
               <w:t>Incident</w:t>
             </w:r>
@@ -3587,7 +2977,7 @@
           <w:p>
             <w:r>
               <w:rPr>
-                <w:rFonts w:ascii="Calibri" w:eastAsia="Calibri" w:hAnsi="Calibri" w:cs="Calibri"/>
+                <w:rFonts w:eastAsia="Calibri" w:cs="Calibri"/>
               </w:rPr>
               <w:t>Context</w:t>
             </w:r>
@@ -3612,37 +3002,9 @@
           <w:p>
             <w:r>
               <w:rPr>
-                <w:rFonts w:ascii="Calibri" w:eastAsia="Calibri" w:hAnsi="Calibri" w:cs="Calibri"/>
-              </w:rPr>
-              <w:t xml:space="preserve">state: </w:t>
-            </w:r>
-            <w:proofErr w:type="spellStart"/>
-            <w:r>
-              <w:rPr>
-                <w:rFonts w:ascii="Calibri" w:eastAsia="Calibri" w:hAnsi="Calibri" w:cs="Calibri"/>
-              </w:rPr>
-              <w:t>unique_ptr</w:t>
-            </w:r>
-            <w:proofErr w:type="spellEnd"/>
-            <w:r>
-              <w:rPr>
-                <w:rFonts w:ascii="Calibri" w:eastAsia="Calibri" w:hAnsi="Calibri" w:cs="Calibri"/>
-              </w:rPr>
-              <w:t>&lt;</w:t>
-            </w:r>
-            <w:proofErr w:type="spellStart"/>
-            <w:r>
-              <w:rPr>
-                <w:rFonts w:ascii="Calibri" w:eastAsia="Calibri" w:hAnsi="Calibri" w:cs="Calibri"/>
-              </w:rPr>
-              <w:t>IncidentState</w:t>
-            </w:r>
-            <w:proofErr w:type="spellEnd"/>
-            <w:r>
-              <w:rPr>
-                <w:rFonts w:ascii="Calibri" w:eastAsia="Calibri" w:hAnsi="Calibri" w:cs="Calibri"/>
-              </w:rPr>
-              <w:t>&gt;</w:t>
+                <w:rFonts w:eastAsia="Calibri" w:cs="Calibri"/>
+              </w:rPr>
+              <w:t>state: unique_ptr&lt;IncidentState&gt;</w:t>
             </w:r>
           </w:p>
         </w:tc>
@@ -3665,18 +3027,10 @@
           <w:p>
             <w:r>
               <w:rPr>
-                <w:rFonts w:ascii="Calibri" w:eastAsia="Calibri" w:hAnsi="Calibri" w:cs="Calibri"/>
-              </w:rPr>
-              <w:t xml:space="preserve">owns its current </w:t>
-            </w:r>
-            <w:proofErr w:type="spellStart"/>
-            <w:r>
-              <w:rPr>
-                <w:rFonts w:ascii="Calibri" w:eastAsia="Calibri" w:hAnsi="Calibri" w:cs="Calibri"/>
-              </w:rPr>
-              <w:t>IncidentState</w:t>
-            </w:r>
-            <w:proofErr w:type="spellEnd"/>
+                <w:rFonts w:eastAsia="Calibri" w:cs="Calibri"/>
+              </w:rPr>
+              <w:t>owns its current IncidentState</w:t>
+            </w:r>
           </w:p>
         </w:tc>
       </w:tr>
@@ -3687,8 +3041,7 @@
         <w:spacing w:before="240" w:after="120"/>
       </w:pPr>
       <w:r>
-        <w:lastRenderedPageBreak/>
-        <w:t xml:space="preserve">2.6 Observer </w:t>
+        <w:t xml:space="preserve">Observer </w:t>
       </w:r>
     </w:p>
     <w:tbl>
@@ -3709,18 +3062,12 @@
         <w:tblLook w:val="0000" w:firstRow="0" w:lastRow="0" w:firstColumn="0" w:lastColumn="0" w:noHBand="0" w:noVBand="0"/>
       </w:tblPr>
       <w:tblGrid>
-        <w:gridCol w:w="1560"/>
-        <w:gridCol w:w="1780"/>
-        <w:gridCol w:w="4776"/>
-        <w:gridCol w:w="1684"/>
+        <w:gridCol w:w="2400"/>
+        <w:gridCol w:w="2000"/>
+        <w:gridCol w:w="2700"/>
+        <w:gridCol w:w="2700"/>
       </w:tblGrid>
       <w:tr>
-        <w:tblPrEx>
-          <w:tblCellMar>
-            <w:top w:w="0" w:type="dxa"/>
-            <w:bottom w:w="0" w:type="dxa"/>
-          </w:tblCellMar>
-        </w:tblPrEx>
         <w:trPr>
           <w:tblHeader/>
         </w:trPr>
@@ -3744,7 +3091,7 @@
           <w:p>
             <w:r>
               <w:rPr>
-                <w:rFonts w:ascii="Calibri" w:eastAsia="Calibri" w:hAnsi="Calibri" w:cs="Calibri"/>
+                <w:rFonts w:eastAsia="Calibri" w:cs="Calibri"/>
                 <w:b/>
                 <w:bCs/>
                 <w:color w:val="FFFFFF"/>
@@ -3773,7 +3120,7 @@
           <w:p>
             <w:r>
               <w:rPr>
-                <w:rFonts w:ascii="Calibri" w:eastAsia="Calibri" w:hAnsi="Calibri" w:cs="Calibri"/>
+                <w:rFonts w:eastAsia="Calibri" w:cs="Calibri"/>
                 <w:b/>
                 <w:bCs/>
                 <w:color w:val="FFFFFF"/>
@@ -3802,7 +3149,7 @@
           <w:p>
             <w:r>
               <w:rPr>
-                <w:rFonts w:ascii="Calibri" w:eastAsia="Calibri" w:hAnsi="Calibri" w:cs="Calibri"/>
+                <w:rFonts w:eastAsia="Calibri" w:cs="Calibri"/>
                 <w:b/>
                 <w:bCs/>
                 <w:color w:val="FFFFFF"/>
@@ -3831,7 +3178,7 @@
           <w:p>
             <w:r>
               <w:rPr>
-                <w:rFonts w:ascii="Calibri" w:eastAsia="Calibri" w:hAnsi="Calibri" w:cs="Calibri"/>
+                <w:rFonts w:eastAsia="Calibri" w:cs="Calibri"/>
                 <w:b/>
                 <w:bCs/>
                 <w:color w:val="FFFFFF"/>
@@ -3842,12 +3189,6 @@
         </w:tc>
       </w:tr>
       <w:tr>
-        <w:tblPrEx>
-          <w:tblCellMar>
-            <w:top w:w="0" w:type="dxa"/>
-            <w:bottom w:w="0" w:type="dxa"/>
-          </w:tblCellMar>
-        </w:tblPrEx>
         <w:tc>
           <w:tcPr>
             <w:tcW w:w="2400" w:type="dxa"/>
@@ -3867,7 +3208,7 @@
           <w:p>
             <w:r>
               <w:rPr>
-                <w:rFonts w:ascii="Calibri" w:eastAsia="Calibri" w:hAnsi="Calibri" w:cs="Calibri"/>
+                <w:rFonts w:eastAsia="Calibri" w:cs="Calibri"/>
               </w:rPr>
               <w:t>Observer</w:t>
             </w:r>
@@ -3892,7 +3233,7 @@
           <w:p>
             <w:r>
               <w:rPr>
-                <w:rFonts w:ascii="Calibri" w:eastAsia="Calibri" w:hAnsi="Calibri" w:cs="Calibri"/>
+                <w:rFonts w:eastAsia="Calibri" w:cs="Calibri"/>
               </w:rPr>
               <w:t>Observer interface</w:t>
             </w:r>
@@ -3917,21 +3258,9 @@
           <w:p>
             <w:r>
               <w:rPr>
-                <w:rFonts w:ascii="Calibri" w:eastAsia="Calibri" w:hAnsi="Calibri" w:cs="Calibri"/>
-              </w:rPr>
-              <w:t>update(</w:t>
-            </w:r>
-            <w:r>
-              <w:rPr>
-                <w:rFonts w:ascii="Calibri" w:eastAsia="Calibri" w:hAnsi="Calibri" w:cs="Calibri"/>
-              </w:rPr>
-              <w:t>Subject</w:t>
-            </w:r>
-            <w:r>
-              <w:rPr>
-                <w:rFonts w:ascii="Calibri" w:eastAsia="Calibri" w:hAnsi="Calibri" w:cs="Calibri"/>
-              </w:rPr>
-              <w:t>*)</w:t>
+                <w:rFonts w:eastAsia="Calibri" w:cs="Calibri"/>
+              </w:rPr>
+              <w:t>update(Incident*)</w:t>
             </w:r>
           </w:p>
         </w:tc>
@@ -3954,7 +3283,7 @@
           <w:p>
             <w:r>
               <w:rPr>
-                <w:rFonts w:ascii="Calibri" w:eastAsia="Calibri" w:hAnsi="Calibri" w:cs="Calibri"/>
+                <w:rFonts w:eastAsia="Calibri" w:cs="Calibri"/>
               </w:rPr>
               <w:t>—</w:t>
             </w:r>
@@ -3962,12 +3291,6 @@
         </w:tc>
       </w:tr>
       <w:tr>
-        <w:tblPrEx>
-          <w:tblCellMar>
-            <w:top w:w="0" w:type="dxa"/>
-            <w:bottom w:w="0" w:type="dxa"/>
-          </w:tblCellMar>
-        </w:tblPrEx>
         <w:tc>
           <w:tcPr>
             <w:tcW w:w="2400" w:type="dxa"/>
@@ -3987,18 +3310,10 @@
           <w:p>
             <w:r>
               <w:rPr>
-                <w:rFonts w:ascii="Calibri" w:eastAsia="Calibri" w:hAnsi="Calibri" w:cs="Calibri"/>
-              </w:rPr>
-              <w:t xml:space="preserve">Dashboard / </w:t>
-            </w:r>
-            <w:proofErr w:type="spellStart"/>
-            <w:r>
-              <w:rPr>
-                <w:rFonts w:ascii="Calibri" w:eastAsia="Calibri" w:hAnsi="Calibri" w:cs="Calibri"/>
-              </w:rPr>
-              <w:t>AuditLogger</w:t>
-            </w:r>
-            <w:proofErr w:type="spellEnd"/>
+                <w:rFonts w:eastAsia="Calibri" w:cs="Calibri"/>
+              </w:rPr>
+              <w:t>Dashboard / AuditLogger</w:t>
+            </w:r>
           </w:p>
         </w:tc>
         <w:tc>
@@ -4018,14 +3333,12 @@
             </w:tcMar>
           </w:tcPr>
           <w:p>
-            <w:proofErr w:type="spellStart"/>
-            <w:r>
-              <w:rPr>
-                <w:rFonts w:ascii="Calibri" w:eastAsia="Calibri" w:hAnsi="Calibri" w:cs="Calibri"/>
+            <w:r>
+              <w:rPr>
+                <w:rFonts w:eastAsia="Calibri" w:cs="Calibri"/>
               </w:rPr>
               <w:t>ConcreteObserver</w:t>
             </w:r>
-            <w:proofErr w:type="spellEnd"/>
           </w:p>
         </w:tc>
         <w:tc>
@@ -4047,21 +3360,9 @@
           <w:p>
             <w:r>
               <w:rPr>
-                <w:rFonts w:ascii="Calibri" w:eastAsia="Calibri" w:hAnsi="Calibri" w:cs="Calibri"/>
-              </w:rPr>
-              <w:t>update(</w:t>
-            </w:r>
-            <w:r>
-              <w:rPr>
-                <w:rFonts w:ascii="Calibri" w:eastAsia="Calibri" w:hAnsi="Calibri" w:cs="Calibri"/>
-              </w:rPr>
-              <w:t>Subject</w:t>
-            </w:r>
-            <w:r>
-              <w:rPr>
-                <w:rFonts w:ascii="Calibri" w:eastAsia="Calibri" w:hAnsi="Calibri" w:cs="Calibri"/>
-              </w:rPr>
-              <w:t>*)</w:t>
+                <w:rFonts w:eastAsia="Calibri" w:cs="Calibri"/>
+              </w:rPr>
+              <w:t>update(Incident*)</w:t>
             </w:r>
           </w:p>
         </w:tc>
@@ -4084,7 +3385,7 @@
           <w:p>
             <w:r>
               <w:rPr>
-                <w:rFonts w:ascii="Calibri" w:eastAsia="Calibri" w:hAnsi="Calibri" w:cs="Calibri"/>
+                <w:rFonts w:eastAsia="Calibri" w:cs="Calibri"/>
               </w:rPr>
               <w:t>—</w:t>
             </w:r>
@@ -4092,12 +3393,6 @@
         </w:tc>
       </w:tr>
       <w:tr>
-        <w:tblPrEx>
-          <w:tblCellMar>
-            <w:top w:w="0" w:type="dxa"/>
-            <w:bottom w:w="0" w:type="dxa"/>
-          </w:tblCellMar>
-        </w:tblPrEx>
         <w:tc>
           <w:tcPr>
             <w:tcW w:w="2400" w:type="dxa"/>
@@ -4117,7 +3412,7 @@
           <w:p>
             <w:r>
               <w:rPr>
-                <w:rFonts w:ascii="Calibri" w:eastAsia="Calibri" w:hAnsi="Calibri" w:cs="Calibri"/>
+                <w:rFonts w:eastAsia="Calibri" w:cs="Calibri"/>
               </w:rPr>
               <w:t>Incident</w:t>
             </w:r>
@@ -4140,20 +3435,12 @@
             </w:tcMar>
           </w:tcPr>
           <w:p>
-            <w:proofErr w:type="spellStart"/>
-            <w:r>
-              <w:rPr>
-                <w:rFonts w:ascii="Calibri" w:eastAsia="Calibri" w:hAnsi="Calibri" w:cs="Calibri"/>
-              </w:rPr>
-              <w:t>Concrete</w:t>
-            </w:r>
-            <w:r>
-              <w:rPr>
-                <w:rFonts w:ascii="Calibri" w:eastAsia="Calibri" w:hAnsi="Calibri" w:cs="Calibri"/>
+            <w:r>
+              <w:rPr>
+                <w:rFonts w:eastAsia="Calibri" w:cs="Calibri"/>
               </w:rPr>
               <w:t>Subject</w:t>
             </w:r>
-            <w:proofErr w:type="spellEnd"/>
           </w:p>
         </w:tc>
         <w:tc>
@@ -4175,9 +3462,9 @@
           <w:p>
             <w:r>
               <w:rPr>
-                <w:rFonts w:ascii="Calibri" w:eastAsia="Calibri" w:hAnsi="Calibri" w:cs="Calibri"/>
-              </w:rPr>
-              <w:t>inherits attach/detach/notify from Subject; adds status, id, type, location</w:t>
+                <w:rFonts w:eastAsia="Calibri" w:cs="Calibri"/>
+              </w:rPr>
+              <w:t>observers: vector&lt;Observer*&gt;, attach(), notify()</w:t>
             </w:r>
           </w:p>
         </w:tc>
@@ -4200,145 +3487,9 @@
           <w:p>
             <w:r>
               <w:rPr>
-                <w:rFonts w:ascii="Calibri" w:eastAsia="Calibri" w:hAnsi="Calibri" w:cs="Calibri"/>
-              </w:rPr>
-              <w:t>—</w:t>
-            </w:r>
-          </w:p>
-        </w:tc>
-      </w:tr>
-      <w:tr>
-        <w:tblPrEx>
-          <w:tblCellMar>
-            <w:top w:w="0" w:type="dxa"/>
-            <w:bottom w:w="0" w:type="dxa"/>
-          </w:tblCellMar>
-        </w:tblPrEx>
-        <w:tc>
-          <w:tcPr>
-            <w:tcW w:w="2400" w:type="dxa"/>
-            <w:tcBorders>
-              <w:top w:val="single" w:sz="2" w:space="0" w:color="BFBFBF"/>
-              <w:left w:val="single" w:sz="2" w:space="0" w:color="BFBFBF"/>
-              <w:bottom w:val="single" w:sz="2" w:space="0" w:color="BFBFBF"/>
-              <w:right w:val="single" w:sz="2" w:space="0" w:color="BFBFBF"/>
-            </w:tcBorders>
-            <w:tcMar>
-              <w:top w:w="80" w:type="dxa"/>
-              <w:left w:w="100" w:type="dxa"/>
-              <w:bottom w:w="80" w:type="dxa"/>
-              <w:right w:w="100" w:type="dxa"/>
-            </w:tcMar>
-          </w:tcPr>
-          <w:p>
-            <w:pPr>
-              <w:rPr>
-                <w:rFonts w:ascii="Calibri" w:eastAsia="Calibri" w:hAnsi="Calibri" w:cs="Calibri"/>
-              </w:rPr>
-            </w:pPr>
-            <w:r>
-              <w:rPr>
-                <w:rFonts w:ascii="Calibri" w:eastAsia="Calibri" w:hAnsi="Calibri" w:cs="Calibri"/>
-              </w:rPr>
-              <w:t>Subject</w:t>
-            </w:r>
-          </w:p>
-        </w:tc>
-        <w:tc>
-          <w:tcPr>
-            <w:tcW w:w="2000" w:type="dxa"/>
-            <w:tcBorders>
-              <w:top w:val="single" w:sz="2" w:space="0" w:color="BFBFBF"/>
-              <w:left w:val="single" w:sz="2" w:space="0" w:color="BFBFBF"/>
-              <w:bottom w:val="single" w:sz="2" w:space="0" w:color="BFBFBF"/>
-              <w:right w:val="single" w:sz="2" w:space="0" w:color="BFBFBF"/>
-            </w:tcBorders>
-            <w:tcMar>
-              <w:top w:w="80" w:type="dxa"/>
-              <w:left w:w="100" w:type="dxa"/>
-              <w:bottom w:w="80" w:type="dxa"/>
-              <w:right w:w="100" w:type="dxa"/>
-            </w:tcMar>
-          </w:tcPr>
-          <w:p>
-            <w:pPr>
-              <w:rPr>
-                <w:rFonts w:ascii="Calibri" w:eastAsia="Calibri" w:hAnsi="Calibri" w:cs="Calibri"/>
-              </w:rPr>
-            </w:pPr>
-            <w:r>
-              <w:rPr>
-                <w:rFonts w:ascii="Calibri" w:eastAsia="Calibri" w:hAnsi="Calibri" w:cs="Calibri"/>
-              </w:rPr>
-              <w:t>Subject</w:t>
-            </w:r>
-          </w:p>
-        </w:tc>
-        <w:tc>
-          <w:tcPr>
-            <w:tcW w:w="2700" w:type="dxa"/>
-            <w:tcBorders>
-              <w:top w:val="single" w:sz="2" w:space="0" w:color="BFBFBF"/>
-              <w:left w:val="single" w:sz="2" w:space="0" w:color="BFBFBF"/>
-              <w:bottom w:val="single" w:sz="2" w:space="0" w:color="BFBFBF"/>
-              <w:right w:val="single" w:sz="2" w:space="0" w:color="BFBFBF"/>
-            </w:tcBorders>
-            <w:tcMar>
-              <w:top w:w="80" w:type="dxa"/>
-              <w:left w:w="100" w:type="dxa"/>
-              <w:bottom w:w="80" w:type="dxa"/>
-              <w:right w:w="100" w:type="dxa"/>
-            </w:tcMar>
-          </w:tcPr>
-          <w:p>
-            <w:pPr>
-              <w:rPr>
-                <w:rFonts w:ascii="Calibri" w:eastAsia="Calibri" w:hAnsi="Calibri" w:cs="Calibri"/>
-              </w:rPr>
-            </w:pPr>
-            <w:proofErr w:type="spellStart"/>
-            <w:r>
-              <w:rPr>
-                <w:rFonts w:ascii="Calibri" w:eastAsia="Calibri" w:hAnsi="Calibri" w:cs="Calibri"/>
-              </w:rPr>
-              <w:t>Observers:vector</w:t>
-            </w:r>
-            <w:proofErr w:type="spellEnd"/>
-            <w:r>
-              <w:rPr>
-                <w:rFonts w:ascii="Calibri" w:eastAsia="Calibri" w:hAnsi="Calibri" w:cs="Calibri"/>
-              </w:rPr>
-              <w:t>&lt;Observers*&gt;,attach(),detach(),notify()</w:t>
-            </w:r>
-          </w:p>
-        </w:tc>
-        <w:tc>
-          <w:tcPr>
-            <w:tcW w:w="2700" w:type="dxa"/>
-            <w:tcBorders>
-              <w:top w:val="single" w:sz="2" w:space="0" w:color="BFBFBF"/>
-              <w:left w:val="single" w:sz="2" w:space="0" w:color="BFBFBF"/>
-              <w:bottom w:val="single" w:sz="2" w:space="0" w:color="BFBFBF"/>
-              <w:right w:val="single" w:sz="2" w:space="0" w:color="BFBFBF"/>
-            </w:tcBorders>
-            <w:tcMar>
-              <w:top w:w="80" w:type="dxa"/>
-              <w:left w:w="100" w:type="dxa"/>
-              <w:bottom w:w="80" w:type="dxa"/>
-              <w:right w:w="100" w:type="dxa"/>
-            </w:tcMar>
-          </w:tcPr>
-          <w:p>
-            <w:pPr>
-              <w:rPr>
-                <w:rFonts w:ascii="Calibri" w:eastAsia="Calibri" w:hAnsi="Calibri" w:cs="Calibri"/>
-              </w:rPr>
-            </w:pPr>
-            <w:r>
-              <w:rPr>
-                <w:rFonts w:ascii="Calibri" w:eastAsia="Calibri" w:hAnsi="Calibri" w:cs="Calibri"/>
-              </w:rPr>
-              <w:t>Non-owning references to attached Observers</w:t>
+                <w:rFonts w:eastAsia="Calibri" w:cs="Calibri"/>
+              </w:rPr>
+              <w:t>non-owning references to attached Observers</w:t>
             </w:r>
           </w:p>
         </w:tc>
@@ -4350,10 +3501,9 @@
       </w:pPr>
       <w:r>
         <w:rPr>
-          <w:rFonts w:ascii="Calibri" w:eastAsia="Calibri" w:hAnsi="Calibri" w:cs="Calibri"/>
+          <w:rFonts w:eastAsia="Calibri" w:cs="Calibri"/>
           <w:i/>
           <w:iCs/>
-          <w:sz w:val="22"/>
           <w:szCs w:val="22"/>
         </w:rPr>
         <w:t>Note that Incident deliberately plays two roles at once — State Context and Observer Subject.</w:t>
@@ -4365,15 +3515,10 @@
         <w:spacing w:before="320" w:after="160"/>
       </w:pPr>
       <w:r>
-        <w:t xml:space="preserve">3. </w:t>
-      </w:r>
-      <w:proofErr w:type="spellStart"/>
-      <w:r>
-        <w:t>GoF</w:t>
-      </w:r>
-      <w:proofErr w:type="spellEnd"/>
-      <w:r>
-        <w:t xml:space="preserve"> Participant Mapping</w:t>
+        <w:t>1.</w:t>
+      </w:r>
+      <w:r>
+        <w:t>3. GoF Participant Mapping</w:t>
       </w:r>
     </w:p>
     <w:tbl>
@@ -4399,12 +3544,6 @@
         <w:gridCol w:w="5800"/>
       </w:tblGrid>
       <w:tr>
-        <w:tblPrEx>
-          <w:tblCellMar>
-            <w:top w:w="0" w:type="dxa"/>
-            <w:bottom w:w="0" w:type="dxa"/>
-          </w:tblCellMar>
-        </w:tblPrEx>
         <w:trPr>
           <w:tblHeader/>
         </w:trPr>
@@ -4428,7 +3567,7 @@
           <w:p>
             <w:r>
               <w:rPr>
-                <w:rFonts w:ascii="Calibri" w:eastAsia="Calibri" w:hAnsi="Calibri" w:cs="Calibri"/>
+                <w:rFonts w:eastAsia="Calibri" w:cs="Calibri"/>
                 <w:b/>
                 <w:bCs/>
                 <w:color w:val="FFFFFF"/>
@@ -4457,7 +3596,7 @@
           <w:p>
             <w:r>
               <w:rPr>
-                <w:rFonts w:ascii="Calibri" w:eastAsia="Calibri" w:hAnsi="Calibri" w:cs="Calibri"/>
+                <w:rFonts w:eastAsia="Calibri" w:cs="Calibri"/>
                 <w:b/>
                 <w:bCs/>
                 <w:color w:val="FFFFFF"/>
@@ -4486,7 +3625,7 @@
           <w:p>
             <w:r>
               <w:rPr>
-                <w:rFonts w:ascii="Calibri" w:eastAsia="Calibri" w:hAnsi="Calibri" w:cs="Calibri"/>
+                <w:rFonts w:eastAsia="Calibri" w:cs="Calibri"/>
                 <w:b/>
                 <w:bCs/>
                 <w:color w:val="FFFFFF"/>
@@ -4497,12 +3636,6 @@
         </w:tc>
       </w:tr>
       <w:tr>
-        <w:tblPrEx>
-          <w:tblCellMar>
-            <w:top w:w="0" w:type="dxa"/>
-            <w:bottom w:w="0" w:type="dxa"/>
-          </w:tblCellMar>
-        </w:tblPrEx>
         <w:tc>
           <w:tcPr>
             <w:tcW w:w="2000" w:type="dxa"/>
@@ -4522,7 +3655,7 @@
           <w:p>
             <w:r>
               <w:rPr>
-                <w:rFonts w:ascii="Calibri" w:eastAsia="Calibri" w:hAnsi="Calibri" w:cs="Calibri"/>
+                <w:rFonts w:eastAsia="Calibri" w:cs="Calibri"/>
               </w:rPr>
               <w:t>Command</w:t>
             </w:r>
@@ -4547,7 +3680,7 @@
           <w:p>
             <w:r>
               <w:rPr>
-                <w:rFonts w:ascii="Calibri" w:eastAsia="Calibri" w:hAnsi="Calibri" w:cs="Calibri"/>
+                <w:rFonts w:eastAsia="Calibri" w:cs="Calibri"/>
               </w:rPr>
               <w:t>Command</w:t>
             </w:r>
@@ -4572,7 +3705,7 @@
           <w:p>
             <w:r>
               <w:rPr>
-                <w:rFonts w:ascii="Calibri" w:eastAsia="Calibri" w:hAnsi="Calibri" w:cs="Calibri"/>
+                <w:rFonts w:eastAsia="Calibri" w:cs="Calibri"/>
               </w:rPr>
               <w:t>Command (abstract)</w:t>
             </w:r>
@@ -4580,12 +3713,6 @@
         </w:tc>
       </w:tr>
       <w:tr>
-        <w:tblPrEx>
-          <w:tblCellMar>
-            <w:top w:w="0" w:type="dxa"/>
-            <w:bottom w:w="0" w:type="dxa"/>
-          </w:tblCellMar>
-        </w:tblPrEx>
         <w:tc>
           <w:tcPr>
             <w:tcW w:w="2000" w:type="dxa"/>
@@ -4621,14 +3748,12 @@
             </w:tcMar>
           </w:tcPr>
           <w:p>
-            <w:proofErr w:type="spellStart"/>
-            <w:r>
-              <w:rPr>
-                <w:rFonts w:ascii="Calibri" w:eastAsia="Calibri" w:hAnsi="Calibri" w:cs="Calibri"/>
+            <w:r>
+              <w:rPr>
+                <w:rFonts w:eastAsia="Calibri" w:cs="Calibri"/>
               </w:rPr>
               <w:t>ConcreteCommand</w:t>
             </w:r>
-            <w:proofErr w:type="spellEnd"/>
           </w:p>
         </w:tc>
         <w:tc>
@@ -4648,80 +3773,16 @@
             </w:tcMar>
           </w:tcPr>
           <w:p>
-            <w:proofErr w:type="spellStart"/>
-            <w:r>
-              <w:rPr>
-                <w:rFonts w:ascii="Calibri" w:eastAsia="Calibri" w:hAnsi="Calibri" w:cs="Calibri"/>
-              </w:rPr>
-              <w:t>DispatchUnitCommand</w:t>
-            </w:r>
-            <w:proofErr w:type="spellEnd"/>
-            <w:r>
-              <w:rPr>
-                <w:rFonts w:ascii="Calibri" w:eastAsia="Calibri" w:hAnsi="Calibri" w:cs="Calibri"/>
-              </w:rPr>
-              <w:t xml:space="preserve">, </w:t>
-            </w:r>
-            <w:proofErr w:type="spellStart"/>
-            <w:r>
-              <w:rPr>
-                <w:rFonts w:ascii="Calibri" w:eastAsia="Calibri" w:hAnsi="Calibri" w:cs="Calibri"/>
-              </w:rPr>
-              <w:t>LockAreaCommand</w:t>
-            </w:r>
-            <w:proofErr w:type="spellEnd"/>
-            <w:r>
-              <w:rPr>
-                <w:rFonts w:ascii="Calibri" w:eastAsia="Calibri" w:hAnsi="Calibri" w:cs="Calibri"/>
-              </w:rPr>
-              <w:t xml:space="preserve">, </w:t>
-            </w:r>
-            <w:proofErr w:type="spellStart"/>
-            <w:r>
-              <w:rPr>
-                <w:rFonts w:ascii="Calibri" w:eastAsia="Calibri" w:hAnsi="Calibri" w:cs="Calibri"/>
-              </w:rPr>
-              <w:t>AlertCommand</w:t>
-            </w:r>
-            <w:proofErr w:type="spellEnd"/>
-            <w:r>
-              <w:rPr>
-                <w:rFonts w:ascii="Calibri" w:eastAsia="Calibri" w:hAnsi="Calibri" w:cs="Calibri"/>
-              </w:rPr>
-              <w:t xml:space="preserve">, </w:t>
-            </w:r>
-            <w:proofErr w:type="spellStart"/>
-            <w:r>
-              <w:rPr>
-                <w:rFonts w:ascii="Calibri" w:eastAsia="Calibri" w:hAnsi="Calibri" w:cs="Calibri"/>
-              </w:rPr>
-              <w:t>EvacuationCommand</w:t>
-            </w:r>
-            <w:proofErr w:type="spellEnd"/>
-            <w:r>
-              <w:rPr>
-                <w:rFonts w:ascii="Calibri" w:eastAsia="Calibri" w:hAnsi="Calibri" w:cs="Calibri"/>
-              </w:rPr>
-              <w:t xml:space="preserve">, </w:t>
-            </w:r>
-            <w:proofErr w:type="spellStart"/>
-            <w:r>
-              <w:rPr>
-                <w:rFonts w:ascii="Calibri" w:eastAsia="Calibri" w:hAnsi="Calibri" w:cs="Calibri"/>
-              </w:rPr>
-              <w:t>CancelCommand</w:t>
-            </w:r>
-            <w:proofErr w:type="spellEnd"/>
+            <w:r>
+              <w:rPr>
+                <w:rFonts w:eastAsia="Calibri" w:cs="Calibri"/>
+              </w:rPr>
+              <w:t>DispatchUnitCommand, LockAreaCommand, AlertCommand, EvacuationCommand, CancelCommand</w:t>
+            </w:r>
           </w:p>
         </w:tc>
       </w:tr>
       <w:tr>
-        <w:tblPrEx>
-          <w:tblCellMar>
-            <w:top w:w="0" w:type="dxa"/>
-            <w:bottom w:w="0" w:type="dxa"/>
-          </w:tblCellMar>
-        </w:tblPrEx>
         <w:tc>
           <w:tcPr>
             <w:tcW w:w="2000" w:type="dxa"/>
@@ -4759,7 +3820,7 @@
           <w:p>
             <w:r>
               <w:rPr>
-                <w:rFonts w:ascii="Calibri" w:eastAsia="Calibri" w:hAnsi="Calibri" w:cs="Calibri"/>
+                <w:rFonts w:eastAsia="Calibri" w:cs="Calibri"/>
               </w:rPr>
               <w:t>Invoker</w:t>
             </w:r>
@@ -4782,24 +3843,16 @@
             </w:tcMar>
           </w:tcPr>
           <w:p>
-            <w:proofErr w:type="spellStart"/>
-            <w:r>
-              <w:rPr>
-                <w:rFonts w:ascii="Calibri" w:eastAsia="Calibri" w:hAnsi="Calibri" w:cs="Calibri"/>
+            <w:r>
+              <w:rPr>
+                <w:rFonts w:eastAsia="Calibri" w:cs="Calibri"/>
               </w:rPr>
               <w:t>OperatorConsole</w:t>
             </w:r>
-            <w:proofErr w:type="spellEnd"/>
           </w:p>
         </w:tc>
       </w:tr>
       <w:tr>
-        <w:tblPrEx>
-          <w:tblCellMar>
-            <w:top w:w="0" w:type="dxa"/>
-            <w:bottom w:w="0" w:type="dxa"/>
-          </w:tblCellMar>
-        </w:tblPrEx>
         <w:tc>
           <w:tcPr>
             <w:tcW w:w="2000" w:type="dxa"/>
@@ -4837,7 +3890,7 @@
           <w:p>
             <w:r>
               <w:rPr>
-                <w:rFonts w:ascii="Calibri" w:eastAsia="Calibri" w:hAnsi="Calibri" w:cs="Calibri"/>
+                <w:rFonts w:eastAsia="Calibri" w:cs="Calibri"/>
               </w:rPr>
               <w:t>Receiver</w:t>
             </w:r>
@@ -4860,72 +3913,16 @@
             </w:tcMar>
           </w:tcPr>
           <w:p>
-            <w:proofErr w:type="spellStart"/>
-            <w:r>
-              <w:rPr>
-                <w:rFonts w:ascii="Calibri" w:eastAsia="Calibri" w:hAnsi="Calibri" w:cs="Calibri"/>
-              </w:rPr>
-              <w:t>ResponseComponent</w:t>
-            </w:r>
-            <w:proofErr w:type="spellEnd"/>
-            <w:r>
-              <w:rPr>
-                <w:rFonts w:ascii="Calibri" w:eastAsia="Calibri" w:hAnsi="Calibri" w:cs="Calibri"/>
-              </w:rPr>
-              <w:t xml:space="preserve"> subclasses, </w:t>
-            </w:r>
-            <w:proofErr w:type="spellStart"/>
-            <w:r>
-              <w:rPr>
-                <w:rFonts w:ascii="Calibri" w:eastAsia="Calibri" w:hAnsi="Calibri" w:cs="Calibri"/>
-              </w:rPr>
-              <w:t>AccessControlSystem</w:t>
-            </w:r>
-            <w:proofErr w:type="spellEnd"/>
-            <w:r>
-              <w:rPr>
-                <w:rFonts w:ascii="Calibri" w:eastAsia="Calibri" w:hAnsi="Calibri" w:cs="Calibri"/>
-              </w:rPr>
-              <w:t xml:space="preserve">, </w:t>
-            </w:r>
-            <w:proofErr w:type="spellStart"/>
-            <w:r>
-              <w:rPr>
-                <w:rFonts w:ascii="Calibri" w:eastAsia="Calibri" w:hAnsi="Calibri" w:cs="Calibri"/>
-              </w:rPr>
-              <w:t>CommunicationChannel</w:t>
-            </w:r>
-            <w:proofErr w:type="spellEnd"/>
-            <w:r>
-              <w:rPr>
-                <w:rFonts w:ascii="Calibri" w:eastAsia="Calibri" w:hAnsi="Calibri" w:cs="Calibri"/>
-              </w:rPr>
-              <w:t xml:space="preserve">, another Command (for </w:t>
-            </w:r>
-            <w:proofErr w:type="spellStart"/>
-            <w:r>
-              <w:rPr>
-                <w:rFonts w:ascii="Calibri" w:eastAsia="Calibri" w:hAnsi="Calibri" w:cs="Calibri"/>
-              </w:rPr>
-              <w:t>CancelCommand</w:t>
-            </w:r>
-            <w:proofErr w:type="spellEnd"/>
-            <w:r>
-              <w:rPr>
-                <w:rFonts w:ascii="Calibri" w:eastAsia="Calibri" w:hAnsi="Calibri" w:cs="Calibri"/>
-              </w:rPr>
-              <w:t>)</w:t>
+            <w:r>
+              <w:rPr>
+                <w:rFonts w:eastAsia="Calibri" w:cs="Calibri"/>
+              </w:rPr>
+              <w:t>ResponseComponent subclasses, AccessControlSystem, CommunicationChannel, another Command (for CancelCommand)</w:t>
             </w:r>
           </w:p>
         </w:tc>
       </w:tr>
       <w:tr>
-        <w:tblPrEx>
-          <w:tblCellMar>
-            <w:top w:w="0" w:type="dxa"/>
-            <w:bottom w:w="0" w:type="dxa"/>
-          </w:tblCellMar>
-        </w:tblPrEx>
         <w:tc>
           <w:tcPr>
             <w:tcW w:w="2000" w:type="dxa"/>
@@ -4945,7 +3942,7 @@
           <w:p>
             <w:r>
               <w:rPr>
-                <w:rFonts w:ascii="Calibri" w:eastAsia="Calibri" w:hAnsi="Calibri" w:cs="Calibri"/>
+                <w:rFonts w:eastAsia="Calibri" w:cs="Calibri"/>
               </w:rPr>
               <w:t>Mediator</w:t>
             </w:r>
@@ -4970,7 +3967,7 @@
           <w:p>
             <w:r>
               <w:rPr>
-                <w:rFonts w:ascii="Calibri" w:eastAsia="Calibri" w:hAnsi="Calibri" w:cs="Calibri"/>
+                <w:rFonts w:eastAsia="Calibri" w:cs="Calibri"/>
               </w:rPr>
               <w:t>Mediator</w:t>
             </w:r>
@@ -4993,30 +3990,16 @@
             </w:tcMar>
           </w:tcPr>
           <w:p>
-            <w:proofErr w:type="spellStart"/>
-            <w:r>
-              <w:rPr>
-                <w:rFonts w:ascii="Calibri" w:eastAsia="Calibri" w:hAnsi="Calibri" w:cs="Calibri"/>
-              </w:rPr>
-              <w:t>ResponseMediator</w:t>
-            </w:r>
-            <w:proofErr w:type="spellEnd"/>
-            <w:r>
-              <w:rPr>
-                <w:rFonts w:ascii="Calibri" w:eastAsia="Calibri" w:hAnsi="Calibri" w:cs="Calibri"/>
-              </w:rPr>
-              <w:t xml:space="preserve"> (interface)</w:t>
+            <w:r>
+              <w:rPr>
+                <w:rFonts w:eastAsia="Calibri" w:cs="Calibri"/>
+              </w:rPr>
+              <w:t>ResponseMediator (interface)</w:t>
             </w:r>
           </w:p>
         </w:tc>
       </w:tr>
       <w:tr>
-        <w:tblPrEx>
-          <w:tblCellMar>
-            <w:top w:w="0" w:type="dxa"/>
-            <w:bottom w:w="0" w:type="dxa"/>
-          </w:tblCellMar>
-        </w:tblPrEx>
         <w:tc>
           <w:tcPr>
             <w:tcW w:w="2000" w:type="dxa"/>
@@ -5052,14 +4035,12 @@
             </w:tcMar>
           </w:tcPr>
           <w:p>
-            <w:proofErr w:type="spellStart"/>
-            <w:r>
-              <w:rPr>
-                <w:rFonts w:ascii="Calibri" w:eastAsia="Calibri" w:hAnsi="Calibri" w:cs="Calibri"/>
+            <w:r>
+              <w:rPr>
+                <w:rFonts w:eastAsia="Calibri" w:cs="Calibri"/>
               </w:rPr>
               <w:t>ConcreteMediator</w:t>
             </w:r>
-            <w:proofErr w:type="spellEnd"/>
           </w:p>
         </w:tc>
         <w:tc>
@@ -5079,24 +4060,16 @@
             </w:tcMar>
           </w:tcPr>
           <w:p>
-            <w:proofErr w:type="spellStart"/>
-            <w:r>
-              <w:rPr>
-                <w:rFonts w:ascii="Calibri" w:eastAsia="Calibri" w:hAnsi="Calibri" w:cs="Calibri"/>
+            <w:r>
+              <w:rPr>
+                <w:rFonts w:eastAsia="Calibri" w:cs="Calibri"/>
               </w:rPr>
               <w:t>IncidentCoordinator</w:t>
             </w:r>
-            <w:proofErr w:type="spellEnd"/>
           </w:p>
         </w:tc>
       </w:tr>
       <w:tr>
-        <w:tblPrEx>
-          <w:tblCellMar>
-            <w:top w:w="0" w:type="dxa"/>
-            <w:bottom w:w="0" w:type="dxa"/>
-          </w:tblCellMar>
-        </w:tblPrEx>
         <w:tc>
           <w:tcPr>
             <w:tcW w:w="2000" w:type="dxa"/>
@@ -5134,7 +4107,7 @@
           <w:p>
             <w:r>
               <w:rPr>
-                <w:rFonts w:ascii="Calibri" w:eastAsia="Calibri" w:hAnsi="Calibri" w:cs="Calibri"/>
+                <w:rFonts w:eastAsia="Calibri" w:cs="Calibri"/>
               </w:rPr>
               <w:t>Colleague</w:t>
             </w:r>
@@ -5157,30 +4130,16 @@
             </w:tcMar>
           </w:tcPr>
           <w:p>
-            <w:proofErr w:type="spellStart"/>
-            <w:r>
-              <w:rPr>
-                <w:rFonts w:ascii="Calibri" w:eastAsia="Calibri" w:hAnsi="Calibri" w:cs="Calibri"/>
-              </w:rPr>
-              <w:t>ResponseComponent</w:t>
-            </w:r>
-            <w:proofErr w:type="spellEnd"/>
-            <w:r>
-              <w:rPr>
-                <w:rFonts w:ascii="Calibri" w:eastAsia="Calibri" w:hAnsi="Calibri" w:cs="Calibri"/>
-              </w:rPr>
-              <w:t xml:space="preserve"> (abstract)</w:t>
+            <w:r>
+              <w:rPr>
+                <w:rFonts w:eastAsia="Calibri" w:cs="Calibri"/>
+              </w:rPr>
+              <w:t>ResponseComponent (abstract)</w:t>
             </w:r>
           </w:p>
         </w:tc>
       </w:tr>
       <w:tr>
-        <w:tblPrEx>
-          <w:tblCellMar>
-            <w:top w:w="0" w:type="dxa"/>
-            <w:bottom w:w="0" w:type="dxa"/>
-          </w:tblCellMar>
-        </w:tblPrEx>
         <w:tc>
           <w:tcPr>
             <w:tcW w:w="2000" w:type="dxa"/>
@@ -5216,14 +4175,12 @@
             </w:tcMar>
           </w:tcPr>
           <w:p>
-            <w:proofErr w:type="spellStart"/>
-            <w:r>
-              <w:rPr>
-                <w:rFonts w:ascii="Calibri" w:eastAsia="Calibri" w:hAnsi="Calibri" w:cs="Calibri"/>
+            <w:r>
+              <w:rPr>
+                <w:rFonts w:eastAsia="Calibri" w:cs="Calibri"/>
               </w:rPr>
               <w:t>ConcreteColleague</w:t>
             </w:r>
-            <w:proofErr w:type="spellEnd"/>
           </w:p>
         </w:tc>
         <w:tc>
@@ -5243,52 +4200,16 @@
             </w:tcMar>
           </w:tcPr>
           <w:p>
-            <w:proofErr w:type="spellStart"/>
-            <w:r>
-              <w:rPr>
-                <w:rFonts w:ascii="Calibri" w:eastAsia="Calibri" w:hAnsi="Calibri" w:cs="Calibri"/>
-              </w:rPr>
-              <w:t>SecurityTeam</w:t>
-            </w:r>
-            <w:proofErr w:type="spellEnd"/>
-            <w:r>
-              <w:rPr>
-                <w:rFonts w:ascii="Calibri" w:eastAsia="Calibri" w:hAnsi="Calibri" w:cs="Calibri"/>
-              </w:rPr>
-              <w:t xml:space="preserve">, </w:t>
-            </w:r>
-            <w:proofErr w:type="spellStart"/>
-            <w:r>
-              <w:rPr>
-                <w:rFonts w:ascii="Calibri" w:eastAsia="Calibri" w:hAnsi="Calibri" w:cs="Calibri"/>
-              </w:rPr>
-              <w:t>MedicalTeam</w:t>
-            </w:r>
-            <w:proofErr w:type="spellEnd"/>
-            <w:r>
-              <w:rPr>
-                <w:rFonts w:ascii="Calibri" w:eastAsia="Calibri" w:hAnsi="Calibri" w:cs="Calibri"/>
-              </w:rPr>
-              <w:t xml:space="preserve">, </w:t>
-            </w:r>
-            <w:proofErr w:type="spellStart"/>
-            <w:r>
-              <w:rPr>
-                <w:rFonts w:ascii="Calibri" w:eastAsia="Calibri" w:hAnsi="Calibri" w:cs="Calibri"/>
-              </w:rPr>
-              <w:t>FacilitiesTeam</w:t>
-            </w:r>
-            <w:proofErr w:type="spellEnd"/>
+            <w:r>
+              <w:rPr>
+                <w:rFonts w:eastAsia="Calibri" w:cs="Calibri"/>
+              </w:rPr>
+              <w:t>SecurityTeam, MedicalTeam, FacilitiesTeam</w:t>
+            </w:r>
           </w:p>
         </w:tc>
       </w:tr>
       <w:tr>
-        <w:tblPrEx>
-          <w:tblCellMar>
-            <w:top w:w="0" w:type="dxa"/>
-            <w:bottom w:w="0" w:type="dxa"/>
-          </w:tblCellMar>
-        </w:tblPrEx>
         <w:tc>
           <w:tcPr>
             <w:tcW w:w="2000" w:type="dxa"/>
@@ -5308,7 +4229,7 @@
           <w:p>
             <w:r>
               <w:rPr>
-                <w:rFonts w:ascii="Calibri" w:eastAsia="Calibri" w:hAnsi="Calibri" w:cs="Calibri"/>
+                <w:rFonts w:eastAsia="Calibri" w:cs="Calibri"/>
               </w:rPr>
               <w:t>Adapter</w:t>
             </w:r>
@@ -5333,7 +4254,7 @@
           <w:p>
             <w:r>
               <w:rPr>
-                <w:rFonts w:ascii="Calibri" w:eastAsia="Calibri" w:hAnsi="Calibri" w:cs="Calibri"/>
+                <w:rFonts w:eastAsia="Calibri" w:cs="Calibri"/>
               </w:rPr>
               <w:t>Target</w:t>
             </w:r>
@@ -5356,24 +4277,16 @@
             </w:tcMar>
           </w:tcPr>
           <w:p>
-            <w:proofErr w:type="spellStart"/>
-            <w:r>
-              <w:rPr>
-                <w:rFonts w:ascii="Calibri" w:eastAsia="Calibri" w:hAnsi="Calibri" w:cs="Calibri"/>
+            <w:r>
+              <w:rPr>
+                <w:rFonts w:eastAsia="Calibri" w:cs="Calibri"/>
               </w:rPr>
               <w:t>CommunicationChannel</w:t>
             </w:r>
-            <w:proofErr w:type="spellEnd"/>
           </w:p>
         </w:tc>
       </w:tr>
       <w:tr>
-        <w:tblPrEx>
-          <w:tblCellMar>
-            <w:top w:w="0" w:type="dxa"/>
-            <w:bottom w:w="0" w:type="dxa"/>
-          </w:tblCellMar>
-        </w:tblPrEx>
         <w:tc>
           <w:tcPr>
             <w:tcW w:w="2000" w:type="dxa"/>
@@ -5409,14 +4322,12 @@
             </w:tcMar>
           </w:tcPr>
           <w:p>
-            <w:proofErr w:type="spellStart"/>
-            <w:r>
-              <w:rPr>
-                <w:rFonts w:ascii="Calibri" w:eastAsia="Calibri" w:hAnsi="Calibri" w:cs="Calibri"/>
+            <w:r>
+              <w:rPr>
+                <w:rFonts w:eastAsia="Calibri" w:cs="Calibri"/>
               </w:rPr>
               <w:t>Adaptee</w:t>
             </w:r>
-            <w:proofErr w:type="spellEnd"/>
           </w:p>
         </w:tc>
         <w:tc>
@@ -5436,24 +4347,16 @@
             </w:tcMar>
           </w:tcPr>
           <w:p>
-            <w:proofErr w:type="spellStart"/>
-            <w:r>
-              <w:rPr>
-                <w:rFonts w:ascii="Calibri" w:eastAsia="Calibri" w:hAnsi="Calibri" w:cs="Calibri"/>
+            <w:r>
+              <w:rPr>
+                <w:rFonts w:eastAsia="Calibri" w:cs="Calibri"/>
               </w:rPr>
               <w:t>LegacyPagerSystem</w:t>
             </w:r>
-            <w:proofErr w:type="spellEnd"/>
           </w:p>
         </w:tc>
       </w:tr>
       <w:tr>
-        <w:tblPrEx>
-          <w:tblCellMar>
-            <w:top w:w="0" w:type="dxa"/>
-            <w:bottom w:w="0" w:type="dxa"/>
-          </w:tblCellMar>
-        </w:tblPrEx>
         <w:tc>
           <w:tcPr>
             <w:tcW w:w="2000" w:type="dxa"/>
@@ -5491,7 +4394,7 @@
           <w:p>
             <w:r>
               <w:rPr>
-                <w:rFonts w:ascii="Calibri" w:eastAsia="Calibri" w:hAnsi="Calibri" w:cs="Calibri"/>
+                <w:rFonts w:eastAsia="Calibri" w:cs="Calibri"/>
               </w:rPr>
               <w:t>Adapter</w:t>
             </w:r>
@@ -5514,30 +4417,16 @@
             </w:tcMar>
           </w:tcPr>
           <w:p>
-            <w:proofErr w:type="spellStart"/>
-            <w:r>
-              <w:rPr>
-                <w:rFonts w:ascii="Calibri" w:eastAsia="Calibri" w:hAnsi="Calibri" w:cs="Calibri"/>
-              </w:rPr>
-              <w:t>LegacyPagerAdapter</w:t>
-            </w:r>
-            <w:proofErr w:type="spellEnd"/>
-            <w:r>
-              <w:rPr>
-                <w:rFonts w:ascii="Calibri" w:eastAsia="Calibri" w:hAnsi="Calibri" w:cs="Calibri"/>
-              </w:rPr>
-              <w:t xml:space="preserve"> (object adapter, composition-based)</w:t>
+            <w:r>
+              <w:rPr>
+                <w:rFonts w:eastAsia="Calibri" w:cs="Calibri"/>
+              </w:rPr>
+              <w:t>LegacyPagerAdapter (object adapter, composition-based)</w:t>
             </w:r>
           </w:p>
         </w:tc>
       </w:tr>
       <w:tr>
-        <w:tblPrEx>
-          <w:tblCellMar>
-            <w:top w:w="0" w:type="dxa"/>
-            <w:bottom w:w="0" w:type="dxa"/>
-          </w:tblCellMar>
-        </w:tblPrEx>
         <w:tc>
           <w:tcPr>
             <w:tcW w:w="2000" w:type="dxa"/>
@@ -5557,7 +4446,7 @@
           <w:p>
             <w:r>
               <w:rPr>
-                <w:rFonts w:ascii="Calibri" w:eastAsia="Calibri" w:hAnsi="Calibri" w:cs="Calibri"/>
+                <w:rFonts w:eastAsia="Calibri" w:cs="Calibri"/>
               </w:rPr>
               <w:t>Facade</w:t>
             </w:r>
@@ -5582,7 +4471,7 @@
           <w:p>
             <w:r>
               <w:rPr>
-                <w:rFonts w:ascii="Calibri" w:eastAsia="Calibri" w:hAnsi="Calibri" w:cs="Calibri"/>
+                <w:rFonts w:eastAsia="Calibri" w:cs="Calibri"/>
               </w:rPr>
               <w:t>Facade</w:t>
             </w:r>
@@ -5605,24 +4494,16 @@
             </w:tcMar>
           </w:tcPr>
           <w:p>
-            <w:proofErr w:type="spellStart"/>
-            <w:r>
-              <w:rPr>
-                <w:rFonts w:ascii="Calibri" w:eastAsia="Calibri" w:hAnsi="Calibri" w:cs="Calibri"/>
+            <w:r>
+              <w:rPr>
+                <w:rFonts w:eastAsia="Calibri" w:cs="Calibri"/>
               </w:rPr>
               <w:t>EmergencyResponseFacade</w:t>
             </w:r>
-            <w:proofErr w:type="spellEnd"/>
           </w:p>
         </w:tc>
       </w:tr>
       <w:tr>
-        <w:tblPrEx>
-          <w:tblCellMar>
-            <w:top w:w="0" w:type="dxa"/>
-            <w:bottom w:w="0" w:type="dxa"/>
-          </w:tblCellMar>
-        </w:tblPrEx>
         <w:tc>
           <w:tcPr>
             <w:tcW w:w="2000" w:type="dxa"/>
@@ -5660,7 +4541,7 @@
           <w:p>
             <w:r>
               <w:rPr>
-                <w:rFonts w:ascii="Calibri" w:eastAsia="Calibri" w:hAnsi="Calibri" w:cs="Calibri"/>
+                <w:rFonts w:eastAsia="Calibri" w:cs="Calibri"/>
               </w:rPr>
               <w:t>Subsystem classes</w:t>
             </w:r>
@@ -5683,108 +4564,16 @@
             </w:tcMar>
           </w:tcPr>
           <w:p>
-            <w:proofErr w:type="spellStart"/>
-            <w:r>
-              <w:rPr>
-                <w:rFonts w:ascii="Calibri" w:eastAsia="Calibri" w:hAnsi="Calibri" w:cs="Calibri"/>
-              </w:rPr>
-              <w:t>AccessControlSystem</w:t>
-            </w:r>
-            <w:proofErr w:type="spellEnd"/>
-            <w:r>
-              <w:rPr>
-                <w:rFonts w:ascii="Calibri" w:eastAsia="Calibri" w:hAnsi="Calibri" w:cs="Calibri"/>
-              </w:rPr>
-              <w:t xml:space="preserve">, </w:t>
-            </w:r>
-            <w:proofErr w:type="spellStart"/>
-            <w:r>
-              <w:rPr>
-                <w:rFonts w:ascii="Calibri" w:eastAsia="Calibri" w:hAnsi="Calibri" w:cs="Calibri"/>
-              </w:rPr>
-              <w:t>IncidentCoordinator</w:t>
-            </w:r>
-            <w:proofErr w:type="spellEnd"/>
-            <w:r>
-              <w:rPr>
-                <w:rFonts w:ascii="Calibri" w:eastAsia="Calibri" w:hAnsi="Calibri" w:cs="Calibri"/>
-              </w:rPr>
-              <w:t xml:space="preserve">, </w:t>
-            </w:r>
-            <w:proofErr w:type="spellStart"/>
-            <w:r>
-              <w:rPr>
-                <w:rFonts w:ascii="Calibri" w:eastAsia="Calibri" w:hAnsi="Calibri" w:cs="Calibri"/>
-              </w:rPr>
-              <w:t>SecurityTeam</w:t>
-            </w:r>
-            <w:proofErr w:type="spellEnd"/>
-            <w:r>
-              <w:rPr>
-                <w:rFonts w:ascii="Calibri" w:eastAsia="Calibri" w:hAnsi="Calibri" w:cs="Calibri"/>
-              </w:rPr>
-              <w:t xml:space="preserve">, </w:t>
-            </w:r>
-            <w:proofErr w:type="spellStart"/>
-            <w:r>
-              <w:rPr>
-                <w:rFonts w:ascii="Calibri" w:eastAsia="Calibri" w:hAnsi="Calibri" w:cs="Calibri"/>
-              </w:rPr>
-              <w:t>MedicalTeam</w:t>
-            </w:r>
-            <w:proofErr w:type="spellEnd"/>
-            <w:r>
-              <w:rPr>
-                <w:rFonts w:ascii="Calibri" w:eastAsia="Calibri" w:hAnsi="Calibri" w:cs="Calibri"/>
-              </w:rPr>
-              <w:t xml:space="preserve">, </w:t>
-            </w:r>
-            <w:proofErr w:type="spellStart"/>
-            <w:r>
-              <w:rPr>
-                <w:rFonts w:ascii="Calibri" w:eastAsia="Calibri" w:hAnsi="Calibri" w:cs="Calibri"/>
-              </w:rPr>
-              <w:t>FacilitiesTeam</w:t>
-            </w:r>
-            <w:proofErr w:type="spellEnd"/>
-            <w:r>
-              <w:rPr>
-                <w:rFonts w:ascii="Calibri" w:eastAsia="Calibri" w:hAnsi="Calibri" w:cs="Calibri"/>
-              </w:rPr>
-              <w:t xml:space="preserve">, </w:t>
-            </w:r>
-            <w:proofErr w:type="spellStart"/>
-            <w:r>
-              <w:rPr>
-                <w:rFonts w:ascii="Calibri" w:eastAsia="Calibri" w:hAnsi="Calibri" w:cs="Calibri"/>
-              </w:rPr>
-              <w:t>LegacyPagerAdapter</w:t>
-            </w:r>
-            <w:proofErr w:type="spellEnd"/>
-            <w:r>
-              <w:rPr>
-                <w:rFonts w:ascii="Calibri" w:eastAsia="Calibri" w:hAnsi="Calibri" w:cs="Calibri"/>
-              </w:rPr>
-              <w:t xml:space="preserve">, </w:t>
-            </w:r>
-            <w:proofErr w:type="spellStart"/>
-            <w:r>
-              <w:rPr>
-                <w:rFonts w:ascii="Calibri" w:eastAsia="Calibri" w:hAnsi="Calibri" w:cs="Calibri"/>
-              </w:rPr>
-              <w:t>OperatorConsole</w:t>
-            </w:r>
-            <w:proofErr w:type="spellEnd"/>
+            <w:r>
+              <w:rPr>
+                <w:rFonts w:eastAsia="Calibri" w:cs="Calibri"/>
+              </w:rPr>
+              <w:t>AccessControlSystem, IncidentCoordinator, SecurityTeam, MedicalTeam, FacilitiesTeam, LegacyPagerAdapter, OperatorConsole</w:t>
+            </w:r>
           </w:p>
         </w:tc>
       </w:tr>
       <w:tr>
-        <w:tblPrEx>
-          <w:tblCellMar>
-            <w:top w:w="0" w:type="dxa"/>
-            <w:bottom w:w="0" w:type="dxa"/>
-          </w:tblCellMar>
-        </w:tblPrEx>
         <w:tc>
           <w:tcPr>
             <w:tcW w:w="2000" w:type="dxa"/>
@@ -5804,7 +4593,7 @@
           <w:p>
             <w:r>
               <w:rPr>
-                <w:rFonts w:ascii="Calibri" w:eastAsia="Calibri" w:hAnsi="Calibri" w:cs="Calibri"/>
+                <w:rFonts w:eastAsia="Calibri" w:cs="Calibri"/>
               </w:rPr>
               <w:t xml:space="preserve">State </w:t>
             </w:r>
@@ -5829,7 +4618,7 @@
           <w:p>
             <w:r>
               <w:rPr>
-                <w:rFonts w:ascii="Calibri" w:eastAsia="Calibri" w:hAnsi="Calibri" w:cs="Calibri"/>
+                <w:rFonts w:eastAsia="Calibri" w:cs="Calibri"/>
               </w:rPr>
               <w:t>Context</w:t>
             </w:r>
@@ -5854,7 +4643,7 @@
           <w:p>
             <w:r>
               <w:rPr>
-                <w:rFonts w:ascii="Calibri" w:eastAsia="Calibri" w:hAnsi="Calibri" w:cs="Calibri"/>
+                <w:rFonts w:eastAsia="Calibri" w:cs="Calibri"/>
               </w:rPr>
               <w:t>Incident</w:t>
             </w:r>
@@ -5862,12 +4651,6 @@
         </w:tc>
       </w:tr>
       <w:tr>
-        <w:tblPrEx>
-          <w:tblCellMar>
-            <w:top w:w="0" w:type="dxa"/>
-            <w:bottom w:w="0" w:type="dxa"/>
-          </w:tblCellMar>
-        </w:tblPrEx>
         <w:tc>
           <w:tcPr>
             <w:tcW w:w="2000" w:type="dxa"/>
@@ -5905,7 +4688,7 @@
           <w:p>
             <w:r>
               <w:rPr>
-                <w:rFonts w:ascii="Calibri" w:eastAsia="Calibri" w:hAnsi="Calibri" w:cs="Calibri"/>
+                <w:rFonts w:eastAsia="Calibri" w:cs="Calibri"/>
               </w:rPr>
               <w:t>State</w:t>
             </w:r>
@@ -5928,24 +4711,16 @@
             </w:tcMar>
           </w:tcPr>
           <w:p>
-            <w:proofErr w:type="spellStart"/>
-            <w:r>
-              <w:rPr>
-                <w:rFonts w:ascii="Calibri" w:eastAsia="Calibri" w:hAnsi="Calibri" w:cs="Calibri"/>
+            <w:r>
+              <w:rPr>
+                <w:rFonts w:eastAsia="Calibri" w:cs="Calibri"/>
               </w:rPr>
               <w:t>IncidentState</w:t>
             </w:r>
-            <w:proofErr w:type="spellEnd"/>
           </w:p>
         </w:tc>
       </w:tr>
       <w:tr>
-        <w:tblPrEx>
-          <w:tblCellMar>
-            <w:top w:w="0" w:type="dxa"/>
-            <w:bottom w:w="0" w:type="dxa"/>
-          </w:tblCellMar>
-        </w:tblPrEx>
         <w:tc>
           <w:tcPr>
             <w:tcW w:w="2000" w:type="dxa"/>
@@ -5981,14 +4756,12 @@
             </w:tcMar>
           </w:tcPr>
           <w:p>
-            <w:proofErr w:type="spellStart"/>
-            <w:r>
-              <w:rPr>
-                <w:rFonts w:ascii="Calibri" w:eastAsia="Calibri" w:hAnsi="Calibri" w:cs="Calibri"/>
+            <w:r>
+              <w:rPr>
+                <w:rFonts w:eastAsia="Calibri" w:cs="Calibri"/>
               </w:rPr>
               <w:t>ConcreteState</w:t>
             </w:r>
-            <w:proofErr w:type="spellEnd"/>
           </w:p>
         </w:tc>
         <w:tc>
@@ -6008,66 +4781,16 @@
             </w:tcMar>
           </w:tcPr>
           <w:p>
-            <w:proofErr w:type="spellStart"/>
-            <w:r>
-              <w:rPr>
-                <w:rFonts w:ascii="Calibri" w:eastAsia="Calibri" w:hAnsi="Calibri" w:cs="Calibri"/>
-              </w:rPr>
-              <w:t>ReportedState</w:t>
-            </w:r>
-            <w:proofErr w:type="spellEnd"/>
-            <w:r>
-              <w:rPr>
-                <w:rFonts w:ascii="Calibri" w:eastAsia="Calibri" w:hAnsi="Calibri" w:cs="Calibri"/>
-              </w:rPr>
-              <w:t xml:space="preserve">, </w:t>
-            </w:r>
-            <w:proofErr w:type="spellStart"/>
-            <w:r>
-              <w:rPr>
-                <w:rFonts w:ascii="Calibri" w:eastAsia="Calibri" w:hAnsi="Calibri" w:cs="Calibri"/>
-              </w:rPr>
-              <w:t>DispatchedState</w:t>
-            </w:r>
-            <w:proofErr w:type="spellEnd"/>
-            <w:r>
-              <w:rPr>
-                <w:rFonts w:ascii="Calibri" w:eastAsia="Calibri" w:hAnsi="Calibri" w:cs="Calibri"/>
-              </w:rPr>
-              <w:t xml:space="preserve">, </w:t>
-            </w:r>
-            <w:proofErr w:type="spellStart"/>
-            <w:r>
-              <w:rPr>
-                <w:rFonts w:ascii="Calibri" w:eastAsia="Calibri" w:hAnsi="Calibri" w:cs="Calibri"/>
-              </w:rPr>
-              <w:t>ContainedState</w:t>
-            </w:r>
-            <w:proofErr w:type="spellEnd"/>
-            <w:r>
-              <w:rPr>
-                <w:rFonts w:ascii="Calibri" w:eastAsia="Calibri" w:hAnsi="Calibri" w:cs="Calibri"/>
-              </w:rPr>
-              <w:t xml:space="preserve">, </w:t>
-            </w:r>
-            <w:proofErr w:type="spellStart"/>
-            <w:r>
-              <w:rPr>
-                <w:rFonts w:ascii="Calibri" w:eastAsia="Calibri" w:hAnsi="Calibri" w:cs="Calibri"/>
-              </w:rPr>
-              <w:t>ResolvedState</w:t>
-            </w:r>
-            <w:proofErr w:type="spellEnd"/>
+            <w:r>
+              <w:rPr>
+                <w:rFonts w:eastAsia="Calibri" w:cs="Calibri"/>
+              </w:rPr>
+              <w:t>ReportedState, DispatchedState, ContainedState, ResolvedState</w:t>
+            </w:r>
           </w:p>
         </w:tc>
       </w:tr>
       <w:tr>
-        <w:tblPrEx>
-          <w:tblCellMar>
-            <w:top w:w="0" w:type="dxa"/>
-            <w:bottom w:w="0" w:type="dxa"/>
-          </w:tblCellMar>
-        </w:tblPrEx>
         <w:tc>
           <w:tcPr>
             <w:tcW w:w="2000" w:type="dxa"/>
@@ -6087,7 +4810,7 @@
           <w:p>
             <w:r>
               <w:rPr>
-                <w:rFonts w:ascii="Calibri" w:eastAsia="Calibri" w:hAnsi="Calibri" w:cs="Calibri"/>
+                <w:rFonts w:eastAsia="Calibri" w:cs="Calibri"/>
               </w:rPr>
               <w:t xml:space="preserve">Observer </w:t>
             </w:r>
@@ -6112,7 +4835,7 @@
           <w:p>
             <w:r>
               <w:rPr>
-                <w:rFonts w:ascii="Calibri" w:eastAsia="Calibri" w:hAnsi="Calibri" w:cs="Calibri"/>
+                <w:rFonts w:eastAsia="Calibri" w:cs="Calibri"/>
               </w:rPr>
               <w:t>Subject</w:t>
             </w:r>
@@ -6137,20 +4860,14 @@
           <w:p>
             <w:r>
               <w:rPr>
-                <w:rFonts w:ascii="Calibri" w:eastAsia="Calibri" w:hAnsi="Calibri" w:cs="Calibri"/>
-              </w:rPr>
-              <w:t>Subject</w:t>
+                <w:rFonts w:eastAsia="Calibri" w:cs="Calibri"/>
+              </w:rPr>
+              <w:t>Incident</w:t>
             </w:r>
           </w:p>
         </w:tc>
       </w:tr>
       <w:tr>
-        <w:tblPrEx>
-          <w:tblCellMar>
-            <w:top w:w="0" w:type="dxa"/>
-            <w:bottom w:w="0" w:type="dxa"/>
-          </w:tblCellMar>
-        </w:tblPrEx>
         <w:tc>
           <w:tcPr>
             <w:tcW w:w="2000" w:type="dxa"/>
@@ -6167,13 +4884,7 @@
               <w:right w:w="100" w:type="dxa"/>
             </w:tcMar>
           </w:tcPr>
-          <w:p>
-            <w:pPr>
-              <w:rPr>
-                <w:rFonts w:ascii="Calibri" w:eastAsia="Calibri" w:hAnsi="Calibri" w:cs="Calibri"/>
-              </w:rPr>
-            </w:pPr>
-          </w:p>
+          <w:p/>
         </w:tc>
         <w:tc>
           <w:tcPr>
@@ -6192,19 +4903,12 @@
             </w:tcMar>
           </w:tcPr>
           <w:p>
-            <w:pPr>
-              <w:rPr>
-                <w:rFonts w:ascii="Calibri" w:eastAsia="Calibri" w:hAnsi="Calibri" w:cs="Calibri"/>
-              </w:rPr>
-            </w:pPr>
-            <w:proofErr w:type="spellStart"/>
-            <w:r>
-              <w:rPr>
-                <w:rFonts w:ascii="Calibri" w:eastAsia="Calibri" w:hAnsi="Calibri" w:cs="Calibri"/>
-              </w:rPr>
-              <w:t>ConcreteSubject</w:t>
-            </w:r>
-            <w:proofErr w:type="spellEnd"/>
+            <w:r>
+              <w:rPr>
+                <w:rFonts w:eastAsia="Calibri" w:cs="Calibri"/>
+              </w:rPr>
+              <w:t>Observer</w:t>
+            </w:r>
           </w:p>
         </w:tc>
         <w:tc>
@@ -6224,27 +4928,16 @@
             </w:tcMar>
           </w:tcPr>
           <w:p>
-            <w:pPr>
-              <w:rPr>
-                <w:rFonts w:ascii="Calibri" w:eastAsia="Calibri" w:hAnsi="Calibri" w:cs="Calibri"/>
-              </w:rPr>
-            </w:pPr>
-            <w:r>
-              <w:rPr>
-                <w:rFonts w:ascii="Calibri" w:eastAsia="Calibri" w:hAnsi="Calibri" w:cs="Calibri"/>
-              </w:rPr>
-              <w:t>Incident</w:t>
+            <w:r>
+              <w:rPr>
+                <w:rFonts w:eastAsia="Calibri" w:cs="Calibri"/>
+              </w:rPr>
+              <w:t>Observer</w:t>
             </w:r>
           </w:p>
         </w:tc>
       </w:tr>
       <w:tr>
-        <w:tblPrEx>
-          <w:tblCellMar>
-            <w:top w:w="0" w:type="dxa"/>
-            <w:bottom w:w="0" w:type="dxa"/>
-          </w:tblCellMar>
-        </w:tblPrEx>
         <w:tc>
           <w:tcPr>
             <w:tcW w:w="2000" w:type="dxa"/>
@@ -6282,9 +4975,9 @@
           <w:p>
             <w:r>
               <w:rPr>
-                <w:rFonts w:ascii="Calibri" w:eastAsia="Calibri" w:hAnsi="Calibri" w:cs="Calibri"/>
-              </w:rPr>
-              <w:t>Observer</w:t>
+                <w:rFonts w:eastAsia="Calibri" w:cs="Calibri"/>
+              </w:rPr>
+              <w:t>ConcreteObserver</w:t>
             </w:r>
           </w:p>
         </w:tc>
@@ -6307,96 +5000,10 @@
           <w:p>
             <w:r>
               <w:rPr>
-                <w:rFonts w:ascii="Calibri" w:eastAsia="Calibri" w:hAnsi="Calibri" w:cs="Calibri"/>
-              </w:rPr>
-              <w:t>Observer</w:t>
-            </w:r>
-          </w:p>
-        </w:tc>
-      </w:tr>
-      <w:tr>
-        <w:tblPrEx>
-          <w:tblCellMar>
-            <w:top w:w="0" w:type="dxa"/>
-            <w:bottom w:w="0" w:type="dxa"/>
-          </w:tblCellMar>
-        </w:tblPrEx>
-        <w:tc>
-          <w:tcPr>
-            <w:tcW w:w="2000" w:type="dxa"/>
-            <w:tcBorders>
-              <w:top w:val="single" w:sz="2" w:space="0" w:color="BFBFBF"/>
-              <w:left w:val="single" w:sz="2" w:space="0" w:color="BFBFBF"/>
-              <w:bottom w:val="single" w:sz="2" w:space="0" w:color="BFBFBF"/>
-              <w:right w:val="single" w:sz="2" w:space="0" w:color="BFBFBF"/>
-            </w:tcBorders>
-            <w:tcMar>
-              <w:top w:w="80" w:type="dxa"/>
-              <w:left w:w="100" w:type="dxa"/>
-              <w:bottom w:w="80" w:type="dxa"/>
-              <w:right w:w="100" w:type="dxa"/>
-            </w:tcMar>
-          </w:tcPr>
-          <w:p/>
-        </w:tc>
-        <w:tc>
-          <w:tcPr>
-            <w:tcW w:w="2000" w:type="dxa"/>
-            <w:tcBorders>
-              <w:top w:val="single" w:sz="2" w:space="0" w:color="BFBFBF"/>
-              <w:left w:val="single" w:sz="2" w:space="0" w:color="BFBFBF"/>
-              <w:bottom w:val="single" w:sz="2" w:space="0" w:color="BFBFBF"/>
-              <w:right w:val="single" w:sz="2" w:space="0" w:color="BFBFBF"/>
-            </w:tcBorders>
-            <w:tcMar>
-              <w:top w:w="80" w:type="dxa"/>
-              <w:left w:w="100" w:type="dxa"/>
-              <w:bottom w:w="80" w:type="dxa"/>
-              <w:right w:w="100" w:type="dxa"/>
-            </w:tcMar>
-          </w:tcPr>
-          <w:p>
-            <w:proofErr w:type="spellStart"/>
-            <w:r>
-              <w:rPr>
-                <w:rFonts w:ascii="Calibri" w:eastAsia="Calibri" w:hAnsi="Calibri" w:cs="Calibri"/>
-              </w:rPr>
-              <w:t>ConcreteObserver</w:t>
-            </w:r>
-            <w:proofErr w:type="spellEnd"/>
-          </w:p>
-        </w:tc>
-        <w:tc>
-          <w:tcPr>
-            <w:tcW w:w="5800" w:type="dxa"/>
-            <w:tcBorders>
-              <w:top w:val="single" w:sz="2" w:space="0" w:color="BFBFBF"/>
-              <w:left w:val="single" w:sz="2" w:space="0" w:color="BFBFBF"/>
-              <w:bottom w:val="single" w:sz="2" w:space="0" w:color="BFBFBF"/>
-              <w:right w:val="single" w:sz="2" w:space="0" w:color="BFBFBF"/>
-            </w:tcBorders>
-            <w:tcMar>
-              <w:top w:w="80" w:type="dxa"/>
-              <w:left w:w="100" w:type="dxa"/>
-              <w:bottom w:w="80" w:type="dxa"/>
-              <w:right w:w="100" w:type="dxa"/>
-            </w:tcMar>
-          </w:tcPr>
-          <w:p>
-            <w:r>
-              <w:rPr>
-                <w:rFonts w:ascii="Calibri" w:eastAsia="Calibri" w:hAnsi="Calibri" w:cs="Calibri"/>
-              </w:rPr>
-              <w:t xml:space="preserve">Dashboard, </w:t>
-            </w:r>
-            <w:proofErr w:type="spellStart"/>
-            <w:r>
-              <w:rPr>
-                <w:rFonts w:ascii="Calibri" w:eastAsia="Calibri" w:hAnsi="Calibri" w:cs="Calibri"/>
-              </w:rPr>
-              <w:t>AuditLogger</w:t>
-            </w:r>
-            <w:proofErr w:type="spellEnd"/>
+                <w:rFonts w:eastAsia="Calibri" w:cs="Calibri"/>
+              </w:rPr>
+              <w:t>Dashboard, AuditLogger</w:t>
+            </w:r>
           </w:p>
         </w:tc>
       </w:tr>
@@ -6407,6 +5014,9 @@
         <w:spacing w:before="320" w:after="160"/>
       </w:pPr>
       <w:r>
+        <w:t>1.</w:t>
+      </w:r>
+      <w:r>
         <w:t>4. Justification for the Two Additional Patterns</w:t>
       </w:r>
     </w:p>
@@ -6416,7 +5026,13 @@
         <w:spacing w:before="240" w:after="120"/>
       </w:pPr>
       <w:r>
-        <w:t>4.1 State — for Incident status</w:t>
+        <w:t xml:space="preserve">State </w:t>
+      </w:r>
+      <w:r>
+        <w:t>-</w:t>
+      </w:r>
+      <w:r>
+        <w:t xml:space="preserve"> for Incident status</w:t>
       </w:r>
     </w:p>
     <w:p>
@@ -6434,19 +5050,10 @@
       </w:pPr>
       <w:r>
         <w:rPr>
-          <w:rFonts w:ascii="Calibri" w:eastAsia="Calibri" w:hAnsi="Calibri" w:cs="Calibri"/>
-          <w:sz w:val="22"/>
+          <w:rFonts w:eastAsia="Calibri" w:cs="Calibri"/>
           <w:szCs w:val="22"/>
         </w:rPr>
-        <w:t>An incident's operational status controls which actions are currently legal — you cannot resolve an incident that hasn't been contained, or dispatch one that's already dispatched.</w:t>
-      </w:r>
-      <w:r>
-        <w:rPr>
-          <w:rFonts w:ascii="Calibri" w:eastAsia="Calibri" w:hAnsi="Calibri" w:cs="Calibri"/>
-          <w:sz w:val="22"/>
-          <w:szCs w:val="22"/>
-        </w:rPr>
-        <w:t xml:space="preserve"> The State pattern instead makes each status responsible only for its own legal transitions; adding a new status means adding one new class, not touching existing ones.</w:t>
+        <w:t>An incident's operational status controls which actions are currently legal — you cannot resolve an incident that hasn't been contained, or dispatch one that's already dispatched. The State pattern instead makes each status responsible only for its own legal transitions; adding a new status means adding one new class, not touching existing ones.</w:t>
       </w:r>
     </w:p>
     <w:p>
@@ -6455,7 +5062,13 @@
         <w:spacing w:before="240" w:after="120"/>
       </w:pPr>
       <w:r>
-        <w:t>4.2 Observer — for incident status changes</w:t>
+        <w:t xml:space="preserve">Observer </w:t>
+      </w:r>
+      <w:r>
+        <w:t>-</w:t>
+      </w:r>
+      <w:r>
+        <w:t xml:space="preserve"> for incident status changes</w:t>
       </w:r>
     </w:p>
     <w:p>
@@ -6473,8 +5086,7 @@
       </w:pPr>
       <w:r>
         <w:rPr>
-          <w:rFonts w:ascii="Calibri" w:eastAsia="Calibri" w:hAnsi="Calibri" w:cs="Calibri"/>
-          <w:sz w:val="22"/>
+          <w:rFonts w:eastAsia="Calibri" w:cs="Calibri"/>
           <w:szCs w:val="22"/>
         </w:rPr>
         <w:t>Several independent parts of the system need to react whenever an incident's status changes — a dashboard for operators, an audit log for compliance — and that list is likely to grow (e.g. an SMS notifier later). Incident should not need to know about, construct, or directly call each of these.</w:t>
@@ -6484,42 +5096,14 @@
       </w:r>
       <w:r>
         <w:rPr>
-          <w:rFonts w:ascii="Calibri" w:eastAsia="Calibri" w:hAnsi="Calibri" w:cs="Calibri"/>
-          <w:sz w:val="22"/>
+          <w:rFonts w:eastAsia="Calibri" w:cs="Calibri"/>
           <w:szCs w:val="22"/>
         </w:rPr>
-        <w:t>H</w:t>
-      </w:r>
-      <w:r>
-        <w:rPr>
-          <w:rFonts w:ascii="Calibri" w:eastAsia="Calibri" w:hAnsi="Calibri" w:cs="Calibri"/>
-          <w:sz w:val="22"/>
-          <w:szCs w:val="22"/>
-        </w:rPr>
-        <w:t xml:space="preserve">aving Incident directly call </w:t>
-      </w:r>
-      <w:proofErr w:type="spellStart"/>
-      <w:r>
-        <w:rPr>
-          <w:rFonts w:ascii="Calibri" w:eastAsia="Calibri" w:hAnsi="Calibri" w:cs="Calibri"/>
-          <w:sz w:val="22"/>
-          <w:szCs w:val="22"/>
-        </w:rPr>
-        <w:t>dashboard.update</w:t>
-      </w:r>
-      <w:proofErr w:type="spellEnd"/>
-      <w:r>
-        <w:rPr>
-          <w:rFonts w:ascii="Calibri" w:eastAsia="Calibri" w:hAnsi="Calibri" w:cs="Calibri"/>
-          <w:sz w:val="22"/>
-          <w:szCs w:val="22"/>
-        </w:rPr>
-        <w:t>() and logger.log() inline would work initially, but couples Incident to concrete reporting classes and requires editing Incident every time a new consumer of status changes is added</w:t>
-      </w:r>
-      <w:r>
-        <w:rPr>
-          <w:rFonts w:ascii="Calibri" w:eastAsia="Calibri" w:hAnsi="Calibri" w:cs="Calibri"/>
-          <w:sz w:val="22"/>
+        <w:t>Having Incident directly call dashboard.update() and logger.log() inline would work initially, but couples Incident to concrete reporting classes and requires editing Incident every time a new consumer of status changes is added</w:t>
+      </w:r>
+      <w:r>
+        <w:rPr>
+          <w:rFonts w:eastAsia="Calibri" w:cs="Calibri"/>
           <w:szCs w:val="22"/>
         </w:rPr>
         <w:t>.</w:t>
@@ -6531,7 +5115,16 @@
         <w:spacing w:before="320" w:after="160"/>
       </w:pPr>
       <w:r>
-        <w:t>5. Ownership Decisions</w:t>
+        <w:t>1.</w:t>
+      </w:r>
+      <w:r>
+        <w:t xml:space="preserve">5. Ownership </w:t>
+      </w:r>
+      <w:r>
+        <w:t xml:space="preserve">and Lifetime </w:t>
+      </w:r>
+      <w:r>
+        <w:t>Decisions</w:t>
       </w:r>
     </w:p>
     <w:tbl>
@@ -6552,17 +5145,11 @@
         <w:tblLook w:val="0000" w:firstRow="0" w:lastRow="0" w:firstColumn="0" w:lastColumn="0" w:noHBand="0" w:noVBand="0"/>
       </w:tblPr>
       <w:tblGrid>
-        <w:gridCol w:w="2453"/>
-        <w:gridCol w:w="3070"/>
-        <w:gridCol w:w="4277"/>
+        <w:gridCol w:w="2679"/>
+        <w:gridCol w:w="3020"/>
+        <w:gridCol w:w="4101"/>
       </w:tblGrid>
       <w:tr>
-        <w:tblPrEx>
-          <w:tblCellMar>
-            <w:top w:w="0" w:type="dxa"/>
-            <w:bottom w:w="0" w:type="dxa"/>
-          </w:tblCellMar>
-        </w:tblPrEx>
         <w:trPr>
           <w:tblHeader/>
         </w:trPr>
@@ -6586,7 +5173,7 @@
           <w:p>
             <w:r>
               <w:rPr>
-                <w:rFonts w:ascii="Calibri" w:eastAsia="Calibri" w:hAnsi="Calibri" w:cs="Calibri"/>
+                <w:rFonts w:eastAsia="Calibri" w:cs="Calibri"/>
                 <w:b/>
                 <w:bCs/>
                 <w:color w:val="FFFFFF"/>
@@ -6615,72 +5202,46 @@
           <w:p>
             <w:r>
               <w:rPr>
-                <w:rFonts w:ascii="Calibri" w:eastAsia="Calibri" w:hAnsi="Calibri" w:cs="Calibri"/>
+                <w:rFonts w:eastAsia="Calibri" w:cs="Calibri"/>
                 <w:b/>
                 <w:bCs/>
                 <w:color w:val="FFFFFF"/>
               </w:rPr>
-              <w:t xml:space="preserve">Owns (via </w:t>
-            </w:r>
-            <w:proofErr w:type="spellStart"/>
-            <w:r>
-              <w:rPr>
-                <w:rFonts w:ascii="Calibri" w:eastAsia="Calibri" w:hAnsi="Calibri" w:cs="Calibri"/>
+              <w:t>Owns (via unique_ptr)</w:t>
+            </w:r>
+          </w:p>
+        </w:tc>
+        <w:tc>
+          <w:tcPr>
+            <w:tcW w:w="4600" w:type="dxa"/>
+            <w:tcBorders>
+              <w:top w:val="single" w:sz="2" w:space="0" w:color="BFBFBF"/>
+              <w:left w:val="single" w:sz="2" w:space="0" w:color="BFBFBF"/>
+              <w:bottom w:val="single" w:sz="2" w:space="0" w:color="BFBFBF"/>
+              <w:right w:val="single" w:sz="2" w:space="0" w:color="BFBFBF"/>
+            </w:tcBorders>
+            <w:shd w:val="clear" w:color="auto" w:fill="2F5496"/>
+            <w:tcMar>
+              <w:top w:w="80" w:type="dxa"/>
+              <w:left w:w="100" w:type="dxa"/>
+              <w:bottom w:w="80" w:type="dxa"/>
+              <w:right w:w="100" w:type="dxa"/>
+            </w:tcMar>
+          </w:tcPr>
+          <w:p>
+            <w:r>
+              <w:rPr>
+                <w:rFonts w:eastAsia="Calibri" w:cs="Calibri"/>
                 <w:b/>
                 <w:bCs/>
                 <w:color w:val="FFFFFF"/>
               </w:rPr>
-              <w:t>unique_ptr</w:t>
-            </w:r>
-            <w:proofErr w:type="spellEnd"/>
-            <w:r>
-              <w:rPr>
-                <w:rFonts w:ascii="Calibri" w:eastAsia="Calibri" w:hAnsi="Calibri" w:cs="Calibri"/>
-                <w:b/>
-                <w:bCs/>
-                <w:color w:val="FFFFFF"/>
-              </w:rPr>
-              <w:t>)</w:t>
-            </w:r>
-          </w:p>
-        </w:tc>
-        <w:tc>
-          <w:tcPr>
-            <w:tcW w:w="4600" w:type="dxa"/>
-            <w:tcBorders>
-              <w:top w:val="single" w:sz="2" w:space="0" w:color="BFBFBF"/>
-              <w:left w:val="single" w:sz="2" w:space="0" w:color="BFBFBF"/>
-              <w:bottom w:val="single" w:sz="2" w:space="0" w:color="BFBFBF"/>
-              <w:right w:val="single" w:sz="2" w:space="0" w:color="BFBFBF"/>
-            </w:tcBorders>
-            <w:shd w:val="clear" w:color="auto" w:fill="2F5496"/>
-            <w:tcMar>
-              <w:top w:w="80" w:type="dxa"/>
-              <w:left w:w="100" w:type="dxa"/>
-              <w:bottom w:w="80" w:type="dxa"/>
-              <w:right w:w="100" w:type="dxa"/>
-            </w:tcMar>
-          </w:tcPr>
-          <w:p>
-            <w:r>
-              <w:rPr>
-                <w:rFonts w:ascii="Calibri" w:eastAsia="Calibri" w:hAnsi="Calibri" w:cs="Calibri"/>
-                <w:b/>
-                <w:bCs/>
-                <w:color w:val="FFFFFF"/>
-              </w:rPr>
               <w:t>Rationale</w:t>
             </w:r>
           </w:p>
         </w:tc>
       </w:tr>
       <w:tr>
-        <w:tblPrEx>
-          <w:tblCellMar>
-            <w:top w:w="0" w:type="dxa"/>
-            <w:bottom w:w="0" w:type="dxa"/>
-          </w:tblCellMar>
-        </w:tblPrEx>
         <w:tc>
           <w:tcPr>
             <w:tcW w:w="2000" w:type="dxa"/>
@@ -6698,14 +5259,12 @@
             </w:tcMar>
           </w:tcPr>
           <w:p>
-            <w:proofErr w:type="spellStart"/>
-            <w:r>
-              <w:rPr>
-                <w:rFonts w:ascii="Calibri" w:eastAsia="Calibri" w:hAnsi="Calibri" w:cs="Calibri"/>
+            <w:r>
+              <w:rPr>
+                <w:rFonts w:eastAsia="Calibri" w:cs="Calibri"/>
               </w:rPr>
               <w:t>EmergencyResponseFacade</w:t>
             </w:r>
-            <w:proofErr w:type="spellEnd"/>
           </w:p>
         </w:tc>
         <w:tc>
@@ -6725,117 +5284,11 @@
             </w:tcMar>
           </w:tcPr>
           <w:p>
-            <w:proofErr w:type="spellStart"/>
-            <w:r>
-              <w:rPr>
-                <w:rFonts w:ascii="Calibri" w:eastAsia="Calibri" w:hAnsi="Calibri" w:cs="Calibri"/>
-              </w:rPr>
-              <w:t>AccessControlSystem</w:t>
-            </w:r>
-            <w:proofErr w:type="spellEnd"/>
-            <w:r>
-              <w:rPr>
-                <w:rFonts w:ascii="Calibri" w:eastAsia="Calibri" w:hAnsi="Calibri" w:cs="Calibri"/>
-              </w:rPr>
-              <w:t xml:space="preserve">, </w:t>
-            </w:r>
-            <w:proofErr w:type="spellStart"/>
-            <w:r>
-              <w:rPr>
-                <w:rFonts w:ascii="Calibri" w:eastAsia="Calibri" w:hAnsi="Calibri" w:cs="Calibri"/>
-              </w:rPr>
-              <w:t>IncidentCoordinator</w:t>
-            </w:r>
-            <w:proofErr w:type="spellEnd"/>
-            <w:r>
-              <w:rPr>
-                <w:rFonts w:ascii="Calibri" w:eastAsia="Calibri" w:hAnsi="Calibri" w:cs="Calibri"/>
-              </w:rPr>
-              <w:t xml:space="preserve">, </w:t>
-            </w:r>
-            <w:proofErr w:type="spellStart"/>
-            <w:r>
-              <w:rPr>
-                <w:rFonts w:ascii="Calibri" w:eastAsia="Calibri" w:hAnsi="Calibri" w:cs="Calibri"/>
-              </w:rPr>
-              <w:t>SecurityTeam</w:t>
-            </w:r>
-            <w:proofErr w:type="spellEnd"/>
-            <w:r>
-              <w:rPr>
-                <w:rFonts w:ascii="Calibri" w:eastAsia="Calibri" w:hAnsi="Calibri" w:cs="Calibri"/>
-              </w:rPr>
-              <w:t xml:space="preserve">, </w:t>
-            </w:r>
-            <w:proofErr w:type="spellStart"/>
-            <w:r>
-              <w:rPr>
-                <w:rFonts w:ascii="Calibri" w:eastAsia="Calibri" w:hAnsi="Calibri" w:cs="Calibri"/>
-              </w:rPr>
-              <w:t>MedicalTeam</w:t>
-            </w:r>
-            <w:proofErr w:type="spellEnd"/>
-            <w:r>
-              <w:rPr>
-                <w:rFonts w:ascii="Calibri" w:eastAsia="Calibri" w:hAnsi="Calibri" w:cs="Calibri"/>
-              </w:rPr>
-              <w:t xml:space="preserve">, </w:t>
-            </w:r>
-            <w:proofErr w:type="spellStart"/>
-            <w:r>
-              <w:rPr>
-                <w:rFonts w:ascii="Calibri" w:eastAsia="Calibri" w:hAnsi="Calibri" w:cs="Calibri"/>
-              </w:rPr>
-              <w:t>FacilitiesTeam</w:t>
-            </w:r>
-            <w:proofErr w:type="spellEnd"/>
-            <w:r>
-              <w:rPr>
-                <w:rFonts w:ascii="Calibri" w:eastAsia="Calibri" w:hAnsi="Calibri" w:cs="Calibri"/>
-              </w:rPr>
-              <w:t xml:space="preserve">, </w:t>
-            </w:r>
-            <w:proofErr w:type="spellStart"/>
-            <w:r>
-              <w:rPr>
-                <w:rFonts w:ascii="Calibri" w:eastAsia="Calibri" w:hAnsi="Calibri" w:cs="Calibri"/>
-              </w:rPr>
-              <w:t>LegacyPagerAdapter</w:t>
-            </w:r>
-            <w:proofErr w:type="spellEnd"/>
-            <w:r>
-              <w:rPr>
-                <w:rFonts w:ascii="Calibri" w:eastAsia="Calibri" w:hAnsi="Calibri" w:cs="Calibri"/>
-              </w:rPr>
-              <w:t xml:space="preserve">, </w:t>
-            </w:r>
-            <w:proofErr w:type="spellStart"/>
-            <w:r>
-              <w:rPr>
-                <w:rFonts w:ascii="Calibri" w:eastAsia="Calibri" w:hAnsi="Calibri" w:cs="Calibri"/>
-              </w:rPr>
-              <w:t>OperatorConsole</w:t>
-            </w:r>
-            <w:proofErr w:type="spellEnd"/>
-            <w:r>
-              <w:rPr>
-                <w:rFonts w:ascii="Calibri" w:eastAsia="Calibri" w:hAnsi="Calibri" w:cs="Calibri"/>
-              </w:rPr>
-              <w:t xml:space="preserve">, Dashboard, </w:t>
-            </w:r>
-            <w:proofErr w:type="spellStart"/>
-            <w:r>
-              <w:rPr>
-                <w:rFonts w:ascii="Calibri" w:eastAsia="Calibri" w:hAnsi="Calibri" w:cs="Calibri"/>
-              </w:rPr>
-              <w:t>AuditLogger</w:t>
-            </w:r>
-            <w:proofErr w:type="spellEnd"/>
-            <w:r>
-              <w:rPr>
-                <w:rFonts w:ascii="Calibri" w:eastAsia="Calibri" w:hAnsi="Calibri" w:cs="Calibri"/>
-              </w:rPr>
-              <w:t>, every Incident it creates</w:t>
+            <w:r>
+              <w:rPr>
+                <w:rFonts w:eastAsia="Calibri" w:cs="Calibri"/>
+              </w:rPr>
+              <w:t>AccessControlSystem, IncidentCoordinator, SecurityTeam, MedicalTeam, FacilitiesTeam, LegacyPagerAdapter, OperatorConsole, Dashboard, AuditLogger, every Incident it creates</w:t>
             </w:r>
           </w:p>
         </w:tc>
@@ -6858,7 +5311,7 @@
           <w:p>
             <w:r>
               <w:rPr>
-                <w:rFonts w:ascii="Calibri" w:eastAsia="Calibri" w:hAnsi="Calibri" w:cs="Calibri"/>
+                <w:rFonts w:eastAsia="Calibri" w:cs="Calibri"/>
               </w:rPr>
               <w:t>The Facade is the single composition root for the whole subsystem; everything it wires together needs one clear owner, and the Facade's lifetime is the natural scope for “the campus response system.”</w:t>
             </w:r>
@@ -6866,12 +5319,6 @@
         </w:tc>
       </w:tr>
       <w:tr>
-        <w:tblPrEx>
-          <w:tblCellMar>
-            <w:top w:w="0" w:type="dxa"/>
-            <w:bottom w:w="0" w:type="dxa"/>
-          </w:tblCellMar>
-        </w:tblPrEx>
         <w:tc>
           <w:tcPr>
             <w:tcW w:w="2000" w:type="dxa"/>
@@ -6889,14 +5336,12 @@
             </w:tcMar>
           </w:tcPr>
           <w:p>
-            <w:proofErr w:type="spellStart"/>
-            <w:r>
-              <w:rPr>
-                <w:rFonts w:ascii="Calibri" w:eastAsia="Calibri" w:hAnsi="Calibri" w:cs="Calibri"/>
+            <w:r>
+              <w:rPr>
+                <w:rFonts w:eastAsia="Calibri" w:cs="Calibri"/>
               </w:rPr>
               <w:t>LegacyPagerAdapter</w:t>
             </w:r>
-            <w:proofErr w:type="spellEnd"/>
           </w:p>
         </w:tc>
         <w:tc>
@@ -6916,14 +5361,12 @@
             </w:tcMar>
           </w:tcPr>
           <w:p>
-            <w:proofErr w:type="spellStart"/>
-            <w:r>
-              <w:rPr>
-                <w:rFonts w:ascii="Calibri" w:eastAsia="Calibri" w:hAnsi="Calibri" w:cs="Calibri"/>
+            <w:r>
+              <w:rPr>
+                <w:rFonts w:eastAsia="Calibri" w:cs="Calibri"/>
               </w:rPr>
               <w:t>LegacyPagerSystem</w:t>
             </w:r>
-            <w:proofErr w:type="spellEnd"/>
           </w:p>
         </w:tc>
         <w:tc>
@@ -6945,7 +5388,7 @@
           <w:p>
             <w:r>
               <w:rPr>
-                <w:rFonts w:ascii="Calibri" w:eastAsia="Calibri" w:hAnsi="Calibri" w:cs="Calibri"/>
+                <w:rFonts w:eastAsia="Calibri" w:cs="Calibri"/>
               </w:rPr>
               <w:t>The adapter is the only class permitted to talk to the legacy system; nothing else should be able to reach past it, so it owns it outright.</w:t>
             </w:r>
@@ -6953,12 +5396,6 @@
         </w:tc>
       </w:tr>
       <w:tr>
-        <w:tblPrEx>
-          <w:tblCellMar>
-            <w:top w:w="0" w:type="dxa"/>
-            <w:bottom w:w="0" w:type="dxa"/>
-          </w:tblCellMar>
-        </w:tblPrEx>
         <w:tc>
           <w:tcPr>
             <w:tcW w:w="2000" w:type="dxa"/>
@@ -6978,7 +5415,7 @@
           <w:p>
             <w:r>
               <w:rPr>
-                <w:rFonts w:ascii="Calibri" w:eastAsia="Calibri" w:hAnsi="Calibri" w:cs="Calibri"/>
+                <w:rFonts w:eastAsia="Calibri" w:cs="Calibri"/>
               </w:rPr>
               <w:t>Incident</w:t>
             </w:r>
@@ -7003,18 +5440,10 @@
           <w:p>
             <w:r>
               <w:rPr>
-                <w:rFonts w:ascii="Calibri" w:eastAsia="Calibri" w:hAnsi="Calibri" w:cs="Calibri"/>
-              </w:rPr>
-              <w:t xml:space="preserve">its current </w:t>
-            </w:r>
-            <w:proofErr w:type="spellStart"/>
-            <w:r>
-              <w:rPr>
-                <w:rFonts w:ascii="Calibri" w:eastAsia="Calibri" w:hAnsi="Calibri" w:cs="Calibri"/>
-              </w:rPr>
-              <w:t>IncidentState</w:t>
-            </w:r>
-            <w:proofErr w:type="spellEnd"/>
+                <w:rFonts w:eastAsia="Calibri" w:cs="Calibri"/>
+              </w:rPr>
+              <w:t>its current IncidentState</w:t>
+            </w:r>
           </w:p>
         </w:tc>
         <w:tc>
@@ -7036,34 +5465,14 @@
           <w:p>
             <w:r>
               <w:rPr>
-                <w:rFonts w:ascii="Calibri" w:eastAsia="Calibri" w:hAnsi="Calibri" w:cs="Calibri"/>
-              </w:rPr>
-              <w:t xml:space="preserve">States are cheap, incident-specific, value-like objects with no reason to be shared; </w:t>
-            </w:r>
-            <w:proofErr w:type="spellStart"/>
-            <w:r>
-              <w:rPr>
-                <w:rFonts w:ascii="Calibri" w:eastAsia="Calibri" w:hAnsi="Calibri" w:cs="Calibri"/>
-              </w:rPr>
-              <w:t>unique_ptr</w:t>
-            </w:r>
-            <w:proofErr w:type="spellEnd"/>
-            <w:r>
-              <w:rPr>
-                <w:rFonts w:ascii="Calibri" w:eastAsia="Calibri" w:hAnsi="Calibri" w:cs="Calibri"/>
-              </w:rPr>
-              <w:t xml:space="preserve"> plus reset() cleanly destroys the old state when transitioning.</w:t>
+                <w:rFonts w:eastAsia="Calibri" w:cs="Calibri"/>
+              </w:rPr>
+              <w:t>States are cheap, incident-specific, value-like objects with no reason to be shared; unique_ptr plus reset() cleanly destroys the old state when transitioning.</w:t>
             </w:r>
           </w:p>
         </w:tc>
       </w:tr>
       <w:tr>
-        <w:tblPrEx>
-          <w:tblCellMar>
-            <w:top w:w="0" w:type="dxa"/>
-            <w:bottom w:w="0" w:type="dxa"/>
-          </w:tblCellMar>
-        </w:tblPrEx>
         <w:tc>
           <w:tcPr>
             <w:tcW w:w="2000" w:type="dxa"/>
@@ -7081,14 +5490,12 @@
             </w:tcMar>
           </w:tcPr>
           <w:p>
-            <w:proofErr w:type="spellStart"/>
-            <w:r>
-              <w:rPr>
-                <w:rFonts w:ascii="Calibri" w:eastAsia="Calibri" w:hAnsi="Calibri" w:cs="Calibri"/>
+            <w:r>
+              <w:rPr>
+                <w:rFonts w:eastAsia="Calibri" w:cs="Calibri"/>
               </w:rPr>
               <w:t>OperatorConsole</w:t>
             </w:r>
-            <w:proofErr w:type="spellEnd"/>
           </w:p>
         </w:tc>
         <w:tc>
@@ -7110,7 +5517,7 @@
           <w:p>
             <w:r>
               <w:rPr>
-                <w:rFonts w:ascii="Calibri" w:eastAsia="Calibri" w:hAnsi="Calibri" w:cs="Calibri"/>
+                <w:rFonts w:eastAsia="Calibri" w:cs="Calibri"/>
               </w:rPr>
               <w:t>every Command submitted to it</w:t>
             </w:r>
@@ -7135,37 +5542,9 @@
           <w:p>
             <w:r>
               <w:rPr>
-                <w:rFonts w:ascii="Calibri" w:eastAsia="Calibri" w:hAnsi="Calibri" w:cs="Calibri"/>
-              </w:rPr>
-              <w:t xml:space="preserve">Commands must stay alive after </w:t>
-            </w:r>
-            <w:proofErr w:type="gramStart"/>
-            <w:r>
-              <w:rPr>
-                <w:rFonts w:ascii="Calibri" w:eastAsia="Calibri" w:hAnsi="Calibri" w:cs="Calibri"/>
-              </w:rPr>
-              <w:t>execute</w:t>
-            </w:r>
-            <w:proofErr w:type="gramEnd"/>
-            <w:r>
-              <w:rPr>
-                <w:rFonts w:ascii="Calibri" w:eastAsia="Calibri" w:hAnsi="Calibri" w:cs="Calibri"/>
-              </w:rPr>
-              <w:t xml:space="preserve">() so </w:t>
-            </w:r>
-            <w:proofErr w:type="spellStart"/>
-            <w:r>
-              <w:rPr>
-                <w:rFonts w:ascii="Calibri" w:eastAsia="Calibri" w:hAnsi="Calibri" w:cs="Calibri"/>
-              </w:rPr>
-              <w:t>CancelCommand</w:t>
-            </w:r>
-            <w:proofErr w:type="spellEnd"/>
-            <w:r>
-              <w:rPr>
-                <w:rFonts w:ascii="Calibri" w:eastAsia="Calibri" w:hAnsi="Calibri" w:cs="Calibri"/>
-              </w:rPr>
-              <w:t xml:space="preserve"> can later call undo() on them; the console's history is the natural, bounded lifetime for that.</w:t>
+                <w:rFonts w:eastAsia="Calibri" w:cs="Calibri"/>
+              </w:rPr>
+              <w:t>Commands must stay alive after execute() so CancelCommand can later call undo() on them; the console's history is the natural, bounded lifetime for that.</w:t>
             </w:r>
           </w:p>
         </w:tc>
@@ -7177,8 +5556,19 @@
         <w:spacing w:before="320" w:after="160"/>
       </w:pPr>
       <w:r>
-        <w:lastRenderedPageBreak/>
-        <w:t>6. Where the Six Patterns Interact</w:t>
+        <w:t>1.</w:t>
+      </w:r>
+      <w:r>
+        <w:t xml:space="preserve">6. </w:t>
+      </w:r>
+      <w:r>
+        <w:t>Pattern Integration (</w:t>
+      </w:r>
+      <w:r>
+        <w:t>Where the Six Patterns Interact</w:t>
+      </w:r>
+      <w:r>
+        <w:t>)</w:t>
       </w:r>
     </w:p>
     <w:p>
@@ -7196,33 +5586,7 @@
           <w:sz w:val="22"/>
           <w:szCs w:val="22"/>
         </w:rPr>
-        <w:t>A</w:t>
-      </w:r>
-      <w:r>
-        <w:rPr>
-          <w:rFonts w:ascii="Calibri" w:eastAsia="Calibri" w:hAnsi="Calibri" w:cs="Calibri"/>
-          <w:sz w:val="22"/>
-          <w:szCs w:val="22"/>
-        </w:rPr>
-        <w:t>n operator (or the Facade, on their behalf) issues a Command (</w:t>
-      </w:r>
-      <w:proofErr w:type="spellStart"/>
-      <w:r>
-        <w:rPr>
-          <w:rFonts w:ascii="Calibri" w:eastAsia="Calibri" w:hAnsi="Calibri" w:cs="Calibri"/>
-          <w:sz w:val="22"/>
-          <w:szCs w:val="22"/>
-        </w:rPr>
-        <w:t>DispatchUnitCommand</w:t>
-      </w:r>
-      <w:proofErr w:type="spellEnd"/>
-      <w:r>
-        <w:rPr>
-          <w:rFonts w:ascii="Calibri" w:eastAsia="Calibri" w:hAnsi="Calibri" w:cs="Calibri"/>
-          <w:sz w:val="22"/>
-          <w:szCs w:val="22"/>
-        </w:rPr>
-        <w:t>).</w:t>
+        <w:t>An operator (or the Facade, on their behalf) issues a Command (DispatchUnitCommand).</w:t>
       </w:r>
     </w:p>
     <w:p>
@@ -7258,61 +5622,7 @@
           <w:sz w:val="22"/>
           <w:szCs w:val="22"/>
         </w:rPr>
-        <w:t xml:space="preserve">The command's receiver (a </w:t>
-      </w:r>
-      <w:proofErr w:type="spellStart"/>
-      <w:r>
-        <w:rPr>
-          <w:rFonts w:ascii="Calibri" w:eastAsia="Calibri" w:hAnsi="Calibri" w:cs="Calibri"/>
-          <w:sz w:val="22"/>
-          <w:szCs w:val="22"/>
-        </w:rPr>
-        <w:t>ResponseComponent</w:t>
-      </w:r>
-      <w:proofErr w:type="spellEnd"/>
-      <w:r>
-        <w:rPr>
-          <w:rFonts w:ascii="Calibri" w:eastAsia="Calibri" w:hAnsi="Calibri" w:cs="Calibri"/>
-          <w:sz w:val="22"/>
-          <w:szCs w:val="22"/>
-        </w:rPr>
-        <w:t>) reports its arrival to the Mediator (</w:t>
-      </w:r>
-      <w:proofErr w:type="spellStart"/>
-      <w:r>
-        <w:rPr>
-          <w:rFonts w:ascii="Calibri" w:eastAsia="Calibri" w:hAnsi="Calibri" w:cs="Calibri"/>
-          <w:sz w:val="22"/>
-          <w:szCs w:val="22"/>
-        </w:rPr>
-        <w:t>IncidentCoordinator</w:t>
-      </w:r>
-      <w:proofErr w:type="spellEnd"/>
-      <w:r>
-        <w:rPr>
-          <w:rFonts w:ascii="Calibri" w:eastAsia="Calibri" w:hAnsi="Calibri" w:cs="Calibri"/>
-          <w:sz w:val="22"/>
-          <w:szCs w:val="22"/>
-        </w:rPr>
-        <w:t>), which — without the component knowing any other component exists — coordinates a second colleague (</w:t>
-      </w:r>
-      <w:proofErr w:type="spellStart"/>
-      <w:r>
-        <w:rPr>
-          <w:rFonts w:ascii="Calibri" w:eastAsia="Calibri" w:hAnsi="Calibri" w:cs="Calibri"/>
-          <w:sz w:val="22"/>
-          <w:szCs w:val="22"/>
-        </w:rPr>
-        <w:t>FacilitiesTeam</w:t>
-      </w:r>
-      <w:proofErr w:type="spellEnd"/>
-      <w:r>
-        <w:rPr>
-          <w:rFonts w:ascii="Calibri" w:eastAsia="Calibri" w:hAnsi="Calibri" w:cs="Calibri"/>
-          <w:sz w:val="22"/>
-          <w:szCs w:val="22"/>
-        </w:rPr>
-        <w:t xml:space="preserve"> locking the area) and sends an alert.</w:t>
+        <w:t>The command's receiver (a ResponseComponent) reports its arrival to the Mediator (IncidentCoordinator), which — without the component knowing any other component exists — coordinates a second colleague (FacilitiesTeam locking the area) and sends an alert.</w:t>
       </w:r>
     </w:p>
     <w:p>
@@ -7330,25 +5640,7 @@
           <w:sz w:val="22"/>
           <w:szCs w:val="22"/>
         </w:rPr>
-        <w:t>That alert travels through the Adapter (</w:t>
-      </w:r>
-      <w:proofErr w:type="spellStart"/>
-      <w:r>
-        <w:rPr>
-          <w:rFonts w:ascii="Calibri" w:eastAsia="Calibri" w:hAnsi="Calibri" w:cs="Calibri"/>
-          <w:sz w:val="22"/>
-          <w:szCs w:val="22"/>
-        </w:rPr>
-        <w:t>LegacyPagerAdapter</w:t>
-      </w:r>
-      <w:proofErr w:type="spellEnd"/>
-      <w:r>
-        <w:rPr>
-          <w:rFonts w:ascii="Calibri" w:eastAsia="Calibri" w:hAnsi="Calibri" w:cs="Calibri"/>
-          <w:sz w:val="22"/>
-          <w:szCs w:val="22"/>
-        </w:rPr>
-        <w:t>) to reach the incompatible legacy paging system.</w:t>
+        <w:t>That alert travels through the Adapter (LegacyPagerAdapter) to reach the incompatible legacy paging system.</w:t>
       </w:r>
     </w:p>
     <w:p>
@@ -7366,33 +5658,508 @@
           <w:sz w:val="22"/>
           <w:szCs w:val="22"/>
         </w:rPr>
-        <w:t>All of the above, for the “report an emergency” workflow, is triggered by one Facade call (</w:t>
-      </w:r>
-      <w:proofErr w:type="spellStart"/>
+        <w:t>All of the above, for the “report an emergency” workflow, is triggered by one Facade call (reportEmergency), while every subsystem piece it used remains independently callable</w:t>
+      </w:r>
       <w:r>
         <w:rPr>
           <w:rFonts w:ascii="Calibri" w:eastAsia="Calibri" w:hAnsi="Calibri" w:cs="Calibri"/>
           <w:sz w:val="22"/>
           <w:szCs w:val="22"/>
         </w:rPr>
-        <w:t>reportEmergency</w:t>
-      </w:r>
-      <w:proofErr w:type="spellEnd"/>
-      <w:r>
+        <w:t>.</w:t>
+      </w:r>
+    </w:p>
+    <w:p>
+      <w:pPr>
+        <w:spacing w:after="40"/>
+        <w:rPr>
+          <w:rFonts w:eastAsia="Calibri" w:cs="Calibri"/>
+          <w:b/>
+          <w:bCs/>
+          <w:color w:val="2F5496"/>
+          <w:sz w:val="28"/>
+          <w:szCs w:val="28"/>
+        </w:rPr>
+      </w:pPr>
+    </w:p>
+    <w:p>
+      <w:pPr>
+        <w:spacing w:after="40"/>
+      </w:pPr>
+      <w:r>
+        <w:rPr>
+          <w:rFonts w:eastAsia="Calibri" w:cs="Calibri"/>
+          <w:b/>
+          <w:bCs/>
+          <w:color w:val="2F5496"/>
+          <w:sz w:val="28"/>
+          <w:szCs w:val="28"/>
+        </w:rPr>
+        <w:t xml:space="preserve">Task </w:t>
+      </w:r>
+      <w:r>
+        <w:rPr>
+          <w:rFonts w:eastAsia="Calibri" w:cs="Calibri"/>
+          <w:b/>
+          <w:bCs/>
+          <w:color w:val="2F5496"/>
+          <w:sz w:val="28"/>
+          <w:szCs w:val="28"/>
+        </w:rPr>
+        <w:t>3</w:t>
+      </w:r>
+      <w:r>
+        <w:rPr>
+          <w:rFonts w:eastAsia="Calibri" w:cs="Calibri"/>
+          <w:b/>
+          <w:bCs/>
+          <w:color w:val="2F5496"/>
+          <w:sz w:val="28"/>
+          <w:szCs w:val="28"/>
+        </w:rPr>
+        <w:t>: Two End-to-End Scenarios</w:t>
+      </w:r>
+    </w:p>
+    <w:p>
+      <w:pPr>
+        <w:pStyle w:val="Heading2"/>
+        <w:spacing w:before="240" w:after="120"/>
+      </w:pPr>
+      <w:r>
+        <w:t xml:space="preserve">Story 1 </w:t>
+      </w:r>
+      <w:r>
+        <w:t xml:space="preserve">- </w:t>
+      </w:r>
+      <w:r>
+        <w:t xml:space="preserve">Fire in the Engineering Building </w:t>
+      </w:r>
+    </w:p>
+    <w:p>
+      <w:pPr>
+        <w:rPr>
+          <w:b/>
+          <w:bCs/>
+          <w:szCs w:val="22"/>
+          <w:u w:val="single"/>
+        </w:rPr>
+      </w:pPr>
+      <w:r>
+        <w:rPr>
+          <w:b/>
+          <w:bCs/>
+          <w:szCs w:val="22"/>
+          <w:u w:val="single"/>
+        </w:rPr>
+        <w:t>Description</w:t>
+      </w:r>
+    </w:p>
+    <w:p>
+      <w:pPr>
+        <w:pStyle w:val="Heading2"/>
+        <w:spacing w:before="240" w:after="120"/>
         <w:rPr>
           <w:rFonts w:ascii="Calibri" w:eastAsia="Calibri" w:hAnsi="Calibri" w:cs="Calibri"/>
+          <w:color w:val="auto"/>
           <w:sz w:val="22"/>
           <w:szCs w:val="22"/>
         </w:rPr>
-        <w:t>), while every subsystem piece it used remains independently callable</w:t>
-      </w:r>
+      </w:pPr>
       <w:r>
         <w:rPr>
           <w:rFonts w:ascii="Calibri" w:eastAsia="Calibri" w:hAnsi="Calibri" w:cs="Calibri"/>
+          <w:color w:val="auto"/>
           <w:sz w:val="22"/>
           <w:szCs w:val="22"/>
         </w:rPr>
-        <w:t>.</w:t>
+        <w:t>A fire is reported in the Engineering Building using EmergencyResponseFacade::reportEmergency(). The Facade coordinates the emergency workflow, commands dispatch response teams, the Incident changes state and notifies its observers, the Mediator coordinates the response teams, and alerts are sent to the legacy paging system through the Adapter.</w:t>
+      </w:r>
+    </w:p>
+    <w:p>
+      <w:pPr>
+        <w:pStyle w:val="Heading2"/>
+        <w:spacing w:before="240" w:after="120"/>
+        <w:rPr>
+          <w:rFonts w:ascii="Calibri" w:eastAsia="Calibri" w:hAnsi="Calibri" w:cs="Calibri"/>
+          <w:b/>
+          <w:bCs/>
+          <w:color w:val="auto"/>
+          <w:sz w:val="22"/>
+          <w:szCs w:val="22"/>
+          <w:u w:val="single"/>
+        </w:rPr>
+      </w:pPr>
+      <w:r>
+        <w:rPr>
+          <w:rFonts w:ascii="Calibri" w:eastAsia="Calibri" w:hAnsi="Calibri" w:cs="Calibri"/>
+          <w:b/>
+          <w:bCs/>
+          <w:color w:val="auto"/>
+          <w:sz w:val="22"/>
+          <w:szCs w:val="22"/>
+          <w:u w:val="single"/>
+        </w:rPr>
+        <w:t>Patterns demonstrated:</w:t>
+      </w:r>
+    </w:p>
+    <w:p>
+      <w:pPr>
+        <w:pStyle w:val="Heading2"/>
+        <w:spacing w:before="240" w:after="120"/>
+        <w:rPr>
+          <w:rFonts w:ascii="Calibri" w:eastAsia="Calibri" w:hAnsi="Calibri" w:cs="Calibri"/>
+          <w:color w:val="auto"/>
+          <w:sz w:val="22"/>
+          <w:szCs w:val="22"/>
+        </w:rPr>
+      </w:pPr>
+      <w:r>
+        <w:rPr>
+          <w:rFonts w:ascii="Calibri" w:eastAsia="Calibri" w:hAnsi="Calibri" w:cs="Calibri"/>
+          <w:color w:val="auto"/>
+          <w:sz w:val="22"/>
+          <w:szCs w:val="22"/>
+        </w:rPr>
+        <w:t>Façade -&gt; Command -&gt; Satate -&gt; Observer -&gt; Mediator -&gt; Dispatcher</w:t>
+      </w:r>
+    </w:p>
+    <w:p>
+      <w:pPr>
+        <w:pStyle w:val="Heading2"/>
+        <w:numPr>
+          <w:ilvl w:val="0"/>
+          <w:numId w:val="8"/>
+        </w:numPr>
+        <w:spacing w:before="240" w:after="120"/>
+        <w:rPr>
+          <w:rFonts w:ascii="Calibri" w:eastAsia="Calibri" w:hAnsi="Calibri" w:cs="Calibri"/>
+          <w:color w:val="000000" w:themeColor="text1"/>
+          <w:sz w:val="22"/>
+          <w:szCs w:val="22"/>
+          <w:lang w:val="en-GB"/>
+        </w:rPr>
+      </w:pPr>
+      <w:r>
+        <w:rPr>
+          <w:rFonts w:ascii="Calibri" w:eastAsia="Calibri" w:hAnsi="Calibri" w:cs="Calibri"/>
+          <w:color w:val="000000" w:themeColor="text1"/>
+          <w:sz w:val="22"/>
+          <w:szCs w:val="22"/>
+          <w:lang w:val="en-GB"/>
+        </w:rPr>
+        <w:t xml:space="preserve">Incident progresses from Reported </w:t>
+      </w:r>
+      <w:r>
+        <w:rPr>
+          <w:rFonts w:ascii="Calibri" w:eastAsia="Calibri" w:hAnsi="Calibri" w:cs="Calibri"/>
+          <w:color w:val="000000" w:themeColor="text1"/>
+          <w:sz w:val="22"/>
+          <w:szCs w:val="22"/>
+          <w:lang w:val="en-GB"/>
+        </w:rPr>
+        <w:t xml:space="preserve">-&gt; </w:t>
+      </w:r>
+      <w:r>
+        <w:rPr>
+          <w:rFonts w:ascii="Calibri" w:eastAsia="Calibri" w:hAnsi="Calibri" w:cs="Calibri"/>
+          <w:color w:val="000000" w:themeColor="text1"/>
+          <w:sz w:val="22"/>
+          <w:szCs w:val="22"/>
+          <w:lang w:val="en-GB"/>
+        </w:rPr>
+        <w:t xml:space="preserve">Dispatched </w:t>
+      </w:r>
+      <w:r>
+        <w:rPr>
+          <w:rFonts w:ascii="Calibri" w:eastAsia="Calibri" w:hAnsi="Calibri" w:cs="Calibri"/>
+          <w:color w:val="000000" w:themeColor="text1"/>
+          <w:sz w:val="22"/>
+          <w:szCs w:val="22"/>
+          <w:lang w:val="en-GB"/>
+        </w:rPr>
+        <w:t>-&gt;</w:t>
+      </w:r>
+      <w:r>
+        <w:rPr>
+          <w:rFonts w:ascii="Calibri" w:eastAsia="Calibri" w:hAnsi="Calibri" w:cs="Calibri"/>
+          <w:color w:val="000000" w:themeColor="text1"/>
+          <w:sz w:val="22"/>
+          <w:szCs w:val="22"/>
+          <w:lang w:val="en-GB"/>
+        </w:rPr>
+        <w:t xml:space="preserve"> Contained </w:t>
+      </w:r>
+      <w:r>
+        <w:rPr>
+          <w:rFonts w:ascii="Calibri" w:eastAsia="Calibri" w:hAnsi="Calibri" w:cs="Calibri"/>
+          <w:color w:val="000000" w:themeColor="text1"/>
+          <w:sz w:val="22"/>
+          <w:szCs w:val="22"/>
+          <w:lang w:val="en-GB"/>
+        </w:rPr>
+        <w:t>-&gt;</w:t>
+      </w:r>
+      <w:r>
+        <w:rPr>
+          <w:rFonts w:ascii="Calibri" w:eastAsia="Calibri" w:hAnsi="Calibri" w:cs="Calibri"/>
+          <w:color w:val="000000" w:themeColor="text1"/>
+          <w:sz w:val="22"/>
+          <w:szCs w:val="22"/>
+          <w:lang w:val="en-GB"/>
+        </w:rPr>
+        <w:t xml:space="preserve"> Resolved.</w:t>
+      </w:r>
+    </w:p>
+    <w:p>
+      <w:pPr>
+        <w:pStyle w:val="Heading2"/>
+        <w:numPr>
+          <w:ilvl w:val="0"/>
+          <w:numId w:val="8"/>
+        </w:numPr>
+        <w:spacing w:before="240" w:after="120"/>
+        <w:rPr>
+          <w:rFonts w:ascii="Calibri" w:eastAsia="Calibri" w:hAnsi="Calibri" w:cs="Calibri"/>
+          <w:color w:val="000000" w:themeColor="text1"/>
+          <w:sz w:val="22"/>
+          <w:szCs w:val="22"/>
+          <w:lang w:val="en-GB"/>
+        </w:rPr>
+      </w:pPr>
+      <w:r>
+        <w:rPr>
+          <w:rFonts w:ascii="Calibri" w:eastAsia="Calibri" w:hAnsi="Calibri" w:cs="Calibri"/>
+          <w:color w:val="000000" w:themeColor="text1"/>
+          <w:sz w:val="22"/>
+          <w:szCs w:val="22"/>
+          <w:lang w:val="en-GB"/>
+        </w:rPr>
+        <w:t>An invalid attempt to resolve an already resolved incident is rejected safely.</w:t>
+      </w:r>
+    </w:p>
+    <w:p>
+      <w:pPr>
+        <w:pStyle w:val="Heading2"/>
+        <w:spacing w:before="240" w:after="120"/>
+      </w:pPr>
+      <w:r>
+        <w:t xml:space="preserve">Story 2 </w:t>
+      </w:r>
+      <w:r>
+        <w:t>-</w:t>
+      </w:r>
+      <w:r>
+        <w:t xml:space="preserve"> </w:t>
+      </w:r>
+      <w:r>
+        <w:t>Gas Leak Evacuation in the Chemistry Lab</w:t>
+      </w:r>
+    </w:p>
+    <w:p>
+      <w:pPr>
+        <w:rPr>
+          <w:b/>
+          <w:bCs/>
+          <w:szCs w:val="22"/>
+          <w:u w:val="single"/>
+        </w:rPr>
+      </w:pPr>
+      <w:r>
+        <w:rPr>
+          <w:b/>
+          <w:bCs/>
+          <w:szCs w:val="22"/>
+          <w:u w:val="single"/>
+        </w:rPr>
+        <w:t>Description</w:t>
+      </w:r>
+    </w:p>
+    <w:p>
+      <w:pPr>
+        <w:rPr>
+          <w:b/>
+          <w:bCs/>
+          <w:szCs w:val="22"/>
+          <w:u w:val="single"/>
+        </w:rPr>
+      </w:pPr>
+    </w:p>
+    <w:p>
+      <w:pPr>
+        <w:rPr>
+          <w:rFonts w:cs="Calibri"/>
+          <w:szCs w:val="22"/>
+          <w:lang w:val="en-GB"/>
+        </w:rPr>
+      </w:pPr>
+      <w:r>
+        <w:rPr>
+          <w:rFonts w:cs="Calibri"/>
+          <w:szCs w:val="22"/>
+          <w:lang w:val="en-GB"/>
+        </w:rPr>
+        <w:t>A gas leak occurs in the Chemistry Lab. The operator directly uses OperatorConsole instead of the Facade. A LockAreaCommand locks the area, an EvacuationCommand causes Facilities to evacuate it, and the Mediator coordinates the handoff from Facilities to Medical. A CancelCommand then undoes the previous lockdown.</w:t>
+      </w:r>
+    </w:p>
+    <w:p>
+      <w:pPr>
+        <w:pStyle w:val="Heading2"/>
+        <w:spacing w:before="240" w:after="120"/>
+        <w:rPr>
+          <w:rFonts w:ascii="Calibri" w:eastAsia="Calibri" w:hAnsi="Calibri" w:cs="Calibri"/>
+          <w:b/>
+          <w:bCs/>
+          <w:color w:val="auto"/>
+          <w:sz w:val="22"/>
+          <w:szCs w:val="22"/>
+          <w:u w:val="single"/>
+        </w:rPr>
+      </w:pPr>
+      <w:r>
+        <w:rPr>
+          <w:rFonts w:ascii="Calibri" w:eastAsia="Calibri" w:hAnsi="Calibri" w:cs="Calibri"/>
+          <w:b/>
+          <w:bCs/>
+          <w:color w:val="auto"/>
+          <w:sz w:val="22"/>
+          <w:szCs w:val="22"/>
+          <w:u w:val="single"/>
+        </w:rPr>
+        <w:t>Patterns demonstrated:</w:t>
+      </w:r>
+    </w:p>
+    <w:p>
+      <w:pPr>
+        <w:rPr>
+          <w:rFonts w:cs="Calibri"/>
+          <w:szCs w:val="22"/>
+        </w:rPr>
+      </w:pPr>
+      <w:r>
+        <w:rPr>
+          <w:rFonts w:cs="Calibri"/>
+          <w:szCs w:val="22"/>
+        </w:rPr>
+        <w:t>Command, Mediator, State and Observer.</w:t>
+      </w:r>
+    </w:p>
+    <w:p>
+      <w:pPr>
+        <w:pStyle w:val="ListParagraph"/>
+        <w:numPr>
+          <w:ilvl w:val="0"/>
+          <w:numId w:val="5"/>
+        </w:numPr>
+        <w:rPr>
+          <w:rFonts w:ascii="Calibri" w:hAnsi="Calibri" w:cs="Calibri"/>
+          <w:sz w:val="22"/>
+          <w:szCs w:val="22"/>
+          <w:lang w:val="en-GB"/>
+        </w:rPr>
+      </w:pPr>
+      <w:r>
+        <w:rPr>
+          <w:rFonts w:ascii="Calibri" w:hAnsi="Calibri" w:cs="Calibri"/>
+          <w:sz w:val="22"/>
+          <w:szCs w:val="22"/>
+          <w:lang w:val="en-GB"/>
+        </w:rPr>
+        <w:t>CancelCommand demonstrates undo().</w:t>
+      </w:r>
+    </w:p>
+    <w:p>
+      <w:pPr>
+        <w:pStyle w:val="ListParagraph"/>
+        <w:numPr>
+          <w:ilvl w:val="0"/>
+          <w:numId w:val="5"/>
+        </w:numPr>
+        <w:rPr>
+          <w:rFonts w:ascii="Calibri" w:hAnsi="Calibri" w:cs="Calibri"/>
+          <w:sz w:val="22"/>
+          <w:szCs w:val="22"/>
+          <w:lang w:val="en-GB"/>
+        </w:rPr>
+      </w:pPr>
+      <w:r>
+        <w:rPr>
+          <w:rFonts w:ascii="Calibri" w:hAnsi="Calibri" w:cs="Calibri"/>
+          <w:sz w:val="22"/>
+          <w:szCs w:val="22"/>
+          <w:lang w:val="en-GB"/>
+        </w:rPr>
+        <w:t>Attempting to resolve the incident while it is only Dispatched is rejected.</w:t>
+      </w:r>
+    </w:p>
+    <w:p>
+      <w:pPr>
+        <w:pStyle w:val="ListParagraph"/>
+        <w:numPr>
+          <w:ilvl w:val="0"/>
+          <w:numId w:val="5"/>
+        </w:numPr>
+        <w:rPr>
+          <w:rFonts w:ascii="Calibri" w:hAnsi="Calibri" w:cs="Calibri"/>
+        </w:rPr>
+      </w:pPr>
+      <w:r>
+        <w:rPr>
+          <w:rFonts w:ascii="Calibri" w:hAnsi="Calibri" w:cs="Calibri"/>
+          <w:sz w:val="22"/>
+          <w:szCs w:val="22"/>
+          <w:lang w:val="en-GB"/>
+        </w:rPr>
+        <w:t xml:space="preserve">The incident is then correctly contained and </w:t>
+      </w:r>
+      <w:r>
+        <w:rPr>
+          <w:rFonts w:ascii="Calibri" w:hAnsi="Calibri" w:cs="Calibri"/>
+          <w:lang w:val="en-GB"/>
+        </w:rPr>
+        <w:t>resolved.</w:t>
+      </w:r>
+    </w:p>
+    <w:p>
+      <w:pPr>
+        <w:spacing w:after="140"/>
+      </w:pPr>
+    </w:p>
+    <w:p>
+      <w:pPr>
+        <w:spacing w:after="40"/>
+      </w:pPr>
+      <w:r>
+        <w:rPr>
+          <w:rFonts w:eastAsia="Calibri" w:cs="Calibri"/>
+          <w:b/>
+          <w:bCs/>
+          <w:color w:val="2F5496"/>
+          <w:sz w:val="28"/>
+          <w:szCs w:val="28"/>
+        </w:rPr>
+        <w:t xml:space="preserve">Task 4 </w:t>
+      </w:r>
+      <w:r>
+        <w:rPr>
+          <w:rFonts w:eastAsia="Calibri" w:cs="Calibri"/>
+          <w:b/>
+          <w:bCs/>
+          <w:color w:val="2F5496"/>
+          <w:sz w:val="28"/>
+          <w:szCs w:val="28"/>
+        </w:rPr>
+        <w:t>-</w:t>
+      </w:r>
+      <w:r>
+        <w:rPr>
+          <w:rFonts w:eastAsia="Calibri" w:cs="Calibri"/>
+          <w:b/>
+          <w:bCs/>
+          <w:color w:val="2F5496"/>
+          <w:sz w:val="28"/>
+          <w:szCs w:val="28"/>
+        </w:rPr>
+        <w:t xml:space="preserve"> UML and Behavioural Diagrams</w:t>
       </w:r>
     </w:p>
     <w:p>
@@ -7401,142 +6168,920 @@
         <w:spacing w:before="320" w:after="160"/>
       </w:pPr>
       <w:r>
-        <w:t>7. Two End-to-End Scenarios (Task 3 Summary)</w:t>
-      </w:r>
-    </w:p>
-    <w:p>
-      <w:pPr>
-        <w:pStyle w:val="Heading2"/>
-        <w:spacing w:before="240" w:after="120"/>
-      </w:pPr>
-      <w:r>
-        <w:t>Story 1 — Fire in the Engineering Building (Facade-driven)</w:t>
+        <w:t>4.1 Final UML Class Diagram</w:t>
+      </w:r>
+    </w:p>
+    <w:p>
+      <w:pPr>
+        <w:pStyle w:val="Heading1"/>
+        <w:spacing w:before="320" w:after="160"/>
+      </w:pPr>
+      <w:r>
+        <w:rPr>
+          <w:noProof/>
+        </w:rPr>
+        <w:drawing>
+          <wp:inline distT="0" distB="0" distL="0" distR="0" wp14:anchorId="79C1874E" wp14:editId="067CF4A8">
+            <wp:extent cx="6389370" cy="6272530"/>
+            <wp:effectExtent l="0" t="0" r="0" b="0"/>
+            <wp:docPr id="626665157" name="Picture 2"/>
+            <wp:cNvGraphicFramePr>
+              <a:graphicFrameLocks xmlns:a="http://schemas.openxmlformats.org/drawingml/2006/main" noChangeAspect="1"/>
+            </wp:cNvGraphicFramePr>
+            <a:graphic xmlns:a="http://schemas.openxmlformats.org/drawingml/2006/main">
+              <a:graphicData uri="http://schemas.openxmlformats.org/drawingml/2006/picture">
+                <pic:pic xmlns:pic="http://schemas.openxmlformats.org/drawingml/2006/picture">
+                  <pic:nvPicPr>
+                    <pic:cNvPr id="0" name="Picture 2"/>
+                    <pic:cNvPicPr>
+                      <a:picLocks noChangeAspect="1" noChangeArrowheads="1"/>
+                    </pic:cNvPicPr>
+                  </pic:nvPicPr>
+                  <pic:blipFill>
+                    <a:blip r:embed="rId6" cstate="print">
+                      <a:extLst>
+                        <a:ext uri="{28A0092B-C50C-407E-A947-70E740481C1C}">
+                          <a14:useLocalDpi xmlns:a14="http://schemas.microsoft.com/office/drawing/2010/main" val="0"/>
+                        </a:ext>
+                      </a:extLst>
+                    </a:blip>
+                    <a:srcRect/>
+                    <a:stretch>
+                      <a:fillRect/>
+                    </a:stretch>
+                  </pic:blipFill>
+                  <pic:spPr bwMode="auto">
+                    <a:xfrm>
+                      <a:off x="0" y="0"/>
+                      <a:ext cx="6389370" cy="6272530"/>
+                    </a:xfrm>
+                    <a:prstGeom prst="rect">
+                      <a:avLst/>
+                    </a:prstGeom>
+                    <a:noFill/>
+                    <a:ln>
+                      <a:noFill/>
+                    </a:ln>
+                  </pic:spPr>
+                </pic:pic>
+              </a:graphicData>
+            </a:graphic>
+          </wp:inline>
+        </w:drawing>
+      </w:r>
+    </w:p>
+    <w:p>
+      <w:pPr>
+        <w:pStyle w:val="Heading1"/>
+        <w:spacing w:before="320" w:after="160"/>
+        <w:rPr>
+          <w:lang w:val="en-GB"/>
+        </w:rPr>
+      </w:pPr>
+      <w:r>
+        <w:rPr>
+          <w:lang w:val="en-GB"/>
+        </w:rPr>
+        <w:t xml:space="preserve">4.2 Sequence Diagram </w:t>
+      </w:r>
+      <w:r>
+        <w:rPr>
+          <w:lang w:val="en-GB"/>
+        </w:rPr>
+        <w:t>-</w:t>
+      </w:r>
+      <w:r>
+        <w:rPr>
+          <w:lang w:val="en-GB"/>
+        </w:rPr>
+        <w:t xml:space="preserve"> Scenario 1</w:t>
+      </w:r>
+    </w:p>
+    <w:p>
+      <w:pPr>
+        <w:pStyle w:val="Heading1"/>
+        <w:spacing w:before="320" w:after="160"/>
+        <w:rPr>
+          <w:lang w:val="en-GB"/>
+        </w:rPr>
+      </w:pPr>
+      <w:r>
+        <w:rPr>
+          <w:lang w:val="en-GB"/>
+        </w:rPr>
+        <w:t xml:space="preserve">4.3 Sequence Diagram </w:t>
+      </w:r>
+      <w:r>
+        <w:rPr>
+          <w:lang w:val="en-GB"/>
+        </w:rPr>
+        <w:t>-</w:t>
+      </w:r>
+      <w:r>
+        <w:rPr>
+          <w:lang w:val="en-GB"/>
+        </w:rPr>
+        <w:t xml:space="preserve"> Scenario 2</w:t>
+      </w:r>
+    </w:p>
+    <w:p>
+      <w:pPr>
+        <w:pStyle w:val="Heading1"/>
+        <w:spacing w:before="320" w:after="160"/>
+        <w:rPr>
+          <w:lang w:val="en-GB"/>
+        </w:rPr>
+      </w:pPr>
+      <w:r>
+        <w:rPr>
+          <w:lang w:val="en-GB"/>
+        </w:rPr>
+        <w:t>4.4 Additional Behavioural Diagram</w:t>
+      </w:r>
+    </w:p>
+    <w:p>
+      <w:pPr>
+        <w:pStyle w:val="Heading1"/>
+        <w:spacing w:before="320" w:after="160"/>
+      </w:pPr>
+    </w:p>
+    <w:p>
+      <w:pPr>
+        <w:spacing w:after="40"/>
+      </w:pPr>
+      <w:r>
+        <w:rPr>
+          <w:rFonts w:eastAsia="Calibri" w:cs="Calibri"/>
+          <w:b/>
+          <w:bCs/>
+          <w:color w:val="2F5496"/>
+          <w:sz w:val="28"/>
+          <w:szCs w:val="28"/>
+        </w:rPr>
+        <w:t>Tas</w:t>
+      </w:r>
+      <w:r>
+        <w:rPr>
+          <w:rFonts w:eastAsia="Calibri" w:cs="Calibri"/>
+          <w:b/>
+          <w:bCs/>
+          <w:color w:val="2F5496"/>
+          <w:sz w:val="28"/>
+          <w:szCs w:val="28"/>
+        </w:rPr>
+        <w:t xml:space="preserve">k </w:t>
+      </w:r>
+      <w:r>
+        <w:rPr>
+          <w:rFonts w:eastAsia="Calibri" w:cs="Calibri"/>
+          <w:b/>
+          <w:bCs/>
+          <w:color w:val="2F5496"/>
+          <w:sz w:val="28"/>
+          <w:szCs w:val="28"/>
+        </w:rPr>
+        <w:t xml:space="preserve">5 </w:t>
+      </w:r>
+      <w:r>
+        <w:rPr>
+          <w:rFonts w:eastAsia="Calibri" w:cs="Calibri"/>
+          <w:b/>
+          <w:bCs/>
+          <w:color w:val="2F5496"/>
+          <w:sz w:val="28"/>
+          <w:szCs w:val="28"/>
+        </w:rPr>
+        <w:t xml:space="preserve">- </w:t>
+      </w:r>
+      <w:r>
+        <w:rPr>
+          <w:rFonts w:eastAsia="Calibri" w:cs="Calibri"/>
+          <w:b/>
+          <w:bCs/>
+          <w:color w:val="2F5496"/>
+          <w:sz w:val="28"/>
+          <w:szCs w:val="28"/>
+        </w:rPr>
+        <w:t>Engineering Quality</w:t>
       </w:r>
     </w:p>
     <w:p>
       <w:pPr>
         <w:spacing w:after="140"/>
-      </w:pPr>
-      <w:r>
-        <w:rPr>
-          <w:rFonts w:ascii="Calibri" w:eastAsia="Calibri" w:hAnsi="Calibri" w:cs="Calibri"/>
-          <w:sz w:val="22"/>
-          <w:szCs w:val="22"/>
-        </w:rPr>
-        <w:t xml:space="preserve">A single </w:t>
-      </w:r>
-      <w:proofErr w:type="spellStart"/>
-      <w:r>
-        <w:rPr>
-          <w:rFonts w:ascii="Calibri" w:eastAsia="Calibri" w:hAnsi="Calibri" w:cs="Calibri"/>
-          <w:sz w:val="22"/>
-          <w:szCs w:val="22"/>
-        </w:rPr>
-        <w:t>reportEmergency</w:t>
-      </w:r>
-      <w:proofErr w:type="spellEnd"/>
-      <w:r>
-        <w:rPr>
-          <w:rFonts w:ascii="Calibri" w:eastAsia="Calibri" w:hAnsi="Calibri" w:cs="Calibri"/>
-          <w:sz w:val="22"/>
-          <w:szCs w:val="22"/>
-        </w:rPr>
-        <w:t>() call touches all six patterns in one flow: Facade → Command → State → Observer → Mediator → Adapter. The incident is then driven through containment and resolution, including two invalid-state attempts that are rejected without crashing.</w:t>
-      </w:r>
-    </w:p>
-    <w:p>
-      <w:pPr>
-        <w:pStyle w:val="Heading2"/>
-        <w:spacing w:before="240" w:after="120"/>
-      </w:pPr>
-      <w:r>
-        <w:t>Story 2 — Gas leak evacuation (operator-driven, bypassing the Facade)</w:t>
+        <w:rPr>
+          <w:color w:val="0070C0"/>
+          <w:sz w:val="32"/>
+          <w:szCs w:val="32"/>
+          <w:lang w:val="en-GB"/>
+        </w:rPr>
+      </w:pPr>
+      <w:r>
+        <w:rPr>
+          <w:color w:val="0070C0"/>
+          <w:sz w:val="32"/>
+          <w:szCs w:val="32"/>
+          <w:lang w:val="en-GB"/>
+        </w:rPr>
+        <w:t>5.2 Dockerfile</w:t>
+      </w:r>
+    </w:p>
+    <w:p>
+      <w:pPr>
+        <w:rPr>
+          <w:lang w:val="en-GB"/>
+        </w:rPr>
+      </w:pPr>
+      <w:r>
+        <w:t>The Dockerfile creates an Ubuntu-based environment and installs the tools required to build, debug and analyse CampusGuard, including g++, make, GDB and Valgrind. The project files are copied into the container and compiled using the Makefile. When the container starts, the campusguard executable automatically runs the two demonstration scenarios.</w:t>
       </w:r>
     </w:p>
     <w:p>
       <w:pPr>
         <w:spacing w:after="140"/>
-      </w:pPr>
-      <w:r>
-        <w:rPr>
-          <w:rFonts w:ascii="Calibri" w:eastAsia="Calibri" w:hAnsi="Calibri" w:cs="Calibri"/>
-          <w:sz w:val="22"/>
-          <w:szCs w:val="22"/>
-        </w:rPr>
-        <w:t xml:space="preserve">An operator uses </w:t>
-      </w:r>
-      <w:proofErr w:type="spellStart"/>
-      <w:r>
-        <w:rPr>
-          <w:rFonts w:ascii="Calibri" w:eastAsia="Calibri" w:hAnsi="Calibri" w:cs="Calibri"/>
-          <w:sz w:val="22"/>
-          <w:szCs w:val="22"/>
-        </w:rPr>
-        <w:t>OperatorConsole</w:t>
-      </w:r>
-      <w:proofErr w:type="spellEnd"/>
-      <w:r>
-        <w:rPr>
-          <w:rFonts w:ascii="Calibri" w:eastAsia="Calibri" w:hAnsi="Calibri" w:cs="Calibri"/>
-          <w:sz w:val="22"/>
-          <w:szCs w:val="22"/>
-        </w:rPr>
-        <w:t xml:space="preserve"> directly, issuing a </w:t>
-      </w:r>
-      <w:proofErr w:type="spellStart"/>
-      <w:r>
-        <w:rPr>
-          <w:rFonts w:ascii="Calibri" w:eastAsia="Calibri" w:hAnsi="Calibri" w:cs="Calibri"/>
-          <w:sz w:val="22"/>
-          <w:szCs w:val="22"/>
-        </w:rPr>
-        <w:t>LockAreaCommand</w:t>
-      </w:r>
-      <w:proofErr w:type="spellEnd"/>
-      <w:r>
-        <w:rPr>
-          <w:rFonts w:ascii="Calibri" w:eastAsia="Calibri" w:hAnsi="Calibri" w:cs="Calibri"/>
-          <w:sz w:val="22"/>
-          <w:szCs w:val="22"/>
-        </w:rPr>
-        <w:t xml:space="preserve">, an </w:t>
-      </w:r>
-      <w:proofErr w:type="spellStart"/>
-      <w:r>
-        <w:rPr>
-          <w:rFonts w:ascii="Calibri" w:eastAsia="Calibri" w:hAnsi="Calibri" w:cs="Calibri"/>
-          <w:sz w:val="22"/>
-          <w:szCs w:val="22"/>
-        </w:rPr>
-        <w:t>EvacuationCommand</w:t>
-      </w:r>
-      <w:proofErr w:type="spellEnd"/>
-      <w:r>
-        <w:rPr>
-          <w:rFonts w:ascii="Calibri" w:eastAsia="Calibri" w:hAnsi="Calibri" w:cs="Calibri"/>
-          <w:sz w:val="22"/>
-          <w:szCs w:val="22"/>
-        </w:rPr>
-        <w:t xml:space="preserve"> (whose completion the Mediator hands off from Facilities to Medical), and a </w:t>
-      </w:r>
-      <w:proofErr w:type="spellStart"/>
-      <w:r>
-        <w:rPr>
-          <w:rFonts w:ascii="Calibri" w:eastAsia="Calibri" w:hAnsi="Calibri" w:cs="Calibri"/>
-          <w:sz w:val="22"/>
-          <w:szCs w:val="22"/>
-        </w:rPr>
-        <w:t>CancelCommand</w:t>
-      </w:r>
-      <w:proofErr w:type="spellEnd"/>
-      <w:r>
-        <w:rPr>
-          <w:rFonts w:ascii="Calibri" w:eastAsia="Calibri" w:hAnsi="Calibri" w:cs="Calibri"/>
-          <w:sz w:val="22"/>
-          <w:szCs w:val="22"/>
-        </w:rPr>
-        <w:t xml:space="preserve"> that undoes the earlier lock — plus a second invalid-operation case (resolving an incident that hasn't been contained). This shows every component the Facade wraps in Story 1 is independently usable on its own.</w:t>
-      </w:r>
+        <w:rPr>
+          <w:color w:val="0070C0"/>
+          <w:sz w:val="32"/>
+          <w:szCs w:val="32"/>
+          <w:lang w:val="en-GB"/>
+        </w:rPr>
+      </w:pPr>
+      <w:r>
+        <w:rPr>
+          <w:color w:val="0070C0"/>
+          <w:sz w:val="32"/>
+          <w:szCs w:val="32"/>
+          <w:lang w:val="en-GB"/>
+        </w:rPr>
+        <w:t>5.3 docker-compose.yml</w:t>
+      </w:r>
+    </w:p>
+    <w:p>
+      <w:pPr>
+        <w:rPr>
+          <w:lang w:val="en-GB"/>
+        </w:rPr>
+      </w:pPr>
+      <w:r>
+        <w:t>Docker Compose builds the CampusGuard image using the Dockerfile in the project directory and creates the campusguard container.</w:t>
+      </w:r>
+    </w:p>
+    <w:p>
+      <w:pPr>
+        <w:spacing w:after="140"/>
+        <w:rPr>
+          <w:color w:val="0070C0"/>
+          <w:sz w:val="32"/>
+          <w:szCs w:val="32"/>
+        </w:rPr>
+      </w:pPr>
+      <w:r>
+        <w:rPr>
+          <w:color w:val="0070C0"/>
+          <w:sz w:val="32"/>
+          <w:szCs w:val="32"/>
+          <w:lang w:val="en-GB"/>
+        </w:rPr>
+        <w:t xml:space="preserve">5.4 </w:t>
+      </w:r>
+      <w:r>
+        <w:rPr>
+          <w:color w:val="0070C0"/>
+          <w:sz w:val="32"/>
+          <w:szCs w:val="32"/>
+        </w:rPr>
+        <w:t>Docker Run Instructions</w:t>
+      </w:r>
+    </w:p>
+    <w:p>
+      <w:pPr>
+        <w:rPr>
+          <w:rFonts w:ascii="Courier New" w:hAnsi="Courier New" w:cs="Courier New"/>
+          <w:b/>
+          <w:bCs/>
+          <w:lang w:val="en-GB"/>
+        </w:rPr>
+      </w:pPr>
+      <w:r>
+        <w:rPr>
+          <w:rFonts w:ascii="Courier New" w:hAnsi="Courier New" w:cs="Courier New"/>
+          <w:b/>
+          <w:bCs/>
+          <w:lang w:val="en-GB"/>
+        </w:rPr>
+        <w:t xml:space="preserve">docker compose up </w:t>
+      </w:r>
+      <w:r>
+        <w:rPr>
+          <w:rFonts w:ascii="Courier New" w:hAnsi="Courier New" w:cs="Courier New"/>
+          <w:b/>
+          <w:bCs/>
+          <w:lang w:val="en-GB"/>
+        </w:rPr>
+        <w:t>–</w:t>
+      </w:r>
+      <w:r>
+        <w:rPr>
+          <w:rFonts w:ascii="Courier New" w:hAnsi="Courier New" w:cs="Courier New"/>
+          <w:b/>
+          <w:bCs/>
+          <w:lang w:val="en-GB"/>
+        </w:rPr>
+        <w:t>build</w:t>
+      </w:r>
+    </w:p>
+    <w:p>
+      <w:pPr>
+        <w:rPr>
+          <w:lang w:val="en-GB"/>
+        </w:rPr>
+      </w:pPr>
+      <w:r>
+        <w:rPr>
+          <w:lang w:val="en-GB"/>
+        </w:rPr>
+        <w:t>This builds the Docker image, compiles the complete CampusGuard application and starts the container. The application then automatically executes both end-to-end scenarios.</w:t>
+      </w:r>
+    </w:p>
+    <w:p>
+      <w:pPr>
+        <w:rPr>
+          <w:lang w:val="en-GB"/>
+        </w:rPr>
+      </w:pPr>
+    </w:p>
+    <w:p>
+      <w:pPr>
+        <w:rPr>
+          <w:lang w:val="en-GB"/>
+        </w:rPr>
+      </w:pPr>
+      <w:r>
+        <w:rPr>
+          <w:lang w:val="en-GB"/>
+        </w:rPr>
+        <w:t xml:space="preserve">Remove container: </w:t>
+      </w:r>
+      <w:r>
+        <w:rPr>
+          <w:rFonts w:ascii="Courier New" w:hAnsi="Courier New" w:cs="Courier New"/>
+          <w:b/>
+          <w:bCs/>
+          <w:lang w:val="en-GB"/>
+        </w:rPr>
+        <w:t>docker compose down</w:t>
+      </w:r>
+    </w:p>
+    <w:p>
+      <w:pPr>
+        <w:spacing w:after="140"/>
+        <w:rPr>
+          <w:color w:val="0070C0"/>
+          <w:sz w:val="32"/>
+          <w:szCs w:val="32"/>
+          <w:lang w:val="en-GB"/>
+        </w:rPr>
+      </w:pPr>
+      <w:r>
+        <w:rPr>
+          <w:color w:val="0070C0"/>
+          <w:sz w:val="32"/>
+          <w:szCs w:val="32"/>
+          <w:lang w:val="en-GB"/>
+        </w:rPr>
+        <w:t>5.5 Valgrind Evidence</w:t>
+      </w:r>
+    </w:p>
+    <w:p>
+      <w:pPr>
+        <w:rPr>
+          <w:rFonts w:ascii="Courier New" w:hAnsi="Courier New" w:cs="Courier New"/>
+          <w:b/>
+          <w:bCs/>
+          <w:lang w:val="en-GB"/>
+        </w:rPr>
+      </w:pPr>
+      <w:r>
+        <w:rPr>
+          <w:rFonts w:ascii="Courier New" w:hAnsi="Courier New" w:cs="Courier New"/>
+          <w:b/>
+          <w:bCs/>
+          <w:lang w:val="en-GB"/>
+        </w:rPr>
+        <w:t>docker compose run --rm campusguard bash</w:t>
+      </w:r>
+    </w:p>
+    <w:p>
+      <w:pPr>
+        <w:rPr>
+          <w:rFonts w:ascii="Courier New" w:hAnsi="Courier New" w:cs="Courier New"/>
+          <w:b/>
+          <w:bCs/>
+          <w:lang w:val="en-GB"/>
+        </w:rPr>
+      </w:pPr>
+      <w:r>
+        <w:rPr>
+          <w:rFonts w:ascii="Courier New" w:hAnsi="Courier New" w:cs="Courier New"/>
+          <w:b/>
+          <w:bCs/>
+          <w:lang w:val="en-GB"/>
+        </w:rPr>
+        <w:t>valgrind --leak-check=full --show-leak-kinds=all ./campusguard</w:t>
+      </w:r>
+    </w:p>
+    <w:p>
+      <w:pPr>
+        <w:spacing w:after="140"/>
+        <w:rPr>
+          <w:color w:val="0070C0"/>
+          <w:sz w:val="32"/>
+          <w:szCs w:val="32"/>
+          <w:lang w:val="en-GB"/>
+        </w:rPr>
+      </w:pPr>
+      <w:r>
+        <w:rPr>
+          <w:color w:val="0070C0"/>
+          <w:sz w:val="32"/>
+          <w:szCs w:val="32"/>
+          <w:lang w:val="en-GB"/>
+        </w:rPr>
+        <w:drawing>
+          <wp:inline distT="0" distB="0" distL="0" distR="0" wp14:anchorId="3C1BB8F9" wp14:editId="0E93FDF4">
+            <wp:extent cx="5991269" cy="2400318"/>
+            <wp:effectExtent l="0" t="0" r="0" b="0"/>
+            <wp:docPr id="1333780025" name="Picture 1"/>
+            <wp:cNvGraphicFramePr>
+              <a:graphicFrameLocks xmlns:a="http://schemas.openxmlformats.org/drawingml/2006/main" noChangeAspect="1"/>
+            </wp:cNvGraphicFramePr>
+            <a:graphic xmlns:a="http://schemas.openxmlformats.org/drawingml/2006/main">
+              <a:graphicData uri="http://schemas.openxmlformats.org/drawingml/2006/picture">
+                <pic:pic xmlns:pic="http://schemas.openxmlformats.org/drawingml/2006/picture">
+                  <pic:nvPicPr>
+                    <pic:cNvPr id="1333780025" name=""/>
+                    <pic:cNvPicPr/>
+                  </pic:nvPicPr>
+                  <pic:blipFill>
+                    <a:blip r:embed="rId7"/>
+                    <a:stretch>
+                      <a:fillRect/>
+                    </a:stretch>
+                  </pic:blipFill>
+                  <pic:spPr>
+                    <a:xfrm>
+                      <a:off x="0" y="0"/>
+                      <a:ext cx="5991269" cy="2400318"/>
+                    </a:xfrm>
+                    <a:prstGeom prst="rect">
+                      <a:avLst/>
+                    </a:prstGeom>
+                  </pic:spPr>
+                </pic:pic>
+              </a:graphicData>
+            </a:graphic>
+          </wp:inline>
+        </w:drawing>
+      </w:r>
+    </w:p>
+    <w:p>
+      <w:pPr>
+        <w:rPr>
+          <w:lang w:val="en-GB"/>
+        </w:rPr>
+      </w:pPr>
+      <w:r>
+        <w:t xml:space="preserve">Valgrind was run on the final CampusGuard executable to check for memory leaks and memory-related errors. The program completed with </w:t>
+      </w:r>
+      <w:r>
+        <w:rPr>
+          <w:b/>
+          <w:bCs/>
+        </w:rPr>
+        <w:t>76 allocations and 76 frees</w:t>
+      </w:r>
+      <w:r>
+        <w:t xml:space="preserve">, with </w:t>
+      </w:r>
+      <w:r>
+        <w:rPr>
+          <w:b/>
+          <w:bCs/>
+        </w:rPr>
+        <w:t>0 bytes remaining in use at exit</w:t>
+      </w:r>
+      <w:r>
+        <w:t xml:space="preserve">. Valgrind reported that all heap blocks were freed and that no memory leaks were possible. The final error summary also reported </w:t>
+      </w:r>
+      <w:r>
+        <w:rPr>
+          <w:b/>
+          <w:bCs/>
+        </w:rPr>
+        <w:t>0 errors</w:t>
+      </w:r>
+      <w:r>
+        <w:t>.</w:t>
+      </w:r>
+    </w:p>
+    <w:p>
+      <w:pPr>
+        <w:tabs>
+          <w:tab w:val="left" w:pos="3394"/>
+        </w:tabs>
+        <w:spacing w:after="140"/>
+        <w:rPr>
+          <w:color w:val="0070C0"/>
+          <w:sz w:val="32"/>
+          <w:szCs w:val="32"/>
+          <w:lang w:val="en-GB"/>
+        </w:rPr>
+      </w:pPr>
+      <w:r>
+        <w:rPr>
+          <w:color w:val="0070C0"/>
+          <w:sz w:val="32"/>
+          <w:szCs w:val="32"/>
+          <w:lang w:val="en-GB"/>
+        </w:rPr>
+        <w:t>5.6 GDB Investigation</w:t>
+      </w:r>
+      <w:r>
+        <w:rPr>
+          <w:color w:val="0070C0"/>
+          <w:sz w:val="32"/>
+          <w:szCs w:val="32"/>
+          <w:lang w:val="en-GB"/>
+        </w:rPr>
+        <w:tab/>
+      </w:r>
+    </w:p>
+    <w:p>
+      <w:pPr>
+        <w:rPr>
+          <w:lang w:val="en-GB"/>
+        </w:rPr>
+      </w:pPr>
+      <w:r>
+        <w:rPr>
+          <w:b/>
+          <w:bCs/>
+          <w:lang w:val="en-GB"/>
+        </w:rPr>
+        <w:t>Bug:</w:t>
+      </w:r>
+      <w:r>
+        <w:rPr>
+          <w:lang w:val="en-GB"/>
+        </w:rPr>
+        <w:t xml:space="preserve"> Dispatching the second response team caused an invalid state transition because the incident was already Dispatched.</w:t>
+      </w:r>
+    </w:p>
+    <w:p>
+      <w:pPr>
+        <w:rPr>
+          <w:lang w:val="en-GB"/>
+        </w:rPr>
+      </w:pPr>
+      <w:r>
+        <w:rPr>
+          <w:b/>
+          <w:bCs/>
+          <w:lang w:val="en-GB"/>
+        </w:rPr>
+        <w:t>Investigation:</w:t>
+      </w:r>
+      <w:r>
+        <w:rPr>
+          <w:lang w:val="en-GB"/>
+        </w:rPr>
+        <w:t xml:space="preserve"> A breakpoint was placed in DispatchUnitCommand::execute(). GDB showed the incident was "Reported" on the first dispatch and "Dispatched" on the second.</w:t>
+      </w:r>
+    </w:p>
+    <w:p>
+      <w:pPr>
+        <w:rPr>
+          <w:lang w:val="en-GB"/>
+        </w:rPr>
+      </w:pPr>
+      <w:r>
+        <w:rPr>
+          <w:b/>
+          <w:bCs/>
+          <w:lang w:val="en-GB"/>
+        </w:rPr>
+        <w:t>Fix:</w:t>
+      </w:r>
+      <w:r>
+        <w:rPr>
+          <w:lang w:val="en-GB"/>
+        </w:rPr>
+        <w:t xml:space="preserve"> incident-&gt;dispatch() is now only called when the incident is still Reported.</w:t>
+      </w:r>
+    </w:p>
+    <w:p>
+      <w:pPr>
+        <w:tabs>
+          <w:tab w:val="left" w:pos="3394"/>
+        </w:tabs>
+        <w:spacing w:after="140"/>
+        <w:rPr>
+          <w:color w:val="0070C0"/>
+          <w:sz w:val="32"/>
+          <w:szCs w:val="32"/>
+          <w:lang w:val="en-GB"/>
+        </w:rPr>
+      </w:pPr>
+    </w:p>
+    <w:p>
+      <w:pPr>
+        <w:spacing w:after="140"/>
+        <w:rPr>
+          <w:color w:val="0070C0"/>
+          <w:sz w:val="32"/>
+          <w:szCs w:val="32"/>
+          <w:lang w:val="en-GB"/>
+        </w:rPr>
+      </w:pPr>
+      <w:r>
+        <w:rPr>
+          <w:color w:val="0070C0"/>
+          <w:sz w:val="32"/>
+          <w:szCs w:val="32"/>
+          <w:lang w:val="en-GB"/>
+        </w:rPr>
+        <w:drawing>
+          <wp:inline distT="0" distB="0" distL="0" distR="0" wp14:anchorId="11B9913C" wp14:editId="170554FC">
+            <wp:extent cx="4943511" cy="1285884"/>
+            <wp:effectExtent l="0" t="0" r="9525" b="9525"/>
+            <wp:docPr id="117931929" name="Picture 1"/>
+            <wp:cNvGraphicFramePr>
+              <a:graphicFrameLocks xmlns:a="http://schemas.openxmlformats.org/drawingml/2006/main" noChangeAspect="1"/>
+            </wp:cNvGraphicFramePr>
+            <a:graphic xmlns:a="http://schemas.openxmlformats.org/drawingml/2006/main">
+              <a:graphicData uri="http://schemas.openxmlformats.org/drawingml/2006/picture">
+                <pic:pic xmlns:pic="http://schemas.openxmlformats.org/drawingml/2006/picture">
+                  <pic:nvPicPr>
+                    <pic:cNvPr id="117931929" name=""/>
+                    <pic:cNvPicPr/>
+                  </pic:nvPicPr>
+                  <pic:blipFill>
+                    <a:blip r:embed="rId8"/>
+                    <a:stretch>
+                      <a:fillRect/>
+                    </a:stretch>
+                  </pic:blipFill>
+                  <pic:spPr>
+                    <a:xfrm>
+                      <a:off x="0" y="0"/>
+                      <a:ext cx="4943511" cy="1285884"/>
+                    </a:xfrm>
+                    <a:prstGeom prst="rect">
+                      <a:avLst/>
+                    </a:prstGeom>
+                  </pic:spPr>
+                </pic:pic>
+              </a:graphicData>
+            </a:graphic>
+          </wp:inline>
+        </w:drawing>
+      </w:r>
+    </w:p>
+    <w:p>
+      <w:pPr>
+        <w:spacing w:after="140"/>
+        <w:rPr>
+          <w:color w:val="0070C0"/>
+          <w:sz w:val="32"/>
+          <w:szCs w:val="32"/>
+          <w:lang w:val="en-GB"/>
+        </w:rPr>
+      </w:pPr>
+      <w:r>
+        <w:rPr>
+          <w:color w:val="0070C0"/>
+          <w:sz w:val="32"/>
+          <w:szCs w:val="32"/>
+          <w:lang w:val="en-GB"/>
+        </w:rPr>
+        <w:drawing>
+          <wp:inline distT="0" distB="0" distL="0" distR="0" wp14:anchorId="54B0CF0C" wp14:editId="4CC098B7">
+            <wp:extent cx="6179480" cy="3063379"/>
+            <wp:effectExtent l="0" t="0" r="0" b="3810"/>
+            <wp:docPr id="1150629815" name="Picture 1"/>
+            <wp:cNvGraphicFramePr>
+              <a:graphicFrameLocks xmlns:a="http://schemas.openxmlformats.org/drawingml/2006/main" noChangeAspect="1"/>
+            </wp:cNvGraphicFramePr>
+            <a:graphic xmlns:a="http://schemas.openxmlformats.org/drawingml/2006/main">
+              <a:graphicData uri="http://schemas.openxmlformats.org/drawingml/2006/picture">
+                <pic:pic xmlns:pic="http://schemas.openxmlformats.org/drawingml/2006/picture">
+                  <pic:nvPicPr>
+                    <pic:cNvPr id="1150629815" name=""/>
+                    <pic:cNvPicPr/>
+                  </pic:nvPicPr>
+                  <pic:blipFill>
+                    <a:blip r:embed="rId9"/>
+                    <a:stretch>
+                      <a:fillRect/>
+                    </a:stretch>
+                  </pic:blipFill>
+                  <pic:spPr>
+                    <a:xfrm>
+                      <a:off x="0" y="0"/>
+                      <a:ext cx="6181522" cy="3064391"/>
+                    </a:xfrm>
+                    <a:prstGeom prst="rect">
+                      <a:avLst/>
+                    </a:prstGeom>
+                  </pic:spPr>
+                </pic:pic>
+              </a:graphicData>
+            </a:graphic>
+          </wp:inline>
+        </w:drawing>
+      </w:r>
+    </w:p>
+    <w:p>
+      <w:pPr>
+        <w:spacing w:after="140"/>
+        <w:rPr>
+          <w:b/>
+          <w:bCs/>
+          <w:color w:val="215E99" w:themeColor="text2" w:themeTint="BF"/>
+          <w:sz w:val="28"/>
+          <w:szCs w:val="28"/>
+          <w:lang w:val="en-GB"/>
+        </w:rPr>
+      </w:pPr>
+      <w:r>
+        <w:rPr>
+          <w:b/>
+          <w:bCs/>
+          <w:color w:val="215E99" w:themeColor="text2" w:themeTint="BF"/>
+          <w:sz w:val="28"/>
+          <w:szCs w:val="28"/>
+          <w:lang w:val="en-GB"/>
+        </w:rPr>
+        <w:t>Collaboration reflection</w:t>
+      </w:r>
+    </w:p>
+    <w:p>
+      <w:pPr>
+        <w:rPr>
+          <w:lang w:val="en-GB"/>
+        </w:rPr>
+      </w:pPr>
+      <w:r>
+        <w:t>The work was divided among the team based on the main areas of the project. One member focused on the system design and implementation of the six design patterns, including the class structure and pattern integration. Another member focused on the UML and behavioural diagrams, ensuring they matched the final implementation. The remaining work focused on the end-to-end scenarios and engineering quality, including main.cpp, the Makefile, Dockerfile, Docker Compose, Valgrind testing and the GDB investigation. The team then combined and reviewed the work for the final submission.</w:t>
+      </w:r>
+    </w:p>
+    <w:p>
+      <w:pPr>
+        <w:spacing w:after="140"/>
+        <w:rPr>
+          <w:rFonts w:eastAsia="Calibri" w:cs="Calibri"/>
+          <w:b/>
+          <w:bCs/>
+          <w:color w:val="2F5496"/>
+          <w:sz w:val="28"/>
+          <w:szCs w:val="28"/>
+        </w:rPr>
+      </w:pPr>
+      <w:r>
+        <w:rPr>
+          <w:rFonts w:eastAsia="Calibri" w:cs="Calibri"/>
+          <w:b/>
+          <w:bCs/>
+          <w:color w:val="2F5496"/>
+          <w:sz w:val="28"/>
+          <w:szCs w:val="28"/>
+        </w:rPr>
+        <w:t>C</w:t>
+      </w:r>
+      <w:r>
+        <w:rPr>
+          <w:rFonts w:eastAsia="Calibri" w:cs="Calibri"/>
+          <w:b/>
+          <w:bCs/>
+          <w:color w:val="2F5496"/>
+          <w:sz w:val="28"/>
+          <w:szCs w:val="28"/>
+        </w:rPr>
+        <w:t>ontribution statement</w:t>
+      </w:r>
+      <w:r>
+        <w:rPr>
+          <w:rFonts w:eastAsia="Calibri" w:cs="Calibri"/>
+          <w:b/>
+          <w:bCs/>
+          <w:color w:val="2F5496"/>
+          <w:sz w:val="28"/>
+          <w:szCs w:val="28"/>
+        </w:rPr>
+        <w:t>s</w:t>
+      </w:r>
+    </w:p>
+    <w:p>
+      <w:pPr>
+        <w:rPr>
+          <w:rFonts w:eastAsia="Calibri"/>
+          <w:lang w:val="en-GB"/>
+        </w:rPr>
+      </w:pPr>
+      <w:r>
+        <w:rPr>
+          <w:rFonts w:eastAsia="Calibri"/>
+          <w:lang w:val="en-GB"/>
+        </w:rPr>
+        <w:t>Showlon</w:t>
+      </w:r>
+      <w:r>
+        <w:rPr>
+          <w:rFonts w:eastAsia="Calibri"/>
+          <w:lang w:val="en-GB"/>
+        </w:rPr>
+        <w:t>:</w:t>
+      </w:r>
+      <w:r>
+        <w:rPr>
+          <w:rFonts w:eastAsia="Calibri"/>
+          <w:lang w:val="en-GB"/>
+        </w:rPr>
+        <w:br/>
+        <w:t>Contributed to the system design and implementation of the six design patterns, including the class structure and integration between the patterns.</w:t>
+      </w:r>
+    </w:p>
+    <w:p>
+      <w:pPr>
+        <w:rPr>
+          <w:rFonts w:eastAsia="Calibri"/>
+          <w:lang w:val="en-GB"/>
+        </w:rPr>
+      </w:pPr>
+      <w:r>
+        <w:rPr>
+          <w:rFonts w:eastAsia="Calibri"/>
+          <w:lang w:val="en-GB"/>
+        </w:rPr>
+        <w:t>Francois</w:t>
+      </w:r>
+      <w:r>
+        <w:rPr>
+          <w:rFonts w:eastAsia="Calibri"/>
+          <w:lang w:val="en-GB"/>
+        </w:rPr>
+        <w:t>:</w:t>
+      </w:r>
+      <w:r>
+        <w:rPr>
+          <w:rFonts w:eastAsia="Calibri"/>
+          <w:lang w:val="en-GB"/>
+        </w:rPr>
+        <w:br/>
+        <w:t>Contributed to the UML class diagram and behavioural diagrams, ensuring that the diagrams reflected the final system implementation.</w:t>
+      </w:r>
+    </w:p>
+    <w:p>
+      <w:pPr>
+        <w:rPr>
+          <w:rFonts w:eastAsia="Calibri"/>
+          <w:lang w:val="en-GB"/>
+        </w:rPr>
+      </w:pPr>
+      <w:r>
+        <w:rPr>
+          <w:rFonts w:eastAsia="Calibri"/>
+          <w:lang w:val="en-GB"/>
+        </w:rPr>
+        <w:t>Tamima</w:t>
+      </w:r>
+      <w:r>
+        <w:rPr>
+          <w:rFonts w:eastAsia="Calibri"/>
+          <w:lang w:val="en-GB"/>
+        </w:rPr>
+        <w:t>:</w:t>
+      </w:r>
+      <w:r>
+        <w:rPr>
+          <w:rFonts w:eastAsia="Calibri"/>
+          <w:lang w:val="en-GB"/>
+        </w:rPr>
+        <w:br/>
+        <w:t>Contributed to the end-to-end scenarios and engineering quality, including main.cpp, Makefile, Dockerfile, Docker Compose, Valgrind testing and the GDB investigation.</w:t>
+      </w:r>
+    </w:p>
+    <w:p>
+      <w:pPr>
+        <w:spacing w:after="140"/>
+        <w:rPr>
+          <w:rFonts w:eastAsia="Calibri" w:cs="Calibri"/>
+          <w:b/>
+          <w:bCs/>
+          <w:color w:val="2F5496"/>
+          <w:sz w:val="28"/>
+          <w:szCs w:val="28"/>
+        </w:rPr>
+      </w:pPr>
     </w:p>
     <w:p>
       <w:pPr>
@@ -7556,6 +7101,231 @@
 <file path=word/numbering.xml><?xml version="1.0" encoding="utf-8"?>
 <w:numbering xmlns:wpc="http://schemas.microsoft.com/office/word/2010/wordprocessingCanvas" xmlns:cx="http://schemas.microsoft.com/office/drawing/2014/chartex" xmlns:cx1="http://schemas.microsoft.com/office/drawing/2015/9/8/chartex" xmlns:cx2="http://schemas.microsoft.com/office/drawing/2015/10/21/chartex" xmlns:cx3="http://schemas.microsoft.com/office/drawing/2016/5/9/chartex" xmlns:cx4="http://schemas.microsoft.com/office/drawing/2016/5/10/chartex" xmlns:cx5="http://schemas.microsoft.com/office/drawing/2016/5/11/chartex" xmlns:cx6="http://schemas.microsoft.com/office/drawing/2016/5/12/chartex" xmlns:cx7="http://schemas.microsoft.com/office/drawing/2016/5/13/chartex" xmlns:cx8="http://schemas.microsoft.com/office/drawing/2016/5/14/chartex" xmlns:mc="http://schemas.openxmlformats.org/markup-compatibility/2006" xmlns:aink="http://schemas.microsoft.com/office/drawing/2016/ink" xmlns:am3d="http://schemas.microsoft.com/office/drawing/2017/model3d" xmlns:o="urn:schemas-microsoft-com:office:office" xmlns:oel="http://schemas.microsoft.com/office/2019/extlst" xmlns:r="http://schemas.openxmlformats.org/officeDocument/2006/relationships" xmlns:m="http://schemas.openxmlformats.org/officeDocument/2006/math" xmlns:v="urn:schemas-microsoft-com:vml" xmlns:wp14="http://schemas.microsoft.com/office/word/2010/wordprocessingDrawing" xmlns:wp="http://schemas.openxmlformats.org/drawingml/2006/wordprocessingDrawing" xmlns:w10="urn:schemas-microsoft-com:office:word" xmlns:w="http://schemas.openxmlformats.org/wordprocessingml/2006/main" xmlns:w14="http://schemas.microsoft.com/office/word/2010/wordml" xmlns:w15="http://schemas.microsoft.com/office/word/2012/wordml" xmlns:w16cex="http://schemas.microsoft.com/office/word/2018/wordml/cex" xmlns:w16cid="http://schemas.microsoft.com/office/word/2016/wordml/cid" xmlns:w16="http://schemas.microsoft.com/office/word/2018/wordml" xmlns:w16du="http://schemas.microsoft.com/office/word/2023/wordml/word16du" xmlns:w16sdtdh="http://schemas.microsoft.com/office/word/2020/wordml/sdtdatahash" xmlns:w16sdtfl="http://schemas.microsoft.com/office/word/2024/wordml/sdtformatlock" xmlns:w16se="http://schemas.microsoft.com/office/word/2015/wordml/symex" xmlns:wpg="http://schemas.microsoft.com/office/word/2010/wordprocessingGroup" xmlns:wpi="http://schemas.microsoft.com/office/word/2010/wordprocessingInk" xmlns:wne="http://schemas.microsoft.com/office/word/2006/wordml" xmlns:wps="http://schemas.microsoft.com/office/word/2010/wordprocessingShape" mc:Ignorable="w14 w15 w16se w16cid w16 w16cex w16sdtdh w16sdtfl w16du wp14">
   <w:abstractNum w:abstractNumId="0" w15:restartNumberingAfterBreak="0">
+    <w:nsid w:val="21B54726"/>
+    <w:multiLevelType w:val="hybridMultilevel"/>
+    <w:tmpl w:val="D2EE83D2"/>
+    <w:lvl w:ilvl="0" w:tplc="ACA2403C">
+      <w:numFmt w:val="bullet"/>
+      <w:lvlText w:val=""/>
+      <w:lvlJc w:val="left"/>
+      <w:pPr>
+        <w:ind w:left="720" w:hanging="360"/>
+      </w:pPr>
+      <w:rPr>
+        <w:rFonts w:ascii="Calibri" w:eastAsia="Calibri" w:hAnsi="Calibri" w:cs="Calibri" w:hint="default"/>
+      </w:rPr>
+    </w:lvl>
+    <w:lvl w:ilvl="1" w:tplc="08090003" w:tentative="1">
+      <w:start w:val="1"/>
+      <w:numFmt w:val="bullet"/>
+      <w:lvlText w:val="o"/>
+      <w:lvlJc w:val="left"/>
+      <w:pPr>
+        <w:ind w:left="1440" w:hanging="360"/>
+      </w:pPr>
+      <w:rPr>
+        <w:rFonts w:ascii="Courier New" w:hAnsi="Courier New" w:cs="Courier New" w:hint="default"/>
+      </w:rPr>
+    </w:lvl>
+    <w:lvl w:ilvl="2" w:tplc="08090005" w:tentative="1">
+      <w:start w:val="1"/>
+      <w:numFmt w:val="bullet"/>
+      <w:lvlText w:val=""/>
+      <w:lvlJc w:val="left"/>
+      <w:pPr>
+        <w:ind w:left="2160" w:hanging="360"/>
+      </w:pPr>
+      <w:rPr>
+        <w:rFonts w:ascii="Wingdings" w:hAnsi="Wingdings" w:hint="default"/>
+      </w:rPr>
+    </w:lvl>
+    <w:lvl w:ilvl="3" w:tplc="08090001" w:tentative="1">
+      <w:start w:val="1"/>
+      <w:numFmt w:val="bullet"/>
+      <w:lvlText w:val=""/>
+      <w:lvlJc w:val="left"/>
+      <w:pPr>
+        <w:ind w:left="2880" w:hanging="360"/>
+      </w:pPr>
+      <w:rPr>
+        <w:rFonts w:ascii="Symbol" w:hAnsi="Symbol" w:hint="default"/>
+      </w:rPr>
+    </w:lvl>
+    <w:lvl w:ilvl="4" w:tplc="08090003" w:tentative="1">
+      <w:start w:val="1"/>
+      <w:numFmt w:val="bullet"/>
+      <w:lvlText w:val="o"/>
+      <w:lvlJc w:val="left"/>
+      <w:pPr>
+        <w:ind w:left="3600" w:hanging="360"/>
+      </w:pPr>
+      <w:rPr>
+        <w:rFonts w:ascii="Courier New" w:hAnsi="Courier New" w:cs="Courier New" w:hint="default"/>
+      </w:rPr>
+    </w:lvl>
+    <w:lvl w:ilvl="5" w:tplc="08090005" w:tentative="1">
+      <w:start w:val="1"/>
+      <w:numFmt w:val="bullet"/>
+      <w:lvlText w:val=""/>
+      <w:lvlJc w:val="left"/>
+      <w:pPr>
+        <w:ind w:left="4320" w:hanging="360"/>
+      </w:pPr>
+      <w:rPr>
+        <w:rFonts w:ascii="Wingdings" w:hAnsi="Wingdings" w:hint="default"/>
+      </w:rPr>
+    </w:lvl>
+    <w:lvl w:ilvl="6" w:tplc="08090001" w:tentative="1">
+      <w:start w:val="1"/>
+      <w:numFmt w:val="bullet"/>
+      <w:lvlText w:val=""/>
+      <w:lvlJc w:val="left"/>
+      <w:pPr>
+        <w:ind w:left="5040" w:hanging="360"/>
+      </w:pPr>
+      <w:rPr>
+        <w:rFonts w:ascii="Symbol" w:hAnsi="Symbol" w:hint="default"/>
+      </w:rPr>
+    </w:lvl>
+    <w:lvl w:ilvl="7" w:tplc="08090003" w:tentative="1">
+      <w:start w:val="1"/>
+      <w:numFmt w:val="bullet"/>
+      <w:lvlText w:val="o"/>
+      <w:lvlJc w:val="left"/>
+      <w:pPr>
+        <w:ind w:left="5760" w:hanging="360"/>
+      </w:pPr>
+      <w:rPr>
+        <w:rFonts w:ascii="Courier New" w:hAnsi="Courier New" w:cs="Courier New" w:hint="default"/>
+      </w:rPr>
+    </w:lvl>
+    <w:lvl w:ilvl="8" w:tplc="08090005" w:tentative="1">
+      <w:start w:val="1"/>
+      <w:numFmt w:val="bullet"/>
+      <w:lvlText w:val=""/>
+      <w:lvlJc w:val="left"/>
+      <w:pPr>
+        <w:ind w:left="6480" w:hanging="360"/>
+      </w:pPr>
+      <w:rPr>
+        <w:rFonts w:ascii="Wingdings" w:hAnsi="Wingdings" w:hint="default"/>
+      </w:rPr>
+    </w:lvl>
+  </w:abstractNum>
+  <w:abstractNum w:abstractNumId="1" w15:restartNumberingAfterBreak="0">
+    <w:nsid w:val="307D5B02"/>
+    <w:multiLevelType w:val="hybridMultilevel"/>
+    <w:tmpl w:val="2CCE5A2C"/>
+    <w:lvl w:ilvl="0" w:tplc="08090001">
+      <w:start w:val="1"/>
+      <w:numFmt w:val="bullet"/>
+      <w:lvlText w:val=""/>
+      <w:lvlJc w:val="left"/>
+      <w:pPr>
+        <w:ind w:left="1080" w:hanging="360"/>
+      </w:pPr>
+      <w:rPr>
+        <w:rFonts w:ascii="Symbol" w:hAnsi="Symbol" w:hint="default"/>
+      </w:rPr>
+    </w:lvl>
+    <w:lvl w:ilvl="1" w:tplc="08090003" w:tentative="1">
+      <w:start w:val="1"/>
+      <w:numFmt w:val="bullet"/>
+      <w:lvlText w:val="o"/>
+      <w:lvlJc w:val="left"/>
+      <w:pPr>
+        <w:ind w:left="1800" w:hanging="360"/>
+      </w:pPr>
+      <w:rPr>
+        <w:rFonts w:ascii="Courier New" w:hAnsi="Courier New" w:cs="Courier New" w:hint="default"/>
+      </w:rPr>
+    </w:lvl>
+    <w:lvl w:ilvl="2" w:tplc="08090005" w:tentative="1">
+      <w:start w:val="1"/>
+      <w:numFmt w:val="bullet"/>
+      <w:lvlText w:val=""/>
+      <w:lvlJc w:val="left"/>
+      <w:pPr>
+        <w:ind w:left="2520" w:hanging="360"/>
+      </w:pPr>
+      <w:rPr>
+        <w:rFonts w:ascii="Wingdings" w:hAnsi="Wingdings" w:hint="default"/>
+      </w:rPr>
+    </w:lvl>
+    <w:lvl w:ilvl="3" w:tplc="08090001" w:tentative="1">
+      <w:start w:val="1"/>
+      <w:numFmt w:val="bullet"/>
+      <w:lvlText w:val=""/>
+      <w:lvlJc w:val="left"/>
+      <w:pPr>
+        <w:ind w:left="3240" w:hanging="360"/>
+      </w:pPr>
+      <w:rPr>
+        <w:rFonts w:ascii="Symbol" w:hAnsi="Symbol" w:hint="default"/>
+      </w:rPr>
+    </w:lvl>
+    <w:lvl w:ilvl="4" w:tplc="08090003" w:tentative="1">
+      <w:start w:val="1"/>
+      <w:numFmt w:val="bullet"/>
+      <w:lvlText w:val="o"/>
+      <w:lvlJc w:val="left"/>
+      <w:pPr>
+        <w:ind w:left="3960" w:hanging="360"/>
+      </w:pPr>
+      <w:rPr>
+        <w:rFonts w:ascii="Courier New" w:hAnsi="Courier New" w:cs="Courier New" w:hint="default"/>
+      </w:rPr>
+    </w:lvl>
+    <w:lvl w:ilvl="5" w:tplc="08090005" w:tentative="1">
+      <w:start w:val="1"/>
+      <w:numFmt w:val="bullet"/>
+      <w:lvlText w:val=""/>
+      <w:lvlJc w:val="left"/>
+      <w:pPr>
+        <w:ind w:left="4680" w:hanging="360"/>
+      </w:pPr>
+      <w:rPr>
+        <w:rFonts w:ascii="Wingdings" w:hAnsi="Wingdings" w:hint="default"/>
+      </w:rPr>
+    </w:lvl>
+    <w:lvl w:ilvl="6" w:tplc="08090001" w:tentative="1">
+      <w:start w:val="1"/>
+      <w:numFmt w:val="bullet"/>
+      <w:lvlText w:val=""/>
+      <w:lvlJc w:val="left"/>
+      <w:pPr>
+        <w:ind w:left="5400" w:hanging="360"/>
+      </w:pPr>
+      <w:rPr>
+        <w:rFonts w:ascii="Symbol" w:hAnsi="Symbol" w:hint="default"/>
+      </w:rPr>
+    </w:lvl>
+    <w:lvl w:ilvl="7" w:tplc="08090003" w:tentative="1">
+      <w:start w:val="1"/>
+      <w:numFmt w:val="bullet"/>
+      <w:lvlText w:val="o"/>
+      <w:lvlJc w:val="left"/>
+      <w:pPr>
+        <w:ind w:left="6120" w:hanging="360"/>
+      </w:pPr>
+      <w:rPr>
+        <w:rFonts w:ascii="Courier New" w:hAnsi="Courier New" w:cs="Courier New" w:hint="default"/>
+      </w:rPr>
+    </w:lvl>
+    <w:lvl w:ilvl="8" w:tplc="08090005" w:tentative="1">
+      <w:start w:val="1"/>
+      <w:numFmt w:val="bullet"/>
+      <w:lvlText w:val=""/>
+      <w:lvlJc w:val="left"/>
+      <w:pPr>
+        <w:ind w:left="6840" w:hanging="360"/>
+      </w:pPr>
+      <w:rPr>
+        <w:rFonts w:ascii="Wingdings" w:hAnsi="Wingdings" w:hint="default"/>
+      </w:rPr>
+    </w:lvl>
+  </w:abstractNum>
+  <w:abstractNum w:abstractNumId="2" w15:restartNumberingAfterBreak="0">
     <w:nsid w:val="35C92D57"/>
     <w:multiLevelType w:val="hybridMultilevel"/>
     <w:tmpl w:val="1E6CA0D0"/>
@@ -7613,7 +7383,458 @@
       <w:lvlJc w:val="left"/>
     </w:lvl>
   </w:abstractNum>
-  <w:abstractNum w:abstractNumId="1" w15:restartNumberingAfterBreak="0">
+  <w:abstractNum w:abstractNumId="3" w15:restartNumberingAfterBreak="0">
+    <w:nsid w:val="3729589D"/>
+    <w:multiLevelType w:val="hybridMultilevel"/>
+    <w:tmpl w:val="AB80D972"/>
+    <w:lvl w:ilvl="0" w:tplc="08090001">
+      <w:start w:val="1"/>
+      <w:numFmt w:val="bullet"/>
+      <w:lvlText w:val=""/>
+      <w:lvlJc w:val="left"/>
+      <w:pPr>
+        <w:ind w:left="720" w:hanging="360"/>
+      </w:pPr>
+      <w:rPr>
+        <w:rFonts w:ascii="Symbol" w:hAnsi="Symbol" w:hint="default"/>
+      </w:rPr>
+    </w:lvl>
+    <w:lvl w:ilvl="1" w:tplc="08090003" w:tentative="1">
+      <w:start w:val="1"/>
+      <w:numFmt w:val="bullet"/>
+      <w:lvlText w:val="o"/>
+      <w:lvlJc w:val="left"/>
+      <w:pPr>
+        <w:ind w:left="1440" w:hanging="360"/>
+      </w:pPr>
+      <w:rPr>
+        <w:rFonts w:ascii="Courier New" w:hAnsi="Courier New" w:cs="Courier New" w:hint="default"/>
+      </w:rPr>
+    </w:lvl>
+    <w:lvl w:ilvl="2" w:tplc="08090005" w:tentative="1">
+      <w:start w:val="1"/>
+      <w:numFmt w:val="bullet"/>
+      <w:lvlText w:val=""/>
+      <w:lvlJc w:val="left"/>
+      <w:pPr>
+        <w:ind w:left="2160" w:hanging="360"/>
+      </w:pPr>
+      <w:rPr>
+        <w:rFonts w:ascii="Wingdings" w:hAnsi="Wingdings" w:hint="default"/>
+      </w:rPr>
+    </w:lvl>
+    <w:lvl w:ilvl="3" w:tplc="08090001" w:tentative="1">
+      <w:start w:val="1"/>
+      <w:numFmt w:val="bullet"/>
+      <w:lvlText w:val=""/>
+      <w:lvlJc w:val="left"/>
+      <w:pPr>
+        <w:ind w:left="2880" w:hanging="360"/>
+      </w:pPr>
+      <w:rPr>
+        <w:rFonts w:ascii="Symbol" w:hAnsi="Symbol" w:hint="default"/>
+      </w:rPr>
+    </w:lvl>
+    <w:lvl w:ilvl="4" w:tplc="08090003" w:tentative="1">
+      <w:start w:val="1"/>
+      <w:numFmt w:val="bullet"/>
+      <w:lvlText w:val="o"/>
+      <w:lvlJc w:val="left"/>
+      <w:pPr>
+        <w:ind w:left="3600" w:hanging="360"/>
+      </w:pPr>
+      <w:rPr>
+        <w:rFonts w:ascii="Courier New" w:hAnsi="Courier New" w:cs="Courier New" w:hint="default"/>
+      </w:rPr>
+    </w:lvl>
+    <w:lvl w:ilvl="5" w:tplc="08090005" w:tentative="1">
+      <w:start w:val="1"/>
+      <w:numFmt w:val="bullet"/>
+      <w:lvlText w:val=""/>
+      <w:lvlJc w:val="left"/>
+      <w:pPr>
+        <w:ind w:left="4320" w:hanging="360"/>
+      </w:pPr>
+      <w:rPr>
+        <w:rFonts w:ascii="Wingdings" w:hAnsi="Wingdings" w:hint="default"/>
+      </w:rPr>
+    </w:lvl>
+    <w:lvl w:ilvl="6" w:tplc="08090001" w:tentative="1">
+      <w:start w:val="1"/>
+      <w:numFmt w:val="bullet"/>
+      <w:lvlText w:val=""/>
+      <w:lvlJc w:val="left"/>
+      <w:pPr>
+        <w:ind w:left="5040" w:hanging="360"/>
+      </w:pPr>
+      <w:rPr>
+        <w:rFonts w:ascii="Symbol" w:hAnsi="Symbol" w:hint="default"/>
+      </w:rPr>
+    </w:lvl>
+    <w:lvl w:ilvl="7" w:tplc="08090003" w:tentative="1">
+      <w:start w:val="1"/>
+      <w:numFmt w:val="bullet"/>
+      <w:lvlText w:val="o"/>
+      <w:lvlJc w:val="left"/>
+      <w:pPr>
+        <w:ind w:left="5760" w:hanging="360"/>
+      </w:pPr>
+      <w:rPr>
+        <w:rFonts w:ascii="Courier New" w:hAnsi="Courier New" w:cs="Courier New" w:hint="default"/>
+      </w:rPr>
+    </w:lvl>
+    <w:lvl w:ilvl="8" w:tplc="08090005" w:tentative="1">
+      <w:start w:val="1"/>
+      <w:numFmt w:val="bullet"/>
+      <w:lvlText w:val=""/>
+      <w:lvlJc w:val="left"/>
+      <w:pPr>
+        <w:ind w:left="6480" w:hanging="360"/>
+      </w:pPr>
+      <w:rPr>
+        <w:rFonts w:ascii="Wingdings" w:hAnsi="Wingdings" w:hint="default"/>
+      </w:rPr>
+    </w:lvl>
+  </w:abstractNum>
+  <w:abstractNum w:abstractNumId="4" w15:restartNumberingAfterBreak="0">
+    <w:nsid w:val="49120525"/>
+    <w:multiLevelType w:val="hybridMultilevel"/>
+    <w:tmpl w:val="0E9A6F04"/>
+    <w:lvl w:ilvl="0" w:tplc="08090001">
+      <w:start w:val="1"/>
+      <w:numFmt w:val="bullet"/>
+      <w:lvlText w:val=""/>
+      <w:lvlJc w:val="left"/>
+      <w:pPr>
+        <w:ind w:left="1080" w:hanging="360"/>
+      </w:pPr>
+      <w:rPr>
+        <w:rFonts w:ascii="Symbol" w:hAnsi="Symbol" w:hint="default"/>
+      </w:rPr>
+    </w:lvl>
+    <w:lvl w:ilvl="1" w:tplc="08090003" w:tentative="1">
+      <w:start w:val="1"/>
+      <w:numFmt w:val="bullet"/>
+      <w:lvlText w:val="o"/>
+      <w:lvlJc w:val="left"/>
+      <w:pPr>
+        <w:ind w:left="1800" w:hanging="360"/>
+      </w:pPr>
+      <w:rPr>
+        <w:rFonts w:ascii="Courier New" w:hAnsi="Courier New" w:cs="Courier New" w:hint="default"/>
+      </w:rPr>
+    </w:lvl>
+    <w:lvl w:ilvl="2" w:tplc="08090005" w:tentative="1">
+      <w:start w:val="1"/>
+      <w:numFmt w:val="bullet"/>
+      <w:lvlText w:val=""/>
+      <w:lvlJc w:val="left"/>
+      <w:pPr>
+        <w:ind w:left="2520" w:hanging="360"/>
+      </w:pPr>
+      <w:rPr>
+        <w:rFonts w:ascii="Wingdings" w:hAnsi="Wingdings" w:hint="default"/>
+      </w:rPr>
+    </w:lvl>
+    <w:lvl w:ilvl="3" w:tplc="08090001" w:tentative="1">
+      <w:start w:val="1"/>
+      <w:numFmt w:val="bullet"/>
+      <w:lvlText w:val=""/>
+      <w:lvlJc w:val="left"/>
+      <w:pPr>
+        <w:ind w:left="3240" w:hanging="360"/>
+      </w:pPr>
+      <w:rPr>
+        <w:rFonts w:ascii="Symbol" w:hAnsi="Symbol" w:hint="default"/>
+      </w:rPr>
+    </w:lvl>
+    <w:lvl w:ilvl="4" w:tplc="08090003" w:tentative="1">
+      <w:start w:val="1"/>
+      <w:numFmt w:val="bullet"/>
+      <w:lvlText w:val="o"/>
+      <w:lvlJc w:val="left"/>
+      <w:pPr>
+        <w:ind w:left="3960" w:hanging="360"/>
+      </w:pPr>
+      <w:rPr>
+        <w:rFonts w:ascii="Courier New" w:hAnsi="Courier New" w:cs="Courier New" w:hint="default"/>
+      </w:rPr>
+    </w:lvl>
+    <w:lvl w:ilvl="5" w:tplc="08090005" w:tentative="1">
+      <w:start w:val="1"/>
+      <w:numFmt w:val="bullet"/>
+      <w:lvlText w:val=""/>
+      <w:lvlJc w:val="left"/>
+      <w:pPr>
+        <w:ind w:left="4680" w:hanging="360"/>
+      </w:pPr>
+      <w:rPr>
+        <w:rFonts w:ascii="Wingdings" w:hAnsi="Wingdings" w:hint="default"/>
+      </w:rPr>
+    </w:lvl>
+    <w:lvl w:ilvl="6" w:tplc="08090001" w:tentative="1">
+      <w:start w:val="1"/>
+      <w:numFmt w:val="bullet"/>
+      <w:lvlText w:val=""/>
+      <w:lvlJc w:val="left"/>
+      <w:pPr>
+        <w:ind w:left="5400" w:hanging="360"/>
+      </w:pPr>
+      <w:rPr>
+        <w:rFonts w:ascii="Symbol" w:hAnsi="Symbol" w:hint="default"/>
+      </w:rPr>
+    </w:lvl>
+    <w:lvl w:ilvl="7" w:tplc="08090003" w:tentative="1">
+      <w:start w:val="1"/>
+      <w:numFmt w:val="bullet"/>
+      <w:lvlText w:val="o"/>
+      <w:lvlJc w:val="left"/>
+      <w:pPr>
+        <w:ind w:left="6120" w:hanging="360"/>
+      </w:pPr>
+      <w:rPr>
+        <w:rFonts w:ascii="Courier New" w:hAnsi="Courier New" w:cs="Courier New" w:hint="default"/>
+      </w:rPr>
+    </w:lvl>
+    <w:lvl w:ilvl="8" w:tplc="08090005" w:tentative="1">
+      <w:start w:val="1"/>
+      <w:numFmt w:val="bullet"/>
+      <w:lvlText w:val=""/>
+      <w:lvlJc w:val="left"/>
+      <w:pPr>
+        <w:ind w:left="6840" w:hanging="360"/>
+      </w:pPr>
+      <w:rPr>
+        <w:rFonts w:ascii="Wingdings" w:hAnsi="Wingdings" w:hint="default"/>
+      </w:rPr>
+    </w:lvl>
+  </w:abstractNum>
+  <w:abstractNum w:abstractNumId="5" w15:restartNumberingAfterBreak="0">
+    <w:nsid w:val="5BA45EE4"/>
+    <w:multiLevelType w:val="hybridMultilevel"/>
+    <w:tmpl w:val="210C24FA"/>
+    <w:lvl w:ilvl="0" w:tplc="08090001">
+      <w:start w:val="1"/>
+      <w:numFmt w:val="bullet"/>
+      <w:lvlText w:val=""/>
+      <w:lvlJc w:val="left"/>
+      <w:pPr>
+        <w:ind w:left="1080" w:hanging="360"/>
+      </w:pPr>
+      <w:rPr>
+        <w:rFonts w:ascii="Symbol" w:hAnsi="Symbol" w:hint="default"/>
+      </w:rPr>
+    </w:lvl>
+    <w:lvl w:ilvl="1" w:tplc="08090003" w:tentative="1">
+      <w:start w:val="1"/>
+      <w:numFmt w:val="bullet"/>
+      <w:lvlText w:val="o"/>
+      <w:lvlJc w:val="left"/>
+      <w:pPr>
+        <w:ind w:left="1800" w:hanging="360"/>
+      </w:pPr>
+      <w:rPr>
+        <w:rFonts w:ascii="Courier New" w:hAnsi="Courier New" w:cs="Courier New" w:hint="default"/>
+      </w:rPr>
+    </w:lvl>
+    <w:lvl w:ilvl="2" w:tplc="08090005" w:tentative="1">
+      <w:start w:val="1"/>
+      <w:numFmt w:val="bullet"/>
+      <w:lvlText w:val=""/>
+      <w:lvlJc w:val="left"/>
+      <w:pPr>
+        <w:ind w:left="2520" w:hanging="360"/>
+      </w:pPr>
+      <w:rPr>
+        <w:rFonts w:ascii="Wingdings" w:hAnsi="Wingdings" w:hint="default"/>
+      </w:rPr>
+    </w:lvl>
+    <w:lvl w:ilvl="3" w:tplc="08090001" w:tentative="1">
+      <w:start w:val="1"/>
+      <w:numFmt w:val="bullet"/>
+      <w:lvlText w:val=""/>
+      <w:lvlJc w:val="left"/>
+      <w:pPr>
+        <w:ind w:left="3240" w:hanging="360"/>
+      </w:pPr>
+      <w:rPr>
+        <w:rFonts w:ascii="Symbol" w:hAnsi="Symbol" w:hint="default"/>
+      </w:rPr>
+    </w:lvl>
+    <w:lvl w:ilvl="4" w:tplc="08090003" w:tentative="1">
+      <w:start w:val="1"/>
+      <w:numFmt w:val="bullet"/>
+      <w:lvlText w:val="o"/>
+      <w:lvlJc w:val="left"/>
+      <w:pPr>
+        <w:ind w:left="3960" w:hanging="360"/>
+      </w:pPr>
+      <w:rPr>
+        <w:rFonts w:ascii="Courier New" w:hAnsi="Courier New" w:cs="Courier New" w:hint="default"/>
+      </w:rPr>
+    </w:lvl>
+    <w:lvl w:ilvl="5" w:tplc="08090005" w:tentative="1">
+      <w:start w:val="1"/>
+      <w:numFmt w:val="bullet"/>
+      <w:lvlText w:val=""/>
+      <w:lvlJc w:val="left"/>
+      <w:pPr>
+        <w:ind w:left="4680" w:hanging="360"/>
+      </w:pPr>
+      <w:rPr>
+        <w:rFonts w:ascii="Wingdings" w:hAnsi="Wingdings" w:hint="default"/>
+      </w:rPr>
+    </w:lvl>
+    <w:lvl w:ilvl="6" w:tplc="08090001" w:tentative="1">
+      <w:start w:val="1"/>
+      <w:numFmt w:val="bullet"/>
+      <w:lvlText w:val=""/>
+      <w:lvlJc w:val="left"/>
+      <w:pPr>
+        <w:ind w:left="5400" w:hanging="360"/>
+      </w:pPr>
+      <w:rPr>
+        <w:rFonts w:ascii="Symbol" w:hAnsi="Symbol" w:hint="default"/>
+      </w:rPr>
+    </w:lvl>
+    <w:lvl w:ilvl="7" w:tplc="08090003" w:tentative="1">
+      <w:start w:val="1"/>
+      <w:numFmt w:val="bullet"/>
+      <w:lvlText w:val="o"/>
+      <w:lvlJc w:val="left"/>
+      <w:pPr>
+        <w:ind w:left="6120" w:hanging="360"/>
+      </w:pPr>
+      <w:rPr>
+        <w:rFonts w:ascii="Courier New" w:hAnsi="Courier New" w:cs="Courier New" w:hint="default"/>
+      </w:rPr>
+    </w:lvl>
+    <w:lvl w:ilvl="8" w:tplc="08090005" w:tentative="1">
+      <w:start w:val="1"/>
+      <w:numFmt w:val="bullet"/>
+      <w:lvlText w:val=""/>
+      <w:lvlJc w:val="left"/>
+      <w:pPr>
+        <w:ind w:left="6840" w:hanging="360"/>
+      </w:pPr>
+      <w:rPr>
+        <w:rFonts w:ascii="Wingdings" w:hAnsi="Wingdings" w:hint="default"/>
+      </w:rPr>
+    </w:lvl>
+  </w:abstractNum>
+  <w:abstractNum w:abstractNumId="6" w15:restartNumberingAfterBreak="0">
+    <w:nsid w:val="5C1023F6"/>
+    <w:multiLevelType w:val="hybridMultilevel"/>
+    <w:tmpl w:val="8FC85936"/>
+    <w:lvl w:ilvl="0" w:tplc="ACA2403C">
+      <w:numFmt w:val="bullet"/>
+      <w:lvlText w:val=""/>
+      <w:lvlJc w:val="left"/>
+      <w:pPr>
+        <w:ind w:left="1080" w:hanging="360"/>
+      </w:pPr>
+      <w:rPr>
+        <w:rFonts w:ascii="Calibri" w:eastAsia="Calibri" w:hAnsi="Calibri" w:cs="Calibri" w:hint="default"/>
+      </w:rPr>
+    </w:lvl>
+    <w:lvl w:ilvl="1" w:tplc="08090003" w:tentative="1">
+      <w:start w:val="1"/>
+      <w:numFmt w:val="bullet"/>
+      <w:lvlText w:val="o"/>
+      <w:lvlJc w:val="left"/>
+      <w:pPr>
+        <w:ind w:left="1800" w:hanging="360"/>
+      </w:pPr>
+      <w:rPr>
+        <w:rFonts w:ascii="Courier New" w:hAnsi="Courier New" w:cs="Courier New" w:hint="default"/>
+      </w:rPr>
+    </w:lvl>
+    <w:lvl w:ilvl="2" w:tplc="08090005" w:tentative="1">
+      <w:start w:val="1"/>
+      <w:numFmt w:val="bullet"/>
+      <w:lvlText w:val=""/>
+      <w:lvlJc w:val="left"/>
+      <w:pPr>
+        <w:ind w:left="2520" w:hanging="360"/>
+      </w:pPr>
+      <w:rPr>
+        <w:rFonts w:ascii="Wingdings" w:hAnsi="Wingdings" w:hint="default"/>
+      </w:rPr>
+    </w:lvl>
+    <w:lvl w:ilvl="3" w:tplc="08090001" w:tentative="1">
+      <w:start w:val="1"/>
+      <w:numFmt w:val="bullet"/>
+      <w:lvlText w:val=""/>
+      <w:lvlJc w:val="left"/>
+      <w:pPr>
+        <w:ind w:left="3240" w:hanging="360"/>
+      </w:pPr>
+      <w:rPr>
+        <w:rFonts w:ascii="Symbol" w:hAnsi="Symbol" w:hint="default"/>
+      </w:rPr>
+    </w:lvl>
+    <w:lvl w:ilvl="4" w:tplc="08090003" w:tentative="1">
+      <w:start w:val="1"/>
+      <w:numFmt w:val="bullet"/>
+      <w:lvlText w:val="o"/>
+      <w:lvlJc w:val="left"/>
+      <w:pPr>
+        <w:ind w:left="3960" w:hanging="360"/>
+      </w:pPr>
+      <w:rPr>
+        <w:rFonts w:ascii="Courier New" w:hAnsi="Courier New" w:cs="Courier New" w:hint="default"/>
+      </w:rPr>
+    </w:lvl>
+    <w:lvl w:ilvl="5" w:tplc="08090005" w:tentative="1">
+      <w:start w:val="1"/>
+      <w:numFmt w:val="bullet"/>
+      <w:lvlText w:val=""/>
+      <w:lvlJc w:val="left"/>
+      <w:pPr>
+        <w:ind w:left="4680" w:hanging="360"/>
+      </w:pPr>
+      <w:rPr>
+        <w:rFonts w:ascii="Wingdings" w:hAnsi="Wingdings" w:hint="default"/>
+      </w:rPr>
+    </w:lvl>
+    <w:lvl w:ilvl="6" w:tplc="08090001" w:tentative="1">
+      <w:start w:val="1"/>
+      <w:numFmt w:val="bullet"/>
+      <w:lvlText w:val=""/>
+      <w:lvlJc w:val="left"/>
+      <w:pPr>
+        <w:ind w:left="5400" w:hanging="360"/>
+      </w:pPr>
+      <w:rPr>
+        <w:rFonts w:ascii="Symbol" w:hAnsi="Symbol" w:hint="default"/>
+      </w:rPr>
+    </w:lvl>
+    <w:lvl w:ilvl="7" w:tplc="08090003" w:tentative="1">
+      <w:start w:val="1"/>
+      <w:numFmt w:val="bullet"/>
+      <w:lvlText w:val="o"/>
+      <w:lvlJc w:val="left"/>
+      <w:pPr>
+        <w:ind w:left="6120" w:hanging="360"/>
+      </w:pPr>
+      <w:rPr>
+        <w:rFonts w:ascii="Courier New" w:hAnsi="Courier New" w:cs="Courier New" w:hint="default"/>
+      </w:rPr>
+    </w:lvl>
+    <w:lvl w:ilvl="8" w:tplc="08090005" w:tentative="1">
+      <w:start w:val="1"/>
+      <w:numFmt w:val="bullet"/>
+      <w:lvlText w:val=""/>
+      <w:lvlJc w:val="left"/>
+      <w:pPr>
+        <w:ind w:left="6840" w:hanging="360"/>
+      </w:pPr>
+      <w:rPr>
+        <w:rFonts w:ascii="Wingdings" w:hAnsi="Wingdings" w:hint="default"/>
+      </w:rPr>
+    </w:lvl>
+  </w:abstractNum>
+  <w:abstractNum w:abstractNumId="7" w15:restartNumberingAfterBreak="0">
     <w:nsid w:val="73A84525"/>
     <w:multiLevelType w:val="hybridMultilevel"/>
     <w:tmpl w:val="47CA7FCA"/>
@@ -7699,11 +7920,145 @@
       </w:pPr>
     </w:lvl>
   </w:abstractNum>
+  <w:abstractNum w:abstractNumId="8" w15:restartNumberingAfterBreak="0">
+    <w:nsid w:val="79F0499F"/>
+    <w:multiLevelType w:val="hybridMultilevel"/>
+    <w:tmpl w:val="234C7D48"/>
+    <w:lvl w:ilvl="0" w:tplc="08090001">
+      <w:start w:val="1"/>
+      <w:numFmt w:val="bullet"/>
+      <w:lvlText w:val=""/>
+      <w:lvlJc w:val="left"/>
+      <w:pPr>
+        <w:ind w:left="720" w:hanging="360"/>
+      </w:pPr>
+      <w:rPr>
+        <w:rFonts w:ascii="Symbol" w:hAnsi="Symbol" w:hint="default"/>
+      </w:rPr>
+    </w:lvl>
+    <w:lvl w:ilvl="1" w:tplc="08090003" w:tentative="1">
+      <w:start w:val="1"/>
+      <w:numFmt w:val="bullet"/>
+      <w:lvlText w:val="o"/>
+      <w:lvlJc w:val="left"/>
+      <w:pPr>
+        <w:ind w:left="1440" w:hanging="360"/>
+      </w:pPr>
+      <w:rPr>
+        <w:rFonts w:ascii="Courier New" w:hAnsi="Courier New" w:cs="Courier New" w:hint="default"/>
+      </w:rPr>
+    </w:lvl>
+    <w:lvl w:ilvl="2" w:tplc="08090005" w:tentative="1">
+      <w:start w:val="1"/>
+      <w:numFmt w:val="bullet"/>
+      <w:lvlText w:val=""/>
+      <w:lvlJc w:val="left"/>
+      <w:pPr>
+        <w:ind w:left="2160" w:hanging="360"/>
+      </w:pPr>
+      <w:rPr>
+        <w:rFonts w:ascii="Wingdings" w:hAnsi="Wingdings" w:hint="default"/>
+      </w:rPr>
+    </w:lvl>
+    <w:lvl w:ilvl="3" w:tplc="08090001" w:tentative="1">
+      <w:start w:val="1"/>
+      <w:numFmt w:val="bullet"/>
+      <w:lvlText w:val=""/>
+      <w:lvlJc w:val="left"/>
+      <w:pPr>
+        <w:ind w:left="2880" w:hanging="360"/>
+      </w:pPr>
+      <w:rPr>
+        <w:rFonts w:ascii="Symbol" w:hAnsi="Symbol" w:hint="default"/>
+      </w:rPr>
+    </w:lvl>
+    <w:lvl w:ilvl="4" w:tplc="08090003" w:tentative="1">
+      <w:start w:val="1"/>
+      <w:numFmt w:val="bullet"/>
+      <w:lvlText w:val="o"/>
+      <w:lvlJc w:val="left"/>
+      <w:pPr>
+        <w:ind w:left="3600" w:hanging="360"/>
+      </w:pPr>
+      <w:rPr>
+        <w:rFonts w:ascii="Courier New" w:hAnsi="Courier New" w:cs="Courier New" w:hint="default"/>
+      </w:rPr>
+    </w:lvl>
+    <w:lvl w:ilvl="5" w:tplc="08090005" w:tentative="1">
+      <w:start w:val="1"/>
+      <w:numFmt w:val="bullet"/>
+      <w:lvlText w:val=""/>
+      <w:lvlJc w:val="left"/>
+      <w:pPr>
+        <w:ind w:left="4320" w:hanging="360"/>
+      </w:pPr>
+      <w:rPr>
+        <w:rFonts w:ascii="Wingdings" w:hAnsi="Wingdings" w:hint="default"/>
+      </w:rPr>
+    </w:lvl>
+    <w:lvl w:ilvl="6" w:tplc="08090001" w:tentative="1">
+      <w:start w:val="1"/>
+      <w:numFmt w:val="bullet"/>
+      <w:lvlText w:val=""/>
+      <w:lvlJc w:val="left"/>
+      <w:pPr>
+        <w:ind w:left="5040" w:hanging="360"/>
+      </w:pPr>
+      <w:rPr>
+        <w:rFonts w:ascii="Symbol" w:hAnsi="Symbol" w:hint="default"/>
+      </w:rPr>
+    </w:lvl>
+    <w:lvl w:ilvl="7" w:tplc="08090003" w:tentative="1">
+      <w:start w:val="1"/>
+      <w:numFmt w:val="bullet"/>
+      <w:lvlText w:val="o"/>
+      <w:lvlJc w:val="left"/>
+      <w:pPr>
+        <w:ind w:left="5760" w:hanging="360"/>
+      </w:pPr>
+      <w:rPr>
+        <w:rFonts w:ascii="Courier New" w:hAnsi="Courier New" w:cs="Courier New" w:hint="default"/>
+      </w:rPr>
+    </w:lvl>
+    <w:lvl w:ilvl="8" w:tplc="08090005" w:tentative="1">
+      <w:start w:val="1"/>
+      <w:numFmt w:val="bullet"/>
+      <w:lvlText w:val=""/>
+      <w:lvlJc w:val="left"/>
+      <w:pPr>
+        <w:ind w:left="6480" w:hanging="360"/>
+      </w:pPr>
+      <w:rPr>
+        <w:rFonts w:ascii="Wingdings" w:hAnsi="Wingdings" w:hint="default"/>
+      </w:rPr>
+    </w:lvl>
+  </w:abstractNum>
   <w:num w:numId="1" w16cid:durableId="742793830">
-    <w:abstractNumId w:val="1"/>
+    <w:abstractNumId w:val="7"/>
     <w:lvlOverride w:ilvl="0">
       <w:startOverride w:val="1"/>
     </w:lvlOverride>
+  </w:num>
+  <w:num w:numId="2" w16cid:durableId="819153435">
+    <w:abstractNumId w:val="3"/>
+  </w:num>
+  <w:num w:numId="3" w16cid:durableId="99221682">
+    <w:abstractNumId w:val="0"/>
+  </w:num>
+  <w:num w:numId="4" w16cid:durableId="1045565092">
+    <w:abstractNumId w:val="6"/>
+  </w:num>
+  <w:num w:numId="5" w16cid:durableId="1141850083">
+    <w:abstractNumId w:val="1"/>
+  </w:num>
+  <w:num w:numId="6" w16cid:durableId="451241867">
+    <w:abstractNumId w:val="8"/>
+  </w:num>
+  <w:num w:numId="7" w16cid:durableId="1775394109">
+    <w:abstractNumId w:val="4"/>
+  </w:num>
+  <w:num w:numId="8" w16cid:durableId="1840193383">
+    <w:abstractNumId w:val="5"/>
   </w:num>
 </w:numbering>
 </file>
@@ -8100,9 +8455,15 @@
   <w:style w:type="paragraph" w:default="1" w:styleId="Normal">
     <w:name w:val="Normal"/>
     <w:qFormat/>
+    <w:rsid w:val="00FF30A5"/>
+    <w:rPr>
+      <w:rFonts w:ascii="Calibri" w:hAnsi="Calibri"/>
+      <w:sz w:val="22"/>
+    </w:rPr>
   </w:style>
   <w:style w:type="paragraph" w:styleId="Heading1">
     <w:name w:val="heading 1"/>
+    <w:link w:val="Heading1Char"/>
     <w:uiPriority w:val="9"/>
     <w:qFormat/>
     <w:pPr>
@@ -8116,6 +8477,7 @@
   </w:style>
   <w:style w:type="paragraph" w:styleId="Heading2">
     <w:name w:val="heading 2"/>
+    <w:link w:val="Heading2Char"/>
     <w:uiPriority w:val="9"/>
     <w:unhideWhenUsed/>
     <w:qFormat/>
@@ -8291,6 +8653,42 @@
     <w:rPr>
       <w:sz w:val="20"/>
       <w:szCs w:val="20"/>
+    </w:rPr>
+  </w:style>
+  <w:style w:type="character" w:styleId="UnresolvedMention">
+    <w:name w:val="Unresolved Mention"/>
+    <w:basedOn w:val="DefaultParagraphFont"/>
+    <w:uiPriority w:val="99"/>
+    <w:semiHidden/>
+    <w:unhideWhenUsed/>
+    <w:rsid w:val="00470181"/>
+    <w:rPr>
+      <w:color w:val="605E5C"/>
+      <w:shd w:val="clear" w:color="auto" w:fill="E1DFDD"/>
+    </w:rPr>
+  </w:style>
+  <w:style w:type="character" w:customStyle="1" w:styleId="Heading2Char">
+    <w:name w:val="Heading 2 Char"/>
+    <w:basedOn w:val="DefaultParagraphFont"/>
+    <w:link w:val="Heading2"/>
+    <w:uiPriority w:val="9"/>
+    <w:rsid w:val="00470181"/>
+    <w:rPr>
+      <w:color w:val="2E74B5"/>
+      <w:sz w:val="26"/>
+      <w:szCs w:val="26"/>
+    </w:rPr>
+  </w:style>
+  <w:style w:type="character" w:customStyle="1" w:styleId="Heading1Char">
+    <w:name w:val="Heading 1 Char"/>
+    <w:basedOn w:val="DefaultParagraphFont"/>
+    <w:link w:val="Heading1"/>
+    <w:uiPriority w:val="9"/>
+    <w:rsid w:val="004C3AB0"/>
+    <w:rPr>
+      <w:color w:val="2E74B5"/>
+      <w:sz w:val="32"/>
+      <w:szCs w:val="32"/>
     </w:rPr>
   </w:style>
 </w:styles>

--- a/CampusGuard.docx
+++ b/CampusGuard.docx
@@ -38,11 +38,19 @@
           <w:lang w:val="en-GB"/>
         </w:rPr>
       </w:pPr>
-      <w:r>
-        <w:rPr>
-          <w:lang w:val="en-GB"/>
-        </w:rPr>
-        <w:t>Showlon Hunter - u25502469</w:t>
+      <w:proofErr w:type="spellStart"/>
+      <w:r>
+        <w:rPr>
+          <w:lang w:val="en-GB"/>
+        </w:rPr>
+        <w:t>Showlon</w:t>
+      </w:r>
+      <w:proofErr w:type="spellEnd"/>
+      <w:r>
+        <w:rPr>
+          <w:lang w:val="en-GB"/>
+        </w:rPr>
+        <w:t xml:space="preserve"> Hunter - u25502469</w:t>
       </w:r>
     </w:p>
     <w:p>
@@ -55,7 +63,21 @@
         <w:rPr>
           <w:lang w:val="en-GB"/>
         </w:rPr>
-        <w:t>Tamima Alam Touhid - u24691284</w:t>
+        <w:t xml:space="preserve">Tamima Alam </w:t>
+      </w:r>
+      <w:proofErr w:type="spellStart"/>
+      <w:r>
+        <w:rPr>
+          <w:lang w:val="en-GB"/>
+        </w:rPr>
+        <w:t>Touhid</w:t>
+      </w:r>
+      <w:proofErr w:type="spellEnd"/>
+      <w:r>
+        <w:rPr>
+          <w:lang w:val="en-GB"/>
+        </w:rPr>
+        <w:t xml:space="preserve"> - u24691284</w:t>
       </w:r>
     </w:p>
     <w:p>
@@ -88,6 +110,7 @@
           <w:lang w:val="en-GB"/>
         </w:rPr>
       </w:pPr>
+      <w:proofErr w:type="spellStart"/>
       <w:r>
         <w:rPr>
           <w:b/>
@@ -96,7 +119,18 @@
           <w:u w:val="single"/>
           <w:lang w:val="en-GB"/>
         </w:rPr>
-        <w:t>Github repository link:</w:t>
+        <w:t>Github</w:t>
+      </w:r>
+      <w:proofErr w:type="spellEnd"/>
+      <w:r>
+        <w:rPr>
+          <w:b/>
+          <w:bCs/>
+          <w:szCs w:val="22"/>
+          <w:u w:val="single"/>
+          <w:lang w:val="en-GB"/>
+        </w:rPr>
+        <w:t xml:space="preserve"> repository link:</w:t>
       </w:r>
     </w:p>
     <w:p>
@@ -137,6 +171,7 @@
           <w:szCs w:val="52"/>
         </w:rPr>
       </w:pPr>
+      <w:proofErr w:type="spellStart"/>
       <w:r>
         <w:rPr>
           <w:sz w:val="52"/>
@@ -144,6 +179,7 @@
         </w:rPr>
         <w:t>CampusGuard</w:t>
       </w:r>
+      <w:proofErr w:type="spellEnd"/>
     </w:p>
     <w:p>
       <w:pPr>
@@ -180,12 +216,21 @@
       <w:pPr>
         <w:spacing w:after="140"/>
       </w:pPr>
+      <w:proofErr w:type="spellStart"/>
       <w:r>
         <w:rPr>
           <w:rFonts w:eastAsia="Calibri" w:cs="Calibri"/>
           <w:szCs w:val="22"/>
         </w:rPr>
-        <w:t>CampusGuard coordinates a university's response to an incident from the moment it is reported until it is resolved. Concretely, the system:</w:t>
+        <w:t>CampusGuard</w:t>
+      </w:r>
+      <w:proofErr w:type="spellEnd"/>
+      <w:r>
+        <w:rPr>
+          <w:rFonts w:eastAsia="Calibri" w:cs="Calibri"/>
+          <w:szCs w:val="22"/>
+        </w:rPr>
+        <w:t xml:space="preserve"> coordinates a university's response to an incident from the moment it is reported until it is resolved. Concretely, the system:</w:t>
       </w:r>
     </w:p>
     <w:p>
@@ -251,13 +296,25 @@
         </w:numPr>
         <w:spacing w:after="80"/>
       </w:pPr>
+      <w:proofErr w:type="spellStart"/>
+      <w:proofErr w:type="gramStart"/>
       <w:r>
         <w:rPr>
           <w:rFonts w:ascii="Calibri" w:eastAsia="Calibri" w:hAnsi="Calibri" w:cs="Calibri"/>
           <w:sz w:val="22"/>
           <w:szCs w:val="22"/>
         </w:rPr>
-        <w:t>lets an operator issue discrete actions (dispatch, evacuate, alert, cancel) that trigger real domain behaviour;</w:t>
+        <w:t>lets</w:t>
+      </w:r>
+      <w:proofErr w:type="spellEnd"/>
+      <w:proofErr w:type="gramEnd"/>
+      <w:r>
+        <w:rPr>
+          <w:rFonts w:ascii="Calibri" w:eastAsia="Calibri" w:hAnsi="Calibri" w:cs="Calibri"/>
+          <w:sz w:val="22"/>
+          <w:szCs w:val="22"/>
+        </w:rPr>
+        <w:t xml:space="preserve"> an operator issue discrete actions (dispatch, evacuate, alert, cancel) that trigger real domain behaviour;</w:t>
       </w:r>
     </w:p>
     <w:p>
@@ -293,7 +350,25 @@
           <w:sz w:val="22"/>
           <w:szCs w:val="22"/>
         </w:rPr>
-        <w:t>integrates with an existing campus paging system whose interface is incompatible with the interface CampusGuard's own components use; and</w:t>
+        <w:t xml:space="preserve">integrates with an existing campus paging system whose interface is incompatible with the interface </w:t>
+      </w:r>
+      <w:proofErr w:type="spellStart"/>
+      <w:r>
+        <w:rPr>
+          <w:rFonts w:ascii="Calibri" w:eastAsia="Calibri" w:hAnsi="Calibri" w:cs="Calibri"/>
+          <w:sz w:val="22"/>
+          <w:szCs w:val="22"/>
+        </w:rPr>
+        <w:t>CampusGuard's</w:t>
+      </w:r>
+      <w:proofErr w:type="spellEnd"/>
+      <w:r>
+        <w:rPr>
+          <w:rFonts w:ascii="Calibri" w:eastAsia="Calibri" w:hAnsi="Calibri" w:cs="Calibri"/>
+          <w:sz w:val="22"/>
+          <w:szCs w:val="22"/>
+        </w:rPr>
+        <w:t xml:space="preserve"> own components use; and</w:t>
       </w:r>
     </w:p>
     <w:p>
@@ -547,11 +622,47 @@
             </w:tcMar>
           </w:tcPr>
           <w:p>
-            <w:r>
-              <w:rPr>
-                <w:rFonts w:eastAsia="Calibri" w:cs="Calibri"/>
-              </w:rPr>
-              <w:t>execute(), undo(), description()</w:t>
+            <w:proofErr w:type="gramStart"/>
+            <w:r>
+              <w:rPr>
+                <w:rFonts w:eastAsia="Calibri" w:cs="Calibri"/>
+              </w:rPr>
+              <w:t>execute(</w:t>
+            </w:r>
+            <w:proofErr w:type="gramEnd"/>
+            <w:r>
+              <w:rPr>
+                <w:rFonts w:eastAsia="Calibri" w:cs="Calibri"/>
+              </w:rPr>
+              <w:t xml:space="preserve">), </w:t>
+            </w:r>
+            <w:proofErr w:type="gramStart"/>
+            <w:r>
+              <w:rPr>
+                <w:rFonts w:eastAsia="Calibri" w:cs="Calibri"/>
+              </w:rPr>
+              <w:t>undo(</w:t>
+            </w:r>
+            <w:proofErr w:type="gramEnd"/>
+            <w:r>
+              <w:rPr>
+                <w:rFonts w:eastAsia="Calibri" w:cs="Calibri"/>
+              </w:rPr>
+              <w:t xml:space="preserve">), </w:t>
+            </w:r>
+            <w:proofErr w:type="gramStart"/>
+            <w:r>
+              <w:rPr>
+                <w:rFonts w:eastAsia="Calibri" w:cs="Calibri"/>
+              </w:rPr>
+              <w:t>description(</w:t>
+            </w:r>
+            <w:proofErr w:type="gramEnd"/>
+            <w:r>
+              <w:rPr>
+                <w:rFonts w:eastAsia="Calibri" w:cs="Calibri"/>
+              </w:rPr>
+              <w:t>)</w:t>
             </w:r>
           </w:p>
         </w:tc>
@@ -599,12 +710,14 @@
             </w:tcMar>
           </w:tcPr>
           <w:p>
+            <w:proofErr w:type="spellStart"/>
             <w:r>
               <w:rPr>
                 <w:rFonts w:eastAsia="Calibri" w:cs="Calibri"/>
               </w:rPr>
               <w:t>DispatchUnitCommand</w:t>
             </w:r>
+            <w:proofErr w:type="spellEnd"/>
           </w:p>
         </w:tc>
         <w:tc>
@@ -624,12 +737,14 @@
             </w:tcMar>
           </w:tcPr>
           <w:p>
+            <w:proofErr w:type="spellStart"/>
             <w:r>
               <w:rPr>
                 <w:rFonts w:eastAsia="Calibri" w:cs="Calibri"/>
               </w:rPr>
               <w:t>ConcreteCommand</w:t>
             </w:r>
+            <w:proofErr w:type="spellEnd"/>
           </w:p>
         </w:tc>
         <w:tc>
@@ -678,7 +793,21 @@
               <w:rPr>
                 <w:rFonts w:eastAsia="Calibri" w:cs="Calibri"/>
               </w:rPr>
-              <w:t>receiver: ResponseComponent* (non-owning)</w:t>
+              <w:t xml:space="preserve">receiver: </w:t>
+            </w:r>
+            <w:proofErr w:type="spellStart"/>
+            <w:r>
+              <w:rPr>
+                <w:rFonts w:eastAsia="Calibri" w:cs="Calibri"/>
+              </w:rPr>
+              <w:t>ResponseComponent</w:t>
+            </w:r>
+            <w:proofErr w:type="spellEnd"/>
+            <w:r>
+              <w:rPr>
+                <w:rFonts w:eastAsia="Calibri" w:cs="Calibri"/>
+              </w:rPr>
+              <w:t>* (non-owning)</w:t>
             </w:r>
           </w:p>
         </w:tc>
@@ -701,12 +830,14 @@
             </w:tcMar>
           </w:tcPr>
           <w:p>
+            <w:proofErr w:type="spellStart"/>
             <w:r>
               <w:rPr>
                 <w:rFonts w:eastAsia="Calibri" w:cs="Calibri"/>
               </w:rPr>
               <w:t>LockAreaCommand</w:t>
             </w:r>
+            <w:proofErr w:type="spellEnd"/>
           </w:p>
         </w:tc>
         <w:tc>
@@ -726,11 +857,19 @@
             </w:tcMar>
           </w:tcPr>
           <w:p>
-            <w:r>
-              <w:rPr>
-                <w:rFonts w:eastAsia="Calibri" w:cs="Calibri"/>
-              </w:rPr>
-              <w:t>ConcreteCommand (reversible)</w:t>
+            <w:proofErr w:type="spellStart"/>
+            <w:r>
+              <w:rPr>
+                <w:rFonts w:eastAsia="Calibri" w:cs="Calibri"/>
+              </w:rPr>
+              <w:t>ConcreteCommand</w:t>
+            </w:r>
+            <w:proofErr w:type="spellEnd"/>
+            <w:r>
+              <w:rPr>
+                <w:rFonts w:eastAsia="Calibri" w:cs="Calibri"/>
+              </w:rPr>
+              <w:t xml:space="preserve"> (reversible)</w:t>
             </w:r>
           </w:p>
         </w:tc>
@@ -780,7 +919,21 @@
               <w:rPr>
                 <w:rFonts w:eastAsia="Calibri" w:cs="Calibri"/>
               </w:rPr>
-              <w:t>receiver: AccessControlSystem* (non-owning)</w:t>
+              <w:t xml:space="preserve">receiver: </w:t>
+            </w:r>
+            <w:proofErr w:type="spellStart"/>
+            <w:r>
+              <w:rPr>
+                <w:rFonts w:eastAsia="Calibri" w:cs="Calibri"/>
+              </w:rPr>
+              <w:t>AccessControlSystem</w:t>
+            </w:r>
+            <w:proofErr w:type="spellEnd"/>
+            <w:r>
+              <w:rPr>
+                <w:rFonts w:eastAsia="Calibri" w:cs="Calibri"/>
+              </w:rPr>
+              <w:t>* (non-owning)</w:t>
             </w:r>
           </w:p>
         </w:tc>
@@ -803,6 +956,7 @@
             </w:tcMar>
           </w:tcPr>
           <w:p>
+            <w:proofErr w:type="spellStart"/>
             <w:r>
               <w:rPr>
                 <w:rFonts w:eastAsia="Calibri" w:cs="Calibri"/>
@@ -810,6 +964,7 @@
               <w:lastRenderedPageBreak/>
               <w:t>AlertCommand</w:t>
             </w:r>
+            <w:proofErr w:type="spellEnd"/>
           </w:p>
         </w:tc>
         <w:tc>
@@ -829,12 +984,14 @@
             </w:tcMar>
           </w:tcPr>
           <w:p>
+            <w:proofErr w:type="spellStart"/>
             <w:r>
               <w:rPr>
                 <w:rFonts w:eastAsia="Calibri" w:cs="Calibri"/>
               </w:rPr>
               <w:t>ConcreteCommand</w:t>
             </w:r>
+            <w:proofErr w:type="spellEnd"/>
           </w:p>
         </w:tc>
         <w:tc>
@@ -883,7 +1040,21 @@
               <w:rPr>
                 <w:rFonts w:eastAsia="Calibri" w:cs="Calibri"/>
               </w:rPr>
-              <w:t>receiver: CommunicationChannel* (non-owning)</w:t>
+              <w:t xml:space="preserve">receiver: </w:t>
+            </w:r>
+            <w:proofErr w:type="spellStart"/>
+            <w:r>
+              <w:rPr>
+                <w:rFonts w:eastAsia="Calibri" w:cs="Calibri"/>
+              </w:rPr>
+              <w:t>CommunicationChannel</w:t>
+            </w:r>
+            <w:proofErr w:type="spellEnd"/>
+            <w:r>
+              <w:rPr>
+                <w:rFonts w:eastAsia="Calibri" w:cs="Calibri"/>
+              </w:rPr>
+              <w:t>* (non-owning)</w:t>
             </w:r>
           </w:p>
         </w:tc>
@@ -906,12 +1077,14 @@
             </w:tcMar>
           </w:tcPr>
           <w:p>
+            <w:proofErr w:type="spellStart"/>
             <w:r>
               <w:rPr>
                 <w:rFonts w:eastAsia="Calibri" w:cs="Calibri"/>
               </w:rPr>
               <w:t>EvacuationCommand</w:t>
             </w:r>
+            <w:proofErr w:type="spellEnd"/>
           </w:p>
         </w:tc>
         <w:tc>
@@ -931,12 +1104,14 @@
             </w:tcMar>
           </w:tcPr>
           <w:p>
+            <w:proofErr w:type="spellStart"/>
             <w:r>
               <w:rPr>
                 <w:rFonts w:eastAsia="Calibri" w:cs="Calibri"/>
               </w:rPr>
               <w:t>ConcreteCommand</w:t>
             </w:r>
+            <w:proofErr w:type="spellEnd"/>
           </w:p>
         </w:tc>
         <w:tc>
@@ -985,7 +1160,21 @@
               <w:rPr>
                 <w:rFonts w:eastAsia="Calibri" w:cs="Calibri"/>
               </w:rPr>
-              <w:t>receiver: FacilitiesTeam* (non-owning)</w:t>
+              <w:t xml:space="preserve">receiver: </w:t>
+            </w:r>
+            <w:proofErr w:type="spellStart"/>
+            <w:r>
+              <w:rPr>
+                <w:rFonts w:eastAsia="Calibri" w:cs="Calibri"/>
+              </w:rPr>
+              <w:t>FacilitiesTeam</w:t>
+            </w:r>
+            <w:proofErr w:type="spellEnd"/>
+            <w:r>
+              <w:rPr>
+                <w:rFonts w:eastAsia="Calibri" w:cs="Calibri"/>
+              </w:rPr>
+              <w:t>* (non-owning)</w:t>
             </w:r>
           </w:p>
         </w:tc>
@@ -1008,12 +1197,14 @@
             </w:tcMar>
           </w:tcPr>
           <w:p>
+            <w:proofErr w:type="spellStart"/>
             <w:r>
               <w:rPr>
                 <w:rFonts w:eastAsia="Calibri" w:cs="Calibri"/>
               </w:rPr>
               <w:t>CancelCommand</w:t>
             </w:r>
+            <w:proofErr w:type="spellEnd"/>
           </w:p>
         </w:tc>
         <w:tc>
@@ -1033,12 +1224,14 @@
             </w:tcMar>
           </w:tcPr>
           <w:p>
+            <w:proofErr w:type="spellStart"/>
             <w:r>
               <w:rPr>
                 <w:rFonts w:eastAsia="Calibri" w:cs="Calibri"/>
               </w:rPr>
               <w:t>ConcreteCommand</w:t>
             </w:r>
+            <w:proofErr w:type="spellEnd"/>
           </w:p>
         </w:tc>
         <w:tc>
@@ -1110,12 +1303,14 @@
             </w:tcMar>
           </w:tcPr>
           <w:p>
+            <w:proofErr w:type="spellStart"/>
             <w:r>
               <w:rPr>
                 <w:rFonts w:eastAsia="Calibri" w:cs="Calibri"/>
               </w:rPr>
               <w:t>OperatorConsole</w:t>
             </w:r>
+            <w:proofErr w:type="spellEnd"/>
           </w:p>
         </w:tc>
         <w:tc>
@@ -1164,7 +1359,21 @@
               <w:rPr>
                 <w:rFonts w:eastAsia="Calibri" w:cs="Calibri"/>
               </w:rPr>
-              <w:t>history: vector&lt;unique_ptr&lt;Command&gt;&gt;</w:t>
+              <w:t>history: vector&lt;</w:t>
+            </w:r>
+            <w:proofErr w:type="spellStart"/>
+            <w:r>
+              <w:rPr>
+                <w:rFonts w:eastAsia="Calibri" w:cs="Calibri"/>
+              </w:rPr>
+              <w:t>unique_ptr</w:t>
+            </w:r>
+            <w:proofErr w:type="spellEnd"/>
+            <w:r>
+              <w:rPr>
+                <w:rFonts w:eastAsia="Calibri" w:cs="Calibri"/>
+              </w:rPr>
+              <w:t>&lt;Command&gt;&gt;</w:t>
             </w:r>
           </w:p>
         </w:tc>
@@ -1366,12 +1575,14 @@
             </w:tcMar>
           </w:tcPr>
           <w:p>
+            <w:proofErr w:type="spellStart"/>
             <w:r>
               <w:rPr>
                 <w:rFonts w:eastAsia="Calibri" w:cs="Calibri"/>
               </w:rPr>
               <w:t>ResponseMediator</w:t>
             </w:r>
+            <w:proofErr w:type="spellEnd"/>
           </w:p>
         </w:tc>
         <w:tc>
@@ -1416,11 +1627,49 @@
             </w:tcMar>
           </w:tcPr>
           <w:p>
-            <w:r>
-              <w:rPr>
-                <w:rFonts w:eastAsia="Calibri" w:cs="Calibri"/>
-              </w:rPr>
-              <w:t>componentArrived(), componentFinished()</w:t>
+            <w:proofErr w:type="spellStart"/>
+            <w:proofErr w:type="gramStart"/>
+            <w:r>
+              <w:rPr>
+                <w:rFonts w:eastAsia="Calibri" w:cs="Calibri"/>
+              </w:rPr>
+              <w:t>componentArrived</w:t>
+            </w:r>
+            <w:proofErr w:type="spellEnd"/>
+            <w:r>
+              <w:rPr>
+                <w:rFonts w:eastAsia="Calibri" w:cs="Calibri"/>
+              </w:rPr>
+              <w:t>(</w:t>
+            </w:r>
+            <w:proofErr w:type="gramEnd"/>
+            <w:r>
+              <w:rPr>
+                <w:rFonts w:eastAsia="Calibri" w:cs="Calibri"/>
+              </w:rPr>
+              <w:t xml:space="preserve">), </w:t>
+            </w:r>
+            <w:proofErr w:type="spellStart"/>
+            <w:proofErr w:type="gramStart"/>
+            <w:r>
+              <w:rPr>
+                <w:rFonts w:eastAsia="Calibri" w:cs="Calibri"/>
+              </w:rPr>
+              <w:t>componentFinished</w:t>
+            </w:r>
+            <w:proofErr w:type="spellEnd"/>
+            <w:r>
+              <w:rPr>
+                <w:rFonts w:eastAsia="Calibri" w:cs="Calibri"/>
+              </w:rPr>
+              <w:t>(</w:t>
+            </w:r>
+            <w:proofErr w:type="gramEnd"/>
+            <w:r>
+              <w:rPr>
+                <w:rFonts w:eastAsia="Calibri" w:cs="Calibri"/>
+              </w:rPr>
+              <w:t>)</w:t>
             </w:r>
           </w:p>
         </w:tc>
@@ -1468,12 +1717,14 @@
             </w:tcMar>
           </w:tcPr>
           <w:p>
+            <w:proofErr w:type="spellStart"/>
             <w:r>
               <w:rPr>
                 <w:rFonts w:eastAsia="Calibri" w:cs="Calibri"/>
               </w:rPr>
               <w:t>IncidentCoordinator</w:t>
             </w:r>
+            <w:proofErr w:type="spellEnd"/>
           </w:p>
         </w:tc>
         <w:tc>
@@ -1493,12 +1744,14 @@
             </w:tcMar>
           </w:tcPr>
           <w:p>
+            <w:proofErr w:type="spellStart"/>
             <w:r>
               <w:rPr>
                 <w:rFonts w:eastAsia="Calibri" w:cs="Calibri"/>
               </w:rPr>
               <w:t>ConcreteMediator</w:t>
             </w:r>
+            <w:proofErr w:type="spellEnd"/>
           </w:p>
         </w:tc>
         <w:tc>
@@ -1522,8 +1775,16 @@
               <w:rPr>
                 <w:rFonts w:eastAsia="Calibri" w:cs="Calibri"/>
               </w:rPr>
-              <w:t>security, medical, facilities, commChannel</w:t>
-            </w:r>
+              <w:t xml:space="preserve">security, medical, facilities, </w:t>
+            </w:r>
+            <w:proofErr w:type="spellStart"/>
+            <w:r>
+              <w:rPr>
+                <w:rFonts w:eastAsia="Calibri" w:cs="Calibri"/>
+              </w:rPr>
+              <w:t>commChannel</w:t>
+            </w:r>
+            <w:proofErr w:type="spellEnd"/>
           </w:p>
         </w:tc>
         <w:tc>
@@ -1570,12 +1831,14 @@
             </w:tcMar>
           </w:tcPr>
           <w:p>
+            <w:proofErr w:type="spellStart"/>
             <w:r>
               <w:rPr>
                 <w:rFonts w:eastAsia="Calibri" w:cs="Calibri"/>
               </w:rPr>
               <w:t>ResponseComponent</w:t>
             </w:r>
+            <w:proofErr w:type="spellEnd"/>
           </w:p>
         </w:tc>
         <w:tc>
@@ -1624,7 +1887,29 @@
               <w:rPr>
                 <w:rFonts w:eastAsia="Calibri" w:cs="Calibri"/>
               </w:rPr>
-              <w:t>name, mediator, dispatchTo()</w:t>
+              <w:t xml:space="preserve">name, mediator, </w:t>
+            </w:r>
+            <w:proofErr w:type="spellStart"/>
+            <w:proofErr w:type="gramStart"/>
+            <w:r>
+              <w:rPr>
+                <w:rFonts w:eastAsia="Calibri" w:cs="Calibri"/>
+              </w:rPr>
+              <w:t>dispatchTo</w:t>
+            </w:r>
+            <w:proofErr w:type="spellEnd"/>
+            <w:r>
+              <w:rPr>
+                <w:rFonts w:eastAsia="Calibri" w:cs="Calibri"/>
+              </w:rPr>
+              <w:t>(</w:t>
+            </w:r>
+            <w:proofErr w:type="gramEnd"/>
+            <w:r>
+              <w:rPr>
+                <w:rFonts w:eastAsia="Calibri" w:cs="Calibri"/>
+              </w:rPr>
+              <w:t>)</w:t>
             </w:r>
           </w:p>
         </w:tc>
@@ -1649,8 +1934,16 @@
               <w:rPr>
                 <w:rFonts w:eastAsia="Calibri" w:cs="Calibri"/>
               </w:rPr>
-              <w:t>non-owning reference to ResponseMediator</w:t>
-            </w:r>
+              <w:t xml:space="preserve">non-owning reference to </w:t>
+            </w:r>
+            <w:proofErr w:type="spellStart"/>
+            <w:r>
+              <w:rPr>
+                <w:rFonts w:eastAsia="Calibri" w:cs="Calibri"/>
+              </w:rPr>
+              <w:t>ResponseMediator</w:t>
+            </w:r>
+            <w:proofErr w:type="spellEnd"/>
           </w:p>
         </w:tc>
       </w:tr>
@@ -1672,12 +1965,42 @@
             </w:tcMar>
           </w:tcPr>
           <w:p>
-            <w:r>
-              <w:rPr>
-                <w:rFonts w:eastAsia="Calibri" w:cs="Calibri"/>
-              </w:rPr>
-              <w:t>SecurityTeam / MedicalTeam / FacilitiesTeam</w:t>
-            </w:r>
+            <w:proofErr w:type="spellStart"/>
+            <w:r>
+              <w:rPr>
+                <w:rFonts w:eastAsia="Calibri" w:cs="Calibri"/>
+              </w:rPr>
+              <w:t>SecurityTeam</w:t>
+            </w:r>
+            <w:proofErr w:type="spellEnd"/>
+            <w:r>
+              <w:rPr>
+                <w:rFonts w:eastAsia="Calibri" w:cs="Calibri"/>
+              </w:rPr>
+              <w:t xml:space="preserve"> / </w:t>
+            </w:r>
+            <w:proofErr w:type="spellStart"/>
+            <w:r>
+              <w:rPr>
+                <w:rFonts w:eastAsia="Calibri" w:cs="Calibri"/>
+              </w:rPr>
+              <w:t>MedicalTeam</w:t>
+            </w:r>
+            <w:proofErr w:type="spellEnd"/>
+            <w:r>
+              <w:rPr>
+                <w:rFonts w:eastAsia="Calibri" w:cs="Calibri"/>
+              </w:rPr>
+              <w:t xml:space="preserve"> / </w:t>
+            </w:r>
+            <w:proofErr w:type="spellStart"/>
+            <w:r>
+              <w:rPr>
+                <w:rFonts w:eastAsia="Calibri" w:cs="Calibri"/>
+              </w:rPr>
+              <w:t>FacilitiesTeam</w:t>
+            </w:r>
+            <w:proofErr w:type="spellEnd"/>
           </w:p>
         </w:tc>
         <w:tc>
@@ -1697,12 +2020,14 @@
             </w:tcMar>
           </w:tcPr>
           <w:p>
+            <w:proofErr w:type="spellStart"/>
             <w:r>
               <w:rPr>
                 <w:rFonts w:eastAsia="Calibri" w:cs="Calibri"/>
               </w:rPr>
               <w:t>ConcreteColleague</w:t>
             </w:r>
+            <w:proofErr w:type="spellEnd"/>
           </w:p>
         </w:tc>
         <w:tc>
@@ -1747,12 +2072,28 @@
             </w:tcMar>
           </w:tcPr>
           <w:p>
-            <w:r>
-              <w:rPr>
-                <w:rFonts w:eastAsia="Calibri" w:cs="Calibri"/>
-              </w:rPr>
-              <w:t>FacilitiesTeam also references AccessControlSystem</w:t>
-            </w:r>
+            <w:proofErr w:type="spellStart"/>
+            <w:r>
+              <w:rPr>
+                <w:rFonts w:eastAsia="Calibri" w:cs="Calibri"/>
+              </w:rPr>
+              <w:t>FacilitiesTeam</w:t>
+            </w:r>
+            <w:proofErr w:type="spellEnd"/>
+            <w:r>
+              <w:rPr>
+                <w:rFonts w:eastAsia="Calibri" w:cs="Calibri"/>
+              </w:rPr>
+              <w:t xml:space="preserve"> also references </w:t>
+            </w:r>
+            <w:proofErr w:type="spellStart"/>
+            <w:r>
+              <w:rPr>
+                <w:rFonts w:eastAsia="Calibri" w:cs="Calibri"/>
+              </w:rPr>
+              <w:t>AccessControlSystem</w:t>
+            </w:r>
+            <w:proofErr w:type="spellEnd"/>
           </w:p>
         </w:tc>
       </w:tr>
@@ -1928,12 +2269,14 @@
             </w:tcMar>
           </w:tcPr>
           <w:p>
+            <w:proofErr w:type="spellStart"/>
             <w:r>
               <w:rPr>
                 <w:rFonts w:eastAsia="Calibri" w:cs="Calibri"/>
               </w:rPr>
               <w:t>CommunicationChannel</w:t>
             </w:r>
+            <w:proofErr w:type="spellEnd"/>
           </w:p>
         </w:tc>
         <w:tc>
@@ -1978,11 +2321,27 @@
             </w:tcMar>
           </w:tcPr>
           <w:p>
-            <w:r>
-              <w:rPr>
-                <w:rFonts w:eastAsia="Calibri" w:cs="Calibri"/>
-              </w:rPr>
-              <w:t>sendAlert(message, location)</w:t>
+            <w:proofErr w:type="spellStart"/>
+            <w:proofErr w:type="gramStart"/>
+            <w:r>
+              <w:rPr>
+                <w:rFonts w:eastAsia="Calibri" w:cs="Calibri"/>
+              </w:rPr>
+              <w:t>sendAlert</w:t>
+            </w:r>
+            <w:proofErr w:type="spellEnd"/>
+            <w:r>
+              <w:rPr>
+                <w:rFonts w:eastAsia="Calibri" w:cs="Calibri"/>
+              </w:rPr>
+              <w:t>(</w:t>
+            </w:r>
+            <w:proofErr w:type="gramEnd"/>
+            <w:r>
+              <w:rPr>
+                <w:rFonts w:eastAsia="Calibri" w:cs="Calibri"/>
+              </w:rPr>
+              <w:t>message, location)</w:t>
             </w:r>
           </w:p>
         </w:tc>
@@ -2030,12 +2389,14 @@
             </w:tcMar>
           </w:tcPr>
           <w:p>
+            <w:proofErr w:type="spellStart"/>
             <w:r>
               <w:rPr>
                 <w:rFonts w:eastAsia="Calibri" w:cs="Calibri"/>
               </w:rPr>
               <w:t>LegacyPagerSystem</w:t>
             </w:r>
+            <w:proofErr w:type="spellEnd"/>
           </w:p>
         </w:tc>
         <w:tc>
@@ -2055,12 +2416,14 @@
             </w:tcMar>
           </w:tcPr>
           <w:p>
+            <w:proofErr w:type="spellStart"/>
             <w:r>
               <w:rPr>
                 <w:rFonts w:eastAsia="Calibri" w:cs="Calibri"/>
               </w:rPr>
               <w:t>Adaptee</w:t>
             </w:r>
+            <w:proofErr w:type="spellEnd"/>
           </w:p>
         </w:tc>
         <w:tc>
@@ -2080,11 +2443,41 @@
             </w:tcMar>
           </w:tcPr>
           <w:p>
-            <w:r>
-              <w:rPr>
-                <w:rFonts w:eastAsia="Calibri" w:cs="Calibri"/>
-              </w:rPr>
-              <w:t>broadcastPage(code, zoneId, payload)</w:t>
+            <w:proofErr w:type="spellStart"/>
+            <w:proofErr w:type="gramStart"/>
+            <w:r>
+              <w:rPr>
+                <w:rFonts w:eastAsia="Calibri" w:cs="Calibri"/>
+              </w:rPr>
+              <w:t>broadcastPage</w:t>
+            </w:r>
+            <w:proofErr w:type="spellEnd"/>
+            <w:r>
+              <w:rPr>
+                <w:rFonts w:eastAsia="Calibri" w:cs="Calibri"/>
+              </w:rPr>
+              <w:t>(</w:t>
+            </w:r>
+            <w:proofErr w:type="gramEnd"/>
+            <w:r>
+              <w:rPr>
+                <w:rFonts w:eastAsia="Calibri" w:cs="Calibri"/>
+              </w:rPr>
+              <w:t xml:space="preserve">code, </w:t>
+            </w:r>
+            <w:proofErr w:type="spellStart"/>
+            <w:r>
+              <w:rPr>
+                <w:rFonts w:eastAsia="Calibri" w:cs="Calibri"/>
+              </w:rPr>
+              <w:t>zoneId</w:t>
+            </w:r>
+            <w:proofErr w:type="spellEnd"/>
+            <w:r>
+              <w:rPr>
+                <w:rFonts w:eastAsia="Calibri" w:cs="Calibri"/>
+              </w:rPr>
+              <w:t>, payload)</w:t>
             </w:r>
           </w:p>
         </w:tc>
@@ -2132,12 +2525,14 @@
             </w:tcMar>
           </w:tcPr>
           <w:p>
+            <w:proofErr w:type="spellStart"/>
             <w:r>
               <w:rPr>
                 <w:rFonts w:eastAsia="Calibri" w:cs="Calibri"/>
               </w:rPr>
               <w:t>LegacyPagerAdapter</w:t>
             </w:r>
+            <w:proofErr w:type="spellEnd"/>
           </w:p>
         </w:tc>
         <w:tc>
@@ -2182,11 +2577,49 @@
             </w:tcMar>
           </w:tcPr>
           <w:p>
-            <w:r>
-              <w:rPr>
-                <w:rFonts w:eastAsia="Calibri" w:cs="Calibri"/>
-              </w:rPr>
-              <w:t>mapToPriorityCode(), mapToZoneId()</w:t>
+            <w:proofErr w:type="spellStart"/>
+            <w:proofErr w:type="gramStart"/>
+            <w:r>
+              <w:rPr>
+                <w:rFonts w:eastAsia="Calibri" w:cs="Calibri"/>
+              </w:rPr>
+              <w:t>mapToPriorityCode</w:t>
+            </w:r>
+            <w:proofErr w:type="spellEnd"/>
+            <w:r>
+              <w:rPr>
+                <w:rFonts w:eastAsia="Calibri" w:cs="Calibri"/>
+              </w:rPr>
+              <w:t>(</w:t>
+            </w:r>
+            <w:proofErr w:type="gramEnd"/>
+            <w:r>
+              <w:rPr>
+                <w:rFonts w:eastAsia="Calibri" w:cs="Calibri"/>
+              </w:rPr>
+              <w:t xml:space="preserve">), </w:t>
+            </w:r>
+            <w:proofErr w:type="spellStart"/>
+            <w:proofErr w:type="gramStart"/>
+            <w:r>
+              <w:rPr>
+                <w:rFonts w:eastAsia="Calibri" w:cs="Calibri"/>
+              </w:rPr>
+              <w:t>mapToZoneId</w:t>
+            </w:r>
+            <w:proofErr w:type="spellEnd"/>
+            <w:r>
+              <w:rPr>
+                <w:rFonts w:eastAsia="Calibri" w:cs="Calibri"/>
+              </w:rPr>
+              <w:t>(</w:t>
+            </w:r>
+            <w:proofErr w:type="gramEnd"/>
+            <w:r>
+              <w:rPr>
+                <w:rFonts w:eastAsia="Calibri" w:cs="Calibri"/>
+              </w:rPr>
+              <w:t>)</w:t>
             </w:r>
           </w:p>
         </w:tc>
@@ -2211,7 +2644,35 @@
               <w:rPr>
                 <w:rFonts w:eastAsia="Calibri" w:cs="Calibri"/>
               </w:rPr>
-              <w:t>owns LegacyPagerSystem (unique_ptr)</w:t>
+              <w:t xml:space="preserve">owns </w:t>
+            </w:r>
+            <w:proofErr w:type="spellStart"/>
+            <w:r>
+              <w:rPr>
+                <w:rFonts w:eastAsia="Calibri" w:cs="Calibri"/>
+              </w:rPr>
+              <w:t>LegacyPagerSystem</w:t>
+            </w:r>
+            <w:proofErr w:type="spellEnd"/>
+            <w:r>
+              <w:rPr>
+                <w:rFonts w:eastAsia="Calibri" w:cs="Calibri"/>
+              </w:rPr>
+              <w:t xml:space="preserve"> (</w:t>
+            </w:r>
+            <w:proofErr w:type="spellStart"/>
+            <w:r>
+              <w:rPr>
+                <w:rFonts w:eastAsia="Calibri" w:cs="Calibri"/>
+              </w:rPr>
+              <w:t>unique_ptr</w:t>
+            </w:r>
+            <w:proofErr w:type="spellEnd"/>
+            <w:r>
+              <w:rPr>
+                <w:rFonts w:eastAsia="Calibri" w:cs="Calibri"/>
+              </w:rPr>
+              <w:t>)</w:t>
             </w:r>
           </w:p>
         </w:tc>
@@ -2388,12 +2849,14 @@
             </w:tcMar>
           </w:tcPr>
           <w:p>
+            <w:proofErr w:type="spellStart"/>
             <w:r>
               <w:rPr>
                 <w:rFonts w:eastAsia="Calibri" w:cs="Calibri"/>
               </w:rPr>
               <w:t>EmergencyResponseFacade</w:t>
             </w:r>
+            <w:proofErr w:type="spellEnd"/>
           </w:p>
         </w:tc>
         <w:tc>
@@ -2438,11 +2901,27 @@
             </w:tcMar>
           </w:tcPr>
           <w:p>
-            <w:r>
-              <w:rPr>
-                <w:rFonts w:eastAsia="Calibri" w:cs="Calibri"/>
-              </w:rPr>
-              <w:t>reportEmergency(type, location)</w:t>
+            <w:proofErr w:type="spellStart"/>
+            <w:proofErr w:type="gramStart"/>
+            <w:r>
+              <w:rPr>
+                <w:rFonts w:eastAsia="Calibri" w:cs="Calibri"/>
+              </w:rPr>
+              <w:t>reportEmergency</w:t>
+            </w:r>
+            <w:proofErr w:type="spellEnd"/>
+            <w:r>
+              <w:rPr>
+                <w:rFonts w:eastAsia="Calibri" w:cs="Calibri"/>
+              </w:rPr>
+              <w:t>(</w:t>
+            </w:r>
+            <w:proofErr w:type="gramEnd"/>
+            <w:r>
+              <w:rPr>
+                <w:rFonts w:eastAsia="Calibri" w:cs="Calibri"/>
+              </w:rPr>
+              <w:t>type, location)</w:t>
             </w:r>
           </w:p>
         </w:tc>
@@ -2467,7 +2946,84 @@
               <w:rPr>
                 <w:rFonts w:eastAsia="Calibri" w:cs="Calibri"/>
               </w:rPr>
-              <w:t>owns AccessControlSystem, IncidentCoordinator, all three teams, LegacyPagerAdapter, OperatorConsole, Dashboard, AuditLogger, and every Incident it creates</w:t>
+              <w:t xml:space="preserve">owns </w:t>
+            </w:r>
+            <w:proofErr w:type="spellStart"/>
+            <w:r>
+              <w:rPr>
+                <w:rFonts w:eastAsia="Calibri" w:cs="Calibri"/>
+              </w:rPr>
+              <w:t>AccessControlSystem</w:t>
+            </w:r>
+            <w:proofErr w:type="spellEnd"/>
+            <w:r>
+              <w:rPr>
+                <w:rFonts w:eastAsia="Calibri" w:cs="Calibri"/>
+              </w:rPr>
+              <w:t xml:space="preserve">, </w:t>
+            </w:r>
+            <w:proofErr w:type="spellStart"/>
+            <w:r>
+              <w:rPr>
+                <w:rFonts w:eastAsia="Calibri" w:cs="Calibri"/>
+              </w:rPr>
+              <w:t>IncidentCoordinator</w:t>
+            </w:r>
+            <w:proofErr w:type="spellEnd"/>
+            <w:r>
+              <w:rPr>
+                <w:rFonts w:eastAsia="Calibri" w:cs="Calibri"/>
+              </w:rPr>
+              <w:t xml:space="preserve">, all </w:t>
+            </w:r>
+            <w:r>
+              <w:rPr>
+                <w:rFonts w:eastAsia="Calibri" w:cs="Calibri"/>
+              </w:rPr>
+              <w:lastRenderedPageBreak/>
+              <w:t xml:space="preserve">three teams, </w:t>
+            </w:r>
+            <w:proofErr w:type="spellStart"/>
+            <w:r>
+              <w:rPr>
+                <w:rFonts w:eastAsia="Calibri" w:cs="Calibri"/>
+              </w:rPr>
+              <w:t>LegacyPagerAdapter</w:t>
+            </w:r>
+            <w:proofErr w:type="spellEnd"/>
+            <w:r>
+              <w:rPr>
+                <w:rFonts w:eastAsia="Calibri" w:cs="Calibri"/>
+              </w:rPr>
+              <w:t xml:space="preserve">, </w:t>
+            </w:r>
+            <w:proofErr w:type="spellStart"/>
+            <w:r>
+              <w:rPr>
+                <w:rFonts w:eastAsia="Calibri" w:cs="Calibri"/>
+              </w:rPr>
+              <w:t>OperatorConsole</w:t>
+            </w:r>
+            <w:proofErr w:type="spellEnd"/>
+            <w:r>
+              <w:rPr>
+                <w:rFonts w:eastAsia="Calibri" w:cs="Calibri"/>
+              </w:rPr>
+              <w:t xml:space="preserve">, Dashboard, </w:t>
+            </w:r>
+            <w:proofErr w:type="spellStart"/>
+            <w:r>
+              <w:rPr>
+                <w:rFonts w:eastAsia="Calibri" w:cs="Calibri"/>
+              </w:rPr>
+              <w:t>AuditLogger</w:t>
+            </w:r>
+            <w:proofErr w:type="spellEnd"/>
+            <w:r>
+              <w:rPr>
+                <w:rFonts w:eastAsia="Calibri" w:cs="Calibri"/>
+              </w:rPr>
+              <w:t>, and every Incident it creates</w:t>
             </w:r>
           </w:p>
         </w:tc>
@@ -2490,12 +3046,15 @@
             </w:tcMar>
           </w:tcPr>
           <w:p>
-            <w:r>
-              <w:rPr>
-                <w:rFonts w:eastAsia="Calibri" w:cs="Calibri"/>
-              </w:rPr>
+            <w:proofErr w:type="spellStart"/>
+            <w:r>
+              <w:rPr>
+                <w:rFonts w:eastAsia="Calibri" w:cs="Calibri"/>
+              </w:rPr>
+              <w:lastRenderedPageBreak/>
               <w:t>AccessControlSystem</w:t>
             </w:r>
+            <w:proofErr w:type="spellEnd"/>
           </w:p>
         </w:tc>
         <w:tc>
@@ -2540,11 +3099,71 @@
             </w:tcMar>
           </w:tcPr>
           <w:p>
-            <w:r>
-              <w:rPr>
-                <w:rFonts w:eastAsia="Calibri" w:cs="Calibri"/>
-              </w:rPr>
-              <w:t>lockArea(), unlockArea(), restrictArea()</w:t>
+            <w:proofErr w:type="spellStart"/>
+            <w:proofErr w:type="gramStart"/>
+            <w:r>
+              <w:rPr>
+                <w:rFonts w:eastAsia="Calibri" w:cs="Calibri"/>
+              </w:rPr>
+              <w:t>lockArea</w:t>
+            </w:r>
+            <w:proofErr w:type="spellEnd"/>
+            <w:r>
+              <w:rPr>
+                <w:rFonts w:eastAsia="Calibri" w:cs="Calibri"/>
+              </w:rPr>
+              <w:t>(</w:t>
+            </w:r>
+            <w:proofErr w:type="gramEnd"/>
+            <w:r>
+              <w:rPr>
+                <w:rFonts w:eastAsia="Calibri" w:cs="Calibri"/>
+              </w:rPr>
+              <w:t xml:space="preserve">), </w:t>
+            </w:r>
+            <w:proofErr w:type="spellStart"/>
+            <w:proofErr w:type="gramStart"/>
+            <w:r>
+              <w:rPr>
+                <w:rFonts w:eastAsia="Calibri" w:cs="Calibri"/>
+              </w:rPr>
+              <w:t>unlockArea</w:t>
+            </w:r>
+            <w:proofErr w:type="spellEnd"/>
+            <w:r>
+              <w:rPr>
+                <w:rFonts w:eastAsia="Calibri" w:cs="Calibri"/>
+              </w:rPr>
+              <w:t>(</w:t>
+            </w:r>
+            <w:proofErr w:type="gramEnd"/>
+            <w:r>
+              <w:rPr>
+                <w:rFonts w:eastAsia="Calibri" w:cs="Calibri"/>
+              </w:rPr>
+              <w:t xml:space="preserve">), </w:t>
+            </w:r>
+            <w:proofErr w:type="spellStart"/>
+            <w:proofErr w:type="gramStart"/>
+            <w:r>
+              <w:rPr>
+                <w:rFonts w:eastAsia="Calibri" w:cs="Calibri"/>
+              </w:rPr>
+              <w:t>restrictArea</w:t>
+            </w:r>
+            <w:proofErr w:type="spellEnd"/>
+            <w:r>
+              <w:rPr>
+                <w:rFonts w:eastAsia="Calibri" w:cs="Calibri"/>
+              </w:rPr>
+              <w:t>(</w:t>
+            </w:r>
+            <w:proofErr w:type="gramEnd"/>
+            <w:r>
+              <w:rPr>
+                <w:rFonts w:eastAsia="Calibri" w:cs="Calibri"/>
+              </w:rPr>
+              <w:t>)</w:t>
             </w:r>
           </w:p>
         </w:tc>
@@ -2569,8 +3188,30 @@
               <w:rPr>
                 <w:rFonts w:eastAsia="Calibri" w:cs="Calibri"/>
               </w:rPr>
-              <w:t>referenced (non-owning) by FacilitiesTeam and LockAreaCommand</w:t>
-            </w:r>
+              <w:t xml:space="preserve">referenced (non-owning) by </w:t>
+            </w:r>
+            <w:proofErr w:type="spellStart"/>
+            <w:r>
+              <w:rPr>
+                <w:rFonts w:eastAsia="Calibri" w:cs="Calibri"/>
+              </w:rPr>
+              <w:t>FacilitiesTeam</w:t>
+            </w:r>
+            <w:proofErr w:type="spellEnd"/>
+            <w:r>
+              <w:rPr>
+                <w:rFonts w:eastAsia="Calibri" w:cs="Calibri"/>
+              </w:rPr>
+              <w:t xml:space="preserve"> and </w:t>
+            </w:r>
+            <w:proofErr w:type="spellStart"/>
+            <w:r>
+              <w:rPr>
+                <w:rFonts w:eastAsia="Calibri" w:cs="Calibri"/>
+              </w:rPr>
+              <w:t>LockAreaCommand</w:t>
+            </w:r>
+            <w:proofErr w:type="spellEnd"/>
           </w:p>
         </w:tc>
       </w:tr>
@@ -2746,12 +3387,14 @@
             </w:tcMar>
           </w:tcPr>
           <w:p>
+            <w:proofErr w:type="spellStart"/>
             <w:r>
               <w:rPr>
                 <w:rFonts w:eastAsia="Calibri" w:cs="Calibri"/>
               </w:rPr>
               <w:t>IncidentState</w:t>
             </w:r>
+            <w:proofErr w:type="spellEnd"/>
           </w:p>
         </w:tc>
         <w:tc>
@@ -2796,11 +3439,61 @@
             </w:tcMar>
           </w:tcPr>
           <w:p>
-            <w:r>
-              <w:rPr>
-                <w:rFonts w:eastAsia="Calibri" w:cs="Calibri"/>
-              </w:rPr>
-              <w:t>dispatch(), contain(), resolve(), name()</w:t>
+            <w:proofErr w:type="gramStart"/>
+            <w:r>
+              <w:rPr>
+                <w:rFonts w:eastAsia="Calibri" w:cs="Calibri"/>
+              </w:rPr>
+              <w:t>dispatch(</w:t>
+            </w:r>
+            <w:proofErr w:type="gramEnd"/>
+            <w:r>
+              <w:rPr>
+                <w:rFonts w:eastAsia="Calibri" w:cs="Calibri"/>
+              </w:rPr>
+              <w:t xml:space="preserve">), </w:t>
+            </w:r>
+            <w:proofErr w:type="gramStart"/>
+            <w:r>
+              <w:rPr>
+                <w:rFonts w:eastAsia="Calibri" w:cs="Calibri"/>
+              </w:rPr>
+              <w:t>contain(</w:t>
+            </w:r>
+            <w:proofErr w:type="gramEnd"/>
+            <w:r>
+              <w:rPr>
+                <w:rFonts w:eastAsia="Calibri" w:cs="Calibri"/>
+              </w:rPr>
+              <w:t xml:space="preserve">), </w:t>
+            </w:r>
+            <w:proofErr w:type="gramStart"/>
+            <w:r>
+              <w:rPr>
+                <w:rFonts w:eastAsia="Calibri" w:cs="Calibri"/>
+              </w:rPr>
+              <w:t>resolve(</w:t>
+            </w:r>
+            <w:proofErr w:type="gramEnd"/>
+            <w:r>
+              <w:rPr>
+                <w:rFonts w:eastAsia="Calibri" w:cs="Calibri"/>
+              </w:rPr>
+              <w:t xml:space="preserve">), </w:t>
+            </w:r>
+            <w:proofErr w:type="gramStart"/>
+            <w:r>
+              <w:rPr>
+                <w:rFonts w:eastAsia="Calibri" w:cs="Calibri"/>
+              </w:rPr>
+              <w:t>name(</w:t>
+            </w:r>
+            <w:proofErr w:type="gramEnd"/>
+            <w:r>
+              <w:rPr>
+                <w:rFonts w:eastAsia="Calibri" w:cs="Calibri"/>
+              </w:rPr>
+              <w:t>)</w:t>
             </w:r>
           </w:p>
         </w:tc>
@@ -2848,12 +3541,56 @@
             </w:tcMar>
           </w:tcPr>
           <w:p>
-            <w:r>
-              <w:rPr>
-                <w:rFonts w:eastAsia="Calibri" w:cs="Calibri"/>
-              </w:rPr>
-              <w:t>ReportedState / DispatchedState / ContainedState / ResolvedState</w:t>
-            </w:r>
+            <w:proofErr w:type="spellStart"/>
+            <w:r>
+              <w:rPr>
+                <w:rFonts w:eastAsia="Calibri" w:cs="Calibri"/>
+              </w:rPr>
+              <w:t>ReportedState</w:t>
+            </w:r>
+            <w:proofErr w:type="spellEnd"/>
+            <w:r>
+              <w:rPr>
+                <w:rFonts w:eastAsia="Calibri" w:cs="Calibri"/>
+              </w:rPr>
+              <w:t xml:space="preserve"> / </w:t>
+            </w:r>
+            <w:proofErr w:type="spellStart"/>
+            <w:r>
+              <w:rPr>
+                <w:rFonts w:eastAsia="Calibri" w:cs="Calibri"/>
+              </w:rPr>
+              <w:t>DispatchedState</w:t>
+            </w:r>
+            <w:proofErr w:type="spellEnd"/>
+            <w:r>
+              <w:rPr>
+                <w:rFonts w:eastAsia="Calibri" w:cs="Calibri"/>
+              </w:rPr>
+              <w:t xml:space="preserve"> / </w:t>
+            </w:r>
+            <w:proofErr w:type="spellStart"/>
+            <w:r>
+              <w:rPr>
+                <w:rFonts w:eastAsia="Calibri" w:cs="Calibri"/>
+              </w:rPr>
+              <w:t>ContainedState</w:t>
+            </w:r>
+            <w:proofErr w:type="spellEnd"/>
+            <w:r>
+              <w:rPr>
+                <w:rFonts w:eastAsia="Calibri" w:cs="Calibri"/>
+              </w:rPr>
+              <w:t xml:space="preserve"> / </w:t>
+            </w:r>
+            <w:proofErr w:type="spellStart"/>
+            <w:r>
+              <w:rPr>
+                <w:rFonts w:eastAsia="Calibri" w:cs="Calibri"/>
+              </w:rPr>
+              <w:t>ResolvedState</w:t>
+            </w:r>
+            <w:proofErr w:type="spellEnd"/>
           </w:p>
         </w:tc>
         <w:tc>
@@ -2873,12 +3610,14 @@
             </w:tcMar>
           </w:tcPr>
           <w:p>
+            <w:proofErr w:type="spellStart"/>
             <w:r>
               <w:rPr>
                 <w:rFonts w:eastAsia="Calibri" w:cs="Calibri"/>
               </w:rPr>
               <w:t>ConcreteState</w:t>
             </w:r>
+            <w:proofErr w:type="spellEnd"/>
           </w:p>
         </w:tc>
         <w:tc>
@@ -3004,7 +3743,35 @@
               <w:rPr>
                 <w:rFonts w:eastAsia="Calibri" w:cs="Calibri"/>
               </w:rPr>
-              <w:t>state: unique_ptr&lt;IncidentState&gt;</w:t>
+              <w:t xml:space="preserve">state: </w:t>
+            </w:r>
+            <w:proofErr w:type="spellStart"/>
+            <w:r>
+              <w:rPr>
+                <w:rFonts w:eastAsia="Calibri" w:cs="Calibri"/>
+              </w:rPr>
+              <w:t>unique_ptr</w:t>
+            </w:r>
+            <w:proofErr w:type="spellEnd"/>
+            <w:r>
+              <w:rPr>
+                <w:rFonts w:eastAsia="Calibri" w:cs="Calibri"/>
+              </w:rPr>
+              <w:t>&lt;</w:t>
+            </w:r>
+            <w:proofErr w:type="spellStart"/>
+            <w:r>
+              <w:rPr>
+                <w:rFonts w:eastAsia="Calibri" w:cs="Calibri"/>
+              </w:rPr>
+              <w:t>IncidentState</w:t>
+            </w:r>
+            <w:proofErr w:type="spellEnd"/>
+            <w:r>
+              <w:rPr>
+                <w:rFonts w:eastAsia="Calibri" w:cs="Calibri"/>
+              </w:rPr>
+              <w:t>&gt;</w:t>
             </w:r>
           </w:p>
         </w:tc>
@@ -3029,8 +3796,16 @@
               <w:rPr>
                 <w:rFonts w:eastAsia="Calibri" w:cs="Calibri"/>
               </w:rPr>
-              <w:t>owns its current IncidentState</w:t>
-            </w:r>
+              <w:t xml:space="preserve">owns its current </w:t>
+            </w:r>
+            <w:proofErr w:type="spellStart"/>
+            <w:r>
+              <w:rPr>
+                <w:rFonts w:eastAsia="Calibri" w:cs="Calibri"/>
+              </w:rPr>
+              <w:t>IncidentState</w:t>
+            </w:r>
+            <w:proofErr w:type="spellEnd"/>
           </w:p>
         </w:tc>
       </w:tr>
@@ -3256,11 +4031,19 @@
             </w:tcMar>
           </w:tcPr>
           <w:p>
-            <w:r>
-              <w:rPr>
-                <w:rFonts w:eastAsia="Calibri" w:cs="Calibri"/>
-              </w:rPr>
-              <w:t>update(Incident*)</w:t>
+            <w:proofErr w:type="gramStart"/>
+            <w:r>
+              <w:rPr>
+                <w:rFonts w:eastAsia="Calibri" w:cs="Calibri"/>
+              </w:rPr>
+              <w:t>update(</w:t>
+            </w:r>
+            <w:proofErr w:type="gramEnd"/>
+            <w:r>
+              <w:rPr>
+                <w:rFonts w:eastAsia="Calibri" w:cs="Calibri"/>
+              </w:rPr>
+              <w:t>Incident*)</w:t>
             </w:r>
           </w:p>
         </w:tc>
@@ -3312,8 +4095,16 @@
               <w:rPr>
                 <w:rFonts w:eastAsia="Calibri" w:cs="Calibri"/>
               </w:rPr>
-              <w:t>Dashboard / AuditLogger</w:t>
-            </w:r>
+              <w:t xml:space="preserve">Dashboard / </w:t>
+            </w:r>
+            <w:proofErr w:type="spellStart"/>
+            <w:r>
+              <w:rPr>
+                <w:rFonts w:eastAsia="Calibri" w:cs="Calibri"/>
+              </w:rPr>
+              <w:t>AuditLogger</w:t>
+            </w:r>
+            <w:proofErr w:type="spellEnd"/>
           </w:p>
         </w:tc>
         <w:tc>
@@ -3333,12 +4124,14 @@
             </w:tcMar>
           </w:tcPr>
           <w:p>
+            <w:proofErr w:type="spellStart"/>
             <w:r>
               <w:rPr>
                 <w:rFonts w:eastAsia="Calibri" w:cs="Calibri"/>
               </w:rPr>
               <w:t>ConcreteObserver</w:t>
             </w:r>
+            <w:proofErr w:type="spellEnd"/>
           </w:p>
         </w:tc>
         <w:tc>
@@ -3358,11 +4151,19 @@
             </w:tcMar>
           </w:tcPr>
           <w:p>
-            <w:r>
-              <w:rPr>
-                <w:rFonts w:eastAsia="Calibri" w:cs="Calibri"/>
-              </w:rPr>
-              <w:t>update(Incident*)</w:t>
+            <w:proofErr w:type="gramStart"/>
+            <w:r>
+              <w:rPr>
+                <w:rFonts w:eastAsia="Calibri" w:cs="Calibri"/>
+              </w:rPr>
+              <w:t>update(</w:t>
+            </w:r>
+            <w:proofErr w:type="gramEnd"/>
+            <w:r>
+              <w:rPr>
+                <w:rFonts w:eastAsia="Calibri" w:cs="Calibri"/>
+              </w:rPr>
+              <w:t>Incident*)</w:t>
             </w:r>
           </w:p>
         </w:tc>
@@ -3464,7 +4265,35 @@
               <w:rPr>
                 <w:rFonts w:eastAsia="Calibri" w:cs="Calibri"/>
               </w:rPr>
-              <w:t>observers: vector&lt;Observer*&gt;, attach(), notify()</w:t>
+              <w:t xml:space="preserve">observers: vector&lt;Observer*&gt;, </w:t>
+            </w:r>
+            <w:proofErr w:type="gramStart"/>
+            <w:r>
+              <w:rPr>
+                <w:rFonts w:eastAsia="Calibri" w:cs="Calibri"/>
+              </w:rPr>
+              <w:t>attach(</w:t>
+            </w:r>
+            <w:proofErr w:type="gramEnd"/>
+            <w:r>
+              <w:rPr>
+                <w:rFonts w:eastAsia="Calibri" w:cs="Calibri"/>
+              </w:rPr>
+              <w:t xml:space="preserve">), </w:t>
+            </w:r>
+            <w:proofErr w:type="gramStart"/>
+            <w:r>
+              <w:rPr>
+                <w:rFonts w:eastAsia="Calibri" w:cs="Calibri"/>
+              </w:rPr>
+              <w:t>notify(</w:t>
+            </w:r>
+            <w:proofErr w:type="gramEnd"/>
+            <w:r>
+              <w:rPr>
+                <w:rFonts w:eastAsia="Calibri" w:cs="Calibri"/>
+              </w:rPr>
+              <w:t>)</w:t>
             </w:r>
           </w:p>
         </w:tc>
@@ -3518,7 +4347,15 @@
         <w:t>1.</w:t>
       </w:r>
       <w:r>
-        <w:t>3. GoF Participant Mapping</w:t>
+        <w:t xml:space="preserve">3. </w:t>
+      </w:r>
+      <w:proofErr w:type="spellStart"/>
+      <w:r>
+        <w:t>GoF</w:t>
+      </w:r>
+      <w:proofErr w:type="spellEnd"/>
+      <w:r>
+        <w:t xml:space="preserve"> Participant Mapping</w:t>
       </w:r>
     </w:p>
     <w:tbl>
@@ -3748,12 +4585,14 @@
             </w:tcMar>
           </w:tcPr>
           <w:p>
+            <w:proofErr w:type="spellStart"/>
             <w:r>
               <w:rPr>
                 <w:rFonts w:eastAsia="Calibri" w:cs="Calibri"/>
               </w:rPr>
               <w:t>ConcreteCommand</w:t>
             </w:r>
+            <w:proofErr w:type="spellEnd"/>
           </w:p>
         </w:tc>
         <w:tc>
@@ -3773,12 +4612,70 @@
             </w:tcMar>
           </w:tcPr>
           <w:p>
-            <w:r>
-              <w:rPr>
-                <w:rFonts w:eastAsia="Calibri" w:cs="Calibri"/>
-              </w:rPr>
-              <w:t>DispatchUnitCommand, LockAreaCommand, AlertCommand, EvacuationCommand, CancelCommand</w:t>
-            </w:r>
+            <w:proofErr w:type="spellStart"/>
+            <w:r>
+              <w:rPr>
+                <w:rFonts w:eastAsia="Calibri" w:cs="Calibri"/>
+              </w:rPr>
+              <w:t>DispatchUnitCommand</w:t>
+            </w:r>
+            <w:proofErr w:type="spellEnd"/>
+            <w:r>
+              <w:rPr>
+                <w:rFonts w:eastAsia="Calibri" w:cs="Calibri"/>
+              </w:rPr>
+              <w:t xml:space="preserve">, </w:t>
+            </w:r>
+            <w:proofErr w:type="spellStart"/>
+            <w:r>
+              <w:rPr>
+                <w:rFonts w:eastAsia="Calibri" w:cs="Calibri"/>
+              </w:rPr>
+              <w:t>LockAreaCommand</w:t>
+            </w:r>
+            <w:proofErr w:type="spellEnd"/>
+            <w:r>
+              <w:rPr>
+                <w:rFonts w:eastAsia="Calibri" w:cs="Calibri"/>
+              </w:rPr>
+              <w:t xml:space="preserve">, </w:t>
+            </w:r>
+            <w:proofErr w:type="spellStart"/>
+            <w:r>
+              <w:rPr>
+                <w:rFonts w:eastAsia="Calibri" w:cs="Calibri"/>
+              </w:rPr>
+              <w:t>AlertCommand</w:t>
+            </w:r>
+            <w:proofErr w:type="spellEnd"/>
+            <w:r>
+              <w:rPr>
+                <w:rFonts w:eastAsia="Calibri" w:cs="Calibri"/>
+              </w:rPr>
+              <w:t xml:space="preserve">, </w:t>
+            </w:r>
+            <w:proofErr w:type="spellStart"/>
+            <w:r>
+              <w:rPr>
+                <w:rFonts w:eastAsia="Calibri" w:cs="Calibri"/>
+              </w:rPr>
+              <w:t>EvacuationCommand</w:t>
+            </w:r>
+            <w:proofErr w:type="spellEnd"/>
+            <w:r>
+              <w:rPr>
+                <w:rFonts w:eastAsia="Calibri" w:cs="Calibri"/>
+              </w:rPr>
+              <w:t xml:space="preserve">, </w:t>
+            </w:r>
+            <w:proofErr w:type="spellStart"/>
+            <w:r>
+              <w:rPr>
+                <w:rFonts w:eastAsia="Calibri" w:cs="Calibri"/>
+              </w:rPr>
+              <w:t>CancelCommand</w:t>
+            </w:r>
+            <w:proofErr w:type="spellEnd"/>
           </w:p>
         </w:tc>
       </w:tr>
@@ -3843,12 +4740,14 @@
             </w:tcMar>
           </w:tcPr>
           <w:p>
+            <w:proofErr w:type="spellStart"/>
             <w:r>
               <w:rPr>
                 <w:rFonts w:eastAsia="Calibri" w:cs="Calibri"/>
               </w:rPr>
               <w:t>OperatorConsole</w:t>
             </w:r>
+            <w:proofErr w:type="spellEnd"/>
           </w:p>
         </w:tc>
       </w:tr>
@@ -3913,11 +4812,61 @@
             </w:tcMar>
           </w:tcPr>
           <w:p>
-            <w:r>
-              <w:rPr>
-                <w:rFonts w:eastAsia="Calibri" w:cs="Calibri"/>
-              </w:rPr>
-              <w:t>ResponseComponent subclasses, AccessControlSystem, CommunicationChannel, another Command (for CancelCommand)</w:t>
+            <w:proofErr w:type="spellStart"/>
+            <w:r>
+              <w:rPr>
+                <w:rFonts w:eastAsia="Calibri" w:cs="Calibri"/>
+              </w:rPr>
+              <w:t>ResponseComponent</w:t>
+            </w:r>
+            <w:proofErr w:type="spellEnd"/>
+            <w:r>
+              <w:rPr>
+                <w:rFonts w:eastAsia="Calibri" w:cs="Calibri"/>
+              </w:rPr>
+              <w:t xml:space="preserve"> subclasses, </w:t>
+            </w:r>
+            <w:proofErr w:type="spellStart"/>
+            <w:r>
+              <w:rPr>
+                <w:rFonts w:eastAsia="Calibri" w:cs="Calibri"/>
+              </w:rPr>
+              <w:t>AccessControlSystem</w:t>
+            </w:r>
+            <w:proofErr w:type="spellEnd"/>
+            <w:r>
+              <w:rPr>
+                <w:rFonts w:eastAsia="Calibri" w:cs="Calibri"/>
+              </w:rPr>
+              <w:t xml:space="preserve">, </w:t>
+            </w:r>
+            <w:proofErr w:type="spellStart"/>
+            <w:r>
+              <w:rPr>
+                <w:rFonts w:eastAsia="Calibri" w:cs="Calibri"/>
+              </w:rPr>
+              <w:t>CommunicationChannel</w:t>
+            </w:r>
+            <w:proofErr w:type="spellEnd"/>
+            <w:r>
+              <w:rPr>
+                <w:rFonts w:eastAsia="Calibri" w:cs="Calibri"/>
+              </w:rPr>
+              <w:t xml:space="preserve">, another Command (for </w:t>
+            </w:r>
+            <w:proofErr w:type="spellStart"/>
+            <w:r>
+              <w:rPr>
+                <w:rFonts w:eastAsia="Calibri" w:cs="Calibri"/>
+              </w:rPr>
+              <w:t>CancelCommand</w:t>
+            </w:r>
+            <w:proofErr w:type="spellEnd"/>
+            <w:r>
+              <w:rPr>
+                <w:rFonts w:eastAsia="Calibri" w:cs="Calibri"/>
+              </w:rPr>
+              <w:t>)</w:t>
             </w:r>
           </w:p>
         </w:tc>
@@ -3990,11 +4939,19 @@
             </w:tcMar>
           </w:tcPr>
           <w:p>
-            <w:r>
-              <w:rPr>
-                <w:rFonts w:eastAsia="Calibri" w:cs="Calibri"/>
-              </w:rPr>
-              <w:t>ResponseMediator (interface)</w:t>
+            <w:proofErr w:type="spellStart"/>
+            <w:r>
+              <w:rPr>
+                <w:rFonts w:eastAsia="Calibri" w:cs="Calibri"/>
+              </w:rPr>
+              <w:t>ResponseMediator</w:t>
+            </w:r>
+            <w:proofErr w:type="spellEnd"/>
+            <w:r>
+              <w:rPr>
+                <w:rFonts w:eastAsia="Calibri" w:cs="Calibri"/>
+              </w:rPr>
+              <w:t xml:space="preserve"> (interface)</w:t>
             </w:r>
           </w:p>
         </w:tc>
@@ -4035,12 +4992,14 @@
             </w:tcMar>
           </w:tcPr>
           <w:p>
+            <w:proofErr w:type="spellStart"/>
             <w:r>
               <w:rPr>
                 <w:rFonts w:eastAsia="Calibri" w:cs="Calibri"/>
               </w:rPr>
               <w:t>ConcreteMediator</w:t>
             </w:r>
+            <w:proofErr w:type="spellEnd"/>
           </w:p>
         </w:tc>
         <w:tc>
@@ -4060,12 +5019,14 @@
             </w:tcMar>
           </w:tcPr>
           <w:p>
+            <w:proofErr w:type="spellStart"/>
             <w:r>
               <w:rPr>
                 <w:rFonts w:eastAsia="Calibri" w:cs="Calibri"/>
               </w:rPr>
               <w:t>IncidentCoordinator</w:t>
             </w:r>
+            <w:proofErr w:type="spellEnd"/>
           </w:p>
         </w:tc>
       </w:tr>
@@ -4130,11 +5091,19 @@
             </w:tcMar>
           </w:tcPr>
           <w:p>
-            <w:r>
-              <w:rPr>
-                <w:rFonts w:eastAsia="Calibri" w:cs="Calibri"/>
-              </w:rPr>
-              <w:t>ResponseComponent (abstract)</w:t>
+            <w:proofErr w:type="spellStart"/>
+            <w:r>
+              <w:rPr>
+                <w:rFonts w:eastAsia="Calibri" w:cs="Calibri"/>
+              </w:rPr>
+              <w:t>ResponseComponent</w:t>
+            </w:r>
+            <w:proofErr w:type="spellEnd"/>
+            <w:r>
+              <w:rPr>
+                <w:rFonts w:eastAsia="Calibri" w:cs="Calibri"/>
+              </w:rPr>
+              <w:t xml:space="preserve"> (abstract)</w:t>
             </w:r>
           </w:p>
         </w:tc>
@@ -4175,12 +5144,14 @@
             </w:tcMar>
           </w:tcPr>
           <w:p>
+            <w:proofErr w:type="spellStart"/>
             <w:r>
               <w:rPr>
                 <w:rFonts w:eastAsia="Calibri" w:cs="Calibri"/>
               </w:rPr>
               <w:t>ConcreteColleague</w:t>
             </w:r>
+            <w:proofErr w:type="spellEnd"/>
           </w:p>
         </w:tc>
         <w:tc>
@@ -4200,12 +5171,42 @@
             </w:tcMar>
           </w:tcPr>
           <w:p>
-            <w:r>
-              <w:rPr>
-                <w:rFonts w:eastAsia="Calibri" w:cs="Calibri"/>
-              </w:rPr>
-              <w:t>SecurityTeam, MedicalTeam, FacilitiesTeam</w:t>
-            </w:r>
+            <w:proofErr w:type="spellStart"/>
+            <w:r>
+              <w:rPr>
+                <w:rFonts w:eastAsia="Calibri" w:cs="Calibri"/>
+              </w:rPr>
+              <w:t>SecurityTeam</w:t>
+            </w:r>
+            <w:proofErr w:type="spellEnd"/>
+            <w:r>
+              <w:rPr>
+                <w:rFonts w:eastAsia="Calibri" w:cs="Calibri"/>
+              </w:rPr>
+              <w:t xml:space="preserve">, </w:t>
+            </w:r>
+            <w:proofErr w:type="spellStart"/>
+            <w:r>
+              <w:rPr>
+                <w:rFonts w:eastAsia="Calibri" w:cs="Calibri"/>
+              </w:rPr>
+              <w:t>MedicalTeam</w:t>
+            </w:r>
+            <w:proofErr w:type="spellEnd"/>
+            <w:r>
+              <w:rPr>
+                <w:rFonts w:eastAsia="Calibri" w:cs="Calibri"/>
+              </w:rPr>
+              <w:t xml:space="preserve">, </w:t>
+            </w:r>
+            <w:proofErr w:type="spellStart"/>
+            <w:r>
+              <w:rPr>
+                <w:rFonts w:eastAsia="Calibri" w:cs="Calibri"/>
+              </w:rPr>
+              <w:t>FacilitiesTeam</w:t>
+            </w:r>
+            <w:proofErr w:type="spellEnd"/>
           </w:p>
         </w:tc>
       </w:tr>
@@ -4277,12 +5278,14 @@
             </w:tcMar>
           </w:tcPr>
           <w:p>
+            <w:proofErr w:type="spellStart"/>
             <w:r>
               <w:rPr>
                 <w:rFonts w:eastAsia="Calibri" w:cs="Calibri"/>
               </w:rPr>
               <w:t>CommunicationChannel</w:t>
             </w:r>
+            <w:proofErr w:type="spellEnd"/>
           </w:p>
         </w:tc>
       </w:tr>
@@ -4322,12 +5325,14 @@
             </w:tcMar>
           </w:tcPr>
           <w:p>
+            <w:proofErr w:type="spellStart"/>
             <w:r>
               <w:rPr>
                 <w:rFonts w:eastAsia="Calibri" w:cs="Calibri"/>
               </w:rPr>
               <w:t>Adaptee</w:t>
             </w:r>
+            <w:proofErr w:type="spellEnd"/>
           </w:p>
         </w:tc>
         <w:tc>
@@ -4347,12 +5352,14 @@
             </w:tcMar>
           </w:tcPr>
           <w:p>
+            <w:proofErr w:type="spellStart"/>
             <w:r>
               <w:rPr>
                 <w:rFonts w:eastAsia="Calibri" w:cs="Calibri"/>
               </w:rPr>
               <w:t>LegacyPagerSystem</w:t>
             </w:r>
+            <w:proofErr w:type="spellEnd"/>
           </w:p>
         </w:tc>
       </w:tr>
@@ -4417,11 +5424,19 @@
             </w:tcMar>
           </w:tcPr>
           <w:p>
-            <w:r>
-              <w:rPr>
-                <w:rFonts w:eastAsia="Calibri" w:cs="Calibri"/>
-              </w:rPr>
-              <w:t>LegacyPagerAdapter (object adapter, composition-based)</w:t>
+            <w:proofErr w:type="spellStart"/>
+            <w:r>
+              <w:rPr>
+                <w:rFonts w:eastAsia="Calibri" w:cs="Calibri"/>
+              </w:rPr>
+              <w:t>LegacyPagerAdapter</w:t>
+            </w:r>
+            <w:proofErr w:type="spellEnd"/>
+            <w:r>
+              <w:rPr>
+                <w:rFonts w:eastAsia="Calibri" w:cs="Calibri"/>
+              </w:rPr>
+              <w:t xml:space="preserve"> (object adapter, composition-based)</w:t>
             </w:r>
           </w:p>
         </w:tc>
@@ -4494,12 +5509,14 @@
             </w:tcMar>
           </w:tcPr>
           <w:p>
+            <w:proofErr w:type="spellStart"/>
             <w:r>
               <w:rPr>
                 <w:rFonts w:eastAsia="Calibri" w:cs="Calibri"/>
               </w:rPr>
               <w:t>EmergencyResponseFacade</w:t>
             </w:r>
+            <w:proofErr w:type="spellEnd"/>
           </w:p>
         </w:tc>
       </w:tr>
@@ -4564,12 +5581,98 @@
             </w:tcMar>
           </w:tcPr>
           <w:p>
-            <w:r>
-              <w:rPr>
-                <w:rFonts w:eastAsia="Calibri" w:cs="Calibri"/>
-              </w:rPr>
-              <w:t>AccessControlSystem, IncidentCoordinator, SecurityTeam, MedicalTeam, FacilitiesTeam, LegacyPagerAdapter, OperatorConsole</w:t>
-            </w:r>
+            <w:proofErr w:type="spellStart"/>
+            <w:r>
+              <w:rPr>
+                <w:rFonts w:eastAsia="Calibri" w:cs="Calibri"/>
+              </w:rPr>
+              <w:t>AccessControlSystem</w:t>
+            </w:r>
+            <w:proofErr w:type="spellEnd"/>
+            <w:r>
+              <w:rPr>
+                <w:rFonts w:eastAsia="Calibri" w:cs="Calibri"/>
+              </w:rPr>
+              <w:t xml:space="preserve">, </w:t>
+            </w:r>
+            <w:proofErr w:type="spellStart"/>
+            <w:r>
+              <w:rPr>
+                <w:rFonts w:eastAsia="Calibri" w:cs="Calibri"/>
+              </w:rPr>
+              <w:t>IncidentCoordinator</w:t>
+            </w:r>
+            <w:proofErr w:type="spellEnd"/>
+            <w:r>
+              <w:rPr>
+                <w:rFonts w:eastAsia="Calibri" w:cs="Calibri"/>
+              </w:rPr>
+              <w:t xml:space="preserve">, </w:t>
+            </w:r>
+            <w:proofErr w:type="spellStart"/>
+            <w:r>
+              <w:rPr>
+                <w:rFonts w:eastAsia="Calibri" w:cs="Calibri"/>
+              </w:rPr>
+              <w:t>SecurityTeam</w:t>
+            </w:r>
+            <w:proofErr w:type="spellEnd"/>
+            <w:r>
+              <w:rPr>
+                <w:rFonts w:eastAsia="Calibri" w:cs="Calibri"/>
+              </w:rPr>
+              <w:t xml:space="preserve">, </w:t>
+            </w:r>
+            <w:proofErr w:type="spellStart"/>
+            <w:r>
+              <w:rPr>
+                <w:rFonts w:eastAsia="Calibri" w:cs="Calibri"/>
+              </w:rPr>
+              <w:t>MedicalTeam</w:t>
+            </w:r>
+            <w:proofErr w:type="spellEnd"/>
+            <w:r>
+              <w:rPr>
+                <w:rFonts w:eastAsia="Calibri" w:cs="Calibri"/>
+              </w:rPr>
+              <w:t xml:space="preserve">, </w:t>
+            </w:r>
+            <w:proofErr w:type="spellStart"/>
+            <w:r>
+              <w:rPr>
+                <w:rFonts w:eastAsia="Calibri" w:cs="Calibri"/>
+              </w:rPr>
+              <w:t>FacilitiesTeam</w:t>
+            </w:r>
+            <w:proofErr w:type="spellEnd"/>
+            <w:r>
+              <w:rPr>
+                <w:rFonts w:eastAsia="Calibri" w:cs="Calibri"/>
+              </w:rPr>
+              <w:t xml:space="preserve">, </w:t>
+            </w:r>
+            <w:proofErr w:type="spellStart"/>
+            <w:r>
+              <w:rPr>
+                <w:rFonts w:eastAsia="Calibri" w:cs="Calibri"/>
+              </w:rPr>
+              <w:t>LegacyPagerAdapter</w:t>
+            </w:r>
+            <w:proofErr w:type="spellEnd"/>
+            <w:r>
+              <w:rPr>
+                <w:rFonts w:eastAsia="Calibri" w:cs="Calibri"/>
+              </w:rPr>
+              <w:t xml:space="preserve">, </w:t>
+            </w:r>
+            <w:proofErr w:type="spellStart"/>
+            <w:r>
+              <w:rPr>
+                <w:rFonts w:eastAsia="Calibri" w:cs="Calibri"/>
+              </w:rPr>
+              <w:t>OperatorConsole</w:t>
+            </w:r>
+            <w:proofErr w:type="spellEnd"/>
           </w:p>
         </w:tc>
       </w:tr>
@@ -4711,12 +5814,14 @@
             </w:tcMar>
           </w:tcPr>
           <w:p>
+            <w:proofErr w:type="spellStart"/>
             <w:r>
               <w:rPr>
                 <w:rFonts w:eastAsia="Calibri" w:cs="Calibri"/>
               </w:rPr>
               <w:t>IncidentState</w:t>
             </w:r>
+            <w:proofErr w:type="spellEnd"/>
           </w:p>
         </w:tc>
       </w:tr>
@@ -4756,12 +5861,14 @@
             </w:tcMar>
           </w:tcPr>
           <w:p>
+            <w:proofErr w:type="spellStart"/>
             <w:r>
               <w:rPr>
                 <w:rFonts w:eastAsia="Calibri" w:cs="Calibri"/>
               </w:rPr>
               <w:t>ConcreteState</w:t>
             </w:r>
+            <w:proofErr w:type="spellEnd"/>
           </w:p>
         </w:tc>
         <w:tc>
@@ -4781,12 +5888,56 @@
             </w:tcMar>
           </w:tcPr>
           <w:p>
-            <w:r>
-              <w:rPr>
-                <w:rFonts w:eastAsia="Calibri" w:cs="Calibri"/>
-              </w:rPr>
-              <w:t>ReportedState, DispatchedState, ContainedState, ResolvedState</w:t>
-            </w:r>
+            <w:proofErr w:type="spellStart"/>
+            <w:r>
+              <w:rPr>
+                <w:rFonts w:eastAsia="Calibri" w:cs="Calibri"/>
+              </w:rPr>
+              <w:t>ReportedState</w:t>
+            </w:r>
+            <w:proofErr w:type="spellEnd"/>
+            <w:r>
+              <w:rPr>
+                <w:rFonts w:eastAsia="Calibri" w:cs="Calibri"/>
+              </w:rPr>
+              <w:t xml:space="preserve">, </w:t>
+            </w:r>
+            <w:proofErr w:type="spellStart"/>
+            <w:r>
+              <w:rPr>
+                <w:rFonts w:eastAsia="Calibri" w:cs="Calibri"/>
+              </w:rPr>
+              <w:t>DispatchedState</w:t>
+            </w:r>
+            <w:proofErr w:type="spellEnd"/>
+            <w:r>
+              <w:rPr>
+                <w:rFonts w:eastAsia="Calibri" w:cs="Calibri"/>
+              </w:rPr>
+              <w:t xml:space="preserve">, </w:t>
+            </w:r>
+            <w:proofErr w:type="spellStart"/>
+            <w:r>
+              <w:rPr>
+                <w:rFonts w:eastAsia="Calibri" w:cs="Calibri"/>
+              </w:rPr>
+              <w:t>ContainedState</w:t>
+            </w:r>
+            <w:proofErr w:type="spellEnd"/>
+            <w:r>
+              <w:rPr>
+                <w:rFonts w:eastAsia="Calibri" w:cs="Calibri"/>
+              </w:rPr>
+              <w:t xml:space="preserve">, </w:t>
+            </w:r>
+            <w:proofErr w:type="spellStart"/>
+            <w:r>
+              <w:rPr>
+                <w:rFonts w:eastAsia="Calibri" w:cs="Calibri"/>
+              </w:rPr>
+              <w:t>ResolvedState</w:t>
+            </w:r>
+            <w:proofErr w:type="spellEnd"/>
           </w:p>
         </w:tc>
       </w:tr>
@@ -4973,12 +6124,14 @@
             </w:tcMar>
           </w:tcPr>
           <w:p>
+            <w:proofErr w:type="spellStart"/>
             <w:r>
               <w:rPr>
                 <w:rFonts w:eastAsia="Calibri" w:cs="Calibri"/>
               </w:rPr>
               <w:t>ConcreteObserver</w:t>
             </w:r>
+            <w:proofErr w:type="spellEnd"/>
           </w:p>
         </w:tc>
         <w:tc>
@@ -5002,8 +6155,16 @@
               <w:rPr>
                 <w:rFonts w:eastAsia="Calibri" w:cs="Calibri"/>
               </w:rPr>
-              <w:t>Dashboard, AuditLogger</w:t>
-            </w:r>
+              <w:t xml:space="preserve">Dashboard, </w:t>
+            </w:r>
+            <w:proofErr w:type="spellStart"/>
+            <w:r>
+              <w:rPr>
+                <w:rFonts w:eastAsia="Calibri" w:cs="Calibri"/>
+              </w:rPr>
+              <w:t>AuditLogger</w:t>
+            </w:r>
+            <w:proofErr w:type="spellEnd"/>
           </w:p>
         </w:tc>
       </w:tr>
@@ -5099,7 +6260,42 @@
           <w:rFonts w:eastAsia="Calibri" w:cs="Calibri"/>
           <w:szCs w:val="22"/>
         </w:rPr>
-        <w:t>Having Incident directly call dashboard.update() and logger.log() inline would work initially, but couples Incident to concrete reporting classes and requires editing Incident every time a new consumer of status changes is added</w:t>
+        <w:t xml:space="preserve">Having Incident directly call </w:t>
+      </w:r>
+      <w:proofErr w:type="spellStart"/>
+      <w:proofErr w:type="gramStart"/>
+      <w:r>
+        <w:rPr>
+          <w:rFonts w:eastAsia="Calibri" w:cs="Calibri"/>
+          <w:szCs w:val="22"/>
+        </w:rPr>
+        <w:lastRenderedPageBreak/>
+        <w:t>dashboard.update</w:t>
+      </w:r>
+      <w:proofErr w:type="spellEnd"/>
+      <w:proofErr w:type="gramEnd"/>
+      <w:r>
+        <w:rPr>
+          <w:rFonts w:eastAsia="Calibri" w:cs="Calibri"/>
+          <w:szCs w:val="22"/>
+        </w:rPr>
+        <w:t xml:space="preserve">() and </w:t>
+      </w:r>
+      <w:proofErr w:type="gramStart"/>
+      <w:r>
+        <w:rPr>
+          <w:rFonts w:eastAsia="Calibri" w:cs="Calibri"/>
+          <w:szCs w:val="22"/>
+        </w:rPr>
+        <w:t>logger.log(</w:t>
+      </w:r>
+      <w:proofErr w:type="gramEnd"/>
+      <w:r>
+        <w:rPr>
+          <w:rFonts w:eastAsia="Calibri" w:cs="Calibri"/>
+          <w:szCs w:val="22"/>
+        </w:rPr>
+        <w:t>) inline would work initially, but couples Incident to concrete reporting classes and requires editing Incident every time a new consumer of status changes is added</w:t>
       </w:r>
       <w:r>
         <w:rPr>
@@ -5207,28 +6403,9 @@
                 <w:bCs/>
                 <w:color w:val="FFFFFF"/>
               </w:rPr>
-              <w:t>Owns (via unique_ptr)</w:t>
-            </w:r>
-          </w:p>
-        </w:tc>
-        <w:tc>
-          <w:tcPr>
-            <w:tcW w:w="4600" w:type="dxa"/>
-            <w:tcBorders>
-              <w:top w:val="single" w:sz="2" w:space="0" w:color="BFBFBF"/>
-              <w:left w:val="single" w:sz="2" w:space="0" w:color="BFBFBF"/>
-              <w:bottom w:val="single" w:sz="2" w:space="0" w:color="BFBFBF"/>
-              <w:right w:val="single" w:sz="2" w:space="0" w:color="BFBFBF"/>
-            </w:tcBorders>
-            <w:shd w:val="clear" w:color="auto" w:fill="2F5496"/>
-            <w:tcMar>
-              <w:top w:w="80" w:type="dxa"/>
-              <w:left w:w="100" w:type="dxa"/>
-              <w:bottom w:w="80" w:type="dxa"/>
-              <w:right w:w="100" w:type="dxa"/>
-            </w:tcMar>
-          </w:tcPr>
-          <w:p>
+              <w:t xml:space="preserve">Owns (via </w:t>
+            </w:r>
+            <w:proofErr w:type="spellStart"/>
             <w:r>
               <w:rPr>
                 <w:rFonts w:eastAsia="Calibri" w:cs="Calibri"/>
@@ -5236,6 +6413,45 @@
                 <w:bCs/>
                 <w:color w:val="FFFFFF"/>
               </w:rPr>
+              <w:t>unique_ptr</w:t>
+            </w:r>
+            <w:proofErr w:type="spellEnd"/>
+            <w:r>
+              <w:rPr>
+                <w:rFonts w:eastAsia="Calibri" w:cs="Calibri"/>
+                <w:b/>
+                <w:bCs/>
+                <w:color w:val="FFFFFF"/>
+              </w:rPr>
+              <w:t>)</w:t>
+            </w:r>
+          </w:p>
+        </w:tc>
+        <w:tc>
+          <w:tcPr>
+            <w:tcW w:w="4600" w:type="dxa"/>
+            <w:tcBorders>
+              <w:top w:val="single" w:sz="2" w:space="0" w:color="BFBFBF"/>
+              <w:left w:val="single" w:sz="2" w:space="0" w:color="BFBFBF"/>
+              <w:bottom w:val="single" w:sz="2" w:space="0" w:color="BFBFBF"/>
+              <w:right w:val="single" w:sz="2" w:space="0" w:color="BFBFBF"/>
+            </w:tcBorders>
+            <w:shd w:val="clear" w:color="auto" w:fill="2F5496"/>
+            <w:tcMar>
+              <w:top w:w="80" w:type="dxa"/>
+              <w:left w:w="100" w:type="dxa"/>
+              <w:bottom w:w="80" w:type="dxa"/>
+              <w:right w:w="100" w:type="dxa"/>
+            </w:tcMar>
+          </w:tcPr>
+          <w:p>
+            <w:r>
+              <w:rPr>
+                <w:rFonts w:eastAsia="Calibri" w:cs="Calibri"/>
+                <w:b/>
+                <w:bCs/>
+                <w:color w:val="FFFFFF"/>
+              </w:rPr>
               <w:t>Rationale</w:t>
             </w:r>
           </w:p>
@@ -5259,12 +6475,14 @@
             </w:tcMar>
           </w:tcPr>
           <w:p>
+            <w:proofErr w:type="spellStart"/>
             <w:r>
               <w:rPr>
                 <w:rFonts w:eastAsia="Calibri" w:cs="Calibri"/>
               </w:rPr>
               <w:t>EmergencyResponseFacade</w:t>
             </w:r>
+            <w:proofErr w:type="spellEnd"/>
           </w:p>
         </w:tc>
         <w:tc>
@@ -5284,11 +6502,117 @@
             </w:tcMar>
           </w:tcPr>
           <w:p>
-            <w:r>
-              <w:rPr>
-                <w:rFonts w:eastAsia="Calibri" w:cs="Calibri"/>
-              </w:rPr>
-              <w:t>AccessControlSystem, IncidentCoordinator, SecurityTeam, MedicalTeam, FacilitiesTeam, LegacyPagerAdapter, OperatorConsole, Dashboard, AuditLogger, every Incident it creates</w:t>
+            <w:proofErr w:type="spellStart"/>
+            <w:r>
+              <w:rPr>
+                <w:rFonts w:eastAsia="Calibri" w:cs="Calibri"/>
+              </w:rPr>
+              <w:t>AccessControlSystem</w:t>
+            </w:r>
+            <w:proofErr w:type="spellEnd"/>
+            <w:r>
+              <w:rPr>
+                <w:rFonts w:eastAsia="Calibri" w:cs="Calibri"/>
+              </w:rPr>
+              <w:t xml:space="preserve">, </w:t>
+            </w:r>
+            <w:proofErr w:type="spellStart"/>
+            <w:r>
+              <w:rPr>
+                <w:rFonts w:eastAsia="Calibri" w:cs="Calibri"/>
+              </w:rPr>
+              <w:t>IncidentCoordinator</w:t>
+            </w:r>
+            <w:proofErr w:type="spellEnd"/>
+            <w:r>
+              <w:rPr>
+                <w:rFonts w:eastAsia="Calibri" w:cs="Calibri"/>
+              </w:rPr>
+              <w:t xml:space="preserve">, </w:t>
+            </w:r>
+            <w:proofErr w:type="spellStart"/>
+            <w:r>
+              <w:rPr>
+                <w:rFonts w:eastAsia="Calibri" w:cs="Calibri"/>
+              </w:rPr>
+              <w:t>SecurityTeam</w:t>
+            </w:r>
+            <w:proofErr w:type="spellEnd"/>
+            <w:r>
+              <w:rPr>
+                <w:rFonts w:eastAsia="Calibri" w:cs="Calibri"/>
+              </w:rPr>
+              <w:t xml:space="preserve">, </w:t>
+            </w:r>
+            <w:proofErr w:type="spellStart"/>
+            <w:r>
+              <w:rPr>
+                <w:rFonts w:eastAsia="Calibri" w:cs="Calibri"/>
+              </w:rPr>
+              <w:t>MedicalTeam</w:t>
+            </w:r>
+            <w:proofErr w:type="spellEnd"/>
+            <w:r>
+              <w:rPr>
+                <w:rFonts w:eastAsia="Calibri" w:cs="Calibri"/>
+              </w:rPr>
+              <w:t xml:space="preserve">, </w:t>
+            </w:r>
+            <w:proofErr w:type="spellStart"/>
+            <w:r>
+              <w:rPr>
+                <w:rFonts w:eastAsia="Calibri" w:cs="Calibri"/>
+              </w:rPr>
+              <w:t>FacilitiesTeam</w:t>
+            </w:r>
+            <w:proofErr w:type="spellEnd"/>
+            <w:r>
+              <w:rPr>
+                <w:rFonts w:eastAsia="Calibri" w:cs="Calibri"/>
+              </w:rPr>
+              <w:t xml:space="preserve">, </w:t>
+            </w:r>
+            <w:proofErr w:type="spellStart"/>
+            <w:r>
+              <w:rPr>
+                <w:rFonts w:eastAsia="Calibri" w:cs="Calibri"/>
+              </w:rPr>
+              <w:t>LegacyPagerAdapter</w:t>
+            </w:r>
+            <w:proofErr w:type="spellEnd"/>
+            <w:r>
+              <w:rPr>
+                <w:rFonts w:eastAsia="Calibri" w:cs="Calibri"/>
+              </w:rPr>
+              <w:t xml:space="preserve">, </w:t>
+            </w:r>
+            <w:proofErr w:type="spellStart"/>
+            <w:r>
+              <w:rPr>
+                <w:rFonts w:eastAsia="Calibri" w:cs="Calibri"/>
+              </w:rPr>
+              <w:t>OperatorConsole</w:t>
+            </w:r>
+            <w:proofErr w:type="spellEnd"/>
+            <w:r>
+              <w:rPr>
+                <w:rFonts w:eastAsia="Calibri" w:cs="Calibri"/>
+              </w:rPr>
+              <w:t xml:space="preserve">, Dashboard, </w:t>
+            </w:r>
+            <w:proofErr w:type="spellStart"/>
+            <w:r>
+              <w:rPr>
+                <w:rFonts w:eastAsia="Calibri" w:cs="Calibri"/>
+              </w:rPr>
+              <w:t>AuditLogger</w:t>
+            </w:r>
+            <w:proofErr w:type="spellEnd"/>
+            <w:r>
+              <w:rPr>
+                <w:rFonts w:eastAsia="Calibri" w:cs="Calibri"/>
+              </w:rPr>
+              <w:t>, every Incident it creates</w:t>
             </w:r>
           </w:p>
         </w:tc>
@@ -5336,12 +6660,14 @@
             </w:tcMar>
           </w:tcPr>
           <w:p>
+            <w:proofErr w:type="spellStart"/>
             <w:r>
               <w:rPr>
                 <w:rFonts w:eastAsia="Calibri" w:cs="Calibri"/>
               </w:rPr>
               <w:t>LegacyPagerAdapter</w:t>
             </w:r>
+            <w:proofErr w:type="spellEnd"/>
           </w:p>
         </w:tc>
         <w:tc>
@@ -5361,12 +6687,14 @@
             </w:tcMar>
           </w:tcPr>
           <w:p>
+            <w:proofErr w:type="spellStart"/>
             <w:r>
               <w:rPr>
                 <w:rFonts w:eastAsia="Calibri" w:cs="Calibri"/>
               </w:rPr>
               <w:t>LegacyPagerSystem</w:t>
             </w:r>
+            <w:proofErr w:type="spellEnd"/>
           </w:p>
         </w:tc>
         <w:tc>
@@ -5442,8 +6770,16 @@
               <w:rPr>
                 <w:rFonts w:eastAsia="Calibri" w:cs="Calibri"/>
               </w:rPr>
-              <w:t>its current IncidentState</w:t>
-            </w:r>
+              <w:t xml:space="preserve">its current </w:t>
+            </w:r>
+            <w:proofErr w:type="spellStart"/>
+            <w:r>
+              <w:rPr>
+                <w:rFonts w:eastAsia="Calibri" w:cs="Calibri"/>
+              </w:rPr>
+              <w:t>IncidentState</w:t>
+            </w:r>
+            <w:proofErr w:type="spellEnd"/>
           </w:p>
         </w:tc>
         <w:tc>
@@ -5467,7 +6803,35 @@
               <w:rPr>
                 <w:rFonts w:eastAsia="Calibri" w:cs="Calibri"/>
               </w:rPr>
-              <w:t>States are cheap, incident-specific, value-like objects with no reason to be shared; unique_ptr plus reset() cleanly destroys the old state when transitioning.</w:t>
+              <w:t xml:space="preserve">States are cheap, incident-specific, value-like objects with no reason to be shared; </w:t>
+            </w:r>
+            <w:proofErr w:type="spellStart"/>
+            <w:r>
+              <w:rPr>
+                <w:rFonts w:eastAsia="Calibri" w:cs="Calibri"/>
+              </w:rPr>
+              <w:t>unique_ptr</w:t>
+            </w:r>
+            <w:proofErr w:type="spellEnd"/>
+            <w:r>
+              <w:rPr>
+                <w:rFonts w:eastAsia="Calibri" w:cs="Calibri"/>
+              </w:rPr>
+              <w:t xml:space="preserve"> plus </w:t>
+            </w:r>
+            <w:proofErr w:type="gramStart"/>
+            <w:r>
+              <w:rPr>
+                <w:rFonts w:eastAsia="Calibri" w:cs="Calibri"/>
+              </w:rPr>
+              <w:t>reset(</w:t>
+            </w:r>
+            <w:proofErr w:type="gramEnd"/>
+            <w:r>
+              <w:rPr>
+                <w:rFonts w:eastAsia="Calibri" w:cs="Calibri"/>
+              </w:rPr>
+              <w:t>) cleanly destroys the old state when transitioning.</w:t>
             </w:r>
           </w:p>
         </w:tc>
@@ -5490,12 +6854,14 @@
             </w:tcMar>
           </w:tcPr>
           <w:p>
+            <w:proofErr w:type="spellStart"/>
             <w:r>
               <w:rPr>
                 <w:rFonts w:eastAsia="Calibri" w:cs="Calibri"/>
               </w:rPr>
               <w:t>OperatorConsole</w:t>
             </w:r>
+            <w:proofErr w:type="spellEnd"/>
           </w:p>
         </w:tc>
         <w:tc>
@@ -5544,7 +6910,49 @@
               <w:rPr>
                 <w:rFonts w:eastAsia="Calibri" w:cs="Calibri"/>
               </w:rPr>
-              <w:t>Commands must stay alive after execute() so CancelCommand can later call undo() on them; the console's history is the natural, bounded lifetime for that.</w:t>
+              <w:t xml:space="preserve">Commands must stay alive after </w:t>
+            </w:r>
+            <w:proofErr w:type="gramStart"/>
+            <w:r>
+              <w:rPr>
+                <w:rFonts w:eastAsia="Calibri" w:cs="Calibri"/>
+              </w:rPr>
+              <w:t>execute(</w:t>
+            </w:r>
+            <w:proofErr w:type="gramEnd"/>
+            <w:r>
+              <w:rPr>
+                <w:rFonts w:eastAsia="Calibri" w:cs="Calibri"/>
+              </w:rPr>
+              <w:t xml:space="preserve">) so </w:t>
+            </w:r>
+            <w:proofErr w:type="spellStart"/>
+            <w:r>
+              <w:rPr>
+                <w:rFonts w:eastAsia="Calibri" w:cs="Calibri"/>
+              </w:rPr>
+              <w:t>CancelCommand</w:t>
+            </w:r>
+            <w:proofErr w:type="spellEnd"/>
+            <w:r>
+              <w:rPr>
+                <w:rFonts w:eastAsia="Calibri" w:cs="Calibri"/>
+              </w:rPr>
+              <w:t xml:space="preserve"> can later call </w:t>
+            </w:r>
+            <w:proofErr w:type="gramStart"/>
+            <w:r>
+              <w:rPr>
+                <w:rFonts w:eastAsia="Calibri" w:cs="Calibri"/>
+              </w:rPr>
+              <w:t>undo(</w:t>
+            </w:r>
+            <w:proofErr w:type="gramEnd"/>
+            <w:r>
+              <w:rPr>
+                <w:rFonts w:eastAsia="Calibri" w:cs="Calibri"/>
+              </w:rPr>
+              <w:t>) on them; the console's history is the natural, bounded lifetime for that.</w:t>
             </w:r>
           </w:p>
         </w:tc>
@@ -5586,7 +6994,25 @@
           <w:sz w:val="22"/>
           <w:szCs w:val="22"/>
         </w:rPr>
-        <w:t>An operator (or the Facade, on their behalf) issues a Command (DispatchUnitCommand).</w:t>
+        <w:t>An operator (or the Facade, on their behalf) issues a Command (</w:t>
+      </w:r>
+      <w:proofErr w:type="spellStart"/>
+      <w:r>
+        <w:rPr>
+          <w:rFonts w:ascii="Calibri" w:eastAsia="Calibri" w:hAnsi="Calibri" w:cs="Calibri"/>
+          <w:sz w:val="22"/>
+          <w:szCs w:val="22"/>
+        </w:rPr>
+        <w:t>DispatchUnitCommand</w:t>
+      </w:r>
+      <w:proofErr w:type="spellEnd"/>
+      <w:r>
+        <w:rPr>
+          <w:rFonts w:ascii="Calibri" w:eastAsia="Calibri" w:hAnsi="Calibri" w:cs="Calibri"/>
+          <w:sz w:val="22"/>
+          <w:szCs w:val="22"/>
+        </w:rPr>
+        <w:t>).</w:t>
       </w:r>
     </w:p>
     <w:p>
@@ -5622,7 +7048,61 @@
           <w:sz w:val="22"/>
           <w:szCs w:val="22"/>
         </w:rPr>
-        <w:t>The command's receiver (a ResponseComponent) reports its arrival to the Mediator (IncidentCoordinator), which — without the component knowing any other component exists — coordinates a second colleague (FacilitiesTeam locking the area) and sends an alert.</w:t>
+        <w:t xml:space="preserve">The command's receiver (a </w:t>
+      </w:r>
+      <w:proofErr w:type="spellStart"/>
+      <w:r>
+        <w:rPr>
+          <w:rFonts w:ascii="Calibri" w:eastAsia="Calibri" w:hAnsi="Calibri" w:cs="Calibri"/>
+          <w:sz w:val="22"/>
+          <w:szCs w:val="22"/>
+        </w:rPr>
+        <w:t>ResponseComponent</w:t>
+      </w:r>
+      <w:proofErr w:type="spellEnd"/>
+      <w:r>
+        <w:rPr>
+          <w:rFonts w:ascii="Calibri" w:eastAsia="Calibri" w:hAnsi="Calibri" w:cs="Calibri"/>
+          <w:sz w:val="22"/>
+          <w:szCs w:val="22"/>
+        </w:rPr>
+        <w:t>) reports its arrival to the Mediator (</w:t>
+      </w:r>
+      <w:proofErr w:type="spellStart"/>
+      <w:r>
+        <w:rPr>
+          <w:rFonts w:ascii="Calibri" w:eastAsia="Calibri" w:hAnsi="Calibri" w:cs="Calibri"/>
+          <w:sz w:val="22"/>
+          <w:szCs w:val="22"/>
+        </w:rPr>
+        <w:t>IncidentCoordinator</w:t>
+      </w:r>
+      <w:proofErr w:type="spellEnd"/>
+      <w:r>
+        <w:rPr>
+          <w:rFonts w:ascii="Calibri" w:eastAsia="Calibri" w:hAnsi="Calibri" w:cs="Calibri"/>
+          <w:sz w:val="22"/>
+          <w:szCs w:val="22"/>
+        </w:rPr>
+        <w:t>), which — without the component knowing any other component exists — coordinates a second colleague (</w:t>
+      </w:r>
+      <w:proofErr w:type="spellStart"/>
+      <w:r>
+        <w:rPr>
+          <w:rFonts w:ascii="Calibri" w:eastAsia="Calibri" w:hAnsi="Calibri" w:cs="Calibri"/>
+          <w:sz w:val="22"/>
+          <w:szCs w:val="22"/>
+        </w:rPr>
+        <w:t>FacilitiesTeam</w:t>
+      </w:r>
+      <w:proofErr w:type="spellEnd"/>
+      <w:r>
+        <w:rPr>
+          <w:rFonts w:ascii="Calibri" w:eastAsia="Calibri" w:hAnsi="Calibri" w:cs="Calibri"/>
+          <w:sz w:val="22"/>
+          <w:szCs w:val="22"/>
+        </w:rPr>
+        <w:t xml:space="preserve"> locking the area) and sends an alert.</w:t>
       </w:r>
     </w:p>
     <w:p>
@@ -5640,7 +7120,25 @@
           <w:sz w:val="22"/>
           <w:szCs w:val="22"/>
         </w:rPr>
-        <w:t>That alert travels through the Adapter (LegacyPagerAdapter) to reach the incompatible legacy paging system.</w:t>
+        <w:t>That alert travels through the Adapter (</w:t>
+      </w:r>
+      <w:proofErr w:type="spellStart"/>
+      <w:r>
+        <w:rPr>
+          <w:rFonts w:ascii="Calibri" w:eastAsia="Calibri" w:hAnsi="Calibri" w:cs="Calibri"/>
+          <w:sz w:val="22"/>
+          <w:szCs w:val="22"/>
+        </w:rPr>
+        <w:t>LegacyPagerAdapter</w:t>
+      </w:r>
+      <w:proofErr w:type="spellEnd"/>
+      <w:r>
+        <w:rPr>
+          <w:rFonts w:ascii="Calibri" w:eastAsia="Calibri" w:hAnsi="Calibri" w:cs="Calibri"/>
+          <w:sz w:val="22"/>
+          <w:szCs w:val="22"/>
+        </w:rPr>
+        <w:t>) to reach the incompatible legacy paging system.</w:t>
       </w:r>
     </w:p>
     <w:p>
@@ -5652,13 +7150,41 @@
         </w:numPr>
         <w:spacing w:after="80"/>
       </w:pPr>
+      <w:proofErr w:type="gramStart"/>
       <w:r>
         <w:rPr>
           <w:rFonts w:ascii="Calibri" w:eastAsia="Calibri" w:hAnsi="Calibri" w:cs="Calibri"/>
           <w:sz w:val="22"/>
           <w:szCs w:val="22"/>
         </w:rPr>
-        <w:t>All of the above, for the “report an emergency” workflow, is triggered by one Facade call (reportEmergency), while every subsystem piece it used remains independently callable</w:t>
+        <w:t>All of</w:t>
+      </w:r>
+      <w:proofErr w:type="gramEnd"/>
+      <w:r>
+        <w:rPr>
+          <w:rFonts w:ascii="Calibri" w:eastAsia="Calibri" w:hAnsi="Calibri" w:cs="Calibri"/>
+          <w:sz w:val="22"/>
+          <w:szCs w:val="22"/>
+        </w:rPr>
+        <w:t xml:space="preserve"> the above, for the “report an emergency” workflow, is triggered by one Facade call (</w:t>
+      </w:r>
+      <w:proofErr w:type="spellStart"/>
+      <w:r>
+        <w:rPr>
+          <w:rFonts w:ascii="Calibri" w:eastAsia="Calibri" w:hAnsi="Calibri" w:cs="Calibri"/>
+          <w:sz w:val="22"/>
+          <w:szCs w:val="22"/>
+        </w:rPr>
+        <w:t>reportEmergency</w:t>
+      </w:r>
+      <w:proofErr w:type="spellEnd"/>
+      <w:r>
+        <w:rPr>
+          <w:rFonts w:ascii="Calibri" w:eastAsia="Calibri" w:hAnsi="Calibri" w:cs="Calibri"/>
+          <w:sz w:val="22"/>
+          <w:szCs w:val="22"/>
+        </w:rPr>
+        <w:t>), while every subsystem piece it used remains independently callable</w:t>
       </w:r>
       <w:r>
         <w:rPr>
@@ -5772,7 +7298,59 @@
           <w:sz w:val="22"/>
           <w:szCs w:val="22"/>
         </w:rPr>
-        <w:t>A fire is reported in the Engineering Building using EmergencyResponseFacade::reportEmergency(). The Facade coordinates the emergency workflow, commands dispatch response teams, the Incident changes state and notifies its observers, the Mediator coordinates the response teams, and alerts are sent to the legacy paging system through the Adapter.</w:t>
+        <w:lastRenderedPageBreak/>
+        <w:t xml:space="preserve">A fire is reported in the Engineering Building using </w:t>
+      </w:r>
+      <w:proofErr w:type="spellStart"/>
+      <w:proofErr w:type="gramStart"/>
+      <w:r>
+        <w:rPr>
+          <w:rFonts w:ascii="Calibri" w:eastAsia="Calibri" w:hAnsi="Calibri" w:cs="Calibri"/>
+          <w:color w:val="auto"/>
+          <w:sz w:val="22"/>
+          <w:szCs w:val="22"/>
+        </w:rPr>
+        <w:t>EmergencyResponseFacade</w:t>
+      </w:r>
+      <w:proofErr w:type="spellEnd"/>
+      <w:r>
+        <w:rPr>
+          <w:rFonts w:ascii="Calibri" w:eastAsia="Calibri" w:hAnsi="Calibri" w:cs="Calibri"/>
+          <w:color w:val="auto"/>
+          <w:sz w:val="22"/>
+          <w:szCs w:val="22"/>
+        </w:rPr>
+        <w:t>::</w:t>
+      </w:r>
+      <w:proofErr w:type="spellStart"/>
+      <w:r>
+        <w:rPr>
+          <w:rFonts w:ascii="Calibri" w:eastAsia="Calibri" w:hAnsi="Calibri" w:cs="Calibri"/>
+          <w:color w:val="auto"/>
+          <w:sz w:val="22"/>
+          <w:szCs w:val="22"/>
+        </w:rPr>
+        <w:t>reportEmergency</w:t>
+      </w:r>
+      <w:proofErr w:type="spellEnd"/>
+      <w:r>
+        <w:rPr>
+          <w:rFonts w:ascii="Calibri" w:eastAsia="Calibri" w:hAnsi="Calibri" w:cs="Calibri"/>
+          <w:color w:val="auto"/>
+          <w:sz w:val="22"/>
+          <w:szCs w:val="22"/>
+        </w:rPr>
+        <w:t>(</w:t>
+      </w:r>
+      <w:proofErr w:type="gramEnd"/>
+      <w:r>
+        <w:rPr>
+          <w:rFonts w:ascii="Calibri" w:eastAsia="Calibri" w:hAnsi="Calibri" w:cs="Calibri"/>
+          <w:color w:val="auto"/>
+          <w:sz w:val="22"/>
+          <w:szCs w:val="22"/>
+        </w:rPr>
+        <w:t>). The Facade coordinates the emergency workflow, commands dispatch response teams, the Incident changes state and notifies its observers, the Mediator coordinates the response teams, and alerts are sent to the legacy paging system through the Adapter.</w:t>
       </w:r>
     </w:p>
     <w:p>
@@ -5820,7 +7398,27 @@
           <w:sz w:val="22"/>
           <w:szCs w:val="22"/>
         </w:rPr>
-        <w:t>Façade -&gt; Command -&gt; Satate -&gt; Observer -&gt; Mediator -&gt; Dispatcher</w:t>
+        <w:t xml:space="preserve">Façade -&gt; Command -&gt; </w:t>
+      </w:r>
+      <w:proofErr w:type="spellStart"/>
+      <w:r>
+        <w:rPr>
+          <w:rFonts w:ascii="Calibri" w:eastAsia="Calibri" w:hAnsi="Calibri" w:cs="Calibri"/>
+          <w:color w:val="auto"/>
+          <w:sz w:val="22"/>
+          <w:szCs w:val="22"/>
+        </w:rPr>
+        <w:t>Satate</w:t>
+      </w:r>
+      <w:proofErr w:type="spellEnd"/>
+      <w:r>
+        <w:rPr>
+          <w:rFonts w:ascii="Calibri" w:eastAsia="Calibri" w:hAnsi="Calibri" w:cs="Calibri"/>
+          <w:color w:val="auto"/>
+          <w:sz w:val="22"/>
+          <w:szCs w:val="22"/>
+        </w:rPr>
+        <w:t xml:space="preserve"> -&gt; Observer -&gt; Mediator -&gt; Dispatcher</w:t>
       </w:r>
     </w:p>
     <w:p>
@@ -5998,7 +7596,79 @@
           <w:szCs w:val="22"/>
           <w:lang w:val="en-GB"/>
         </w:rPr>
-        <w:t>A gas leak occurs in the Chemistry Lab. The operator directly uses OperatorConsole instead of the Facade. A LockAreaCommand locks the area, an EvacuationCommand causes Facilities to evacuate it, and the Mediator coordinates the handoff from Facilities to Medical. A CancelCommand then undoes the previous lockdown.</w:t>
+        <w:t xml:space="preserve">A gas leak occurs in the Chemistry Lab. The operator directly uses </w:t>
+      </w:r>
+      <w:proofErr w:type="spellStart"/>
+      <w:r>
+        <w:rPr>
+          <w:rFonts w:cs="Calibri"/>
+          <w:szCs w:val="22"/>
+          <w:lang w:val="en-GB"/>
+        </w:rPr>
+        <w:t>OperatorConsole</w:t>
+      </w:r>
+      <w:proofErr w:type="spellEnd"/>
+      <w:r>
+        <w:rPr>
+          <w:rFonts w:cs="Calibri"/>
+          <w:szCs w:val="22"/>
+          <w:lang w:val="en-GB"/>
+        </w:rPr>
+        <w:t xml:space="preserve"> instead of the Facade. A </w:t>
+      </w:r>
+      <w:proofErr w:type="spellStart"/>
+      <w:r>
+        <w:rPr>
+          <w:rFonts w:cs="Calibri"/>
+          <w:szCs w:val="22"/>
+          <w:lang w:val="en-GB"/>
+        </w:rPr>
+        <w:t>LockAreaCommand</w:t>
+      </w:r>
+      <w:proofErr w:type="spellEnd"/>
+      <w:r>
+        <w:rPr>
+          <w:rFonts w:cs="Calibri"/>
+          <w:szCs w:val="22"/>
+          <w:lang w:val="en-GB"/>
+        </w:rPr>
+        <w:t xml:space="preserve"> locks the area, an </w:t>
+      </w:r>
+      <w:proofErr w:type="spellStart"/>
+      <w:r>
+        <w:rPr>
+          <w:rFonts w:cs="Calibri"/>
+          <w:szCs w:val="22"/>
+          <w:lang w:val="en-GB"/>
+        </w:rPr>
+        <w:t>EvacuationCommand</w:t>
+      </w:r>
+      <w:proofErr w:type="spellEnd"/>
+      <w:r>
+        <w:rPr>
+          <w:rFonts w:cs="Calibri"/>
+          <w:szCs w:val="22"/>
+          <w:lang w:val="en-GB"/>
+        </w:rPr>
+        <w:t xml:space="preserve"> causes Facilities to evacuate it, and the Mediator coordinates the handoff from Facilities to Medical. A </w:t>
+      </w:r>
+      <w:proofErr w:type="spellStart"/>
+      <w:r>
+        <w:rPr>
+          <w:rFonts w:cs="Calibri"/>
+          <w:szCs w:val="22"/>
+          <w:lang w:val="en-GB"/>
+        </w:rPr>
+        <w:t>CancelCommand</w:t>
+      </w:r>
+      <w:proofErr w:type="spellEnd"/>
+      <w:r>
+        <w:rPr>
+          <w:rFonts w:cs="Calibri"/>
+          <w:szCs w:val="22"/>
+          <w:lang w:val="en-GB"/>
+        </w:rPr>
+        <w:t xml:space="preserve"> then undoes the previous lockdown.</w:t>
       </w:r>
     </w:p>
     <w:p>
@@ -6057,6 +7727,7 @@
           <w:lang w:val="en-GB"/>
         </w:rPr>
       </w:pPr>
+      <w:proofErr w:type="spellStart"/>
       <w:r>
         <w:rPr>
           <w:rFonts w:ascii="Calibri" w:hAnsi="Calibri" w:cs="Calibri"/>
@@ -6064,7 +7735,37 @@
           <w:szCs w:val="22"/>
           <w:lang w:val="en-GB"/>
         </w:rPr>
-        <w:t>CancelCommand demonstrates undo().</w:t>
+        <w:t>CancelCommand</w:t>
+      </w:r>
+      <w:proofErr w:type="spellEnd"/>
+      <w:r>
+        <w:rPr>
+          <w:rFonts w:ascii="Calibri" w:hAnsi="Calibri" w:cs="Calibri"/>
+          <w:sz w:val="22"/>
+          <w:szCs w:val="22"/>
+          <w:lang w:val="en-GB"/>
+        </w:rPr>
+        <w:t xml:space="preserve"> demonstrates </w:t>
+      </w:r>
+      <w:proofErr w:type="gramStart"/>
+      <w:r>
+        <w:rPr>
+          <w:rFonts w:ascii="Calibri" w:hAnsi="Calibri" w:cs="Calibri"/>
+          <w:sz w:val="22"/>
+          <w:szCs w:val="22"/>
+          <w:lang w:val="en-GB"/>
+        </w:rPr>
+        <w:t>undo(</w:t>
+      </w:r>
+      <w:proofErr w:type="gramEnd"/>
+      <w:r>
+        <w:rPr>
+          <w:rFonts w:ascii="Calibri" w:hAnsi="Calibri" w:cs="Calibri"/>
+          <w:sz w:val="22"/>
+          <w:szCs w:val="22"/>
+          <w:lang w:val="en-GB"/>
+        </w:rPr>
+        <w:t>).</w:t>
       </w:r>
     </w:p>
     <w:p>
@@ -6180,6 +7881,7 @@
         <w:rPr>
           <w:noProof/>
         </w:rPr>
+        <w:lastRenderedPageBreak/>
         <w:drawing>
           <wp:inline distT="0" distB="0" distL="0" distR="0" wp14:anchorId="79C1874E" wp14:editId="067CF4A8">
             <wp:extent cx="6389370" cy="6272530"/>
@@ -6267,6 +7969,62 @@
       </w:pPr>
       <w:r>
         <w:rPr>
+          <w:noProof/>
+        </w:rPr>
+        <w:lastRenderedPageBreak/>
+        <w:drawing>
+          <wp:inline distT="0" distB="0" distL="0" distR="0" wp14:anchorId="7D7CA18C" wp14:editId="314E6D33">
+            <wp:extent cx="5731510" cy="2865755"/>
+            <wp:effectExtent l="0" t="0" r="2540" b="0"/>
+            <wp:docPr id="1881424456" name="Graphic 1"/>
+            <wp:cNvGraphicFramePr>
+              <a:graphicFrameLocks xmlns:a="http://schemas.openxmlformats.org/drawingml/2006/main" noChangeAspect="1"/>
+            </wp:cNvGraphicFramePr>
+            <a:graphic xmlns:a="http://schemas.openxmlformats.org/drawingml/2006/main">
+              <a:graphicData uri="http://schemas.openxmlformats.org/drawingml/2006/picture">
+                <pic:pic xmlns:pic="http://schemas.openxmlformats.org/drawingml/2006/picture">
+                  <pic:nvPicPr>
+                    <pic:cNvPr id="1881424456" name=""/>
+                    <pic:cNvPicPr/>
+                  </pic:nvPicPr>
+                  <pic:blipFill>
+                    <a:blip r:embed="rId7">
+                      <a:extLst>
+                        <a:ext uri="{96DAC541-7B7A-43D3-8B79-37D633B846F1}">
+                          <asvg:svgBlip xmlns:asvg="http://schemas.microsoft.com/office/drawing/2016/SVG/main" r:embed="rId8"/>
+                        </a:ext>
+                      </a:extLst>
+                    </a:blip>
+                    <a:stretch>
+                      <a:fillRect/>
+                    </a:stretch>
+                  </pic:blipFill>
+                  <pic:spPr>
+                    <a:xfrm>
+                      <a:off x="0" y="0"/>
+                      <a:ext cx="5731510" cy="2865755"/>
+                    </a:xfrm>
+                    <a:prstGeom prst="rect">
+                      <a:avLst/>
+                    </a:prstGeom>
+                  </pic:spPr>
+                </pic:pic>
+              </a:graphicData>
+            </a:graphic>
+          </wp:inline>
+        </w:drawing>
+      </w:r>
+    </w:p>
+    <w:p>
+      <w:pPr>
+        <w:pStyle w:val="Heading1"/>
+        <w:spacing w:before="320" w:after="160"/>
+        <w:rPr>
+          <w:lang w:val="en-GB"/>
+        </w:rPr>
+      </w:pPr>
+      <w:r>
+        <w:rPr>
           <w:lang w:val="en-GB"/>
         </w:rPr>
         <w:t xml:space="preserve">4.3 Sequence Diagram </w:t>
@@ -6282,6 +8040,62 @@
           <w:lang w:val="en-GB"/>
         </w:rPr>
         <w:t xml:space="preserve"> Scenario 2</w:t>
+      </w:r>
+    </w:p>
+    <w:p>
+      <w:pPr>
+        <w:pStyle w:val="Heading1"/>
+        <w:spacing w:before="320" w:after="160"/>
+        <w:rPr>
+          <w:lang w:val="en-GB"/>
+        </w:rPr>
+      </w:pPr>
+      <w:r>
+        <w:rPr>
+          <w:noProof/>
+        </w:rPr>
+        <w:lastRenderedPageBreak/>
+        <w:drawing>
+          <wp:inline distT="0" distB="0" distL="0" distR="0" wp14:anchorId="5C501773" wp14:editId="3187FCDB">
+            <wp:extent cx="6400800" cy="6733540"/>
+            <wp:effectExtent l="0" t="0" r="0" b="0"/>
+            <wp:docPr id="1860625812" name="Graphic 1"/>
+            <wp:cNvGraphicFramePr>
+              <a:graphicFrameLocks xmlns:a="http://schemas.openxmlformats.org/drawingml/2006/main" noChangeAspect="1"/>
+            </wp:cNvGraphicFramePr>
+            <a:graphic xmlns:a="http://schemas.openxmlformats.org/drawingml/2006/main">
+              <a:graphicData uri="http://schemas.openxmlformats.org/drawingml/2006/picture">
+                <pic:pic xmlns:pic="http://schemas.openxmlformats.org/drawingml/2006/picture">
+                  <pic:nvPicPr>
+                    <pic:cNvPr id="1860625812" name=""/>
+                    <pic:cNvPicPr/>
+                  </pic:nvPicPr>
+                  <pic:blipFill>
+                    <a:blip r:embed="rId9">
+                      <a:extLst>
+                        <a:ext uri="{96DAC541-7B7A-43D3-8B79-37D633B846F1}">
+                          <asvg:svgBlip xmlns:asvg="http://schemas.microsoft.com/office/drawing/2016/SVG/main" r:embed="rId10"/>
+                        </a:ext>
+                      </a:extLst>
+                    </a:blip>
+                    <a:stretch>
+                      <a:fillRect/>
+                    </a:stretch>
+                  </pic:blipFill>
+                  <pic:spPr>
+                    <a:xfrm>
+                      <a:off x="0" y="0"/>
+                      <a:ext cx="6400800" cy="6733540"/>
+                    </a:xfrm>
+                    <a:prstGeom prst="rect">
+                      <a:avLst/>
+                    </a:prstGeom>
+                  </pic:spPr>
+                </pic:pic>
+              </a:graphicData>
+            </a:graphic>
+          </wp:inline>
+        </w:drawing>
       </w:r>
     </w:p>
     <w:p>
@@ -6382,58 +8196,94 @@
           <w:szCs w:val="32"/>
           <w:lang w:val="en-GB"/>
         </w:rPr>
-        <w:t>5.2 Dockerfile</w:t>
-      </w:r>
-    </w:p>
-    <w:p>
-      <w:pPr>
-        <w:rPr>
-          <w:lang w:val="en-GB"/>
-        </w:rPr>
-      </w:pPr>
-      <w:r>
-        <w:t>The Dockerfile creates an Ubuntu-based environment and installs the tools required to build, debug and analyse CampusGuard, including g++, make, GDB and Valgrind. The project files are copied into the container and compiled using the Makefile. When the container starts, the campusguard executable automatically runs the two demonstration scenarios.</w:t>
-      </w:r>
-    </w:p>
-    <w:p>
-      <w:pPr>
-        <w:spacing w:after="140"/>
+        <w:t xml:space="preserve">5.2 </w:t>
+      </w:r>
+      <w:proofErr w:type="spellStart"/>
+      <w:r>
         <w:rPr>
           <w:color w:val="0070C0"/>
           <w:sz w:val="32"/>
           <w:szCs w:val="32"/>
           <w:lang w:val="en-GB"/>
         </w:rPr>
-      </w:pPr>
-      <w:r>
+        <w:t>Dockerfile</w:t>
+      </w:r>
+      <w:proofErr w:type="spellEnd"/>
+    </w:p>
+    <w:p>
+      <w:pPr>
+        <w:rPr>
+          <w:lang w:val="en-GB"/>
+        </w:rPr>
+      </w:pPr>
+      <w:r>
+        <w:t xml:space="preserve">The </w:t>
+      </w:r>
+      <w:proofErr w:type="spellStart"/>
+      <w:r>
+        <w:t>Dockerfile</w:t>
+      </w:r>
+      <w:proofErr w:type="spellEnd"/>
+      <w:r>
+        <w:t xml:space="preserve"> creates an Ubuntu-based environment and installs the tools required to build, debug and analyse </w:t>
+      </w:r>
+      <w:proofErr w:type="spellStart"/>
+      <w:r>
+        <w:t>CampusGuard</w:t>
+      </w:r>
+      <w:proofErr w:type="spellEnd"/>
+      <w:r>
+        <w:t xml:space="preserve">, including g++, make, GDB and </w:t>
+      </w:r>
+      <w:proofErr w:type="spellStart"/>
+      <w:r>
+        <w:t>Valgrind</w:t>
+      </w:r>
+      <w:proofErr w:type="spellEnd"/>
+      <w:r>
+        <w:t xml:space="preserve">. The project files are copied into the container and </w:t>
+      </w:r>
+      <w:r>
+        <w:lastRenderedPageBreak/>
+        <w:t xml:space="preserve">compiled using the </w:t>
+      </w:r>
+      <w:proofErr w:type="spellStart"/>
+      <w:r>
+        <w:t>Makefile</w:t>
+      </w:r>
+      <w:proofErr w:type="spellEnd"/>
+      <w:r>
+        <w:t xml:space="preserve">. When the container starts, the </w:t>
+      </w:r>
+      <w:proofErr w:type="spellStart"/>
+      <w:r>
+        <w:t>campusguard</w:t>
+      </w:r>
+      <w:proofErr w:type="spellEnd"/>
+      <w:r>
+        <w:t xml:space="preserve"> executable automatically runs the two demonstration scenarios.</w:t>
+      </w:r>
+    </w:p>
+    <w:p>
+      <w:pPr>
+        <w:spacing w:after="140"/>
         <w:rPr>
           <w:color w:val="0070C0"/>
           <w:sz w:val="32"/>
           <w:szCs w:val="32"/>
           <w:lang w:val="en-GB"/>
         </w:rPr>
-        <w:t>5.3 docker-compose.yml</w:t>
-      </w:r>
-    </w:p>
-    <w:p>
-      <w:pPr>
-        <w:rPr>
-          <w:lang w:val="en-GB"/>
-        </w:rPr>
-      </w:pPr>
-      <w:r>
-        <w:t>Docker Compose builds the CampusGuard image using the Dockerfile in the project directory and creates the campusguard container.</w:t>
-      </w:r>
-    </w:p>
-    <w:p>
-      <w:pPr>
-        <w:spacing w:after="140"/>
+      </w:pPr>
+      <w:r>
         <w:rPr>
           <w:color w:val="0070C0"/>
           <w:sz w:val="32"/>
           <w:szCs w:val="32"/>
-        </w:rPr>
-      </w:pPr>
+          <w:lang w:val="en-GB"/>
+        </w:rPr>
+        <w:t>5.3 docker-</w:t>
+      </w:r>
+      <w:proofErr w:type="spellStart"/>
       <w:r>
         <w:rPr>
           <w:color w:val="0070C0"/>
@@ -6441,14 +8291,68 @@
           <w:szCs w:val="32"/>
           <w:lang w:val="en-GB"/>
         </w:rPr>
-        <w:t xml:space="preserve">5.4 </w:t>
-      </w:r>
-      <w:r>
+        <w:t>compose.yml</w:t>
+      </w:r>
+      <w:proofErr w:type="spellEnd"/>
+    </w:p>
+    <w:p>
+      <w:pPr>
+        <w:rPr>
+          <w:lang w:val="en-GB"/>
+        </w:rPr>
+      </w:pPr>
+      <w:r>
+        <w:t xml:space="preserve">Docker Compose builds the </w:t>
+      </w:r>
+      <w:proofErr w:type="spellStart"/>
+      <w:r>
+        <w:t>CampusGuard</w:t>
+      </w:r>
+      <w:proofErr w:type="spellEnd"/>
+      <w:r>
+        <w:t xml:space="preserve"> image using the </w:t>
+      </w:r>
+      <w:proofErr w:type="spellStart"/>
+      <w:r>
+        <w:t>Dockerfile</w:t>
+      </w:r>
+      <w:proofErr w:type="spellEnd"/>
+      <w:r>
+        <w:t xml:space="preserve"> in the project directory and creates the </w:t>
+      </w:r>
+      <w:proofErr w:type="spellStart"/>
+      <w:r>
+        <w:t>campusguard</w:t>
+      </w:r>
+      <w:proofErr w:type="spellEnd"/>
+      <w:r>
+        <w:t xml:space="preserve"> container.</w:t>
+      </w:r>
+    </w:p>
+    <w:p>
+      <w:pPr>
+        <w:spacing w:after="140"/>
         <w:rPr>
           <w:color w:val="0070C0"/>
           <w:sz w:val="32"/>
           <w:szCs w:val="32"/>
         </w:rPr>
+      </w:pPr>
+      <w:r>
+        <w:rPr>
+          <w:color w:val="0070C0"/>
+          <w:sz w:val="32"/>
+          <w:szCs w:val="32"/>
+          <w:lang w:val="en-GB"/>
+        </w:rPr>
+        <w:t xml:space="preserve">5.4 </w:t>
+      </w:r>
+      <w:r>
+        <w:rPr>
+          <w:color w:val="0070C0"/>
+          <w:sz w:val="32"/>
+          <w:szCs w:val="32"/>
+        </w:rPr>
         <w:t>Docker Run Instructions</w:t>
       </w:r>
     </w:p>
@@ -6499,7 +8403,21 @@
         <w:rPr>
           <w:lang w:val="en-GB"/>
         </w:rPr>
-        <w:t>This builds the Docker image, compiles the complete CampusGuard application and starts the container. The application then automatically executes both end-to-end scenarios.</w:t>
+        <w:t xml:space="preserve">This builds the Docker image, compiles the complete </w:t>
+      </w:r>
+      <w:proofErr w:type="spellStart"/>
+      <w:r>
+        <w:rPr>
+          <w:lang w:val="en-GB"/>
+        </w:rPr>
+        <w:t>CampusGuard</w:t>
+      </w:r>
+      <w:proofErr w:type="spellEnd"/>
+      <w:r>
+        <w:rPr>
+          <w:lang w:val="en-GB"/>
+        </w:rPr>
+        <w:t xml:space="preserve"> application and starts the container. The application then automatically executes both end-to-end scenarios.</w:t>
       </w:r>
     </w:p>
     <w:p>
@@ -6548,7 +8466,27 @@
           <w:szCs w:val="32"/>
           <w:lang w:val="en-GB"/>
         </w:rPr>
-        <w:t>5.5 Valgrind Evidence</w:t>
+        <w:t xml:space="preserve">5.5 </w:t>
+      </w:r>
+      <w:proofErr w:type="spellStart"/>
+      <w:r>
+        <w:rPr>
+          <w:color w:val="0070C0"/>
+          <w:sz w:val="32"/>
+          <w:szCs w:val="32"/>
+          <w:lang w:val="en-GB"/>
+        </w:rPr>
+        <w:t>Valgrind</w:t>
+      </w:r>
+      <w:proofErr w:type="spellEnd"/>
+      <w:r>
+        <w:rPr>
+          <w:color w:val="0070C0"/>
+          <w:sz w:val="32"/>
+          <w:szCs w:val="32"/>
+          <w:lang w:val="en-GB"/>
+        </w:rPr>
+        <w:t xml:space="preserve"> Evidence</w:t>
       </w:r>
     </w:p>
     <w:p>
@@ -6567,18 +8505,19 @@
           <w:bCs/>
           <w:lang w:val="en-GB"/>
         </w:rPr>
-        <w:t>docker compose run --rm campusguard bash</w:t>
-      </w:r>
-    </w:p>
-    <w:p>
-      <w:pPr>
+        <w:t xml:space="preserve">docker compose run --rm </w:t>
+      </w:r>
+      <w:proofErr w:type="spellStart"/>
+      <w:r>
         <w:rPr>
           <w:rFonts w:ascii="Courier New" w:hAnsi="Courier New" w:cs="Courier New"/>
           <w:b/>
           <w:bCs/>
           <w:lang w:val="en-GB"/>
         </w:rPr>
-      </w:pPr>
+        <w:t>campusguard</w:t>
+      </w:r>
+      <w:proofErr w:type="spellEnd"/>
       <w:r>
         <w:rPr>
           <w:rFonts w:ascii="Courier New" w:hAnsi="Courier New" w:cs="Courier New"/>
@@ -6586,8 +8525,69 @@
           <w:bCs/>
           <w:lang w:val="en-GB"/>
         </w:rPr>
-        <w:t>valgrind --leak-check=full --show-leak-kinds=all ./campusguard</w:t>
-      </w:r>
+        <w:t xml:space="preserve"> bash</w:t>
+      </w:r>
+    </w:p>
+    <w:p>
+      <w:pPr>
+        <w:rPr>
+          <w:rFonts w:ascii="Courier New" w:hAnsi="Courier New" w:cs="Courier New"/>
+          <w:b/>
+          <w:bCs/>
+          <w:lang w:val="en-GB"/>
+        </w:rPr>
+      </w:pPr>
+      <w:proofErr w:type="spellStart"/>
+      <w:r>
+        <w:rPr>
+          <w:rFonts w:ascii="Courier New" w:hAnsi="Courier New" w:cs="Courier New"/>
+          <w:b/>
+          <w:bCs/>
+          <w:lang w:val="en-GB"/>
+        </w:rPr>
+        <w:t>valgrind</w:t>
+      </w:r>
+      <w:proofErr w:type="spellEnd"/>
+      <w:r>
+        <w:rPr>
+          <w:rFonts w:ascii="Courier New" w:hAnsi="Courier New" w:cs="Courier New"/>
+          <w:b/>
+          <w:bCs/>
+          <w:lang w:val="en-GB"/>
+        </w:rPr>
+        <w:t xml:space="preserve"> --leak-check=full --show-leak-kinds=</w:t>
+      </w:r>
+      <w:proofErr w:type="gramStart"/>
+      <w:r>
+        <w:rPr>
+          <w:rFonts w:ascii="Courier New" w:hAnsi="Courier New" w:cs="Courier New"/>
+          <w:b/>
+          <w:bCs/>
+          <w:lang w:val="en-GB"/>
+        </w:rPr>
+        <w:t>all .</w:t>
+      </w:r>
+      <w:proofErr w:type="gramEnd"/>
+      <w:r>
+        <w:rPr>
+          <w:rFonts w:ascii="Courier New" w:hAnsi="Courier New" w:cs="Courier New"/>
+          <w:b/>
+          <w:bCs/>
+          <w:lang w:val="en-GB"/>
+        </w:rPr>
+        <w:t>/</w:t>
+      </w:r>
+      <w:proofErr w:type="spellStart"/>
+      <w:r>
+        <w:rPr>
+          <w:rFonts w:ascii="Courier New" w:hAnsi="Courier New" w:cs="Courier New"/>
+          <w:b/>
+          <w:bCs/>
+          <w:lang w:val="en-GB"/>
+        </w:rPr>
+        <w:t>campusguard</w:t>
+      </w:r>
+      <w:proofErr w:type="spellEnd"/>
     </w:p>
     <w:p>
       <w:pPr>
@@ -6601,6 +8601,7 @@
       </w:pPr>
       <w:r>
         <w:rPr>
+          <w:noProof/>
           <w:color w:val="0070C0"/>
           <w:sz w:val="32"/>
           <w:szCs w:val="32"/>
@@ -6622,7 +8623,7 @@
                     <pic:cNvPicPr/>
                   </pic:nvPicPr>
                   <pic:blipFill>
-                    <a:blip r:embed="rId7"/>
+                    <a:blip r:embed="rId11"/>
                     <a:stretch>
                       <a:fillRect/>
                     </a:stretch>
@@ -6649,8 +8650,21 @@
           <w:lang w:val="en-GB"/>
         </w:rPr>
       </w:pPr>
-      <w:r>
-        <w:t xml:space="preserve">Valgrind was run on the final CampusGuard executable to check for memory leaks and memory-related errors. The program completed with </w:t>
+      <w:proofErr w:type="spellStart"/>
+      <w:r>
+        <w:t>Valgrind</w:t>
+      </w:r>
+      <w:proofErr w:type="spellEnd"/>
+      <w:r>
+        <w:t xml:space="preserve"> was run on the final </w:t>
+      </w:r>
+      <w:proofErr w:type="spellStart"/>
+      <w:r>
+        <w:t>CampusGuard</w:t>
+      </w:r>
+      <w:proofErr w:type="spellEnd"/>
+      <w:r>
+        <w:t xml:space="preserve"> executable to check for memory leaks and memory-related errors. The program completed with </w:t>
       </w:r>
       <w:r>
         <w:rPr>
@@ -6670,7 +8684,15 @@
         <w:t>0 bytes remaining in use at exit</w:t>
       </w:r>
       <w:r>
-        <w:t xml:space="preserve">. Valgrind reported that all heap blocks were freed and that no memory leaks were possible. The final error summary also reported </w:t>
+        <w:t xml:space="preserve">. </w:t>
+      </w:r>
+      <w:proofErr w:type="spellStart"/>
+      <w:r>
+        <w:t>Valgrind</w:t>
+      </w:r>
+      <w:proofErr w:type="spellEnd"/>
+      <w:r>
+        <w:t xml:space="preserve"> reported that all heap blocks were freed and that no memory leaks were possible. The final error summary also reported </w:t>
       </w:r>
       <w:r>
         <w:rPr>
@@ -6754,7 +8776,29 @@
         <w:rPr>
           <w:lang w:val="en-GB"/>
         </w:rPr>
-        <w:t xml:space="preserve"> A breakpoint was placed in DispatchUnitCommand::execute(). GDB showed the incident was "Reported" on the first dispatch and "Dispatched" on the second.</w:t>
+        <w:t xml:space="preserve"> A breakpoint was placed in </w:t>
+      </w:r>
+      <w:proofErr w:type="spellStart"/>
+      <w:proofErr w:type="gramStart"/>
+      <w:r>
+        <w:rPr>
+          <w:lang w:val="en-GB"/>
+        </w:rPr>
+        <w:t>DispatchUnitCommand</w:t>
+      </w:r>
+      <w:proofErr w:type="spellEnd"/>
+      <w:r>
+        <w:rPr>
+          <w:lang w:val="en-GB"/>
+        </w:rPr>
+        <w:t>::execute(</w:t>
+      </w:r>
+      <w:proofErr w:type="gramEnd"/>
+      <w:r>
+        <w:rPr>
+          <w:lang w:val="en-GB"/>
+        </w:rPr>
+        <w:t>). GDB showed the incident was "Reported" on the first dispatch and "Dispatched" on the second.</w:t>
       </w:r>
     </w:p>
     <w:p>
@@ -6775,7 +8819,21 @@
         <w:rPr>
           <w:lang w:val="en-GB"/>
         </w:rPr>
-        <w:t xml:space="preserve"> incident-&gt;dispatch() is now only called when the incident is still Reported.</w:t>
+        <w:t xml:space="preserve"> incident-&gt;</w:t>
+      </w:r>
+      <w:proofErr w:type="gramStart"/>
+      <w:r>
+        <w:rPr>
+          <w:lang w:val="en-GB"/>
+        </w:rPr>
+        <w:t>dispatch(</w:t>
+      </w:r>
+      <w:proofErr w:type="gramEnd"/>
+      <w:r>
+        <w:rPr>
+          <w:lang w:val="en-GB"/>
+        </w:rPr>
+        <w:t>) is now only called when the incident is still Reported.</w:t>
       </w:r>
     </w:p>
     <w:p>
@@ -6804,11 +8862,13 @@
       </w:pPr>
       <w:r>
         <w:rPr>
+          <w:noProof/>
           <w:color w:val="0070C0"/>
           <w:sz w:val="32"/>
           <w:szCs w:val="32"/>
           <w:lang w:val="en-GB"/>
         </w:rPr>
+        <w:lastRenderedPageBreak/>
         <w:drawing>
           <wp:inline distT="0" distB="0" distL="0" distR="0" wp14:anchorId="11B9913C" wp14:editId="170554FC">
             <wp:extent cx="4943511" cy="1285884"/>
@@ -6825,7 +8885,7 @@
                     <pic:cNvPicPr/>
                   </pic:nvPicPr>
                   <pic:blipFill>
-                    <a:blip r:embed="rId8"/>
+                    <a:blip r:embed="rId12"/>
                     <a:stretch>
                       <a:fillRect/>
                     </a:stretch>
@@ -6858,6 +8918,7 @@
       </w:pPr>
       <w:r>
         <w:rPr>
+          <w:noProof/>
           <w:color w:val="0070C0"/>
           <w:sz w:val="32"/>
           <w:szCs w:val="32"/>
@@ -6879,7 +8940,7 @@
                     <pic:cNvPicPr/>
                   </pic:nvPicPr>
                   <pic:blipFill>
-                    <a:blip r:embed="rId9"/>
+                    <a:blip r:embed="rId13"/>
                     <a:stretch>
                       <a:fillRect/>
                     </a:stretch>
@@ -6931,7 +8992,31 @@
         </w:rPr>
       </w:pPr>
       <w:r>
-        <w:t>The work was divided among the team based on the main areas of the project. One member focused on the system design and implementation of the six design patterns, including the class structure and pattern integration. Another member focused on the UML and behavioural diagrams, ensuring they matched the final implementation. The remaining work focused on the end-to-end scenarios and engineering quality, including main.cpp, the Makefile, Dockerfile, Docker Compose, Valgrind testing and the GDB investigation. The team then combined and reviewed the work for the final submission.</w:t>
+        <w:t xml:space="preserve">The work was divided among the team based on the main areas of the project. One member focused on the system design and implementation of the six design patterns, including the class structure and pattern integration. Another member focused on the UML and behavioural diagrams, ensuring they matched the final implementation. The remaining work focused on the end-to-end scenarios and engineering quality, including main.cpp, the </w:t>
+      </w:r>
+      <w:proofErr w:type="spellStart"/>
+      <w:r>
+        <w:t>Makefile</w:t>
+      </w:r>
+      <w:proofErr w:type="spellEnd"/>
+      <w:r>
+        <w:t xml:space="preserve">, </w:t>
+      </w:r>
+      <w:proofErr w:type="spellStart"/>
+      <w:r>
+        <w:t>Dockerfile</w:t>
+      </w:r>
+      <w:proofErr w:type="spellEnd"/>
+      <w:r>
+        <w:t xml:space="preserve">, Docker Compose, </w:t>
+      </w:r>
+      <w:proofErr w:type="spellStart"/>
+      <w:r>
+        <w:t>Valgrind</w:t>
+      </w:r>
+      <w:proofErr w:type="spellEnd"/>
+      <w:r>
+        <w:t xml:space="preserve"> testing and the GDB investigation. The team then combined and reviewed the work for the final submission.</w:t>
       </w:r>
     </w:p>
     <w:p>
@@ -6987,6 +9072,7 @@
           <w:lang w:val="en-GB"/>
         </w:rPr>
       </w:pPr>
+      <w:proofErr w:type="spellStart"/>
       <w:r>
         <w:rPr>
           <w:rFonts w:eastAsia="Calibri"/>
@@ -6994,6 +9080,7 @@
         </w:rPr>
         <w:t>Showlon</w:t>
       </w:r>
+      <w:proofErr w:type="spellEnd"/>
       <w:r>
         <w:rPr>
           <w:rFonts w:eastAsia="Calibri"/>
@@ -7067,7 +9154,55 @@
           <w:lang w:val="en-GB"/>
         </w:rPr>
         <w:br/>
-        <w:t>Contributed to the end-to-end scenarios and engineering quality, including main.cpp, Makefile, Dockerfile, Docker Compose, Valgrind testing and the GDB investigation.</w:t>
+        <w:t xml:space="preserve">Contributed to the end-to-end scenarios and engineering quality, including main.cpp, </w:t>
+      </w:r>
+      <w:proofErr w:type="spellStart"/>
+      <w:r>
+        <w:rPr>
+          <w:rFonts w:eastAsia="Calibri"/>
+          <w:lang w:val="en-GB"/>
+        </w:rPr>
+        <w:t>Makefile</w:t>
+      </w:r>
+      <w:proofErr w:type="spellEnd"/>
+      <w:r>
+        <w:rPr>
+          <w:rFonts w:eastAsia="Calibri"/>
+          <w:lang w:val="en-GB"/>
+        </w:rPr>
+        <w:t xml:space="preserve">, </w:t>
+      </w:r>
+      <w:proofErr w:type="spellStart"/>
+      <w:r>
+        <w:rPr>
+          <w:rFonts w:eastAsia="Calibri"/>
+          <w:lang w:val="en-GB"/>
+        </w:rPr>
+        <w:t>Dockerfile</w:t>
+      </w:r>
+      <w:proofErr w:type="spellEnd"/>
+      <w:r>
+        <w:rPr>
+          <w:rFonts w:eastAsia="Calibri"/>
+          <w:lang w:val="en-GB"/>
+        </w:rPr>
+        <w:t xml:space="preserve">, Docker Compose, </w:t>
+      </w:r>
+      <w:proofErr w:type="spellStart"/>
+      <w:r>
+        <w:rPr>
+          <w:rFonts w:eastAsia="Calibri"/>
+          <w:lang w:val="en-GB"/>
+        </w:rPr>
+        <w:t>Valgrind</w:t>
+      </w:r>
+      <w:proofErr w:type="spellEnd"/>
+      <w:r>
+        <w:rPr>
+          <w:rFonts w:eastAsia="Calibri"/>
+          <w:lang w:val="en-GB"/>
+        </w:rPr>
+        <w:t xml:space="preserve"> testing and the GDB investigation.</w:t>
       </w:r>
     </w:p>
     <w:p>
@@ -8548,6 +10683,7 @@
   <w:style w:type="character" w:default="1" w:styleId="DefaultParagraphFont">
     <w:name w:val="Default Paragraph Font"/>
     <w:uiPriority w:val="1"/>
+    <w:semiHidden/>
     <w:unhideWhenUsed/>
   </w:style>
   <w:style w:type="table" w:default="1" w:styleId="TableNormal">

--- a/CampusGuard.docx
+++ b/CampusGuard.docx
@@ -7883,10 +7883,10 @@
         </w:rPr>
         <w:lastRenderedPageBreak/>
         <w:drawing>
-          <wp:inline distT="0" distB="0" distL="0" distR="0" wp14:anchorId="79C1874E" wp14:editId="067CF4A8">
-            <wp:extent cx="6389370" cy="6272530"/>
-            <wp:effectExtent l="0" t="0" r="0" b="0"/>
-            <wp:docPr id="626665157" name="Picture 2"/>
+          <wp:inline distT="0" distB="0" distL="0" distR="0" wp14:anchorId="45B1BEA1" wp14:editId="73E93A13">
+            <wp:extent cx="6400800" cy="6284595"/>
+            <wp:effectExtent l="0" t="0" r="0" b="1905"/>
+            <wp:docPr id="370467124" name="Picture 1"/>
             <wp:cNvGraphicFramePr>
               <a:graphicFrameLocks xmlns:a="http://schemas.openxmlformats.org/drawingml/2006/main" noChangeAspect="1"/>
             </wp:cNvGraphicFramePr>
@@ -7894,7 +7894,7 @@
               <a:graphicData uri="http://schemas.openxmlformats.org/drawingml/2006/picture">
                 <pic:pic xmlns:pic="http://schemas.openxmlformats.org/drawingml/2006/picture">
                   <pic:nvPicPr>
-                    <pic:cNvPr id="0" name="Picture 2"/>
+                    <pic:cNvPr id="0" name="Picture 1"/>
                     <pic:cNvPicPr>
                       <a:picLocks noChangeAspect="1" noChangeArrowheads="1"/>
                     </pic:cNvPicPr>
@@ -7915,7 +7915,7 @@
                   <pic:spPr bwMode="auto">
                     <a:xfrm>
                       <a:off x="0" y="0"/>
-                      <a:ext cx="6389370" cy="6272530"/>
+                      <a:ext cx="6400800" cy="6284595"/>
                     </a:xfrm>
                     <a:prstGeom prst="rect">
                       <a:avLst/>
@@ -7930,6 +7930,25 @@
             </a:graphic>
           </wp:inline>
         </w:drawing>
+      </w:r>
+    </w:p>
+    <w:p>
+      <w:pPr>
+        <w:pStyle w:val="Heading1"/>
+        <w:spacing w:before="320" w:after="160"/>
+        <w:rPr>
+          <w:color w:val="auto"/>
+          <w:sz w:val="22"/>
+          <w:szCs w:val="22"/>
+        </w:rPr>
+      </w:pPr>
+      <w:r>
+        <w:rPr>
+          <w:color w:val="auto"/>
+          <w:sz w:val="22"/>
+          <w:szCs w:val="22"/>
+        </w:rPr>
+        <w:t>See Class Diagram1.png in the repo for better quality.</w:t>
       </w:r>
     </w:p>
     <w:p>
@@ -8115,9 +8134,83 @@
     </w:p>
     <w:p>
       <w:pPr>
+        <w:rPr>
+          <w:rFonts w:ascii="Times New Roman" w:hAnsi="Times New Roman"/>
+          <w:color w:val="2E74B5"/>
+          <w:sz w:val="32"/>
+          <w:szCs w:val="32"/>
+          <w:lang w:val="en-GB"/>
+        </w:rPr>
+      </w:pPr>
+    </w:p>
+    <w:p>
+      <w:pPr>
+        <w:tabs>
+          <w:tab w:val="left" w:pos="9115"/>
+        </w:tabs>
+        <w:rPr>
+          <w:lang w:val="en-GB"/>
+        </w:rPr>
+      </w:pPr>
+      <w:r>
+        <w:rPr>
+          <w:lang w:val="en-GB"/>
+        </w:rPr>
+        <w:tab/>
+      </w:r>
+    </w:p>
+    <w:p>
+      <w:pPr>
         <w:pStyle w:val="Heading1"/>
         <w:spacing w:before="320" w:after="160"/>
       </w:pPr>
+      <w:r>
+        <w:rPr>
+          <w:noProof/>
+        </w:rPr>
+        <w:lastRenderedPageBreak/>
+        <w:drawing>
+          <wp:inline distT="0" distB="0" distL="0" distR="0" wp14:anchorId="0F8FF833" wp14:editId="04284DB8">
+            <wp:extent cx="6400800" cy="3127375"/>
+            <wp:effectExtent l="0" t="0" r="0" b="0"/>
+            <wp:docPr id="477688578" name="Graphic 1"/>
+            <wp:cNvGraphicFramePr>
+              <a:graphicFrameLocks xmlns:a="http://schemas.openxmlformats.org/drawingml/2006/main" noChangeAspect="1"/>
+            </wp:cNvGraphicFramePr>
+            <a:graphic xmlns:a="http://schemas.openxmlformats.org/drawingml/2006/main">
+              <a:graphicData uri="http://schemas.openxmlformats.org/drawingml/2006/picture">
+                <pic:pic xmlns:pic="http://schemas.openxmlformats.org/drawingml/2006/picture">
+                  <pic:nvPicPr>
+                    <pic:cNvPr id="477688578" name=""/>
+                    <pic:cNvPicPr/>
+                  </pic:nvPicPr>
+                  <pic:blipFill>
+                    <a:blip r:embed="rId11">
+                      <a:extLst>
+                        <a:ext uri="{96DAC541-7B7A-43D3-8B79-37D633B846F1}">
+                          <asvg:svgBlip xmlns:asvg="http://schemas.microsoft.com/office/drawing/2016/SVG/main" r:embed="rId12"/>
+                        </a:ext>
+                      </a:extLst>
+                    </a:blip>
+                    <a:stretch>
+                      <a:fillRect/>
+                    </a:stretch>
+                  </pic:blipFill>
+                  <pic:spPr>
+                    <a:xfrm>
+                      <a:off x="0" y="0"/>
+                      <a:ext cx="6400800" cy="3127375"/>
+                    </a:xfrm>
+                    <a:prstGeom prst="rect">
+                      <a:avLst/>
+                    </a:prstGeom>
+                  </pic:spPr>
+                </pic:pic>
+              </a:graphicData>
+            </a:graphic>
+          </wp:inline>
+        </w:drawing>
+      </w:r>
     </w:p>
     <w:p>
       <w:pPr>
@@ -8241,11 +8334,7 @@
       </w:r>
       <w:proofErr w:type="spellEnd"/>
       <w:r>
-        <w:t xml:space="preserve">. The project files are copied into the container and </w:t>
-      </w:r>
-      <w:r>
-        <w:lastRenderedPageBreak/>
-        <w:t xml:space="preserve">compiled using the </w:t>
+        <w:t xml:space="preserve">. The project files are copied into the container and compiled using the </w:t>
       </w:r>
       <w:proofErr w:type="spellStart"/>
       <w:r>
@@ -8607,6 +8696,7 @@
           <w:szCs w:val="32"/>
           <w:lang w:val="en-GB"/>
         </w:rPr>
+        <w:lastRenderedPageBreak/>
         <w:drawing>
           <wp:inline distT="0" distB="0" distL="0" distR="0" wp14:anchorId="3C1BB8F9" wp14:editId="0E93FDF4">
             <wp:extent cx="5991269" cy="2400318"/>
@@ -8623,7 +8713,7 @@
                     <pic:cNvPicPr/>
                   </pic:nvPicPr>
                   <pic:blipFill>
-                    <a:blip r:embed="rId11"/>
+                    <a:blip r:embed="rId13"/>
                     <a:stretch>
                       <a:fillRect/>
                     </a:stretch>
@@ -8868,7 +8958,6 @@
           <w:szCs w:val="32"/>
           <w:lang w:val="en-GB"/>
         </w:rPr>
-        <w:lastRenderedPageBreak/>
         <w:drawing>
           <wp:inline distT="0" distB="0" distL="0" distR="0" wp14:anchorId="11B9913C" wp14:editId="170554FC">
             <wp:extent cx="4943511" cy="1285884"/>
@@ -8885,7 +8974,7 @@
                     <pic:cNvPicPr/>
                   </pic:nvPicPr>
                   <pic:blipFill>
-                    <a:blip r:embed="rId12"/>
+                    <a:blip r:embed="rId14"/>
                     <a:stretch>
                       <a:fillRect/>
                     </a:stretch>
@@ -8924,6 +9013,7 @@
           <w:szCs w:val="32"/>
           <w:lang w:val="en-GB"/>
         </w:rPr>
+        <w:lastRenderedPageBreak/>
         <w:drawing>
           <wp:inline distT="0" distB="0" distL="0" distR="0" wp14:anchorId="54B0CF0C" wp14:editId="4CC098B7">
             <wp:extent cx="6179480" cy="3063379"/>
@@ -8940,7 +9030,7 @@
                     <pic:cNvPicPr/>
                   </pic:nvPicPr>
                   <pic:blipFill>
-                    <a:blip r:embed="rId13"/>
+                    <a:blip r:embed="rId15"/>
                     <a:stretch>
                       <a:fillRect/>
                     </a:stretch>

--- a/CampusGuard.docx
+++ b/CampusGuard.docx
@@ -38,46 +38,24 @@
           <w:lang w:val="en-GB"/>
         </w:rPr>
       </w:pPr>
-      <w:proofErr w:type="spellStart"/>
-      <w:r>
-        <w:rPr>
-          <w:lang w:val="en-GB"/>
-        </w:rPr>
-        <w:t>Showlon</w:t>
-      </w:r>
-      <w:proofErr w:type="spellEnd"/>
-      <w:r>
-        <w:rPr>
-          <w:lang w:val="en-GB"/>
-        </w:rPr>
-        <w:t xml:space="preserve"> Hunter - u25502469</w:t>
-      </w:r>
-    </w:p>
-    <w:p>
-      <w:pPr>
-        <w:rPr>
-          <w:lang w:val="en-GB"/>
-        </w:rPr>
-      </w:pPr>
-      <w:r>
-        <w:rPr>
-          <w:lang w:val="en-GB"/>
-        </w:rPr>
-        <w:t xml:space="preserve">Tamima Alam </w:t>
-      </w:r>
-      <w:proofErr w:type="spellStart"/>
-      <w:r>
-        <w:rPr>
-          <w:lang w:val="en-GB"/>
-        </w:rPr>
-        <w:t>Touhid</w:t>
-      </w:r>
-      <w:proofErr w:type="spellEnd"/>
-      <w:r>
-        <w:rPr>
-          <w:lang w:val="en-GB"/>
-        </w:rPr>
-        <w:t xml:space="preserve"> - u24691284</w:t>
+      <w:r>
+        <w:rPr>
+          <w:lang w:val="en-GB"/>
+        </w:rPr>
+        <w:t>Showlon Hunter - u25502469</w:t>
+      </w:r>
+    </w:p>
+    <w:p>
+      <w:pPr>
+        <w:rPr>
+          <w:lang w:val="en-GB"/>
+        </w:rPr>
+      </w:pPr>
+      <w:r>
+        <w:rPr>
+          <w:lang w:val="en-GB"/>
+        </w:rPr>
+        <w:t>Tamima Alam Touhid - u24691284</w:t>
       </w:r>
     </w:p>
     <w:p>
@@ -110,7 +88,6 @@
           <w:lang w:val="en-GB"/>
         </w:rPr>
       </w:pPr>
-      <w:proofErr w:type="spellStart"/>
       <w:r>
         <w:rPr>
           <w:b/>
@@ -119,18 +96,7 @@
           <w:u w:val="single"/>
           <w:lang w:val="en-GB"/>
         </w:rPr>
-        <w:t>Github</w:t>
-      </w:r>
-      <w:proofErr w:type="spellEnd"/>
-      <w:r>
-        <w:rPr>
-          <w:b/>
-          <w:bCs/>
-          <w:szCs w:val="22"/>
-          <w:u w:val="single"/>
-          <w:lang w:val="en-GB"/>
-        </w:rPr>
-        <w:t xml:space="preserve"> repository link:</w:t>
+        <w:t>Github repository link:</w:t>
       </w:r>
     </w:p>
     <w:p>
@@ -171,7 +137,6 @@
           <w:szCs w:val="52"/>
         </w:rPr>
       </w:pPr>
-      <w:proofErr w:type="spellStart"/>
       <w:r>
         <w:rPr>
           <w:sz w:val="52"/>
@@ -179,7 +144,6 @@
         </w:rPr>
         <w:t>CampusGuard</w:t>
       </w:r>
-      <w:proofErr w:type="spellEnd"/>
     </w:p>
     <w:p>
       <w:pPr>
@@ -216,21 +180,12 @@
       <w:pPr>
         <w:spacing w:after="140"/>
       </w:pPr>
-      <w:proofErr w:type="spellStart"/>
       <w:r>
         <w:rPr>
           <w:rFonts w:eastAsia="Calibri" w:cs="Calibri"/>
           <w:szCs w:val="22"/>
         </w:rPr>
-        <w:t>CampusGuard</w:t>
-      </w:r>
-      <w:proofErr w:type="spellEnd"/>
-      <w:r>
-        <w:rPr>
-          <w:rFonts w:eastAsia="Calibri" w:cs="Calibri"/>
-          <w:szCs w:val="22"/>
-        </w:rPr>
-        <w:t xml:space="preserve"> coordinates a university's response to an incident from the moment it is reported until it is resolved. Concretely, the system:</w:t>
+        <w:t>CampusGuard coordinates a university's response to an incident from the moment it is reported until it is resolved. Concretely, the system:</w:t>
       </w:r>
     </w:p>
     <w:p>
@@ -296,25 +251,13 @@
         </w:numPr>
         <w:spacing w:after="80"/>
       </w:pPr>
-      <w:proofErr w:type="spellStart"/>
-      <w:proofErr w:type="gramStart"/>
       <w:r>
         <w:rPr>
           <w:rFonts w:ascii="Calibri" w:eastAsia="Calibri" w:hAnsi="Calibri" w:cs="Calibri"/>
           <w:sz w:val="22"/>
           <w:szCs w:val="22"/>
         </w:rPr>
-        <w:t>lets</w:t>
-      </w:r>
-      <w:proofErr w:type="spellEnd"/>
-      <w:proofErr w:type="gramEnd"/>
-      <w:r>
-        <w:rPr>
-          <w:rFonts w:ascii="Calibri" w:eastAsia="Calibri" w:hAnsi="Calibri" w:cs="Calibri"/>
-          <w:sz w:val="22"/>
-          <w:szCs w:val="22"/>
-        </w:rPr>
-        <w:t xml:space="preserve"> an operator issue discrete actions (dispatch, evacuate, alert, cancel) that trigger real domain behaviour;</w:t>
+        <w:t>lets an operator issue discrete actions (dispatch, evacuate, alert, cancel) that trigger real domain behaviour;</w:t>
       </w:r>
     </w:p>
     <w:p>
@@ -350,25 +293,7 @@
           <w:sz w:val="22"/>
           <w:szCs w:val="22"/>
         </w:rPr>
-        <w:t xml:space="preserve">integrates with an existing campus paging system whose interface is incompatible with the interface </w:t>
-      </w:r>
-      <w:proofErr w:type="spellStart"/>
-      <w:r>
-        <w:rPr>
-          <w:rFonts w:ascii="Calibri" w:eastAsia="Calibri" w:hAnsi="Calibri" w:cs="Calibri"/>
-          <w:sz w:val="22"/>
-          <w:szCs w:val="22"/>
-        </w:rPr>
-        <w:t>CampusGuard's</w:t>
-      </w:r>
-      <w:proofErr w:type="spellEnd"/>
-      <w:r>
-        <w:rPr>
-          <w:rFonts w:ascii="Calibri" w:eastAsia="Calibri" w:hAnsi="Calibri" w:cs="Calibri"/>
-          <w:sz w:val="22"/>
-          <w:szCs w:val="22"/>
-        </w:rPr>
-        <w:t xml:space="preserve"> own components use; and</w:t>
+        <w:t>integrates with an existing campus paging system whose interface is incompatible with the interface CampusGuard's own components use; and</w:t>
       </w:r>
     </w:p>
     <w:p>
@@ -622,47 +547,11 @@
             </w:tcMar>
           </w:tcPr>
           <w:p>
-            <w:proofErr w:type="gramStart"/>
-            <w:r>
-              <w:rPr>
-                <w:rFonts w:eastAsia="Calibri" w:cs="Calibri"/>
-              </w:rPr>
-              <w:t>execute(</w:t>
-            </w:r>
-            <w:proofErr w:type="gramEnd"/>
-            <w:r>
-              <w:rPr>
-                <w:rFonts w:eastAsia="Calibri" w:cs="Calibri"/>
-              </w:rPr>
-              <w:t xml:space="preserve">), </w:t>
-            </w:r>
-            <w:proofErr w:type="gramStart"/>
-            <w:r>
-              <w:rPr>
-                <w:rFonts w:eastAsia="Calibri" w:cs="Calibri"/>
-              </w:rPr>
-              <w:t>undo(</w:t>
-            </w:r>
-            <w:proofErr w:type="gramEnd"/>
-            <w:r>
-              <w:rPr>
-                <w:rFonts w:eastAsia="Calibri" w:cs="Calibri"/>
-              </w:rPr>
-              <w:t xml:space="preserve">), </w:t>
-            </w:r>
-            <w:proofErr w:type="gramStart"/>
-            <w:r>
-              <w:rPr>
-                <w:rFonts w:eastAsia="Calibri" w:cs="Calibri"/>
-              </w:rPr>
-              <w:t>description(</w:t>
-            </w:r>
-            <w:proofErr w:type="gramEnd"/>
-            <w:r>
-              <w:rPr>
-                <w:rFonts w:eastAsia="Calibri" w:cs="Calibri"/>
-              </w:rPr>
-              <w:t>)</w:t>
+            <w:r>
+              <w:rPr>
+                <w:rFonts w:eastAsia="Calibri" w:cs="Calibri"/>
+              </w:rPr>
+              <w:t>execute(), undo(), description()</w:t>
             </w:r>
           </w:p>
         </w:tc>
@@ -710,14 +599,12 @@
             </w:tcMar>
           </w:tcPr>
           <w:p>
-            <w:proofErr w:type="spellStart"/>
             <w:r>
               <w:rPr>
                 <w:rFonts w:eastAsia="Calibri" w:cs="Calibri"/>
               </w:rPr>
               <w:t>DispatchUnitCommand</w:t>
             </w:r>
-            <w:proofErr w:type="spellEnd"/>
           </w:p>
         </w:tc>
         <w:tc>
@@ -737,14 +624,12 @@
             </w:tcMar>
           </w:tcPr>
           <w:p>
-            <w:proofErr w:type="spellStart"/>
             <w:r>
               <w:rPr>
                 <w:rFonts w:eastAsia="Calibri" w:cs="Calibri"/>
               </w:rPr>
               <w:t>ConcreteCommand</w:t>
             </w:r>
-            <w:proofErr w:type="spellEnd"/>
           </w:p>
         </w:tc>
         <w:tc>
@@ -793,21 +678,7 @@
               <w:rPr>
                 <w:rFonts w:eastAsia="Calibri" w:cs="Calibri"/>
               </w:rPr>
-              <w:t xml:space="preserve">receiver: </w:t>
-            </w:r>
-            <w:proofErr w:type="spellStart"/>
-            <w:r>
-              <w:rPr>
-                <w:rFonts w:eastAsia="Calibri" w:cs="Calibri"/>
-              </w:rPr>
-              <w:t>ResponseComponent</w:t>
-            </w:r>
-            <w:proofErr w:type="spellEnd"/>
-            <w:r>
-              <w:rPr>
-                <w:rFonts w:eastAsia="Calibri" w:cs="Calibri"/>
-              </w:rPr>
-              <w:t>* (non-owning)</w:t>
+              <w:t>receiver: ResponseComponent* (non-owning)</w:t>
             </w:r>
           </w:p>
         </w:tc>
@@ -830,14 +701,12 @@
             </w:tcMar>
           </w:tcPr>
           <w:p>
-            <w:proofErr w:type="spellStart"/>
             <w:r>
               <w:rPr>
                 <w:rFonts w:eastAsia="Calibri" w:cs="Calibri"/>
               </w:rPr>
               <w:t>LockAreaCommand</w:t>
             </w:r>
-            <w:proofErr w:type="spellEnd"/>
           </w:p>
         </w:tc>
         <w:tc>
@@ -857,19 +726,11 @@
             </w:tcMar>
           </w:tcPr>
           <w:p>
-            <w:proofErr w:type="spellStart"/>
-            <w:r>
-              <w:rPr>
-                <w:rFonts w:eastAsia="Calibri" w:cs="Calibri"/>
-              </w:rPr>
-              <w:t>ConcreteCommand</w:t>
-            </w:r>
-            <w:proofErr w:type="spellEnd"/>
-            <w:r>
-              <w:rPr>
-                <w:rFonts w:eastAsia="Calibri" w:cs="Calibri"/>
-              </w:rPr>
-              <w:t xml:space="preserve"> (reversible)</w:t>
+            <w:r>
+              <w:rPr>
+                <w:rFonts w:eastAsia="Calibri" w:cs="Calibri"/>
+              </w:rPr>
+              <w:t>ConcreteCommand (reversible)</w:t>
             </w:r>
           </w:p>
         </w:tc>
@@ -919,21 +780,7 @@
               <w:rPr>
                 <w:rFonts w:eastAsia="Calibri" w:cs="Calibri"/>
               </w:rPr>
-              <w:t xml:space="preserve">receiver: </w:t>
-            </w:r>
-            <w:proofErr w:type="spellStart"/>
-            <w:r>
-              <w:rPr>
-                <w:rFonts w:eastAsia="Calibri" w:cs="Calibri"/>
-              </w:rPr>
-              <w:t>AccessControlSystem</w:t>
-            </w:r>
-            <w:proofErr w:type="spellEnd"/>
-            <w:r>
-              <w:rPr>
-                <w:rFonts w:eastAsia="Calibri" w:cs="Calibri"/>
-              </w:rPr>
-              <w:t>* (non-owning)</w:t>
+              <w:t>receiver: AccessControlSystem* (non-owning)</w:t>
             </w:r>
           </w:p>
         </w:tc>
@@ -956,7 +803,6 @@
             </w:tcMar>
           </w:tcPr>
           <w:p>
-            <w:proofErr w:type="spellStart"/>
             <w:r>
               <w:rPr>
                 <w:rFonts w:eastAsia="Calibri" w:cs="Calibri"/>
@@ -964,7 +810,6 @@
               <w:lastRenderedPageBreak/>
               <w:t>AlertCommand</w:t>
             </w:r>
-            <w:proofErr w:type="spellEnd"/>
           </w:p>
         </w:tc>
         <w:tc>
@@ -984,14 +829,12 @@
             </w:tcMar>
           </w:tcPr>
           <w:p>
-            <w:proofErr w:type="spellStart"/>
             <w:r>
               <w:rPr>
                 <w:rFonts w:eastAsia="Calibri" w:cs="Calibri"/>
               </w:rPr>
               <w:t>ConcreteCommand</w:t>
             </w:r>
-            <w:proofErr w:type="spellEnd"/>
           </w:p>
         </w:tc>
         <w:tc>
@@ -1040,21 +883,7 @@
               <w:rPr>
                 <w:rFonts w:eastAsia="Calibri" w:cs="Calibri"/>
               </w:rPr>
-              <w:t xml:space="preserve">receiver: </w:t>
-            </w:r>
-            <w:proofErr w:type="spellStart"/>
-            <w:r>
-              <w:rPr>
-                <w:rFonts w:eastAsia="Calibri" w:cs="Calibri"/>
-              </w:rPr>
-              <w:t>CommunicationChannel</w:t>
-            </w:r>
-            <w:proofErr w:type="spellEnd"/>
-            <w:r>
-              <w:rPr>
-                <w:rFonts w:eastAsia="Calibri" w:cs="Calibri"/>
-              </w:rPr>
-              <w:t>* (non-owning)</w:t>
+              <w:t>receiver: CommunicationChannel* (non-owning)</w:t>
             </w:r>
           </w:p>
         </w:tc>
@@ -1077,14 +906,12 @@
             </w:tcMar>
           </w:tcPr>
           <w:p>
-            <w:proofErr w:type="spellStart"/>
             <w:r>
               <w:rPr>
                 <w:rFonts w:eastAsia="Calibri" w:cs="Calibri"/>
               </w:rPr>
               <w:t>EvacuationCommand</w:t>
             </w:r>
-            <w:proofErr w:type="spellEnd"/>
           </w:p>
         </w:tc>
         <w:tc>
@@ -1104,14 +931,12 @@
             </w:tcMar>
           </w:tcPr>
           <w:p>
-            <w:proofErr w:type="spellStart"/>
             <w:r>
               <w:rPr>
                 <w:rFonts w:eastAsia="Calibri" w:cs="Calibri"/>
               </w:rPr>
               <w:t>ConcreteCommand</w:t>
             </w:r>
-            <w:proofErr w:type="spellEnd"/>
           </w:p>
         </w:tc>
         <w:tc>
@@ -1160,21 +985,7 @@
               <w:rPr>
                 <w:rFonts w:eastAsia="Calibri" w:cs="Calibri"/>
               </w:rPr>
-              <w:t xml:space="preserve">receiver: </w:t>
-            </w:r>
-            <w:proofErr w:type="spellStart"/>
-            <w:r>
-              <w:rPr>
-                <w:rFonts w:eastAsia="Calibri" w:cs="Calibri"/>
-              </w:rPr>
-              <w:t>FacilitiesTeam</w:t>
-            </w:r>
-            <w:proofErr w:type="spellEnd"/>
-            <w:r>
-              <w:rPr>
-                <w:rFonts w:eastAsia="Calibri" w:cs="Calibri"/>
-              </w:rPr>
-              <w:t>* (non-owning)</w:t>
+              <w:t>receiver: FacilitiesTeam* (non-owning)</w:t>
             </w:r>
           </w:p>
         </w:tc>
@@ -1197,14 +1008,12 @@
             </w:tcMar>
           </w:tcPr>
           <w:p>
-            <w:proofErr w:type="spellStart"/>
             <w:r>
               <w:rPr>
                 <w:rFonts w:eastAsia="Calibri" w:cs="Calibri"/>
               </w:rPr>
               <w:t>CancelCommand</w:t>
             </w:r>
-            <w:proofErr w:type="spellEnd"/>
           </w:p>
         </w:tc>
         <w:tc>
@@ -1224,14 +1033,12 @@
             </w:tcMar>
           </w:tcPr>
           <w:p>
-            <w:proofErr w:type="spellStart"/>
             <w:r>
               <w:rPr>
                 <w:rFonts w:eastAsia="Calibri" w:cs="Calibri"/>
               </w:rPr>
               <w:t>ConcreteCommand</w:t>
             </w:r>
-            <w:proofErr w:type="spellEnd"/>
           </w:p>
         </w:tc>
         <w:tc>
@@ -1303,14 +1110,12 @@
             </w:tcMar>
           </w:tcPr>
           <w:p>
-            <w:proofErr w:type="spellStart"/>
             <w:r>
               <w:rPr>
                 <w:rFonts w:eastAsia="Calibri" w:cs="Calibri"/>
               </w:rPr>
               <w:t>OperatorConsole</w:t>
             </w:r>
-            <w:proofErr w:type="spellEnd"/>
           </w:p>
         </w:tc>
         <w:tc>
@@ -1359,21 +1164,7 @@
               <w:rPr>
                 <w:rFonts w:eastAsia="Calibri" w:cs="Calibri"/>
               </w:rPr>
-              <w:t>history: vector&lt;</w:t>
-            </w:r>
-            <w:proofErr w:type="spellStart"/>
-            <w:r>
-              <w:rPr>
-                <w:rFonts w:eastAsia="Calibri" w:cs="Calibri"/>
-              </w:rPr>
-              <w:t>unique_ptr</w:t>
-            </w:r>
-            <w:proofErr w:type="spellEnd"/>
-            <w:r>
-              <w:rPr>
-                <w:rFonts w:eastAsia="Calibri" w:cs="Calibri"/>
-              </w:rPr>
-              <w:t>&lt;Command&gt;&gt;</w:t>
+              <w:t>history: vector&lt;unique_ptr&lt;Command&gt;&gt;</w:t>
             </w:r>
           </w:p>
         </w:tc>
@@ -1575,14 +1366,12 @@
             </w:tcMar>
           </w:tcPr>
           <w:p>
-            <w:proofErr w:type="spellStart"/>
             <w:r>
               <w:rPr>
                 <w:rFonts w:eastAsia="Calibri" w:cs="Calibri"/>
               </w:rPr>
               <w:t>ResponseMediator</w:t>
             </w:r>
-            <w:proofErr w:type="spellEnd"/>
           </w:p>
         </w:tc>
         <w:tc>
@@ -1627,49 +1416,11 @@
             </w:tcMar>
           </w:tcPr>
           <w:p>
-            <w:proofErr w:type="spellStart"/>
-            <w:proofErr w:type="gramStart"/>
-            <w:r>
-              <w:rPr>
-                <w:rFonts w:eastAsia="Calibri" w:cs="Calibri"/>
-              </w:rPr>
-              <w:t>componentArrived</w:t>
-            </w:r>
-            <w:proofErr w:type="spellEnd"/>
-            <w:r>
-              <w:rPr>
-                <w:rFonts w:eastAsia="Calibri" w:cs="Calibri"/>
-              </w:rPr>
-              <w:t>(</w:t>
-            </w:r>
-            <w:proofErr w:type="gramEnd"/>
-            <w:r>
-              <w:rPr>
-                <w:rFonts w:eastAsia="Calibri" w:cs="Calibri"/>
-              </w:rPr>
-              <w:t xml:space="preserve">), </w:t>
-            </w:r>
-            <w:proofErr w:type="spellStart"/>
-            <w:proofErr w:type="gramStart"/>
-            <w:r>
-              <w:rPr>
-                <w:rFonts w:eastAsia="Calibri" w:cs="Calibri"/>
-              </w:rPr>
-              <w:t>componentFinished</w:t>
-            </w:r>
-            <w:proofErr w:type="spellEnd"/>
-            <w:r>
-              <w:rPr>
-                <w:rFonts w:eastAsia="Calibri" w:cs="Calibri"/>
-              </w:rPr>
-              <w:t>(</w:t>
-            </w:r>
-            <w:proofErr w:type="gramEnd"/>
-            <w:r>
-              <w:rPr>
-                <w:rFonts w:eastAsia="Calibri" w:cs="Calibri"/>
-              </w:rPr>
-              <w:t>)</w:t>
+            <w:r>
+              <w:rPr>
+                <w:rFonts w:eastAsia="Calibri" w:cs="Calibri"/>
+              </w:rPr>
+              <w:t>componentArrived(), componentFinished()</w:t>
             </w:r>
           </w:p>
         </w:tc>
@@ -1717,14 +1468,12 @@
             </w:tcMar>
           </w:tcPr>
           <w:p>
-            <w:proofErr w:type="spellStart"/>
             <w:r>
               <w:rPr>
                 <w:rFonts w:eastAsia="Calibri" w:cs="Calibri"/>
               </w:rPr>
               <w:t>IncidentCoordinator</w:t>
             </w:r>
-            <w:proofErr w:type="spellEnd"/>
           </w:p>
         </w:tc>
         <w:tc>
@@ -1744,14 +1493,12 @@
             </w:tcMar>
           </w:tcPr>
           <w:p>
-            <w:proofErr w:type="spellStart"/>
             <w:r>
               <w:rPr>
                 <w:rFonts w:eastAsia="Calibri" w:cs="Calibri"/>
               </w:rPr>
               <w:t>ConcreteMediator</w:t>
             </w:r>
-            <w:proofErr w:type="spellEnd"/>
           </w:p>
         </w:tc>
         <w:tc>
@@ -1775,16 +1522,8 @@
               <w:rPr>
                 <w:rFonts w:eastAsia="Calibri" w:cs="Calibri"/>
               </w:rPr>
-              <w:t xml:space="preserve">security, medical, facilities, </w:t>
-            </w:r>
-            <w:proofErr w:type="spellStart"/>
-            <w:r>
-              <w:rPr>
-                <w:rFonts w:eastAsia="Calibri" w:cs="Calibri"/>
-              </w:rPr>
-              <w:t>commChannel</w:t>
-            </w:r>
-            <w:proofErr w:type="spellEnd"/>
+              <w:t>security, medical, facilities, commChannel</w:t>
+            </w:r>
           </w:p>
         </w:tc>
         <w:tc>
@@ -1831,14 +1570,12 @@
             </w:tcMar>
           </w:tcPr>
           <w:p>
-            <w:proofErr w:type="spellStart"/>
             <w:r>
               <w:rPr>
                 <w:rFonts w:eastAsia="Calibri" w:cs="Calibri"/>
               </w:rPr>
               <w:t>ResponseComponent</w:t>
             </w:r>
-            <w:proofErr w:type="spellEnd"/>
           </w:p>
         </w:tc>
         <w:tc>
@@ -1887,29 +1624,7 @@
               <w:rPr>
                 <w:rFonts w:eastAsia="Calibri" w:cs="Calibri"/>
               </w:rPr>
-              <w:t xml:space="preserve">name, mediator, </w:t>
-            </w:r>
-            <w:proofErr w:type="spellStart"/>
-            <w:proofErr w:type="gramStart"/>
-            <w:r>
-              <w:rPr>
-                <w:rFonts w:eastAsia="Calibri" w:cs="Calibri"/>
-              </w:rPr>
-              <w:t>dispatchTo</w:t>
-            </w:r>
-            <w:proofErr w:type="spellEnd"/>
-            <w:r>
-              <w:rPr>
-                <w:rFonts w:eastAsia="Calibri" w:cs="Calibri"/>
-              </w:rPr>
-              <w:t>(</w:t>
-            </w:r>
-            <w:proofErr w:type="gramEnd"/>
-            <w:r>
-              <w:rPr>
-                <w:rFonts w:eastAsia="Calibri" w:cs="Calibri"/>
-              </w:rPr>
-              <w:t>)</w:t>
+              <w:t>name, mediator, dispatchTo()</w:t>
             </w:r>
           </w:p>
         </w:tc>
@@ -1934,16 +1649,8 @@
               <w:rPr>
                 <w:rFonts w:eastAsia="Calibri" w:cs="Calibri"/>
               </w:rPr>
-              <w:t xml:space="preserve">non-owning reference to </w:t>
-            </w:r>
-            <w:proofErr w:type="spellStart"/>
-            <w:r>
-              <w:rPr>
-                <w:rFonts w:eastAsia="Calibri" w:cs="Calibri"/>
-              </w:rPr>
-              <w:t>ResponseMediator</w:t>
-            </w:r>
-            <w:proofErr w:type="spellEnd"/>
+              <w:t>non-owning reference to ResponseMediator</w:t>
+            </w:r>
           </w:p>
         </w:tc>
       </w:tr>
@@ -1965,42 +1672,12 @@
             </w:tcMar>
           </w:tcPr>
           <w:p>
-            <w:proofErr w:type="spellStart"/>
-            <w:r>
-              <w:rPr>
-                <w:rFonts w:eastAsia="Calibri" w:cs="Calibri"/>
-              </w:rPr>
-              <w:t>SecurityTeam</w:t>
-            </w:r>
-            <w:proofErr w:type="spellEnd"/>
-            <w:r>
-              <w:rPr>
-                <w:rFonts w:eastAsia="Calibri" w:cs="Calibri"/>
-              </w:rPr>
-              <w:t xml:space="preserve"> / </w:t>
-            </w:r>
-            <w:proofErr w:type="spellStart"/>
-            <w:r>
-              <w:rPr>
-                <w:rFonts w:eastAsia="Calibri" w:cs="Calibri"/>
-              </w:rPr>
-              <w:t>MedicalTeam</w:t>
-            </w:r>
-            <w:proofErr w:type="spellEnd"/>
-            <w:r>
-              <w:rPr>
-                <w:rFonts w:eastAsia="Calibri" w:cs="Calibri"/>
-              </w:rPr>
-              <w:t xml:space="preserve"> / </w:t>
-            </w:r>
-            <w:proofErr w:type="spellStart"/>
-            <w:r>
-              <w:rPr>
-                <w:rFonts w:eastAsia="Calibri" w:cs="Calibri"/>
-              </w:rPr>
-              <w:t>FacilitiesTeam</w:t>
-            </w:r>
-            <w:proofErr w:type="spellEnd"/>
+            <w:r>
+              <w:rPr>
+                <w:rFonts w:eastAsia="Calibri" w:cs="Calibri"/>
+              </w:rPr>
+              <w:t>SecurityTeam / MedicalTeam / FacilitiesTeam</w:t>
+            </w:r>
           </w:p>
         </w:tc>
         <w:tc>
@@ -2020,14 +1697,12 @@
             </w:tcMar>
           </w:tcPr>
           <w:p>
-            <w:proofErr w:type="spellStart"/>
             <w:r>
               <w:rPr>
                 <w:rFonts w:eastAsia="Calibri" w:cs="Calibri"/>
               </w:rPr>
               <w:t>ConcreteColleague</w:t>
             </w:r>
-            <w:proofErr w:type="spellEnd"/>
           </w:p>
         </w:tc>
         <w:tc>
@@ -2072,28 +1747,12 @@
             </w:tcMar>
           </w:tcPr>
           <w:p>
-            <w:proofErr w:type="spellStart"/>
-            <w:r>
-              <w:rPr>
-                <w:rFonts w:eastAsia="Calibri" w:cs="Calibri"/>
-              </w:rPr>
-              <w:t>FacilitiesTeam</w:t>
-            </w:r>
-            <w:proofErr w:type="spellEnd"/>
-            <w:r>
-              <w:rPr>
-                <w:rFonts w:eastAsia="Calibri" w:cs="Calibri"/>
-              </w:rPr>
-              <w:t xml:space="preserve"> also references </w:t>
-            </w:r>
-            <w:proofErr w:type="spellStart"/>
-            <w:r>
-              <w:rPr>
-                <w:rFonts w:eastAsia="Calibri" w:cs="Calibri"/>
-              </w:rPr>
-              <w:t>AccessControlSystem</w:t>
-            </w:r>
-            <w:proofErr w:type="spellEnd"/>
+            <w:r>
+              <w:rPr>
+                <w:rFonts w:eastAsia="Calibri" w:cs="Calibri"/>
+              </w:rPr>
+              <w:t>FacilitiesTeam also references AccessControlSystem</w:t>
+            </w:r>
           </w:p>
         </w:tc>
       </w:tr>
@@ -2269,14 +1928,12 @@
             </w:tcMar>
           </w:tcPr>
           <w:p>
-            <w:proofErr w:type="spellStart"/>
             <w:r>
               <w:rPr>
                 <w:rFonts w:eastAsia="Calibri" w:cs="Calibri"/>
               </w:rPr>
               <w:t>CommunicationChannel</w:t>
             </w:r>
-            <w:proofErr w:type="spellEnd"/>
           </w:p>
         </w:tc>
         <w:tc>
@@ -2321,27 +1978,11 @@
             </w:tcMar>
           </w:tcPr>
           <w:p>
-            <w:proofErr w:type="spellStart"/>
-            <w:proofErr w:type="gramStart"/>
-            <w:r>
-              <w:rPr>
-                <w:rFonts w:eastAsia="Calibri" w:cs="Calibri"/>
-              </w:rPr>
-              <w:t>sendAlert</w:t>
-            </w:r>
-            <w:proofErr w:type="spellEnd"/>
-            <w:r>
-              <w:rPr>
-                <w:rFonts w:eastAsia="Calibri" w:cs="Calibri"/>
-              </w:rPr>
-              <w:t>(</w:t>
-            </w:r>
-            <w:proofErr w:type="gramEnd"/>
-            <w:r>
-              <w:rPr>
-                <w:rFonts w:eastAsia="Calibri" w:cs="Calibri"/>
-              </w:rPr>
-              <w:t>message, location)</w:t>
+            <w:r>
+              <w:rPr>
+                <w:rFonts w:eastAsia="Calibri" w:cs="Calibri"/>
+              </w:rPr>
+              <w:t>sendAlert(message, location)</w:t>
             </w:r>
           </w:p>
         </w:tc>
@@ -2389,14 +2030,12 @@
             </w:tcMar>
           </w:tcPr>
           <w:p>
-            <w:proofErr w:type="spellStart"/>
             <w:r>
               <w:rPr>
                 <w:rFonts w:eastAsia="Calibri" w:cs="Calibri"/>
               </w:rPr>
               <w:t>LegacyPagerSystem</w:t>
             </w:r>
-            <w:proofErr w:type="spellEnd"/>
           </w:p>
         </w:tc>
         <w:tc>
@@ -2416,14 +2055,12 @@
             </w:tcMar>
           </w:tcPr>
           <w:p>
-            <w:proofErr w:type="spellStart"/>
             <w:r>
               <w:rPr>
                 <w:rFonts w:eastAsia="Calibri" w:cs="Calibri"/>
               </w:rPr>
               <w:t>Adaptee</w:t>
             </w:r>
-            <w:proofErr w:type="spellEnd"/>
           </w:p>
         </w:tc>
         <w:tc>
@@ -2443,41 +2080,11 @@
             </w:tcMar>
           </w:tcPr>
           <w:p>
-            <w:proofErr w:type="spellStart"/>
-            <w:proofErr w:type="gramStart"/>
-            <w:r>
-              <w:rPr>
-                <w:rFonts w:eastAsia="Calibri" w:cs="Calibri"/>
-              </w:rPr>
-              <w:t>broadcastPage</w:t>
-            </w:r>
-            <w:proofErr w:type="spellEnd"/>
-            <w:r>
-              <w:rPr>
-                <w:rFonts w:eastAsia="Calibri" w:cs="Calibri"/>
-              </w:rPr>
-              <w:t>(</w:t>
-            </w:r>
-            <w:proofErr w:type="gramEnd"/>
-            <w:r>
-              <w:rPr>
-                <w:rFonts w:eastAsia="Calibri" w:cs="Calibri"/>
-              </w:rPr>
-              <w:t xml:space="preserve">code, </w:t>
-            </w:r>
-            <w:proofErr w:type="spellStart"/>
-            <w:r>
-              <w:rPr>
-                <w:rFonts w:eastAsia="Calibri" w:cs="Calibri"/>
-              </w:rPr>
-              <w:t>zoneId</w:t>
-            </w:r>
-            <w:proofErr w:type="spellEnd"/>
-            <w:r>
-              <w:rPr>
-                <w:rFonts w:eastAsia="Calibri" w:cs="Calibri"/>
-              </w:rPr>
-              <w:t>, payload)</w:t>
+            <w:r>
+              <w:rPr>
+                <w:rFonts w:eastAsia="Calibri" w:cs="Calibri"/>
+              </w:rPr>
+              <w:t>broadcastPage(code, zoneId, payload)</w:t>
             </w:r>
           </w:p>
         </w:tc>
@@ -2525,14 +2132,12 @@
             </w:tcMar>
           </w:tcPr>
           <w:p>
-            <w:proofErr w:type="spellStart"/>
             <w:r>
               <w:rPr>
                 <w:rFonts w:eastAsia="Calibri" w:cs="Calibri"/>
               </w:rPr>
               <w:t>LegacyPagerAdapter</w:t>
             </w:r>
-            <w:proofErr w:type="spellEnd"/>
           </w:p>
         </w:tc>
         <w:tc>
@@ -2577,49 +2182,11 @@
             </w:tcMar>
           </w:tcPr>
           <w:p>
-            <w:proofErr w:type="spellStart"/>
-            <w:proofErr w:type="gramStart"/>
-            <w:r>
-              <w:rPr>
-                <w:rFonts w:eastAsia="Calibri" w:cs="Calibri"/>
-              </w:rPr>
-              <w:t>mapToPriorityCode</w:t>
-            </w:r>
-            <w:proofErr w:type="spellEnd"/>
-            <w:r>
-              <w:rPr>
-                <w:rFonts w:eastAsia="Calibri" w:cs="Calibri"/>
-              </w:rPr>
-              <w:t>(</w:t>
-            </w:r>
-            <w:proofErr w:type="gramEnd"/>
-            <w:r>
-              <w:rPr>
-                <w:rFonts w:eastAsia="Calibri" w:cs="Calibri"/>
-              </w:rPr>
-              <w:t xml:space="preserve">), </w:t>
-            </w:r>
-            <w:proofErr w:type="spellStart"/>
-            <w:proofErr w:type="gramStart"/>
-            <w:r>
-              <w:rPr>
-                <w:rFonts w:eastAsia="Calibri" w:cs="Calibri"/>
-              </w:rPr>
-              <w:t>mapToZoneId</w:t>
-            </w:r>
-            <w:proofErr w:type="spellEnd"/>
-            <w:r>
-              <w:rPr>
-                <w:rFonts w:eastAsia="Calibri" w:cs="Calibri"/>
-              </w:rPr>
-              <w:t>(</w:t>
-            </w:r>
-            <w:proofErr w:type="gramEnd"/>
-            <w:r>
-              <w:rPr>
-                <w:rFonts w:eastAsia="Calibri" w:cs="Calibri"/>
-              </w:rPr>
-              <w:t>)</w:t>
+            <w:r>
+              <w:rPr>
+                <w:rFonts w:eastAsia="Calibri" w:cs="Calibri"/>
+              </w:rPr>
+              <w:t>mapToPriorityCode(), mapToZoneId()</w:t>
             </w:r>
           </w:p>
         </w:tc>
@@ -2644,35 +2211,7 @@
               <w:rPr>
                 <w:rFonts w:eastAsia="Calibri" w:cs="Calibri"/>
               </w:rPr>
-              <w:t xml:space="preserve">owns </w:t>
-            </w:r>
-            <w:proofErr w:type="spellStart"/>
-            <w:r>
-              <w:rPr>
-                <w:rFonts w:eastAsia="Calibri" w:cs="Calibri"/>
-              </w:rPr>
-              <w:t>LegacyPagerSystem</w:t>
-            </w:r>
-            <w:proofErr w:type="spellEnd"/>
-            <w:r>
-              <w:rPr>
-                <w:rFonts w:eastAsia="Calibri" w:cs="Calibri"/>
-              </w:rPr>
-              <w:t xml:space="preserve"> (</w:t>
-            </w:r>
-            <w:proofErr w:type="spellStart"/>
-            <w:r>
-              <w:rPr>
-                <w:rFonts w:eastAsia="Calibri" w:cs="Calibri"/>
-              </w:rPr>
-              <w:t>unique_ptr</w:t>
-            </w:r>
-            <w:proofErr w:type="spellEnd"/>
-            <w:r>
-              <w:rPr>
-                <w:rFonts w:eastAsia="Calibri" w:cs="Calibri"/>
-              </w:rPr>
-              <w:t>)</w:t>
+              <w:t>owns LegacyPagerSystem (unique_ptr)</w:t>
             </w:r>
           </w:p>
         </w:tc>
@@ -2849,14 +2388,12 @@
             </w:tcMar>
           </w:tcPr>
           <w:p>
-            <w:proofErr w:type="spellStart"/>
             <w:r>
               <w:rPr>
                 <w:rFonts w:eastAsia="Calibri" w:cs="Calibri"/>
               </w:rPr>
               <w:t>EmergencyResponseFacade</w:t>
             </w:r>
-            <w:proofErr w:type="spellEnd"/>
           </w:p>
         </w:tc>
         <w:tc>
@@ -2901,27 +2438,11 @@
             </w:tcMar>
           </w:tcPr>
           <w:p>
-            <w:proofErr w:type="spellStart"/>
-            <w:proofErr w:type="gramStart"/>
-            <w:r>
-              <w:rPr>
-                <w:rFonts w:eastAsia="Calibri" w:cs="Calibri"/>
-              </w:rPr>
-              <w:t>reportEmergency</w:t>
-            </w:r>
-            <w:proofErr w:type="spellEnd"/>
-            <w:r>
-              <w:rPr>
-                <w:rFonts w:eastAsia="Calibri" w:cs="Calibri"/>
-              </w:rPr>
-              <w:t>(</w:t>
-            </w:r>
-            <w:proofErr w:type="gramEnd"/>
-            <w:r>
-              <w:rPr>
-                <w:rFonts w:eastAsia="Calibri" w:cs="Calibri"/>
-              </w:rPr>
-              <w:t>type, location)</w:t>
+            <w:r>
+              <w:rPr>
+                <w:rFonts w:eastAsia="Calibri" w:cs="Calibri"/>
+              </w:rPr>
+              <w:t>reportEmergency(type, location)</w:t>
             </w:r>
           </w:p>
         </w:tc>
@@ -2946,84 +2467,7 @@
               <w:rPr>
                 <w:rFonts w:eastAsia="Calibri" w:cs="Calibri"/>
               </w:rPr>
-              <w:t xml:space="preserve">owns </w:t>
-            </w:r>
-            <w:proofErr w:type="spellStart"/>
-            <w:r>
-              <w:rPr>
-                <w:rFonts w:eastAsia="Calibri" w:cs="Calibri"/>
-              </w:rPr>
-              <w:t>AccessControlSystem</w:t>
-            </w:r>
-            <w:proofErr w:type="spellEnd"/>
-            <w:r>
-              <w:rPr>
-                <w:rFonts w:eastAsia="Calibri" w:cs="Calibri"/>
-              </w:rPr>
-              <w:t xml:space="preserve">, </w:t>
-            </w:r>
-            <w:proofErr w:type="spellStart"/>
-            <w:r>
-              <w:rPr>
-                <w:rFonts w:eastAsia="Calibri" w:cs="Calibri"/>
-              </w:rPr>
-              <w:t>IncidentCoordinator</w:t>
-            </w:r>
-            <w:proofErr w:type="spellEnd"/>
-            <w:r>
-              <w:rPr>
-                <w:rFonts w:eastAsia="Calibri" w:cs="Calibri"/>
-              </w:rPr>
-              <w:t xml:space="preserve">, all </w:t>
-            </w:r>
-            <w:r>
-              <w:rPr>
-                <w:rFonts w:eastAsia="Calibri" w:cs="Calibri"/>
-              </w:rPr>
-              <w:lastRenderedPageBreak/>
-              <w:t xml:space="preserve">three teams, </w:t>
-            </w:r>
-            <w:proofErr w:type="spellStart"/>
-            <w:r>
-              <w:rPr>
-                <w:rFonts w:eastAsia="Calibri" w:cs="Calibri"/>
-              </w:rPr>
-              <w:t>LegacyPagerAdapter</w:t>
-            </w:r>
-            <w:proofErr w:type="spellEnd"/>
-            <w:r>
-              <w:rPr>
-                <w:rFonts w:eastAsia="Calibri" w:cs="Calibri"/>
-              </w:rPr>
-              <w:t xml:space="preserve">, </w:t>
-            </w:r>
-            <w:proofErr w:type="spellStart"/>
-            <w:r>
-              <w:rPr>
-                <w:rFonts w:eastAsia="Calibri" w:cs="Calibri"/>
-              </w:rPr>
-              <w:t>OperatorConsole</w:t>
-            </w:r>
-            <w:proofErr w:type="spellEnd"/>
-            <w:r>
-              <w:rPr>
-                <w:rFonts w:eastAsia="Calibri" w:cs="Calibri"/>
-              </w:rPr>
-              <w:t xml:space="preserve">, Dashboard, </w:t>
-            </w:r>
-            <w:proofErr w:type="spellStart"/>
-            <w:r>
-              <w:rPr>
-                <w:rFonts w:eastAsia="Calibri" w:cs="Calibri"/>
-              </w:rPr>
-              <w:t>AuditLogger</w:t>
-            </w:r>
-            <w:proofErr w:type="spellEnd"/>
-            <w:r>
-              <w:rPr>
-                <w:rFonts w:eastAsia="Calibri" w:cs="Calibri"/>
-              </w:rPr>
-              <w:t>, and every Incident it creates</w:t>
+              <w:t>owns AccessControlSystem, IncidentCoordinator, all three teams, LegacyPagerAdapter, OperatorConsole, Dashboard, AuditLogger, and every Incident it creates</w:t>
             </w:r>
           </w:p>
         </w:tc>
@@ -3046,15 +2490,12 @@
             </w:tcMar>
           </w:tcPr>
           <w:p>
-            <w:proofErr w:type="spellStart"/>
-            <w:r>
-              <w:rPr>
-                <w:rFonts w:eastAsia="Calibri" w:cs="Calibri"/>
-              </w:rPr>
-              <w:lastRenderedPageBreak/>
+            <w:r>
+              <w:rPr>
+                <w:rFonts w:eastAsia="Calibri" w:cs="Calibri"/>
+              </w:rPr>
               <w:t>AccessControlSystem</w:t>
             </w:r>
-            <w:proofErr w:type="spellEnd"/>
           </w:p>
         </w:tc>
         <w:tc>
@@ -3099,71 +2540,11 @@
             </w:tcMar>
           </w:tcPr>
           <w:p>
-            <w:proofErr w:type="spellStart"/>
-            <w:proofErr w:type="gramStart"/>
-            <w:r>
-              <w:rPr>
-                <w:rFonts w:eastAsia="Calibri" w:cs="Calibri"/>
-              </w:rPr>
-              <w:t>lockArea</w:t>
-            </w:r>
-            <w:proofErr w:type="spellEnd"/>
-            <w:r>
-              <w:rPr>
-                <w:rFonts w:eastAsia="Calibri" w:cs="Calibri"/>
-              </w:rPr>
-              <w:t>(</w:t>
-            </w:r>
-            <w:proofErr w:type="gramEnd"/>
-            <w:r>
-              <w:rPr>
-                <w:rFonts w:eastAsia="Calibri" w:cs="Calibri"/>
-              </w:rPr>
-              <w:t xml:space="preserve">), </w:t>
-            </w:r>
-            <w:proofErr w:type="spellStart"/>
-            <w:proofErr w:type="gramStart"/>
-            <w:r>
-              <w:rPr>
-                <w:rFonts w:eastAsia="Calibri" w:cs="Calibri"/>
-              </w:rPr>
-              <w:t>unlockArea</w:t>
-            </w:r>
-            <w:proofErr w:type="spellEnd"/>
-            <w:r>
-              <w:rPr>
-                <w:rFonts w:eastAsia="Calibri" w:cs="Calibri"/>
-              </w:rPr>
-              <w:t>(</w:t>
-            </w:r>
-            <w:proofErr w:type="gramEnd"/>
-            <w:r>
-              <w:rPr>
-                <w:rFonts w:eastAsia="Calibri" w:cs="Calibri"/>
-              </w:rPr>
-              <w:t xml:space="preserve">), </w:t>
-            </w:r>
-            <w:proofErr w:type="spellStart"/>
-            <w:proofErr w:type="gramStart"/>
-            <w:r>
-              <w:rPr>
-                <w:rFonts w:eastAsia="Calibri" w:cs="Calibri"/>
-              </w:rPr>
-              <w:t>restrictArea</w:t>
-            </w:r>
-            <w:proofErr w:type="spellEnd"/>
-            <w:r>
-              <w:rPr>
-                <w:rFonts w:eastAsia="Calibri" w:cs="Calibri"/>
-              </w:rPr>
-              <w:t>(</w:t>
-            </w:r>
-            <w:proofErr w:type="gramEnd"/>
-            <w:r>
-              <w:rPr>
-                <w:rFonts w:eastAsia="Calibri" w:cs="Calibri"/>
-              </w:rPr>
-              <w:t>)</w:t>
+            <w:r>
+              <w:rPr>
+                <w:rFonts w:eastAsia="Calibri" w:cs="Calibri"/>
+              </w:rPr>
+              <w:t>lockArea(), unlockArea(), restrictArea()</w:t>
             </w:r>
           </w:p>
         </w:tc>
@@ -3188,30 +2569,8 @@
               <w:rPr>
                 <w:rFonts w:eastAsia="Calibri" w:cs="Calibri"/>
               </w:rPr>
-              <w:t xml:space="preserve">referenced (non-owning) by </w:t>
-            </w:r>
-            <w:proofErr w:type="spellStart"/>
-            <w:r>
-              <w:rPr>
-                <w:rFonts w:eastAsia="Calibri" w:cs="Calibri"/>
-              </w:rPr>
-              <w:t>FacilitiesTeam</w:t>
-            </w:r>
-            <w:proofErr w:type="spellEnd"/>
-            <w:r>
-              <w:rPr>
-                <w:rFonts w:eastAsia="Calibri" w:cs="Calibri"/>
-              </w:rPr>
-              <w:t xml:space="preserve"> and </w:t>
-            </w:r>
-            <w:proofErr w:type="spellStart"/>
-            <w:r>
-              <w:rPr>
-                <w:rFonts w:eastAsia="Calibri" w:cs="Calibri"/>
-              </w:rPr>
-              <w:t>LockAreaCommand</w:t>
-            </w:r>
-            <w:proofErr w:type="spellEnd"/>
+              <w:t>referenced (non-owning) by FacilitiesTeam and LockAreaCommand</w:t>
+            </w:r>
           </w:p>
         </w:tc>
       </w:tr>
@@ -3387,14 +2746,12 @@
             </w:tcMar>
           </w:tcPr>
           <w:p>
-            <w:proofErr w:type="spellStart"/>
             <w:r>
               <w:rPr>
                 <w:rFonts w:eastAsia="Calibri" w:cs="Calibri"/>
               </w:rPr>
               <w:t>IncidentState</w:t>
             </w:r>
-            <w:proofErr w:type="spellEnd"/>
           </w:p>
         </w:tc>
         <w:tc>
@@ -3439,61 +2796,11 @@
             </w:tcMar>
           </w:tcPr>
           <w:p>
-            <w:proofErr w:type="gramStart"/>
-            <w:r>
-              <w:rPr>
-                <w:rFonts w:eastAsia="Calibri" w:cs="Calibri"/>
-              </w:rPr>
-              <w:t>dispatch(</w:t>
-            </w:r>
-            <w:proofErr w:type="gramEnd"/>
-            <w:r>
-              <w:rPr>
-                <w:rFonts w:eastAsia="Calibri" w:cs="Calibri"/>
-              </w:rPr>
-              <w:t xml:space="preserve">), </w:t>
-            </w:r>
-            <w:proofErr w:type="gramStart"/>
-            <w:r>
-              <w:rPr>
-                <w:rFonts w:eastAsia="Calibri" w:cs="Calibri"/>
-              </w:rPr>
-              <w:t>contain(</w:t>
-            </w:r>
-            <w:proofErr w:type="gramEnd"/>
-            <w:r>
-              <w:rPr>
-                <w:rFonts w:eastAsia="Calibri" w:cs="Calibri"/>
-              </w:rPr>
-              <w:t xml:space="preserve">), </w:t>
-            </w:r>
-            <w:proofErr w:type="gramStart"/>
-            <w:r>
-              <w:rPr>
-                <w:rFonts w:eastAsia="Calibri" w:cs="Calibri"/>
-              </w:rPr>
-              <w:t>resolve(</w:t>
-            </w:r>
-            <w:proofErr w:type="gramEnd"/>
-            <w:r>
-              <w:rPr>
-                <w:rFonts w:eastAsia="Calibri" w:cs="Calibri"/>
-              </w:rPr>
-              <w:t xml:space="preserve">), </w:t>
-            </w:r>
-            <w:proofErr w:type="gramStart"/>
-            <w:r>
-              <w:rPr>
-                <w:rFonts w:eastAsia="Calibri" w:cs="Calibri"/>
-              </w:rPr>
-              <w:t>name(</w:t>
-            </w:r>
-            <w:proofErr w:type="gramEnd"/>
-            <w:r>
-              <w:rPr>
-                <w:rFonts w:eastAsia="Calibri" w:cs="Calibri"/>
-              </w:rPr>
-              <w:t>)</w:t>
+            <w:r>
+              <w:rPr>
+                <w:rFonts w:eastAsia="Calibri" w:cs="Calibri"/>
+              </w:rPr>
+              <w:t>dispatch(), contain(), resolve(), name()</w:t>
             </w:r>
           </w:p>
         </w:tc>
@@ -3541,56 +2848,12 @@
             </w:tcMar>
           </w:tcPr>
           <w:p>
-            <w:proofErr w:type="spellStart"/>
-            <w:r>
-              <w:rPr>
-                <w:rFonts w:eastAsia="Calibri" w:cs="Calibri"/>
-              </w:rPr>
-              <w:t>ReportedState</w:t>
-            </w:r>
-            <w:proofErr w:type="spellEnd"/>
-            <w:r>
-              <w:rPr>
-                <w:rFonts w:eastAsia="Calibri" w:cs="Calibri"/>
-              </w:rPr>
-              <w:t xml:space="preserve"> / </w:t>
-            </w:r>
-            <w:proofErr w:type="spellStart"/>
-            <w:r>
-              <w:rPr>
-                <w:rFonts w:eastAsia="Calibri" w:cs="Calibri"/>
-              </w:rPr>
-              <w:t>DispatchedState</w:t>
-            </w:r>
-            <w:proofErr w:type="spellEnd"/>
-            <w:r>
-              <w:rPr>
-                <w:rFonts w:eastAsia="Calibri" w:cs="Calibri"/>
-              </w:rPr>
-              <w:t xml:space="preserve"> / </w:t>
-            </w:r>
-            <w:proofErr w:type="spellStart"/>
-            <w:r>
-              <w:rPr>
-                <w:rFonts w:eastAsia="Calibri" w:cs="Calibri"/>
-              </w:rPr>
-              <w:t>ContainedState</w:t>
-            </w:r>
-            <w:proofErr w:type="spellEnd"/>
-            <w:r>
-              <w:rPr>
-                <w:rFonts w:eastAsia="Calibri" w:cs="Calibri"/>
-              </w:rPr>
-              <w:t xml:space="preserve"> / </w:t>
-            </w:r>
-            <w:proofErr w:type="spellStart"/>
-            <w:r>
-              <w:rPr>
-                <w:rFonts w:eastAsia="Calibri" w:cs="Calibri"/>
-              </w:rPr>
-              <w:t>ResolvedState</w:t>
-            </w:r>
-            <w:proofErr w:type="spellEnd"/>
+            <w:r>
+              <w:rPr>
+                <w:rFonts w:eastAsia="Calibri" w:cs="Calibri"/>
+              </w:rPr>
+              <w:t>ReportedState / DispatchedState / ContainedState / ResolvedState</w:t>
+            </w:r>
           </w:p>
         </w:tc>
         <w:tc>
@@ -3610,14 +2873,12 @@
             </w:tcMar>
           </w:tcPr>
           <w:p>
-            <w:proofErr w:type="spellStart"/>
             <w:r>
               <w:rPr>
                 <w:rFonts w:eastAsia="Calibri" w:cs="Calibri"/>
               </w:rPr>
               <w:t>ConcreteState</w:t>
             </w:r>
-            <w:proofErr w:type="spellEnd"/>
           </w:p>
         </w:tc>
         <w:tc>
@@ -3743,35 +3004,7 @@
               <w:rPr>
                 <w:rFonts w:eastAsia="Calibri" w:cs="Calibri"/>
               </w:rPr>
-              <w:t xml:space="preserve">state: </w:t>
-            </w:r>
-            <w:proofErr w:type="spellStart"/>
-            <w:r>
-              <w:rPr>
-                <w:rFonts w:eastAsia="Calibri" w:cs="Calibri"/>
-              </w:rPr>
-              <w:t>unique_ptr</w:t>
-            </w:r>
-            <w:proofErr w:type="spellEnd"/>
-            <w:r>
-              <w:rPr>
-                <w:rFonts w:eastAsia="Calibri" w:cs="Calibri"/>
-              </w:rPr>
-              <w:t>&lt;</w:t>
-            </w:r>
-            <w:proofErr w:type="spellStart"/>
-            <w:r>
-              <w:rPr>
-                <w:rFonts w:eastAsia="Calibri" w:cs="Calibri"/>
-              </w:rPr>
-              <w:t>IncidentState</w:t>
-            </w:r>
-            <w:proofErr w:type="spellEnd"/>
-            <w:r>
-              <w:rPr>
-                <w:rFonts w:eastAsia="Calibri" w:cs="Calibri"/>
-              </w:rPr>
-              <w:t>&gt;</w:t>
+              <w:t>state: unique_ptr&lt;IncidentState&gt;</w:t>
             </w:r>
           </w:p>
         </w:tc>
@@ -3796,16 +3029,8 @@
               <w:rPr>
                 <w:rFonts w:eastAsia="Calibri" w:cs="Calibri"/>
               </w:rPr>
-              <w:t xml:space="preserve">owns its current </w:t>
-            </w:r>
-            <w:proofErr w:type="spellStart"/>
-            <w:r>
-              <w:rPr>
-                <w:rFonts w:eastAsia="Calibri" w:cs="Calibri"/>
-              </w:rPr>
-              <w:t>IncidentState</w:t>
-            </w:r>
-            <w:proofErr w:type="spellEnd"/>
+              <w:t>owns its current IncidentState</w:t>
+            </w:r>
           </w:p>
         </w:tc>
       </w:tr>
@@ -4031,19 +3256,11 @@
             </w:tcMar>
           </w:tcPr>
           <w:p>
-            <w:proofErr w:type="gramStart"/>
-            <w:r>
-              <w:rPr>
-                <w:rFonts w:eastAsia="Calibri" w:cs="Calibri"/>
-              </w:rPr>
-              <w:t>update(</w:t>
-            </w:r>
-            <w:proofErr w:type="gramEnd"/>
-            <w:r>
-              <w:rPr>
-                <w:rFonts w:eastAsia="Calibri" w:cs="Calibri"/>
-              </w:rPr>
-              <w:t>Incident*)</w:t>
+            <w:r>
+              <w:rPr>
+                <w:rFonts w:eastAsia="Calibri" w:cs="Calibri"/>
+              </w:rPr>
+              <w:t>update(Incident*)</w:t>
             </w:r>
           </w:p>
         </w:tc>
@@ -4095,16 +3312,8 @@
               <w:rPr>
                 <w:rFonts w:eastAsia="Calibri" w:cs="Calibri"/>
               </w:rPr>
-              <w:t xml:space="preserve">Dashboard / </w:t>
-            </w:r>
-            <w:proofErr w:type="spellStart"/>
-            <w:r>
-              <w:rPr>
-                <w:rFonts w:eastAsia="Calibri" w:cs="Calibri"/>
-              </w:rPr>
-              <w:t>AuditLogger</w:t>
-            </w:r>
-            <w:proofErr w:type="spellEnd"/>
+              <w:t>Dashboard / AuditLogger</w:t>
+            </w:r>
           </w:p>
         </w:tc>
         <w:tc>
@@ -4124,14 +3333,12 @@
             </w:tcMar>
           </w:tcPr>
           <w:p>
-            <w:proofErr w:type="spellStart"/>
             <w:r>
               <w:rPr>
                 <w:rFonts w:eastAsia="Calibri" w:cs="Calibri"/>
               </w:rPr>
               <w:t>ConcreteObserver</w:t>
             </w:r>
-            <w:proofErr w:type="spellEnd"/>
           </w:p>
         </w:tc>
         <w:tc>
@@ -4151,19 +3358,11 @@
             </w:tcMar>
           </w:tcPr>
           <w:p>
-            <w:proofErr w:type="gramStart"/>
-            <w:r>
-              <w:rPr>
-                <w:rFonts w:eastAsia="Calibri" w:cs="Calibri"/>
-              </w:rPr>
-              <w:t>update(</w:t>
-            </w:r>
-            <w:proofErr w:type="gramEnd"/>
-            <w:r>
-              <w:rPr>
-                <w:rFonts w:eastAsia="Calibri" w:cs="Calibri"/>
-              </w:rPr>
-              <w:t>Incident*)</w:t>
+            <w:r>
+              <w:rPr>
+                <w:rFonts w:eastAsia="Calibri" w:cs="Calibri"/>
+              </w:rPr>
+              <w:t>update(Incident*)</w:t>
             </w:r>
           </w:p>
         </w:tc>
@@ -4265,35 +3464,7 @@
               <w:rPr>
                 <w:rFonts w:eastAsia="Calibri" w:cs="Calibri"/>
               </w:rPr>
-              <w:t xml:space="preserve">observers: vector&lt;Observer*&gt;, </w:t>
-            </w:r>
-            <w:proofErr w:type="gramStart"/>
-            <w:r>
-              <w:rPr>
-                <w:rFonts w:eastAsia="Calibri" w:cs="Calibri"/>
-              </w:rPr>
-              <w:t>attach(</w:t>
-            </w:r>
-            <w:proofErr w:type="gramEnd"/>
-            <w:r>
-              <w:rPr>
-                <w:rFonts w:eastAsia="Calibri" w:cs="Calibri"/>
-              </w:rPr>
-              <w:t xml:space="preserve">), </w:t>
-            </w:r>
-            <w:proofErr w:type="gramStart"/>
-            <w:r>
-              <w:rPr>
-                <w:rFonts w:eastAsia="Calibri" w:cs="Calibri"/>
-              </w:rPr>
-              <w:t>notify(</w:t>
-            </w:r>
-            <w:proofErr w:type="gramEnd"/>
-            <w:r>
-              <w:rPr>
-                <w:rFonts w:eastAsia="Calibri" w:cs="Calibri"/>
-              </w:rPr>
-              <w:t>)</w:t>
+              <w:t>observers: vector&lt;Observer*&gt;, attach(), notify()</w:t>
             </w:r>
           </w:p>
         </w:tc>
@@ -4347,15 +3518,7 @@
         <w:t>1.</w:t>
       </w:r>
       <w:r>
-        <w:t xml:space="preserve">3. </w:t>
-      </w:r>
-      <w:proofErr w:type="spellStart"/>
-      <w:r>
-        <w:t>GoF</w:t>
-      </w:r>
-      <w:proofErr w:type="spellEnd"/>
-      <w:r>
-        <w:t xml:space="preserve"> Participant Mapping</w:t>
+        <w:t>3. GoF Participant Mapping</w:t>
       </w:r>
     </w:p>
     <w:tbl>
@@ -4585,14 +3748,12 @@
             </w:tcMar>
           </w:tcPr>
           <w:p>
-            <w:proofErr w:type="spellStart"/>
             <w:r>
               <w:rPr>
                 <w:rFonts w:eastAsia="Calibri" w:cs="Calibri"/>
               </w:rPr>
               <w:t>ConcreteCommand</w:t>
             </w:r>
-            <w:proofErr w:type="spellEnd"/>
           </w:p>
         </w:tc>
         <w:tc>
@@ -4612,70 +3773,12 @@
             </w:tcMar>
           </w:tcPr>
           <w:p>
-            <w:proofErr w:type="spellStart"/>
-            <w:r>
-              <w:rPr>
-                <w:rFonts w:eastAsia="Calibri" w:cs="Calibri"/>
-              </w:rPr>
-              <w:t>DispatchUnitCommand</w:t>
-            </w:r>
-            <w:proofErr w:type="spellEnd"/>
-            <w:r>
-              <w:rPr>
-                <w:rFonts w:eastAsia="Calibri" w:cs="Calibri"/>
-              </w:rPr>
-              <w:t xml:space="preserve">, </w:t>
-            </w:r>
-            <w:proofErr w:type="spellStart"/>
-            <w:r>
-              <w:rPr>
-                <w:rFonts w:eastAsia="Calibri" w:cs="Calibri"/>
-              </w:rPr>
-              <w:t>LockAreaCommand</w:t>
-            </w:r>
-            <w:proofErr w:type="spellEnd"/>
-            <w:r>
-              <w:rPr>
-                <w:rFonts w:eastAsia="Calibri" w:cs="Calibri"/>
-              </w:rPr>
-              <w:t xml:space="preserve">, </w:t>
-            </w:r>
-            <w:proofErr w:type="spellStart"/>
-            <w:r>
-              <w:rPr>
-                <w:rFonts w:eastAsia="Calibri" w:cs="Calibri"/>
-              </w:rPr>
-              <w:t>AlertCommand</w:t>
-            </w:r>
-            <w:proofErr w:type="spellEnd"/>
-            <w:r>
-              <w:rPr>
-                <w:rFonts w:eastAsia="Calibri" w:cs="Calibri"/>
-              </w:rPr>
-              <w:t xml:space="preserve">, </w:t>
-            </w:r>
-            <w:proofErr w:type="spellStart"/>
-            <w:r>
-              <w:rPr>
-                <w:rFonts w:eastAsia="Calibri" w:cs="Calibri"/>
-              </w:rPr>
-              <w:t>EvacuationCommand</w:t>
-            </w:r>
-            <w:proofErr w:type="spellEnd"/>
-            <w:r>
-              <w:rPr>
-                <w:rFonts w:eastAsia="Calibri" w:cs="Calibri"/>
-              </w:rPr>
-              <w:t xml:space="preserve">, </w:t>
-            </w:r>
-            <w:proofErr w:type="spellStart"/>
-            <w:r>
-              <w:rPr>
-                <w:rFonts w:eastAsia="Calibri" w:cs="Calibri"/>
-              </w:rPr>
-              <w:t>CancelCommand</w:t>
-            </w:r>
-            <w:proofErr w:type="spellEnd"/>
+            <w:r>
+              <w:rPr>
+                <w:rFonts w:eastAsia="Calibri" w:cs="Calibri"/>
+              </w:rPr>
+              <w:t>DispatchUnitCommand, LockAreaCommand, AlertCommand, EvacuationCommand, CancelCommand</w:t>
+            </w:r>
           </w:p>
         </w:tc>
       </w:tr>
@@ -4740,14 +3843,12 @@
             </w:tcMar>
           </w:tcPr>
           <w:p>
-            <w:proofErr w:type="spellStart"/>
             <w:r>
               <w:rPr>
                 <w:rFonts w:eastAsia="Calibri" w:cs="Calibri"/>
               </w:rPr>
               <w:t>OperatorConsole</w:t>
             </w:r>
-            <w:proofErr w:type="spellEnd"/>
           </w:p>
         </w:tc>
       </w:tr>
@@ -4812,61 +3913,11 @@
             </w:tcMar>
           </w:tcPr>
           <w:p>
-            <w:proofErr w:type="spellStart"/>
-            <w:r>
-              <w:rPr>
-                <w:rFonts w:eastAsia="Calibri" w:cs="Calibri"/>
-              </w:rPr>
-              <w:t>ResponseComponent</w:t>
-            </w:r>
-            <w:proofErr w:type="spellEnd"/>
-            <w:r>
-              <w:rPr>
-                <w:rFonts w:eastAsia="Calibri" w:cs="Calibri"/>
-              </w:rPr>
-              <w:t xml:space="preserve"> subclasses, </w:t>
-            </w:r>
-            <w:proofErr w:type="spellStart"/>
-            <w:r>
-              <w:rPr>
-                <w:rFonts w:eastAsia="Calibri" w:cs="Calibri"/>
-              </w:rPr>
-              <w:t>AccessControlSystem</w:t>
-            </w:r>
-            <w:proofErr w:type="spellEnd"/>
-            <w:r>
-              <w:rPr>
-                <w:rFonts w:eastAsia="Calibri" w:cs="Calibri"/>
-              </w:rPr>
-              <w:t xml:space="preserve">, </w:t>
-            </w:r>
-            <w:proofErr w:type="spellStart"/>
-            <w:r>
-              <w:rPr>
-                <w:rFonts w:eastAsia="Calibri" w:cs="Calibri"/>
-              </w:rPr>
-              <w:t>CommunicationChannel</w:t>
-            </w:r>
-            <w:proofErr w:type="spellEnd"/>
-            <w:r>
-              <w:rPr>
-                <w:rFonts w:eastAsia="Calibri" w:cs="Calibri"/>
-              </w:rPr>
-              <w:t xml:space="preserve">, another Command (for </w:t>
-            </w:r>
-            <w:proofErr w:type="spellStart"/>
-            <w:r>
-              <w:rPr>
-                <w:rFonts w:eastAsia="Calibri" w:cs="Calibri"/>
-              </w:rPr>
-              <w:t>CancelCommand</w:t>
-            </w:r>
-            <w:proofErr w:type="spellEnd"/>
-            <w:r>
-              <w:rPr>
-                <w:rFonts w:eastAsia="Calibri" w:cs="Calibri"/>
-              </w:rPr>
-              <w:t>)</w:t>
+            <w:r>
+              <w:rPr>
+                <w:rFonts w:eastAsia="Calibri" w:cs="Calibri"/>
+              </w:rPr>
+              <w:t>ResponseComponent subclasses, AccessControlSystem, CommunicationChannel, another Command (for CancelCommand)</w:t>
             </w:r>
           </w:p>
         </w:tc>
@@ -4939,19 +3990,11 @@
             </w:tcMar>
           </w:tcPr>
           <w:p>
-            <w:proofErr w:type="spellStart"/>
-            <w:r>
-              <w:rPr>
-                <w:rFonts w:eastAsia="Calibri" w:cs="Calibri"/>
-              </w:rPr>
-              <w:t>ResponseMediator</w:t>
-            </w:r>
-            <w:proofErr w:type="spellEnd"/>
-            <w:r>
-              <w:rPr>
-                <w:rFonts w:eastAsia="Calibri" w:cs="Calibri"/>
-              </w:rPr>
-              <w:t xml:space="preserve"> (interface)</w:t>
+            <w:r>
+              <w:rPr>
+                <w:rFonts w:eastAsia="Calibri" w:cs="Calibri"/>
+              </w:rPr>
+              <w:t>ResponseMediator (interface)</w:t>
             </w:r>
           </w:p>
         </w:tc>
@@ -4992,14 +4035,12 @@
             </w:tcMar>
           </w:tcPr>
           <w:p>
-            <w:proofErr w:type="spellStart"/>
             <w:r>
               <w:rPr>
                 <w:rFonts w:eastAsia="Calibri" w:cs="Calibri"/>
               </w:rPr>
               <w:t>ConcreteMediator</w:t>
             </w:r>
-            <w:proofErr w:type="spellEnd"/>
           </w:p>
         </w:tc>
         <w:tc>
@@ -5019,14 +4060,12 @@
             </w:tcMar>
           </w:tcPr>
           <w:p>
-            <w:proofErr w:type="spellStart"/>
             <w:r>
               <w:rPr>
                 <w:rFonts w:eastAsia="Calibri" w:cs="Calibri"/>
               </w:rPr>
               <w:t>IncidentCoordinator</w:t>
             </w:r>
-            <w:proofErr w:type="spellEnd"/>
           </w:p>
         </w:tc>
       </w:tr>
@@ -5091,19 +4130,11 @@
             </w:tcMar>
           </w:tcPr>
           <w:p>
-            <w:proofErr w:type="spellStart"/>
-            <w:r>
-              <w:rPr>
-                <w:rFonts w:eastAsia="Calibri" w:cs="Calibri"/>
-              </w:rPr>
-              <w:t>ResponseComponent</w:t>
-            </w:r>
-            <w:proofErr w:type="spellEnd"/>
-            <w:r>
-              <w:rPr>
-                <w:rFonts w:eastAsia="Calibri" w:cs="Calibri"/>
-              </w:rPr>
-              <w:t xml:space="preserve"> (abstract)</w:t>
+            <w:r>
+              <w:rPr>
+                <w:rFonts w:eastAsia="Calibri" w:cs="Calibri"/>
+              </w:rPr>
+              <w:t>ResponseComponent (abstract)</w:t>
             </w:r>
           </w:p>
         </w:tc>
@@ -5144,14 +4175,12 @@
             </w:tcMar>
           </w:tcPr>
           <w:p>
-            <w:proofErr w:type="spellStart"/>
             <w:r>
               <w:rPr>
                 <w:rFonts w:eastAsia="Calibri" w:cs="Calibri"/>
               </w:rPr>
               <w:t>ConcreteColleague</w:t>
             </w:r>
-            <w:proofErr w:type="spellEnd"/>
           </w:p>
         </w:tc>
         <w:tc>
@@ -5171,42 +4200,12 @@
             </w:tcMar>
           </w:tcPr>
           <w:p>
-            <w:proofErr w:type="spellStart"/>
-            <w:r>
-              <w:rPr>
-                <w:rFonts w:eastAsia="Calibri" w:cs="Calibri"/>
-              </w:rPr>
-              <w:t>SecurityTeam</w:t>
-            </w:r>
-            <w:proofErr w:type="spellEnd"/>
-            <w:r>
-              <w:rPr>
-                <w:rFonts w:eastAsia="Calibri" w:cs="Calibri"/>
-              </w:rPr>
-              <w:t xml:space="preserve">, </w:t>
-            </w:r>
-            <w:proofErr w:type="spellStart"/>
-            <w:r>
-              <w:rPr>
-                <w:rFonts w:eastAsia="Calibri" w:cs="Calibri"/>
-              </w:rPr>
-              <w:t>MedicalTeam</w:t>
-            </w:r>
-            <w:proofErr w:type="spellEnd"/>
-            <w:r>
-              <w:rPr>
-                <w:rFonts w:eastAsia="Calibri" w:cs="Calibri"/>
-              </w:rPr>
-              <w:t xml:space="preserve">, </w:t>
-            </w:r>
-            <w:proofErr w:type="spellStart"/>
-            <w:r>
-              <w:rPr>
-                <w:rFonts w:eastAsia="Calibri" w:cs="Calibri"/>
-              </w:rPr>
-              <w:t>FacilitiesTeam</w:t>
-            </w:r>
-            <w:proofErr w:type="spellEnd"/>
+            <w:r>
+              <w:rPr>
+                <w:rFonts w:eastAsia="Calibri" w:cs="Calibri"/>
+              </w:rPr>
+              <w:t>SecurityTeam, MedicalTeam, FacilitiesTeam</w:t>
+            </w:r>
           </w:p>
         </w:tc>
       </w:tr>
@@ -5278,14 +4277,12 @@
             </w:tcMar>
           </w:tcPr>
           <w:p>
-            <w:proofErr w:type="spellStart"/>
             <w:r>
               <w:rPr>
                 <w:rFonts w:eastAsia="Calibri" w:cs="Calibri"/>
               </w:rPr>
               <w:t>CommunicationChannel</w:t>
             </w:r>
-            <w:proofErr w:type="spellEnd"/>
           </w:p>
         </w:tc>
       </w:tr>
@@ -5325,14 +4322,12 @@
             </w:tcMar>
           </w:tcPr>
           <w:p>
-            <w:proofErr w:type="spellStart"/>
             <w:r>
               <w:rPr>
                 <w:rFonts w:eastAsia="Calibri" w:cs="Calibri"/>
               </w:rPr>
               <w:t>Adaptee</w:t>
             </w:r>
-            <w:proofErr w:type="spellEnd"/>
           </w:p>
         </w:tc>
         <w:tc>
@@ -5352,14 +4347,12 @@
             </w:tcMar>
           </w:tcPr>
           <w:p>
-            <w:proofErr w:type="spellStart"/>
             <w:r>
               <w:rPr>
                 <w:rFonts w:eastAsia="Calibri" w:cs="Calibri"/>
               </w:rPr>
               <w:t>LegacyPagerSystem</w:t>
             </w:r>
-            <w:proofErr w:type="spellEnd"/>
           </w:p>
         </w:tc>
       </w:tr>
@@ -5424,19 +4417,11 @@
             </w:tcMar>
           </w:tcPr>
           <w:p>
-            <w:proofErr w:type="spellStart"/>
-            <w:r>
-              <w:rPr>
-                <w:rFonts w:eastAsia="Calibri" w:cs="Calibri"/>
-              </w:rPr>
-              <w:t>LegacyPagerAdapter</w:t>
-            </w:r>
-            <w:proofErr w:type="spellEnd"/>
-            <w:r>
-              <w:rPr>
-                <w:rFonts w:eastAsia="Calibri" w:cs="Calibri"/>
-              </w:rPr>
-              <w:t xml:space="preserve"> (object adapter, composition-based)</w:t>
+            <w:r>
+              <w:rPr>
+                <w:rFonts w:eastAsia="Calibri" w:cs="Calibri"/>
+              </w:rPr>
+              <w:t>LegacyPagerAdapter (object adapter, composition-based)</w:t>
             </w:r>
           </w:p>
         </w:tc>
@@ -5509,14 +4494,12 @@
             </w:tcMar>
           </w:tcPr>
           <w:p>
-            <w:proofErr w:type="spellStart"/>
             <w:r>
               <w:rPr>
                 <w:rFonts w:eastAsia="Calibri" w:cs="Calibri"/>
               </w:rPr>
               <w:t>EmergencyResponseFacade</w:t>
             </w:r>
-            <w:proofErr w:type="spellEnd"/>
           </w:p>
         </w:tc>
       </w:tr>
@@ -5581,98 +4564,12 @@
             </w:tcMar>
           </w:tcPr>
           <w:p>
-            <w:proofErr w:type="spellStart"/>
-            <w:r>
-              <w:rPr>
-                <w:rFonts w:eastAsia="Calibri" w:cs="Calibri"/>
-              </w:rPr>
-              <w:t>AccessControlSystem</w:t>
-            </w:r>
-            <w:proofErr w:type="spellEnd"/>
-            <w:r>
-              <w:rPr>
-                <w:rFonts w:eastAsia="Calibri" w:cs="Calibri"/>
-              </w:rPr>
-              <w:t xml:space="preserve">, </w:t>
-            </w:r>
-            <w:proofErr w:type="spellStart"/>
-            <w:r>
-              <w:rPr>
-                <w:rFonts w:eastAsia="Calibri" w:cs="Calibri"/>
-              </w:rPr>
-              <w:t>IncidentCoordinator</w:t>
-            </w:r>
-            <w:proofErr w:type="spellEnd"/>
-            <w:r>
-              <w:rPr>
-                <w:rFonts w:eastAsia="Calibri" w:cs="Calibri"/>
-              </w:rPr>
-              <w:t xml:space="preserve">, </w:t>
-            </w:r>
-            <w:proofErr w:type="spellStart"/>
-            <w:r>
-              <w:rPr>
-                <w:rFonts w:eastAsia="Calibri" w:cs="Calibri"/>
-              </w:rPr>
-              <w:t>SecurityTeam</w:t>
-            </w:r>
-            <w:proofErr w:type="spellEnd"/>
-            <w:r>
-              <w:rPr>
-                <w:rFonts w:eastAsia="Calibri" w:cs="Calibri"/>
-              </w:rPr>
-              <w:t xml:space="preserve">, </w:t>
-            </w:r>
-            <w:proofErr w:type="spellStart"/>
-            <w:r>
-              <w:rPr>
-                <w:rFonts w:eastAsia="Calibri" w:cs="Calibri"/>
-              </w:rPr>
-              <w:t>MedicalTeam</w:t>
-            </w:r>
-            <w:proofErr w:type="spellEnd"/>
-            <w:r>
-              <w:rPr>
-                <w:rFonts w:eastAsia="Calibri" w:cs="Calibri"/>
-              </w:rPr>
-              <w:t xml:space="preserve">, </w:t>
-            </w:r>
-            <w:proofErr w:type="spellStart"/>
-            <w:r>
-              <w:rPr>
-                <w:rFonts w:eastAsia="Calibri" w:cs="Calibri"/>
-              </w:rPr>
-              <w:t>FacilitiesTeam</w:t>
-            </w:r>
-            <w:proofErr w:type="spellEnd"/>
-            <w:r>
-              <w:rPr>
-                <w:rFonts w:eastAsia="Calibri" w:cs="Calibri"/>
-              </w:rPr>
-              <w:t xml:space="preserve">, </w:t>
-            </w:r>
-            <w:proofErr w:type="spellStart"/>
-            <w:r>
-              <w:rPr>
-                <w:rFonts w:eastAsia="Calibri" w:cs="Calibri"/>
-              </w:rPr>
-              <w:t>LegacyPagerAdapter</w:t>
-            </w:r>
-            <w:proofErr w:type="spellEnd"/>
-            <w:r>
-              <w:rPr>
-                <w:rFonts w:eastAsia="Calibri" w:cs="Calibri"/>
-              </w:rPr>
-              <w:t xml:space="preserve">, </w:t>
-            </w:r>
-            <w:proofErr w:type="spellStart"/>
-            <w:r>
-              <w:rPr>
-                <w:rFonts w:eastAsia="Calibri" w:cs="Calibri"/>
-              </w:rPr>
-              <w:t>OperatorConsole</w:t>
-            </w:r>
-            <w:proofErr w:type="spellEnd"/>
+            <w:r>
+              <w:rPr>
+                <w:rFonts w:eastAsia="Calibri" w:cs="Calibri"/>
+              </w:rPr>
+              <w:t>AccessControlSystem, IncidentCoordinator, SecurityTeam, MedicalTeam, FacilitiesTeam, LegacyPagerAdapter, OperatorConsole</w:t>
+            </w:r>
           </w:p>
         </w:tc>
       </w:tr>
@@ -5814,14 +4711,12 @@
             </w:tcMar>
           </w:tcPr>
           <w:p>
-            <w:proofErr w:type="spellStart"/>
             <w:r>
               <w:rPr>
                 <w:rFonts w:eastAsia="Calibri" w:cs="Calibri"/>
               </w:rPr>
               <w:t>IncidentState</w:t>
             </w:r>
-            <w:proofErr w:type="spellEnd"/>
           </w:p>
         </w:tc>
       </w:tr>
@@ -5861,14 +4756,12 @@
             </w:tcMar>
           </w:tcPr>
           <w:p>
-            <w:proofErr w:type="spellStart"/>
             <w:r>
               <w:rPr>
                 <w:rFonts w:eastAsia="Calibri" w:cs="Calibri"/>
               </w:rPr>
               <w:t>ConcreteState</w:t>
             </w:r>
-            <w:proofErr w:type="spellEnd"/>
           </w:p>
         </w:tc>
         <w:tc>
@@ -5888,56 +4781,12 @@
             </w:tcMar>
           </w:tcPr>
           <w:p>
-            <w:proofErr w:type="spellStart"/>
-            <w:r>
-              <w:rPr>
-                <w:rFonts w:eastAsia="Calibri" w:cs="Calibri"/>
-              </w:rPr>
-              <w:t>ReportedState</w:t>
-            </w:r>
-            <w:proofErr w:type="spellEnd"/>
-            <w:r>
-              <w:rPr>
-                <w:rFonts w:eastAsia="Calibri" w:cs="Calibri"/>
-              </w:rPr>
-              <w:t xml:space="preserve">, </w:t>
-            </w:r>
-            <w:proofErr w:type="spellStart"/>
-            <w:r>
-              <w:rPr>
-                <w:rFonts w:eastAsia="Calibri" w:cs="Calibri"/>
-              </w:rPr>
-              <w:t>DispatchedState</w:t>
-            </w:r>
-            <w:proofErr w:type="spellEnd"/>
-            <w:r>
-              <w:rPr>
-                <w:rFonts w:eastAsia="Calibri" w:cs="Calibri"/>
-              </w:rPr>
-              <w:t xml:space="preserve">, </w:t>
-            </w:r>
-            <w:proofErr w:type="spellStart"/>
-            <w:r>
-              <w:rPr>
-                <w:rFonts w:eastAsia="Calibri" w:cs="Calibri"/>
-              </w:rPr>
-              <w:t>ContainedState</w:t>
-            </w:r>
-            <w:proofErr w:type="spellEnd"/>
-            <w:r>
-              <w:rPr>
-                <w:rFonts w:eastAsia="Calibri" w:cs="Calibri"/>
-              </w:rPr>
-              <w:t xml:space="preserve">, </w:t>
-            </w:r>
-            <w:proofErr w:type="spellStart"/>
-            <w:r>
-              <w:rPr>
-                <w:rFonts w:eastAsia="Calibri" w:cs="Calibri"/>
-              </w:rPr>
-              <w:t>ResolvedState</w:t>
-            </w:r>
-            <w:proofErr w:type="spellEnd"/>
+            <w:r>
+              <w:rPr>
+                <w:rFonts w:eastAsia="Calibri" w:cs="Calibri"/>
+              </w:rPr>
+              <w:t>ReportedState, DispatchedState, ContainedState, ResolvedState</w:t>
+            </w:r>
           </w:p>
         </w:tc>
       </w:tr>
@@ -6124,14 +4973,12 @@
             </w:tcMar>
           </w:tcPr>
           <w:p>
-            <w:proofErr w:type="spellStart"/>
             <w:r>
               <w:rPr>
                 <w:rFonts w:eastAsia="Calibri" w:cs="Calibri"/>
               </w:rPr>
               <w:t>ConcreteObserver</w:t>
             </w:r>
-            <w:proofErr w:type="spellEnd"/>
           </w:p>
         </w:tc>
         <w:tc>
@@ -6155,16 +5002,8 @@
               <w:rPr>
                 <w:rFonts w:eastAsia="Calibri" w:cs="Calibri"/>
               </w:rPr>
-              <w:t xml:space="preserve">Dashboard, </w:t>
-            </w:r>
-            <w:proofErr w:type="spellStart"/>
-            <w:r>
-              <w:rPr>
-                <w:rFonts w:eastAsia="Calibri" w:cs="Calibri"/>
-              </w:rPr>
-              <w:t>AuditLogger</w:t>
-            </w:r>
-            <w:proofErr w:type="spellEnd"/>
+              <w:t>Dashboard, AuditLogger</w:t>
+            </w:r>
           </w:p>
         </w:tc>
       </w:tr>
@@ -6260,42 +5099,7 @@
           <w:rFonts w:eastAsia="Calibri" w:cs="Calibri"/>
           <w:szCs w:val="22"/>
         </w:rPr>
-        <w:t xml:space="preserve">Having Incident directly call </w:t>
-      </w:r>
-      <w:proofErr w:type="spellStart"/>
-      <w:proofErr w:type="gramStart"/>
-      <w:r>
-        <w:rPr>
-          <w:rFonts w:eastAsia="Calibri" w:cs="Calibri"/>
-          <w:szCs w:val="22"/>
-        </w:rPr>
-        <w:lastRenderedPageBreak/>
-        <w:t>dashboard.update</w:t>
-      </w:r>
-      <w:proofErr w:type="spellEnd"/>
-      <w:proofErr w:type="gramEnd"/>
-      <w:r>
-        <w:rPr>
-          <w:rFonts w:eastAsia="Calibri" w:cs="Calibri"/>
-          <w:szCs w:val="22"/>
-        </w:rPr>
-        <w:t xml:space="preserve">() and </w:t>
-      </w:r>
-      <w:proofErr w:type="gramStart"/>
-      <w:r>
-        <w:rPr>
-          <w:rFonts w:eastAsia="Calibri" w:cs="Calibri"/>
-          <w:szCs w:val="22"/>
-        </w:rPr>
-        <w:t>logger.log(</w:t>
-      </w:r>
-      <w:proofErr w:type="gramEnd"/>
-      <w:r>
-        <w:rPr>
-          <w:rFonts w:eastAsia="Calibri" w:cs="Calibri"/>
-          <w:szCs w:val="22"/>
-        </w:rPr>
-        <w:t>) inline would work initially, but couples Incident to concrete reporting classes and requires editing Incident every time a new consumer of status changes is added</w:t>
+        <w:t>Having Incident directly call dashboard.update() and logger.log() inline would work initially, but couples Incident to concrete reporting classes and requires editing Incident every time a new consumer of status changes is added</w:t>
       </w:r>
       <w:r>
         <w:rPr>
@@ -6403,9 +5207,28 @@
                 <w:bCs/>
                 <w:color w:val="FFFFFF"/>
               </w:rPr>
-              <w:t xml:space="preserve">Owns (via </w:t>
-            </w:r>
-            <w:proofErr w:type="spellStart"/>
+              <w:t>Owns (via unique_ptr)</w:t>
+            </w:r>
+          </w:p>
+        </w:tc>
+        <w:tc>
+          <w:tcPr>
+            <w:tcW w:w="4600" w:type="dxa"/>
+            <w:tcBorders>
+              <w:top w:val="single" w:sz="2" w:space="0" w:color="BFBFBF"/>
+              <w:left w:val="single" w:sz="2" w:space="0" w:color="BFBFBF"/>
+              <w:bottom w:val="single" w:sz="2" w:space="0" w:color="BFBFBF"/>
+              <w:right w:val="single" w:sz="2" w:space="0" w:color="BFBFBF"/>
+            </w:tcBorders>
+            <w:shd w:val="clear" w:color="auto" w:fill="2F5496"/>
+            <w:tcMar>
+              <w:top w:w="80" w:type="dxa"/>
+              <w:left w:w="100" w:type="dxa"/>
+              <w:bottom w:w="80" w:type="dxa"/>
+              <w:right w:w="100" w:type="dxa"/>
+            </w:tcMar>
+          </w:tcPr>
+          <w:p>
             <w:r>
               <w:rPr>
                 <w:rFonts w:eastAsia="Calibri" w:cs="Calibri"/>
@@ -6413,45 +5236,6 @@
                 <w:bCs/>
                 <w:color w:val="FFFFFF"/>
               </w:rPr>
-              <w:t>unique_ptr</w:t>
-            </w:r>
-            <w:proofErr w:type="spellEnd"/>
-            <w:r>
-              <w:rPr>
-                <w:rFonts w:eastAsia="Calibri" w:cs="Calibri"/>
-                <w:b/>
-                <w:bCs/>
-                <w:color w:val="FFFFFF"/>
-              </w:rPr>
-              <w:t>)</w:t>
-            </w:r>
-          </w:p>
-        </w:tc>
-        <w:tc>
-          <w:tcPr>
-            <w:tcW w:w="4600" w:type="dxa"/>
-            <w:tcBorders>
-              <w:top w:val="single" w:sz="2" w:space="0" w:color="BFBFBF"/>
-              <w:left w:val="single" w:sz="2" w:space="0" w:color="BFBFBF"/>
-              <w:bottom w:val="single" w:sz="2" w:space="0" w:color="BFBFBF"/>
-              <w:right w:val="single" w:sz="2" w:space="0" w:color="BFBFBF"/>
-            </w:tcBorders>
-            <w:shd w:val="clear" w:color="auto" w:fill="2F5496"/>
-            <w:tcMar>
-              <w:top w:w="80" w:type="dxa"/>
-              <w:left w:w="100" w:type="dxa"/>
-              <w:bottom w:w="80" w:type="dxa"/>
-              <w:right w:w="100" w:type="dxa"/>
-            </w:tcMar>
-          </w:tcPr>
-          <w:p>
-            <w:r>
-              <w:rPr>
-                <w:rFonts w:eastAsia="Calibri" w:cs="Calibri"/>
-                <w:b/>
-                <w:bCs/>
-                <w:color w:val="FFFFFF"/>
-              </w:rPr>
               <w:t>Rationale</w:t>
             </w:r>
           </w:p>
@@ -6475,14 +5259,12 @@
             </w:tcMar>
           </w:tcPr>
           <w:p>
-            <w:proofErr w:type="spellStart"/>
             <w:r>
               <w:rPr>
                 <w:rFonts w:eastAsia="Calibri" w:cs="Calibri"/>
               </w:rPr>
               <w:t>EmergencyResponseFacade</w:t>
             </w:r>
-            <w:proofErr w:type="spellEnd"/>
           </w:p>
         </w:tc>
         <w:tc>
@@ -6502,117 +5284,11 @@
             </w:tcMar>
           </w:tcPr>
           <w:p>
-            <w:proofErr w:type="spellStart"/>
-            <w:r>
-              <w:rPr>
-                <w:rFonts w:eastAsia="Calibri" w:cs="Calibri"/>
-              </w:rPr>
-              <w:t>AccessControlSystem</w:t>
-            </w:r>
-            <w:proofErr w:type="spellEnd"/>
-            <w:r>
-              <w:rPr>
-                <w:rFonts w:eastAsia="Calibri" w:cs="Calibri"/>
-              </w:rPr>
-              <w:t xml:space="preserve">, </w:t>
-            </w:r>
-            <w:proofErr w:type="spellStart"/>
-            <w:r>
-              <w:rPr>
-                <w:rFonts w:eastAsia="Calibri" w:cs="Calibri"/>
-              </w:rPr>
-              <w:t>IncidentCoordinator</w:t>
-            </w:r>
-            <w:proofErr w:type="spellEnd"/>
-            <w:r>
-              <w:rPr>
-                <w:rFonts w:eastAsia="Calibri" w:cs="Calibri"/>
-              </w:rPr>
-              <w:t xml:space="preserve">, </w:t>
-            </w:r>
-            <w:proofErr w:type="spellStart"/>
-            <w:r>
-              <w:rPr>
-                <w:rFonts w:eastAsia="Calibri" w:cs="Calibri"/>
-              </w:rPr>
-              <w:t>SecurityTeam</w:t>
-            </w:r>
-            <w:proofErr w:type="spellEnd"/>
-            <w:r>
-              <w:rPr>
-                <w:rFonts w:eastAsia="Calibri" w:cs="Calibri"/>
-              </w:rPr>
-              <w:t xml:space="preserve">, </w:t>
-            </w:r>
-            <w:proofErr w:type="spellStart"/>
-            <w:r>
-              <w:rPr>
-                <w:rFonts w:eastAsia="Calibri" w:cs="Calibri"/>
-              </w:rPr>
-              <w:t>MedicalTeam</w:t>
-            </w:r>
-            <w:proofErr w:type="spellEnd"/>
-            <w:r>
-              <w:rPr>
-                <w:rFonts w:eastAsia="Calibri" w:cs="Calibri"/>
-              </w:rPr>
-              <w:t xml:space="preserve">, </w:t>
-            </w:r>
-            <w:proofErr w:type="spellStart"/>
-            <w:r>
-              <w:rPr>
-                <w:rFonts w:eastAsia="Calibri" w:cs="Calibri"/>
-              </w:rPr>
-              <w:t>FacilitiesTeam</w:t>
-            </w:r>
-            <w:proofErr w:type="spellEnd"/>
-            <w:r>
-              <w:rPr>
-                <w:rFonts w:eastAsia="Calibri" w:cs="Calibri"/>
-              </w:rPr>
-              <w:t xml:space="preserve">, </w:t>
-            </w:r>
-            <w:proofErr w:type="spellStart"/>
-            <w:r>
-              <w:rPr>
-                <w:rFonts w:eastAsia="Calibri" w:cs="Calibri"/>
-              </w:rPr>
-              <w:t>LegacyPagerAdapter</w:t>
-            </w:r>
-            <w:proofErr w:type="spellEnd"/>
-            <w:r>
-              <w:rPr>
-                <w:rFonts w:eastAsia="Calibri" w:cs="Calibri"/>
-              </w:rPr>
-              <w:t xml:space="preserve">, </w:t>
-            </w:r>
-            <w:proofErr w:type="spellStart"/>
-            <w:r>
-              <w:rPr>
-                <w:rFonts w:eastAsia="Calibri" w:cs="Calibri"/>
-              </w:rPr>
-              <w:t>OperatorConsole</w:t>
-            </w:r>
-            <w:proofErr w:type="spellEnd"/>
-            <w:r>
-              <w:rPr>
-                <w:rFonts w:eastAsia="Calibri" w:cs="Calibri"/>
-              </w:rPr>
-              <w:t xml:space="preserve">, Dashboard, </w:t>
-            </w:r>
-            <w:proofErr w:type="spellStart"/>
-            <w:r>
-              <w:rPr>
-                <w:rFonts w:eastAsia="Calibri" w:cs="Calibri"/>
-              </w:rPr>
-              <w:t>AuditLogger</w:t>
-            </w:r>
-            <w:proofErr w:type="spellEnd"/>
-            <w:r>
-              <w:rPr>
-                <w:rFonts w:eastAsia="Calibri" w:cs="Calibri"/>
-              </w:rPr>
-              <w:t>, every Incident it creates</w:t>
+            <w:r>
+              <w:rPr>
+                <w:rFonts w:eastAsia="Calibri" w:cs="Calibri"/>
+              </w:rPr>
+              <w:t>AccessControlSystem, IncidentCoordinator, SecurityTeam, MedicalTeam, FacilitiesTeam, LegacyPagerAdapter, OperatorConsole, Dashboard, AuditLogger, every Incident it creates</w:t>
             </w:r>
           </w:p>
         </w:tc>
@@ -6660,14 +5336,12 @@
             </w:tcMar>
           </w:tcPr>
           <w:p>
-            <w:proofErr w:type="spellStart"/>
             <w:r>
               <w:rPr>
                 <w:rFonts w:eastAsia="Calibri" w:cs="Calibri"/>
               </w:rPr>
               <w:t>LegacyPagerAdapter</w:t>
             </w:r>
-            <w:proofErr w:type="spellEnd"/>
           </w:p>
         </w:tc>
         <w:tc>
@@ -6687,14 +5361,12 @@
             </w:tcMar>
           </w:tcPr>
           <w:p>
-            <w:proofErr w:type="spellStart"/>
             <w:r>
               <w:rPr>
                 <w:rFonts w:eastAsia="Calibri" w:cs="Calibri"/>
               </w:rPr>
               <w:t>LegacyPagerSystem</w:t>
             </w:r>
-            <w:proofErr w:type="spellEnd"/>
           </w:p>
         </w:tc>
         <w:tc>
@@ -6770,16 +5442,8 @@
               <w:rPr>
                 <w:rFonts w:eastAsia="Calibri" w:cs="Calibri"/>
               </w:rPr>
-              <w:t xml:space="preserve">its current </w:t>
-            </w:r>
-            <w:proofErr w:type="spellStart"/>
-            <w:r>
-              <w:rPr>
-                <w:rFonts w:eastAsia="Calibri" w:cs="Calibri"/>
-              </w:rPr>
-              <w:t>IncidentState</w:t>
-            </w:r>
-            <w:proofErr w:type="spellEnd"/>
+              <w:t>its current IncidentState</w:t>
+            </w:r>
           </w:p>
         </w:tc>
         <w:tc>
@@ -6803,35 +5467,7 @@
               <w:rPr>
                 <w:rFonts w:eastAsia="Calibri" w:cs="Calibri"/>
               </w:rPr>
-              <w:t xml:space="preserve">States are cheap, incident-specific, value-like objects with no reason to be shared; </w:t>
-            </w:r>
-            <w:proofErr w:type="spellStart"/>
-            <w:r>
-              <w:rPr>
-                <w:rFonts w:eastAsia="Calibri" w:cs="Calibri"/>
-              </w:rPr>
-              <w:t>unique_ptr</w:t>
-            </w:r>
-            <w:proofErr w:type="spellEnd"/>
-            <w:r>
-              <w:rPr>
-                <w:rFonts w:eastAsia="Calibri" w:cs="Calibri"/>
-              </w:rPr>
-              <w:t xml:space="preserve"> plus </w:t>
-            </w:r>
-            <w:proofErr w:type="gramStart"/>
-            <w:r>
-              <w:rPr>
-                <w:rFonts w:eastAsia="Calibri" w:cs="Calibri"/>
-              </w:rPr>
-              <w:t>reset(</w:t>
-            </w:r>
-            <w:proofErr w:type="gramEnd"/>
-            <w:r>
-              <w:rPr>
-                <w:rFonts w:eastAsia="Calibri" w:cs="Calibri"/>
-              </w:rPr>
-              <w:t>) cleanly destroys the old state when transitioning.</w:t>
+              <w:t>States are cheap, incident-specific, value-like objects with no reason to be shared; unique_ptr plus reset() cleanly destroys the old state when transitioning.</w:t>
             </w:r>
           </w:p>
         </w:tc>
@@ -6854,14 +5490,12 @@
             </w:tcMar>
           </w:tcPr>
           <w:p>
-            <w:proofErr w:type="spellStart"/>
             <w:r>
               <w:rPr>
                 <w:rFonts w:eastAsia="Calibri" w:cs="Calibri"/>
               </w:rPr>
               <w:t>OperatorConsole</w:t>
             </w:r>
-            <w:proofErr w:type="spellEnd"/>
           </w:p>
         </w:tc>
         <w:tc>
@@ -6910,49 +5544,7 @@
               <w:rPr>
                 <w:rFonts w:eastAsia="Calibri" w:cs="Calibri"/>
               </w:rPr>
-              <w:t xml:space="preserve">Commands must stay alive after </w:t>
-            </w:r>
-            <w:proofErr w:type="gramStart"/>
-            <w:r>
-              <w:rPr>
-                <w:rFonts w:eastAsia="Calibri" w:cs="Calibri"/>
-              </w:rPr>
-              <w:t>execute(</w:t>
-            </w:r>
-            <w:proofErr w:type="gramEnd"/>
-            <w:r>
-              <w:rPr>
-                <w:rFonts w:eastAsia="Calibri" w:cs="Calibri"/>
-              </w:rPr>
-              <w:t xml:space="preserve">) so </w:t>
-            </w:r>
-            <w:proofErr w:type="spellStart"/>
-            <w:r>
-              <w:rPr>
-                <w:rFonts w:eastAsia="Calibri" w:cs="Calibri"/>
-              </w:rPr>
-              <w:t>CancelCommand</w:t>
-            </w:r>
-            <w:proofErr w:type="spellEnd"/>
-            <w:r>
-              <w:rPr>
-                <w:rFonts w:eastAsia="Calibri" w:cs="Calibri"/>
-              </w:rPr>
-              <w:t xml:space="preserve"> can later call </w:t>
-            </w:r>
-            <w:proofErr w:type="gramStart"/>
-            <w:r>
-              <w:rPr>
-                <w:rFonts w:eastAsia="Calibri" w:cs="Calibri"/>
-              </w:rPr>
-              <w:t>undo(</w:t>
-            </w:r>
-            <w:proofErr w:type="gramEnd"/>
-            <w:r>
-              <w:rPr>
-                <w:rFonts w:eastAsia="Calibri" w:cs="Calibri"/>
-              </w:rPr>
-              <w:t>) on them; the console's history is the natural, bounded lifetime for that.</w:t>
+              <w:t>Commands must stay alive after execute() so CancelCommand can later call undo() on them; the console's history is the natural, bounded lifetime for that.</w:t>
             </w:r>
           </w:p>
         </w:tc>
@@ -6994,25 +5586,7 @@
           <w:sz w:val="22"/>
           <w:szCs w:val="22"/>
         </w:rPr>
-        <w:t>An operator (or the Facade, on their behalf) issues a Command (</w:t>
-      </w:r>
-      <w:proofErr w:type="spellStart"/>
-      <w:r>
-        <w:rPr>
-          <w:rFonts w:ascii="Calibri" w:eastAsia="Calibri" w:hAnsi="Calibri" w:cs="Calibri"/>
-          <w:sz w:val="22"/>
-          <w:szCs w:val="22"/>
-        </w:rPr>
-        <w:t>DispatchUnitCommand</w:t>
-      </w:r>
-      <w:proofErr w:type="spellEnd"/>
-      <w:r>
-        <w:rPr>
-          <w:rFonts w:ascii="Calibri" w:eastAsia="Calibri" w:hAnsi="Calibri" w:cs="Calibri"/>
-          <w:sz w:val="22"/>
-          <w:szCs w:val="22"/>
-        </w:rPr>
-        <w:t>).</w:t>
+        <w:t>An operator (or the Facade, on their behalf) issues a Command (DispatchUnitCommand).</w:t>
       </w:r>
     </w:p>
     <w:p>
@@ -7048,61 +5622,7 @@
           <w:sz w:val="22"/>
           <w:szCs w:val="22"/>
         </w:rPr>
-        <w:t xml:space="preserve">The command's receiver (a </w:t>
-      </w:r>
-      <w:proofErr w:type="spellStart"/>
-      <w:r>
-        <w:rPr>
-          <w:rFonts w:ascii="Calibri" w:eastAsia="Calibri" w:hAnsi="Calibri" w:cs="Calibri"/>
-          <w:sz w:val="22"/>
-          <w:szCs w:val="22"/>
-        </w:rPr>
-        <w:t>ResponseComponent</w:t>
-      </w:r>
-      <w:proofErr w:type="spellEnd"/>
-      <w:r>
-        <w:rPr>
-          <w:rFonts w:ascii="Calibri" w:eastAsia="Calibri" w:hAnsi="Calibri" w:cs="Calibri"/>
-          <w:sz w:val="22"/>
-          <w:szCs w:val="22"/>
-        </w:rPr>
-        <w:t>) reports its arrival to the Mediator (</w:t>
-      </w:r>
-      <w:proofErr w:type="spellStart"/>
-      <w:r>
-        <w:rPr>
-          <w:rFonts w:ascii="Calibri" w:eastAsia="Calibri" w:hAnsi="Calibri" w:cs="Calibri"/>
-          <w:sz w:val="22"/>
-          <w:szCs w:val="22"/>
-        </w:rPr>
-        <w:t>IncidentCoordinator</w:t>
-      </w:r>
-      <w:proofErr w:type="spellEnd"/>
-      <w:r>
-        <w:rPr>
-          <w:rFonts w:ascii="Calibri" w:eastAsia="Calibri" w:hAnsi="Calibri" w:cs="Calibri"/>
-          <w:sz w:val="22"/>
-          <w:szCs w:val="22"/>
-        </w:rPr>
-        <w:t>), which — without the component knowing any other component exists — coordinates a second colleague (</w:t>
-      </w:r>
-      <w:proofErr w:type="spellStart"/>
-      <w:r>
-        <w:rPr>
-          <w:rFonts w:ascii="Calibri" w:eastAsia="Calibri" w:hAnsi="Calibri" w:cs="Calibri"/>
-          <w:sz w:val="22"/>
-          <w:szCs w:val="22"/>
-        </w:rPr>
-        <w:t>FacilitiesTeam</w:t>
-      </w:r>
-      <w:proofErr w:type="spellEnd"/>
-      <w:r>
-        <w:rPr>
-          <w:rFonts w:ascii="Calibri" w:eastAsia="Calibri" w:hAnsi="Calibri" w:cs="Calibri"/>
-          <w:sz w:val="22"/>
-          <w:szCs w:val="22"/>
-        </w:rPr>
-        <w:t xml:space="preserve"> locking the area) and sends an alert.</w:t>
+        <w:t>The command's receiver (a ResponseComponent) reports its arrival to the Mediator (IncidentCoordinator), which — without the component knowing any other component exists — coordinates a second colleague (FacilitiesTeam locking the area) and sends an alert.</w:t>
       </w:r>
     </w:p>
     <w:p>
@@ -7120,25 +5640,7 @@
           <w:sz w:val="22"/>
           <w:szCs w:val="22"/>
         </w:rPr>
-        <w:t>That alert travels through the Adapter (</w:t>
-      </w:r>
-      <w:proofErr w:type="spellStart"/>
-      <w:r>
-        <w:rPr>
-          <w:rFonts w:ascii="Calibri" w:eastAsia="Calibri" w:hAnsi="Calibri" w:cs="Calibri"/>
-          <w:sz w:val="22"/>
-          <w:szCs w:val="22"/>
-        </w:rPr>
-        <w:t>LegacyPagerAdapter</w:t>
-      </w:r>
-      <w:proofErr w:type="spellEnd"/>
-      <w:r>
-        <w:rPr>
-          <w:rFonts w:ascii="Calibri" w:eastAsia="Calibri" w:hAnsi="Calibri" w:cs="Calibri"/>
-          <w:sz w:val="22"/>
-          <w:szCs w:val="22"/>
-        </w:rPr>
-        <w:t>) to reach the incompatible legacy paging system.</w:t>
+        <w:t>That alert travels through the Adapter (LegacyPagerAdapter) to reach the incompatible legacy paging system.</w:t>
       </w:r>
     </w:p>
     <w:p>
@@ -7150,41 +5652,13 @@
         </w:numPr>
         <w:spacing w:after="80"/>
       </w:pPr>
-      <w:proofErr w:type="gramStart"/>
       <w:r>
         <w:rPr>
           <w:rFonts w:ascii="Calibri" w:eastAsia="Calibri" w:hAnsi="Calibri" w:cs="Calibri"/>
           <w:sz w:val="22"/>
           <w:szCs w:val="22"/>
         </w:rPr>
-        <w:t>All of</w:t>
-      </w:r>
-      <w:proofErr w:type="gramEnd"/>
-      <w:r>
-        <w:rPr>
-          <w:rFonts w:ascii="Calibri" w:eastAsia="Calibri" w:hAnsi="Calibri" w:cs="Calibri"/>
-          <w:sz w:val="22"/>
-          <w:szCs w:val="22"/>
-        </w:rPr>
-        <w:t xml:space="preserve"> the above, for the “report an emergency” workflow, is triggered by one Facade call (</w:t>
-      </w:r>
-      <w:proofErr w:type="spellStart"/>
-      <w:r>
-        <w:rPr>
-          <w:rFonts w:ascii="Calibri" w:eastAsia="Calibri" w:hAnsi="Calibri" w:cs="Calibri"/>
-          <w:sz w:val="22"/>
-          <w:szCs w:val="22"/>
-        </w:rPr>
-        <w:t>reportEmergency</w:t>
-      </w:r>
-      <w:proofErr w:type="spellEnd"/>
-      <w:r>
-        <w:rPr>
-          <w:rFonts w:ascii="Calibri" w:eastAsia="Calibri" w:hAnsi="Calibri" w:cs="Calibri"/>
-          <w:sz w:val="22"/>
-          <w:szCs w:val="22"/>
-        </w:rPr>
-        <w:t>), while every subsystem piece it used remains independently callable</w:t>
+        <w:t>All of the above, for the “report an emergency” workflow, is triggered by one Facade call (reportEmergency), while every subsystem piece it used remains independently callable</w:t>
       </w:r>
       <w:r>
         <w:rPr>
@@ -7298,59 +5772,7 @@
           <w:sz w:val="22"/>
           <w:szCs w:val="22"/>
         </w:rPr>
-        <w:lastRenderedPageBreak/>
-        <w:t xml:space="preserve">A fire is reported in the Engineering Building using </w:t>
-      </w:r>
-      <w:proofErr w:type="spellStart"/>
-      <w:proofErr w:type="gramStart"/>
-      <w:r>
-        <w:rPr>
-          <w:rFonts w:ascii="Calibri" w:eastAsia="Calibri" w:hAnsi="Calibri" w:cs="Calibri"/>
-          <w:color w:val="auto"/>
-          <w:sz w:val="22"/>
-          <w:szCs w:val="22"/>
-        </w:rPr>
-        <w:t>EmergencyResponseFacade</w:t>
-      </w:r>
-      <w:proofErr w:type="spellEnd"/>
-      <w:r>
-        <w:rPr>
-          <w:rFonts w:ascii="Calibri" w:eastAsia="Calibri" w:hAnsi="Calibri" w:cs="Calibri"/>
-          <w:color w:val="auto"/>
-          <w:sz w:val="22"/>
-          <w:szCs w:val="22"/>
-        </w:rPr>
-        <w:t>::</w:t>
-      </w:r>
-      <w:proofErr w:type="spellStart"/>
-      <w:r>
-        <w:rPr>
-          <w:rFonts w:ascii="Calibri" w:eastAsia="Calibri" w:hAnsi="Calibri" w:cs="Calibri"/>
-          <w:color w:val="auto"/>
-          <w:sz w:val="22"/>
-          <w:szCs w:val="22"/>
-        </w:rPr>
-        <w:t>reportEmergency</w:t>
-      </w:r>
-      <w:proofErr w:type="spellEnd"/>
-      <w:r>
-        <w:rPr>
-          <w:rFonts w:ascii="Calibri" w:eastAsia="Calibri" w:hAnsi="Calibri" w:cs="Calibri"/>
-          <w:color w:val="auto"/>
-          <w:sz w:val="22"/>
-          <w:szCs w:val="22"/>
-        </w:rPr>
-        <w:t>(</w:t>
-      </w:r>
-      <w:proofErr w:type="gramEnd"/>
-      <w:r>
-        <w:rPr>
-          <w:rFonts w:ascii="Calibri" w:eastAsia="Calibri" w:hAnsi="Calibri" w:cs="Calibri"/>
-          <w:color w:val="auto"/>
-          <w:sz w:val="22"/>
-          <w:szCs w:val="22"/>
-        </w:rPr>
-        <w:t>). The Facade coordinates the emergency workflow, commands dispatch response teams, the Incident changes state and notifies its observers, the Mediator coordinates the response teams, and alerts are sent to the legacy paging system through the Adapter.</w:t>
+        <w:t>A fire is reported in the Engineering Building using EmergencyResponseFacade::reportEmergency(). The Facade coordinates the emergency workflow, commands dispatch response teams, the Incident changes state and notifies its observers, the Mediator coordinates the response teams, and alerts are sent to the legacy paging system through the Adapter.</w:t>
       </w:r>
     </w:p>
     <w:p>
@@ -7398,27 +5820,7 @@
           <w:sz w:val="22"/>
           <w:szCs w:val="22"/>
         </w:rPr>
-        <w:t xml:space="preserve">Façade -&gt; Command -&gt; </w:t>
-      </w:r>
-      <w:proofErr w:type="spellStart"/>
-      <w:r>
-        <w:rPr>
-          <w:rFonts w:ascii="Calibri" w:eastAsia="Calibri" w:hAnsi="Calibri" w:cs="Calibri"/>
-          <w:color w:val="auto"/>
-          <w:sz w:val="22"/>
-          <w:szCs w:val="22"/>
-        </w:rPr>
-        <w:t>Satate</w:t>
-      </w:r>
-      <w:proofErr w:type="spellEnd"/>
-      <w:r>
-        <w:rPr>
-          <w:rFonts w:ascii="Calibri" w:eastAsia="Calibri" w:hAnsi="Calibri" w:cs="Calibri"/>
-          <w:color w:val="auto"/>
-          <w:sz w:val="22"/>
-          <w:szCs w:val="22"/>
-        </w:rPr>
-        <w:t xml:space="preserve"> -&gt; Observer -&gt; Mediator -&gt; Dispatcher</w:t>
+        <w:t>Façade -&gt; Command -&gt; Satate -&gt; Observer -&gt; Mediator -&gt; Dispatcher</w:t>
       </w:r>
     </w:p>
     <w:p>
@@ -7596,79 +5998,7 @@
           <w:szCs w:val="22"/>
           <w:lang w:val="en-GB"/>
         </w:rPr>
-        <w:t xml:space="preserve">A gas leak occurs in the Chemistry Lab. The operator directly uses </w:t>
-      </w:r>
-      <w:proofErr w:type="spellStart"/>
-      <w:r>
-        <w:rPr>
-          <w:rFonts w:cs="Calibri"/>
-          <w:szCs w:val="22"/>
-          <w:lang w:val="en-GB"/>
-        </w:rPr>
-        <w:t>OperatorConsole</w:t>
-      </w:r>
-      <w:proofErr w:type="spellEnd"/>
-      <w:r>
-        <w:rPr>
-          <w:rFonts w:cs="Calibri"/>
-          <w:szCs w:val="22"/>
-          <w:lang w:val="en-GB"/>
-        </w:rPr>
-        <w:t xml:space="preserve"> instead of the Facade. A </w:t>
-      </w:r>
-      <w:proofErr w:type="spellStart"/>
-      <w:r>
-        <w:rPr>
-          <w:rFonts w:cs="Calibri"/>
-          <w:szCs w:val="22"/>
-          <w:lang w:val="en-GB"/>
-        </w:rPr>
-        <w:t>LockAreaCommand</w:t>
-      </w:r>
-      <w:proofErr w:type="spellEnd"/>
-      <w:r>
-        <w:rPr>
-          <w:rFonts w:cs="Calibri"/>
-          <w:szCs w:val="22"/>
-          <w:lang w:val="en-GB"/>
-        </w:rPr>
-        <w:t xml:space="preserve"> locks the area, an </w:t>
-      </w:r>
-      <w:proofErr w:type="spellStart"/>
-      <w:r>
-        <w:rPr>
-          <w:rFonts w:cs="Calibri"/>
-          <w:szCs w:val="22"/>
-          <w:lang w:val="en-GB"/>
-        </w:rPr>
-        <w:t>EvacuationCommand</w:t>
-      </w:r>
-      <w:proofErr w:type="spellEnd"/>
-      <w:r>
-        <w:rPr>
-          <w:rFonts w:cs="Calibri"/>
-          <w:szCs w:val="22"/>
-          <w:lang w:val="en-GB"/>
-        </w:rPr>
-        <w:t xml:space="preserve"> causes Facilities to evacuate it, and the Mediator coordinates the handoff from Facilities to Medical. A </w:t>
-      </w:r>
-      <w:proofErr w:type="spellStart"/>
-      <w:r>
-        <w:rPr>
-          <w:rFonts w:cs="Calibri"/>
-          <w:szCs w:val="22"/>
-          <w:lang w:val="en-GB"/>
-        </w:rPr>
-        <w:t>CancelCommand</w:t>
-      </w:r>
-      <w:proofErr w:type="spellEnd"/>
-      <w:r>
-        <w:rPr>
-          <w:rFonts w:cs="Calibri"/>
-          <w:szCs w:val="22"/>
-          <w:lang w:val="en-GB"/>
-        </w:rPr>
-        <w:t xml:space="preserve"> then undoes the previous lockdown.</w:t>
+        <w:t>A gas leak occurs in the Chemistry Lab. The operator directly uses OperatorConsole instead of the Facade. A LockAreaCommand locks the area, an EvacuationCommand causes Facilities to evacuate it, and the Mediator coordinates the handoff from Facilities to Medical. A CancelCommand then undoes the previous lockdown.</w:t>
       </w:r>
     </w:p>
     <w:p>
@@ -7727,7 +6057,6 @@
           <w:lang w:val="en-GB"/>
         </w:rPr>
       </w:pPr>
-      <w:proofErr w:type="spellStart"/>
       <w:r>
         <w:rPr>
           <w:rFonts w:ascii="Calibri" w:hAnsi="Calibri" w:cs="Calibri"/>
@@ -7735,37 +6064,7 @@
           <w:szCs w:val="22"/>
           <w:lang w:val="en-GB"/>
         </w:rPr>
-        <w:t>CancelCommand</w:t>
-      </w:r>
-      <w:proofErr w:type="spellEnd"/>
-      <w:r>
-        <w:rPr>
-          <w:rFonts w:ascii="Calibri" w:hAnsi="Calibri" w:cs="Calibri"/>
-          <w:sz w:val="22"/>
-          <w:szCs w:val="22"/>
-          <w:lang w:val="en-GB"/>
-        </w:rPr>
-        <w:t xml:space="preserve"> demonstrates </w:t>
-      </w:r>
-      <w:proofErr w:type="gramStart"/>
-      <w:r>
-        <w:rPr>
-          <w:rFonts w:ascii="Calibri" w:hAnsi="Calibri" w:cs="Calibri"/>
-          <w:sz w:val="22"/>
-          <w:szCs w:val="22"/>
-          <w:lang w:val="en-GB"/>
-        </w:rPr>
-        <w:t>undo(</w:t>
-      </w:r>
-      <w:proofErr w:type="gramEnd"/>
-      <w:r>
-        <w:rPr>
-          <w:rFonts w:ascii="Calibri" w:hAnsi="Calibri" w:cs="Calibri"/>
-          <w:sz w:val="22"/>
-          <w:szCs w:val="22"/>
-          <w:lang w:val="en-GB"/>
-        </w:rPr>
-        <w:t>).</w:t>
+        <w:t>CancelCommand demonstrates undo().</w:t>
       </w:r>
     </w:p>
     <w:p>
@@ -7881,7 +6180,6 @@
         <w:rPr>
           <w:noProof/>
         </w:rPr>
-        <w:lastRenderedPageBreak/>
         <w:drawing>
           <wp:inline distT="0" distB="0" distL="0" distR="0" wp14:anchorId="79C1874E" wp14:editId="067CF4A8">
             <wp:extent cx="6389370" cy="6272530"/>
@@ -7969,62 +6267,6 @@
       </w:pPr>
       <w:r>
         <w:rPr>
-          <w:noProof/>
-        </w:rPr>
-        <w:lastRenderedPageBreak/>
-        <w:drawing>
-          <wp:inline distT="0" distB="0" distL="0" distR="0" wp14:anchorId="7D7CA18C" wp14:editId="314E6D33">
-            <wp:extent cx="5731510" cy="2865755"/>
-            <wp:effectExtent l="0" t="0" r="2540" b="0"/>
-            <wp:docPr id="1881424456" name="Graphic 1"/>
-            <wp:cNvGraphicFramePr>
-              <a:graphicFrameLocks xmlns:a="http://schemas.openxmlformats.org/drawingml/2006/main" noChangeAspect="1"/>
-            </wp:cNvGraphicFramePr>
-            <a:graphic xmlns:a="http://schemas.openxmlformats.org/drawingml/2006/main">
-              <a:graphicData uri="http://schemas.openxmlformats.org/drawingml/2006/picture">
-                <pic:pic xmlns:pic="http://schemas.openxmlformats.org/drawingml/2006/picture">
-                  <pic:nvPicPr>
-                    <pic:cNvPr id="1881424456" name=""/>
-                    <pic:cNvPicPr/>
-                  </pic:nvPicPr>
-                  <pic:blipFill>
-                    <a:blip r:embed="rId7">
-                      <a:extLst>
-                        <a:ext uri="{96DAC541-7B7A-43D3-8B79-37D633B846F1}">
-                          <asvg:svgBlip xmlns:asvg="http://schemas.microsoft.com/office/drawing/2016/SVG/main" r:embed="rId8"/>
-                        </a:ext>
-                      </a:extLst>
-                    </a:blip>
-                    <a:stretch>
-                      <a:fillRect/>
-                    </a:stretch>
-                  </pic:blipFill>
-                  <pic:spPr>
-                    <a:xfrm>
-                      <a:off x="0" y="0"/>
-                      <a:ext cx="5731510" cy="2865755"/>
-                    </a:xfrm>
-                    <a:prstGeom prst="rect">
-                      <a:avLst/>
-                    </a:prstGeom>
-                  </pic:spPr>
-                </pic:pic>
-              </a:graphicData>
-            </a:graphic>
-          </wp:inline>
-        </w:drawing>
-      </w:r>
-    </w:p>
-    <w:p>
-      <w:pPr>
-        <w:pStyle w:val="Heading1"/>
-        <w:spacing w:before="320" w:after="160"/>
-        <w:rPr>
-          <w:lang w:val="en-GB"/>
-        </w:rPr>
-      </w:pPr>
-      <w:r>
-        <w:rPr>
           <w:lang w:val="en-GB"/>
         </w:rPr>
         <w:t xml:space="preserve">4.3 Sequence Diagram </w:t>
@@ -8040,62 +6282,6 @@
           <w:lang w:val="en-GB"/>
         </w:rPr>
         <w:t xml:space="preserve"> Scenario 2</w:t>
-      </w:r>
-    </w:p>
-    <w:p>
-      <w:pPr>
-        <w:pStyle w:val="Heading1"/>
-        <w:spacing w:before="320" w:after="160"/>
-        <w:rPr>
-          <w:lang w:val="en-GB"/>
-        </w:rPr>
-      </w:pPr>
-      <w:r>
-        <w:rPr>
-          <w:noProof/>
-        </w:rPr>
-        <w:lastRenderedPageBreak/>
-        <w:drawing>
-          <wp:inline distT="0" distB="0" distL="0" distR="0" wp14:anchorId="5C501773" wp14:editId="3187FCDB">
-            <wp:extent cx="6400800" cy="6733540"/>
-            <wp:effectExtent l="0" t="0" r="0" b="0"/>
-            <wp:docPr id="1860625812" name="Graphic 1"/>
-            <wp:cNvGraphicFramePr>
-              <a:graphicFrameLocks xmlns:a="http://schemas.openxmlformats.org/drawingml/2006/main" noChangeAspect="1"/>
-            </wp:cNvGraphicFramePr>
-            <a:graphic xmlns:a="http://schemas.openxmlformats.org/drawingml/2006/main">
-              <a:graphicData uri="http://schemas.openxmlformats.org/drawingml/2006/picture">
-                <pic:pic xmlns:pic="http://schemas.openxmlformats.org/drawingml/2006/picture">
-                  <pic:nvPicPr>
-                    <pic:cNvPr id="1860625812" name=""/>
-                    <pic:cNvPicPr/>
-                  </pic:nvPicPr>
-                  <pic:blipFill>
-                    <a:blip r:embed="rId9">
-                      <a:extLst>
-                        <a:ext uri="{96DAC541-7B7A-43D3-8B79-37D633B846F1}">
-                          <asvg:svgBlip xmlns:asvg="http://schemas.microsoft.com/office/drawing/2016/SVG/main" r:embed="rId10"/>
-                        </a:ext>
-                      </a:extLst>
-                    </a:blip>
-                    <a:stretch>
-                      <a:fillRect/>
-                    </a:stretch>
-                  </pic:blipFill>
-                  <pic:spPr>
-                    <a:xfrm>
-                      <a:off x="0" y="0"/>
-                      <a:ext cx="6400800" cy="6733540"/>
-                    </a:xfrm>
-                    <a:prstGeom prst="rect">
-                      <a:avLst/>
-                    </a:prstGeom>
-                  </pic:spPr>
-                </pic:pic>
-              </a:graphicData>
-            </a:graphic>
-          </wp:inline>
-        </w:drawing>
       </w:r>
     </w:p>
     <w:p>
@@ -8196,94 +6382,58 @@
           <w:szCs w:val="32"/>
           <w:lang w:val="en-GB"/>
         </w:rPr>
-        <w:t xml:space="preserve">5.2 </w:t>
-      </w:r>
-      <w:proofErr w:type="spellStart"/>
-      <w:r>
+        <w:t>5.2 Dockerfile</w:t>
+      </w:r>
+    </w:p>
+    <w:p>
+      <w:pPr>
+        <w:rPr>
+          <w:lang w:val="en-GB"/>
+        </w:rPr>
+      </w:pPr>
+      <w:r>
+        <w:t>The Dockerfile creates an Ubuntu-based environment and installs the tools required to build, debug and analyse CampusGuard, including g++, make, GDB and Valgrind. The project files are copied into the container and compiled using the Makefile. When the container starts, the campusguard executable automatically runs the two demonstration scenarios.</w:t>
+      </w:r>
+    </w:p>
+    <w:p>
+      <w:pPr>
+        <w:spacing w:after="140"/>
         <w:rPr>
           <w:color w:val="0070C0"/>
           <w:sz w:val="32"/>
           <w:szCs w:val="32"/>
           <w:lang w:val="en-GB"/>
         </w:rPr>
-        <w:t>Dockerfile</w:t>
-      </w:r>
-      <w:proofErr w:type="spellEnd"/>
-    </w:p>
-    <w:p>
-      <w:pPr>
-        <w:rPr>
-          <w:lang w:val="en-GB"/>
-        </w:rPr>
-      </w:pPr>
-      <w:r>
-        <w:t xml:space="preserve">The </w:t>
-      </w:r>
-      <w:proofErr w:type="spellStart"/>
-      <w:r>
-        <w:t>Dockerfile</w:t>
-      </w:r>
-      <w:proofErr w:type="spellEnd"/>
-      <w:r>
-        <w:t xml:space="preserve"> creates an Ubuntu-based environment and installs the tools required to build, debug and analyse </w:t>
-      </w:r>
-      <w:proofErr w:type="spellStart"/>
-      <w:r>
-        <w:t>CampusGuard</w:t>
-      </w:r>
-      <w:proofErr w:type="spellEnd"/>
-      <w:r>
-        <w:t xml:space="preserve">, including g++, make, GDB and </w:t>
-      </w:r>
-      <w:proofErr w:type="spellStart"/>
-      <w:r>
-        <w:t>Valgrind</w:t>
-      </w:r>
-      <w:proofErr w:type="spellEnd"/>
-      <w:r>
-        <w:t xml:space="preserve">. The project files are copied into the container and </w:t>
-      </w:r>
-      <w:r>
-        <w:lastRenderedPageBreak/>
-        <w:t xml:space="preserve">compiled using the </w:t>
-      </w:r>
-      <w:proofErr w:type="spellStart"/>
-      <w:r>
-        <w:t>Makefile</w:t>
-      </w:r>
-      <w:proofErr w:type="spellEnd"/>
-      <w:r>
-        <w:t xml:space="preserve">. When the container starts, the </w:t>
-      </w:r>
-      <w:proofErr w:type="spellStart"/>
-      <w:r>
-        <w:t>campusguard</w:t>
-      </w:r>
-      <w:proofErr w:type="spellEnd"/>
-      <w:r>
-        <w:t xml:space="preserve"> executable automatically runs the two demonstration scenarios.</w:t>
-      </w:r>
-    </w:p>
-    <w:p>
-      <w:pPr>
-        <w:spacing w:after="140"/>
+      </w:pPr>
+      <w:r>
         <w:rPr>
           <w:color w:val="0070C0"/>
           <w:sz w:val="32"/>
           <w:szCs w:val="32"/>
           <w:lang w:val="en-GB"/>
         </w:rPr>
-      </w:pPr>
-      <w:r>
+        <w:t>5.3 docker-compose.yml</w:t>
+      </w:r>
+    </w:p>
+    <w:p>
+      <w:pPr>
+        <w:rPr>
+          <w:lang w:val="en-GB"/>
+        </w:rPr>
+      </w:pPr>
+      <w:r>
+        <w:t>Docker Compose builds the CampusGuard image using the Dockerfile in the project directory and creates the campusguard container.</w:t>
+      </w:r>
+    </w:p>
+    <w:p>
+      <w:pPr>
+        <w:spacing w:after="140"/>
         <w:rPr>
           <w:color w:val="0070C0"/>
           <w:sz w:val="32"/>
           <w:szCs w:val="32"/>
-          <w:lang w:val="en-GB"/>
-        </w:rPr>
-        <w:t>5.3 docker-</w:t>
-      </w:r>
-      <w:proofErr w:type="spellStart"/>
+        </w:rPr>
+      </w:pPr>
       <w:r>
         <w:rPr>
           <w:color w:val="0070C0"/>
@@ -8291,69 +6441,114 @@
           <w:szCs w:val="32"/>
           <w:lang w:val="en-GB"/>
         </w:rPr>
-        <w:t>compose.yml</w:t>
-      </w:r>
-      <w:proofErr w:type="spellEnd"/>
-    </w:p>
-    <w:p>
-      <w:pPr>
-        <w:rPr>
-          <w:lang w:val="en-GB"/>
-        </w:rPr>
-      </w:pPr>
-      <w:r>
-        <w:t xml:space="preserve">Docker Compose builds the </w:t>
-      </w:r>
-      <w:proofErr w:type="spellStart"/>
-      <w:r>
-        <w:t>CampusGuard</w:t>
-      </w:r>
-      <w:proofErr w:type="spellEnd"/>
-      <w:r>
-        <w:t xml:space="preserve"> image using the </w:t>
-      </w:r>
-      <w:proofErr w:type="spellStart"/>
-      <w:r>
-        <w:t>Dockerfile</w:t>
-      </w:r>
-      <w:proofErr w:type="spellEnd"/>
-      <w:r>
-        <w:t xml:space="preserve"> in the project directory and creates the </w:t>
-      </w:r>
-      <w:proofErr w:type="spellStart"/>
-      <w:r>
-        <w:t>campusguard</w:t>
-      </w:r>
-      <w:proofErr w:type="spellEnd"/>
-      <w:r>
-        <w:t xml:space="preserve"> container.</w:t>
-      </w:r>
-    </w:p>
-    <w:p>
-      <w:pPr>
-        <w:spacing w:after="140"/>
+        <w:t xml:space="preserve">5.4 </w:t>
+      </w:r>
+      <w:r>
         <w:rPr>
           <w:color w:val="0070C0"/>
           <w:sz w:val="32"/>
           <w:szCs w:val="32"/>
         </w:rPr>
-      </w:pPr>
-      <w:r>
+        <w:t>Docker Run Instructions</w:t>
+      </w:r>
+    </w:p>
+    <w:p>
+      <w:pPr>
+        <w:rPr>
+          <w:rFonts w:ascii="Courier New" w:hAnsi="Courier New" w:cs="Courier New"/>
+          <w:b/>
+          <w:bCs/>
+          <w:lang w:val="en-GB"/>
+        </w:rPr>
+      </w:pPr>
+      <w:r>
+        <w:rPr>
+          <w:rFonts w:ascii="Courier New" w:hAnsi="Courier New" w:cs="Courier New"/>
+          <w:b/>
+          <w:bCs/>
+          <w:lang w:val="en-GB"/>
+        </w:rPr>
+        <w:t xml:space="preserve">docker compose up </w:t>
+      </w:r>
+      <w:r>
+        <w:rPr>
+          <w:rFonts w:ascii="Courier New" w:hAnsi="Courier New" w:cs="Courier New"/>
+          <w:b/>
+          <w:bCs/>
+          <w:lang w:val="en-GB"/>
+        </w:rPr>
+        <w:t>–</w:t>
+      </w:r>
+      <w:r>
+        <w:rPr>
+          <w:rFonts w:ascii="Courier New" w:hAnsi="Courier New" w:cs="Courier New"/>
+          <w:b/>
+          <w:bCs/>
+          <w:lang w:val="en-GB"/>
+        </w:rPr>
+        <w:t>build</w:t>
+      </w:r>
+    </w:p>
+    <w:p>
+      <w:pPr>
+        <w:rPr>
+          <w:lang w:val="en-GB"/>
+        </w:rPr>
+      </w:pPr>
+      <w:r>
+        <w:rPr>
+          <w:lang w:val="en-GB"/>
+        </w:rPr>
+        <w:t>This builds the Docker image, compiles the complete CampusGuard application and starts the container. The application then automatically executes both end-to-end scenarios.</w:t>
+      </w:r>
+    </w:p>
+    <w:p>
+      <w:pPr>
+        <w:rPr>
+          <w:lang w:val="en-GB"/>
+        </w:rPr>
+      </w:pPr>
+    </w:p>
+    <w:p>
+      <w:pPr>
+        <w:rPr>
+          <w:lang w:val="en-GB"/>
+        </w:rPr>
+      </w:pPr>
+      <w:r>
+        <w:rPr>
+          <w:lang w:val="en-GB"/>
+        </w:rPr>
+        <w:t xml:space="preserve">Remove container: </w:t>
+      </w:r>
+      <w:r>
+        <w:rPr>
+          <w:rFonts w:ascii="Courier New" w:hAnsi="Courier New" w:cs="Courier New"/>
+          <w:b/>
+          <w:bCs/>
+          <w:lang w:val="en-GB"/>
+        </w:rPr>
+        <w:t>docker compose down</w:t>
+      </w:r>
+    </w:p>
+    <w:p>
+      <w:pPr>
+        <w:spacing w:after="140"/>
         <w:rPr>
           <w:color w:val="0070C0"/>
           <w:sz w:val="32"/>
           <w:szCs w:val="32"/>
           <w:lang w:val="en-GB"/>
         </w:rPr>
-        <w:t xml:space="preserve">5.4 </w:t>
-      </w:r>
+      </w:pPr>
       <w:r>
         <w:rPr>
           <w:color w:val="0070C0"/>
           <w:sz w:val="32"/>
           <w:szCs w:val="32"/>
-        </w:rPr>
-        <w:t>Docker Run Instructions</w:t>
+          <w:lang w:val="en-GB"/>
+        </w:rPr>
+        <w:t>5.5 Valgrind Evidence</w:t>
       </w:r>
     </w:p>
     <w:p>
@@ -8372,17 +6567,18 @@
           <w:bCs/>
           <w:lang w:val="en-GB"/>
         </w:rPr>
-        <w:t xml:space="preserve">docker compose up </w:t>
-      </w:r>
-      <w:r>
+        <w:t>docker compose run --rm campusguard bash</w:t>
+      </w:r>
+    </w:p>
+    <w:p>
+      <w:pPr>
         <w:rPr>
           <w:rFonts w:ascii="Courier New" w:hAnsi="Courier New" w:cs="Courier New"/>
           <w:b/>
           <w:bCs/>
           <w:lang w:val="en-GB"/>
         </w:rPr>
-        <w:t>–</w:t>
-      </w:r>
+      </w:pPr>
       <w:r>
         <w:rPr>
           <w:rFonts w:ascii="Courier New" w:hAnsi="Courier New" w:cs="Courier New"/>
@@ -8390,63 +6586,7 @@
           <w:bCs/>
           <w:lang w:val="en-GB"/>
         </w:rPr>
-        <w:t>build</w:t>
-      </w:r>
-    </w:p>
-    <w:p>
-      <w:pPr>
-        <w:rPr>
-          <w:lang w:val="en-GB"/>
-        </w:rPr>
-      </w:pPr>
-      <w:r>
-        <w:rPr>
-          <w:lang w:val="en-GB"/>
-        </w:rPr>
-        <w:t xml:space="preserve">This builds the Docker image, compiles the complete </w:t>
-      </w:r>
-      <w:proofErr w:type="spellStart"/>
-      <w:r>
-        <w:rPr>
-          <w:lang w:val="en-GB"/>
-        </w:rPr>
-        <w:t>CampusGuard</w:t>
-      </w:r>
-      <w:proofErr w:type="spellEnd"/>
-      <w:r>
-        <w:rPr>
-          <w:lang w:val="en-GB"/>
-        </w:rPr>
-        <w:t xml:space="preserve"> application and starts the container. The application then automatically executes both end-to-end scenarios.</w:t>
-      </w:r>
-    </w:p>
-    <w:p>
-      <w:pPr>
-        <w:rPr>
-          <w:lang w:val="en-GB"/>
-        </w:rPr>
-      </w:pPr>
-    </w:p>
-    <w:p>
-      <w:pPr>
-        <w:rPr>
-          <w:lang w:val="en-GB"/>
-        </w:rPr>
-      </w:pPr>
-      <w:r>
-        <w:rPr>
-          <w:lang w:val="en-GB"/>
-        </w:rPr>
-        <w:t xml:space="preserve">Remove container: </w:t>
-      </w:r>
-      <w:r>
-        <w:rPr>
-          <w:rFonts w:ascii="Courier New" w:hAnsi="Courier New" w:cs="Courier New"/>
-          <w:b/>
-          <w:bCs/>
-          <w:lang w:val="en-GB"/>
-        </w:rPr>
-        <w:t>docker compose down</w:t>
+        <w:t>valgrind --leak-check=full --show-leak-kinds=all ./campusguard</w:t>
       </w:r>
     </w:p>
     <w:p>
@@ -8461,147 +6601,6 @@
       </w:pPr>
       <w:r>
         <w:rPr>
-          <w:color w:val="0070C0"/>
-          <w:sz w:val="32"/>
-          <w:szCs w:val="32"/>
-          <w:lang w:val="en-GB"/>
-        </w:rPr>
-        <w:t xml:space="preserve">5.5 </w:t>
-      </w:r>
-      <w:proofErr w:type="spellStart"/>
-      <w:r>
-        <w:rPr>
-          <w:color w:val="0070C0"/>
-          <w:sz w:val="32"/>
-          <w:szCs w:val="32"/>
-          <w:lang w:val="en-GB"/>
-        </w:rPr>
-        <w:t>Valgrind</w:t>
-      </w:r>
-      <w:proofErr w:type="spellEnd"/>
-      <w:r>
-        <w:rPr>
-          <w:color w:val="0070C0"/>
-          <w:sz w:val="32"/>
-          <w:szCs w:val="32"/>
-          <w:lang w:val="en-GB"/>
-        </w:rPr>
-        <w:t xml:space="preserve"> Evidence</w:t>
-      </w:r>
-    </w:p>
-    <w:p>
-      <w:pPr>
-        <w:rPr>
-          <w:rFonts w:ascii="Courier New" w:hAnsi="Courier New" w:cs="Courier New"/>
-          <w:b/>
-          <w:bCs/>
-          <w:lang w:val="en-GB"/>
-        </w:rPr>
-      </w:pPr>
-      <w:r>
-        <w:rPr>
-          <w:rFonts w:ascii="Courier New" w:hAnsi="Courier New" w:cs="Courier New"/>
-          <w:b/>
-          <w:bCs/>
-          <w:lang w:val="en-GB"/>
-        </w:rPr>
-        <w:t xml:space="preserve">docker compose run --rm </w:t>
-      </w:r>
-      <w:proofErr w:type="spellStart"/>
-      <w:r>
-        <w:rPr>
-          <w:rFonts w:ascii="Courier New" w:hAnsi="Courier New" w:cs="Courier New"/>
-          <w:b/>
-          <w:bCs/>
-          <w:lang w:val="en-GB"/>
-        </w:rPr>
-        <w:t>campusguard</w:t>
-      </w:r>
-      <w:proofErr w:type="spellEnd"/>
-      <w:r>
-        <w:rPr>
-          <w:rFonts w:ascii="Courier New" w:hAnsi="Courier New" w:cs="Courier New"/>
-          <w:b/>
-          <w:bCs/>
-          <w:lang w:val="en-GB"/>
-        </w:rPr>
-        <w:t xml:space="preserve"> bash</w:t>
-      </w:r>
-    </w:p>
-    <w:p>
-      <w:pPr>
-        <w:rPr>
-          <w:rFonts w:ascii="Courier New" w:hAnsi="Courier New" w:cs="Courier New"/>
-          <w:b/>
-          <w:bCs/>
-          <w:lang w:val="en-GB"/>
-        </w:rPr>
-      </w:pPr>
-      <w:proofErr w:type="spellStart"/>
-      <w:r>
-        <w:rPr>
-          <w:rFonts w:ascii="Courier New" w:hAnsi="Courier New" w:cs="Courier New"/>
-          <w:b/>
-          <w:bCs/>
-          <w:lang w:val="en-GB"/>
-        </w:rPr>
-        <w:t>valgrind</w:t>
-      </w:r>
-      <w:proofErr w:type="spellEnd"/>
-      <w:r>
-        <w:rPr>
-          <w:rFonts w:ascii="Courier New" w:hAnsi="Courier New" w:cs="Courier New"/>
-          <w:b/>
-          <w:bCs/>
-          <w:lang w:val="en-GB"/>
-        </w:rPr>
-        <w:t xml:space="preserve"> --leak-check=full --show-leak-kinds=</w:t>
-      </w:r>
-      <w:proofErr w:type="gramStart"/>
-      <w:r>
-        <w:rPr>
-          <w:rFonts w:ascii="Courier New" w:hAnsi="Courier New" w:cs="Courier New"/>
-          <w:b/>
-          <w:bCs/>
-          <w:lang w:val="en-GB"/>
-        </w:rPr>
-        <w:t>all .</w:t>
-      </w:r>
-      <w:proofErr w:type="gramEnd"/>
-      <w:r>
-        <w:rPr>
-          <w:rFonts w:ascii="Courier New" w:hAnsi="Courier New" w:cs="Courier New"/>
-          <w:b/>
-          <w:bCs/>
-          <w:lang w:val="en-GB"/>
-        </w:rPr>
-        <w:t>/</w:t>
-      </w:r>
-      <w:proofErr w:type="spellStart"/>
-      <w:r>
-        <w:rPr>
-          <w:rFonts w:ascii="Courier New" w:hAnsi="Courier New" w:cs="Courier New"/>
-          <w:b/>
-          <w:bCs/>
-          <w:lang w:val="en-GB"/>
-        </w:rPr>
-        <w:t>campusguard</w:t>
-      </w:r>
-      <w:proofErr w:type="spellEnd"/>
-    </w:p>
-    <w:p>
-      <w:pPr>
-        <w:spacing w:after="140"/>
-        <w:rPr>
-          <w:color w:val="0070C0"/>
-          <w:sz w:val="32"/>
-          <w:szCs w:val="32"/>
-          <w:lang w:val="en-GB"/>
-        </w:rPr>
-      </w:pPr>
-      <w:r>
-        <w:rPr>
-          <w:noProof/>
           <w:color w:val="0070C0"/>
           <w:sz w:val="32"/>
           <w:szCs w:val="32"/>
@@ -8623,7 +6622,7 @@
                     <pic:cNvPicPr/>
                   </pic:nvPicPr>
                   <pic:blipFill>
-                    <a:blip r:embed="rId11"/>
+                    <a:blip r:embed="rId7"/>
                     <a:stretch>
                       <a:fillRect/>
                     </a:stretch>
@@ -8650,21 +6649,8 @@
           <w:lang w:val="en-GB"/>
         </w:rPr>
       </w:pPr>
-      <w:proofErr w:type="spellStart"/>
-      <w:r>
-        <w:t>Valgrind</w:t>
-      </w:r>
-      <w:proofErr w:type="spellEnd"/>
-      <w:r>
-        <w:t xml:space="preserve"> was run on the final </w:t>
-      </w:r>
-      <w:proofErr w:type="spellStart"/>
-      <w:r>
-        <w:t>CampusGuard</w:t>
-      </w:r>
-      <w:proofErr w:type="spellEnd"/>
-      <w:r>
-        <w:t xml:space="preserve"> executable to check for memory leaks and memory-related errors. The program completed with </w:t>
+      <w:r>
+        <w:t xml:space="preserve">Valgrind was run on the final CampusGuard executable to check for memory leaks and memory-related errors. The program completed with </w:t>
       </w:r>
       <w:r>
         <w:rPr>
@@ -8684,15 +6670,7 @@
         <w:t>0 bytes remaining in use at exit</w:t>
       </w:r>
       <w:r>
-        <w:t xml:space="preserve">. </w:t>
-      </w:r>
-      <w:proofErr w:type="spellStart"/>
-      <w:r>
-        <w:t>Valgrind</w:t>
-      </w:r>
-      <w:proofErr w:type="spellEnd"/>
-      <w:r>
-        <w:t xml:space="preserve"> reported that all heap blocks were freed and that no memory leaks were possible. The final error summary also reported </w:t>
+        <w:t xml:space="preserve">. Valgrind reported that all heap blocks were freed and that no memory leaks were possible. The final error summary also reported </w:t>
       </w:r>
       <w:r>
         <w:rPr>
@@ -8776,29 +6754,7 @@
         <w:rPr>
           <w:lang w:val="en-GB"/>
         </w:rPr>
-        <w:t xml:space="preserve"> A breakpoint was placed in </w:t>
-      </w:r>
-      <w:proofErr w:type="spellStart"/>
-      <w:proofErr w:type="gramStart"/>
-      <w:r>
-        <w:rPr>
-          <w:lang w:val="en-GB"/>
-        </w:rPr>
-        <w:t>DispatchUnitCommand</w:t>
-      </w:r>
-      <w:proofErr w:type="spellEnd"/>
-      <w:r>
-        <w:rPr>
-          <w:lang w:val="en-GB"/>
-        </w:rPr>
-        <w:t>::execute(</w:t>
-      </w:r>
-      <w:proofErr w:type="gramEnd"/>
-      <w:r>
-        <w:rPr>
-          <w:lang w:val="en-GB"/>
-        </w:rPr>
-        <w:t>). GDB showed the incident was "Reported" on the first dispatch and "Dispatched" on the second.</w:t>
+        <w:t xml:space="preserve"> A breakpoint was placed in DispatchUnitCommand::execute(). GDB showed the incident was "Reported" on the first dispatch and "Dispatched" on the second.</w:t>
       </w:r>
     </w:p>
     <w:p>
@@ -8819,21 +6775,7 @@
         <w:rPr>
           <w:lang w:val="en-GB"/>
         </w:rPr>
-        <w:t xml:space="preserve"> incident-&gt;</w:t>
-      </w:r>
-      <w:proofErr w:type="gramStart"/>
-      <w:r>
-        <w:rPr>
-          <w:lang w:val="en-GB"/>
-        </w:rPr>
-        <w:t>dispatch(</w:t>
-      </w:r>
-      <w:proofErr w:type="gramEnd"/>
-      <w:r>
-        <w:rPr>
-          <w:lang w:val="en-GB"/>
-        </w:rPr>
-        <w:t>) is now only called when the incident is still Reported.</w:t>
+        <w:t xml:space="preserve"> incident-&gt;dispatch() is now only called when the incident is still Reported.</w:t>
       </w:r>
     </w:p>
     <w:p>
@@ -8862,13 +6804,11 @@
       </w:pPr>
       <w:r>
         <w:rPr>
-          <w:noProof/>
           <w:color w:val="0070C0"/>
           <w:sz w:val="32"/>
           <w:szCs w:val="32"/>
           <w:lang w:val="en-GB"/>
         </w:rPr>
-        <w:lastRenderedPageBreak/>
         <w:drawing>
           <wp:inline distT="0" distB="0" distL="0" distR="0" wp14:anchorId="11B9913C" wp14:editId="170554FC">
             <wp:extent cx="4943511" cy="1285884"/>
@@ -8885,7 +6825,7 @@
                     <pic:cNvPicPr/>
                   </pic:nvPicPr>
                   <pic:blipFill>
-                    <a:blip r:embed="rId12"/>
+                    <a:blip r:embed="rId8"/>
                     <a:stretch>
                       <a:fillRect/>
                     </a:stretch>
@@ -8918,7 +6858,6 @@
       </w:pPr>
       <w:r>
         <w:rPr>
-          <w:noProof/>
           <w:color w:val="0070C0"/>
           <w:sz w:val="32"/>
           <w:szCs w:val="32"/>
@@ -8940,7 +6879,7 @@
                     <pic:cNvPicPr/>
                   </pic:nvPicPr>
                   <pic:blipFill>
-                    <a:blip r:embed="rId13"/>
+                    <a:blip r:embed="rId9"/>
                     <a:stretch>
                       <a:fillRect/>
                     </a:stretch>
@@ -8992,31 +6931,7 @@
         </w:rPr>
       </w:pPr>
       <w:r>
-        <w:t xml:space="preserve">The work was divided among the team based on the main areas of the project. One member focused on the system design and implementation of the six design patterns, including the class structure and pattern integration. Another member focused on the UML and behavioural diagrams, ensuring they matched the final implementation. The remaining work focused on the end-to-end scenarios and engineering quality, including main.cpp, the </w:t>
-      </w:r>
-      <w:proofErr w:type="spellStart"/>
-      <w:r>
-        <w:t>Makefile</w:t>
-      </w:r>
-      <w:proofErr w:type="spellEnd"/>
-      <w:r>
-        <w:t xml:space="preserve">, </w:t>
-      </w:r>
-      <w:proofErr w:type="spellStart"/>
-      <w:r>
-        <w:t>Dockerfile</w:t>
-      </w:r>
-      <w:proofErr w:type="spellEnd"/>
-      <w:r>
-        <w:t xml:space="preserve">, Docker Compose, </w:t>
-      </w:r>
-      <w:proofErr w:type="spellStart"/>
-      <w:r>
-        <w:t>Valgrind</w:t>
-      </w:r>
-      <w:proofErr w:type="spellEnd"/>
-      <w:r>
-        <w:t xml:space="preserve"> testing and the GDB investigation. The team then combined and reviewed the work for the final submission.</w:t>
+        <w:t>The work was divided among the team based on the main areas of the project. One member focused on the system design and implementation of the six design patterns, including the class structure and pattern integration. Another member focused on the UML and behavioural diagrams, ensuring they matched the final implementation. The remaining work focused on the end-to-end scenarios and engineering quality, including main.cpp, the Makefile, Dockerfile, Docker Compose, Valgrind testing and the GDB investigation. The team then combined and reviewed the work for the final submission.</w:t>
       </w:r>
     </w:p>
     <w:p>
@@ -9072,7 +6987,6 @@
           <w:lang w:val="en-GB"/>
         </w:rPr>
       </w:pPr>
-      <w:proofErr w:type="spellStart"/>
       <w:r>
         <w:rPr>
           <w:rFonts w:eastAsia="Calibri"/>
@@ -9080,7 +6994,6 @@
         </w:rPr>
         <w:t>Showlon</w:t>
       </w:r>
-      <w:proofErr w:type="spellEnd"/>
       <w:r>
         <w:rPr>
           <w:rFonts w:eastAsia="Calibri"/>
@@ -9154,55 +7067,7 @@
           <w:lang w:val="en-GB"/>
         </w:rPr>
         <w:br/>
-        <w:t xml:space="preserve">Contributed to the end-to-end scenarios and engineering quality, including main.cpp, </w:t>
-      </w:r>
-      <w:proofErr w:type="spellStart"/>
-      <w:r>
-        <w:rPr>
-          <w:rFonts w:eastAsia="Calibri"/>
-          <w:lang w:val="en-GB"/>
-        </w:rPr>
-        <w:t>Makefile</w:t>
-      </w:r>
-      <w:proofErr w:type="spellEnd"/>
-      <w:r>
-        <w:rPr>
-          <w:rFonts w:eastAsia="Calibri"/>
-          <w:lang w:val="en-GB"/>
-        </w:rPr>
-        <w:t xml:space="preserve">, </w:t>
-      </w:r>
-      <w:proofErr w:type="spellStart"/>
-      <w:r>
-        <w:rPr>
-          <w:rFonts w:eastAsia="Calibri"/>
-          <w:lang w:val="en-GB"/>
-        </w:rPr>
-        <w:t>Dockerfile</w:t>
-      </w:r>
-      <w:proofErr w:type="spellEnd"/>
-      <w:r>
-        <w:rPr>
-          <w:rFonts w:eastAsia="Calibri"/>
-          <w:lang w:val="en-GB"/>
-        </w:rPr>
-        <w:t xml:space="preserve">, Docker Compose, </w:t>
-      </w:r>
-      <w:proofErr w:type="spellStart"/>
-      <w:r>
-        <w:rPr>
-          <w:rFonts w:eastAsia="Calibri"/>
-          <w:lang w:val="en-GB"/>
-        </w:rPr>
-        <w:t>Valgrind</w:t>
-      </w:r>
-      <w:proofErr w:type="spellEnd"/>
-      <w:r>
-        <w:rPr>
-          <w:rFonts w:eastAsia="Calibri"/>
-          <w:lang w:val="en-GB"/>
-        </w:rPr>
-        <w:t xml:space="preserve"> testing and the GDB investigation.</w:t>
+        <w:t>Contributed to the end-to-end scenarios and engineering quality, including main.cpp, Makefile, Dockerfile, Docker Compose, Valgrind testing and the GDB investigation.</w:t>
       </w:r>
     </w:p>
     <w:p>
@@ -10683,7 +8548,6 @@
   <w:style w:type="character" w:default="1" w:styleId="DefaultParagraphFont">
     <w:name w:val="Default Paragraph Font"/>
     <w:uiPriority w:val="1"/>
-    <w:semiHidden/>
     <w:unhideWhenUsed/>
   </w:style>
   <w:style w:type="table" w:default="1" w:styleId="TableNormal">

--- a/CampusGuard.docx
+++ b/CampusGuard.docx
@@ -38,11 +38,19 @@
           <w:lang w:val="en-GB"/>
         </w:rPr>
       </w:pPr>
-      <w:r>
-        <w:rPr>
-          <w:lang w:val="en-GB"/>
-        </w:rPr>
-        <w:t>Showlon Hunter - u25502469</w:t>
+      <w:proofErr w:type="spellStart"/>
+      <w:r>
+        <w:rPr>
+          <w:lang w:val="en-GB"/>
+        </w:rPr>
+        <w:t>Showlon</w:t>
+      </w:r>
+      <w:proofErr w:type="spellEnd"/>
+      <w:r>
+        <w:rPr>
+          <w:lang w:val="en-GB"/>
+        </w:rPr>
+        <w:t xml:space="preserve"> Hunter - u25502469</w:t>
       </w:r>
     </w:p>
     <w:p>
@@ -55,7 +63,21 @@
         <w:rPr>
           <w:lang w:val="en-GB"/>
         </w:rPr>
-        <w:t>Tamima Alam Touhid - u24691284</w:t>
+        <w:t xml:space="preserve">Tamima Alam </w:t>
+      </w:r>
+      <w:proofErr w:type="spellStart"/>
+      <w:r>
+        <w:rPr>
+          <w:lang w:val="en-GB"/>
+        </w:rPr>
+        <w:t>Touhid</w:t>
+      </w:r>
+      <w:proofErr w:type="spellEnd"/>
+      <w:r>
+        <w:rPr>
+          <w:lang w:val="en-GB"/>
+        </w:rPr>
+        <w:t xml:space="preserve"> - u24691284</w:t>
       </w:r>
     </w:p>
     <w:p>
@@ -88,6 +110,7 @@
           <w:lang w:val="en-GB"/>
         </w:rPr>
       </w:pPr>
+      <w:proofErr w:type="spellStart"/>
       <w:r>
         <w:rPr>
           <w:b/>
@@ -96,7 +119,18 @@
           <w:u w:val="single"/>
           <w:lang w:val="en-GB"/>
         </w:rPr>
-        <w:t>Github repository link:</w:t>
+        <w:t>Github</w:t>
+      </w:r>
+      <w:proofErr w:type="spellEnd"/>
+      <w:r>
+        <w:rPr>
+          <w:b/>
+          <w:bCs/>
+          <w:szCs w:val="22"/>
+          <w:u w:val="single"/>
+          <w:lang w:val="en-GB"/>
+        </w:rPr>
+        <w:t xml:space="preserve"> repository link:</w:t>
       </w:r>
     </w:p>
     <w:p>
@@ -137,6 +171,7 @@
           <w:szCs w:val="52"/>
         </w:rPr>
       </w:pPr>
+      <w:proofErr w:type="spellStart"/>
       <w:r>
         <w:rPr>
           <w:sz w:val="52"/>
@@ -144,6 +179,7 @@
         </w:rPr>
         <w:t>CampusGuard</w:t>
       </w:r>
+      <w:proofErr w:type="spellEnd"/>
     </w:p>
     <w:p>
       <w:pPr>
@@ -180,12 +216,21 @@
       <w:pPr>
         <w:spacing w:after="140"/>
       </w:pPr>
+      <w:proofErr w:type="spellStart"/>
       <w:r>
         <w:rPr>
           <w:rFonts w:eastAsia="Calibri" w:cs="Calibri"/>
           <w:szCs w:val="22"/>
         </w:rPr>
-        <w:t>CampusGuard coordinates a university's response to an incident from the moment it is reported until it is resolved. Concretely, the system:</w:t>
+        <w:t>CampusGuard</w:t>
+      </w:r>
+      <w:proofErr w:type="spellEnd"/>
+      <w:r>
+        <w:rPr>
+          <w:rFonts w:eastAsia="Calibri" w:cs="Calibri"/>
+          <w:szCs w:val="22"/>
+        </w:rPr>
+        <w:t xml:space="preserve"> coordinates a university's response to an incident from the moment it is reported until it is resolved. Concretely, the system:</w:t>
       </w:r>
     </w:p>
     <w:p>
@@ -251,13 +296,25 @@
         </w:numPr>
         <w:spacing w:after="80"/>
       </w:pPr>
+      <w:proofErr w:type="spellStart"/>
+      <w:proofErr w:type="gramStart"/>
       <w:r>
         <w:rPr>
           <w:rFonts w:ascii="Calibri" w:eastAsia="Calibri" w:hAnsi="Calibri" w:cs="Calibri"/>
           <w:sz w:val="22"/>
           <w:szCs w:val="22"/>
         </w:rPr>
-        <w:t>lets an operator issue discrete actions (dispatch, evacuate, alert, cancel) that trigger real domain behaviour;</w:t>
+        <w:t>lets</w:t>
+      </w:r>
+      <w:proofErr w:type="spellEnd"/>
+      <w:proofErr w:type="gramEnd"/>
+      <w:r>
+        <w:rPr>
+          <w:rFonts w:ascii="Calibri" w:eastAsia="Calibri" w:hAnsi="Calibri" w:cs="Calibri"/>
+          <w:sz w:val="22"/>
+          <w:szCs w:val="22"/>
+        </w:rPr>
+        <w:t xml:space="preserve"> an operator issue discrete actions (dispatch, evacuate, alert, cancel) that trigger real domain behaviour;</w:t>
       </w:r>
     </w:p>
     <w:p>
@@ -293,7 +350,25 @@
           <w:sz w:val="22"/>
           <w:szCs w:val="22"/>
         </w:rPr>
-        <w:t>integrates with an existing campus paging system whose interface is incompatible with the interface CampusGuard's own components use; and</w:t>
+        <w:t xml:space="preserve">integrates with an existing campus paging system whose interface is incompatible with the interface </w:t>
+      </w:r>
+      <w:proofErr w:type="spellStart"/>
+      <w:r>
+        <w:rPr>
+          <w:rFonts w:ascii="Calibri" w:eastAsia="Calibri" w:hAnsi="Calibri" w:cs="Calibri"/>
+          <w:sz w:val="22"/>
+          <w:szCs w:val="22"/>
+        </w:rPr>
+        <w:t>CampusGuard's</w:t>
+      </w:r>
+      <w:proofErr w:type="spellEnd"/>
+      <w:r>
+        <w:rPr>
+          <w:rFonts w:ascii="Calibri" w:eastAsia="Calibri" w:hAnsi="Calibri" w:cs="Calibri"/>
+          <w:sz w:val="22"/>
+          <w:szCs w:val="22"/>
+        </w:rPr>
+        <w:t xml:space="preserve"> own components use; and</w:t>
       </w:r>
     </w:p>
     <w:p>
@@ -547,11 +622,47 @@
             </w:tcMar>
           </w:tcPr>
           <w:p>
-            <w:r>
-              <w:rPr>
-                <w:rFonts w:eastAsia="Calibri" w:cs="Calibri"/>
-              </w:rPr>
-              <w:t>execute(), undo(), description()</w:t>
+            <w:proofErr w:type="gramStart"/>
+            <w:r>
+              <w:rPr>
+                <w:rFonts w:eastAsia="Calibri" w:cs="Calibri"/>
+              </w:rPr>
+              <w:t>execute(</w:t>
+            </w:r>
+            <w:proofErr w:type="gramEnd"/>
+            <w:r>
+              <w:rPr>
+                <w:rFonts w:eastAsia="Calibri" w:cs="Calibri"/>
+              </w:rPr>
+              <w:t xml:space="preserve">), </w:t>
+            </w:r>
+            <w:proofErr w:type="gramStart"/>
+            <w:r>
+              <w:rPr>
+                <w:rFonts w:eastAsia="Calibri" w:cs="Calibri"/>
+              </w:rPr>
+              <w:t>undo(</w:t>
+            </w:r>
+            <w:proofErr w:type="gramEnd"/>
+            <w:r>
+              <w:rPr>
+                <w:rFonts w:eastAsia="Calibri" w:cs="Calibri"/>
+              </w:rPr>
+              <w:t xml:space="preserve">), </w:t>
+            </w:r>
+            <w:proofErr w:type="gramStart"/>
+            <w:r>
+              <w:rPr>
+                <w:rFonts w:eastAsia="Calibri" w:cs="Calibri"/>
+              </w:rPr>
+              <w:t>description(</w:t>
+            </w:r>
+            <w:proofErr w:type="gramEnd"/>
+            <w:r>
+              <w:rPr>
+                <w:rFonts w:eastAsia="Calibri" w:cs="Calibri"/>
+              </w:rPr>
+              <w:t>)</w:t>
             </w:r>
           </w:p>
         </w:tc>
@@ -599,12 +710,14 @@
             </w:tcMar>
           </w:tcPr>
           <w:p>
+            <w:proofErr w:type="spellStart"/>
             <w:r>
               <w:rPr>
                 <w:rFonts w:eastAsia="Calibri" w:cs="Calibri"/>
               </w:rPr>
               <w:t>DispatchUnitCommand</w:t>
             </w:r>
+            <w:proofErr w:type="spellEnd"/>
           </w:p>
         </w:tc>
         <w:tc>
@@ -624,12 +737,14 @@
             </w:tcMar>
           </w:tcPr>
           <w:p>
+            <w:proofErr w:type="spellStart"/>
             <w:r>
               <w:rPr>
                 <w:rFonts w:eastAsia="Calibri" w:cs="Calibri"/>
               </w:rPr>
               <w:t>ConcreteCommand</w:t>
             </w:r>
+            <w:proofErr w:type="spellEnd"/>
           </w:p>
         </w:tc>
         <w:tc>
@@ -678,7 +793,21 @@
               <w:rPr>
                 <w:rFonts w:eastAsia="Calibri" w:cs="Calibri"/>
               </w:rPr>
-              <w:t>receiver: ResponseComponent* (non-owning)</w:t>
+              <w:t xml:space="preserve">receiver: </w:t>
+            </w:r>
+            <w:proofErr w:type="spellStart"/>
+            <w:r>
+              <w:rPr>
+                <w:rFonts w:eastAsia="Calibri" w:cs="Calibri"/>
+              </w:rPr>
+              <w:t>ResponseComponent</w:t>
+            </w:r>
+            <w:proofErr w:type="spellEnd"/>
+            <w:r>
+              <w:rPr>
+                <w:rFonts w:eastAsia="Calibri" w:cs="Calibri"/>
+              </w:rPr>
+              <w:t>* (non-owning)</w:t>
             </w:r>
           </w:p>
         </w:tc>
@@ -701,12 +830,14 @@
             </w:tcMar>
           </w:tcPr>
           <w:p>
+            <w:proofErr w:type="spellStart"/>
             <w:r>
               <w:rPr>
                 <w:rFonts w:eastAsia="Calibri" w:cs="Calibri"/>
               </w:rPr>
               <w:t>LockAreaCommand</w:t>
             </w:r>
+            <w:proofErr w:type="spellEnd"/>
           </w:p>
         </w:tc>
         <w:tc>
@@ -726,11 +857,19 @@
             </w:tcMar>
           </w:tcPr>
           <w:p>
-            <w:r>
-              <w:rPr>
-                <w:rFonts w:eastAsia="Calibri" w:cs="Calibri"/>
-              </w:rPr>
-              <w:t>ConcreteCommand (reversible)</w:t>
+            <w:proofErr w:type="spellStart"/>
+            <w:r>
+              <w:rPr>
+                <w:rFonts w:eastAsia="Calibri" w:cs="Calibri"/>
+              </w:rPr>
+              <w:t>ConcreteCommand</w:t>
+            </w:r>
+            <w:proofErr w:type="spellEnd"/>
+            <w:r>
+              <w:rPr>
+                <w:rFonts w:eastAsia="Calibri" w:cs="Calibri"/>
+              </w:rPr>
+              <w:t xml:space="preserve"> (reversible)</w:t>
             </w:r>
           </w:p>
         </w:tc>
@@ -780,7 +919,21 @@
               <w:rPr>
                 <w:rFonts w:eastAsia="Calibri" w:cs="Calibri"/>
               </w:rPr>
-              <w:t>receiver: AccessControlSystem* (non-owning)</w:t>
+              <w:t xml:space="preserve">receiver: </w:t>
+            </w:r>
+            <w:proofErr w:type="spellStart"/>
+            <w:r>
+              <w:rPr>
+                <w:rFonts w:eastAsia="Calibri" w:cs="Calibri"/>
+              </w:rPr>
+              <w:t>AccessControlSystem</w:t>
+            </w:r>
+            <w:proofErr w:type="spellEnd"/>
+            <w:r>
+              <w:rPr>
+                <w:rFonts w:eastAsia="Calibri" w:cs="Calibri"/>
+              </w:rPr>
+              <w:t>* (non-owning)</w:t>
             </w:r>
           </w:p>
         </w:tc>
@@ -803,6 +956,7 @@
             </w:tcMar>
           </w:tcPr>
           <w:p>
+            <w:proofErr w:type="spellStart"/>
             <w:r>
               <w:rPr>
                 <w:rFonts w:eastAsia="Calibri" w:cs="Calibri"/>
@@ -810,6 +964,7 @@
               <w:lastRenderedPageBreak/>
               <w:t>AlertCommand</w:t>
             </w:r>
+            <w:proofErr w:type="spellEnd"/>
           </w:p>
         </w:tc>
         <w:tc>
@@ -829,12 +984,14 @@
             </w:tcMar>
           </w:tcPr>
           <w:p>
+            <w:proofErr w:type="spellStart"/>
             <w:r>
               <w:rPr>
                 <w:rFonts w:eastAsia="Calibri" w:cs="Calibri"/>
               </w:rPr>
               <w:t>ConcreteCommand</w:t>
             </w:r>
+            <w:proofErr w:type="spellEnd"/>
           </w:p>
         </w:tc>
         <w:tc>
@@ -883,7 +1040,21 @@
               <w:rPr>
                 <w:rFonts w:eastAsia="Calibri" w:cs="Calibri"/>
               </w:rPr>
-              <w:t>receiver: CommunicationChannel* (non-owning)</w:t>
+              <w:t xml:space="preserve">receiver: </w:t>
+            </w:r>
+            <w:proofErr w:type="spellStart"/>
+            <w:r>
+              <w:rPr>
+                <w:rFonts w:eastAsia="Calibri" w:cs="Calibri"/>
+              </w:rPr>
+              <w:t>CommunicationChannel</w:t>
+            </w:r>
+            <w:proofErr w:type="spellEnd"/>
+            <w:r>
+              <w:rPr>
+                <w:rFonts w:eastAsia="Calibri" w:cs="Calibri"/>
+              </w:rPr>
+              <w:t>* (non-owning)</w:t>
             </w:r>
           </w:p>
         </w:tc>
@@ -906,12 +1077,14 @@
             </w:tcMar>
           </w:tcPr>
           <w:p>
+            <w:proofErr w:type="spellStart"/>
             <w:r>
               <w:rPr>
                 <w:rFonts w:eastAsia="Calibri" w:cs="Calibri"/>
               </w:rPr>
               <w:t>EvacuationCommand</w:t>
             </w:r>
+            <w:proofErr w:type="spellEnd"/>
           </w:p>
         </w:tc>
         <w:tc>
@@ -931,12 +1104,14 @@
             </w:tcMar>
           </w:tcPr>
           <w:p>
+            <w:proofErr w:type="spellStart"/>
             <w:r>
               <w:rPr>
                 <w:rFonts w:eastAsia="Calibri" w:cs="Calibri"/>
               </w:rPr>
               <w:t>ConcreteCommand</w:t>
             </w:r>
+            <w:proofErr w:type="spellEnd"/>
           </w:p>
         </w:tc>
         <w:tc>
@@ -985,7 +1160,21 @@
               <w:rPr>
                 <w:rFonts w:eastAsia="Calibri" w:cs="Calibri"/>
               </w:rPr>
-              <w:t>receiver: FacilitiesTeam* (non-owning)</w:t>
+              <w:t xml:space="preserve">receiver: </w:t>
+            </w:r>
+            <w:proofErr w:type="spellStart"/>
+            <w:r>
+              <w:rPr>
+                <w:rFonts w:eastAsia="Calibri" w:cs="Calibri"/>
+              </w:rPr>
+              <w:t>FacilitiesTeam</w:t>
+            </w:r>
+            <w:proofErr w:type="spellEnd"/>
+            <w:r>
+              <w:rPr>
+                <w:rFonts w:eastAsia="Calibri" w:cs="Calibri"/>
+              </w:rPr>
+              <w:t>* (non-owning)</w:t>
             </w:r>
           </w:p>
         </w:tc>
@@ -1008,12 +1197,14 @@
             </w:tcMar>
           </w:tcPr>
           <w:p>
+            <w:proofErr w:type="spellStart"/>
             <w:r>
               <w:rPr>
                 <w:rFonts w:eastAsia="Calibri" w:cs="Calibri"/>
               </w:rPr>
               <w:t>CancelCommand</w:t>
             </w:r>
+            <w:proofErr w:type="spellEnd"/>
           </w:p>
         </w:tc>
         <w:tc>
@@ -1033,12 +1224,14 @@
             </w:tcMar>
           </w:tcPr>
           <w:p>
+            <w:proofErr w:type="spellStart"/>
             <w:r>
               <w:rPr>
                 <w:rFonts w:eastAsia="Calibri" w:cs="Calibri"/>
               </w:rPr>
               <w:t>ConcreteCommand</w:t>
             </w:r>
+            <w:proofErr w:type="spellEnd"/>
           </w:p>
         </w:tc>
         <w:tc>
@@ -1110,12 +1303,14 @@
             </w:tcMar>
           </w:tcPr>
           <w:p>
+            <w:proofErr w:type="spellStart"/>
             <w:r>
               <w:rPr>
                 <w:rFonts w:eastAsia="Calibri" w:cs="Calibri"/>
               </w:rPr>
               <w:t>OperatorConsole</w:t>
             </w:r>
+            <w:proofErr w:type="spellEnd"/>
           </w:p>
         </w:tc>
         <w:tc>
@@ -1164,7 +1359,21 @@
               <w:rPr>
                 <w:rFonts w:eastAsia="Calibri" w:cs="Calibri"/>
               </w:rPr>
-              <w:t>history: vector&lt;unique_ptr&lt;Command&gt;&gt;</w:t>
+              <w:t>history: vector&lt;</w:t>
+            </w:r>
+            <w:proofErr w:type="spellStart"/>
+            <w:r>
+              <w:rPr>
+                <w:rFonts w:eastAsia="Calibri" w:cs="Calibri"/>
+              </w:rPr>
+              <w:t>unique_ptr</w:t>
+            </w:r>
+            <w:proofErr w:type="spellEnd"/>
+            <w:r>
+              <w:rPr>
+                <w:rFonts w:eastAsia="Calibri" w:cs="Calibri"/>
+              </w:rPr>
+              <w:t>&lt;Command&gt;&gt;</w:t>
             </w:r>
           </w:p>
         </w:tc>
@@ -1366,12 +1575,14 @@
             </w:tcMar>
           </w:tcPr>
           <w:p>
+            <w:proofErr w:type="spellStart"/>
             <w:r>
               <w:rPr>
                 <w:rFonts w:eastAsia="Calibri" w:cs="Calibri"/>
               </w:rPr>
               <w:t>ResponseMediator</w:t>
             </w:r>
+            <w:proofErr w:type="spellEnd"/>
           </w:p>
         </w:tc>
         <w:tc>
@@ -1416,11 +1627,49 @@
             </w:tcMar>
           </w:tcPr>
           <w:p>
-            <w:r>
-              <w:rPr>
-                <w:rFonts w:eastAsia="Calibri" w:cs="Calibri"/>
-              </w:rPr>
-              <w:t>componentArrived(), componentFinished()</w:t>
+            <w:proofErr w:type="spellStart"/>
+            <w:proofErr w:type="gramStart"/>
+            <w:r>
+              <w:rPr>
+                <w:rFonts w:eastAsia="Calibri" w:cs="Calibri"/>
+              </w:rPr>
+              <w:t>componentArrived</w:t>
+            </w:r>
+            <w:proofErr w:type="spellEnd"/>
+            <w:r>
+              <w:rPr>
+                <w:rFonts w:eastAsia="Calibri" w:cs="Calibri"/>
+              </w:rPr>
+              <w:t>(</w:t>
+            </w:r>
+            <w:proofErr w:type="gramEnd"/>
+            <w:r>
+              <w:rPr>
+                <w:rFonts w:eastAsia="Calibri" w:cs="Calibri"/>
+              </w:rPr>
+              <w:t xml:space="preserve">), </w:t>
+            </w:r>
+            <w:proofErr w:type="spellStart"/>
+            <w:proofErr w:type="gramStart"/>
+            <w:r>
+              <w:rPr>
+                <w:rFonts w:eastAsia="Calibri" w:cs="Calibri"/>
+              </w:rPr>
+              <w:t>componentFinished</w:t>
+            </w:r>
+            <w:proofErr w:type="spellEnd"/>
+            <w:r>
+              <w:rPr>
+                <w:rFonts w:eastAsia="Calibri" w:cs="Calibri"/>
+              </w:rPr>
+              <w:t>(</w:t>
+            </w:r>
+            <w:proofErr w:type="gramEnd"/>
+            <w:r>
+              <w:rPr>
+                <w:rFonts w:eastAsia="Calibri" w:cs="Calibri"/>
+              </w:rPr>
+              <w:t>)</w:t>
             </w:r>
           </w:p>
         </w:tc>
@@ -1468,12 +1717,14 @@
             </w:tcMar>
           </w:tcPr>
           <w:p>
+            <w:proofErr w:type="spellStart"/>
             <w:r>
               <w:rPr>
                 <w:rFonts w:eastAsia="Calibri" w:cs="Calibri"/>
               </w:rPr>
               <w:t>IncidentCoordinator</w:t>
             </w:r>
+            <w:proofErr w:type="spellEnd"/>
           </w:p>
         </w:tc>
         <w:tc>
@@ -1493,12 +1744,14 @@
             </w:tcMar>
           </w:tcPr>
           <w:p>
+            <w:proofErr w:type="spellStart"/>
             <w:r>
               <w:rPr>
                 <w:rFonts w:eastAsia="Calibri" w:cs="Calibri"/>
               </w:rPr>
               <w:t>ConcreteMediator</w:t>
             </w:r>
+            <w:proofErr w:type="spellEnd"/>
           </w:p>
         </w:tc>
         <w:tc>
@@ -1522,8 +1775,16 @@
               <w:rPr>
                 <w:rFonts w:eastAsia="Calibri" w:cs="Calibri"/>
               </w:rPr>
-              <w:t>security, medical, facilities, commChannel</w:t>
-            </w:r>
+              <w:t xml:space="preserve">security, medical, facilities, </w:t>
+            </w:r>
+            <w:proofErr w:type="spellStart"/>
+            <w:r>
+              <w:rPr>
+                <w:rFonts w:eastAsia="Calibri" w:cs="Calibri"/>
+              </w:rPr>
+              <w:t>commChannel</w:t>
+            </w:r>
+            <w:proofErr w:type="spellEnd"/>
           </w:p>
         </w:tc>
         <w:tc>
@@ -1570,12 +1831,14 @@
             </w:tcMar>
           </w:tcPr>
           <w:p>
+            <w:proofErr w:type="spellStart"/>
             <w:r>
               <w:rPr>
                 <w:rFonts w:eastAsia="Calibri" w:cs="Calibri"/>
               </w:rPr>
               <w:t>ResponseComponent</w:t>
             </w:r>
+            <w:proofErr w:type="spellEnd"/>
           </w:p>
         </w:tc>
         <w:tc>
@@ -1624,7 +1887,29 @@
               <w:rPr>
                 <w:rFonts w:eastAsia="Calibri" w:cs="Calibri"/>
               </w:rPr>
-              <w:t>name, mediator, dispatchTo()</w:t>
+              <w:t xml:space="preserve">name, mediator, </w:t>
+            </w:r>
+            <w:proofErr w:type="spellStart"/>
+            <w:proofErr w:type="gramStart"/>
+            <w:r>
+              <w:rPr>
+                <w:rFonts w:eastAsia="Calibri" w:cs="Calibri"/>
+              </w:rPr>
+              <w:t>dispatchTo</w:t>
+            </w:r>
+            <w:proofErr w:type="spellEnd"/>
+            <w:r>
+              <w:rPr>
+                <w:rFonts w:eastAsia="Calibri" w:cs="Calibri"/>
+              </w:rPr>
+              <w:t>(</w:t>
+            </w:r>
+            <w:proofErr w:type="gramEnd"/>
+            <w:r>
+              <w:rPr>
+                <w:rFonts w:eastAsia="Calibri" w:cs="Calibri"/>
+              </w:rPr>
+              <w:t>)</w:t>
             </w:r>
           </w:p>
         </w:tc>
@@ -1649,8 +1934,16 @@
               <w:rPr>
                 <w:rFonts w:eastAsia="Calibri" w:cs="Calibri"/>
               </w:rPr>
-              <w:t>non-owning reference to ResponseMediator</w:t>
-            </w:r>
+              <w:t xml:space="preserve">non-owning reference to </w:t>
+            </w:r>
+            <w:proofErr w:type="spellStart"/>
+            <w:r>
+              <w:rPr>
+                <w:rFonts w:eastAsia="Calibri" w:cs="Calibri"/>
+              </w:rPr>
+              <w:t>ResponseMediator</w:t>
+            </w:r>
+            <w:proofErr w:type="spellEnd"/>
           </w:p>
         </w:tc>
       </w:tr>
@@ -1672,12 +1965,42 @@
             </w:tcMar>
           </w:tcPr>
           <w:p>
-            <w:r>
-              <w:rPr>
-                <w:rFonts w:eastAsia="Calibri" w:cs="Calibri"/>
-              </w:rPr>
-              <w:t>SecurityTeam / MedicalTeam / FacilitiesTeam</w:t>
-            </w:r>
+            <w:proofErr w:type="spellStart"/>
+            <w:r>
+              <w:rPr>
+                <w:rFonts w:eastAsia="Calibri" w:cs="Calibri"/>
+              </w:rPr>
+              <w:t>SecurityTeam</w:t>
+            </w:r>
+            <w:proofErr w:type="spellEnd"/>
+            <w:r>
+              <w:rPr>
+                <w:rFonts w:eastAsia="Calibri" w:cs="Calibri"/>
+              </w:rPr>
+              <w:t xml:space="preserve"> / </w:t>
+            </w:r>
+            <w:proofErr w:type="spellStart"/>
+            <w:r>
+              <w:rPr>
+                <w:rFonts w:eastAsia="Calibri" w:cs="Calibri"/>
+              </w:rPr>
+              <w:t>MedicalTeam</w:t>
+            </w:r>
+            <w:proofErr w:type="spellEnd"/>
+            <w:r>
+              <w:rPr>
+                <w:rFonts w:eastAsia="Calibri" w:cs="Calibri"/>
+              </w:rPr>
+              <w:t xml:space="preserve"> / </w:t>
+            </w:r>
+            <w:proofErr w:type="spellStart"/>
+            <w:r>
+              <w:rPr>
+                <w:rFonts w:eastAsia="Calibri" w:cs="Calibri"/>
+              </w:rPr>
+              <w:t>FacilitiesTeam</w:t>
+            </w:r>
+            <w:proofErr w:type="spellEnd"/>
           </w:p>
         </w:tc>
         <w:tc>
@@ -1697,12 +2020,14 @@
             </w:tcMar>
           </w:tcPr>
           <w:p>
+            <w:proofErr w:type="spellStart"/>
             <w:r>
               <w:rPr>
                 <w:rFonts w:eastAsia="Calibri" w:cs="Calibri"/>
               </w:rPr>
               <w:t>ConcreteColleague</w:t>
             </w:r>
+            <w:proofErr w:type="spellEnd"/>
           </w:p>
         </w:tc>
         <w:tc>
@@ -1747,12 +2072,28 @@
             </w:tcMar>
           </w:tcPr>
           <w:p>
-            <w:r>
-              <w:rPr>
-                <w:rFonts w:eastAsia="Calibri" w:cs="Calibri"/>
-              </w:rPr>
-              <w:t>FacilitiesTeam also references AccessControlSystem</w:t>
-            </w:r>
+            <w:proofErr w:type="spellStart"/>
+            <w:r>
+              <w:rPr>
+                <w:rFonts w:eastAsia="Calibri" w:cs="Calibri"/>
+              </w:rPr>
+              <w:t>FacilitiesTeam</w:t>
+            </w:r>
+            <w:proofErr w:type="spellEnd"/>
+            <w:r>
+              <w:rPr>
+                <w:rFonts w:eastAsia="Calibri" w:cs="Calibri"/>
+              </w:rPr>
+              <w:t xml:space="preserve"> also references </w:t>
+            </w:r>
+            <w:proofErr w:type="spellStart"/>
+            <w:r>
+              <w:rPr>
+                <w:rFonts w:eastAsia="Calibri" w:cs="Calibri"/>
+              </w:rPr>
+              <w:t>AccessControlSystem</w:t>
+            </w:r>
+            <w:proofErr w:type="spellEnd"/>
           </w:p>
         </w:tc>
       </w:tr>
@@ -1928,12 +2269,14 @@
             </w:tcMar>
           </w:tcPr>
           <w:p>
+            <w:proofErr w:type="spellStart"/>
             <w:r>
               <w:rPr>
                 <w:rFonts w:eastAsia="Calibri" w:cs="Calibri"/>
               </w:rPr>
               <w:t>CommunicationChannel</w:t>
             </w:r>
+            <w:proofErr w:type="spellEnd"/>
           </w:p>
         </w:tc>
         <w:tc>
@@ -1978,11 +2321,27 @@
             </w:tcMar>
           </w:tcPr>
           <w:p>
-            <w:r>
-              <w:rPr>
-                <w:rFonts w:eastAsia="Calibri" w:cs="Calibri"/>
-              </w:rPr>
-              <w:t>sendAlert(message, location)</w:t>
+            <w:proofErr w:type="spellStart"/>
+            <w:proofErr w:type="gramStart"/>
+            <w:r>
+              <w:rPr>
+                <w:rFonts w:eastAsia="Calibri" w:cs="Calibri"/>
+              </w:rPr>
+              <w:t>sendAlert</w:t>
+            </w:r>
+            <w:proofErr w:type="spellEnd"/>
+            <w:r>
+              <w:rPr>
+                <w:rFonts w:eastAsia="Calibri" w:cs="Calibri"/>
+              </w:rPr>
+              <w:t>(</w:t>
+            </w:r>
+            <w:proofErr w:type="gramEnd"/>
+            <w:r>
+              <w:rPr>
+                <w:rFonts w:eastAsia="Calibri" w:cs="Calibri"/>
+              </w:rPr>
+              <w:t>message, location)</w:t>
             </w:r>
           </w:p>
         </w:tc>
@@ -2030,12 +2389,14 @@
             </w:tcMar>
           </w:tcPr>
           <w:p>
+            <w:proofErr w:type="spellStart"/>
             <w:r>
               <w:rPr>
                 <w:rFonts w:eastAsia="Calibri" w:cs="Calibri"/>
               </w:rPr>
               <w:t>LegacyPagerSystem</w:t>
             </w:r>
+            <w:proofErr w:type="spellEnd"/>
           </w:p>
         </w:tc>
         <w:tc>
@@ -2055,12 +2416,14 @@
             </w:tcMar>
           </w:tcPr>
           <w:p>
+            <w:proofErr w:type="spellStart"/>
             <w:r>
               <w:rPr>
                 <w:rFonts w:eastAsia="Calibri" w:cs="Calibri"/>
               </w:rPr>
               <w:t>Adaptee</w:t>
             </w:r>
+            <w:proofErr w:type="spellEnd"/>
           </w:p>
         </w:tc>
         <w:tc>
@@ -2080,11 +2443,41 @@
             </w:tcMar>
           </w:tcPr>
           <w:p>
-            <w:r>
-              <w:rPr>
-                <w:rFonts w:eastAsia="Calibri" w:cs="Calibri"/>
-              </w:rPr>
-              <w:t>broadcastPage(code, zoneId, payload)</w:t>
+            <w:proofErr w:type="spellStart"/>
+            <w:proofErr w:type="gramStart"/>
+            <w:r>
+              <w:rPr>
+                <w:rFonts w:eastAsia="Calibri" w:cs="Calibri"/>
+              </w:rPr>
+              <w:t>broadcastPage</w:t>
+            </w:r>
+            <w:proofErr w:type="spellEnd"/>
+            <w:r>
+              <w:rPr>
+                <w:rFonts w:eastAsia="Calibri" w:cs="Calibri"/>
+              </w:rPr>
+              <w:t>(</w:t>
+            </w:r>
+            <w:proofErr w:type="gramEnd"/>
+            <w:r>
+              <w:rPr>
+                <w:rFonts w:eastAsia="Calibri" w:cs="Calibri"/>
+              </w:rPr>
+              <w:t xml:space="preserve">code, </w:t>
+            </w:r>
+            <w:proofErr w:type="spellStart"/>
+            <w:r>
+              <w:rPr>
+                <w:rFonts w:eastAsia="Calibri" w:cs="Calibri"/>
+              </w:rPr>
+              <w:t>zoneId</w:t>
+            </w:r>
+            <w:proofErr w:type="spellEnd"/>
+            <w:r>
+              <w:rPr>
+                <w:rFonts w:eastAsia="Calibri" w:cs="Calibri"/>
+              </w:rPr>
+              <w:t>, payload)</w:t>
             </w:r>
           </w:p>
         </w:tc>
@@ -2132,12 +2525,14 @@
             </w:tcMar>
           </w:tcPr>
           <w:p>
+            <w:proofErr w:type="spellStart"/>
             <w:r>
               <w:rPr>
                 <w:rFonts w:eastAsia="Calibri" w:cs="Calibri"/>
               </w:rPr>
               <w:t>LegacyPagerAdapter</w:t>
             </w:r>
+            <w:proofErr w:type="spellEnd"/>
           </w:p>
         </w:tc>
         <w:tc>
@@ -2182,11 +2577,49 @@
             </w:tcMar>
           </w:tcPr>
           <w:p>
-            <w:r>
-              <w:rPr>
-                <w:rFonts w:eastAsia="Calibri" w:cs="Calibri"/>
-              </w:rPr>
-              <w:t>mapToPriorityCode(), mapToZoneId()</w:t>
+            <w:proofErr w:type="spellStart"/>
+            <w:proofErr w:type="gramStart"/>
+            <w:r>
+              <w:rPr>
+                <w:rFonts w:eastAsia="Calibri" w:cs="Calibri"/>
+              </w:rPr>
+              <w:t>mapToPriorityCode</w:t>
+            </w:r>
+            <w:proofErr w:type="spellEnd"/>
+            <w:r>
+              <w:rPr>
+                <w:rFonts w:eastAsia="Calibri" w:cs="Calibri"/>
+              </w:rPr>
+              <w:t>(</w:t>
+            </w:r>
+            <w:proofErr w:type="gramEnd"/>
+            <w:r>
+              <w:rPr>
+                <w:rFonts w:eastAsia="Calibri" w:cs="Calibri"/>
+              </w:rPr>
+              <w:t xml:space="preserve">), </w:t>
+            </w:r>
+            <w:proofErr w:type="spellStart"/>
+            <w:proofErr w:type="gramStart"/>
+            <w:r>
+              <w:rPr>
+                <w:rFonts w:eastAsia="Calibri" w:cs="Calibri"/>
+              </w:rPr>
+              <w:t>mapToZoneId</w:t>
+            </w:r>
+            <w:proofErr w:type="spellEnd"/>
+            <w:r>
+              <w:rPr>
+                <w:rFonts w:eastAsia="Calibri" w:cs="Calibri"/>
+              </w:rPr>
+              <w:t>(</w:t>
+            </w:r>
+            <w:proofErr w:type="gramEnd"/>
+            <w:r>
+              <w:rPr>
+                <w:rFonts w:eastAsia="Calibri" w:cs="Calibri"/>
+              </w:rPr>
+              <w:t>)</w:t>
             </w:r>
           </w:p>
         </w:tc>
@@ -2211,7 +2644,35 @@
               <w:rPr>
                 <w:rFonts w:eastAsia="Calibri" w:cs="Calibri"/>
               </w:rPr>
-              <w:t>owns LegacyPagerSystem (unique_ptr)</w:t>
+              <w:t xml:space="preserve">owns </w:t>
+            </w:r>
+            <w:proofErr w:type="spellStart"/>
+            <w:r>
+              <w:rPr>
+                <w:rFonts w:eastAsia="Calibri" w:cs="Calibri"/>
+              </w:rPr>
+              <w:t>LegacyPagerSystem</w:t>
+            </w:r>
+            <w:proofErr w:type="spellEnd"/>
+            <w:r>
+              <w:rPr>
+                <w:rFonts w:eastAsia="Calibri" w:cs="Calibri"/>
+              </w:rPr>
+              <w:t xml:space="preserve"> (</w:t>
+            </w:r>
+            <w:proofErr w:type="spellStart"/>
+            <w:r>
+              <w:rPr>
+                <w:rFonts w:eastAsia="Calibri" w:cs="Calibri"/>
+              </w:rPr>
+              <w:t>unique_ptr</w:t>
+            </w:r>
+            <w:proofErr w:type="spellEnd"/>
+            <w:r>
+              <w:rPr>
+                <w:rFonts w:eastAsia="Calibri" w:cs="Calibri"/>
+              </w:rPr>
+              <w:t>)</w:t>
             </w:r>
           </w:p>
         </w:tc>
@@ -2388,12 +2849,14 @@
             </w:tcMar>
           </w:tcPr>
           <w:p>
+            <w:proofErr w:type="spellStart"/>
             <w:r>
               <w:rPr>
                 <w:rFonts w:eastAsia="Calibri" w:cs="Calibri"/>
               </w:rPr>
               <w:t>EmergencyResponseFacade</w:t>
             </w:r>
+            <w:proofErr w:type="spellEnd"/>
           </w:p>
         </w:tc>
         <w:tc>
@@ -2438,11 +2901,27 @@
             </w:tcMar>
           </w:tcPr>
           <w:p>
-            <w:r>
-              <w:rPr>
-                <w:rFonts w:eastAsia="Calibri" w:cs="Calibri"/>
-              </w:rPr>
-              <w:t>reportEmergency(type, location)</w:t>
+            <w:proofErr w:type="spellStart"/>
+            <w:proofErr w:type="gramStart"/>
+            <w:r>
+              <w:rPr>
+                <w:rFonts w:eastAsia="Calibri" w:cs="Calibri"/>
+              </w:rPr>
+              <w:t>reportEmergency</w:t>
+            </w:r>
+            <w:proofErr w:type="spellEnd"/>
+            <w:r>
+              <w:rPr>
+                <w:rFonts w:eastAsia="Calibri" w:cs="Calibri"/>
+              </w:rPr>
+              <w:t>(</w:t>
+            </w:r>
+            <w:proofErr w:type="gramEnd"/>
+            <w:r>
+              <w:rPr>
+                <w:rFonts w:eastAsia="Calibri" w:cs="Calibri"/>
+              </w:rPr>
+              <w:t>type, location)</w:t>
             </w:r>
           </w:p>
         </w:tc>
@@ -2467,7 +2946,84 @@
               <w:rPr>
                 <w:rFonts w:eastAsia="Calibri" w:cs="Calibri"/>
               </w:rPr>
-              <w:t>owns AccessControlSystem, IncidentCoordinator, all three teams, LegacyPagerAdapter, OperatorConsole, Dashboard, AuditLogger, and every Incident it creates</w:t>
+              <w:t xml:space="preserve">owns </w:t>
+            </w:r>
+            <w:proofErr w:type="spellStart"/>
+            <w:r>
+              <w:rPr>
+                <w:rFonts w:eastAsia="Calibri" w:cs="Calibri"/>
+              </w:rPr>
+              <w:t>AccessControlSystem</w:t>
+            </w:r>
+            <w:proofErr w:type="spellEnd"/>
+            <w:r>
+              <w:rPr>
+                <w:rFonts w:eastAsia="Calibri" w:cs="Calibri"/>
+              </w:rPr>
+              <w:t xml:space="preserve">, </w:t>
+            </w:r>
+            <w:proofErr w:type="spellStart"/>
+            <w:r>
+              <w:rPr>
+                <w:rFonts w:eastAsia="Calibri" w:cs="Calibri"/>
+              </w:rPr>
+              <w:t>IncidentCoordinator</w:t>
+            </w:r>
+            <w:proofErr w:type="spellEnd"/>
+            <w:r>
+              <w:rPr>
+                <w:rFonts w:eastAsia="Calibri" w:cs="Calibri"/>
+              </w:rPr>
+              <w:t xml:space="preserve">, all </w:t>
+            </w:r>
+            <w:r>
+              <w:rPr>
+                <w:rFonts w:eastAsia="Calibri" w:cs="Calibri"/>
+              </w:rPr>
+              <w:lastRenderedPageBreak/>
+              <w:t xml:space="preserve">three teams, </w:t>
+            </w:r>
+            <w:proofErr w:type="spellStart"/>
+            <w:r>
+              <w:rPr>
+                <w:rFonts w:eastAsia="Calibri" w:cs="Calibri"/>
+              </w:rPr>
+              <w:t>LegacyPagerAdapter</w:t>
+            </w:r>
+            <w:proofErr w:type="spellEnd"/>
+            <w:r>
+              <w:rPr>
+                <w:rFonts w:eastAsia="Calibri" w:cs="Calibri"/>
+              </w:rPr>
+              <w:t xml:space="preserve">, </w:t>
+            </w:r>
+            <w:proofErr w:type="spellStart"/>
+            <w:r>
+              <w:rPr>
+                <w:rFonts w:eastAsia="Calibri" w:cs="Calibri"/>
+              </w:rPr>
+              <w:t>OperatorConsole</w:t>
+            </w:r>
+            <w:proofErr w:type="spellEnd"/>
+            <w:r>
+              <w:rPr>
+                <w:rFonts w:eastAsia="Calibri" w:cs="Calibri"/>
+              </w:rPr>
+              <w:t xml:space="preserve">, Dashboard, </w:t>
+            </w:r>
+            <w:proofErr w:type="spellStart"/>
+            <w:r>
+              <w:rPr>
+                <w:rFonts w:eastAsia="Calibri" w:cs="Calibri"/>
+              </w:rPr>
+              <w:t>AuditLogger</w:t>
+            </w:r>
+            <w:proofErr w:type="spellEnd"/>
+            <w:r>
+              <w:rPr>
+                <w:rFonts w:eastAsia="Calibri" w:cs="Calibri"/>
+              </w:rPr>
+              <w:t>, and every Incident it creates</w:t>
             </w:r>
           </w:p>
         </w:tc>
@@ -2490,12 +3046,15 @@
             </w:tcMar>
           </w:tcPr>
           <w:p>
-            <w:r>
-              <w:rPr>
-                <w:rFonts w:eastAsia="Calibri" w:cs="Calibri"/>
-              </w:rPr>
+            <w:proofErr w:type="spellStart"/>
+            <w:r>
+              <w:rPr>
+                <w:rFonts w:eastAsia="Calibri" w:cs="Calibri"/>
+              </w:rPr>
+              <w:lastRenderedPageBreak/>
               <w:t>AccessControlSystem</w:t>
             </w:r>
+            <w:proofErr w:type="spellEnd"/>
           </w:p>
         </w:tc>
         <w:tc>
@@ -2540,11 +3099,71 @@
             </w:tcMar>
           </w:tcPr>
           <w:p>
-            <w:r>
-              <w:rPr>
-                <w:rFonts w:eastAsia="Calibri" w:cs="Calibri"/>
-              </w:rPr>
-              <w:t>lockArea(), unlockArea(), restrictArea()</w:t>
+            <w:proofErr w:type="spellStart"/>
+            <w:proofErr w:type="gramStart"/>
+            <w:r>
+              <w:rPr>
+                <w:rFonts w:eastAsia="Calibri" w:cs="Calibri"/>
+              </w:rPr>
+              <w:t>lockArea</w:t>
+            </w:r>
+            <w:proofErr w:type="spellEnd"/>
+            <w:r>
+              <w:rPr>
+                <w:rFonts w:eastAsia="Calibri" w:cs="Calibri"/>
+              </w:rPr>
+              <w:t>(</w:t>
+            </w:r>
+            <w:proofErr w:type="gramEnd"/>
+            <w:r>
+              <w:rPr>
+                <w:rFonts w:eastAsia="Calibri" w:cs="Calibri"/>
+              </w:rPr>
+              <w:t xml:space="preserve">), </w:t>
+            </w:r>
+            <w:proofErr w:type="spellStart"/>
+            <w:proofErr w:type="gramStart"/>
+            <w:r>
+              <w:rPr>
+                <w:rFonts w:eastAsia="Calibri" w:cs="Calibri"/>
+              </w:rPr>
+              <w:t>unlockArea</w:t>
+            </w:r>
+            <w:proofErr w:type="spellEnd"/>
+            <w:r>
+              <w:rPr>
+                <w:rFonts w:eastAsia="Calibri" w:cs="Calibri"/>
+              </w:rPr>
+              <w:t>(</w:t>
+            </w:r>
+            <w:proofErr w:type="gramEnd"/>
+            <w:r>
+              <w:rPr>
+                <w:rFonts w:eastAsia="Calibri" w:cs="Calibri"/>
+              </w:rPr>
+              <w:t xml:space="preserve">), </w:t>
+            </w:r>
+            <w:proofErr w:type="spellStart"/>
+            <w:proofErr w:type="gramStart"/>
+            <w:r>
+              <w:rPr>
+                <w:rFonts w:eastAsia="Calibri" w:cs="Calibri"/>
+              </w:rPr>
+              <w:t>restrictArea</w:t>
+            </w:r>
+            <w:proofErr w:type="spellEnd"/>
+            <w:r>
+              <w:rPr>
+                <w:rFonts w:eastAsia="Calibri" w:cs="Calibri"/>
+              </w:rPr>
+              <w:t>(</w:t>
+            </w:r>
+            <w:proofErr w:type="gramEnd"/>
+            <w:r>
+              <w:rPr>
+                <w:rFonts w:eastAsia="Calibri" w:cs="Calibri"/>
+              </w:rPr>
+              <w:t>)</w:t>
             </w:r>
           </w:p>
         </w:tc>
@@ -2569,8 +3188,30 @@
               <w:rPr>
                 <w:rFonts w:eastAsia="Calibri" w:cs="Calibri"/>
               </w:rPr>
-              <w:t>referenced (non-owning) by FacilitiesTeam and LockAreaCommand</w:t>
-            </w:r>
+              <w:t xml:space="preserve">referenced (non-owning) by </w:t>
+            </w:r>
+            <w:proofErr w:type="spellStart"/>
+            <w:r>
+              <w:rPr>
+                <w:rFonts w:eastAsia="Calibri" w:cs="Calibri"/>
+              </w:rPr>
+              <w:t>FacilitiesTeam</w:t>
+            </w:r>
+            <w:proofErr w:type="spellEnd"/>
+            <w:r>
+              <w:rPr>
+                <w:rFonts w:eastAsia="Calibri" w:cs="Calibri"/>
+              </w:rPr>
+              <w:t xml:space="preserve"> and </w:t>
+            </w:r>
+            <w:proofErr w:type="spellStart"/>
+            <w:r>
+              <w:rPr>
+                <w:rFonts w:eastAsia="Calibri" w:cs="Calibri"/>
+              </w:rPr>
+              <w:t>LockAreaCommand</w:t>
+            </w:r>
+            <w:proofErr w:type="spellEnd"/>
           </w:p>
         </w:tc>
       </w:tr>
@@ -2746,12 +3387,14 @@
             </w:tcMar>
           </w:tcPr>
           <w:p>
+            <w:proofErr w:type="spellStart"/>
             <w:r>
               <w:rPr>
                 <w:rFonts w:eastAsia="Calibri" w:cs="Calibri"/>
               </w:rPr>
               <w:t>IncidentState</w:t>
             </w:r>
+            <w:proofErr w:type="spellEnd"/>
           </w:p>
         </w:tc>
         <w:tc>
@@ -2796,11 +3439,61 @@
             </w:tcMar>
           </w:tcPr>
           <w:p>
-            <w:r>
-              <w:rPr>
-                <w:rFonts w:eastAsia="Calibri" w:cs="Calibri"/>
-              </w:rPr>
-              <w:t>dispatch(), contain(), resolve(), name()</w:t>
+            <w:proofErr w:type="gramStart"/>
+            <w:r>
+              <w:rPr>
+                <w:rFonts w:eastAsia="Calibri" w:cs="Calibri"/>
+              </w:rPr>
+              <w:t>dispatch(</w:t>
+            </w:r>
+            <w:proofErr w:type="gramEnd"/>
+            <w:r>
+              <w:rPr>
+                <w:rFonts w:eastAsia="Calibri" w:cs="Calibri"/>
+              </w:rPr>
+              <w:t xml:space="preserve">), </w:t>
+            </w:r>
+            <w:proofErr w:type="gramStart"/>
+            <w:r>
+              <w:rPr>
+                <w:rFonts w:eastAsia="Calibri" w:cs="Calibri"/>
+              </w:rPr>
+              <w:t>contain(</w:t>
+            </w:r>
+            <w:proofErr w:type="gramEnd"/>
+            <w:r>
+              <w:rPr>
+                <w:rFonts w:eastAsia="Calibri" w:cs="Calibri"/>
+              </w:rPr>
+              <w:t xml:space="preserve">), </w:t>
+            </w:r>
+            <w:proofErr w:type="gramStart"/>
+            <w:r>
+              <w:rPr>
+                <w:rFonts w:eastAsia="Calibri" w:cs="Calibri"/>
+              </w:rPr>
+              <w:t>resolve(</w:t>
+            </w:r>
+            <w:proofErr w:type="gramEnd"/>
+            <w:r>
+              <w:rPr>
+                <w:rFonts w:eastAsia="Calibri" w:cs="Calibri"/>
+              </w:rPr>
+              <w:t xml:space="preserve">), </w:t>
+            </w:r>
+            <w:proofErr w:type="gramStart"/>
+            <w:r>
+              <w:rPr>
+                <w:rFonts w:eastAsia="Calibri" w:cs="Calibri"/>
+              </w:rPr>
+              <w:t>name(</w:t>
+            </w:r>
+            <w:proofErr w:type="gramEnd"/>
+            <w:r>
+              <w:rPr>
+                <w:rFonts w:eastAsia="Calibri" w:cs="Calibri"/>
+              </w:rPr>
+              <w:t>)</w:t>
             </w:r>
           </w:p>
         </w:tc>
@@ -2848,12 +3541,56 @@
             </w:tcMar>
           </w:tcPr>
           <w:p>
-            <w:r>
-              <w:rPr>
-                <w:rFonts w:eastAsia="Calibri" w:cs="Calibri"/>
-              </w:rPr>
-              <w:t>ReportedState / DispatchedState / ContainedState / ResolvedState</w:t>
-            </w:r>
+            <w:proofErr w:type="spellStart"/>
+            <w:r>
+              <w:rPr>
+                <w:rFonts w:eastAsia="Calibri" w:cs="Calibri"/>
+              </w:rPr>
+              <w:t>ReportedState</w:t>
+            </w:r>
+            <w:proofErr w:type="spellEnd"/>
+            <w:r>
+              <w:rPr>
+                <w:rFonts w:eastAsia="Calibri" w:cs="Calibri"/>
+              </w:rPr>
+              <w:t xml:space="preserve"> / </w:t>
+            </w:r>
+            <w:proofErr w:type="spellStart"/>
+            <w:r>
+              <w:rPr>
+                <w:rFonts w:eastAsia="Calibri" w:cs="Calibri"/>
+              </w:rPr>
+              <w:t>DispatchedState</w:t>
+            </w:r>
+            <w:proofErr w:type="spellEnd"/>
+            <w:r>
+              <w:rPr>
+                <w:rFonts w:eastAsia="Calibri" w:cs="Calibri"/>
+              </w:rPr>
+              <w:t xml:space="preserve"> / </w:t>
+            </w:r>
+            <w:proofErr w:type="spellStart"/>
+            <w:r>
+              <w:rPr>
+                <w:rFonts w:eastAsia="Calibri" w:cs="Calibri"/>
+              </w:rPr>
+              <w:t>ContainedState</w:t>
+            </w:r>
+            <w:proofErr w:type="spellEnd"/>
+            <w:r>
+              <w:rPr>
+                <w:rFonts w:eastAsia="Calibri" w:cs="Calibri"/>
+              </w:rPr>
+              <w:t xml:space="preserve"> / </w:t>
+            </w:r>
+            <w:proofErr w:type="spellStart"/>
+            <w:r>
+              <w:rPr>
+                <w:rFonts w:eastAsia="Calibri" w:cs="Calibri"/>
+              </w:rPr>
+              <w:t>ResolvedState</w:t>
+            </w:r>
+            <w:proofErr w:type="spellEnd"/>
           </w:p>
         </w:tc>
         <w:tc>
@@ -2873,12 +3610,14 @@
             </w:tcMar>
           </w:tcPr>
           <w:p>
+            <w:proofErr w:type="spellStart"/>
             <w:r>
               <w:rPr>
                 <w:rFonts w:eastAsia="Calibri" w:cs="Calibri"/>
               </w:rPr>
               <w:t>ConcreteState</w:t>
             </w:r>
+            <w:proofErr w:type="spellEnd"/>
           </w:p>
         </w:tc>
         <w:tc>
@@ -3004,7 +3743,35 @@
               <w:rPr>
                 <w:rFonts w:eastAsia="Calibri" w:cs="Calibri"/>
               </w:rPr>
-              <w:t>state: unique_ptr&lt;IncidentState&gt;</w:t>
+              <w:t xml:space="preserve">state: </w:t>
+            </w:r>
+            <w:proofErr w:type="spellStart"/>
+            <w:r>
+              <w:rPr>
+                <w:rFonts w:eastAsia="Calibri" w:cs="Calibri"/>
+              </w:rPr>
+              <w:t>unique_ptr</w:t>
+            </w:r>
+            <w:proofErr w:type="spellEnd"/>
+            <w:r>
+              <w:rPr>
+                <w:rFonts w:eastAsia="Calibri" w:cs="Calibri"/>
+              </w:rPr>
+              <w:t>&lt;</w:t>
+            </w:r>
+            <w:proofErr w:type="spellStart"/>
+            <w:r>
+              <w:rPr>
+                <w:rFonts w:eastAsia="Calibri" w:cs="Calibri"/>
+              </w:rPr>
+              <w:t>IncidentState</w:t>
+            </w:r>
+            <w:proofErr w:type="spellEnd"/>
+            <w:r>
+              <w:rPr>
+                <w:rFonts w:eastAsia="Calibri" w:cs="Calibri"/>
+              </w:rPr>
+              <w:t>&gt;</w:t>
             </w:r>
           </w:p>
         </w:tc>
@@ -3029,8 +3796,16 @@
               <w:rPr>
                 <w:rFonts w:eastAsia="Calibri" w:cs="Calibri"/>
               </w:rPr>
-              <w:t>owns its current IncidentState</w:t>
-            </w:r>
+              <w:t xml:space="preserve">owns its current </w:t>
+            </w:r>
+            <w:proofErr w:type="spellStart"/>
+            <w:r>
+              <w:rPr>
+                <w:rFonts w:eastAsia="Calibri" w:cs="Calibri"/>
+              </w:rPr>
+              <w:t>IncidentState</w:t>
+            </w:r>
+            <w:proofErr w:type="spellEnd"/>
           </w:p>
         </w:tc>
       </w:tr>
@@ -3256,11 +4031,19 @@
             </w:tcMar>
           </w:tcPr>
           <w:p>
-            <w:r>
-              <w:rPr>
-                <w:rFonts w:eastAsia="Calibri" w:cs="Calibri"/>
-              </w:rPr>
-              <w:t>update(Incident*)</w:t>
+            <w:proofErr w:type="gramStart"/>
+            <w:r>
+              <w:rPr>
+                <w:rFonts w:eastAsia="Calibri" w:cs="Calibri"/>
+              </w:rPr>
+              <w:t>update(</w:t>
+            </w:r>
+            <w:proofErr w:type="gramEnd"/>
+            <w:r>
+              <w:rPr>
+                <w:rFonts w:eastAsia="Calibri" w:cs="Calibri"/>
+              </w:rPr>
+              <w:t>Incident*)</w:t>
             </w:r>
           </w:p>
         </w:tc>
@@ -3312,8 +4095,16 @@
               <w:rPr>
                 <w:rFonts w:eastAsia="Calibri" w:cs="Calibri"/>
               </w:rPr>
-              <w:t>Dashboard / AuditLogger</w:t>
-            </w:r>
+              <w:t xml:space="preserve">Dashboard / </w:t>
+            </w:r>
+            <w:proofErr w:type="spellStart"/>
+            <w:r>
+              <w:rPr>
+                <w:rFonts w:eastAsia="Calibri" w:cs="Calibri"/>
+              </w:rPr>
+              <w:t>AuditLogger</w:t>
+            </w:r>
+            <w:proofErr w:type="spellEnd"/>
           </w:p>
         </w:tc>
         <w:tc>
@@ -3333,12 +4124,14 @@
             </w:tcMar>
           </w:tcPr>
           <w:p>
+            <w:proofErr w:type="spellStart"/>
             <w:r>
               <w:rPr>
                 <w:rFonts w:eastAsia="Calibri" w:cs="Calibri"/>
               </w:rPr>
               <w:t>ConcreteObserver</w:t>
             </w:r>
+            <w:proofErr w:type="spellEnd"/>
           </w:p>
         </w:tc>
         <w:tc>
@@ -3358,11 +4151,19 @@
             </w:tcMar>
           </w:tcPr>
           <w:p>
-            <w:r>
-              <w:rPr>
-                <w:rFonts w:eastAsia="Calibri" w:cs="Calibri"/>
-              </w:rPr>
-              <w:t>update(Incident*)</w:t>
+            <w:proofErr w:type="gramStart"/>
+            <w:r>
+              <w:rPr>
+                <w:rFonts w:eastAsia="Calibri" w:cs="Calibri"/>
+              </w:rPr>
+              <w:t>update(</w:t>
+            </w:r>
+            <w:proofErr w:type="gramEnd"/>
+            <w:r>
+              <w:rPr>
+                <w:rFonts w:eastAsia="Calibri" w:cs="Calibri"/>
+              </w:rPr>
+              <w:t>Incident*)</w:t>
             </w:r>
           </w:p>
         </w:tc>
@@ -3464,7 +4265,35 @@
               <w:rPr>
                 <w:rFonts w:eastAsia="Calibri" w:cs="Calibri"/>
               </w:rPr>
-              <w:t>observers: vector&lt;Observer*&gt;, attach(), notify()</w:t>
+              <w:t xml:space="preserve">observers: vector&lt;Observer*&gt;, </w:t>
+            </w:r>
+            <w:proofErr w:type="gramStart"/>
+            <w:r>
+              <w:rPr>
+                <w:rFonts w:eastAsia="Calibri" w:cs="Calibri"/>
+              </w:rPr>
+              <w:t>attach(</w:t>
+            </w:r>
+            <w:proofErr w:type="gramEnd"/>
+            <w:r>
+              <w:rPr>
+                <w:rFonts w:eastAsia="Calibri" w:cs="Calibri"/>
+              </w:rPr>
+              <w:t xml:space="preserve">), </w:t>
+            </w:r>
+            <w:proofErr w:type="gramStart"/>
+            <w:r>
+              <w:rPr>
+                <w:rFonts w:eastAsia="Calibri" w:cs="Calibri"/>
+              </w:rPr>
+              <w:t>notify(</w:t>
+            </w:r>
+            <w:proofErr w:type="gramEnd"/>
+            <w:r>
+              <w:rPr>
+                <w:rFonts w:eastAsia="Calibri" w:cs="Calibri"/>
+              </w:rPr>
+              <w:t>)</w:t>
             </w:r>
           </w:p>
         </w:tc>
@@ -3518,7 +4347,15 @@
         <w:t>1.</w:t>
       </w:r>
       <w:r>
-        <w:t>3. GoF Participant Mapping</w:t>
+        <w:t xml:space="preserve">3. </w:t>
+      </w:r>
+      <w:proofErr w:type="spellStart"/>
+      <w:r>
+        <w:t>GoF</w:t>
+      </w:r>
+      <w:proofErr w:type="spellEnd"/>
+      <w:r>
+        <w:t xml:space="preserve"> Participant Mapping</w:t>
       </w:r>
     </w:p>
     <w:tbl>
@@ -3748,12 +4585,14 @@
             </w:tcMar>
           </w:tcPr>
           <w:p>
+            <w:proofErr w:type="spellStart"/>
             <w:r>
               <w:rPr>
                 <w:rFonts w:eastAsia="Calibri" w:cs="Calibri"/>
               </w:rPr>
               <w:t>ConcreteCommand</w:t>
             </w:r>
+            <w:proofErr w:type="spellEnd"/>
           </w:p>
         </w:tc>
         <w:tc>
@@ -3773,12 +4612,70 @@
             </w:tcMar>
           </w:tcPr>
           <w:p>
-            <w:r>
-              <w:rPr>
-                <w:rFonts w:eastAsia="Calibri" w:cs="Calibri"/>
-              </w:rPr>
-              <w:t>DispatchUnitCommand, LockAreaCommand, AlertCommand, EvacuationCommand, CancelCommand</w:t>
-            </w:r>
+            <w:proofErr w:type="spellStart"/>
+            <w:r>
+              <w:rPr>
+                <w:rFonts w:eastAsia="Calibri" w:cs="Calibri"/>
+              </w:rPr>
+              <w:t>DispatchUnitCommand</w:t>
+            </w:r>
+            <w:proofErr w:type="spellEnd"/>
+            <w:r>
+              <w:rPr>
+                <w:rFonts w:eastAsia="Calibri" w:cs="Calibri"/>
+              </w:rPr>
+              <w:t xml:space="preserve">, </w:t>
+            </w:r>
+            <w:proofErr w:type="spellStart"/>
+            <w:r>
+              <w:rPr>
+                <w:rFonts w:eastAsia="Calibri" w:cs="Calibri"/>
+              </w:rPr>
+              <w:t>LockAreaCommand</w:t>
+            </w:r>
+            <w:proofErr w:type="spellEnd"/>
+            <w:r>
+              <w:rPr>
+                <w:rFonts w:eastAsia="Calibri" w:cs="Calibri"/>
+              </w:rPr>
+              <w:t xml:space="preserve">, </w:t>
+            </w:r>
+            <w:proofErr w:type="spellStart"/>
+            <w:r>
+              <w:rPr>
+                <w:rFonts w:eastAsia="Calibri" w:cs="Calibri"/>
+              </w:rPr>
+              <w:t>AlertCommand</w:t>
+            </w:r>
+            <w:proofErr w:type="spellEnd"/>
+            <w:r>
+              <w:rPr>
+                <w:rFonts w:eastAsia="Calibri" w:cs="Calibri"/>
+              </w:rPr>
+              <w:t xml:space="preserve">, </w:t>
+            </w:r>
+            <w:proofErr w:type="spellStart"/>
+            <w:r>
+              <w:rPr>
+                <w:rFonts w:eastAsia="Calibri" w:cs="Calibri"/>
+              </w:rPr>
+              <w:t>EvacuationCommand</w:t>
+            </w:r>
+            <w:proofErr w:type="spellEnd"/>
+            <w:r>
+              <w:rPr>
+                <w:rFonts w:eastAsia="Calibri" w:cs="Calibri"/>
+              </w:rPr>
+              <w:t xml:space="preserve">, </w:t>
+            </w:r>
+            <w:proofErr w:type="spellStart"/>
+            <w:r>
+              <w:rPr>
+                <w:rFonts w:eastAsia="Calibri" w:cs="Calibri"/>
+              </w:rPr>
+              <w:t>CancelCommand</w:t>
+            </w:r>
+            <w:proofErr w:type="spellEnd"/>
           </w:p>
         </w:tc>
       </w:tr>
@@ -3843,12 +4740,14 @@
             </w:tcMar>
           </w:tcPr>
           <w:p>
+            <w:proofErr w:type="spellStart"/>
             <w:r>
               <w:rPr>
                 <w:rFonts w:eastAsia="Calibri" w:cs="Calibri"/>
               </w:rPr>
               <w:t>OperatorConsole</w:t>
             </w:r>
+            <w:proofErr w:type="spellEnd"/>
           </w:p>
         </w:tc>
       </w:tr>
@@ -3913,11 +4812,61 @@
             </w:tcMar>
           </w:tcPr>
           <w:p>
-            <w:r>
-              <w:rPr>
-                <w:rFonts w:eastAsia="Calibri" w:cs="Calibri"/>
-              </w:rPr>
-              <w:t>ResponseComponent subclasses, AccessControlSystem, CommunicationChannel, another Command (for CancelCommand)</w:t>
+            <w:proofErr w:type="spellStart"/>
+            <w:r>
+              <w:rPr>
+                <w:rFonts w:eastAsia="Calibri" w:cs="Calibri"/>
+              </w:rPr>
+              <w:t>ResponseComponent</w:t>
+            </w:r>
+            <w:proofErr w:type="spellEnd"/>
+            <w:r>
+              <w:rPr>
+                <w:rFonts w:eastAsia="Calibri" w:cs="Calibri"/>
+              </w:rPr>
+              <w:t xml:space="preserve"> subclasses, </w:t>
+            </w:r>
+            <w:proofErr w:type="spellStart"/>
+            <w:r>
+              <w:rPr>
+                <w:rFonts w:eastAsia="Calibri" w:cs="Calibri"/>
+              </w:rPr>
+              <w:t>AccessControlSystem</w:t>
+            </w:r>
+            <w:proofErr w:type="spellEnd"/>
+            <w:r>
+              <w:rPr>
+                <w:rFonts w:eastAsia="Calibri" w:cs="Calibri"/>
+              </w:rPr>
+              <w:t xml:space="preserve">, </w:t>
+            </w:r>
+            <w:proofErr w:type="spellStart"/>
+            <w:r>
+              <w:rPr>
+                <w:rFonts w:eastAsia="Calibri" w:cs="Calibri"/>
+              </w:rPr>
+              <w:t>CommunicationChannel</w:t>
+            </w:r>
+            <w:proofErr w:type="spellEnd"/>
+            <w:r>
+              <w:rPr>
+                <w:rFonts w:eastAsia="Calibri" w:cs="Calibri"/>
+              </w:rPr>
+              <w:t xml:space="preserve">, another Command (for </w:t>
+            </w:r>
+            <w:proofErr w:type="spellStart"/>
+            <w:r>
+              <w:rPr>
+                <w:rFonts w:eastAsia="Calibri" w:cs="Calibri"/>
+              </w:rPr>
+              <w:t>CancelCommand</w:t>
+            </w:r>
+            <w:proofErr w:type="spellEnd"/>
+            <w:r>
+              <w:rPr>
+                <w:rFonts w:eastAsia="Calibri" w:cs="Calibri"/>
+              </w:rPr>
+              <w:t>)</w:t>
             </w:r>
           </w:p>
         </w:tc>
@@ -3990,11 +4939,19 @@
             </w:tcMar>
           </w:tcPr>
           <w:p>
-            <w:r>
-              <w:rPr>
-                <w:rFonts w:eastAsia="Calibri" w:cs="Calibri"/>
-              </w:rPr>
-              <w:t>ResponseMediator (interface)</w:t>
+            <w:proofErr w:type="spellStart"/>
+            <w:r>
+              <w:rPr>
+                <w:rFonts w:eastAsia="Calibri" w:cs="Calibri"/>
+              </w:rPr>
+              <w:t>ResponseMediator</w:t>
+            </w:r>
+            <w:proofErr w:type="spellEnd"/>
+            <w:r>
+              <w:rPr>
+                <w:rFonts w:eastAsia="Calibri" w:cs="Calibri"/>
+              </w:rPr>
+              <w:t xml:space="preserve"> (interface)</w:t>
             </w:r>
           </w:p>
         </w:tc>
@@ -4035,12 +4992,14 @@
             </w:tcMar>
           </w:tcPr>
           <w:p>
+            <w:proofErr w:type="spellStart"/>
             <w:r>
               <w:rPr>
                 <w:rFonts w:eastAsia="Calibri" w:cs="Calibri"/>
               </w:rPr>
               <w:t>ConcreteMediator</w:t>
             </w:r>
+            <w:proofErr w:type="spellEnd"/>
           </w:p>
         </w:tc>
         <w:tc>
@@ -4060,12 +5019,14 @@
             </w:tcMar>
           </w:tcPr>
           <w:p>
+            <w:proofErr w:type="spellStart"/>
             <w:r>
               <w:rPr>
                 <w:rFonts w:eastAsia="Calibri" w:cs="Calibri"/>
               </w:rPr>
               <w:t>IncidentCoordinator</w:t>
             </w:r>
+            <w:proofErr w:type="spellEnd"/>
           </w:p>
         </w:tc>
       </w:tr>
@@ -4130,11 +5091,19 @@
             </w:tcMar>
           </w:tcPr>
           <w:p>
-            <w:r>
-              <w:rPr>
-                <w:rFonts w:eastAsia="Calibri" w:cs="Calibri"/>
-              </w:rPr>
-              <w:t>ResponseComponent (abstract)</w:t>
+            <w:proofErr w:type="spellStart"/>
+            <w:r>
+              <w:rPr>
+                <w:rFonts w:eastAsia="Calibri" w:cs="Calibri"/>
+              </w:rPr>
+              <w:t>ResponseComponent</w:t>
+            </w:r>
+            <w:proofErr w:type="spellEnd"/>
+            <w:r>
+              <w:rPr>
+                <w:rFonts w:eastAsia="Calibri" w:cs="Calibri"/>
+              </w:rPr>
+              <w:t xml:space="preserve"> (abstract)</w:t>
             </w:r>
           </w:p>
         </w:tc>
@@ -4175,12 +5144,14 @@
             </w:tcMar>
           </w:tcPr>
           <w:p>
+            <w:proofErr w:type="spellStart"/>
             <w:r>
               <w:rPr>
                 <w:rFonts w:eastAsia="Calibri" w:cs="Calibri"/>
               </w:rPr>
               <w:t>ConcreteColleague</w:t>
             </w:r>
+            <w:proofErr w:type="spellEnd"/>
           </w:p>
         </w:tc>
         <w:tc>
@@ -4200,12 +5171,42 @@
             </w:tcMar>
           </w:tcPr>
           <w:p>
-            <w:r>
-              <w:rPr>
-                <w:rFonts w:eastAsia="Calibri" w:cs="Calibri"/>
-              </w:rPr>
-              <w:t>SecurityTeam, MedicalTeam, FacilitiesTeam</w:t>
-            </w:r>
+            <w:proofErr w:type="spellStart"/>
+            <w:r>
+              <w:rPr>
+                <w:rFonts w:eastAsia="Calibri" w:cs="Calibri"/>
+              </w:rPr>
+              <w:t>SecurityTeam</w:t>
+            </w:r>
+            <w:proofErr w:type="spellEnd"/>
+            <w:r>
+              <w:rPr>
+                <w:rFonts w:eastAsia="Calibri" w:cs="Calibri"/>
+              </w:rPr>
+              <w:t xml:space="preserve">, </w:t>
+            </w:r>
+            <w:proofErr w:type="spellStart"/>
+            <w:r>
+              <w:rPr>
+                <w:rFonts w:eastAsia="Calibri" w:cs="Calibri"/>
+              </w:rPr>
+              <w:t>MedicalTeam</w:t>
+            </w:r>
+            <w:proofErr w:type="spellEnd"/>
+            <w:r>
+              <w:rPr>
+                <w:rFonts w:eastAsia="Calibri" w:cs="Calibri"/>
+              </w:rPr>
+              <w:t xml:space="preserve">, </w:t>
+            </w:r>
+            <w:proofErr w:type="spellStart"/>
+            <w:r>
+              <w:rPr>
+                <w:rFonts w:eastAsia="Calibri" w:cs="Calibri"/>
+              </w:rPr>
+              <w:t>FacilitiesTeam</w:t>
+            </w:r>
+            <w:proofErr w:type="spellEnd"/>
           </w:p>
         </w:tc>
       </w:tr>
@@ -4277,12 +5278,14 @@
             </w:tcMar>
           </w:tcPr>
           <w:p>
+            <w:proofErr w:type="spellStart"/>
             <w:r>
               <w:rPr>
                 <w:rFonts w:eastAsia="Calibri" w:cs="Calibri"/>
               </w:rPr>
               <w:t>CommunicationChannel</w:t>
             </w:r>
+            <w:proofErr w:type="spellEnd"/>
           </w:p>
         </w:tc>
       </w:tr>
@@ -4322,12 +5325,14 @@
             </w:tcMar>
           </w:tcPr>
           <w:p>
+            <w:proofErr w:type="spellStart"/>
             <w:r>
               <w:rPr>
                 <w:rFonts w:eastAsia="Calibri" w:cs="Calibri"/>
               </w:rPr>
               <w:t>Adaptee</w:t>
             </w:r>
+            <w:proofErr w:type="spellEnd"/>
           </w:p>
         </w:tc>
         <w:tc>
@@ -4347,12 +5352,14 @@
             </w:tcMar>
           </w:tcPr>
           <w:p>
+            <w:proofErr w:type="spellStart"/>
             <w:r>
               <w:rPr>
                 <w:rFonts w:eastAsia="Calibri" w:cs="Calibri"/>
               </w:rPr>
               <w:t>LegacyPagerSystem</w:t>
             </w:r>
+            <w:proofErr w:type="spellEnd"/>
           </w:p>
         </w:tc>
       </w:tr>
@@ -4417,11 +5424,19 @@
             </w:tcMar>
           </w:tcPr>
           <w:p>
-            <w:r>
-              <w:rPr>
-                <w:rFonts w:eastAsia="Calibri" w:cs="Calibri"/>
-              </w:rPr>
-              <w:t>LegacyPagerAdapter (object adapter, composition-based)</w:t>
+            <w:proofErr w:type="spellStart"/>
+            <w:r>
+              <w:rPr>
+                <w:rFonts w:eastAsia="Calibri" w:cs="Calibri"/>
+              </w:rPr>
+              <w:t>LegacyPagerAdapter</w:t>
+            </w:r>
+            <w:proofErr w:type="spellEnd"/>
+            <w:r>
+              <w:rPr>
+                <w:rFonts w:eastAsia="Calibri" w:cs="Calibri"/>
+              </w:rPr>
+              <w:t xml:space="preserve"> (object adapter, composition-based)</w:t>
             </w:r>
           </w:p>
         </w:tc>
@@ -4494,12 +5509,14 @@
             </w:tcMar>
           </w:tcPr>
           <w:p>
+            <w:proofErr w:type="spellStart"/>
             <w:r>
               <w:rPr>
                 <w:rFonts w:eastAsia="Calibri" w:cs="Calibri"/>
               </w:rPr>
               <w:t>EmergencyResponseFacade</w:t>
             </w:r>
+            <w:proofErr w:type="spellEnd"/>
           </w:p>
         </w:tc>
       </w:tr>
@@ -4564,12 +5581,98 @@
             </w:tcMar>
           </w:tcPr>
           <w:p>
-            <w:r>
-              <w:rPr>
-                <w:rFonts w:eastAsia="Calibri" w:cs="Calibri"/>
-              </w:rPr>
-              <w:t>AccessControlSystem, IncidentCoordinator, SecurityTeam, MedicalTeam, FacilitiesTeam, LegacyPagerAdapter, OperatorConsole</w:t>
-            </w:r>
+            <w:proofErr w:type="spellStart"/>
+            <w:r>
+              <w:rPr>
+                <w:rFonts w:eastAsia="Calibri" w:cs="Calibri"/>
+              </w:rPr>
+              <w:t>AccessControlSystem</w:t>
+            </w:r>
+            <w:proofErr w:type="spellEnd"/>
+            <w:r>
+              <w:rPr>
+                <w:rFonts w:eastAsia="Calibri" w:cs="Calibri"/>
+              </w:rPr>
+              <w:t xml:space="preserve">, </w:t>
+            </w:r>
+            <w:proofErr w:type="spellStart"/>
+            <w:r>
+              <w:rPr>
+                <w:rFonts w:eastAsia="Calibri" w:cs="Calibri"/>
+              </w:rPr>
+              <w:t>IncidentCoordinator</w:t>
+            </w:r>
+            <w:proofErr w:type="spellEnd"/>
+            <w:r>
+              <w:rPr>
+                <w:rFonts w:eastAsia="Calibri" w:cs="Calibri"/>
+              </w:rPr>
+              <w:t xml:space="preserve">, </w:t>
+            </w:r>
+            <w:proofErr w:type="spellStart"/>
+            <w:r>
+              <w:rPr>
+                <w:rFonts w:eastAsia="Calibri" w:cs="Calibri"/>
+              </w:rPr>
+              <w:t>SecurityTeam</w:t>
+            </w:r>
+            <w:proofErr w:type="spellEnd"/>
+            <w:r>
+              <w:rPr>
+                <w:rFonts w:eastAsia="Calibri" w:cs="Calibri"/>
+              </w:rPr>
+              <w:t xml:space="preserve">, </w:t>
+            </w:r>
+            <w:proofErr w:type="spellStart"/>
+            <w:r>
+              <w:rPr>
+                <w:rFonts w:eastAsia="Calibri" w:cs="Calibri"/>
+              </w:rPr>
+              <w:t>MedicalTeam</w:t>
+            </w:r>
+            <w:proofErr w:type="spellEnd"/>
+            <w:r>
+              <w:rPr>
+                <w:rFonts w:eastAsia="Calibri" w:cs="Calibri"/>
+              </w:rPr>
+              <w:t xml:space="preserve">, </w:t>
+            </w:r>
+            <w:proofErr w:type="spellStart"/>
+            <w:r>
+              <w:rPr>
+                <w:rFonts w:eastAsia="Calibri" w:cs="Calibri"/>
+              </w:rPr>
+              <w:t>FacilitiesTeam</w:t>
+            </w:r>
+            <w:proofErr w:type="spellEnd"/>
+            <w:r>
+              <w:rPr>
+                <w:rFonts w:eastAsia="Calibri" w:cs="Calibri"/>
+              </w:rPr>
+              <w:t xml:space="preserve">, </w:t>
+            </w:r>
+            <w:proofErr w:type="spellStart"/>
+            <w:r>
+              <w:rPr>
+                <w:rFonts w:eastAsia="Calibri" w:cs="Calibri"/>
+              </w:rPr>
+              <w:t>LegacyPagerAdapter</w:t>
+            </w:r>
+            <w:proofErr w:type="spellEnd"/>
+            <w:r>
+              <w:rPr>
+                <w:rFonts w:eastAsia="Calibri" w:cs="Calibri"/>
+              </w:rPr>
+              <w:t xml:space="preserve">, </w:t>
+            </w:r>
+            <w:proofErr w:type="spellStart"/>
+            <w:r>
+              <w:rPr>
+                <w:rFonts w:eastAsia="Calibri" w:cs="Calibri"/>
+              </w:rPr>
+              <w:t>OperatorConsole</w:t>
+            </w:r>
+            <w:proofErr w:type="spellEnd"/>
           </w:p>
         </w:tc>
       </w:tr>
@@ -4711,12 +5814,14 @@
             </w:tcMar>
           </w:tcPr>
           <w:p>
+            <w:proofErr w:type="spellStart"/>
             <w:r>
               <w:rPr>
                 <w:rFonts w:eastAsia="Calibri" w:cs="Calibri"/>
               </w:rPr>
               <w:t>IncidentState</w:t>
             </w:r>
+            <w:proofErr w:type="spellEnd"/>
           </w:p>
         </w:tc>
       </w:tr>
@@ -4756,12 +5861,14 @@
             </w:tcMar>
           </w:tcPr>
           <w:p>
+            <w:proofErr w:type="spellStart"/>
             <w:r>
               <w:rPr>
                 <w:rFonts w:eastAsia="Calibri" w:cs="Calibri"/>
               </w:rPr>
               <w:t>ConcreteState</w:t>
             </w:r>
+            <w:proofErr w:type="spellEnd"/>
           </w:p>
         </w:tc>
         <w:tc>
@@ -4781,12 +5888,56 @@
             </w:tcMar>
           </w:tcPr>
           <w:p>
-            <w:r>
-              <w:rPr>
-                <w:rFonts w:eastAsia="Calibri" w:cs="Calibri"/>
-              </w:rPr>
-              <w:t>ReportedState, DispatchedState, ContainedState, ResolvedState</w:t>
-            </w:r>
+            <w:proofErr w:type="spellStart"/>
+            <w:r>
+              <w:rPr>
+                <w:rFonts w:eastAsia="Calibri" w:cs="Calibri"/>
+              </w:rPr>
+              <w:t>ReportedState</w:t>
+            </w:r>
+            <w:proofErr w:type="spellEnd"/>
+            <w:r>
+              <w:rPr>
+                <w:rFonts w:eastAsia="Calibri" w:cs="Calibri"/>
+              </w:rPr>
+              <w:t xml:space="preserve">, </w:t>
+            </w:r>
+            <w:proofErr w:type="spellStart"/>
+            <w:r>
+              <w:rPr>
+                <w:rFonts w:eastAsia="Calibri" w:cs="Calibri"/>
+              </w:rPr>
+              <w:t>DispatchedState</w:t>
+            </w:r>
+            <w:proofErr w:type="spellEnd"/>
+            <w:r>
+              <w:rPr>
+                <w:rFonts w:eastAsia="Calibri" w:cs="Calibri"/>
+              </w:rPr>
+              <w:t xml:space="preserve">, </w:t>
+            </w:r>
+            <w:proofErr w:type="spellStart"/>
+            <w:r>
+              <w:rPr>
+                <w:rFonts w:eastAsia="Calibri" w:cs="Calibri"/>
+              </w:rPr>
+              <w:t>ContainedState</w:t>
+            </w:r>
+            <w:proofErr w:type="spellEnd"/>
+            <w:r>
+              <w:rPr>
+                <w:rFonts w:eastAsia="Calibri" w:cs="Calibri"/>
+              </w:rPr>
+              <w:t xml:space="preserve">, </w:t>
+            </w:r>
+            <w:proofErr w:type="spellStart"/>
+            <w:r>
+              <w:rPr>
+                <w:rFonts w:eastAsia="Calibri" w:cs="Calibri"/>
+              </w:rPr>
+              <w:t>ResolvedState</w:t>
+            </w:r>
+            <w:proofErr w:type="spellEnd"/>
           </w:p>
         </w:tc>
       </w:tr>
@@ -4973,12 +6124,14 @@
             </w:tcMar>
           </w:tcPr>
           <w:p>
+            <w:proofErr w:type="spellStart"/>
             <w:r>
               <w:rPr>
                 <w:rFonts w:eastAsia="Calibri" w:cs="Calibri"/>
               </w:rPr>
               <w:t>ConcreteObserver</w:t>
             </w:r>
+            <w:proofErr w:type="spellEnd"/>
           </w:p>
         </w:tc>
         <w:tc>
@@ -5002,8 +6155,16 @@
               <w:rPr>
                 <w:rFonts w:eastAsia="Calibri" w:cs="Calibri"/>
               </w:rPr>
-              <w:t>Dashboard, AuditLogger</w:t>
-            </w:r>
+              <w:t xml:space="preserve">Dashboard, </w:t>
+            </w:r>
+            <w:proofErr w:type="spellStart"/>
+            <w:r>
+              <w:rPr>
+                <w:rFonts w:eastAsia="Calibri" w:cs="Calibri"/>
+              </w:rPr>
+              <w:t>AuditLogger</w:t>
+            </w:r>
+            <w:proofErr w:type="spellEnd"/>
           </w:p>
         </w:tc>
       </w:tr>
@@ -5099,7 +6260,42 @@
           <w:rFonts w:eastAsia="Calibri" w:cs="Calibri"/>
           <w:szCs w:val="22"/>
         </w:rPr>
-        <w:t>Having Incident directly call dashboard.update() and logger.log() inline would work initially, but couples Incident to concrete reporting classes and requires editing Incident every time a new consumer of status changes is added</w:t>
+        <w:t xml:space="preserve">Having Incident directly call </w:t>
+      </w:r>
+      <w:proofErr w:type="spellStart"/>
+      <w:proofErr w:type="gramStart"/>
+      <w:r>
+        <w:rPr>
+          <w:rFonts w:eastAsia="Calibri" w:cs="Calibri"/>
+          <w:szCs w:val="22"/>
+        </w:rPr>
+        <w:lastRenderedPageBreak/>
+        <w:t>dashboard.update</w:t>
+      </w:r>
+      <w:proofErr w:type="spellEnd"/>
+      <w:proofErr w:type="gramEnd"/>
+      <w:r>
+        <w:rPr>
+          <w:rFonts w:eastAsia="Calibri" w:cs="Calibri"/>
+          <w:szCs w:val="22"/>
+        </w:rPr>
+        <w:t xml:space="preserve">() and </w:t>
+      </w:r>
+      <w:proofErr w:type="gramStart"/>
+      <w:r>
+        <w:rPr>
+          <w:rFonts w:eastAsia="Calibri" w:cs="Calibri"/>
+          <w:szCs w:val="22"/>
+        </w:rPr>
+        <w:t>logger.log(</w:t>
+      </w:r>
+      <w:proofErr w:type="gramEnd"/>
+      <w:r>
+        <w:rPr>
+          <w:rFonts w:eastAsia="Calibri" w:cs="Calibri"/>
+          <w:szCs w:val="22"/>
+        </w:rPr>
+        <w:t>) inline would work initially, but couples Incident to concrete reporting classes and requires editing Incident every time a new consumer of status changes is added</w:t>
       </w:r>
       <w:r>
         <w:rPr>
@@ -5207,28 +6403,9 @@
                 <w:bCs/>
                 <w:color w:val="FFFFFF"/>
               </w:rPr>
-              <w:t>Owns (via unique_ptr)</w:t>
-            </w:r>
-          </w:p>
-        </w:tc>
-        <w:tc>
-          <w:tcPr>
-            <w:tcW w:w="4600" w:type="dxa"/>
-            <w:tcBorders>
-              <w:top w:val="single" w:sz="2" w:space="0" w:color="BFBFBF"/>
-              <w:left w:val="single" w:sz="2" w:space="0" w:color="BFBFBF"/>
-              <w:bottom w:val="single" w:sz="2" w:space="0" w:color="BFBFBF"/>
-              <w:right w:val="single" w:sz="2" w:space="0" w:color="BFBFBF"/>
-            </w:tcBorders>
-            <w:shd w:val="clear" w:color="auto" w:fill="2F5496"/>
-            <w:tcMar>
-              <w:top w:w="80" w:type="dxa"/>
-              <w:left w:w="100" w:type="dxa"/>
-              <w:bottom w:w="80" w:type="dxa"/>
-              <w:right w:w="100" w:type="dxa"/>
-            </w:tcMar>
-          </w:tcPr>
-          <w:p>
+              <w:t xml:space="preserve">Owns (via </w:t>
+            </w:r>
+            <w:proofErr w:type="spellStart"/>
             <w:r>
               <w:rPr>
                 <w:rFonts w:eastAsia="Calibri" w:cs="Calibri"/>
@@ -5236,6 +6413,45 @@
                 <w:bCs/>
                 <w:color w:val="FFFFFF"/>
               </w:rPr>
+              <w:t>unique_ptr</w:t>
+            </w:r>
+            <w:proofErr w:type="spellEnd"/>
+            <w:r>
+              <w:rPr>
+                <w:rFonts w:eastAsia="Calibri" w:cs="Calibri"/>
+                <w:b/>
+                <w:bCs/>
+                <w:color w:val="FFFFFF"/>
+              </w:rPr>
+              <w:t>)</w:t>
+            </w:r>
+          </w:p>
+        </w:tc>
+        <w:tc>
+          <w:tcPr>
+            <w:tcW w:w="4600" w:type="dxa"/>
+            <w:tcBorders>
+              <w:top w:val="single" w:sz="2" w:space="0" w:color="BFBFBF"/>
+              <w:left w:val="single" w:sz="2" w:space="0" w:color="BFBFBF"/>
+              <w:bottom w:val="single" w:sz="2" w:space="0" w:color="BFBFBF"/>
+              <w:right w:val="single" w:sz="2" w:space="0" w:color="BFBFBF"/>
+            </w:tcBorders>
+            <w:shd w:val="clear" w:color="auto" w:fill="2F5496"/>
+            <w:tcMar>
+              <w:top w:w="80" w:type="dxa"/>
+              <w:left w:w="100" w:type="dxa"/>
+              <w:bottom w:w="80" w:type="dxa"/>
+              <w:right w:w="100" w:type="dxa"/>
+            </w:tcMar>
+          </w:tcPr>
+          <w:p>
+            <w:r>
+              <w:rPr>
+                <w:rFonts w:eastAsia="Calibri" w:cs="Calibri"/>
+                <w:b/>
+                <w:bCs/>
+                <w:color w:val="FFFFFF"/>
+              </w:rPr>
               <w:t>Rationale</w:t>
             </w:r>
           </w:p>
@@ -5259,12 +6475,14 @@
             </w:tcMar>
           </w:tcPr>
           <w:p>
+            <w:proofErr w:type="spellStart"/>
             <w:r>
               <w:rPr>
                 <w:rFonts w:eastAsia="Calibri" w:cs="Calibri"/>
               </w:rPr>
               <w:t>EmergencyResponseFacade</w:t>
             </w:r>
+            <w:proofErr w:type="spellEnd"/>
           </w:p>
         </w:tc>
         <w:tc>
@@ -5284,11 +6502,117 @@
             </w:tcMar>
           </w:tcPr>
           <w:p>
-            <w:r>
-              <w:rPr>
-                <w:rFonts w:eastAsia="Calibri" w:cs="Calibri"/>
-              </w:rPr>
-              <w:t>AccessControlSystem, IncidentCoordinator, SecurityTeam, MedicalTeam, FacilitiesTeam, LegacyPagerAdapter, OperatorConsole, Dashboard, AuditLogger, every Incident it creates</w:t>
+            <w:proofErr w:type="spellStart"/>
+            <w:r>
+              <w:rPr>
+                <w:rFonts w:eastAsia="Calibri" w:cs="Calibri"/>
+              </w:rPr>
+              <w:t>AccessControlSystem</w:t>
+            </w:r>
+            <w:proofErr w:type="spellEnd"/>
+            <w:r>
+              <w:rPr>
+                <w:rFonts w:eastAsia="Calibri" w:cs="Calibri"/>
+              </w:rPr>
+              <w:t xml:space="preserve">, </w:t>
+            </w:r>
+            <w:proofErr w:type="spellStart"/>
+            <w:r>
+              <w:rPr>
+                <w:rFonts w:eastAsia="Calibri" w:cs="Calibri"/>
+              </w:rPr>
+              <w:t>IncidentCoordinator</w:t>
+            </w:r>
+            <w:proofErr w:type="spellEnd"/>
+            <w:r>
+              <w:rPr>
+                <w:rFonts w:eastAsia="Calibri" w:cs="Calibri"/>
+              </w:rPr>
+              <w:t xml:space="preserve">, </w:t>
+            </w:r>
+            <w:proofErr w:type="spellStart"/>
+            <w:r>
+              <w:rPr>
+                <w:rFonts w:eastAsia="Calibri" w:cs="Calibri"/>
+              </w:rPr>
+              <w:t>SecurityTeam</w:t>
+            </w:r>
+            <w:proofErr w:type="spellEnd"/>
+            <w:r>
+              <w:rPr>
+                <w:rFonts w:eastAsia="Calibri" w:cs="Calibri"/>
+              </w:rPr>
+              <w:t xml:space="preserve">, </w:t>
+            </w:r>
+            <w:proofErr w:type="spellStart"/>
+            <w:r>
+              <w:rPr>
+                <w:rFonts w:eastAsia="Calibri" w:cs="Calibri"/>
+              </w:rPr>
+              <w:t>MedicalTeam</w:t>
+            </w:r>
+            <w:proofErr w:type="spellEnd"/>
+            <w:r>
+              <w:rPr>
+                <w:rFonts w:eastAsia="Calibri" w:cs="Calibri"/>
+              </w:rPr>
+              <w:t xml:space="preserve">, </w:t>
+            </w:r>
+            <w:proofErr w:type="spellStart"/>
+            <w:r>
+              <w:rPr>
+                <w:rFonts w:eastAsia="Calibri" w:cs="Calibri"/>
+              </w:rPr>
+              <w:t>FacilitiesTeam</w:t>
+            </w:r>
+            <w:proofErr w:type="spellEnd"/>
+            <w:r>
+              <w:rPr>
+                <w:rFonts w:eastAsia="Calibri" w:cs="Calibri"/>
+              </w:rPr>
+              <w:t xml:space="preserve">, </w:t>
+            </w:r>
+            <w:proofErr w:type="spellStart"/>
+            <w:r>
+              <w:rPr>
+                <w:rFonts w:eastAsia="Calibri" w:cs="Calibri"/>
+              </w:rPr>
+              <w:t>LegacyPagerAdapter</w:t>
+            </w:r>
+            <w:proofErr w:type="spellEnd"/>
+            <w:r>
+              <w:rPr>
+                <w:rFonts w:eastAsia="Calibri" w:cs="Calibri"/>
+              </w:rPr>
+              <w:t xml:space="preserve">, </w:t>
+            </w:r>
+            <w:proofErr w:type="spellStart"/>
+            <w:r>
+              <w:rPr>
+                <w:rFonts w:eastAsia="Calibri" w:cs="Calibri"/>
+              </w:rPr>
+              <w:t>OperatorConsole</w:t>
+            </w:r>
+            <w:proofErr w:type="spellEnd"/>
+            <w:r>
+              <w:rPr>
+                <w:rFonts w:eastAsia="Calibri" w:cs="Calibri"/>
+              </w:rPr>
+              <w:t xml:space="preserve">, Dashboard, </w:t>
+            </w:r>
+            <w:proofErr w:type="spellStart"/>
+            <w:r>
+              <w:rPr>
+                <w:rFonts w:eastAsia="Calibri" w:cs="Calibri"/>
+              </w:rPr>
+              <w:t>AuditLogger</w:t>
+            </w:r>
+            <w:proofErr w:type="spellEnd"/>
+            <w:r>
+              <w:rPr>
+                <w:rFonts w:eastAsia="Calibri" w:cs="Calibri"/>
+              </w:rPr>
+              <w:t>, every Incident it creates</w:t>
             </w:r>
           </w:p>
         </w:tc>
@@ -5336,12 +6660,14 @@
             </w:tcMar>
           </w:tcPr>
           <w:p>
+            <w:proofErr w:type="spellStart"/>
             <w:r>
               <w:rPr>
                 <w:rFonts w:eastAsia="Calibri" w:cs="Calibri"/>
               </w:rPr>
               <w:t>LegacyPagerAdapter</w:t>
             </w:r>
+            <w:proofErr w:type="spellEnd"/>
           </w:p>
         </w:tc>
         <w:tc>
@@ -5361,12 +6687,14 @@
             </w:tcMar>
           </w:tcPr>
           <w:p>
+            <w:proofErr w:type="spellStart"/>
             <w:r>
               <w:rPr>
                 <w:rFonts w:eastAsia="Calibri" w:cs="Calibri"/>
               </w:rPr>
               <w:t>LegacyPagerSystem</w:t>
             </w:r>
+            <w:proofErr w:type="spellEnd"/>
           </w:p>
         </w:tc>
         <w:tc>
@@ -5442,8 +6770,16 @@
               <w:rPr>
                 <w:rFonts w:eastAsia="Calibri" w:cs="Calibri"/>
               </w:rPr>
-              <w:t>its current IncidentState</w:t>
-            </w:r>
+              <w:t xml:space="preserve">its current </w:t>
+            </w:r>
+            <w:proofErr w:type="spellStart"/>
+            <w:r>
+              <w:rPr>
+                <w:rFonts w:eastAsia="Calibri" w:cs="Calibri"/>
+              </w:rPr>
+              <w:t>IncidentState</w:t>
+            </w:r>
+            <w:proofErr w:type="spellEnd"/>
           </w:p>
         </w:tc>
         <w:tc>
@@ -5467,7 +6803,35 @@
               <w:rPr>
                 <w:rFonts w:eastAsia="Calibri" w:cs="Calibri"/>
               </w:rPr>
-              <w:t>States are cheap, incident-specific, value-like objects with no reason to be shared; unique_ptr plus reset() cleanly destroys the old state when transitioning.</w:t>
+              <w:t xml:space="preserve">States are cheap, incident-specific, value-like objects with no reason to be shared; </w:t>
+            </w:r>
+            <w:proofErr w:type="spellStart"/>
+            <w:r>
+              <w:rPr>
+                <w:rFonts w:eastAsia="Calibri" w:cs="Calibri"/>
+              </w:rPr>
+              <w:t>unique_ptr</w:t>
+            </w:r>
+            <w:proofErr w:type="spellEnd"/>
+            <w:r>
+              <w:rPr>
+                <w:rFonts w:eastAsia="Calibri" w:cs="Calibri"/>
+              </w:rPr>
+              <w:t xml:space="preserve"> plus </w:t>
+            </w:r>
+            <w:proofErr w:type="gramStart"/>
+            <w:r>
+              <w:rPr>
+                <w:rFonts w:eastAsia="Calibri" w:cs="Calibri"/>
+              </w:rPr>
+              <w:t>reset(</w:t>
+            </w:r>
+            <w:proofErr w:type="gramEnd"/>
+            <w:r>
+              <w:rPr>
+                <w:rFonts w:eastAsia="Calibri" w:cs="Calibri"/>
+              </w:rPr>
+              <w:t>) cleanly destroys the old state when transitioning.</w:t>
             </w:r>
           </w:p>
         </w:tc>
@@ -5490,12 +6854,14 @@
             </w:tcMar>
           </w:tcPr>
           <w:p>
+            <w:proofErr w:type="spellStart"/>
             <w:r>
               <w:rPr>
                 <w:rFonts w:eastAsia="Calibri" w:cs="Calibri"/>
               </w:rPr>
               <w:t>OperatorConsole</w:t>
             </w:r>
+            <w:proofErr w:type="spellEnd"/>
           </w:p>
         </w:tc>
         <w:tc>
@@ -5544,7 +6910,49 @@
               <w:rPr>
                 <w:rFonts w:eastAsia="Calibri" w:cs="Calibri"/>
               </w:rPr>
-              <w:t>Commands must stay alive after execute() so CancelCommand can later call undo() on them; the console's history is the natural, bounded lifetime for that.</w:t>
+              <w:t xml:space="preserve">Commands must stay alive after </w:t>
+            </w:r>
+            <w:proofErr w:type="gramStart"/>
+            <w:r>
+              <w:rPr>
+                <w:rFonts w:eastAsia="Calibri" w:cs="Calibri"/>
+              </w:rPr>
+              <w:t>execute(</w:t>
+            </w:r>
+            <w:proofErr w:type="gramEnd"/>
+            <w:r>
+              <w:rPr>
+                <w:rFonts w:eastAsia="Calibri" w:cs="Calibri"/>
+              </w:rPr>
+              <w:t xml:space="preserve">) so </w:t>
+            </w:r>
+            <w:proofErr w:type="spellStart"/>
+            <w:r>
+              <w:rPr>
+                <w:rFonts w:eastAsia="Calibri" w:cs="Calibri"/>
+              </w:rPr>
+              <w:t>CancelCommand</w:t>
+            </w:r>
+            <w:proofErr w:type="spellEnd"/>
+            <w:r>
+              <w:rPr>
+                <w:rFonts w:eastAsia="Calibri" w:cs="Calibri"/>
+              </w:rPr>
+              <w:t xml:space="preserve"> can later call </w:t>
+            </w:r>
+            <w:proofErr w:type="gramStart"/>
+            <w:r>
+              <w:rPr>
+                <w:rFonts w:eastAsia="Calibri" w:cs="Calibri"/>
+              </w:rPr>
+              <w:t>undo(</w:t>
+            </w:r>
+            <w:proofErr w:type="gramEnd"/>
+            <w:r>
+              <w:rPr>
+                <w:rFonts w:eastAsia="Calibri" w:cs="Calibri"/>
+              </w:rPr>
+              <w:t>) on them; the console's history is the natural, bounded lifetime for that.</w:t>
             </w:r>
           </w:p>
         </w:tc>
@@ -5586,7 +6994,25 @@
           <w:sz w:val="22"/>
           <w:szCs w:val="22"/>
         </w:rPr>
-        <w:t>An operator (or the Facade, on their behalf) issues a Command (DispatchUnitCommand).</w:t>
+        <w:t>An operator (or the Facade, on their behalf) issues a Command (</w:t>
+      </w:r>
+      <w:proofErr w:type="spellStart"/>
+      <w:r>
+        <w:rPr>
+          <w:rFonts w:ascii="Calibri" w:eastAsia="Calibri" w:hAnsi="Calibri" w:cs="Calibri"/>
+          <w:sz w:val="22"/>
+          <w:szCs w:val="22"/>
+        </w:rPr>
+        <w:t>DispatchUnitCommand</w:t>
+      </w:r>
+      <w:proofErr w:type="spellEnd"/>
+      <w:r>
+        <w:rPr>
+          <w:rFonts w:ascii="Calibri" w:eastAsia="Calibri" w:hAnsi="Calibri" w:cs="Calibri"/>
+          <w:sz w:val="22"/>
+          <w:szCs w:val="22"/>
+        </w:rPr>
+        <w:t>).</w:t>
       </w:r>
     </w:p>
     <w:p>
@@ -5622,7 +7048,61 @@
           <w:sz w:val="22"/>
           <w:szCs w:val="22"/>
         </w:rPr>
-        <w:t>The command's receiver (a ResponseComponent) reports its arrival to the Mediator (IncidentCoordinator), which — without the component knowing any other component exists — coordinates a second colleague (FacilitiesTeam locking the area) and sends an alert.</w:t>
+        <w:t xml:space="preserve">The command's receiver (a </w:t>
+      </w:r>
+      <w:proofErr w:type="spellStart"/>
+      <w:r>
+        <w:rPr>
+          <w:rFonts w:ascii="Calibri" w:eastAsia="Calibri" w:hAnsi="Calibri" w:cs="Calibri"/>
+          <w:sz w:val="22"/>
+          <w:szCs w:val="22"/>
+        </w:rPr>
+        <w:t>ResponseComponent</w:t>
+      </w:r>
+      <w:proofErr w:type="spellEnd"/>
+      <w:r>
+        <w:rPr>
+          <w:rFonts w:ascii="Calibri" w:eastAsia="Calibri" w:hAnsi="Calibri" w:cs="Calibri"/>
+          <w:sz w:val="22"/>
+          <w:szCs w:val="22"/>
+        </w:rPr>
+        <w:t>) reports its arrival to the Mediator (</w:t>
+      </w:r>
+      <w:proofErr w:type="spellStart"/>
+      <w:r>
+        <w:rPr>
+          <w:rFonts w:ascii="Calibri" w:eastAsia="Calibri" w:hAnsi="Calibri" w:cs="Calibri"/>
+          <w:sz w:val="22"/>
+          <w:szCs w:val="22"/>
+        </w:rPr>
+        <w:t>IncidentCoordinator</w:t>
+      </w:r>
+      <w:proofErr w:type="spellEnd"/>
+      <w:r>
+        <w:rPr>
+          <w:rFonts w:ascii="Calibri" w:eastAsia="Calibri" w:hAnsi="Calibri" w:cs="Calibri"/>
+          <w:sz w:val="22"/>
+          <w:szCs w:val="22"/>
+        </w:rPr>
+        <w:t>), which — without the component knowing any other component exists — coordinates a second colleague (</w:t>
+      </w:r>
+      <w:proofErr w:type="spellStart"/>
+      <w:r>
+        <w:rPr>
+          <w:rFonts w:ascii="Calibri" w:eastAsia="Calibri" w:hAnsi="Calibri" w:cs="Calibri"/>
+          <w:sz w:val="22"/>
+          <w:szCs w:val="22"/>
+        </w:rPr>
+        <w:t>FacilitiesTeam</w:t>
+      </w:r>
+      <w:proofErr w:type="spellEnd"/>
+      <w:r>
+        <w:rPr>
+          <w:rFonts w:ascii="Calibri" w:eastAsia="Calibri" w:hAnsi="Calibri" w:cs="Calibri"/>
+          <w:sz w:val="22"/>
+          <w:szCs w:val="22"/>
+        </w:rPr>
+        <w:t xml:space="preserve"> locking the area) and sends an alert.</w:t>
       </w:r>
     </w:p>
     <w:p>
@@ -5640,7 +7120,25 @@
           <w:sz w:val="22"/>
           <w:szCs w:val="22"/>
         </w:rPr>
-        <w:t>That alert travels through the Adapter (LegacyPagerAdapter) to reach the incompatible legacy paging system.</w:t>
+        <w:t>That alert travels through the Adapter (</w:t>
+      </w:r>
+      <w:proofErr w:type="spellStart"/>
+      <w:r>
+        <w:rPr>
+          <w:rFonts w:ascii="Calibri" w:eastAsia="Calibri" w:hAnsi="Calibri" w:cs="Calibri"/>
+          <w:sz w:val="22"/>
+          <w:szCs w:val="22"/>
+        </w:rPr>
+        <w:t>LegacyPagerAdapter</w:t>
+      </w:r>
+      <w:proofErr w:type="spellEnd"/>
+      <w:r>
+        <w:rPr>
+          <w:rFonts w:ascii="Calibri" w:eastAsia="Calibri" w:hAnsi="Calibri" w:cs="Calibri"/>
+          <w:sz w:val="22"/>
+          <w:szCs w:val="22"/>
+        </w:rPr>
+        <w:t>) to reach the incompatible legacy paging system.</w:t>
       </w:r>
     </w:p>
     <w:p>
@@ -5652,13 +7150,41 @@
         </w:numPr>
         <w:spacing w:after="80"/>
       </w:pPr>
+      <w:proofErr w:type="gramStart"/>
       <w:r>
         <w:rPr>
           <w:rFonts w:ascii="Calibri" w:eastAsia="Calibri" w:hAnsi="Calibri" w:cs="Calibri"/>
           <w:sz w:val="22"/>
           <w:szCs w:val="22"/>
         </w:rPr>
-        <w:t>All of the above, for the “report an emergency” workflow, is triggered by one Facade call (reportEmergency), while every subsystem piece it used remains independently callable</w:t>
+        <w:t>All of</w:t>
+      </w:r>
+      <w:proofErr w:type="gramEnd"/>
+      <w:r>
+        <w:rPr>
+          <w:rFonts w:ascii="Calibri" w:eastAsia="Calibri" w:hAnsi="Calibri" w:cs="Calibri"/>
+          <w:sz w:val="22"/>
+          <w:szCs w:val="22"/>
+        </w:rPr>
+        <w:t xml:space="preserve"> the above, for the “report an emergency” workflow, is triggered by one Facade call (</w:t>
+      </w:r>
+      <w:proofErr w:type="spellStart"/>
+      <w:r>
+        <w:rPr>
+          <w:rFonts w:ascii="Calibri" w:eastAsia="Calibri" w:hAnsi="Calibri" w:cs="Calibri"/>
+          <w:sz w:val="22"/>
+          <w:szCs w:val="22"/>
+        </w:rPr>
+        <w:t>reportEmergency</w:t>
+      </w:r>
+      <w:proofErr w:type="spellEnd"/>
+      <w:r>
+        <w:rPr>
+          <w:rFonts w:ascii="Calibri" w:eastAsia="Calibri" w:hAnsi="Calibri" w:cs="Calibri"/>
+          <w:sz w:val="22"/>
+          <w:szCs w:val="22"/>
+        </w:rPr>
+        <w:t>), while every subsystem piece it used remains independently callable</w:t>
       </w:r>
       <w:r>
         <w:rPr>
@@ -5772,7 +7298,59 @@
           <w:sz w:val="22"/>
           <w:szCs w:val="22"/>
         </w:rPr>
-        <w:t>A fire is reported in the Engineering Building using EmergencyResponseFacade::reportEmergency(). The Facade coordinates the emergency workflow, commands dispatch response teams, the Incident changes state and notifies its observers, the Mediator coordinates the response teams, and alerts are sent to the legacy paging system through the Adapter.</w:t>
+        <w:lastRenderedPageBreak/>
+        <w:t xml:space="preserve">A fire is reported in the Engineering Building using </w:t>
+      </w:r>
+      <w:proofErr w:type="spellStart"/>
+      <w:proofErr w:type="gramStart"/>
+      <w:r>
+        <w:rPr>
+          <w:rFonts w:ascii="Calibri" w:eastAsia="Calibri" w:hAnsi="Calibri" w:cs="Calibri"/>
+          <w:color w:val="auto"/>
+          <w:sz w:val="22"/>
+          <w:szCs w:val="22"/>
+        </w:rPr>
+        <w:t>EmergencyResponseFacade</w:t>
+      </w:r>
+      <w:proofErr w:type="spellEnd"/>
+      <w:r>
+        <w:rPr>
+          <w:rFonts w:ascii="Calibri" w:eastAsia="Calibri" w:hAnsi="Calibri" w:cs="Calibri"/>
+          <w:color w:val="auto"/>
+          <w:sz w:val="22"/>
+          <w:szCs w:val="22"/>
+        </w:rPr>
+        <w:t>::</w:t>
+      </w:r>
+      <w:proofErr w:type="spellStart"/>
+      <w:r>
+        <w:rPr>
+          <w:rFonts w:ascii="Calibri" w:eastAsia="Calibri" w:hAnsi="Calibri" w:cs="Calibri"/>
+          <w:color w:val="auto"/>
+          <w:sz w:val="22"/>
+          <w:szCs w:val="22"/>
+        </w:rPr>
+        <w:t>reportEmergency</w:t>
+      </w:r>
+      <w:proofErr w:type="spellEnd"/>
+      <w:r>
+        <w:rPr>
+          <w:rFonts w:ascii="Calibri" w:eastAsia="Calibri" w:hAnsi="Calibri" w:cs="Calibri"/>
+          <w:color w:val="auto"/>
+          <w:sz w:val="22"/>
+          <w:szCs w:val="22"/>
+        </w:rPr>
+        <w:t>(</w:t>
+      </w:r>
+      <w:proofErr w:type="gramEnd"/>
+      <w:r>
+        <w:rPr>
+          <w:rFonts w:ascii="Calibri" w:eastAsia="Calibri" w:hAnsi="Calibri" w:cs="Calibri"/>
+          <w:color w:val="auto"/>
+          <w:sz w:val="22"/>
+          <w:szCs w:val="22"/>
+        </w:rPr>
+        <w:t>). The Facade coordinates the emergency workflow, commands dispatch response teams, the Incident changes state and notifies its observers, the Mediator coordinates the response teams, and alerts are sent to the legacy paging system through the Adapter.</w:t>
       </w:r>
     </w:p>
     <w:p>
@@ -5820,7 +7398,27 @@
           <w:sz w:val="22"/>
           <w:szCs w:val="22"/>
         </w:rPr>
-        <w:t>Façade -&gt; Command -&gt; Satate -&gt; Observer -&gt; Mediator -&gt; Dispatcher</w:t>
+        <w:t xml:space="preserve">Façade -&gt; Command -&gt; </w:t>
+      </w:r>
+      <w:proofErr w:type="spellStart"/>
+      <w:r>
+        <w:rPr>
+          <w:rFonts w:ascii="Calibri" w:eastAsia="Calibri" w:hAnsi="Calibri" w:cs="Calibri"/>
+          <w:color w:val="auto"/>
+          <w:sz w:val="22"/>
+          <w:szCs w:val="22"/>
+        </w:rPr>
+        <w:t>Satate</w:t>
+      </w:r>
+      <w:proofErr w:type="spellEnd"/>
+      <w:r>
+        <w:rPr>
+          <w:rFonts w:ascii="Calibri" w:eastAsia="Calibri" w:hAnsi="Calibri" w:cs="Calibri"/>
+          <w:color w:val="auto"/>
+          <w:sz w:val="22"/>
+          <w:szCs w:val="22"/>
+        </w:rPr>
+        <w:t xml:space="preserve"> -&gt; Observer -&gt; Mediator -&gt; Dispatcher</w:t>
       </w:r>
     </w:p>
     <w:p>
@@ -5998,7 +7596,79 @@
           <w:szCs w:val="22"/>
           <w:lang w:val="en-GB"/>
         </w:rPr>
-        <w:t>A gas leak occurs in the Chemistry Lab. The operator directly uses OperatorConsole instead of the Facade. A LockAreaCommand locks the area, an EvacuationCommand causes Facilities to evacuate it, and the Mediator coordinates the handoff from Facilities to Medical. A CancelCommand then undoes the previous lockdown.</w:t>
+        <w:t xml:space="preserve">A gas leak occurs in the Chemistry Lab. The operator directly uses </w:t>
+      </w:r>
+      <w:proofErr w:type="spellStart"/>
+      <w:r>
+        <w:rPr>
+          <w:rFonts w:cs="Calibri"/>
+          <w:szCs w:val="22"/>
+          <w:lang w:val="en-GB"/>
+        </w:rPr>
+        <w:t>OperatorConsole</w:t>
+      </w:r>
+      <w:proofErr w:type="spellEnd"/>
+      <w:r>
+        <w:rPr>
+          <w:rFonts w:cs="Calibri"/>
+          <w:szCs w:val="22"/>
+          <w:lang w:val="en-GB"/>
+        </w:rPr>
+        <w:t xml:space="preserve"> instead of the Facade. A </w:t>
+      </w:r>
+      <w:proofErr w:type="spellStart"/>
+      <w:r>
+        <w:rPr>
+          <w:rFonts w:cs="Calibri"/>
+          <w:szCs w:val="22"/>
+          <w:lang w:val="en-GB"/>
+        </w:rPr>
+        <w:t>LockAreaCommand</w:t>
+      </w:r>
+      <w:proofErr w:type="spellEnd"/>
+      <w:r>
+        <w:rPr>
+          <w:rFonts w:cs="Calibri"/>
+          <w:szCs w:val="22"/>
+          <w:lang w:val="en-GB"/>
+        </w:rPr>
+        <w:t xml:space="preserve"> locks the area, an </w:t>
+      </w:r>
+      <w:proofErr w:type="spellStart"/>
+      <w:r>
+        <w:rPr>
+          <w:rFonts w:cs="Calibri"/>
+          <w:szCs w:val="22"/>
+          <w:lang w:val="en-GB"/>
+        </w:rPr>
+        <w:t>EvacuationCommand</w:t>
+      </w:r>
+      <w:proofErr w:type="spellEnd"/>
+      <w:r>
+        <w:rPr>
+          <w:rFonts w:cs="Calibri"/>
+          <w:szCs w:val="22"/>
+          <w:lang w:val="en-GB"/>
+        </w:rPr>
+        <w:t xml:space="preserve"> causes Facilities to evacuate it, and the Mediator coordinates the handoff from Facilities to Medical. A </w:t>
+      </w:r>
+      <w:proofErr w:type="spellStart"/>
+      <w:r>
+        <w:rPr>
+          <w:rFonts w:cs="Calibri"/>
+          <w:szCs w:val="22"/>
+          <w:lang w:val="en-GB"/>
+        </w:rPr>
+        <w:t>CancelCommand</w:t>
+      </w:r>
+      <w:proofErr w:type="spellEnd"/>
+      <w:r>
+        <w:rPr>
+          <w:rFonts w:cs="Calibri"/>
+          <w:szCs w:val="22"/>
+          <w:lang w:val="en-GB"/>
+        </w:rPr>
+        <w:t xml:space="preserve"> then undoes the previous lockdown.</w:t>
       </w:r>
     </w:p>
     <w:p>
@@ -6057,6 +7727,7 @@
           <w:lang w:val="en-GB"/>
         </w:rPr>
       </w:pPr>
+      <w:proofErr w:type="spellStart"/>
       <w:r>
         <w:rPr>
           <w:rFonts w:ascii="Calibri" w:hAnsi="Calibri" w:cs="Calibri"/>
@@ -6064,7 +7735,37 @@
           <w:szCs w:val="22"/>
           <w:lang w:val="en-GB"/>
         </w:rPr>
-        <w:t>CancelCommand demonstrates undo().</w:t>
+        <w:t>CancelCommand</w:t>
+      </w:r>
+      <w:proofErr w:type="spellEnd"/>
+      <w:r>
+        <w:rPr>
+          <w:rFonts w:ascii="Calibri" w:hAnsi="Calibri" w:cs="Calibri"/>
+          <w:sz w:val="22"/>
+          <w:szCs w:val="22"/>
+          <w:lang w:val="en-GB"/>
+        </w:rPr>
+        <w:t xml:space="preserve"> demonstrates </w:t>
+      </w:r>
+      <w:proofErr w:type="gramStart"/>
+      <w:r>
+        <w:rPr>
+          <w:rFonts w:ascii="Calibri" w:hAnsi="Calibri" w:cs="Calibri"/>
+          <w:sz w:val="22"/>
+          <w:szCs w:val="22"/>
+          <w:lang w:val="en-GB"/>
+        </w:rPr>
+        <w:t>undo(</w:t>
+      </w:r>
+      <w:proofErr w:type="gramEnd"/>
+      <w:r>
+        <w:rPr>
+          <w:rFonts w:ascii="Calibri" w:hAnsi="Calibri" w:cs="Calibri"/>
+          <w:sz w:val="22"/>
+          <w:szCs w:val="22"/>
+          <w:lang w:val="en-GB"/>
+        </w:rPr>
+        <w:t>).</w:t>
       </w:r>
     </w:p>
     <w:p>
@@ -6180,11 +7881,12 @@
         <w:rPr>
           <w:noProof/>
         </w:rPr>
+        <w:lastRenderedPageBreak/>
         <w:drawing>
-          <wp:inline distT="0" distB="0" distL="0" distR="0" wp14:anchorId="79C1874E" wp14:editId="067CF4A8">
-            <wp:extent cx="6389370" cy="6272530"/>
-            <wp:effectExtent l="0" t="0" r="0" b="0"/>
-            <wp:docPr id="626665157" name="Picture 2"/>
+          <wp:inline distT="0" distB="0" distL="0" distR="0" wp14:anchorId="45B1BEA1" wp14:editId="73E93A13">
+            <wp:extent cx="6400800" cy="6284595"/>
+            <wp:effectExtent l="0" t="0" r="0" b="1905"/>
+            <wp:docPr id="370467124" name="Picture 1"/>
             <wp:cNvGraphicFramePr>
               <a:graphicFrameLocks xmlns:a="http://schemas.openxmlformats.org/drawingml/2006/main" noChangeAspect="1"/>
             </wp:cNvGraphicFramePr>
@@ -6192,7 +7894,7 @@
               <a:graphicData uri="http://schemas.openxmlformats.org/drawingml/2006/picture">
                 <pic:pic xmlns:pic="http://schemas.openxmlformats.org/drawingml/2006/picture">
                   <pic:nvPicPr>
-                    <pic:cNvPr id="0" name="Picture 2"/>
+                    <pic:cNvPr id="0" name="Picture 1"/>
                     <pic:cNvPicPr>
                       <a:picLocks noChangeAspect="1" noChangeArrowheads="1"/>
                     </pic:cNvPicPr>
@@ -6213,7 +7915,7 @@
                   <pic:spPr bwMode="auto">
                     <a:xfrm>
                       <a:off x="0" y="0"/>
-                      <a:ext cx="6389370" cy="6272530"/>
+                      <a:ext cx="6400800" cy="6284595"/>
                     </a:xfrm>
                     <a:prstGeom prst="rect">
                       <a:avLst/>
@@ -6235,26 +7937,18 @@
         <w:pStyle w:val="Heading1"/>
         <w:spacing w:before="320" w:after="160"/>
         <w:rPr>
-          <w:lang w:val="en-GB"/>
-        </w:rPr>
-      </w:pPr>
-      <w:r>
-        <w:rPr>
-          <w:lang w:val="en-GB"/>
-        </w:rPr>
-        <w:t xml:space="preserve">4.2 Sequence Diagram </w:t>
-      </w:r>
-      <w:r>
-        <w:rPr>
-          <w:lang w:val="en-GB"/>
-        </w:rPr>
-        <w:t>-</w:t>
-      </w:r>
-      <w:r>
-        <w:rPr>
-          <w:lang w:val="en-GB"/>
-        </w:rPr>
-        <w:t xml:space="preserve"> Scenario 1</w:t>
+          <w:color w:val="auto"/>
+          <w:sz w:val="22"/>
+          <w:szCs w:val="22"/>
+        </w:rPr>
+      </w:pPr>
+      <w:r>
+        <w:rPr>
+          <w:color w:val="auto"/>
+          <w:sz w:val="22"/>
+          <w:szCs w:val="22"/>
+        </w:rPr>
+        <w:t>See Class Diagram1.png in the repo for better quality.</w:t>
       </w:r>
     </w:p>
     <w:p>
@@ -6269,7 +7963,7 @@
         <w:rPr>
           <w:lang w:val="en-GB"/>
         </w:rPr>
-        <w:t xml:space="preserve">4.3 Sequence Diagram </w:t>
+        <w:t xml:space="preserve">4.2 Sequence Diagram </w:t>
       </w:r>
       <w:r>
         <w:rPr>
@@ -6281,7 +7975,7 @@
         <w:rPr>
           <w:lang w:val="en-GB"/>
         </w:rPr>
-        <w:t xml:space="preserve"> Scenario 2</w:t>
+        <w:t xml:space="preserve"> Scenario 1</w:t>
       </w:r>
     </w:p>
     <w:p>
@@ -6294,16 +7988,229 @@
       </w:pPr>
       <w:r>
         <w:rPr>
-          <w:lang w:val="en-GB"/>
-        </w:rPr>
-        <w:t>4.4 Additional Behavioural Diagram</w:t>
+          <w:noProof/>
+        </w:rPr>
+        <w:lastRenderedPageBreak/>
+        <w:drawing>
+          <wp:inline distT="0" distB="0" distL="0" distR="0" wp14:anchorId="7D7CA18C" wp14:editId="314E6D33">
+            <wp:extent cx="5731510" cy="2865755"/>
+            <wp:effectExtent l="0" t="0" r="2540" b="0"/>
+            <wp:docPr id="1881424456" name="Graphic 1"/>
+            <wp:cNvGraphicFramePr>
+              <a:graphicFrameLocks xmlns:a="http://schemas.openxmlformats.org/drawingml/2006/main" noChangeAspect="1"/>
+            </wp:cNvGraphicFramePr>
+            <a:graphic xmlns:a="http://schemas.openxmlformats.org/drawingml/2006/main">
+              <a:graphicData uri="http://schemas.openxmlformats.org/drawingml/2006/picture">
+                <pic:pic xmlns:pic="http://schemas.openxmlformats.org/drawingml/2006/picture">
+                  <pic:nvPicPr>
+                    <pic:cNvPr id="1881424456" name=""/>
+                    <pic:cNvPicPr/>
+                  </pic:nvPicPr>
+                  <pic:blipFill>
+                    <a:blip r:embed="rId7">
+                      <a:extLst>
+                        <a:ext uri="{96DAC541-7B7A-43D3-8B79-37D633B846F1}">
+                          <asvg:svgBlip xmlns:asvg="http://schemas.microsoft.com/office/drawing/2016/SVG/main" r:embed="rId8"/>
+                        </a:ext>
+                      </a:extLst>
+                    </a:blip>
+                    <a:stretch>
+                      <a:fillRect/>
+                    </a:stretch>
+                  </pic:blipFill>
+                  <pic:spPr>
+                    <a:xfrm>
+                      <a:off x="0" y="0"/>
+                      <a:ext cx="5731510" cy="2865755"/>
+                    </a:xfrm>
+                    <a:prstGeom prst="rect">
+                      <a:avLst/>
+                    </a:prstGeom>
+                  </pic:spPr>
+                </pic:pic>
+              </a:graphicData>
+            </a:graphic>
+          </wp:inline>
+        </w:drawing>
       </w:r>
     </w:p>
     <w:p>
       <w:pPr>
         <w:pStyle w:val="Heading1"/>
         <w:spacing w:before="320" w:after="160"/>
-      </w:pPr>
+        <w:rPr>
+          <w:lang w:val="en-GB"/>
+        </w:rPr>
+      </w:pPr>
+      <w:r>
+        <w:rPr>
+          <w:lang w:val="en-GB"/>
+        </w:rPr>
+        <w:t xml:space="preserve">4.3 Sequence Diagram </w:t>
+      </w:r>
+      <w:r>
+        <w:rPr>
+          <w:lang w:val="en-GB"/>
+        </w:rPr>
+        <w:t>-</w:t>
+      </w:r>
+      <w:r>
+        <w:rPr>
+          <w:lang w:val="en-GB"/>
+        </w:rPr>
+        <w:t xml:space="preserve"> Scenario 2</w:t>
+      </w:r>
+    </w:p>
+    <w:p>
+      <w:pPr>
+        <w:pStyle w:val="Heading1"/>
+        <w:spacing w:before="320" w:after="160"/>
+        <w:rPr>
+          <w:lang w:val="en-GB"/>
+        </w:rPr>
+      </w:pPr>
+      <w:r>
+        <w:rPr>
+          <w:noProof/>
+        </w:rPr>
+        <w:lastRenderedPageBreak/>
+        <w:drawing>
+          <wp:inline distT="0" distB="0" distL="0" distR="0" wp14:anchorId="5C501773" wp14:editId="3187FCDB">
+            <wp:extent cx="6400800" cy="6733540"/>
+            <wp:effectExtent l="0" t="0" r="0" b="0"/>
+            <wp:docPr id="1860625812" name="Graphic 1"/>
+            <wp:cNvGraphicFramePr>
+              <a:graphicFrameLocks xmlns:a="http://schemas.openxmlformats.org/drawingml/2006/main" noChangeAspect="1"/>
+            </wp:cNvGraphicFramePr>
+            <a:graphic xmlns:a="http://schemas.openxmlformats.org/drawingml/2006/main">
+              <a:graphicData uri="http://schemas.openxmlformats.org/drawingml/2006/picture">
+                <pic:pic xmlns:pic="http://schemas.openxmlformats.org/drawingml/2006/picture">
+                  <pic:nvPicPr>
+                    <pic:cNvPr id="1860625812" name=""/>
+                    <pic:cNvPicPr/>
+                  </pic:nvPicPr>
+                  <pic:blipFill>
+                    <a:blip r:embed="rId9">
+                      <a:extLst>
+                        <a:ext uri="{96DAC541-7B7A-43D3-8B79-37D633B846F1}">
+                          <asvg:svgBlip xmlns:asvg="http://schemas.microsoft.com/office/drawing/2016/SVG/main" r:embed="rId10"/>
+                        </a:ext>
+                      </a:extLst>
+                    </a:blip>
+                    <a:stretch>
+                      <a:fillRect/>
+                    </a:stretch>
+                  </pic:blipFill>
+                  <pic:spPr>
+                    <a:xfrm>
+                      <a:off x="0" y="0"/>
+                      <a:ext cx="6400800" cy="6733540"/>
+                    </a:xfrm>
+                    <a:prstGeom prst="rect">
+                      <a:avLst/>
+                    </a:prstGeom>
+                  </pic:spPr>
+                </pic:pic>
+              </a:graphicData>
+            </a:graphic>
+          </wp:inline>
+        </w:drawing>
+      </w:r>
+    </w:p>
+    <w:p>
+      <w:pPr>
+        <w:pStyle w:val="Heading1"/>
+        <w:spacing w:before="320" w:after="160"/>
+        <w:rPr>
+          <w:lang w:val="en-GB"/>
+        </w:rPr>
+      </w:pPr>
+      <w:r>
+        <w:rPr>
+          <w:lang w:val="en-GB"/>
+        </w:rPr>
+        <w:t>4.4 Additional Behavioural Diagram</w:t>
+      </w:r>
+    </w:p>
+    <w:p>
+      <w:pPr>
+        <w:rPr>
+          <w:rFonts w:ascii="Times New Roman" w:hAnsi="Times New Roman"/>
+          <w:color w:val="2E74B5"/>
+          <w:sz w:val="32"/>
+          <w:szCs w:val="32"/>
+          <w:lang w:val="en-GB"/>
+        </w:rPr>
+      </w:pPr>
+    </w:p>
+    <w:p>
+      <w:pPr>
+        <w:tabs>
+          <w:tab w:val="left" w:pos="9115"/>
+        </w:tabs>
+        <w:rPr>
+          <w:lang w:val="en-GB"/>
+        </w:rPr>
+      </w:pPr>
+      <w:r>
+        <w:rPr>
+          <w:lang w:val="en-GB"/>
+        </w:rPr>
+        <w:tab/>
+      </w:r>
+    </w:p>
+    <w:p>
+      <w:pPr>
+        <w:pStyle w:val="Heading1"/>
+        <w:spacing w:before="320" w:after="160"/>
+      </w:pPr>
+      <w:r>
+        <w:rPr>
+          <w:noProof/>
+        </w:rPr>
+        <w:lastRenderedPageBreak/>
+        <w:drawing>
+          <wp:inline distT="0" distB="0" distL="0" distR="0" wp14:anchorId="0F8FF833" wp14:editId="04284DB8">
+            <wp:extent cx="6400800" cy="3127375"/>
+            <wp:effectExtent l="0" t="0" r="0" b="0"/>
+            <wp:docPr id="477688578" name="Graphic 1"/>
+            <wp:cNvGraphicFramePr>
+              <a:graphicFrameLocks xmlns:a="http://schemas.openxmlformats.org/drawingml/2006/main" noChangeAspect="1"/>
+            </wp:cNvGraphicFramePr>
+            <a:graphic xmlns:a="http://schemas.openxmlformats.org/drawingml/2006/main">
+              <a:graphicData uri="http://schemas.openxmlformats.org/drawingml/2006/picture">
+                <pic:pic xmlns:pic="http://schemas.openxmlformats.org/drawingml/2006/picture">
+                  <pic:nvPicPr>
+                    <pic:cNvPr id="477688578" name=""/>
+                    <pic:cNvPicPr/>
+                  </pic:nvPicPr>
+                  <pic:blipFill>
+                    <a:blip r:embed="rId11">
+                      <a:extLst>
+                        <a:ext uri="{96DAC541-7B7A-43D3-8B79-37D633B846F1}">
+                          <asvg:svgBlip xmlns:asvg="http://schemas.microsoft.com/office/drawing/2016/SVG/main" r:embed="rId12"/>
+                        </a:ext>
+                      </a:extLst>
+                    </a:blip>
+                    <a:stretch>
+                      <a:fillRect/>
+                    </a:stretch>
+                  </pic:blipFill>
+                  <pic:spPr>
+                    <a:xfrm>
+                      <a:off x="0" y="0"/>
+                      <a:ext cx="6400800" cy="3127375"/>
+                    </a:xfrm>
+                    <a:prstGeom prst="rect">
+                      <a:avLst/>
+                    </a:prstGeom>
+                  </pic:spPr>
+                </pic:pic>
+              </a:graphicData>
+            </a:graphic>
+          </wp:inline>
+        </w:drawing>
+      </w:r>
     </w:p>
     <w:p>
       <w:pPr>
@@ -6382,58 +8289,90 @@
           <w:szCs w:val="32"/>
           <w:lang w:val="en-GB"/>
         </w:rPr>
-        <w:t>5.2 Dockerfile</w:t>
-      </w:r>
-    </w:p>
-    <w:p>
-      <w:pPr>
-        <w:rPr>
-          <w:lang w:val="en-GB"/>
-        </w:rPr>
-      </w:pPr>
-      <w:r>
-        <w:t>The Dockerfile creates an Ubuntu-based environment and installs the tools required to build, debug and analyse CampusGuard, including g++, make, GDB and Valgrind. The project files are copied into the container and compiled using the Makefile. When the container starts, the campusguard executable automatically runs the two demonstration scenarios.</w:t>
-      </w:r>
-    </w:p>
-    <w:p>
-      <w:pPr>
-        <w:spacing w:after="140"/>
+        <w:t xml:space="preserve">5.2 </w:t>
+      </w:r>
+      <w:proofErr w:type="spellStart"/>
+      <w:r>
         <w:rPr>
           <w:color w:val="0070C0"/>
           <w:sz w:val="32"/>
           <w:szCs w:val="32"/>
           <w:lang w:val="en-GB"/>
         </w:rPr>
-      </w:pPr>
-      <w:r>
+        <w:t>Dockerfile</w:t>
+      </w:r>
+      <w:proofErr w:type="spellEnd"/>
+    </w:p>
+    <w:p>
+      <w:pPr>
+        <w:rPr>
+          <w:lang w:val="en-GB"/>
+        </w:rPr>
+      </w:pPr>
+      <w:r>
+        <w:t xml:space="preserve">The </w:t>
+      </w:r>
+      <w:proofErr w:type="spellStart"/>
+      <w:r>
+        <w:t>Dockerfile</w:t>
+      </w:r>
+      <w:proofErr w:type="spellEnd"/>
+      <w:r>
+        <w:t xml:space="preserve"> creates an Ubuntu-based environment and installs the tools required to build, debug and analyse </w:t>
+      </w:r>
+      <w:proofErr w:type="spellStart"/>
+      <w:r>
+        <w:t>CampusGuard</w:t>
+      </w:r>
+      <w:proofErr w:type="spellEnd"/>
+      <w:r>
+        <w:t xml:space="preserve">, including g++, make, GDB and </w:t>
+      </w:r>
+      <w:proofErr w:type="spellStart"/>
+      <w:r>
+        <w:t>Valgrind</w:t>
+      </w:r>
+      <w:proofErr w:type="spellEnd"/>
+      <w:r>
+        <w:t xml:space="preserve">. The project files are copied into the container and compiled using the </w:t>
+      </w:r>
+      <w:proofErr w:type="spellStart"/>
+      <w:r>
+        <w:t>Makefile</w:t>
+      </w:r>
+      <w:proofErr w:type="spellEnd"/>
+      <w:r>
+        <w:t xml:space="preserve">. When the container starts, the </w:t>
+      </w:r>
+      <w:proofErr w:type="spellStart"/>
+      <w:r>
+        <w:t>campusguard</w:t>
+      </w:r>
+      <w:proofErr w:type="spellEnd"/>
+      <w:r>
+        <w:t xml:space="preserve"> executable automatically runs the two demonstration scenarios.</w:t>
+      </w:r>
+    </w:p>
+    <w:p>
+      <w:pPr>
+        <w:spacing w:after="140"/>
         <w:rPr>
           <w:color w:val="0070C0"/>
           <w:sz w:val="32"/>
           <w:szCs w:val="32"/>
           <w:lang w:val="en-GB"/>
         </w:rPr>
-        <w:t>5.3 docker-compose.yml</w:t>
-      </w:r>
-    </w:p>
-    <w:p>
-      <w:pPr>
-        <w:rPr>
-          <w:lang w:val="en-GB"/>
-        </w:rPr>
-      </w:pPr>
-      <w:r>
-        <w:t>Docker Compose builds the CampusGuard image using the Dockerfile in the project directory and creates the campusguard container.</w:t>
-      </w:r>
-    </w:p>
-    <w:p>
-      <w:pPr>
-        <w:spacing w:after="140"/>
+      </w:pPr>
+      <w:r>
         <w:rPr>
           <w:color w:val="0070C0"/>
           <w:sz w:val="32"/>
           <w:szCs w:val="32"/>
-        </w:rPr>
-      </w:pPr>
+          <w:lang w:val="en-GB"/>
+        </w:rPr>
+        <w:t>5.3 docker-</w:t>
+      </w:r>
+      <w:proofErr w:type="spellStart"/>
       <w:r>
         <w:rPr>
           <w:color w:val="0070C0"/>
@@ -6441,14 +8380,68 @@
           <w:szCs w:val="32"/>
           <w:lang w:val="en-GB"/>
         </w:rPr>
-        <w:t xml:space="preserve">5.4 </w:t>
-      </w:r>
-      <w:r>
+        <w:t>compose.yml</w:t>
+      </w:r>
+      <w:proofErr w:type="spellEnd"/>
+    </w:p>
+    <w:p>
+      <w:pPr>
+        <w:rPr>
+          <w:lang w:val="en-GB"/>
+        </w:rPr>
+      </w:pPr>
+      <w:r>
+        <w:t xml:space="preserve">Docker Compose builds the </w:t>
+      </w:r>
+      <w:proofErr w:type="spellStart"/>
+      <w:r>
+        <w:t>CampusGuard</w:t>
+      </w:r>
+      <w:proofErr w:type="spellEnd"/>
+      <w:r>
+        <w:t xml:space="preserve"> image using the </w:t>
+      </w:r>
+      <w:proofErr w:type="spellStart"/>
+      <w:r>
+        <w:t>Dockerfile</w:t>
+      </w:r>
+      <w:proofErr w:type="spellEnd"/>
+      <w:r>
+        <w:t xml:space="preserve"> in the project directory and creates the </w:t>
+      </w:r>
+      <w:proofErr w:type="spellStart"/>
+      <w:r>
+        <w:t>campusguard</w:t>
+      </w:r>
+      <w:proofErr w:type="spellEnd"/>
+      <w:r>
+        <w:t xml:space="preserve"> container.</w:t>
+      </w:r>
+    </w:p>
+    <w:p>
+      <w:pPr>
+        <w:spacing w:after="140"/>
         <w:rPr>
           <w:color w:val="0070C0"/>
           <w:sz w:val="32"/>
           <w:szCs w:val="32"/>
         </w:rPr>
+      </w:pPr>
+      <w:r>
+        <w:rPr>
+          <w:color w:val="0070C0"/>
+          <w:sz w:val="32"/>
+          <w:szCs w:val="32"/>
+          <w:lang w:val="en-GB"/>
+        </w:rPr>
+        <w:t xml:space="preserve">5.4 </w:t>
+      </w:r>
+      <w:r>
+        <w:rPr>
+          <w:color w:val="0070C0"/>
+          <w:sz w:val="32"/>
+          <w:szCs w:val="32"/>
+        </w:rPr>
         <w:t>Docker Run Instructions</w:t>
       </w:r>
     </w:p>
@@ -6499,7 +8492,21 @@
         <w:rPr>
           <w:lang w:val="en-GB"/>
         </w:rPr>
-        <w:t>This builds the Docker image, compiles the complete CampusGuard application and starts the container. The application then automatically executes both end-to-end scenarios.</w:t>
+        <w:t xml:space="preserve">This builds the Docker image, compiles the complete </w:t>
+      </w:r>
+      <w:proofErr w:type="spellStart"/>
+      <w:r>
+        <w:rPr>
+          <w:lang w:val="en-GB"/>
+        </w:rPr>
+        <w:t>CampusGuard</w:t>
+      </w:r>
+      <w:proofErr w:type="spellEnd"/>
+      <w:r>
+        <w:rPr>
+          <w:lang w:val="en-GB"/>
+        </w:rPr>
+        <w:t xml:space="preserve"> application and starts the container. The application then automatically executes both end-to-end scenarios.</w:t>
       </w:r>
     </w:p>
     <w:p>
@@ -6548,7 +8555,27 @@
           <w:szCs w:val="32"/>
           <w:lang w:val="en-GB"/>
         </w:rPr>
-        <w:t>5.5 Valgrind Evidence</w:t>
+        <w:t xml:space="preserve">5.5 </w:t>
+      </w:r>
+      <w:proofErr w:type="spellStart"/>
+      <w:r>
+        <w:rPr>
+          <w:color w:val="0070C0"/>
+          <w:sz w:val="32"/>
+          <w:szCs w:val="32"/>
+          <w:lang w:val="en-GB"/>
+        </w:rPr>
+        <w:t>Valgrind</w:t>
+      </w:r>
+      <w:proofErr w:type="spellEnd"/>
+      <w:r>
+        <w:rPr>
+          <w:color w:val="0070C0"/>
+          <w:sz w:val="32"/>
+          <w:szCs w:val="32"/>
+          <w:lang w:val="en-GB"/>
+        </w:rPr>
+        <w:t xml:space="preserve"> Evidence</w:t>
       </w:r>
     </w:p>
     <w:p>
@@ -6567,18 +8594,19 @@
           <w:bCs/>
           <w:lang w:val="en-GB"/>
         </w:rPr>
-        <w:t>docker compose run --rm campusguard bash</w:t>
-      </w:r>
-    </w:p>
-    <w:p>
-      <w:pPr>
+        <w:t xml:space="preserve">docker compose run --rm </w:t>
+      </w:r>
+      <w:proofErr w:type="spellStart"/>
+      <w:r>
         <w:rPr>
           <w:rFonts w:ascii="Courier New" w:hAnsi="Courier New" w:cs="Courier New"/>
           <w:b/>
           <w:bCs/>
           <w:lang w:val="en-GB"/>
         </w:rPr>
-      </w:pPr>
+        <w:t>campusguard</w:t>
+      </w:r>
+      <w:proofErr w:type="spellEnd"/>
       <w:r>
         <w:rPr>
           <w:rFonts w:ascii="Courier New" w:hAnsi="Courier New" w:cs="Courier New"/>
@@ -6586,8 +8614,69 @@
           <w:bCs/>
           <w:lang w:val="en-GB"/>
         </w:rPr>
-        <w:t>valgrind --leak-check=full --show-leak-kinds=all ./campusguard</w:t>
-      </w:r>
+        <w:t xml:space="preserve"> bash</w:t>
+      </w:r>
+    </w:p>
+    <w:p>
+      <w:pPr>
+        <w:rPr>
+          <w:rFonts w:ascii="Courier New" w:hAnsi="Courier New" w:cs="Courier New"/>
+          <w:b/>
+          <w:bCs/>
+          <w:lang w:val="en-GB"/>
+        </w:rPr>
+      </w:pPr>
+      <w:proofErr w:type="spellStart"/>
+      <w:r>
+        <w:rPr>
+          <w:rFonts w:ascii="Courier New" w:hAnsi="Courier New" w:cs="Courier New"/>
+          <w:b/>
+          <w:bCs/>
+          <w:lang w:val="en-GB"/>
+        </w:rPr>
+        <w:t>valgrind</w:t>
+      </w:r>
+      <w:proofErr w:type="spellEnd"/>
+      <w:r>
+        <w:rPr>
+          <w:rFonts w:ascii="Courier New" w:hAnsi="Courier New" w:cs="Courier New"/>
+          <w:b/>
+          <w:bCs/>
+          <w:lang w:val="en-GB"/>
+        </w:rPr>
+        <w:t xml:space="preserve"> --leak-check=full --show-leak-kinds=</w:t>
+      </w:r>
+      <w:proofErr w:type="gramStart"/>
+      <w:r>
+        <w:rPr>
+          <w:rFonts w:ascii="Courier New" w:hAnsi="Courier New" w:cs="Courier New"/>
+          <w:b/>
+          <w:bCs/>
+          <w:lang w:val="en-GB"/>
+        </w:rPr>
+        <w:t>all .</w:t>
+      </w:r>
+      <w:proofErr w:type="gramEnd"/>
+      <w:r>
+        <w:rPr>
+          <w:rFonts w:ascii="Courier New" w:hAnsi="Courier New" w:cs="Courier New"/>
+          <w:b/>
+          <w:bCs/>
+          <w:lang w:val="en-GB"/>
+        </w:rPr>
+        <w:t>/</w:t>
+      </w:r>
+      <w:proofErr w:type="spellStart"/>
+      <w:r>
+        <w:rPr>
+          <w:rFonts w:ascii="Courier New" w:hAnsi="Courier New" w:cs="Courier New"/>
+          <w:b/>
+          <w:bCs/>
+          <w:lang w:val="en-GB"/>
+        </w:rPr>
+        <w:t>campusguard</w:t>
+      </w:r>
+      <w:proofErr w:type="spellEnd"/>
     </w:p>
     <w:p>
       <w:pPr>
@@ -6601,11 +8690,13 @@
       </w:pPr>
       <w:r>
         <w:rPr>
+          <w:noProof/>
           <w:color w:val="0070C0"/>
           <w:sz w:val="32"/>
           <w:szCs w:val="32"/>
           <w:lang w:val="en-GB"/>
         </w:rPr>
+        <w:lastRenderedPageBreak/>
         <w:drawing>
           <wp:inline distT="0" distB="0" distL="0" distR="0" wp14:anchorId="3C1BB8F9" wp14:editId="0E93FDF4">
             <wp:extent cx="5991269" cy="2400318"/>
@@ -6622,7 +8713,7 @@
                     <pic:cNvPicPr/>
                   </pic:nvPicPr>
                   <pic:blipFill>
-                    <a:blip r:embed="rId7"/>
+                    <a:blip r:embed="rId13"/>
                     <a:stretch>
                       <a:fillRect/>
                     </a:stretch>
@@ -6649,8 +8740,21 @@
           <w:lang w:val="en-GB"/>
         </w:rPr>
       </w:pPr>
-      <w:r>
-        <w:t xml:space="preserve">Valgrind was run on the final CampusGuard executable to check for memory leaks and memory-related errors. The program completed with </w:t>
+      <w:proofErr w:type="spellStart"/>
+      <w:r>
+        <w:t>Valgrind</w:t>
+      </w:r>
+      <w:proofErr w:type="spellEnd"/>
+      <w:r>
+        <w:t xml:space="preserve"> was run on the final </w:t>
+      </w:r>
+      <w:proofErr w:type="spellStart"/>
+      <w:r>
+        <w:t>CampusGuard</w:t>
+      </w:r>
+      <w:proofErr w:type="spellEnd"/>
+      <w:r>
+        <w:t xml:space="preserve"> executable to check for memory leaks and memory-related errors. The program completed with </w:t>
       </w:r>
       <w:r>
         <w:rPr>
@@ -6670,7 +8774,15 @@
         <w:t>0 bytes remaining in use at exit</w:t>
       </w:r>
       <w:r>
-        <w:t xml:space="preserve">. Valgrind reported that all heap blocks were freed and that no memory leaks were possible. The final error summary also reported </w:t>
+        <w:t xml:space="preserve">. </w:t>
+      </w:r>
+      <w:proofErr w:type="spellStart"/>
+      <w:r>
+        <w:t>Valgrind</w:t>
+      </w:r>
+      <w:proofErr w:type="spellEnd"/>
+      <w:r>
+        <w:t xml:space="preserve"> reported that all heap blocks were freed and that no memory leaks were possible. The final error summary also reported </w:t>
       </w:r>
       <w:r>
         <w:rPr>
@@ -6754,7 +8866,29 @@
         <w:rPr>
           <w:lang w:val="en-GB"/>
         </w:rPr>
-        <w:t xml:space="preserve"> A breakpoint was placed in DispatchUnitCommand::execute(). GDB showed the incident was "Reported" on the first dispatch and "Dispatched" on the second.</w:t>
+        <w:t xml:space="preserve"> A breakpoint was placed in </w:t>
+      </w:r>
+      <w:proofErr w:type="spellStart"/>
+      <w:proofErr w:type="gramStart"/>
+      <w:r>
+        <w:rPr>
+          <w:lang w:val="en-GB"/>
+        </w:rPr>
+        <w:t>DispatchUnitCommand</w:t>
+      </w:r>
+      <w:proofErr w:type="spellEnd"/>
+      <w:r>
+        <w:rPr>
+          <w:lang w:val="en-GB"/>
+        </w:rPr>
+        <w:t>::execute(</w:t>
+      </w:r>
+      <w:proofErr w:type="gramEnd"/>
+      <w:r>
+        <w:rPr>
+          <w:lang w:val="en-GB"/>
+        </w:rPr>
+        <w:t>). GDB showed the incident was "Reported" on the first dispatch and "Dispatched" on the second.</w:t>
       </w:r>
     </w:p>
     <w:p>
@@ -6775,7 +8909,21 @@
         <w:rPr>
           <w:lang w:val="en-GB"/>
         </w:rPr>
-        <w:t xml:space="preserve"> incident-&gt;dispatch() is now only called when the incident is still Reported.</w:t>
+        <w:t xml:space="preserve"> incident-&gt;</w:t>
+      </w:r>
+      <w:proofErr w:type="gramStart"/>
+      <w:r>
+        <w:rPr>
+          <w:lang w:val="en-GB"/>
+        </w:rPr>
+        <w:t>dispatch(</w:t>
+      </w:r>
+      <w:proofErr w:type="gramEnd"/>
+      <w:r>
+        <w:rPr>
+          <w:lang w:val="en-GB"/>
+        </w:rPr>
+        <w:t>) is now only called when the incident is still Reported.</w:t>
       </w:r>
     </w:p>
     <w:p>
@@ -6804,6 +8952,7 @@
       </w:pPr>
       <w:r>
         <w:rPr>
+          <w:noProof/>
           <w:color w:val="0070C0"/>
           <w:sz w:val="32"/>
           <w:szCs w:val="32"/>
@@ -6825,7 +8974,7 @@
                     <pic:cNvPicPr/>
                   </pic:nvPicPr>
                   <pic:blipFill>
-                    <a:blip r:embed="rId8"/>
+                    <a:blip r:embed="rId14"/>
                     <a:stretch>
                       <a:fillRect/>
                     </a:stretch>
@@ -6858,11 +9007,13 @@
       </w:pPr>
       <w:r>
         <w:rPr>
+          <w:noProof/>
           <w:color w:val="0070C0"/>
           <w:sz w:val="32"/>
           <w:szCs w:val="32"/>
           <w:lang w:val="en-GB"/>
         </w:rPr>
+        <w:lastRenderedPageBreak/>
         <w:drawing>
           <wp:inline distT="0" distB="0" distL="0" distR="0" wp14:anchorId="54B0CF0C" wp14:editId="4CC098B7">
             <wp:extent cx="6179480" cy="3063379"/>
@@ -6879,7 +9030,7 @@
                     <pic:cNvPicPr/>
                   </pic:nvPicPr>
                   <pic:blipFill>
-                    <a:blip r:embed="rId9"/>
+                    <a:blip r:embed="rId15"/>
                     <a:stretch>
                       <a:fillRect/>
                     </a:stretch>
@@ -6931,7 +9082,31 @@
         </w:rPr>
       </w:pPr>
       <w:r>
-        <w:t>The work was divided among the team based on the main areas of the project. One member focused on the system design and implementation of the six design patterns, including the class structure and pattern integration. Another member focused on the UML and behavioural diagrams, ensuring they matched the final implementation. The remaining work focused on the end-to-end scenarios and engineering quality, including main.cpp, the Makefile, Dockerfile, Docker Compose, Valgrind testing and the GDB investigation. The team then combined and reviewed the work for the final submission.</w:t>
+        <w:t xml:space="preserve">The work was divided among the team based on the main areas of the project. One member focused on the system design and implementation of the six design patterns, including the class structure and pattern integration. Another member focused on the UML and behavioural diagrams, ensuring they matched the final implementation. The remaining work focused on the end-to-end scenarios and engineering quality, including main.cpp, the </w:t>
+      </w:r>
+      <w:proofErr w:type="spellStart"/>
+      <w:r>
+        <w:t>Makefile</w:t>
+      </w:r>
+      <w:proofErr w:type="spellEnd"/>
+      <w:r>
+        <w:t xml:space="preserve">, </w:t>
+      </w:r>
+      <w:proofErr w:type="spellStart"/>
+      <w:r>
+        <w:t>Dockerfile</w:t>
+      </w:r>
+      <w:proofErr w:type="spellEnd"/>
+      <w:r>
+        <w:t xml:space="preserve">, Docker Compose, </w:t>
+      </w:r>
+      <w:proofErr w:type="spellStart"/>
+      <w:r>
+        <w:t>Valgrind</w:t>
+      </w:r>
+      <w:proofErr w:type="spellEnd"/>
+      <w:r>
+        <w:t xml:space="preserve"> testing and the GDB investigation. The team then combined and reviewed the work for the final submission.</w:t>
       </w:r>
     </w:p>
     <w:p>
@@ -6987,6 +9162,7 @@
           <w:lang w:val="en-GB"/>
         </w:rPr>
       </w:pPr>
+      <w:proofErr w:type="spellStart"/>
       <w:r>
         <w:rPr>
           <w:rFonts w:eastAsia="Calibri"/>
@@ -6994,6 +9170,7 @@
         </w:rPr>
         <w:t>Showlon</w:t>
       </w:r>
+      <w:proofErr w:type="spellEnd"/>
       <w:r>
         <w:rPr>
           <w:rFonts w:eastAsia="Calibri"/>
@@ -7067,7 +9244,55 @@
           <w:lang w:val="en-GB"/>
         </w:rPr>
         <w:br/>
-        <w:t>Contributed to the end-to-end scenarios and engineering quality, including main.cpp, Makefile, Dockerfile, Docker Compose, Valgrind testing and the GDB investigation.</w:t>
+        <w:t xml:space="preserve">Contributed to the end-to-end scenarios and engineering quality, including main.cpp, </w:t>
+      </w:r>
+      <w:proofErr w:type="spellStart"/>
+      <w:r>
+        <w:rPr>
+          <w:rFonts w:eastAsia="Calibri"/>
+          <w:lang w:val="en-GB"/>
+        </w:rPr>
+        <w:t>Makefile</w:t>
+      </w:r>
+      <w:proofErr w:type="spellEnd"/>
+      <w:r>
+        <w:rPr>
+          <w:rFonts w:eastAsia="Calibri"/>
+          <w:lang w:val="en-GB"/>
+        </w:rPr>
+        <w:t xml:space="preserve">, </w:t>
+      </w:r>
+      <w:proofErr w:type="spellStart"/>
+      <w:r>
+        <w:rPr>
+          <w:rFonts w:eastAsia="Calibri"/>
+          <w:lang w:val="en-GB"/>
+        </w:rPr>
+        <w:t>Dockerfile</w:t>
+      </w:r>
+      <w:proofErr w:type="spellEnd"/>
+      <w:r>
+        <w:rPr>
+          <w:rFonts w:eastAsia="Calibri"/>
+          <w:lang w:val="en-GB"/>
+        </w:rPr>
+        <w:t xml:space="preserve">, Docker Compose, </w:t>
+      </w:r>
+      <w:proofErr w:type="spellStart"/>
+      <w:r>
+        <w:rPr>
+          <w:rFonts w:eastAsia="Calibri"/>
+          <w:lang w:val="en-GB"/>
+        </w:rPr>
+        <w:t>Valgrind</w:t>
+      </w:r>
+      <w:proofErr w:type="spellEnd"/>
+      <w:r>
+        <w:rPr>
+          <w:rFonts w:eastAsia="Calibri"/>
+          <w:lang w:val="en-GB"/>
+        </w:rPr>
+        <w:t xml:space="preserve"> testing and the GDB investigation.</w:t>
       </w:r>
     </w:p>
     <w:p>
@@ -8548,6 +10773,7 @@
   <w:style w:type="character" w:default="1" w:styleId="DefaultParagraphFont">
     <w:name w:val="Default Paragraph Font"/>
     <w:uiPriority w:val="1"/>
+    <w:semiHidden/>
     <w:unhideWhenUsed/>
   </w:style>
   <w:style w:type="table" w:default="1" w:styleId="TableNormal">
